--- a/hin/docx/56.content.docx
+++ b/hin/docx/56.content.docx
@@ -823,6 +823,21 @@
           <w:b/>
           <w:lang w:val="hi_IN" w:bidi="hi_IN"/>
         </w:rPr>
+        <w:t>κατὰ πίστιν ἐκλεκτῶν Θεοῦ καὶ ἐπίγνωσιν ἀληθείας</w:t>
+      </w:r>
+    </w:p>
+    <w:p>
+      <w:pPr/>
+      <w:r>
+        <w:rPr>
+          <w:lang w:val="hi_IN" w:bidi="hi_IN"/>
+        </w:rPr>
+      </w:r>
+      <w:r>
+        <w:rPr>
+          <w:b/>
+          <w:lang w:val="hi_IN" w:bidi="hi_IN"/>
+        </w:rPr>
         <w:t>"के"</w:t>
       </w:r>
       <w:r>
@@ -914,6 +929,21 @@
           <w:b/>
           <w:lang w:val="hi_IN" w:bidi="hi_IN"/>
         </w:rPr>
+        <w:t>ἐκλεκτῶν Θεοῦ</w:t>
+      </w:r>
+    </w:p>
+    <w:p>
+      <w:pPr/>
+      <w:r>
+        <w:rPr>
+          <w:lang w:val="hi_IN" w:bidi="hi_IN"/>
+        </w:rPr>
+      </w:r>
+      <w:r>
+        <w:rPr>
+          <w:b/>
+          <w:lang w:val="hi_IN" w:bidi="hi_IN"/>
+        </w:rPr>
         <w:t>"परमेश्वर के चुने हुए लोगों के"</w:t>
       </w:r>
     </w:p>
@@ -997,6 +1027,21 @@
           <w:b/>
           <w:lang w:val="hi_IN" w:bidi="hi_IN"/>
         </w:rPr>
+        <w:t>καὶ ἐπίγνωσιν ἀληθείας</w:t>
+      </w:r>
+    </w:p>
+    <w:p>
+      <w:pPr/>
+      <w:r>
+        <w:rPr>
+          <w:lang w:val="hi_IN" w:bidi="hi_IN"/>
+        </w:rPr>
+      </w:r>
+      <w:r>
+        <w:rPr>
+          <w:b/>
+          <w:lang w:val="hi_IN" w:bidi="hi_IN"/>
+        </w:rPr>
         <w:t>"और सच्चाई का ज्ञान"</w:t>
       </w:r>
     </w:p>
@@ -1080,6 +1125,21 @@
           <w:b/>
           <w:lang w:val="hi_IN" w:bidi="hi_IN"/>
         </w:rPr>
+        <w:t>τῆς κατ’ εὐσέβειαν</w:t>
+      </w:r>
+    </w:p>
+    <w:p>
+      <w:pPr/>
+      <w:r>
+        <w:rPr>
+          <w:lang w:val="hi_IN" w:bidi="hi_IN"/>
+        </w:rPr>
+      </w:r>
+      <w:r>
+        <w:rPr>
+          <w:b/>
+          <w:lang w:val="hi_IN" w:bidi="hi_IN"/>
+        </w:rPr>
         <w:t>"भक्ति के"</w:t>
       </w:r>
     </w:p>
@@ -1145,6 +1205,21 @@
           <w:b/>
           <w:lang w:val="hi_IN" w:bidi="hi_IN"/>
         </w:rPr>
+        <w:t>ἐπ’ ἐλπίδι ζωῆς αἰωνίου</w:t>
+      </w:r>
+    </w:p>
+    <w:p>
+      <w:pPr/>
+      <w:r>
+        <w:rPr>
+          <w:lang w:val="hi_IN" w:bidi="hi_IN"/>
+        </w:rPr>
+      </w:r>
+      <w:r>
+        <w:rPr>
+          <w:b/>
+          <w:lang w:val="hi_IN" w:bidi="hi_IN"/>
+        </w:rPr>
         <w:t>"उस अनन्त जीवन आशा पर"</w:t>
       </w:r>
     </w:p>
@@ -1223,6 +1298,21 @@
           <w:b/>
           <w:lang w:val="hi_IN" w:bidi="hi_IN"/>
         </w:rPr>
+        <w:t>ἐπ’ ἐλπίδι ζωῆς αἰωνίου</w:t>
+      </w:r>
+    </w:p>
+    <w:p>
+      <w:pPr/>
+      <w:r>
+        <w:rPr>
+          <w:lang w:val="hi_IN" w:bidi="hi_IN"/>
+        </w:rPr>
+      </w:r>
+      <w:r>
+        <w:rPr>
+          <w:b/>
+          <w:lang w:val="hi_IN" w:bidi="hi_IN"/>
+        </w:rPr>
         <w:t>"उस अनन्त जीवन की आशा पर"</w:t>
       </w:r>
     </w:p>
@@ -1327,6 +1417,21 @@
           <w:b/>
           <w:lang w:val="hi_IN" w:bidi="hi_IN"/>
         </w:rPr>
+        <w:t>ὁ ἀψευδὴς Θεὸς</w:t>
+      </w:r>
+    </w:p>
+    <w:p>
+      <w:pPr/>
+      <w:r>
+        <w:rPr>
+          <w:lang w:val="hi_IN" w:bidi="hi_IN"/>
+        </w:rPr>
+      </w:r>
+      <w:r>
+        <w:rPr>
+          <w:b/>
+          <w:lang w:val="hi_IN" w:bidi="hi_IN"/>
+        </w:rPr>
         <w:t>"परमेश्वर ने जो झूठ बोल नहीं सकता"</w:t>
       </w:r>
     </w:p>
@@ -1474,6 +1579,21 @@
           <w:b/>
           <w:lang w:val="hi_IN" w:bidi="hi_IN"/>
         </w:rPr>
+        <w:t>καιροῖς ἰδίοις</w:t>
+      </w:r>
+    </w:p>
+    <w:p>
+      <w:pPr/>
+      <w:r>
+        <w:rPr>
+          <w:lang w:val="hi_IN" w:bidi="hi_IN"/>
+        </w:rPr>
+      </w:r>
+      <w:r>
+        <w:rPr>
+          <w:b/>
+          <w:lang w:val="hi_IN" w:bidi="hi_IN"/>
+        </w:rPr>
         <w:t>"ठीक समय पर अपने"</w:t>
       </w:r>
     </w:p>
@@ -1538,6 +1658,21 @@
           <w:b/>
           <w:lang w:val="hi_IN" w:bidi="hi_IN"/>
         </w:rPr>
+        <w:t>ἐφανέρωσεν &amp; τὸν λόγον αὐτοῦ</w:t>
+      </w:r>
+    </w:p>
+    <w:p>
+      <w:pPr/>
+      <w:r>
+        <w:rPr>
+          <w:lang w:val="hi_IN" w:bidi="hi_IN"/>
+        </w:rPr>
+      </w:r>
+      <w:r>
+        <w:rPr>
+          <w:b/>
+          <w:lang w:val="hi_IN" w:bidi="hi_IN"/>
+        </w:rPr>
         <w:t>"वचन को"</w:t>
       </w:r>
       <w:r>
@@ -1634,6 +1769,21 @@
           <w:b/>
           <w:lang w:val="hi_IN" w:bidi="hi_IN"/>
         </w:rPr>
+        <w:t>ἐν κηρύγματι</w:t>
+      </w:r>
+    </w:p>
+    <w:p>
+      <w:pPr/>
+      <w:r>
+        <w:rPr>
+          <w:lang w:val="hi_IN" w:bidi="hi_IN"/>
+        </w:rPr>
+      </w:r>
+      <w:r>
+        <w:rPr>
+          <w:b/>
+          <w:lang w:val="hi_IN" w:bidi="hi_IN"/>
+        </w:rPr>
         <w:t>"प्रचार के द्वारा"</w:t>
       </w:r>
     </w:p>
@@ -1698,6 +1848,21 @@
           <w:b/>
           <w:lang w:val="hi_IN" w:bidi="hi_IN"/>
         </w:rPr>
+        <w:t>ὃ ἐπιστεύθην ἐγὼ</w:t>
+      </w:r>
+    </w:p>
+    <w:p>
+      <w:pPr/>
+      <w:r>
+        <w:rPr>
+          <w:lang w:val="hi_IN" w:bidi="hi_IN"/>
+        </w:rPr>
+      </w:r>
+      <w:r>
+        <w:rPr>
+          <w:b/>
+          <w:lang w:val="hi_IN" w:bidi="hi_IN"/>
+        </w:rPr>
         <w:t>"उस"</w:t>
       </w:r>
       <w:r>
@@ -1807,6 +1972,21 @@
           <w:b/>
           <w:lang w:val="hi_IN" w:bidi="hi_IN"/>
         </w:rPr>
+        <w:t>ἡμῶν</w:t>
+      </w:r>
+    </w:p>
+    <w:p>
+      <w:pPr/>
+      <w:r>
+        <w:rPr>
+          <w:lang w:val="hi_IN" w:bidi="hi_IN"/>
+        </w:rPr>
+      </w:r>
+      <w:r>
+        <w:rPr>
+          <w:b/>
+          <w:lang w:val="hi_IN" w:bidi="hi_IN"/>
+        </w:rPr>
         <w:t>"मुझे"</w:t>
       </w:r>
     </w:p>
@@ -1884,6 +2064,21 @@
           <w:b/>
           <w:lang w:val="hi_IN" w:bidi="hi_IN"/>
         </w:rPr>
+        <w:t>γνησίῳ τέκνῳ</w:t>
+      </w:r>
+    </w:p>
+    <w:p>
+      <w:pPr/>
+      <w:r>
+        <w:rPr>
+          <w:lang w:val="hi_IN" w:bidi="hi_IN"/>
+        </w:rPr>
+      </w:r>
+      <w:r>
+        <w:rPr>
+          <w:b/>
+          <w:lang w:val="hi_IN" w:bidi="hi_IN"/>
+        </w:rPr>
         <w:t>"मेरा सच्चा पुत्र है"</w:t>
       </w:r>
     </w:p>
@@ -1980,6 +2175,21 @@
           <w:b/>
           <w:lang w:val="hi_IN" w:bidi="hi_IN"/>
         </w:rPr>
+        <w:t>κατὰ κοινὴν πίστιν</w:t>
+      </w:r>
+    </w:p>
+    <w:p>
+      <w:pPr/>
+      <w:r>
+        <w:rPr>
+          <w:lang w:val="hi_IN" w:bidi="hi_IN"/>
+        </w:rPr>
+      </w:r>
+      <w:r>
+        <w:rPr>
+          <w:b/>
+          <w:lang w:val="hi_IN" w:bidi="hi_IN"/>
+        </w:rPr>
         <w:t>"जो विश्वास की सहभागिता"</w:t>
       </w:r>
     </w:p>
@@ -2043,6 +2253,21 @@
           <w:b/>
           <w:lang w:val="hi_IN" w:bidi="hi_IN"/>
         </w:rPr>
+        <w:t>χάρις καὶ εἰρήνη</w:t>
+      </w:r>
+    </w:p>
+    <w:p>
+      <w:pPr/>
+      <w:r>
+        <w:rPr>
+          <w:lang w:val="hi_IN" w:bidi="hi_IN"/>
+        </w:rPr>
+      </w:r>
+      <w:r>
+        <w:rPr>
+          <w:b/>
+          <w:lang w:val="hi_IN" w:bidi="hi_IN"/>
+        </w:rPr>
         <w:t>"अनुग्रह और शान्ति"</w:t>
       </w:r>
     </w:p>
@@ -2126,6 +2351,21 @@
           <w:b/>
           <w:lang w:val="hi_IN" w:bidi="hi_IN"/>
         </w:rPr>
+        <w:t>χάρις καὶ εἰρήνη ἀπὸ Θεοῦ Πατρὸς καὶ Χριστοῦ Ἰησοῦ τοῦ Σωτῆρος ἡμῶν</w:t>
+      </w:r>
+    </w:p>
+    <w:p>
+      <w:pPr/>
+      <w:r>
+        <w:rPr>
+          <w:lang w:val="hi_IN" w:bidi="hi_IN"/>
+        </w:rPr>
+      </w:r>
+      <w:r>
+        <w:rPr>
+          <w:b/>
+          <w:lang w:val="hi_IN" w:bidi="hi_IN"/>
+        </w:rPr>
         <w:t>"परमेश्वर पिता और हमारे उद्धारकर्ता मसीह यीशु की ओर से तुझे अनुग्रह और शान्ति होती रहे"</w:t>
       </w:r>
     </w:p>
@@ -2235,6 +2475,21 @@
           <w:b/>
           <w:lang w:val="hi_IN" w:bidi="hi_IN"/>
         </w:rPr>
+        <w:t>Χριστοῦ Ἰησοῦ τοῦ Σωτῆρος ἡμῶν</w:t>
+      </w:r>
+    </w:p>
+    <w:p>
+      <w:pPr/>
+      <w:r>
+        <w:rPr>
+          <w:lang w:val="hi_IN" w:bidi="hi_IN"/>
+        </w:rPr>
+      </w:r>
+      <w:r>
+        <w:rPr>
+          <w:b/>
+          <w:lang w:val="hi_IN" w:bidi="hi_IN"/>
+        </w:rPr>
         <w:t>"हमारे उद्धारकर्ता मसीह यीशु"</w:t>
       </w:r>
     </w:p>
@@ -2299,6 +2554,21 @@
           <w:b/>
           <w:lang w:val="hi_IN" w:bidi="hi_IN"/>
         </w:rPr>
+        <w:t>ἡμῶν</w:t>
+      </w:r>
+    </w:p>
+    <w:p>
+      <w:pPr/>
+      <w:r>
+        <w:rPr>
+          <w:lang w:val="hi_IN" w:bidi="hi_IN"/>
+        </w:rPr>
+      </w:r>
+      <w:r>
+        <w:rPr>
+          <w:b/>
+          <w:lang w:val="hi_IN" w:bidi="hi_IN"/>
+        </w:rPr>
         <w:t>"हमारे"</w:t>
       </w:r>
     </w:p>
@@ -2376,6 +2646,21 @@
           <w:b/>
           <w:lang w:val="hi_IN" w:bidi="hi_IN"/>
         </w:rPr>
+        <w:t>τούτου χάριν</w:t>
+      </w:r>
+    </w:p>
+    <w:p>
+      <w:pPr/>
+      <w:r>
+        <w:rPr>
+          <w:lang w:val="hi_IN" w:bidi="hi_IN"/>
+        </w:rPr>
+      </w:r>
+      <w:r>
+        <w:rPr>
+          <w:b/>
+          <w:lang w:val="hi_IN" w:bidi="hi_IN"/>
+        </w:rPr>
         <w:t>"इसलिए"</w:t>
       </w:r>
     </w:p>
@@ -2459,6 +2744,21 @@
           <w:b/>
           <w:lang w:val="hi_IN" w:bidi="hi_IN"/>
         </w:rPr>
+        <w:t>ἀπέλιπόν σε ἐν Κρήτῃ</w:t>
+      </w:r>
+    </w:p>
+    <w:p>
+      <w:pPr/>
+      <w:r>
+        <w:rPr>
+          <w:lang w:val="hi_IN" w:bidi="hi_IN"/>
+        </w:rPr>
+      </w:r>
+      <w:r>
+        <w:rPr>
+          <w:b/>
+          <w:lang w:val="hi_IN" w:bidi="hi_IN"/>
+        </w:rPr>
         <w:t>"मैं"</w:t>
       </w:r>
       <w:r>
@@ -2537,6 +2837,21 @@
           <w:b/>
           <w:lang w:val="hi_IN" w:bidi="hi_IN"/>
         </w:rPr>
+        <w:t>ἵνα τὰ λείποντα ἐπιδιορθώσῃ</w:t>
+      </w:r>
+    </w:p>
+    <w:p>
+      <w:pPr/>
+      <w:r>
+        <w:rPr>
+          <w:lang w:val="hi_IN" w:bidi="hi_IN"/>
+        </w:rPr>
+      </w:r>
+      <w:r>
+        <w:rPr>
+          <w:b/>
+          <w:lang w:val="hi_IN" w:bidi="hi_IN"/>
+        </w:rPr>
         <w:t>"कि"</w:t>
       </w:r>
       <w:r>
@@ -2614,6 +2929,21 @@
           <w:b/>
           <w:lang w:val="hi_IN" w:bidi="hi_IN"/>
         </w:rPr>
+        <w:t>καταστήσῃς &amp; πρεσβυτέρους</w:t>
+      </w:r>
+    </w:p>
+    <w:p>
+      <w:pPr/>
+      <w:r>
+        <w:rPr>
+          <w:lang w:val="hi_IN" w:bidi="hi_IN"/>
+        </w:rPr>
+      </w:r>
+      <w:r>
+        <w:rPr>
+          <w:b/>
+          <w:lang w:val="hi_IN" w:bidi="hi_IN"/>
+        </w:rPr>
         <w:t>"प्राचीनों को नियुक्त करे"</w:t>
       </w:r>
     </w:p>
@@ -2693,6 +3023,21 @@
           <w:b/>
           <w:lang w:val="hi_IN" w:bidi="hi_IN"/>
         </w:rPr>
+        <w:t>εἴ τίς ἐστιν ἀνέγκλητος</w:t>
+      </w:r>
+    </w:p>
+    <w:p>
+      <w:pPr/>
+      <w:r>
+        <w:rPr>
+          <w:lang w:val="hi_IN" w:bidi="hi_IN"/>
+        </w:rPr>
+      </w:r>
+      <w:r>
+        <w:rPr>
+          <w:b/>
+          <w:lang w:val="hi_IN" w:bidi="hi_IN"/>
+        </w:rPr>
         <w:t>"जो निर्दोष और"</w:t>
       </w:r>
       <w:r>
@@ -2782,6 +3127,21 @@
           <w:b/>
           <w:lang w:val="hi_IN" w:bidi="hi_IN"/>
         </w:rPr>
+        <w:t>ἀνέγκλητος</w:t>
+      </w:r>
+    </w:p>
+    <w:p>
+      <w:pPr/>
+      <w:r>
+        <w:rPr>
+          <w:lang w:val="hi_IN" w:bidi="hi_IN"/>
+        </w:rPr>
+      </w:r>
+      <w:r>
+        <w:rPr>
+          <w:b/>
+          <w:lang w:val="hi_IN" w:bidi="hi_IN"/>
+        </w:rPr>
         <w:t>"निर्दोष और"</w:t>
       </w:r>
     </w:p>
@@ -2878,6 +3238,21 @@
           <w:b/>
           <w:lang w:val="hi_IN" w:bidi="hi_IN"/>
         </w:rPr>
+        <w:t>μιᾶς γυναικὸς ἀνήρ</w:t>
+      </w:r>
+    </w:p>
+    <w:p>
+      <w:pPr/>
+      <w:r>
+        <w:rPr>
+          <w:lang w:val="hi_IN" w:bidi="hi_IN"/>
+        </w:rPr>
+      </w:r>
+      <w:r>
+        <w:rPr>
+          <w:b/>
+          <w:lang w:val="hi_IN" w:bidi="hi_IN"/>
+        </w:rPr>
         <w:t>"एक ही पत्नी का पति"</w:t>
       </w:r>
     </w:p>
@@ -2961,6 +3336,21 @@
           <w:b/>
           <w:lang w:val="hi_IN" w:bidi="hi_IN"/>
         </w:rPr>
+        <w:t>τέκνα &amp; πιστά</w:t>
+      </w:r>
+    </w:p>
+    <w:p>
+      <w:pPr/>
+      <w:r>
+        <w:rPr>
+          <w:lang w:val="hi_IN" w:bidi="hi_IN"/>
+        </w:rPr>
+      </w:r>
+      <w:r>
+        <w:rPr>
+          <w:b/>
+          <w:lang w:val="hi_IN" w:bidi="hi_IN"/>
+        </w:rPr>
         <w:t>"बच्चे विश्वासी हो"</w:t>
       </w:r>
     </w:p>
@@ -3024,6 +3414,21 @@
           <w:b/>
           <w:lang w:val="hi_IN" w:bidi="hi_IN"/>
         </w:rPr>
+        <w:t>τὸν ἐπίσκοπον</w:t>
+      </w:r>
+    </w:p>
+    <w:p>
+      <w:pPr/>
+      <w:r>
+        <w:rPr>
+          <w:lang w:val="hi_IN" w:bidi="hi_IN"/>
+        </w:rPr>
+      </w:r>
+      <w:r>
+        <w:rPr>
+          <w:b/>
+          <w:lang w:val="hi_IN" w:bidi="hi_IN"/>
+        </w:rPr>
         <w:t>"अध्यक्ष को"</w:t>
       </w:r>
     </w:p>
@@ -3087,6 +3492,21 @@
           <w:b/>
           <w:lang w:val="hi_IN" w:bidi="hi_IN"/>
         </w:rPr>
+        <w:t>Θεοῦ οἰκονόμον</w:t>
+      </w:r>
+    </w:p>
+    <w:p>
+      <w:pPr/>
+      <w:r>
+        <w:rPr>
+          <w:lang w:val="hi_IN" w:bidi="hi_IN"/>
+        </w:rPr>
+      </w:r>
+      <w:r>
+        <w:rPr>
+          <w:b/>
+          <w:lang w:val="hi_IN" w:bidi="hi_IN"/>
+        </w:rPr>
         <w:t>"परमेश्वर का भण्डारी"</w:t>
       </w:r>
     </w:p>
@@ -3170,6 +3590,21 @@
           <w:b/>
           <w:lang w:val="hi_IN" w:bidi="hi_IN"/>
         </w:rPr>
+        <w:t>μὴ πάροινον</w:t>
+      </w:r>
+    </w:p>
+    <w:p>
+      <w:pPr/>
+      <w:r>
+        <w:rPr>
+          <w:lang w:val="hi_IN" w:bidi="hi_IN"/>
+        </w:rPr>
+      </w:r>
+      <w:r>
+        <w:rPr>
+          <w:b/>
+          <w:lang w:val="hi_IN" w:bidi="hi_IN"/>
+        </w:rPr>
         <w:t>"न पियक्कड़"</w:t>
       </w:r>
     </w:p>
@@ -3248,6 +3683,21 @@
           <w:b/>
           <w:lang w:val="hi_IN" w:bidi="hi_IN"/>
         </w:rPr>
+        <w:t>μὴ πλήκτην</w:t>
+      </w:r>
+    </w:p>
+    <w:p>
+      <w:pPr/>
+      <w:r>
+        <w:rPr>
+          <w:lang w:val="hi_IN" w:bidi="hi_IN"/>
+        </w:rPr>
+      </w:r>
+      <w:r>
+        <w:rPr>
+          <w:b/>
+          <w:lang w:val="hi_IN" w:bidi="hi_IN"/>
+        </w:rPr>
         <w:t>"न मार पीट करनेवाला, और"</w:t>
       </w:r>
     </w:p>
@@ -3327,6 +3777,21 @@
           <w:b/>
           <w:lang w:val="hi_IN" w:bidi="hi_IN"/>
         </w:rPr>
+        <w:t>ἀλλὰ</w:t>
+      </w:r>
+    </w:p>
+    <w:p>
+      <w:pPr/>
+      <w:r>
+        <w:rPr>
+          <w:lang w:val="hi_IN" w:bidi="hi_IN"/>
+        </w:rPr>
+      </w:r>
+      <w:r>
+        <w:rPr>
+          <w:b/>
+          <w:lang w:val="hi_IN" w:bidi="hi_IN"/>
+        </w:rPr>
         <w:t>"पर"</w:t>
       </w:r>
     </w:p>
@@ -3410,6 +3875,21 @@
           <w:b/>
           <w:lang w:val="hi_IN" w:bidi="hi_IN"/>
         </w:rPr>
+        <w:t>φιλάγαθον</w:t>
+      </w:r>
+    </w:p>
+    <w:p>
+      <w:pPr/>
+      <w:r>
+        <w:rPr>
+          <w:lang w:val="hi_IN" w:bidi="hi_IN"/>
+        </w:rPr>
+      </w:r>
+      <w:r>
+        <w:rPr>
+          <w:b/>
+          <w:lang w:val="hi_IN" w:bidi="hi_IN"/>
+        </w:rPr>
         <w:t>"भलाई का चाहनेवाला"</w:t>
       </w:r>
     </w:p>
@@ -3475,6 +3955,21 @@
           <w:b/>
           <w:lang w:val="hi_IN" w:bidi="hi_IN"/>
         </w:rPr>
+        <w:t>σώφρονα &amp; ἐγκρατῆ</w:t>
+      </w:r>
+    </w:p>
+    <w:p>
+      <w:pPr/>
+      <w:r>
+        <w:rPr>
+          <w:lang w:val="hi_IN" w:bidi="hi_IN"/>
+        </w:rPr>
+      </w:r>
+      <w:r>
+        <w:rPr>
+          <w:b/>
+          <w:lang w:val="hi_IN" w:bidi="hi_IN"/>
+        </w:rPr>
         <w:t>"संयमी,"</w:t>
       </w:r>
       <w:r>
@@ -3571,6 +4066,21 @@
           <w:b/>
           <w:lang w:val="hi_IN" w:bidi="hi_IN"/>
         </w:rPr>
+        <w:t>δίκαιον, ὅσιον</w:t>
+      </w:r>
+    </w:p>
+    <w:p>
+      <w:pPr/>
+      <w:r>
+        <w:rPr>
+          <w:lang w:val="hi_IN" w:bidi="hi_IN"/>
+        </w:rPr>
+      </w:r>
+      <w:r>
+        <w:rPr>
+          <w:b/>
+          <w:lang w:val="hi_IN" w:bidi="hi_IN"/>
+        </w:rPr>
         <w:t>"न्यायी, पवित्र"</w:t>
       </w:r>
     </w:p>
@@ -3654,6 +4164,21 @@
           <w:b/>
           <w:lang w:val="hi_IN" w:bidi="hi_IN"/>
         </w:rPr>
+        <w:t>ἀντεχόμενον</w:t>
+      </w:r>
+    </w:p>
+    <w:p>
+      <w:pPr/>
+      <w:r>
+        <w:rPr>
+          <w:lang w:val="hi_IN" w:bidi="hi_IN"/>
+        </w:rPr>
+      </w:r>
+      <w:r>
+        <w:rPr>
+          <w:b/>
+          <w:lang w:val="hi_IN" w:bidi="hi_IN"/>
+        </w:rPr>
         <w:t>"स्थिर रहे"</w:t>
       </w:r>
     </w:p>
@@ -3737,6 +4262,21 @@
           <w:b/>
           <w:lang w:val="hi_IN" w:bidi="hi_IN"/>
         </w:rPr>
+        <w:t>κατὰ τὴν διδαχὴν</w:t>
+      </w:r>
+    </w:p>
+    <w:p>
+      <w:pPr/>
+      <w:r>
+        <w:rPr>
+          <w:lang w:val="hi_IN" w:bidi="hi_IN"/>
+        </w:rPr>
+      </w:r>
+      <w:r>
+        <w:rPr>
+          <w:b/>
+          <w:lang w:val="hi_IN" w:bidi="hi_IN"/>
+        </w:rPr>
         <w:t>"वचन पर"</w:t>
       </w:r>
       <w:r>
@@ -3815,6 +4355,21 @@
           <w:b/>
           <w:lang w:val="hi_IN" w:bidi="hi_IN"/>
         </w:rPr>
+        <w:t>ἵνα</w:t>
+      </w:r>
+    </w:p>
+    <w:p>
+      <w:pPr/>
+      <w:r>
+        <w:rPr>
+          <w:lang w:val="hi_IN" w:bidi="hi_IN"/>
+        </w:rPr>
+      </w:r>
+      <w:r>
+        <w:rPr>
+          <w:b/>
+          <w:lang w:val="hi_IN" w:bidi="hi_IN"/>
+        </w:rPr>
         <w:t>"कि"</w:t>
       </w:r>
     </w:p>
@@ -3906,6 +4461,21 @@
           <w:lang w:val="hi_IN" w:bidi="hi_IN"/>
         </w:rPr>
       </w:r>
+      <w:r>
+        <w:rPr>
+          <w:b/>
+          <w:lang w:val="hi_IN" w:bidi="hi_IN"/>
+        </w:rPr>
+        <w:t>τῇ διδασκαλίᾳ τῇ ὑγιαινούσῃ</w:t>
+      </w:r>
+    </w:p>
+    <w:p>
+      <w:pPr/>
+      <w:r>
+        <w:rPr>
+          <w:lang w:val="hi_IN" w:bidi="hi_IN"/>
+        </w:rPr>
+      </w:r>
     </w:p>
     <w:p>
       <w:pPr/>
@@ -3967,6 +4537,21 @@
           <w:b/>
           <w:lang w:val="hi_IN" w:bidi="hi_IN"/>
         </w:rPr>
+        <w:t>ματαιολόγοι</w:t>
+      </w:r>
+    </w:p>
+    <w:p>
+      <w:pPr/>
+      <w:r>
+        <w:rPr>
+          <w:lang w:val="hi_IN" w:bidi="hi_IN"/>
+        </w:rPr>
+      </w:r>
+      <w:r>
+        <w:rPr>
+          <w:b/>
+          <w:lang w:val="hi_IN" w:bidi="hi_IN"/>
+        </w:rPr>
         <w:t>"खरी शिक्षा"</w:t>
       </w:r>
     </w:p>
@@ -4043,6 +4628,21 @@
           <w:b/>
           <w:lang w:val="hi_IN" w:bidi="hi_IN"/>
         </w:rPr>
+        <w:t>φρεναπάται</w:t>
+      </w:r>
+    </w:p>
+    <w:p>
+      <w:pPr/>
+      <w:r>
+        <w:rPr>
+          <w:lang w:val="hi_IN" w:bidi="hi_IN"/>
+        </w:rPr>
+      </w:r>
+      <w:r>
+        <w:rPr>
+          <w:b/>
+          <w:lang w:val="hi_IN" w:bidi="hi_IN"/>
+        </w:rPr>
         <w:t>"धोखा देनेवाले"</w:t>
       </w:r>
     </w:p>
@@ -4106,6 +4706,21 @@
           <w:b/>
           <w:lang w:val="hi_IN" w:bidi="hi_IN"/>
         </w:rPr>
+        <w:t>ματαιολόγοι, καὶ φρεναπάται</w:t>
+      </w:r>
+    </w:p>
+    <w:p>
+      <w:pPr/>
+      <w:r>
+        <w:rPr>
+          <w:lang w:val="hi_IN" w:bidi="hi_IN"/>
+        </w:rPr>
+      </w:r>
+      <w:r>
+        <w:rPr>
+          <w:b/>
+          <w:lang w:val="hi_IN" w:bidi="hi_IN"/>
+        </w:rPr>
         <w:t>"निरंकुश बकवादी और धोखा देनेवाले"</w:t>
       </w:r>
     </w:p>
@@ -4202,6 +4817,21 @@
           <w:b/>
           <w:lang w:val="hi_IN" w:bidi="hi_IN"/>
         </w:rPr>
+        <w:t>οἱ ἐκ τῆς περιτομῆς</w:t>
+      </w:r>
+    </w:p>
+    <w:p>
+      <w:pPr/>
+      <w:r>
+        <w:rPr>
+          <w:lang w:val="hi_IN" w:bidi="hi_IN"/>
+        </w:rPr>
+      </w:r>
+      <w:r>
+        <w:rPr>
+          <w:b/>
+          <w:lang w:val="hi_IN" w:bidi="hi_IN"/>
+        </w:rPr>
         <w:t>"खतनावालों में से"</w:t>
       </w:r>
     </w:p>
@@ -4285,6 +4915,21 @@
           <w:b/>
           <w:lang w:val="hi_IN" w:bidi="hi_IN"/>
         </w:rPr>
+        <w:t>οὓς δεῖ ἐπιστομίζειν</w:t>
+      </w:r>
+    </w:p>
+    <w:p>
+      <w:pPr/>
+      <w:r>
+        <w:rPr>
+          <w:lang w:val="hi_IN" w:bidi="hi_IN"/>
+        </w:rPr>
+      </w:r>
+      <w:r>
+        <w:rPr>
+          <w:b/>
+          <w:lang w:val="hi_IN" w:bidi="hi_IN"/>
+        </w:rPr>
         <w:t>"इनका मुँह बन्द करना चाहिए"</w:t>
       </w:r>
     </w:p>
@@ -4364,6 +5009,21 @@
           <w:b/>
           <w:lang w:val="hi_IN" w:bidi="hi_IN"/>
         </w:rPr>
+        <w:t>ὅλους οἴκους ἀνατρέπουσιν</w:t>
+      </w:r>
+    </w:p>
+    <w:p>
+      <w:pPr/>
+      <w:r>
+        <w:rPr>
+          <w:lang w:val="hi_IN" w:bidi="hi_IN"/>
+        </w:rPr>
+      </w:r>
+      <w:r>
+        <w:rPr>
+          <w:b/>
+          <w:lang w:val="hi_IN" w:bidi="hi_IN"/>
+        </w:rPr>
         <w:t>"घर के घर बिगाड़ देते हैं"</w:t>
       </w:r>
     </w:p>
@@ -4434,6 +5094,21 @@
           <w:b/>
           <w:lang w:val="hi_IN" w:bidi="hi_IN"/>
         </w:rPr>
+        <w:t>αἰσχροῦ κέρδους χάριν</w:t>
+      </w:r>
+    </w:p>
+    <w:p>
+      <w:pPr/>
+      <w:r>
+        <w:rPr>
+          <w:lang w:val="hi_IN" w:bidi="hi_IN"/>
+        </w:rPr>
+      </w:r>
+      <w:r>
+        <w:rPr>
+          <w:b/>
+          <w:lang w:val="hi_IN" w:bidi="hi_IN"/>
+        </w:rPr>
         <w:t>"नीच कमाई के लिये"</w:t>
       </w:r>
     </w:p>
@@ -4497,6 +5172,21 @@
           <w:b/>
           <w:lang w:val="hi_IN" w:bidi="hi_IN"/>
         </w:rPr>
+        <w:t>τις ἐξ αὐτῶν, ἴδιος αὐτῶν προφήτης</w:t>
+      </w:r>
+    </w:p>
+    <w:p>
+      <w:pPr/>
+      <w:r>
+        <w:rPr>
+          <w:lang w:val="hi_IN" w:bidi="hi_IN"/>
+        </w:rPr>
+      </w:r>
+      <w:r>
+        <w:rPr>
+          <w:b/>
+          <w:lang w:val="hi_IN" w:bidi="hi_IN"/>
+        </w:rPr>
         <w:t>"उन्हीं में से एक जन ने जो उन्हीं का भविष्यद्वक्ता हैं,"</w:t>
       </w:r>
       <w:r>
@@ -4575,6 +5265,21 @@
           <w:b/>
           <w:lang w:val="hi_IN" w:bidi="hi_IN"/>
         </w:rPr>
+        <w:t>Κρῆτες ἀεὶ ψεῦσται</w:t>
+      </w:r>
+    </w:p>
+    <w:p>
+      <w:pPr/>
+      <w:r>
+        <w:rPr>
+          <w:lang w:val="hi_IN" w:bidi="hi_IN"/>
+        </w:rPr>
+      </w:r>
+      <w:r>
+        <w:rPr>
+          <w:b/>
+          <w:lang w:val="hi_IN" w:bidi="hi_IN"/>
+        </w:rPr>
         <w:t>"क्रेती लोग सदा झूठे"</w:t>
       </w:r>
     </w:p>
@@ -4658,6 +5363,21 @@
           <w:b/>
           <w:lang w:val="hi_IN" w:bidi="hi_IN"/>
         </w:rPr>
+        <w:t>κακὰ θηρία</w:t>
+      </w:r>
+    </w:p>
+    <w:p>
+      <w:pPr/>
+      <w:r>
+        <w:rPr>
+          <w:lang w:val="hi_IN" w:bidi="hi_IN"/>
+        </w:rPr>
+      </w:r>
+      <w:r>
+        <w:rPr>
+          <w:b/>
+          <w:lang w:val="hi_IN" w:bidi="hi_IN"/>
+        </w:rPr>
         <w:t>"दुष्ट पशु"</w:t>
       </w:r>
     </w:p>
@@ -4741,6 +5461,21 @@
           <w:b/>
           <w:lang w:val="hi_IN" w:bidi="hi_IN"/>
         </w:rPr>
+        <w:t>γαστέρες ἀργαί</w:t>
+      </w:r>
+    </w:p>
+    <w:p>
+      <w:pPr/>
+      <w:r>
+        <w:rPr>
+          <w:lang w:val="hi_IN" w:bidi="hi_IN"/>
+        </w:rPr>
+      </w:r>
+      <w:r>
+        <w:rPr>
+          <w:b/>
+          <w:lang w:val="hi_IN" w:bidi="hi_IN"/>
+        </w:rPr>
         <w:t>"और आलसी पेटू होते हैं"</w:t>
       </w:r>
     </w:p>
@@ -4824,6 +5559,21 @@
           <w:b/>
           <w:lang w:val="hi_IN" w:bidi="hi_IN"/>
         </w:rPr>
+        <w:t>δι’ ἣν αἰτίαν ἔλεγχε αὐτοὺς ἀποτόμως</w:t>
+      </w:r>
+    </w:p>
+    <w:p>
+      <w:pPr/>
+      <w:r>
+        <w:rPr>
+          <w:lang w:val="hi_IN" w:bidi="hi_IN"/>
+        </w:rPr>
+      </w:r>
+      <w:r>
+        <w:rPr>
+          <w:b/>
+          <w:lang w:val="hi_IN" w:bidi="hi_IN"/>
+        </w:rPr>
         <w:t>"इसलिए उन्हें कड़ाई से चेतावनी दिया कर,"</w:t>
       </w:r>
       <w:r>
@@ -4902,6 +5652,21 @@
           <w:b/>
           <w:lang w:val="hi_IN" w:bidi="hi_IN"/>
         </w:rPr>
+        <w:t>δι’ ἣν αἰτίαν</w:t>
+      </w:r>
+    </w:p>
+    <w:p>
+      <w:pPr/>
+      <w:r>
+        <w:rPr>
+          <w:lang w:val="hi_IN" w:bidi="hi_IN"/>
+        </w:rPr>
+      </w:r>
+      <w:r>
+        <w:rPr>
+          <w:b/>
+          <w:lang w:val="hi_IN" w:bidi="hi_IN"/>
+        </w:rPr>
         <w:t>"इसलिए उन्हें"</w:t>
       </w:r>
       <w:r>
@@ -5011,6 +5776,21 @@
           <w:b/>
           <w:lang w:val="hi_IN" w:bidi="hi_IN"/>
         </w:rPr>
+        <w:t>αὐτοὺς</w:t>
+      </w:r>
+    </w:p>
+    <w:p>
+      <w:pPr/>
+      <w:r>
+        <w:rPr>
+          <w:lang w:val="hi_IN" w:bidi="hi_IN"/>
+        </w:rPr>
+      </w:r>
+      <w:r>
+        <w:rPr>
+          <w:b/>
+          <w:lang w:val="hi_IN" w:bidi="hi_IN"/>
+        </w:rPr>
         <w:t>"उन्हें"</w:t>
       </w:r>
     </w:p>
@@ -5204,6 +5984,21 @@
           <w:b/>
           <w:lang w:val="hi_IN" w:bidi="hi_IN"/>
         </w:rPr>
+        <w:t>ἵνα ὑγιαίνωσιν ἐν τῇ πίστει</w:t>
+      </w:r>
+    </w:p>
+    <w:p>
+      <w:pPr/>
+      <w:r>
+        <w:rPr>
+          <w:lang w:val="hi_IN" w:bidi="hi_IN"/>
+        </w:rPr>
+      </w:r>
+      <w:r>
+        <w:rPr>
+          <w:b/>
+          <w:lang w:val="hi_IN" w:bidi="hi_IN"/>
+        </w:rPr>
         <w:t>"कि"</w:t>
       </w:r>
       <w:r>
@@ -5275,6 +6070,21 @@
           <w:lang w:val="hi_IN" w:bidi="hi_IN"/>
         </w:rPr>
       </w:r>
+      <w:r>
+        <w:rPr>
+          <w:b/>
+          <w:lang w:val="hi_IN" w:bidi="hi_IN"/>
+        </w:rPr>
+        <w:t>ἵνα</w:t>
+      </w:r>
+    </w:p>
+    <w:p>
+      <w:pPr/>
+      <w:r>
+        <w:rPr>
+          <w:lang w:val="hi_IN" w:bidi="hi_IN"/>
+        </w:rPr>
+      </w:r>
     </w:p>
     <w:p>
       <w:pPr/>
@@ -5369,6 +6179,21 @@
           <w:b/>
           <w:lang w:val="hi_IN" w:bidi="hi_IN"/>
         </w:rPr>
+        <w:t>ἐν τῇ πίστει</w:t>
+      </w:r>
+    </w:p>
+    <w:p>
+      <w:pPr/>
+      <w:r>
+        <w:rPr>
+          <w:lang w:val="hi_IN" w:bidi="hi_IN"/>
+        </w:rPr>
+      </w:r>
+      <w:r>
+        <w:rPr>
+          <w:b/>
+          <w:lang w:val="hi_IN" w:bidi="hi_IN"/>
+        </w:rPr>
         <w:t>"कि"</w:t>
       </w:r>
     </w:p>
@@ -5465,6 +6290,21 @@
           <w:b/>
           <w:lang w:val="hi_IN" w:bidi="hi_IN"/>
         </w:rPr>
+        <w:t>Ἰουδαϊκοῖς μύθοις</w:t>
+      </w:r>
+    </w:p>
+    <w:p>
+      <w:pPr/>
+      <w:r>
+        <w:rPr>
+          <w:lang w:val="hi_IN" w:bidi="hi_IN"/>
+        </w:rPr>
+      </w:r>
+      <w:r>
+        <w:rPr>
+          <w:b/>
+          <w:lang w:val="hi_IN" w:bidi="hi_IN"/>
+        </w:rPr>
         <w:t>"यहूदियों की कथा कहानियों"</w:t>
       </w:r>
     </w:p>
@@ -5528,6 +6368,21 @@
           <w:b/>
           <w:lang w:val="hi_IN" w:bidi="hi_IN"/>
         </w:rPr>
+        <w:t>ἀποστρεφομένων τὴν ἀλήθειαν</w:t>
+      </w:r>
+    </w:p>
+    <w:p>
+      <w:pPr/>
+      <w:r>
+        <w:rPr>
+          <w:lang w:val="hi_IN" w:bidi="hi_IN"/>
+        </w:rPr>
+      </w:r>
+      <w:r>
+        <w:rPr>
+          <w:b/>
+          <w:lang w:val="hi_IN" w:bidi="hi_IN"/>
+        </w:rPr>
         <w:t>"जो सत्य से भटक जाते हैं"</w:t>
       </w:r>
     </w:p>
@@ -5611,6 +6466,21 @@
           <w:b/>
           <w:lang w:val="hi_IN" w:bidi="hi_IN"/>
         </w:rPr>
+        <w:t>πάντα καθαρὰ τοῖς καθαροῖς</w:t>
+      </w:r>
+    </w:p>
+    <w:p>
+      <w:pPr/>
+      <w:r>
+        <w:rPr>
+          <w:lang w:val="hi_IN" w:bidi="hi_IN"/>
+        </w:rPr>
+      </w:r>
+      <w:r>
+        <w:rPr>
+          <w:b/>
+          <w:lang w:val="hi_IN" w:bidi="hi_IN"/>
+        </w:rPr>
         <w:t>"शुद्ध सब वस्तुएँ शुद्ध हैं"</w:t>
       </w:r>
     </w:p>
@@ -5689,6 +6559,21 @@
           <w:b/>
           <w:lang w:val="hi_IN" w:bidi="hi_IN"/>
         </w:rPr>
+        <w:t>τοῖς καθαροῖς</w:t>
+      </w:r>
+    </w:p>
+    <w:p>
+      <w:pPr/>
+      <w:r>
+        <w:rPr>
+          <w:lang w:val="hi_IN" w:bidi="hi_IN"/>
+        </w:rPr>
+      </w:r>
+      <w:r>
+        <w:rPr>
+          <w:b/>
+          <w:lang w:val="hi_IN" w:bidi="hi_IN"/>
+        </w:rPr>
         <w:t>"शुद्ध हैं"</w:t>
       </w:r>
     </w:p>
@@ -5754,6 +6639,21 @@
           <w:b/>
           <w:lang w:val="hi_IN" w:bidi="hi_IN"/>
         </w:rPr>
+        <w:t>δὲ</w:t>
+      </w:r>
+    </w:p>
+    <w:p>
+      <w:pPr/>
+      <w:r>
+        <w:rPr>
+          <w:lang w:val="hi_IN" w:bidi="hi_IN"/>
+        </w:rPr>
+      </w:r>
+      <w:r>
+        <w:rPr>
+          <w:b/>
+          <w:lang w:val="hi_IN" w:bidi="hi_IN"/>
+        </w:rPr>
         <w:t>"पर"</w:t>
       </w:r>
     </w:p>
@@ -5850,6 +6750,21 @@
           <w:b/>
           <w:lang w:val="hi_IN" w:bidi="hi_IN"/>
         </w:rPr>
+        <w:t>τοῖς δὲ μεμιαμμένοις καὶ ἀπίστοις, οὐδὲν καθαρόν</w:t>
+      </w:r>
+    </w:p>
+    <w:p>
+      <w:pPr/>
+      <w:r>
+        <w:rPr>
+          <w:lang w:val="hi_IN" w:bidi="hi_IN"/>
+        </w:rPr>
+      </w:r>
+      <w:r>
+        <w:rPr>
+          <w:b/>
+          <w:lang w:val="hi_IN" w:bidi="hi_IN"/>
+        </w:rPr>
         <w:t>"शुद्ध हैं,"</w:t>
       </w:r>
       <w:r>
@@ -5946,6 +6861,21 @@
           <w:b/>
           <w:lang w:val="hi_IN" w:bidi="hi_IN"/>
         </w:rPr>
+        <w:t>δὲ</w:t>
+      </w:r>
+    </w:p>
+    <w:p>
+      <w:pPr/>
+      <w:r>
+        <w:rPr>
+          <w:lang w:val="hi_IN" w:bidi="hi_IN"/>
+        </w:rPr>
+      </w:r>
+      <w:r>
+        <w:rPr>
+          <w:b/>
+          <w:lang w:val="hi_IN" w:bidi="hi_IN"/>
+        </w:rPr>
         <w:t>"पर"</w:t>
       </w:r>
     </w:p>
@@ -6042,6 +6972,21 @@
           <w:b/>
           <w:lang w:val="hi_IN" w:bidi="hi_IN"/>
         </w:rPr>
+        <w:t>τοῖς &amp; ἔργοις ἀρνοῦνται</w:t>
+      </w:r>
+    </w:p>
+    <w:p>
+      <w:pPr/>
+      <w:r>
+        <w:rPr>
+          <w:lang w:val="hi_IN" w:bidi="hi_IN"/>
+        </w:rPr>
+      </w:r>
+      <w:r>
+        <w:rPr>
+          <w:b/>
+          <w:lang w:val="hi_IN" w:bidi="hi_IN"/>
+        </w:rPr>
         <w:t>"पर अपने कामों से उसका इन्कार करते हैं"</w:t>
       </w:r>
     </w:p>
@@ -6228,6 +7173,21 @@
           <w:b/>
           <w:lang w:val="hi_IN" w:bidi="hi_IN"/>
         </w:rPr>
+        <w:t>σὺ δὲ</w:t>
+      </w:r>
+    </w:p>
+    <w:p>
+      <w:pPr/>
+      <w:r>
+        <w:rPr>
+          <w:lang w:val="hi_IN" w:bidi="hi_IN"/>
+        </w:rPr>
+      </w:r>
+      <w:r>
+        <w:rPr>
+          <w:b/>
+          <w:lang w:val="hi_IN" w:bidi="hi_IN"/>
+        </w:rPr>
         <w:t>"पर तू, ऐसी बातें कहा कर जो"</w:t>
       </w:r>
       <w:r>
@@ -6310,6 +7270,21 @@
         <w:rPr>
           <w:lang w:val="hi_IN" w:bidi="hi_IN"/>
         </w:rPr>
+      </w:r>
+    </w:p>
+    <w:p>
+      <w:pPr/>
+      <w:r>
+        <w:rPr>
+          <w:lang w:val="hi_IN" w:bidi="hi_IN"/>
+        </w:rPr>
+      </w:r>
+      <w:r>
+        <w:rPr>
+          <w:b/>
+          <w:lang w:val="hi_IN" w:bidi="hi_IN"/>
+        </w:rPr>
+        <w:t>τῇ ὑγιαινούσῃ διδασκαλίᾳ</w:t>
       </w:r>
     </w:p>
     <w:p>
@@ -6400,6 +7375,21 @@
           <w:lang w:val="hi_IN" w:bidi="hi_IN"/>
         </w:rPr>
       </w:r>
+      <w:r>
+        <w:rPr>
+          <w:b/>
+          <w:lang w:val="hi_IN" w:bidi="hi_IN"/>
+        </w:rPr>
+        <w:t>πρεσβύτας &amp; εἶναι</w:t>
+      </w:r>
+    </w:p>
+    <w:p>
+      <w:pPr/>
+      <w:r>
+        <w:rPr>
+          <w:lang w:val="hi_IN" w:bidi="hi_IN"/>
+        </w:rPr>
+      </w:r>
     </w:p>
     <w:p>
       <w:pPr/>
@@ -6509,6 +7499,21 @@
           <w:lang w:val="hi_IN" w:bidi="hi_IN"/>
         </w:rPr>
       </w:r>
+      <w:r>
+        <w:rPr>
+          <w:b/>
+          <w:lang w:val="hi_IN" w:bidi="hi_IN"/>
+        </w:rPr>
+        <w:t>νηφαλίους &amp; σεμνούς, σώφρονας</w:t>
+      </w:r>
+    </w:p>
+    <w:p>
+      <w:pPr/>
+      <w:r>
+        <w:rPr>
+          <w:lang w:val="hi_IN" w:bidi="hi_IN"/>
+        </w:rPr>
+      </w:r>
     </w:p>
     <w:p>
       <w:pPr/>
@@ -6585,6 +7590,21 @@
           <w:lang w:val="hi_IN" w:bidi="hi_IN"/>
         </w:rPr>
       </w:r>
+      <w:r>
+        <w:rPr>
+          <w:b/>
+          <w:lang w:val="hi_IN" w:bidi="hi_IN"/>
+        </w:rPr>
+        <w:t>νηφαλίους</w:t>
+      </w:r>
+    </w:p>
+    <w:p>
+      <w:pPr/>
+      <w:r>
+        <w:rPr>
+          <w:lang w:val="hi_IN" w:bidi="hi_IN"/>
+        </w:rPr>
+      </w:r>
     </w:p>
     <w:p>
       <w:pPr/>
@@ -6657,6 +7677,21 @@
           <w:lang w:val="hi_IN" w:bidi="hi_IN"/>
         </w:rPr>
       </w:r>
+      <w:r>
+        <w:rPr>
+          <w:b/>
+          <w:lang w:val="hi_IN" w:bidi="hi_IN"/>
+        </w:rPr>
+        <w:t>σώφρονας</w:t>
+      </w:r>
+    </w:p>
+    <w:p>
+      <w:pPr/>
+      <w:r>
+        <w:rPr>
+          <w:lang w:val="hi_IN" w:bidi="hi_IN"/>
+        </w:rPr>
+      </w:r>
     </w:p>
     <w:p>
       <w:pPr/>
@@ -6706,6 +7741,21 @@
         <w:rPr>
           <w:lang w:val="hi_IN" w:bidi="hi_IN"/>
         </w:rPr>
+      </w:r>
+    </w:p>
+    <w:p>
+      <w:pPr/>
+      <w:r>
+        <w:rPr>
+          <w:lang w:val="hi_IN" w:bidi="hi_IN"/>
+        </w:rPr>
+      </w:r>
+      <w:r>
+        <w:rPr>
+          <w:b/>
+          <w:lang w:val="hi_IN" w:bidi="hi_IN"/>
+        </w:rPr>
+        <w:t>ὑγιαίνοντας τῇ πίστει τῇ ἀγάπῃ, τῇ ὑπομονῇ</w:t>
       </w:r>
     </w:p>
     <w:p>
@@ -6809,6 +7859,21 @@
           <w:lang w:val="hi_IN" w:bidi="hi_IN"/>
         </w:rPr>
       </w:r>
+      <w:r>
+        <w:rPr>
+          <w:b/>
+          <w:lang w:val="hi_IN" w:bidi="hi_IN"/>
+        </w:rPr>
+        <w:t>ὑγιαίνοντας τῇ πίστει</w:t>
+      </w:r>
+    </w:p>
+    <w:p>
+      <w:pPr/>
+      <w:r>
+        <w:rPr>
+          <w:lang w:val="hi_IN" w:bidi="hi_IN"/>
+        </w:rPr>
+      </w:r>
     </w:p>
     <w:p>
       <w:pPr/>
@@ -6890,6 +7955,21 @@
           <w:b/>
           <w:lang w:val="hi_IN" w:bidi="hi_IN"/>
         </w:rPr>
+        <w:t>τῇ ἀγάπῃ</w:t>
+      </w:r>
+    </w:p>
+    <w:p>
+      <w:pPr/>
+      <w:r>
+        <w:rPr>
+          <w:lang w:val="hi_IN" w:bidi="hi_IN"/>
+        </w:rPr>
+      </w:r>
+      <w:r>
+        <w:rPr>
+          <w:b/>
+          <w:lang w:val="hi_IN" w:bidi="hi_IN"/>
+        </w:rPr>
         <w:t>"प्रेम"</w:t>
       </w:r>
     </w:p>
@@ -6986,6 +8066,21 @@
           <w:b/>
           <w:lang w:val="hi_IN" w:bidi="hi_IN"/>
         </w:rPr>
+        <w:t>τῇ ὑπομονῇ</w:t>
+      </w:r>
+    </w:p>
+    <w:p>
+      <w:pPr/>
+      <w:r>
+        <w:rPr>
+          <w:lang w:val="hi_IN" w:bidi="hi_IN"/>
+        </w:rPr>
+      </w:r>
+      <w:r>
+        <w:rPr>
+          <w:b/>
+          <w:lang w:val="hi_IN" w:bidi="hi_IN"/>
+        </w:rPr>
         <w:t>"और धीरज"</w:t>
       </w:r>
     </w:p>
@@ -7082,6 +8177,21 @@
           <w:b/>
           <w:lang w:val="hi_IN" w:bidi="hi_IN"/>
         </w:rPr>
+        <w:t>πρεσβύτιδας ὡσαύτως</w:t>
+      </w:r>
+    </w:p>
+    <w:p>
+      <w:pPr/>
+      <w:r>
+        <w:rPr>
+          <w:lang w:val="hi_IN" w:bidi="hi_IN"/>
+        </w:rPr>
+      </w:r>
+      <w:r>
+        <w:rPr>
+          <w:b/>
+          <w:lang w:val="hi_IN" w:bidi="hi_IN"/>
+        </w:rPr>
         <w:t>"अर्थात् वृद्ध पुरुष"</w:t>
       </w:r>
       <w:r>
@@ -7230,6 +8340,21 @@
           <w:b/>
           <w:lang w:val="hi_IN" w:bidi="hi_IN"/>
         </w:rPr>
+        <w:t>οἴνῳ πολλῷ δεδουλωμένας</w:t>
+      </w:r>
+    </w:p>
+    <w:p>
+      <w:pPr/>
+      <w:r>
+        <w:rPr>
+          <w:lang w:val="hi_IN" w:bidi="hi_IN"/>
+        </w:rPr>
+      </w:r>
+      <w:r>
+        <w:rPr>
+          <w:b/>
+          <w:lang w:val="hi_IN" w:bidi="hi_IN"/>
+        </w:rPr>
         <w:t>"पियक्कड़"</w:t>
       </w:r>
     </w:p>
@@ -7313,6 +8438,21 @@
           <w:b/>
           <w:lang w:val="hi_IN" w:bidi="hi_IN"/>
         </w:rPr>
+        <w:t>οἴνῳ πολλῷ δεδουλωμένας</w:t>
+      </w:r>
+    </w:p>
+    <w:p>
+      <w:pPr/>
+      <w:r>
+        <w:rPr>
+          <w:lang w:val="hi_IN" w:bidi="hi_IN"/>
+        </w:rPr>
+      </w:r>
+      <w:r>
+        <w:rPr>
+          <w:b/>
+          <w:lang w:val="hi_IN" w:bidi="hi_IN"/>
+        </w:rPr>
         <w:t>"पियक्कड़"</w:t>
       </w:r>
     </w:p>
@@ -7396,6 +8536,21 @@
           <w:b/>
           <w:lang w:val="hi_IN" w:bidi="hi_IN"/>
         </w:rPr>
+        <w:t>καλοδιδασκάλους</w:t>
+      </w:r>
+    </w:p>
+    <w:p>
+      <w:pPr/>
+      <w:r>
+        <w:rPr>
+          <w:lang w:val="hi_IN" w:bidi="hi_IN"/>
+        </w:rPr>
+      </w:r>
+      <w:r>
+        <w:rPr>
+          <w:b/>
+          <w:lang w:val="hi_IN" w:bidi="hi_IN"/>
+        </w:rPr>
         <w:t>"पर अच्छी बातें सिखानेवाली हों"</w:t>
       </w:r>
     </w:p>
@@ -7472,6 +8627,21 @@
           <w:b/>
           <w:lang w:val="hi_IN" w:bidi="hi_IN"/>
         </w:rPr>
+        <w:t>ἵνα</w:t>
+      </w:r>
+    </w:p>
+    <w:p>
+      <w:pPr/>
+      <w:r>
+        <w:rPr>
+          <w:lang w:val="hi_IN" w:bidi="hi_IN"/>
+        </w:rPr>
+      </w:r>
+      <w:r>
+        <w:rPr>
+          <w:b/>
+          <w:lang w:val="hi_IN" w:bidi="hi_IN"/>
+        </w:rPr>
         <w:t>"ताकि"</w:t>
       </w:r>
     </w:p>
@@ -7589,6 +8759,21 @@
           <w:b/>
           <w:lang w:val="hi_IN" w:bidi="hi_IN"/>
         </w:rPr>
+        <w:t>φιλάνδρους</w:t>
+      </w:r>
+    </w:p>
+    <w:p>
+      <w:pPr/>
+      <w:r>
+        <w:rPr>
+          <w:lang w:val="hi_IN" w:bidi="hi_IN"/>
+        </w:rPr>
+      </w:r>
+      <w:r>
+        <w:rPr>
+          <w:b/>
+          <w:lang w:val="hi_IN" w:bidi="hi_IN"/>
+        </w:rPr>
         <w:t>"कि अपने पतियों"</w:t>
       </w:r>
     </w:p>
@@ -7654,6 +8839,21 @@
           <w:b/>
           <w:lang w:val="hi_IN" w:bidi="hi_IN"/>
         </w:rPr>
+        <w:t>φιλοτέκνους</w:t>
+      </w:r>
+    </w:p>
+    <w:p>
+      <w:pPr/>
+      <w:r>
+        <w:rPr>
+          <w:lang w:val="hi_IN" w:bidi="hi_IN"/>
+        </w:rPr>
+      </w:r>
+      <w:r>
+        <w:rPr>
+          <w:b/>
+          <w:lang w:val="hi_IN" w:bidi="hi_IN"/>
+        </w:rPr>
         <w:t>"और बच्चों से प्रेम"</w:t>
       </w:r>
     </w:p>
@@ -7719,6 +8919,21 @@
           <w:b/>
           <w:lang w:val="hi_IN" w:bidi="hi_IN"/>
         </w:rPr>
+        <w:t>ὑποτασσομένας τοῖς ἰδίοις ἀνδράσιν</w:t>
+      </w:r>
+    </w:p>
+    <w:p>
+      <w:pPr/>
+      <w:r>
+        <w:rPr>
+          <w:lang w:val="hi_IN" w:bidi="hi_IN"/>
+        </w:rPr>
+      </w:r>
+      <w:r>
+        <w:rPr>
+          <w:b/>
+          <w:lang w:val="hi_IN" w:bidi="hi_IN"/>
+        </w:rPr>
         <w:t>"अपने-अपने पति के अधीन रहनेवाली हों"</w:t>
       </w:r>
     </w:p>
@@ -7784,6 +8999,21 @@
           <w:b/>
           <w:lang w:val="hi_IN" w:bidi="hi_IN"/>
         </w:rPr>
+        <w:t>ἵνα</w:t>
+      </w:r>
+    </w:p>
+    <w:p>
+      <w:pPr/>
+      <w:r>
+        <w:rPr>
+          <w:lang w:val="hi_IN" w:bidi="hi_IN"/>
+        </w:rPr>
+      </w:r>
+      <w:r>
+        <w:rPr>
+          <w:b/>
+          <w:lang w:val="hi_IN" w:bidi="hi_IN"/>
+        </w:rPr>
         <w:t>"ताकि"</w:t>
       </w:r>
     </w:p>
@@ -7901,6 +9131,21 @@
           <w:b/>
           <w:lang w:val="hi_IN" w:bidi="hi_IN"/>
         </w:rPr>
+        <w:t>ἵνα μὴ ὁ λόγος τοῦ Θεοῦ βλασφημῆται</w:t>
+      </w:r>
+    </w:p>
+    <w:p>
+      <w:pPr/>
+      <w:r>
+        <w:rPr>
+          <w:lang w:val="hi_IN" w:bidi="hi_IN"/>
+        </w:rPr>
+      </w:r>
+      <w:r>
+        <w:rPr>
+          <w:b/>
+          <w:lang w:val="hi_IN" w:bidi="hi_IN"/>
+        </w:rPr>
         <w:t>"ताकि परमेश्वर के वचन की निन्दा न होने पाए"</w:t>
       </w:r>
     </w:p>
@@ -7992,6 +9237,21 @@
           <w:b/>
           <w:lang w:val="hi_IN" w:bidi="hi_IN"/>
         </w:rPr>
+        <w:t>ὁ λόγος τοῦ Θεοῦ</w:t>
+      </w:r>
+    </w:p>
+    <w:p>
+      <w:pPr/>
+      <w:r>
+        <w:rPr>
+          <w:lang w:val="hi_IN" w:bidi="hi_IN"/>
+        </w:rPr>
+      </w:r>
+      <w:r>
+        <w:rPr>
+          <w:b/>
+          <w:lang w:val="hi_IN" w:bidi="hi_IN"/>
+        </w:rPr>
         <w:t>"ताकि परमेश्वर के वचन की निन्दा न होने पाए"</w:t>
       </w:r>
     </w:p>
@@ -8088,6 +9348,21 @@
           <w:b/>
           <w:lang w:val="hi_IN" w:bidi="hi_IN"/>
         </w:rPr>
+        <w:t>ὡσαύτως</w:t>
+      </w:r>
+    </w:p>
+    <w:p>
+      <w:pPr/>
+      <w:r>
+        <w:rPr>
+          <w:lang w:val="hi_IN" w:bidi="hi_IN"/>
+        </w:rPr>
+      </w:r>
+      <w:r>
+        <w:rPr>
+          <w:b/>
+          <w:lang w:val="hi_IN" w:bidi="hi_IN"/>
+        </w:rPr>
         <w:t>"ऐसे ही"</w:t>
       </w:r>
     </w:p>
@@ -8151,6 +9426,21 @@
           <w:b/>
           <w:lang w:val="hi_IN" w:bidi="hi_IN"/>
         </w:rPr>
+        <w:t>περὶ πάντα</w:t>
+      </w:r>
+    </w:p>
+    <w:p>
+      <w:pPr/>
+      <w:r>
+        <w:rPr>
+          <w:lang w:val="hi_IN" w:bidi="hi_IN"/>
+        </w:rPr>
+      </w:r>
+      <w:r>
+        <w:rPr>
+          <w:b/>
+          <w:lang w:val="hi_IN" w:bidi="hi_IN"/>
+        </w:rPr>
         <w:t>"सब बातों में"</w:t>
       </w:r>
     </w:p>
@@ -8222,6 +9512,21 @@
           <w:b/>
           <w:lang w:val="hi_IN" w:bidi="hi_IN"/>
         </w:rPr>
+        <w:t>σεαυτὸν παρεχόμενος</w:t>
+      </w:r>
+    </w:p>
+    <w:p>
+      <w:pPr/>
+      <w:r>
+        <w:rPr>
+          <w:lang w:val="hi_IN" w:bidi="hi_IN"/>
+        </w:rPr>
+      </w:r>
+      <w:r>
+        <w:rPr>
+          <w:b/>
+          <w:lang w:val="hi_IN" w:bidi="hi_IN"/>
+        </w:rPr>
         <w:t>"अपने आप को"</w:t>
       </w:r>
       <w:r>
@@ -8313,6 +9618,21 @@
           <w:b/>
           <w:lang w:val="hi_IN" w:bidi="hi_IN"/>
         </w:rPr>
+        <w:t>τύπον καλῶν ἔργων</w:t>
+      </w:r>
+    </w:p>
+    <w:p>
+      <w:pPr/>
+      <w:r>
+        <w:rPr>
+          <w:lang w:val="hi_IN" w:bidi="hi_IN"/>
+        </w:rPr>
+      </w:r>
+      <w:r>
+        <w:rPr>
+          <w:b/>
+          <w:lang w:val="hi_IN" w:bidi="hi_IN"/>
+        </w:rPr>
         <w:t>"भले कामों का नमूना"</w:t>
       </w:r>
     </w:p>
@@ -8378,6 +9698,21 @@
           <w:b/>
           <w:lang w:val="hi_IN" w:bidi="hi_IN"/>
         </w:rPr>
+        <w:t>ἐν τῇ διδασκαλίᾳ ἀφθορίαν, σεμνότητα</w:t>
+      </w:r>
+    </w:p>
+    <w:p>
+      <w:pPr/>
+      <w:r>
+        <w:rPr>
+          <w:lang w:val="hi_IN" w:bidi="hi_IN"/>
+        </w:rPr>
+      </w:r>
+      <w:r>
+        <w:rPr>
+          <w:b/>
+          <w:lang w:val="hi_IN" w:bidi="hi_IN"/>
+        </w:rPr>
         <w:t>"उपदेश में सफाई, गम्भीरता"</w:t>
       </w:r>
     </w:p>
@@ -8461,6 +9796,21 @@
           <w:b/>
           <w:lang w:val="hi_IN" w:bidi="hi_IN"/>
         </w:rPr>
+        <w:t>ἐν τῇ διδασκαλίᾳ ἀφθορίαν, σεμνότητα</w:t>
+      </w:r>
+    </w:p>
+    <w:p>
+      <w:pPr/>
+      <w:r>
+        <w:rPr>
+          <w:lang w:val="hi_IN" w:bidi="hi_IN"/>
+        </w:rPr>
+      </w:r>
+      <w:r>
+        <w:rPr>
+          <w:b/>
+          <w:lang w:val="hi_IN" w:bidi="hi_IN"/>
+        </w:rPr>
         <w:t>"उपदेश में सफाई, गम्भीरता"</w:t>
       </w:r>
     </w:p>
@@ -8570,6 +9920,21 @@
           <w:b/>
           <w:lang w:val="hi_IN" w:bidi="hi_IN"/>
         </w:rPr>
+        <w:t>ἀφθορίαν</w:t>
+      </w:r>
+    </w:p>
+    <w:p>
+      <w:pPr/>
+      <w:r>
+        <w:rPr>
+          <w:lang w:val="hi_IN" w:bidi="hi_IN"/>
+        </w:rPr>
+      </w:r>
+      <w:r>
+        <w:rPr>
+          <w:b/>
+          <w:lang w:val="hi_IN" w:bidi="hi_IN"/>
+        </w:rPr>
         <w:t>"सफाई (भ्रस्टाचार रहित)"</w:t>
       </w:r>
     </w:p>
@@ -8700,6 +10065,21 @@
           <w:lang w:val="hi_IN" w:bidi="hi_IN"/>
         </w:rPr>
       </w:r>
+      <w:r>
+        <w:rPr>
+          <w:b/>
+          <w:lang w:val="hi_IN" w:bidi="hi_IN"/>
+        </w:rPr>
+        <w:t>ὑγιῆ</w:t>
+      </w:r>
+    </w:p>
+    <w:p>
+      <w:pPr/>
+      <w:r>
+        <w:rPr>
+          <w:lang w:val="hi_IN" w:bidi="hi_IN"/>
+        </w:rPr>
+      </w:r>
     </w:p>
     <w:p>
       <w:pPr/>
@@ -8833,6 +10213,21 @@
           <w:b/>
           <w:lang w:val="hi_IN" w:bidi="hi_IN"/>
         </w:rPr>
+        <w:t>ἵνα</w:t>
+      </w:r>
+    </w:p>
+    <w:p>
+      <w:pPr/>
+      <w:r>
+        <w:rPr>
+          <w:lang w:val="hi_IN" w:bidi="hi_IN"/>
+        </w:rPr>
+      </w:r>
+      <w:r>
+        <w:rPr>
+          <w:b/>
+          <w:lang w:val="hi_IN" w:bidi="hi_IN"/>
+        </w:rPr>
         <w:t>"जिससे"</w:t>
       </w:r>
     </w:p>
@@ -8948,6 +10343,21 @@
           <w:lang w:val="hi_IN" w:bidi="hi_IN"/>
         </w:rPr>
       </w:r>
+      <w:r>
+        <w:rPr>
+          <w:b/>
+          <w:lang w:val="hi_IN" w:bidi="hi_IN"/>
+        </w:rPr>
+        <w:t>ἵνα ὁ ἐξ ἐναντίας ἐντραπῇ</w:t>
+      </w:r>
+    </w:p>
+    <w:p>
+      <w:pPr/>
+      <w:r>
+        <w:rPr>
+          <w:lang w:val="hi_IN" w:bidi="hi_IN"/>
+        </w:rPr>
+      </w:r>
     </w:p>
     <w:p>
       <w:pPr/>
@@ -9024,6 +10434,21 @@
           <w:lang w:val="hi_IN" w:bidi="hi_IN"/>
         </w:rPr>
       </w:r>
+      <w:r>
+        <w:rPr>
+          <w:b/>
+          <w:lang w:val="hi_IN" w:bidi="hi_IN"/>
+        </w:rPr>
+        <w:t>ἡμῶν</w:t>
+      </w:r>
+    </w:p>
+    <w:p>
+      <w:pPr/>
+      <w:r>
+        <w:rPr>
+          <w:lang w:val="hi_IN" w:bidi="hi_IN"/>
+        </w:rPr>
+      </w:r>
     </w:p>
     <w:p>
       <w:pPr/>
@@ -9099,6 +10524,21 @@
           <w:b/>
           <w:lang w:val="hi_IN" w:bidi="hi_IN"/>
         </w:rPr>
+        <w:t>δούλους ἰδίοις δεσπόταις ὑποτάσσεσθαι</w:t>
+      </w:r>
+    </w:p>
+    <w:p>
+      <w:pPr/>
+      <w:r>
+        <w:rPr>
+          <w:lang w:val="hi_IN" w:bidi="hi_IN"/>
+        </w:rPr>
+      </w:r>
+      <w:r>
+        <w:rPr>
+          <w:b/>
+          <w:lang w:val="hi_IN" w:bidi="hi_IN"/>
+        </w:rPr>
         <w:t>"और ऐसी खराई पाई जाए"</w:t>
       </w:r>
     </w:p>
@@ -9234,6 +10674,21 @@
           <w:b/>
           <w:lang w:val="hi_IN" w:bidi="hi_IN"/>
         </w:rPr>
+        <w:t>ἐν πᾶσιν</w:t>
+      </w:r>
+    </w:p>
+    <w:p>
+      <w:pPr/>
+      <w:r>
+        <w:rPr>
+          <w:lang w:val="hi_IN" w:bidi="hi_IN"/>
+        </w:rPr>
+      </w:r>
+      <w:r>
+        <w:rPr>
+          <w:b/>
+          <w:lang w:val="hi_IN" w:bidi="hi_IN"/>
+        </w:rPr>
         <w:t>"सब बातों में"</w:t>
       </w:r>
     </w:p>
@@ -9312,6 +10767,21 @@
           <w:b/>
           <w:lang w:val="hi_IN" w:bidi="hi_IN"/>
         </w:rPr>
+        <w:t>εὐαρέστους εἶναι</w:t>
+      </w:r>
+    </w:p>
+    <w:p>
+      <w:pPr/>
+      <w:r>
+        <w:rPr>
+          <w:lang w:val="hi_IN" w:bidi="hi_IN"/>
+        </w:rPr>
+      </w:r>
+      <w:r>
+        <w:rPr>
+          <w:b/>
+          <w:lang w:val="hi_IN" w:bidi="hi_IN"/>
+        </w:rPr>
         <w:t>"उन्हें प्रसन्न रखें"</w:t>
       </w:r>
     </w:p>
@@ -9391,6 +10861,21 @@
           <w:b/>
           <w:lang w:val="hi_IN" w:bidi="hi_IN"/>
         </w:rPr>
+        <w:t>μὴ νοσφιζομένους</w:t>
+      </w:r>
+    </w:p>
+    <w:p>
+      <w:pPr/>
+      <w:r>
+        <w:rPr>
+          <w:lang w:val="hi_IN" w:bidi="hi_IN"/>
+        </w:rPr>
+      </w:r>
+      <w:r>
+        <w:rPr>
+          <w:b/>
+          <w:lang w:val="hi_IN" w:bidi="hi_IN"/>
+        </w:rPr>
         <w:t>"चोरी चालाकी न करें"</w:t>
       </w:r>
     </w:p>
@@ -9455,6 +10940,21 @@
           <w:b/>
           <w:lang w:val="hi_IN" w:bidi="hi_IN"/>
         </w:rPr>
+        <w:t>ἀλλὰ</w:t>
+      </w:r>
+    </w:p>
+    <w:p>
+      <w:pPr/>
+      <w:r>
+        <w:rPr>
+          <w:lang w:val="hi_IN" w:bidi="hi_IN"/>
+        </w:rPr>
+      </w:r>
+      <w:r>
+        <w:rPr>
+          <w:b/>
+          <w:lang w:val="hi_IN" w:bidi="hi_IN"/>
+        </w:rPr>
         <w:t>"पर"</w:t>
       </w:r>
     </w:p>
@@ -9559,6 +11059,21 @@
           <w:b/>
           <w:lang w:val="hi_IN" w:bidi="hi_IN"/>
         </w:rPr>
+        <w:t>πᾶσαν πίστιν ἐνδεικνυμένους ἀγαθήν</w:t>
+      </w:r>
+    </w:p>
+    <w:p>
+      <w:pPr/>
+      <w:r>
+        <w:rPr>
+          <w:lang w:val="hi_IN" w:bidi="hi_IN"/>
+        </w:rPr>
+      </w:r>
+      <w:r>
+        <w:rPr>
+          <w:b/>
+          <w:lang w:val="hi_IN" w:bidi="hi_IN"/>
+        </w:rPr>
         <w:t>"सब प्रकार से पूरे विश्वासी निकलें"</w:t>
       </w:r>
     </w:p>
@@ -9624,6 +11139,21 @@
           <w:b/>
           <w:lang w:val="hi_IN" w:bidi="hi_IN"/>
         </w:rPr>
+        <w:t>ἵνα</w:t>
+      </w:r>
+    </w:p>
+    <w:p>
+      <w:pPr/>
+      <w:r>
+        <w:rPr>
+          <w:lang w:val="hi_IN" w:bidi="hi_IN"/>
+        </w:rPr>
+      </w:r>
+      <w:r>
+        <w:rPr>
+          <w:b/>
+          <w:lang w:val="hi_IN" w:bidi="hi_IN"/>
+        </w:rPr>
         <w:t>"कि"</w:t>
       </w:r>
     </w:p>
@@ -9754,6 +11284,21 @@
           <w:b/>
           <w:lang w:val="hi_IN" w:bidi="hi_IN"/>
         </w:rPr>
+        <w:t>ἐν πᾶσιν</w:t>
+      </w:r>
+    </w:p>
+    <w:p>
+      <w:pPr/>
+      <w:r>
+        <w:rPr>
+          <w:lang w:val="hi_IN" w:bidi="hi_IN"/>
+        </w:rPr>
+      </w:r>
+      <w:r>
+        <w:rPr>
+          <w:b/>
+          <w:lang w:val="hi_IN" w:bidi="hi_IN"/>
+        </w:rPr>
         <w:t>"वे सब बातों में"</w:t>
       </w:r>
     </w:p>
@@ -9818,6 +11363,21 @@
           <w:b/>
           <w:lang w:val="hi_IN" w:bidi="hi_IN"/>
         </w:rPr>
+        <w:t>τὴν διδασκαλίαν τὴν τοῦ Σωτῆρος ἡμῶν, Θεοῦ, κοσμῶσιν</w:t>
+      </w:r>
+    </w:p>
+    <w:p>
+      <w:pPr/>
+      <w:r>
+        <w:rPr>
+          <w:lang w:val="hi_IN" w:bidi="hi_IN"/>
+        </w:rPr>
+      </w:r>
+      <w:r>
+        <w:rPr>
+          <w:b/>
+          <w:lang w:val="hi_IN" w:bidi="hi_IN"/>
+        </w:rPr>
         <w:t>"हमारे उद्धारकर्ता परमेश्वर के उपदेश की शोभा बढ़ा दें"</w:t>
       </w:r>
     </w:p>
@@ -9896,6 +11456,21 @@
           <w:b/>
           <w:lang w:val="hi_IN" w:bidi="hi_IN"/>
         </w:rPr>
+        <w:t>ἡμῶν</w:t>
+      </w:r>
+    </w:p>
+    <w:p>
+      <w:pPr/>
+      <w:r>
+        <w:rPr>
+          <w:lang w:val="hi_IN" w:bidi="hi_IN"/>
+        </w:rPr>
+      </w:r>
+      <w:r>
+        <w:rPr>
+          <w:b/>
+          <w:lang w:val="hi_IN" w:bidi="hi_IN"/>
+        </w:rPr>
         <w:t>"हमारे"</w:t>
       </w:r>
     </w:p>
@@ -9992,6 +11567,21 @@
           <w:b/>
           <w:lang w:val="hi_IN" w:bidi="hi_IN"/>
         </w:rPr>
+        <w:t>γὰρ</w:t>
+      </w:r>
+    </w:p>
+    <w:p>
+      <w:pPr/>
+      <w:r>
+        <w:rPr>
+          <w:lang w:val="hi_IN" w:bidi="hi_IN"/>
+        </w:rPr>
+      </w:r>
+      <w:r>
+        <w:rPr>
+          <w:b/>
+          <w:lang w:val="hi_IN" w:bidi="hi_IN"/>
+        </w:rPr>
         <w:t>"क्योंकि"</w:t>
       </w:r>
     </w:p>
@@ -10096,6 +11686,21 @@
           <w:b/>
           <w:lang w:val="hi_IN" w:bidi="hi_IN"/>
         </w:rPr>
+        <w:t>ἐπεφάνη &amp; ἡ χάρις τοῦ Θεοῦ</w:t>
+      </w:r>
+    </w:p>
+    <w:p>
+      <w:pPr/>
+      <w:r>
+        <w:rPr>
+          <w:lang w:val="hi_IN" w:bidi="hi_IN"/>
+        </w:rPr>
+      </w:r>
+      <w:r>
+        <w:rPr>
+          <w:b/>
+          <w:lang w:val="hi_IN" w:bidi="hi_IN"/>
+        </w:rPr>
         <w:t>"परमेश्वर का अनुग्रह प्रगट है"</w:t>
       </w:r>
     </w:p>
@@ -10179,6 +11784,21 @@
           <w:b/>
           <w:lang w:val="hi_IN" w:bidi="hi_IN"/>
         </w:rPr>
+        <w:t>ἐπεφάνη γὰρ ἡ χάρις τοῦ Θεοῦ σωτήριος πᾶσιν ἀνθρώποις</w:t>
+      </w:r>
+    </w:p>
+    <w:p>
+      <w:pPr/>
+      <w:r>
+        <w:rPr>
+          <w:lang w:val="hi_IN" w:bidi="hi_IN"/>
+        </w:rPr>
+      </w:r>
+      <w:r>
+        <w:rPr>
+          <w:b/>
+          <w:lang w:val="hi_IN" w:bidi="hi_IN"/>
+        </w:rPr>
         <w:t>"क्योंकि परमेश्वर का अनुग्रह प्रगट है, जो सब मनुष्यों में उद्धार लाने में सक्षम है"</w:t>
       </w:r>
     </w:p>
@@ -10283,6 +11903,21 @@
           <w:b/>
           <w:lang w:val="hi_IN" w:bidi="hi_IN"/>
         </w:rPr>
+        <w:t>σωτήριος πᾶσιν ἀνθρώποις</w:t>
+      </w:r>
+    </w:p>
+    <w:p>
+      <w:pPr/>
+      <w:r>
+        <w:rPr>
+          <w:lang w:val="hi_IN" w:bidi="hi_IN"/>
+        </w:rPr>
+      </w:r>
+      <w:r>
+        <w:rPr>
+          <w:b/>
+          <w:lang w:val="hi_IN" w:bidi="hi_IN"/>
+        </w:rPr>
         <w:t>"सब मनुष्यों में उद्धार लाने में सक्षम है"</w:t>
       </w:r>
     </w:p>
@@ -10400,6 +12035,21 @@
           <w:b/>
           <w:lang w:val="hi_IN" w:bidi="hi_IN"/>
         </w:rPr>
+        <w:t>πᾶσιν ἀνθρώποις</w:t>
+      </w:r>
+    </w:p>
+    <w:p>
+      <w:pPr/>
+      <w:r>
+        <w:rPr>
+          <w:lang w:val="hi_IN" w:bidi="hi_IN"/>
+        </w:rPr>
+      </w:r>
+      <w:r>
+        <w:rPr>
+          <w:b/>
+          <w:lang w:val="hi_IN" w:bidi="hi_IN"/>
+        </w:rPr>
         <w:t>"सब मनुष्यों (पुरुषों) में"</w:t>
       </w:r>
     </w:p>
@@ -10512,6 +12162,21 @@
           <w:b/>
           <w:lang w:val="hi_IN" w:bidi="hi_IN"/>
         </w:rPr>
+        <w:t>παιδεύουσα ἡμᾶς</w:t>
+      </w:r>
+    </w:p>
+    <w:p>
+      <w:pPr/>
+      <w:r>
+        <w:rPr>
+          <w:lang w:val="hi_IN" w:bidi="hi_IN"/>
+        </w:rPr>
+      </w:r>
+      <w:r>
+        <w:rPr>
+          <w:b/>
+          <w:lang w:val="hi_IN" w:bidi="hi_IN"/>
+        </w:rPr>
         <w:t>"और हमें चिताता है"</w:t>
       </w:r>
     </w:p>
@@ -10595,6 +12260,21 @@
           <w:b/>
           <w:lang w:val="hi_IN" w:bidi="hi_IN"/>
         </w:rPr>
+        <w:t>ἡμᾶς</w:t>
+      </w:r>
+    </w:p>
+    <w:p>
+      <w:pPr/>
+      <w:r>
+        <w:rPr>
+          <w:lang w:val="hi_IN" w:bidi="hi_IN"/>
+        </w:rPr>
+      </w:r>
+      <w:r>
+        <w:rPr>
+          <w:b/>
+          <w:lang w:val="hi_IN" w:bidi="hi_IN"/>
+        </w:rPr>
         <w:t>"हमें"</w:t>
       </w:r>
     </w:p>
@@ -10678,6 +12358,21 @@
           <w:b/>
           <w:lang w:val="hi_IN" w:bidi="hi_IN"/>
         </w:rPr>
+        <w:t>τὴν ἀσέβειαν</w:t>
+      </w:r>
+    </w:p>
+    <w:p>
+      <w:pPr/>
+      <w:r>
+        <w:rPr>
+          <w:lang w:val="hi_IN" w:bidi="hi_IN"/>
+        </w:rPr>
+      </w:r>
+      <w:r>
+        <w:rPr>
+          <w:b/>
+          <w:lang w:val="hi_IN" w:bidi="hi_IN"/>
+        </w:rPr>
         <w:t>"हम अभक्ति"</w:t>
       </w:r>
     </w:p>
@@ -10743,6 +12438,21 @@
           <w:b/>
           <w:lang w:val="hi_IN" w:bidi="hi_IN"/>
         </w:rPr>
+        <w:t>τὰς κοσμικὰς ἐπιθυμίας</w:t>
+      </w:r>
+    </w:p>
+    <w:p>
+      <w:pPr/>
+      <w:r>
+        <w:rPr>
+          <w:lang w:val="hi_IN" w:bidi="hi_IN"/>
+        </w:rPr>
+      </w:r>
+      <w:r>
+        <w:rPr>
+          <w:b/>
+          <w:lang w:val="hi_IN" w:bidi="hi_IN"/>
+        </w:rPr>
         <w:t>"सांसारिक अभिलाषाओं"</w:t>
       </w:r>
     </w:p>
@@ -10822,6 +12532,21 @@
           <w:b/>
           <w:lang w:val="hi_IN" w:bidi="hi_IN"/>
         </w:rPr>
+        <w:t>ἀσέβειαν &amp; εὐσεβῶς</w:t>
+      </w:r>
+    </w:p>
+    <w:p>
+      <w:pPr/>
+      <w:r>
+        <w:rPr>
+          <w:lang w:val="hi_IN" w:bidi="hi_IN"/>
+        </w:rPr>
+      </w:r>
+      <w:r>
+        <w:rPr>
+          <w:b/>
+          <w:lang w:val="hi_IN" w:bidi="hi_IN"/>
+        </w:rPr>
         <w:t>"हम अभक्ति"</w:t>
       </w:r>
       <w:r>
@@ -10911,6 +12636,21 @@
           <w:b/>
           <w:lang w:val="hi_IN" w:bidi="hi_IN"/>
         </w:rPr>
+        <w:t>ἐν τῷ νῦν αἰῶνι</w:t>
+      </w:r>
+    </w:p>
+    <w:p>
+      <w:pPr/>
+      <w:r>
+        <w:rPr>
+          <w:lang w:val="hi_IN" w:bidi="hi_IN"/>
+        </w:rPr>
+      </w:r>
+      <w:r>
+        <w:rPr>
+          <w:b/>
+          <w:lang w:val="hi_IN" w:bidi="hi_IN"/>
+        </w:rPr>
         <w:t>"इस युग में"</w:t>
       </w:r>
     </w:p>
@@ -10990,6 +12730,21 @@
           <w:b/>
           <w:lang w:val="hi_IN" w:bidi="hi_IN"/>
         </w:rPr>
+        <w:t>προσδεχόμενοι</w:t>
+      </w:r>
+    </w:p>
+    <w:p>
+      <w:pPr/>
+      <w:r>
+        <w:rPr>
+          <w:lang w:val="hi_IN" w:bidi="hi_IN"/>
+        </w:rPr>
+      </w:r>
+      <w:r>
+        <w:rPr>
+          <w:b/>
+          <w:lang w:val="hi_IN" w:bidi="hi_IN"/>
+        </w:rPr>
         <w:t>"प्रतीक्षा करते रहें"</w:t>
       </w:r>
     </w:p>
@@ -11055,6 +12810,21 @@
           <w:b/>
           <w:lang w:val="hi_IN" w:bidi="hi_IN"/>
         </w:rPr>
+        <w:t>τὴν μακαρίαν ἐλπίδα, καὶ ἐπιφάνειαν τῆς δόξης</w:t>
+      </w:r>
+    </w:p>
+    <w:p>
+      <w:pPr/>
+      <w:r>
+        <w:rPr>
+          <w:lang w:val="hi_IN" w:bidi="hi_IN"/>
+        </w:rPr>
+      </w:r>
+      <w:r>
+        <w:rPr>
+          <w:b/>
+          <w:lang w:val="hi_IN" w:bidi="hi_IN"/>
+        </w:rPr>
         <w:t>"और उस धन्य आशा की"</w:t>
       </w:r>
     </w:p>
@@ -11138,6 +12908,21 @@
           <w:b/>
           <w:lang w:val="hi_IN" w:bidi="hi_IN"/>
         </w:rPr>
+        <w:t>τὴν μακαρίαν ἐλπίδα, καὶ ἐπιφάνειαν τῆς δόξης</w:t>
+      </w:r>
+    </w:p>
+    <w:p>
+      <w:pPr/>
+      <w:r>
+        <w:rPr>
+          <w:lang w:val="hi_IN" w:bidi="hi_IN"/>
+        </w:rPr>
+      </w:r>
+      <w:r>
+        <w:rPr>
+          <w:b/>
+          <w:lang w:val="hi_IN" w:bidi="hi_IN"/>
+        </w:rPr>
         <w:t>"उस धन्य आशा ... और ... महिमा के प्रगट होने"</w:t>
       </w:r>
     </w:p>
@@ -11271,6 +13056,21 @@
           <w:b/>
           <w:lang w:val="hi_IN" w:bidi="hi_IN"/>
         </w:rPr>
+        <w:t>τὴν μακαρίαν ἐλπίδα, καὶ ἐπιφάνειαν τῆς δόξης τοῦ μεγάλου Θεοῦ καὶ Σωτῆρος ἡμῶν, Ἰησοῦ Χριστοῦ</w:t>
+      </w:r>
+    </w:p>
+    <w:p>
+      <w:pPr/>
+      <w:r>
+        <w:rPr>
+          <w:lang w:val="hi_IN" w:bidi="hi_IN"/>
+        </w:rPr>
+      </w:r>
+      <w:r>
+        <w:rPr>
+          <w:b/>
+          <w:lang w:val="hi_IN" w:bidi="hi_IN"/>
+        </w:rPr>
         <w:t>"अर्थात् अपने महान परमेश्वर और उद्धारकर्ता यीशु मसीह की महिमा के प्रगट होने की"</w:t>
       </w:r>
     </w:p>
@@ -11354,6 +13154,21 @@
           <w:b/>
           <w:lang w:val="hi_IN" w:bidi="hi_IN"/>
         </w:rPr>
+        <w:t>τοῦ μεγάλου Θεοῦ καὶ Σωτῆρος ἡμῶν, Ἰησοῦ Χριστοῦ</w:t>
+      </w:r>
+    </w:p>
+    <w:p>
+      <w:pPr/>
+      <w:r>
+        <w:rPr>
+          <w:lang w:val="hi_IN" w:bidi="hi_IN"/>
+        </w:rPr>
+      </w:r>
+      <w:r>
+        <w:rPr>
+          <w:b/>
+          <w:lang w:val="hi_IN" w:bidi="hi_IN"/>
+        </w:rPr>
         <w:t>"अपने महान परमेश्वर और उद्धारकर्ता यीशु मसीह"</w:t>
       </w:r>
     </w:p>
@@ -11463,6 +13278,21 @@
           <w:b/>
           <w:lang w:val="hi_IN" w:bidi="hi_IN"/>
         </w:rPr>
+        <w:t>ὃς ἔδωκεν ἑαυτὸν ὑπὲρ ἡμῶν</w:t>
+      </w:r>
+    </w:p>
+    <w:p>
+      <w:pPr/>
+      <w:r>
+        <w:rPr>
+          <w:lang w:val="hi_IN" w:bidi="hi_IN"/>
+        </w:rPr>
+      </w:r>
+      <w:r>
+        <w:rPr>
+          <w:b/>
+          <w:lang w:val="hi_IN" w:bidi="hi_IN"/>
+        </w:rPr>
         <w:t>"अपने आप को हमारे लिये दे दिया"</w:t>
       </w:r>
     </w:p>
@@ -11546,6 +13376,21 @@
           <w:b/>
           <w:lang w:val="hi_IN" w:bidi="hi_IN"/>
         </w:rPr>
+        <w:t>ἡμῶν</w:t>
+      </w:r>
+    </w:p>
+    <w:p>
+      <w:pPr/>
+      <w:r>
+        <w:rPr>
+          <w:lang w:val="hi_IN" w:bidi="hi_IN"/>
+        </w:rPr>
+      </w:r>
+      <w:r>
+        <w:rPr>
+          <w:b/>
+          <w:lang w:val="hi_IN" w:bidi="hi_IN"/>
+        </w:rPr>
         <w:t>"हमारे लिये"</w:t>
       </w:r>
     </w:p>
@@ -11623,6 +13468,21 @@
           <w:b/>
           <w:lang w:val="hi_IN" w:bidi="hi_IN"/>
         </w:rPr>
+        <w:t>λυτρώσηται ἡμᾶς ἀπὸ πάσης ἀνομίας</w:t>
+      </w:r>
+    </w:p>
+    <w:p>
+      <w:pPr/>
+      <w:r>
+        <w:rPr>
+          <w:lang w:val="hi_IN" w:bidi="hi_IN"/>
+        </w:rPr>
+      </w:r>
+      <w:r>
+        <w:rPr>
+          <w:b/>
+          <w:lang w:val="hi_IN" w:bidi="hi_IN"/>
+        </w:rPr>
         <w:t>"हमें हर प्रकार के अधर्म से छुड़ा ले"</w:t>
       </w:r>
     </w:p>
@@ -11706,6 +13566,21 @@
           <w:b/>
           <w:lang w:val="hi_IN" w:bidi="hi_IN"/>
         </w:rPr>
+        <w:t>ἡμᾶς</w:t>
+      </w:r>
+    </w:p>
+    <w:p>
+      <w:pPr/>
+      <w:r>
+        <w:rPr>
+          <w:lang w:val="hi_IN" w:bidi="hi_IN"/>
+        </w:rPr>
+      </w:r>
+      <w:r>
+        <w:rPr>
+          <w:b/>
+          <w:lang w:val="hi_IN" w:bidi="hi_IN"/>
+        </w:rPr>
         <w:t>"हमें"</w:t>
       </w:r>
     </w:p>
@@ -11783,6 +13658,21 @@
           <w:b/>
           <w:lang w:val="hi_IN" w:bidi="hi_IN"/>
         </w:rPr>
+        <w:t>λαὸν περιούσιον</w:t>
+      </w:r>
+    </w:p>
+    <w:p>
+      <w:pPr/>
+      <w:r>
+        <w:rPr>
+          <w:lang w:val="hi_IN" w:bidi="hi_IN"/>
+        </w:rPr>
+      </w:r>
+      <w:r>
+        <w:rPr>
+          <w:b/>
+          <w:lang w:val="hi_IN" w:bidi="hi_IN"/>
+        </w:rPr>
         <w:t>"एक ऐसी जाति"</w:t>
       </w:r>
     </w:p>
@@ -11848,6 +13738,21 @@
           <w:b/>
           <w:lang w:val="hi_IN" w:bidi="hi_IN"/>
         </w:rPr>
+        <w:t>ζηλωτὴν καλῶν ἔργων</w:t>
+      </w:r>
+    </w:p>
+    <w:p>
+      <w:pPr/>
+      <w:r>
+        <w:rPr>
+          <w:lang w:val="hi_IN" w:bidi="hi_IN"/>
+        </w:rPr>
+      </w:r>
+      <w:r>
+        <w:rPr>
+          <w:b/>
+          <w:lang w:val="hi_IN" w:bidi="hi_IN"/>
+        </w:rPr>
         <w:t>"सरगर्म हो"</w:t>
       </w:r>
     </w:p>
@@ -11913,6 +13818,21 @@
           <w:b/>
           <w:lang w:val="hi_IN" w:bidi="hi_IN"/>
         </w:rPr>
+        <w:t>ταῦτα</w:t>
+      </w:r>
+    </w:p>
+    <w:p>
+      <w:pPr/>
+      <w:r>
+        <w:rPr>
+          <w:lang w:val="hi_IN" w:bidi="hi_IN"/>
+        </w:rPr>
+      </w:r>
+      <w:r>
+        <w:rPr>
+          <w:b/>
+          <w:lang w:val="hi_IN" w:bidi="hi_IN"/>
+        </w:rPr>
         <w:t>"ये बातें"</w:t>
       </w:r>
     </w:p>
@@ -12017,6 +13937,21 @@
           <w:b/>
           <w:lang w:val="hi_IN" w:bidi="hi_IN"/>
         </w:rPr>
+        <w:t>παρακάλει</w:t>
+      </w:r>
+    </w:p>
+    <w:p>
+      <w:pPr/>
+      <w:r>
+        <w:rPr>
+          <w:lang w:val="hi_IN" w:bidi="hi_IN"/>
+        </w:rPr>
+      </w:r>
+      <w:r>
+        <w:rPr>
+          <w:b/>
+          <w:lang w:val="hi_IN" w:bidi="hi_IN"/>
+        </w:rPr>
         <w:t>"समझा"</w:t>
       </w:r>
     </w:p>
@@ -12082,6 +14017,21 @@
           <w:b/>
           <w:lang w:val="hi_IN" w:bidi="hi_IN"/>
         </w:rPr>
+        <w:t>ἔλεγχε, μετὰ πάσης ἐπιταγῆς</w:t>
+      </w:r>
+    </w:p>
+    <w:p>
+      <w:pPr/>
+      <w:r>
+        <w:rPr>
+          <w:lang w:val="hi_IN" w:bidi="hi_IN"/>
+        </w:rPr>
+      </w:r>
+      <w:r>
+        <w:rPr>
+          <w:b/>
+          <w:lang w:val="hi_IN" w:bidi="hi_IN"/>
+        </w:rPr>
         <w:t>"पूरे अधिकार के साथ"</w:t>
       </w:r>
       <w:r>
@@ -12178,6 +14128,21 @@
           <w:b/>
           <w:lang w:val="hi_IN" w:bidi="hi_IN"/>
         </w:rPr>
+        <w:t>μετὰ πάσης ἐπιταγῆς</w:t>
+      </w:r>
+    </w:p>
+    <w:p>
+      <w:pPr/>
+      <w:r>
+        <w:rPr>
+          <w:lang w:val="hi_IN" w:bidi="hi_IN"/>
+        </w:rPr>
+      </w:r>
+      <w:r>
+        <w:rPr>
+          <w:b/>
+          <w:lang w:val="hi_IN" w:bidi="hi_IN"/>
+        </w:rPr>
         <w:t>"पूरे अधिकार के साथ"</w:t>
       </w:r>
     </w:p>
@@ -12274,6 +14239,21 @@
           <w:b/>
           <w:lang w:val="hi_IN" w:bidi="hi_IN"/>
         </w:rPr>
+        <w:t>μηδείς σου περιφρονείτω</w:t>
+      </w:r>
+    </w:p>
+    <w:p>
+      <w:pPr/>
+      <w:r>
+        <w:rPr>
+          <w:lang w:val="hi_IN" w:bidi="hi_IN"/>
+        </w:rPr>
+      </w:r>
+      <w:r>
+        <w:rPr>
+          <w:b/>
+          <w:lang w:val="hi_IN" w:bidi="hi_IN"/>
+        </w:rPr>
         <w:t>"कोई तुझे तुच्छ न जानने पाए"</w:t>
       </w:r>
     </w:p>
@@ -12338,6 +14318,21 @@
           <w:b/>
           <w:lang w:val="hi_IN" w:bidi="hi_IN"/>
         </w:rPr>
+        <w:t>μηδείς σου περιφρονείτω</w:t>
+      </w:r>
+    </w:p>
+    <w:p>
+      <w:pPr/>
+      <w:r>
+        <w:rPr>
+          <w:lang w:val="hi_IN" w:bidi="hi_IN"/>
+        </w:rPr>
+      </w:r>
+      <w:r>
+        <w:rPr>
+          <w:b/>
+          <w:lang w:val="hi_IN" w:bidi="hi_IN"/>
+        </w:rPr>
         <w:t>"कोई तुझे तुच्छ न जानने पाए"</w:t>
       </w:r>
     </w:p>
@@ -12421,6 +14416,21 @@
           <w:b/>
           <w:lang w:val="hi_IN" w:bidi="hi_IN"/>
         </w:rPr>
+        <w:t>μηδείς σου περιφρονείτω</w:t>
+      </w:r>
+    </w:p>
+    <w:p>
+      <w:pPr/>
+      <w:r>
+        <w:rPr>
+          <w:lang w:val="hi_IN" w:bidi="hi_IN"/>
+        </w:rPr>
+      </w:r>
+      <w:r>
+        <w:rPr>
+          <w:b/>
+          <w:lang w:val="hi_IN" w:bidi="hi_IN"/>
+        </w:rPr>
         <w:t>"तुझे तुच्छ"</w:t>
       </w:r>
       <w:r>
@@ -12668,6 +14678,21 @@
           <w:b/>
           <w:lang w:val="hi_IN" w:bidi="hi_IN"/>
         </w:rPr>
+        <w:t>ὑπομίμνῃσκε αὐτοὺς &amp; ὑποτάσσεσθαι</w:t>
+      </w:r>
+    </w:p>
+    <w:p>
+      <w:pPr/>
+      <w:r>
+        <w:rPr>
+          <w:lang w:val="hi_IN" w:bidi="hi_IN"/>
+        </w:rPr>
+      </w:r>
+      <w:r>
+        <w:rPr>
+          <w:b/>
+          <w:lang w:val="hi_IN" w:bidi="hi_IN"/>
+        </w:rPr>
         <w:t>"लोगों को सुधि दिला, कि"</w:t>
       </w:r>
       <w:r>
@@ -12760,6 +14785,21 @@
           <w:b/>
           <w:lang w:val="hi_IN" w:bidi="hi_IN"/>
         </w:rPr>
+        <w:t>ἀρχαῖς, ἐξουσίαις, ὑποτάσσεσθαι, πειθαρχεῖν</w:t>
+      </w:r>
+    </w:p>
+    <w:p>
+      <w:pPr/>
+      <w:r>
+        <w:rPr>
+          <w:lang w:val="hi_IN" w:bidi="hi_IN"/>
+        </w:rPr>
+      </w:r>
+      <w:r>
+        <w:rPr>
+          <w:b/>
+          <w:lang w:val="hi_IN" w:bidi="hi_IN"/>
+        </w:rPr>
         <w:t>"हाकिमों अधिकारियों के अधीन रहें, उनकी आज्ञा मानें"</w:t>
       </w:r>
     </w:p>
@@ -12825,6 +14865,21 @@
           <w:b/>
           <w:lang w:val="hi_IN" w:bidi="hi_IN"/>
         </w:rPr>
+        <w:t>ἀρχαῖς, ἐξουσίαις</w:t>
+      </w:r>
+    </w:p>
+    <w:p>
+      <w:pPr/>
+      <w:r>
+        <w:rPr>
+          <w:lang w:val="hi_IN" w:bidi="hi_IN"/>
+        </w:rPr>
+      </w:r>
+      <w:r>
+        <w:rPr>
+          <w:b/>
+          <w:lang w:val="hi_IN" w:bidi="hi_IN"/>
+        </w:rPr>
         <w:t>"हाकिमों अधिकारियों"</w:t>
       </w:r>
     </w:p>
@@ -12908,6 +14963,21 @@
           <w:b/>
           <w:lang w:val="hi_IN" w:bidi="hi_IN"/>
         </w:rPr>
+        <w:t>πρὸς πᾶν ἔργον ἀγαθὸν ἑτοίμους εἶναι</w:t>
+      </w:r>
+    </w:p>
+    <w:p>
+      <w:pPr/>
+      <w:r>
+        <w:rPr>
+          <w:lang w:val="hi_IN" w:bidi="hi_IN"/>
+        </w:rPr>
+      </w:r>
+      <w:r>
+        <w:rPr>
+          <w:b/>
+          <w:lang w:val="hi_IN" w:bidi="hi_IN"/>
+        </w:rPr>
         <w:t>"और हर एक अच्छे काम के लिये तैयार रहे"</w:t>
       </w:r>
     </w:p>
@@ -12973,6 +15043,21 @@
           <w:b/>
           <w:lang w:val="hi_IN" w:bidi="hi_IN"/>
         </w:rPr>
+        <w:t>βλασφημεῖν</w:t>
+      </w:r>
+    </w:p>
+    <w:p>
+      <w:pPr/>
+      <w:r>
+        <w:rPr>
+          <w:lang w:val="hi_IN" w:bidi="hi_IN"/>
+        </w:rPr>
+      </w:r>
+      <w:r>
+        <w:rPr>
+          <w:b/>
+          <w:lang w:val="hi_IN" w:bidi="hi_IN"/>
+        </w:rPr>
         <w:t>"बदनाम"</w:t>
       </w:r>
       <w:r>
@@ -13051,6 +15136,21 @@
           <w:b/>
           <w:lang w:val="hi_IN" w:bidi="hi_IN"/>
         </w:rPr>
+        <w:t>ἀμάχους εἶναι</w:t>
+      </w:r>
+    </w:p>
+    <w:p>
+      <w:pPr/>
+      <w:r>
+        <w:rPr>
+          <w:lang w:val="hi_IN" w:bidi="hi_IN"/>
+        </w:rPr>
+      </w:r>
+      <w:r>
+        <w:rPr>
+          <w:b/>
+          <w:lang w:val="hi_IN" w:bidi="hi_IN"/>
+        </w:rPr>
         <w:t>"झगड़ालू न (असन्तोषपूर्ण) हों"</w:t>
       </w:r>
     </w:p>
@@ -13160,6 +15260,21 @@
           <w:b/>
           <w:lang w:val="hi_IN" w:bidi="hi_IN"/>
         </w:rPr>
+        <w:t>πᾶσαν ἐνδεικνυμένους πραΰτητα</w:t>
+      </w:r>
+    </w:p>
+    <w:p>
+      <w:pPr/>
+      <w:r>
+        <w:rPr>
+          <w:lang w:val="hi_IN" w:bidi="hi_IN"/>
+        </w:rPr>
+      </w:r>
+      <w:r>
+        <w:rPr>
+          <w:b/>
+          <w:lang w:val="hi_IN" w:bidi="hi_IN"/>
+        </w:rPr>
         <w:t>"बड़ी नम्रता के साथ रहें"</w:t>
       </w:r>
     </w:p>
@@ -13264,6 +15379,21 @@
           <w:b/>
           <w:lang w:val="hi_IN" w:bidi="hi_IN"/>
         </w:rPr>
+        <w:t>πρὸς πάντας ἀνθρώπους</w:t>
+      </w:r>
+    </w:p>
+    <w:p>
+      <w:pPr/>
+      <w:r>
+        <w:rPr>
+          <w:lang w:val="hi_IN" w:bidi="hi_IN"/>
+        </w:rPr>
+      </w:r>
+      <w:r>
+        <w:rPr>
+          <w:b/>
+          <w:lang w:val="hi_IN" w:bidi="hi_IN"/>
+        </w:rPr>
         <w:t>"सब मनुष्यों (पुरुषों) के साथ"</w:t>
       </w:r>
     </w:p>
@@ -13368,6 +15498,21 @@
           <w:b/>
           <w:lang w:val="hi_IN" w:bidi="hi_IN"/>
         </w:rPr>
+        <w:t>ἦμεν γάρ ποτε καὶ ἡμεῖς</w:t>
+      </w:r>
+    </w:p>
+    <w:p>
+      <w:pPr/>
+      <w:r>
+        <w:rPr>
+          <w:lang w:val="hi_IN" w:bidi="hi_IN"/>
+        </w:rPr>
+      </w:r>
+      <w:r>
+        <w:rPr>
+          <w:b/>
+          <w:lang w:val="hi_IN" w:bidi="hi_IN"/>
+        </w:rPr>
         <w:t>"क्योंकि हम भी पहले,"</w:t>
       </w:r>
       <w:r>
@@ -13446,6 +15591,21 @@
           <w:b/>
           <w:lang w:val="hi_IN" w:bidi="hi_IN"/>
         </w:rPr>
+        <w:t>ποτε</w:t>
+      </w:r>
+    </w:p>
+    <w:p>
+      <w:pPr/>
+      <w:r>
+        <w:rPr>
+          <w:lang w:val="hi_IN" w:bidi="hi_IN"/>
+        </w:rPr>
+      </w:r>
+      <w:r>
+        <w:rPr>
+          <w:b/>
+          <w:lang w:val="hi_IN" w:bidi="hi_IN"/>
+        </w:rPr>
         <w:t>"पहले"</w:t>
       </w:r>
     </w:p>
@@ -13534,6 +15694,21 @@
           <w:lang w:val="hi_IN" w:bidi="hi_IN"/>
         </w:rPr>
       </w:r>
+      <w:r>
+        <w:rPr>
+          <w:b/>
+          <w:lang w:val="hi_IN" w:bidi="hi_IN"/>
+        </w:rPr>
+        <w:t>ἡμεῖς</w:t>
+      </w:r>
+    </w:p>
+    <w:p>
+      <w:pPr/>
+      <w:r>
+        <w:rPr>
+          <w:lang w:val="hi_IN" w:bidi="hi_IN"/>
+        </w:rPr>
+      </w:r>
     </w:p>
     <w:p>
       <w:pPr/>
@@ -13618,6 +15793,21 @@
           <w:lang w:val="hi_IN" w:bidi="hi_IN"/>
         </w:rPr>
       </w:r>
+      <w:r>
+        <w:rPr>
+          <w:b/>
+          <w:lang w:val="hi_IN" w:bidi="hi_IN"/>
+        </w:rPr>
+        <w:t>ἦμεν &amp; ἀνόητοι</w:t>
+      </w:r>
+    </w:p>
+    <w:p>
+      <w:pPr/>
+      <w:r>
+        <w:rPr>
+          <w:lang w:val="hi_IN" w:bidi="hi_IN"/>
+        </w:rPr>
+      </w:r>
     </w:p>
     <w:p>
       <w:pPr/>
@@ -13695,6 +15885,21 @@
           <w:b/>
           <w:lang w:val="hi_IN" w:bidi="hi_IN"/>
         </w:rPr>
+        <w:t>πλανώμενοι, δουλεύοντες ἐπιθυμίαις καὶ ἡδοναῖς ποικίλαις</w:t>
+      </w:r>
+    </w:p>
+    <w:p>
+      <w:pPr/>
+      <w:r>
+        <w:rPr>
+          <w:lang w:val="hi_IN" w:bidi="hi_IN"/>
+        </w:rPr>
+      </w:r>
+      <w:r>
+        <w:rPr>
+          <w:b/>
+          <w:lang w:val="hi_IN" w:bidi="hi_IN"/>
+        </w:rPr>
         <w:t>"हम"</w:t>
       </w:r>
     </w:p>
@@ -13778,6 +15983,21 @@
           <w:b/>
           <w:lang w:val="hi_IN" w:bidi="hi_IN"/>
         </w:rPr>
+        <w:t>πλανώμενοι, δουλεύοντες ἐπιθυμίαις καὶ ἡδοναῖς ποικίλαις</w:t>
+      </w:r>
+    </w:p>
+    <w:p>
+      <w:pPr/>
+      <w:r>
+        <w:rPr>
+          <w:lang w:val="hi_IN" w:bidi="hi_IN"/>
+        </w:rPr>
+      </w:r>
+      <w:r>
+        <w:rPr>
+          <w:b/>
+          <w:lang w:val="hi_IN" w:bidi="hi_IN"/>
+        </w:rPr>
         <w:t>"और भ्रम में पड़े"</w:t>
       </w:r>
       <w:r>
@@ -13874,6 +16094,21 @@
           <w:b/>
           <w:lang w:val="hi_IN" w:bidi="hi_IN"/>
         </w:rPr>
+        <w:t>ἐπιθυμίαις καὶ ἡδοναῖς ποικίλαις</w:t>
+      </w:r>
+    </w:p>
+    <w:p>
+      <w:pPr/>
+      <w:r>
+        <w:rPr>
+          <w:lang w:val="hi_IN" w:bidi="hi_IN"/>
+        </w:rPr>
+      </w:r>
+      <w:r>
+        <w:rPr>
+          <w:b/>
+          <w:lang w:val="hi_IN" w:bidi="hi_IN"/>
+        </w:rPr>
         <w:t>"अभिलाषाओं"</w:t>
       </w:r>
     </w:p>
@@ -13952,6 +16187,21 @@
           <w:b/>
           <w:lang w:val="hi_IN" w:bidi="hi_IN"/>
         </w:rPr>
+        <w:t>ἐν κακίᾳ καὶ φθόνῳ διάγοντες</w:t>
+      </w:r>
+    </w:p>
+    <w:p>
+      <w:pPr/>
+      <w:r>
+        <w:rPr>
+          <w:lang w:val="hi_IN" w:bidi="hi_IN"/>
+        </w:rPr>
+      </w:r>
+      <w:r>
+        <w:rPr>
+          <w:b/>
+          <w:lang w:val="hi_IN" w:bidi="hi_IN"/>
+        </w:rPr>
         <w:t>"बैर-भाव, और डाह करने में जीवन निर्वाह करते थे,"</w:t>
       </w:r>
       <w:r>
@@ -14100,6 +16350,21 @@
           <w:b/>
           <w:lang w:val="hi_IN" w:bidi="hi_IN"/>
         </w:rPr>
+        <w:t>στυγητοί</w:t>
+      </w:r>
+    </w:p>
+    <w:p>
+      <w:pPr/>
+      <w:r>
+        <w:rPr>
+          <w:lang w:val="hi_IN" w:bidi="hi_IN"/>
+        </w:rPr>
+      </w:r>
+      <w:r>
+        <w:rPr>
+          <w:b/>
+          <w:lang w:val="hi_IN" w:bidi="hi_IN"/>
+        </w:rPr>
         <w:t>"और घृणित थे"</w:t>
       </w:r>
     </w:p>
@@ -14164,6 +16429,21 @@
           <w:b/>
           <w:lang w:val="hi_IN" w:bidi="hi_IN"/>
         </w:rPr>
+        <w:t>δὲ</w:t>
+      </w:r>
+    </w:p>
+    <w:p>
+      <w:pPr/>
+      <w:r>
+        <w:rPr>
+          <w:lang w:val="hi_IN" w:bidi="hi_IN"/>
+        </w:rPr>
+      </w:r>
+      <w:r>
+        <w:rPr>
+          <w:b/>
+          <w:lang w:val="hi_IN" w:bidi="hi_IN"/>
+        </w:rPr>
         <w:t>"पर"</w:t>
       </w:r>
     </w:p>
@@ -14247,6 +16527,21 @@
           <w:b/>
           <w:lang w:val="hi_IN" w:bidi="hi_IN"/>
         </w:rPr>
+        <w:t>ὅτε &amp; ἡ χρηστότης καὶ ἡ φιλανθρωπία ἐπεφάνη τοῦ Σωτῆρος ἡμῶν, Θεοῦ</w:t>
+      </w:r>
+    </w:p>
+    <w:p>
+      <w:pPr/>
+      <w:r>
+        <w:rPr>
+          <w:lang w:val="hi_IN" w:bidi="hi_IN"/>
+        </w:rPr>
+      </w:r>
+      <w:r>
+        <w:rPr>
+          <w:b/>
+          <w:lang w:val="hi_IN" w:bidi="hi_IN"/>
+        </w:rPr>
         <w:t>"जब हमारे उद्धारकर्ता परमेश्वर की भलाई, और मनुष्यों पर उसका प्रेम प्रकट हुआ"</w:t>
       </w:r>
     </w:p>
@@ -14330,6 +16625,21 @@
           <w:b/>
           <w:lang w:val="hi_IN" w:bidi="hi_IN"/>
         </w:rPr>
+        <w:t>ὅτε &amp; ἡ χρηστότης καὶ ἡ φιλανθρωπία ἐπεφάνη τοῦ Σωτῆρος ἡμῶν, Θεοῦ</w:t>
+      </w:r>
+    </w:p>
+    <w:p>
+      <w:pPr/>
+      <w:r>
+        <w:rPr>
+          <w:lang w:val="hi_IN" w:bidi="hi_IN"/>
+        </w:rPr>
+      </w:r>
+      <w:r>
+        <w:rPr>
+          <w:b/>
+          <w:lang w:val="hi_IN" w:bidi="hi_IN"/>
+        </w:rPr>
         <w:t>"जब हमारे उद्धारकर्ता परमेश्वर की भलाई, और मनुष्यों पर उसका प्रेम प्रकट हुआ"</w:t>
       </w:r>
     </w:p>
@@ -14439,6 +16749,21 @@
           <w:b/>
           <w:lang w:val="hi_IN" w:bidi="hi_IN"/>
         </w:rPr>
+        <w:t>ἡμῶν</w:t>
+      </w:r>
+    </w:p>
+    <w:p>
+      <w:pPr/>
+      <w:r>
+        <w:rPr>
+          <w:lang w:val="hi_IN" w:bidi="hi_IN"/>
+        </w:rPr>
+      </w:r>
+      <w:r>
+        <w:rPr>
+          <w:b/>
+          <w:lang w:val="hi_IN" w:bidi="hi_IN"/>
+        </w:rPr>
         <w:t>"हमारे"</w:t>
       </w:r>
     </w:p>
@@ -14516,6 +16841,21 @@
           <w:b/>
           <w:lang w:val="hi_IN" w:bidi="hi_IN"/>
         </w:rPr>
+        <w:t>ἔργων τῶν ἐν δικαιοσύνῃ</w:t>
+      </w:r>
+    </w:p>
+    <w:p>
+      <w:pPr/>
+      <w:r>
+        <w:rPr>
+          <w:lang w:val="hi_IN" w:bidi="hi_IN"/>
+        </w:rPr>
+      </w:r>
+      <w:r>
+        <w:rPr>
+          <w:b/>
+          <w:lang w:val="hi_IN" w:bidi="hi_IN"/>
+        </w:rPr>
         <w:t>"धार्मिक (धार्मिकता के) कामों"</w:t>
       </w:r>
     </w:p>
@@ -14612,6 +16952,21 @@
           <w:b/>
           <w:lang w:val="hi_IN" w:bidi="hi_IN"/>
         </w:rPr>
+        <w:t>κατὰ τὸ αὐτοῦ ἔλεος</w:t>
+      </w:r>
+    </w:p>
+    <w:p>
+      <w:pPr/>
+      <w:r>
+        <w:rPr>
+          <w:lang w:val="hi_IN" w:bidi="hi_IN"/>
+        </w:rPr>
+      </w:r>
+      <w:r>
+        <w:rPr>
+          <w:b/>
+          <w:lang w:val="hi_IN" w:bidi="hi_IN"/>
+        </w:rPr>
         <w:t>"अपनी दया के अनुसार"</w:t>
       </w:r>
     </w:p>
@@ -14677,6 +17032,21 @@
           <w:b/>
           <w:lang w:val="hi_IN" w:bidi="hi_IN"/>
         </w:rPr>
+        <w:t>λουτροῦ παλινγενεσίας</w:t>
+      </w:r>
+    </w:p>
+    <w:p>
+      <w:pPr/>
+      <w:r>
+        <w:rPr>
+          <w:lang w:val="hi_IN" w:bidi="hi_IN"/>
+        </w:rPr>
+      </w:r>
+      <w:r>
+        <w:rPr>
+          <w:b/>
+          <w:lang w:val="hi_IN" w:bidi="hi_IN"/>
+        </w:rPr>
         <w:t>"जन्म के स्नान"</w:t>
       </w:r>
     </w:p>
@@ -14760,6 +17130,21 @@
           <w:b/>
           <w:lang w:val="hi_IN" w:bidi="hi_IN"/>
         </w:rPr>
+        <w:t>οὗ ἐξέχεεν ἐφ’ ἡμᾶς πλουσίως,</w:t>
+      </w:r>
+    </w:p>
+    <w:p>
+      <w:pPr/>
+      <w:r>
+        <w:rPr>
+          <w:lang w:val="hi_IN" w:bidi="hi_IN"/>
+        </w:rPr>
+      </w:r>
+      <w:r>
+        <w:rPr>
+          <w:b/>
+          <w:lang w:val="hi_IN" w:bidi="hi_IN"/>
+        </w:rPr>
         <w:t>"जिसे उसने"</w:t>
       </w:r>
       <w:r>
@@ -14856,6 +17241,21 @@
           <w:b/>
           <w:lang w:val="hi_IN" w:bidi="hi_IN"/>
         </w:rPr>
+        <w:t>ἡμᾶς</w:t>
+      </w:r>
+    </w:p>
+    <w:p>
+      <w:pPr/>
+      <w:r>
+        <w:rPr>
+          <w:lang w:val="hi_IN" w:bidi="hi_IN"/>
+        </w:rPr>
+      </w:r>
+      <w:r>
+        <w:rPr>
+          <w:b/>
+          <w:lang w:val="hi_IN" w:bidi="hi_IN"/>
+        </w:rPr>
         <w:t>"हम"</w:t>
       </w:r>
     </w:p>
@@ -14933,6 +17333,21 @@
           <w:b/>
           <w:lang w:val="hi_IN" w:bidi="hi_IN"/>
         </w:rPr>
+        <w:t>διὰ Ἰησοῦ Χριστοῦ, τοῦ Σωτῆρος ἡμῶν</w:t>
+      </w:r>
+    </w:p>
+    <w:p>
+      <w:pPr/>
+      <w:r>
+        <w:rPr>
+          <w:lang w:val="hi_IN" w:bidi="hi_IN"/>
+        </w:rPr>
+      </w:r>
+      <w:r>
+        <w:rPr>
+          <w:b/>
+          <w:lang w:val="hi_IN" w:bidi="hi_IN"/>
+        </w:rPr>
         <w:t>"हमारे उद्धारकर्ता यीशु मसीह के द्वारा"</w:t>
       </w:r>
     </w:p>
@@ -14998,6 +17413,21 @@
           <w:b/>
           <w:lang w:val="hi_IN" w:bidi="hi_IN"/>
         </w:rPr>
+        <w:t>ἡμῶν</w:t>
+      </w:r>
+    </w:p>
+    <w:p>
+      <w:pPr/>
+      <w:r>
+        <w:rPr>
+          <w:lang w:val="hi_IN" w:bidi="hi_IN"/>
+        </w:rPr>
+      </w:r>
+      <w:r>
+        <w:rPr>
+          <w:b/>
+          <w:lang w:val="hi_IN" w:bidi="hi_IN"/>
+        </w:rPr>
         <w:t>"हमारे"</w:t>
       </w:r>
     </w:p>
@@ -15075,6 +17505,21 @@
           <w:b/>
           <w:lang w:val="hi_IN" w:bidi="hi_IN"/>
         </w:rPr>
+        <w:t>ἵνα</w:t>
+      </w:r>
+    </w:p>
+    <w:p>
+      <w:pPr/>
+      <w:r>
+        <w:rPr>
+          <w:lang w:val="hi_IN" w:bidi="hi_IN"/>
+        </w:rPr>
+      </w:r>
+      <w:r>
+        <w:rPr>
+          <w:b/>
+          <w:lang w:val="hi_IN" w:bidi="hi_IN"/>
+        </w:rPr>
         <w:t>"जिससे"</w:t>
       </w:r>
     </w:p>
@@ -15192,6 +17637,21 @@
           <w:b/>
           <w:lang w:val="hi_IN" w:bidi="hi_IN"/>
         </w:rPr>
+        <w:t>δικαιωθέντες</w:t>
+      </w:r>
+    </w:p>
+    <w:p>
+      <w:pPr/>
+      <w:r>
+        <w:rPr>
+          <w:lang w:val="hi_IN" w:bidi="hi_IN"/>
+        </w:rPr>
+      </w:r>
+      <w:r>
+        <w:rPr>
+          <w:b/>
+          <w:lang w:val="hi_IN" w:bidi="hi_IN"/>
+        </w:rPr>
         <w:t>"धर्मी ठहरकर"</w:t>
       </w:r>
     </w:p>
@@ -15275,6 +17735,21 @@
           <w:b/>
           <w:lang w:val="hi_IN" w:bidi="hi_IN"/>
         </w:rPr>
+        <w:t>τῇ ἐκείνου χάριτι</w:t>
+      </w:r>
+    </w:p>
+    <w:p>
+      <w:pPr/>
+      <w:r>
+        <w:rPr>
+          <w:lang w:val="hi_IN" w:bidi="hi_IN"/>
+        </w:rPr>
+      </w:r>
+      <w:r>
+        <w:rPr>
+          <w:b/>
+          <w:lang w:val="hi_IN" w:bidi="hi_IN"/>
+        </w:rPr>
         <w:t>"उसके अनुग्रह से"</w:t>
       </w:r>
     </w:p>
@@ -15371,6 +17846,21 @@
           <w:b/>
           <w:lang w:val="hi_IN" w:bidi="hi_IN"/>
         </w:rPr>
+        <w:t>ἐκείνου</w:t>
+      </w:r>
+    </w:p>
+    <w:p>
+      <w:pPr/>
+      <w:r>
+        <w:rPr>
+          <w:lang w:val="hi_IN" w:bidi="hi_IN"/>
+        </w:rPr>
+      </w:r>
+      <w:r>
+        <w:rPr>
+          <w:b/>
+          <w:lang w:val="hi_IN" w:bidi="hi_IN"/>
+        </w:rPr>
         <w:t>"उसके"</w:t>
       </w:r>
     </w:p>
@@ -15467,6 +17957,21 @@
           <w:b/>
           <w:lang w:val="hi_IN" w:bidi="hi_IN"/>
         </w:rPr>
+        <w:t>κληρονόμοι γενηθῶμεν, κατ’ ἐλπίδα ζωῆς αἰωνίου</w:t>
+      </w:r>
+    </w:p>
+    <w:p>
+      <w:pPr/>
+      <w:r>
+        <w:rPr>
+          <w:lang w:val="hi_IN" w:bidi="hi_IN"/>
+        </w:rPr>
+      </w:r>
+      <w:r>
+        <w:rPr>
+          <w:b/>
+          <w:lang w:val="hi_IN" w:bidi="hi_IN"/>
+        </w:rPr>
         <w:t>"अनन्त जीवन की आशा के अनुसार वारिस बनें"</w:t>
       </w:r>
     </w:p>
@@ -15550,6 +18055,21 @@
           <w:b/>
           <w:lang w:val="hi_IN" w:bidi="hi_IN"/>
         </w:rPr>
+        <w:t>ὁ λόγος</w:t>
+      </w:r>
+    </w:p>
+    <w:p>
+      <w:pPr/>
+      <w:r>
+        <w:rPr>
+          <w:lang w:val="hi_IN" w:bidi="hi_IN"/>
+        </w:rPr>
+      </w:r>
+      <w:r>
+        <w:rPr>
+          <w:b/>
+          <w:lang w:val="hi_IN" w:bidi="hi_IN"/>
+        </w:rPr>
         <w:t>"यह बात"</w:t>
       </w:r>
     </w:p>
@@ -15613,6 +18133,21 @@
           <w:b/>
           <w:lang w:val="hi_IN" w:bidi="hi_IN"/>
         </w:rPr>
+        <w:t>τούτων</w:t>
+      </w:r>
+    </w:p>
+    <w:p>
+      <w:pPr/>
+      <w:r>
+        <w:rPr>
+          <w:lang w:val="hi_IN" w:bidi="hi_IN"/>
+        </w:rPr>
+      </w:r>
+      <w:r>
+        <w:rPr>
+          <w:b/>
+          <w:lang w:val="hi_IN" w:bidi="hi_IN"/>
+        </w:rPr>
         <w:t>"इन"</w:t>
       </w:r>
     </w:p>
@@ -15676,6 +18211,21 @@
           <w:b/>
           <w:lang w:val="hi_IN" w:bidi="hi_IN"/>
         </w:rPr>
+        <w:t>φροντίζωσιν καλῶν ἔργων, προΐστασθαι</w:t>
+      </w:r>
+    </w:p>
+    <w:p>
+      <w:pPr/>
+      <w:r>
+        <w:rPr>
+          <w:lang w:val="hi_IN" w:bidi="hi_IN"/>
+        </w:rPr>
+      </w:r>
+      <w:r>
+        <w:rPr>
+          <w:b/>
+          <w:lang w:val="hi_IN" w:bidi="hi_IN"/>
+        </w:rPr>
         <w:t>"वे भले-भले कामों में लगे रहने का ध्यान रखें"</w:t>
       </w:r>
     </w:p>
@@ -15741,6 +18291,21 @@
           <w:b/>
           <w:lang w:val="hi_IN" w:bidi="hi_IN"/>
         </w:rPr>
+        <w:t>τοῖς ἀνθρώποις</w:t>
+      </w:r>
+    </w:p>
+    <w:p>
+      <w:pPr/>
+      <w:r>
+        <w:rPr>
+          <w:lang w:val="hi_IN" w:bidi="hi_IN"/>
+        </w:rPr>
+      </w:r>
+      <w:r>
+        <w:rPr>
+          <w:b/>
+          <w:lang w:val="hi_IN" w:bidi="hi_IN"/>
+        </w:rPr>
         <w:t>"मनुष्यों (पुरुषों) के"</w:t>
       </w:r>
     </w:p>
@@ -15837,6 +18402,21 @@
           <w:b/>
           <w:lang w:val="hi_IN" w:bidi="hi_IN"/>
         </w:rPr>
+        <w:t>δὲ &amp; περιΐστασο</w:t>
+      </w:r>
+    </w:p>
+    <w:p>
+      <w:pPr/>
+      <w:r>
+        <w:rPr>
+          <w:lang w:val="hi_IN" w:bidi="hi_IN"/>
+        </w:rPr>
+      </w:r>
+      <w:r>
+        <w:rPr>
+          <w:b/>
+          <w:lang w:val="hi_IN" w:bidi="hi_IN"/>
+        </w:rPr>
         <w:t>"पर मूर्खता के"</w:t>
       </w:r>
       <w:r>
@@ -15928,6 +18508,21 @@
           <w:b/>
           <w:lang w:val="hi_IN" w:bidi="hi_IN"/>
         </w:rPr>
+        <w:t>μωρὰς &amp; ζητήσεις</w:t>
+      </w:r>
+    </w:p>
+    <w:p>
+      <w:pPr/>
+      <w:r>
+        <w:rPr>
+          <w:lang w:val="hi_IN" w:bidi="hi_IN"/>
+        </w:rPr>
+      </w:r>
+      <w:r>
+        <w:rPr>
+          <w:b/>
+          <w:lang w:val="hi_IN" w:bidi="hi_IN"/>
+        </w:rPr>
         <w:t>"पर मूर्खता के विवादों"</w:t>
       </w:r>
     </w:p>
@@ -15993,6 +18588,21 @@
           <w:b/>
           <w:lang w:val="hi_IN" w:bidi="hi_IN"/>
         </w:rPr>
+        <w:t>γενεαλογίας</w:t>
+      </w:r>
+    </w:p>
+    <w:p>
+      <w:pPr/>
+      <w:r>
+        <w:rPr>
+          <w:lang w:val="hi_IN" w:bidi="hi_IN"/>
+        </w:rPr>
+      </w:r>
+      <w:r>
+        <w:rPr>
+          <w:b/>
+          <w:lang w:val="hi_IN" w:bidi="hi_IN"/>
+        </w:rPr>
         <w:t>"वंशावलियों"</w:t>
       </w:r>
     </w:p>
@@ -16056,6 +18666,21 @@
           <w:b/>
           <w:lang w:val="hi_IN" w:bidi="hi_IN"/>
         </w:rPr>
+        <w:t>ἔρεις</w:t>
+      </w:r>
+    </w:p>
+    <w:p>
+      <w:pPr/>
+      <w:r>
+        <w:rPr>
+          <w:lang w:val="hi_IN" w:bidi="hi_IN"/>
+        </w:rPr>
+      </w:r>
+      <w:r>
+        <w:rPr>
+          <w:b/>
+          <w:lang w:val="hi_IN" w:bidi="hi_IN"/>
+        </w:rPr>
         <w:t>"बैर विरोध"</w:t>
       </w:r>
     </w:p>
@@ -16119,6 +18744,21 @@
           <w:b/>
           <w:lang w:val="hi_IN" w:bidi="hi_IN"/>
         </w:rPr>
+        <w:t>νομικὰς</w:t>
+      </w:r>
+    </w:p>
+    <w:p>
+      <w:pPr/>
+      <w:r>
+        <w:rPr>
+          <w:lang w:val="hi_IN" w:bidi="hi_IN"/>
+        </w:rPr>
+      </w:r>
+      <w:r>
+        <w:rPr>
+          <w:b/>
+          <w:lang w:val="hi_IN" w:bidi="hi_IN"/>
+        </w:rPr>
         <w:t>"जो व्यवस्था के विषय में हों"</w:t>
       </w:r>
     </w:p>
@@ -16184,6 +18824,21 @@
           <w:b/>
           <w:lang w:val="hi_IN" w:bidi="hi_IN"/>
         </w:rPr>
+        <w:t>αἱρετικὸν ἄνθρωπον &amp; παραιτοῦ</w:t>
+      </w:r>
+    </w:p>
+    <w:p>
+      <w:pPr/>
+      <w:r>
+        <w:rPr>
+          <w:lang w:val="hi_IN" w:bidi="hi_IN"/>
+        </w:rPr>
+      </w:r>
+      <w:r>
+        <w:rPr>
+          <w:b/>
+          <w:lang w:val="hi_IN" w:bidi="hi_IN"/>
+        </w:rPr>
         <w:t>"किसी पाखण्डी को"</w:t>
       </w:r>
       <w:r>
@@ -16262,6 +18917,21 @@
           <w:b/>
           <w:lang w:val="hi_IN" w:bidi="hi_IN"/>
         </w:rPr>
+        <w:t>μετὰ μίαν καὶ δευτέραν νουθεσίαν</w:t>
+      </w:r>
+    </w:p>
+    <w:p>
+      <w:pPr/>
+      <w:r>
+        <w:rPr>
+          <w:lang w:val="hi_IN" w:bidi="hi_IN"/>
+        </w:rPr>
+      </w:r>
+      <w:r>
+        <w:rPr>
+          <w:b/>
+          <w:lang w:val="hi_IN" w:bidi="hi_IN"/>
+        </w:rPr>
         <w:t>"एक दो बार समझा बुझाकर"</w:t>
       </w:r>
     </w:p>
@@ -16332,6 +19002,21 @@
           <w:b/>
           <w:lang w:val="hi_IN" w:bidi="hi_IN"/>
         </w:rPr>
+        <w:t>ὁ τοιοῦτος</w:t>
+      </w:r>
+    </w:p>
+    <w:p>
+      <w:pPr/>
+      <w:r>
+        <w:rPr>
+          <w:lang w:val="hi_IN" w:bidi="hi_IN"/>
+        </w:rPr>
+      </w:r>
+      <w:r>
+        <w:rPr>
+          <w:b/>
+          <w:lang w:val="hi_IN" w:bidi="hi_IN"/>
+        </w:rPr>
         <w:t>"ऐसा मनुष्य"</w:t>
       </w:r>
     </w:p>
@@ -16397,6 +19082,21 @@
           <w:b/>
           <w:lang w:val="hi_IN" w:bidi="hi_IN"/>
         </w:rPr>
+        <w:t>ἐξέστραπται</w:t>
+      </w:r>
+    </w:p>
+    <w:p>
+      <w:pPr/>
+      <w:r>
+        <w:rPr>
+          <w:lang w:val="hi_IN" w:bidi="hi_IN"/>
+        </w:rPr>
+      </w:r>
+      <w:r>
+        <w:rPr>
+          <w:b/>
+          <w:lang w:val="hi_IN" w:bidi="hi_IN"/>
+        </w:rPr>
         <w:t>"भटक गया है"</w:t>
       </w:r>
     </w:p>
@@ -16480,6 +19180,21 @@
           <w:b/>
           <w:lang w:val="hi_IN" w:bidi="hi_IN"/>
         </w:rPr>
+        <w:t>ὢν αὐτοκατάκριτος</w:t>
+      </w:r>
+    </w:p>
+    <w:p>
+      <w:pPr/>
+      <w:r>
+        <w:rPr>
+          <w:lang w:val="hi_IN" w:bidi="hi_IN"/>
+        </w:rPr>
+      </w:r>
+      <w:r>
+        <w:rPr>
+          <w:b/>
+          <w:lang w:val="hi_IN" w:bidi="hi_IN"/>
+        </w:rPr>
         <w:t>"अपने आप को दोषी ठहराकर"</w:t>
       </w:r>
       <w:r>
@@ -16558,6 +19273,21 @@
           <w:b/>
           <w:lang w:val="hi_IN" w:bidi="hi_IN"/>
         </w:rPr>
+        <w:t>ὅταν πέμψω Ἀρτεμᾶν πρὸς σὲ ἢ Τυχικόν</w:t>
+      </w:r>
+    </w:p>
+    <w:p>
+      <w:pPr/>
+      <w:r>
+        <w:rPr>
+          <w:lang w:val="hi_IN" w:bidi="hi_IN"/>
+        </w:rPr>
+      </w:r>
+      <w:r>
+        <w:rPr>
+          <w:b/>
+          <w:lang w:val="hi_IN" w:bidi="hi_IN"/>
+        </w:rPr>
         <w:t>"जब मैं"</w:t>
       </w:r>
       <w:r>
@@ -16636,6 +19366,21 @@
           <w:b/>
           <w:lang w:val="hi_IN" w:bidi="hi_IN"/>
         </w:rPr>
+        <w:t>Ἀρτεμᾶν &amp; Τυχικόν</w:t>
+      </w:r>
+    </w:p>
+    <w:p>
+      <w:pPr/>
+      <w:r>
+        <w:rPr>
+          <w:lang w:val="hi_IN" w:bidi="hi_IN"/>
+        </w:rPr>
+      </w:r>
+      <w:r>
+        <w:rPr>
+          <w:b/>
+          <w:lang w:val="hi_IN" w:bidi="hi_IN"/>
+        </w:rPr>
         <w:t>"अरतिमास"</w:t>
       </w:r>
       <w:r>
@@ -16732,6 +19477,21 @@
           <w:b/>
           <w:lang w:val="hi_IN" w:bidi="hi_IN"/>
         </w:rPr>
+        <w:t>σπούδασον ἐλθεῖν</w:t>
+      </w:r>
+    </w:p>
+    <w:p>
+      <w:pPr/>
+      <w:r>
+        <w:rPr>
+          <w:lang w:val="hi_IN" w:bidi="hi_IN"/>
+        </w:rPr>
+      </w:r>
+      <w:r>
+        <w:rPr>
+          <w:b/>
+          <w:lang w:val="hi_IN" w:bidi="hi_IN"/>
+        </w:rPr>
         <w:t>"आने"</w:t>
       </w:r>
       <w:r>
@@ -16810,6 +19570,21 @@
           <w:b/>
           <w:lang w:val="hi_IN" w:bidi="hi_IN"/>
         </w:rPr>
+        <w:t>σπούδασον</w:t>
+      </w:r>
+    </w:p>
+    <w:p>
+      <w:pPr/>
+      <w:r>
+        <w:rPr>
+          <w:lang w:val="hi_IN" w:bidi="hi_IN"/>
+        </w:rPr>
+      </w:r>
+      <w:r>
+        <w:rPr>
+          <w:b/>
+          <w:lang w:val="hi_IN" w:bidi="hi_IN"/>
+        </w:rPr>
         <w:t>"यत्न करना"</w:t>
       </w:r>
     </w:p>
@@ -16873,6 +19648,21 @@
           <w:b/>
           <w:lang w:val="hi_IN" w:bidi="hi_IN"/>
         </w:rPr>
+        <w:t>σπουδαίως πρόπεμψον</w:t>
+      </w:r>
+    </w:p>
+    <w:p>
+      <w:pPr/>
+      <w:r>
+        <w:rPr>
+          <w:lang w:val="hi_IN" w:bidi="hi_IN"/>
+        </w:rPr>
+      </w:r>
+      <w:r>
+        <w:rPr>
+          <w:b/>
+          <w:lang w:val="hi_IN" w:bidi="hi_IN"/>
+        </w:rPr>
         <w:t>"यत्न करके आगे पहुँचा दे"</w:t>
       </w:r>
     </w:p>
@@ -16977,6 +19767,21 @@
           <w:b/>
           <w:lang w:val="hi_IN" w:bidi="hi_IN"/>
         </w:rPr>
+        <w:t>Ζηνᾶν &amp; Ἀπολλῶν</w:t>
+      </w:r>
+    </w:p>
+    <w:p>
+      <w:pPr/>
+      <w:r>
+        <w:rPr>
+          <w:lang w:val="hi_IN" w:bidi="hi_IN"/>
+        </w:rPr>
+      </w:r>
+      <w:r>
+        <w:rPr>
+          <w:b/>
+          <w:lang w:val="hi_IN" w:bidi="hi_IN"/>
+        </w:rPr>
         <w:t>"जेनास"</w:t>
       </w:r>
       <w:r>
@@ -17073,6 +19878,21 @@
           <w:b/>
           <w:lang w:val="hi_IN" w:bidi="hi_IN"/>
         </w:rPr>
+        <w:t>καὶ Ἀπολλῶν</w:t>
+      </w:r>
+    </w:p>
+    <w:p>
+      <w:pPr/>
+      <w:r>
+        <w:rPr>
+          <w:lang w:val="hi_IN" w:bidi="hi_IN"/>
+        </w:rPr>
+      </w:r>
+      <w:r>
+        <w:rPr>
+          <w:b/>
+          <w:lang w:val="hi_IN" w:bidi="hi_IN"/>
+        </w:rPr>
         <w:t>"और अपुल्लोस को"</w:t>
       </w:r>
     </w:p>
@@ -17137,6 +19957,21 @@
           <w:b/>
           <w:lang w:val="hi_IN" w:bidi="hi_IN"/>
         </w:rPr>
+        <w:t>ἵνα μηδὲν αὐτοῖς λείπῃ</w:t>
+      </w:r>
+    </w:p>
+    <w:p>
+      <w:pPr/>
+      <w:r>
+        <w:rPr>
+          <w:lang w:val="hi_IN" w:bidi="hi_IN"/>
+        </w:rPr>
+      </w:r>
+      <w:r>
+        <w:rPr>
+          <w:b/>
+          <w:lang w:val="hi_IN" w:bidi="hi_IN"/>
+        </w:rPr>
         <w:t>"कि उन्हें किसी वस्तु की घटी न होने पाए"</w:t>
       </w:r>
     </w:p>
@@ -17253,6 +20088,21 @@
           <w:b/>
           <w:lang w:val="hi_IN" w:bidi="hi_IN"/>
         </w:rPr>
+        <w:t>ἵνα μηδὲν αὐτοῖς λείπῃ</w:t>
+      </w:r>
+    </w:p>
+    <w:p>
+      <w:pPr/>
+      <w:r>
+        <w:rPr>
+          <w:lang w:val="hi_IN" w:bidi="hi_IN"/>
+        </w:rPr>
+      </w:r>
+      <w:r>
+        <w:rPr>
+          <w:b/>
+          <w:lang w:val="hi_IN" w:bidi="hi_IN"/>
+        </w:rPr>
         <w:t>"और देख, कि उन्हें घटी न होने पाए"</w:t>
       </w:r>
     </w:p>
@@ -17336,6 +20186,21 @@
           <w:b/>
           <w:lang w:val="hi_IN" w:bidi="hi_IN"/>
         </w:rPr>
+        <w:t>οἱ ἡμέτεροι</w:t>
+      </w:r>
+    </w:p>
+    <w:p>
+      <w:pPr/>
+      <w:r>
+        <w:rPr>
+          <w:lang w:val="hi_IN" w:bidi="hi_IN"/>
+        </w:rPr>
+      </w:r>
+      <w:r>
+        <w:rPr>
+          <w:b/>
+          <w:lang w:val="hi_IN" w:bidi="hi_IN"/>
+        </w:rPr>
         <w:t>"हमारे"</w:t>
       </w:r>
     </w:p>
@@ -17399,6 +20264,21 @@
           <w:b/>
           <w:lang w:val="hi_IN" w:bidi="hi_IN"/>
         </w:rPr>
+        <w:t>οἱ ἡμέτεροι</w:t>
+      </w:r>
+    </w:p>
+    <w:p>
+      <w:pPr/>
+      <w:r>
+        <w:rPr>
+          <w:lang w:val="hi_IN" w:bidi="hi_IN"/>
+        </w:rPr>
+      </w:r>
+      <w:r>
+        <w:rPr>
+          <w:b/>
+          <w:lang w:val="hi_IN" w:bidi="hi_IN"/>
+        </w:rPr>
         <w:t>"हमारे"</w:t>
       </w:r>
     </w:p>
@@ -17489,6 +20369,21 @@
           <w:b/>
           <w:lang w:val="hi_IN" w:bidi="hi_IN"/>
         </w:rPr>
+        <w:t>εἰς τὰς ἀναγκαίας χρείας</w:t>
+      </w:r>
+    </w:p>
+    <w:p>
+      <w:pPr/>
+      <w:r>
+        <w:rPr>
+          <w:lang w:val="hi_IN" w:bidi="hi_IN"/>
+        </w:rPr>
+      </w:r>
+      <w:r>
+        <w:rPr>
+          <w:b/>
+          <w:lang w:val="hi_IN" w:bidi="hi_IN"/>
+        </w:rPr>
         <w:t>"आवश्यकताओं को पूरा करने"</w:t>
       </w:r>
       <w:r>
@@ -17567,6 +20462,21 @@
           <w:b/>
           <w:lang w:val="hi_IN" w:bidi="hi_IN"/>
         </w:rPr>
+        <w:t>ἵνα μὴ ὦσιν ἄκαρποι</w:t>
+      </w:r>
+    </w:p>
+    <w:p>
+      <w:pPr/>
+      <w:r>
+        <w:rPr>
+          <w:lang w:val="hi_IN" w:bidi="hi_IN"/>
+        </w:rPr>
+      </w:r>
+      <w:r>
+        <w:rPr>
+          <w:b/>
+          <w:lang w:val="hi_IN" w:bidi="hi_IN"/>
+        </w:rPr>
         <w:t>"ताकि निष्फल न रहें"</w:t>
       </w:r>
     </w:p>
@@ -17650,6 +20560,21 @@
           <w:b/>
           <w:lang w:val="hi_IN" w:bidi="hi_IN"/>
         </w:rPr>
+        <w:t>ἵνα μὴ ὦσιν ἄκαρποι</w:t>
+      </w:r>
+    </w:p>
+    <w:p>
+      <w:pPr/>
+      <w:r>
+        <w:rPr>
+          <w:lang w:val="hi_IN" w:bidi="hi_IN"/>
+        </w:rPr>
+      </w:r>
+      <w:r>
+        <w:rPr>
+          <w:b/>
+          <w:lang w:val="hi_IN" w:bidi="hi_IN"/>
+        </w:rPr>
         <w:t>"ताकि निष्फल न रहें"</w:t>
       </w:r>
     </w:p>
@@ -17733,6 +20658,21 @@
           <w:b/>
           <w:lang w:val="hi_IN" w:bidi="hi_IN"/>
         </w:rPr>
+        <w:t>ἀσπάζονταί σε</w:t>
+      </w:r>
+    </w:p>
+    <w:p>
+      <w:pPr/>
+      <w:r>
+        <w:rPr>
+          <w:lang w:val="hi_IN" w:bidi="hi_IN"/>
+        </w:rPr>
+      </w:r>
+      <w:r>
+        <w:rPr>
+          <w:b/>
+          <w:lang w:val="hi_IN" w:bidi="hi_IN"/>
+        </w:rPr>
         <w:t>"तुझे नमस्कार"</w:t>
       </w:r>
     </w:p>
@@ -17796,6 +20736,21 @@
           <w:b/>
           <w:lang w:val="hi_IN" w:bidi="hi_IN"/>
         </w:rPr>
+        <w:t>οἱ μετ’ ἐμοῦ πάντες</w:t>
+      </w:r>
+    </w:p>
+    <w:p>
+      <w:pPr/>
+      <w:r>
+        <w:rPr>
+          <w:lang w:val="hi_IN" w:bidi="hi_IN"/>
+        </w:rPr>
+      </w:r>
+      <w:r>
+        <w:rPr>
+          <w:b/>
+          <w:lang w:val="hi_IN" w:bidi="hi_IN"/>
+        </w:rPr>
         <w:t>"मेरे सब"</w:t>
       </w:r>
     </w:p>
@@ -17875,6 +20830,21 @@
           <w:b/>
           <w:lang w:val="hi_IN" w:bidi="hi_IN"/>
         </w:rPr>
+        <w:t>τοὺς φιλοῦντας ἡμᾶς ἐν πίστει</w:t>
+      </w:r>
+    </w:p>
+    <w:p>
+      <w:pPr/>
+      <w:r>
+        <w:rPr>
+          <w:lang w:val="hi_IN" w:bidi="hi_IN"/>
+        </w:rPr>
+      </w:r>
+      <w:r>
+        <w:rPr>
+          <w:b/>
+          <w:lang w:val="hi_IN" w:bidi="hi_IN"/>
+        </w:rPr>
         <w:t>"विश्वास के कारण हम से प्रेम रखते हैं"</w:t>
       </w:r>
     </w:p>
@@ -17960,6 +20930,21 @@
           <w:b/>
           <w:lang w:val="hi_IN" w:bidi="hi_IN"/>
         </w:rPr>
+        <w:t>ἡμᾶς</w:t>
+      </w:r>
+    </w:p>
+    <w:p>
+      <w:pPr/>
+      <w:r>
+        <w:rPr>
+          <w:lang w:val="hi_IN" w:bidi="hi_IN"/>
+        </w:rPr>
+      </w:r>
+      <w:r>
+        <w:rPr>
+          <w:b/>
+          <w:lang w:val="hi_IN" w:bidi="hi_IN"/>
+        </w:rPr>
         <w:t>"हम से प्रेम रखते हैं"</w:t>
       </w:r>
     </w:p>
@@ -18050,6 +21035,21 @@
           <w:b/>
           <w:lang w:val="hi_IN" w:bidi="hi_IN"/>
         </w:rPr>
+        <w:t>ἡ χάρις μετὰ πάντων ὑμῶν</w:t>
+      </w:r>
+    </w:p>
+    <w:p>
+      <w:pPr/>
+      <w:r>
+        <w:rPr>
+          <w:lang w:val="hi_IN" w:bidi="hi_IN"/>
+        </w:rPr>
+      </w:r>
+      <w:r>
+        <w:rPr>
+          <w:b/>
+          <w:lang w:val="hi_IN" w:bidi="hi_IN"/>
+        </w:rPr>
         <w:t>"तुम सब पर अनुग्रह होता रहे"</w:t>
       </w:r>
     </w:p>
@@ -18099,6 +21099,21 @@
         <w:rPr>
           <w:lang w:val="hi_IN" w:bidi="hi_IN"/>
         </w:rPr>
+      </w:r>
+    </w:p>
+    <w:p>
+      <w:pPr/>
+      <w:r>
+        <w:rPr>
+          <w:lang w:val="hi_IN" w:bidi="hi_IN"/>
+        </w:rPr>
+      </w:r>
+      <w:r>
+        <w:rPr>
+          <w:b/>
+          <w:lang w:val="hi_IN" w:bidi="hi_IN"/>
+        </w:rPr>
+        <w:t>ὑμῶν</w:t>
       </w:r>
     </w:p>
     <w:p>

--- a/hin/docx/56.content.docx
+++ b/hin/docx/56.content.docx
@@ -28,49 +28,15 @@
       </w:r>
     </w:p>
     <w:p>
-      <w:pPr>
-        <w:pStyle w:val="Heading2"/>
-      </w:pPr>
-      <w:r>
-        <w:rPr>
-          <w:lang w:val="hi_IN" w:bidi="hi_IN"/>
-        </w:rPr>
-        <w:t>License Information</w:t>
-      </w:r>
-      <w:r>
-        <w:rPr>
-          <w:lang w:val="hi_IN" w:bidi="hi_IN"/>
-        </w:rPr>
-      </w:r>
-    </w:p>
-    <w:p>
-      <w:pPr/>
-      <w:r>
-        <w:rPr>
-          <w:lang w:val="hi_IN" w:bidi="hi_IN"/>
-        </w:rPr>
-      </w:r>
-      <w:r>
-        <w:rPr>
-          <w:b/>
-          <w:lang w:val="hi_IN" w:bidi="hi_IN"/>
-        </w:rPr>
-        <w:t>अनुवाद नोट्स (अनफोल्डिंग वर्ड)</w:t>
-      </w:r>
-      <w:r>
-        <w:rPr>
-          <w:lang w:val="hi_IN" w:bidi="hi_IN"/>
-        </w:rPr>
-        <w:t xml:space="preserve"> (Hindi) is based on</w:t>
-      </w:r>
-      <w:r>
-        <w:rPr>
-          <w:lang w:val="hi_IN" w:bidi="hi_IN"/>
-        </w:rPr>
-        <w:t xml:space="preserve">: </w:t>
-      </w:r>
-      <w:r>
-        <w:rPr>
+      <w:pPr/>
+      <w:r>
+        <w:rPr>
+          <w:lang w:val="hi_IN" w:bidi="hi_IN"/>
+        </w:rPr>
+      </w:r>
+      <w:r>
+        <w:rPr>
+          <w:b/>
           <w:lang w:val="hi_IN" w:bidi="hi_IN"/>
         </w:rPr>
         <w:t>unfoldingWord® Translation Notes</w:t>
@@ -79,62 +45,31 @@
         <w:rPr>
           <w:lang w:val="hi_IN" w:bidi="hi_IN"/>
         </w:rPr>
-        <w:t xml:space="preserve">, </w:t>
-      </w:r>
-      <w:hyperlink r:id="rId13">
-        <w:r>
-          <w:rPr>
-            <w:lang w:val="hi_IN" w:bidi="hi_IN"/>
-          </w:rPr>
-          <w:rPr>
-            <w:color w:val="0000EE"/>
-            <w:u w:val="single"/>
-          </w:rPr>
-          <w:t>unfoldingWord</w:t>
-        </w:r>
-      </w:hyperlink>
-      <w:r>
-        <w:rPr>
-          <w:lang w:val="hi_IN" w:bidi="hi_IN"/>
-        </w:rPr>
-        <w:t xml:space="preserve">, 2022, which is licensed under a </w:t>
-      </w:r>
-      <w:hyperlink r:id="rId14">
-        <w:r>
-          <w:rPr>
-            <w:lang w:val="hi_IN" w:bidi="hi_IN"/>
-          </w:rPr>
-          <w:rPr>
-            <w:color w:val="0000EE"/>
-            <w:u w:val="single"/>
-          </w:rPr>
-          <w:t>CC BY-SA 4.0 license</w:t>
-        </w:r>
-      </w:hyperlink>
-      <w:r>
-        <w:rPr>
-          <w:lang w:val="hi_IN" w:bidi="hi_IN"/>
-        </w:rPr>
-        <w:t>.</w:t>
-      </w:r>
-      <w:r>
-        <w:rPr>
-          <w:lang w:val="hi_IN" w:bidi="hi_IN"/>
-        </w:rPr>
-      </w:r>
-    </w:p>
-    <w:p>
-      <w:pPr/>
-      <w:r>
-        <w:rPr>
-          <w:lang w:val="hi_IN" w:bidi="hi_IN"/>
-        </w:rPr>
-      </w:r>
-      <w:r>
-        <w:rPr>
-          <w:lang w:val="hi_IN" w:bidi="hi_IN"/>
-        </w:rPr>
-        <w:t>This PDF version is provided under the same license.</w:t>
+        <w:t xml:space="preserve"> © 2022 unfoldingWord. Released under CC BY-SA 4.0 license. </w:t>
+      </w:r>
+      <w:r>
+        <w:rPr>
+          <w:lang w:val="hi_IN" w:bidi="hi_IN"/>
+        </w:rPr>
+        <w:t>unfoldingWord® Translation Notes</w:t>
+      </w:r>
+      <w:r>
+        <w:rPr>
+          <w:lang w:val="hi_IN" w:bidi="hi_IN"/>
+        </w:rPr>
+        <w:t xml:space="preserve"> has been adapted in the following languages: Tok Pisin, Arabic (عربي), French (Français), Hindi (हिंदी), Indonesian (Bahasa Indonesia), Portuguese (Português), Russian (Русский), Spanish (Español), Swahili (Kiswahili), and Simplified Chinese (简体中文) from </w:t>
+      </w:r>
+      <w:r>
+        <w:rPr>
+          <w:lang w:val="hi_IN" w:bidi="hi_IN"/>
+        </w:rPr>
+        <w:t>unfoldingWord® Translation Notes</w:t>
+      </w:r>
+      <w:r>
+        <w:rPr>
+          <w:lang w:val="hi_IN" w:bidi="hi_IN"/>
+        </w:rPr>
+        <w:t xml:space="preserve"> © 2022 unfoldingWord. Released under CC BY-SA 4.0 license by Mission Mutual</w:t>
       </w:r>
       <w:r>
         <w:rPr>
@@ -823,21 +758,6 @@
           <w:b/>
           <w:lang w:val="hi_IN" w:bidi="hi_IN"/>
         </w:rPr>
-        <w:t>κατὰ πίστιν ἐκλεκτῶν Θεοῦ καὶ ἐπίγνωσιν ἀληθείας</w:t>
-      </w:r>
-    </w:p>
-    <w:p>
-      <w:pPr/>
-      <w:r>
-        <w:rPr>
-          <w:lang w:val="hi_IN" w:bidi="hi_IN"/>
-        </w:rPr>
-      </w:r>
-      <w:r>
-        <w:rPr>
-          <w:b/>
-          <w:lang w:val="hi_IN" w:bidi="hi_IN"/>
-        </w:rPr>
         <w:t>"के"</w:t>
       </w:r>
       <w:r>
@@ -929,21 +849,6 @@
           <w:b/>
           <w:lang w:val="hi_IN" w:bidi="hi_IN"/>
         </w:rPr>
-        <w:t>ἐκλεκτῶν Θεοῦ</w:t>
-      </w:r>
-    </w:p>
-    <w:p>
-      <w:pPr/>
-      <w:r>
-        <w:rPr>
-          <w:lang w:val="hi_IN" w:bidi="hi_IN"/>
-        </w:rPr>
-      </w:r>
-      <w:r>
-        <w:rPr>
-          <w:b/>
-          <w:lang w:val="hi_IN" w:bidi="hi_IN"/>
-        </w:rPr>
         <w:t>"परमेश्वर के चुने हुए लोगों के"</w:t>
       </w:r>
     </w:p>
@@ -1027,21 +932,6 @@
           <w:b/>
           <w:lang w:val="hi_IN" w:bidi="hi_IN"/>
         </w:rPr>
-        <w:t>καὶ ἐπίγνωσιν ἀληθείας</w:t>
-      </w:r>
-    </w:p>
-    <w:p>
-      <w:pPr/>
-      <w:r>
-        <w:rPr>
-          <w:lang w:val="hi_IN" w:bidi="hi_IN"/>
-        </w:rPr>
-      </w:r>
-      <w:r>
-        <w:rPr>
-          <w:b/>
-          <w:lang w:val="hi_IN" w:bidi="hi_IN"/>
-        </w:rPr>
         <w:t>"और सच्चाई का ज्ञान"</w:t>
       </w:r>
     </w:p>
@@ -1125,21 +1015,6 @@
           <w:b/>
           <w:lang w:val="hi_IN" w:bidi="hi_IN"/>
         </w:rPr>
-        <w:t>τῆς κατ’ εὐσέβειαν</w:t>
-      </w:r>
-    </w:p>
-    <w:p>
-      <w:pPr/>
-      <w:r>
-        <w:rPr>
-          <w:lang w:val="hi_IN" w:bidi="hi_IN"/>
-        </w:rPr>
-      </w:r>
-      <w:r>
-        <w:rPr>
-          <w:b/>
-          <w:lang w:val="hi_IN" w:bidi="hi_IN"/>
-        </w:rPr>
         <w:t>"भक्ति के"</w:t>
       </w:r>
     </w:p>
@@ -1205,21 +1080,6 @@
           <w:b/>
           <w:lang w:val="hi_IN" w:bidi="hi_IN"/>
         </w:rPr>
-        <w:t>ἐπ’ ἐλπίδι ζωῆς αἰωνίου</w:t>
-      </w:r>
-    </w:p>
-    <w:p>
-      <w:pPr/>
-      <w:r>
-        <w:rPr>
-          <w:lang w:val="hi_IN" w:bidi="hi_IN"/>
-        </w:rPr>
-      </w:r>
-      <w:r>
-        <w:rPr>
-          <w:b/>
-          <w:lang w:val="hi_IN" w:bidi="hi_IN"/>
-        </w:rPr>
         <w:t>"उस अनन्त जीवन आशा पर"</w:t>
       </w:r>
     </w:p>
@@ -1298,21 +1158,6 @@
           <w:b/>
           <w:lang w:val="hi_IN" w:bidi="hi_IN"/>
         </w:rPr>
-        <w:t>ἐπ’ ἐλπίδι ζωῆς αἰωνίου</w:t>
-      </w:r>
-    </w:p>
-    <w:p>
-      <w:pPr/>
-      <w:r>
-        <w:rPr>
-          <w:lang w:val="hi_IN" w:bidi="hi_IN"/>
-        </w:rPr>
-      </w:r>
-      <w:r>
-        <w:rPr>
-          <w:b/>
-          <w:lang w:val="hi_IN" w:bidi="hi_IN"/>
-        </w:rPr>
         <w:t>"उस अनन्त जीवन की आशा पर"</w:t>
       </w:r>
     </w:p>
@@ -1417,21 +1262,6 @@
           <w:b/>
           <w:lang w:val="hi_IN" w:bidi="hi_IN"/>
         </w:rPr>
-        <w:t>ὁ ἀψευδὴς Θεὸς</w:t>
-      </w:r>
-    </w:p>
-    <w:p>
-      <w:pPr/>
-      <w:r>
-        <w:rPr>
-          <w:lang w:val="hi_IN" w:bidi="hi_IN"/>
-        </w:rPr>
-      </w:r>
-      <w:r>
-        <w:rPr>
-          <w:b/>
-          <w:lang w:val="hi_IN" w:bidi="hi_IN"/>
-        </w:rPr>
         <w:t>"परमेश्वर ने जो झूठ बोल नहीं सकता"</w:t>
       </w:r>
     </w:p>
@@ -1579,21 +1409,6 @@
           <w:b/>
           <w:lang w:val="hi_IN" w:bidi="hi_IN"/>
         </w:rPr>
-        <w:t>καιροῖς ἰδίοις</w:t>
-      </w:r>
-    </w:p>
-    <w:p>
-      <w:pPr/>
-      <w:r>
-        <w:rPr>
-          <w:lang w:val="hi_IN" w:bidi="hi_IN"/>
-        </w:rPr>
-      </w:r>
-      <w:r>
-        <w:rPr>
-          <w:b/>
-          <w:lang w:val="hi_IN" w:bidi="hi_IN"/>
-        </w:rPr>
         <w:t>"ठीक समय पर अपने"</w:t>
       </w:r>
     </w:p>
@@ -1658,21 +1473,6 @@
           <w:b/>
           <w:lang w:val="hi_IN" w:bidi="hi_IN"/>
         </w:rPr>
-        <w:t>ἐφανέρωσεν &amp; τὸν λόγον αὐτοῦ</w:t>
-      </w:r>
-    </w:p>
-    <w:p>
-      <w:pPr/>
-      <w:r>
-        <w:rPr>
-          <w:lang w:val="hi_IN" w:bidi="hi_IN"/>
-        </w:rPr>
-      </w:r>
-      <w:r>
-        <w:rPr>
-          <w:b/>
-          <w:lang w:val="hi_IN" w:bidi="hi_IN"/>
-        </w:rPr>
         <w:t>"वचन को"</w:t>
       </w:r>
       <w:r>
@@ -1769,21 +1569,6 @@
           <w:b/>
           <w:lang w:val="hi_IN" w:bidi="hi_IN"/>
         </w:rPr>
-        <w:t>ἐν κηρύγματι</w:t>
-      </w:r>
-    </w:p>
-    <w:p>
-      <w:pPr/>
-      <w:r>
-        <w:rPr>
-          <w:lang w:val="hi_IN" w:bidi="hi_IN"/>
-        </w:rPr>
-      </w:r>
-      <w:r>
-        <w:rPr>
-          <w:b/>
-          <w:lang w:val="hi_IN" w:bidi="hi_IN"/>
-        </w:rPr>
         <w:t>"प्रचार के द्वारा"</w:t>
       </w:r>
     </w:p>
@@ -1848,21 +1633,6 @@
           <w:b/>
           <w:lang w:val="hi_IN" w:bidi="hi_IN"/>
         </w:rPr>
-        <w:t>ὃ ἐπιστεύθην ἐγὼ</w:t>
-      </w:r>
-    </w:p>
-    <w:p>
-      <w:pPr/>
-      <w:r>
-        <w:rPr>
-          <w:lang w:val="hi_IN" w:bidi="hi_IN"/>
-        </w:rPr>
-      </w:r>
-      <w:r>
-        <w:rPr>
-          <w:b/>
-          <w:lang w:val="hi_IN" w:bidi="hi_IN"/>
-        </w:rPr>
         <w:t>"उस"</w:t>
       </w:r>
       <w:r>
@@ -1972,21 +1742,6 @@
           <w:b/>
           <w:lang w:val="hi_IN" w:bidi="hi_IN"/>
         </w:rPr>
-        <w:t>ἡμῶν</w:t>
-      </w:r>
-    </w:p>
-    <w:p>
-      <w:pPr/>
-      <w:r>
-        <w:rPr>
-          <w:lang w:val="hi_IN" w:bidi="hi_IN"/>
-        </w:rPr>
-      </w:r>
-      <w:r>
-        <w:rPr>
-          <w:b/>
-          <w:lang w:val="hi_IN" w:bidi="hi_IN"/>
-        </w:rPr>
         <w:t>"मुझे"</w:t>
       </w:r>
     </w:p>
@@ -2064,21 +1819,6 @@
           <w:b/>
           <w:lang w:val="hi_IN" w:bidi="hi_IN"/>
         </w:rPr>
-        <w:t>γνησίῳ τέκνῳ</w:t>
-      </w:r>
-    </w:p>
-    <w:p>
-      <w:pPr/>
-      <w:r>
-        <w:rPr>
-          <w:lang w:val="hi_IN" w:bidi="hi_IN"/>
-        </w:rPr>
-      </w:r>
-      <w:r>
-        <w:rPr>
-          <w:b/>
-          <w:lang w:val="hi_IN" w:bidi="hi_IN"/>
-        </w:rPr>
         <w:t>"मेरा सच्चा पुत्र है"</w:t>
       </w:r>
     </w:p>
@@ -2175,21 +1915,6 @@
           <w:b/>
           <w:lang w:val="hi_IN" w:bidi="hi_IN"/>
         </w:rPr>
-        <w:t>κατὰ κοινὴν πίστιν</w:t>
-      </w:r>
-    </w:p>
-    <w:p>
-      <w:pPr/>
-      <w:r>
-        <w:rPr>
-          <w:lang w:val="hi_IN" w:bidi="hi_IN"/>
-        </w:rPr>
-      </w:r>
-      <w:r>
-        <w:rPr>
-          <w:b/>
-          <w:lang w:val="hi_IN" w:bidi="hi_IN"/>
-        </w:rPr>
         <w:t>"जो विश्वास की सहभागिता"</w:t>
       </w:r>
     </w:p>
@@ -2253,21 +1978,6 @@
           <w:b/>
           <w:lang w:val="hi_IN" w:bidi="hi_IN"/>
         </w:rPr>
-        <w:t>χάρις καὶ εἰρήνη</w:t>
-      </w:r>
-    </w:p>
-    <w:p>
-      <w:pPr/>
-      <w:r>
-        <w:rPr>
-          <w:lang w:val="hi_IN" w:bidi="hi_IN"/>
-        </w:rPr>
-      </w:r>
-      <w:r>
-        <w:rPr>
-          <w:b/>
-          <w:lang w:val="hi_IN" w:bidi="hi_IN"/>
-        </w:rPr>
         <w:t>"अनुग्रह और शान्ति"</w:t>
       </w:r>
     </w:p>
@@ -2351,21 +2061,6 @@
           <w:b/>
           <w:lang w:val="hi_IN" w:bidi="hi_IN"/>
         </w:rPr>
-        <w:t>χάρις καὶ εἰρήνη ἀπὸ Θεοῦ Πατρὸς καὶ Χριστοῦ Ἰησοῦ τοῦ Σωτῆρος ἡμῶν</w:t>
-      </w:r>
-    </w:p>
-    <w:p>
-      <w:pPr/>
-      <w:r>
-        <w:rPr>
-          <w:lang w:val="hi_IN" w:bidi="hi_IN"/>
-        </w:rPr>
-      </w:r>
-      <w:r>
-        <w:rPr>
-          <w:b/>
-          <w:lang w:val="hi_IN" w:bidi="hi_IN"/>
-        </w:rPr>
         <w:t>"परमेश्वर पिता और हमारे उद्धारकर्ता मसीह यीशु की ओर से तुझे अनुग्रह और शान्ति होती रहे"</w:t>
       </w:r>
     </w:p>
@@ -2475,21 +2170,6 @@
           <w:b/>
           <w:lang w:val="hi_IN" w:bidi="hi_IN"/>
         </w:rPr>
-        <w:t>Χριστοῦ Ἰησοῦ τοῦ Σωτῆρος ἡμῶν</w:t>
-      </w:r>
-    </w:p>
-    <w:p>
-      <w:pPr/>
-      <w:r>
-        <w:rPr>
-          <w:lang w:val="hi_IN" w:bidi="hi_IN"/>
-        </w:rPr>
-      </w:r>
-      <w:r>
-        <w:rPr>
-          <w:b/>
-          <w:lang w:val="hi_IN" w:bidi="hi_IN"/>
-        </w:rPr>
         <w:t>"हमारे उद्धारकर्ता मसीह यीशु"</w:t>
       </w:r>
     </w:p>
@@ -2554,21 +2234,6 @@
           <w:b/>
           <w:lang w:val="hi_IN" w:bidi="hi_IN"/>
         </w:rPr>
-        <w:t>ἡμῶν</w:t>
-      </w:r>
-    </w:p>
-    <w:p>
-      <w:pPr/>
-      <w:r>
-        <w:rPr>
-          <w:lang w:val="hi_IN" w:bidi="hi_IN"/>
-        </w:rPr>
-      </w:r>
-      <w:r>
-        <w:rPr>
-          <w:b/>
-          <w:lang w:val="hi_IN" w:bidi="hi_IN"/>
-        </w:rPr>
         <w:t>"हमारे"</w:t>
       </w:r>
     </w:p>
@@ -2646,21 +2311,6 @@
           <w:b/>
           <w:lang w:val="hi_IN" w:bidi="hi_IN"/>
         </w:rPr>
-        <w:t>τούτου χάριν</w:t>
-      </w:r>
-    </w:p>
-    <w:p>
-      <w:pPr/>
-      <w:r>
-        <w:rPr>
-          <w:lang w:val="hi_IN" w:bidi="hi_IN"/>
-        </w:rPr>
-      </w:r>
-      <w:r>
-        <w:rPr>
-          <w:b/>
-          <w:lang w:val="hi_IN" w:bidi="hi_IN"/>
-        </w:rPr>
         <w:t>"इसलिए"</w:t>
       </w:r>
     </w:p>
@@ -2744,21 +2394,6 @@
           <w:b/>
           <w:lang w:val="hi_IN" w:bidi="hi_IN"/>
         </w:rPr>
-        <w:t>ἀπέλιπόν σε ἐν Κρήτῃ</w:t>
-      </w:r>
-    </w:p>
-    <w:p>
-      <w:pPr/>
-      <w:r>
-        <w:rPr>
-          <w:lang w:val="hi_IN" w:bidi="hi_IN"/>
-        </w:rPr>
-      </w:r>
-      <w:r>
-        <w:rPr>
-          <w:b/>
-          <w:lang w:val="hi_IN" w:bidi="hi_IN"/>
-        </w:rPr>
         <w:t>"मैं"</w:t>
       </w:r>
       <w:r>
@@ -2837,21 +2472,6 @@
           <w:b/>
           <w:lang w:val="hi_IN" w:bidi="hi_IN"/>
         </w:rPr>
-        <w:t>ἵνα τὰ λείποντα ἐπιδιορθώσῃ</w:t>
-      </w:r>
-    </w:p>
-    <w:p>
-      <w:pPr/>
-      <w:r>
-        <w:rPr>
-          <w:lang w:val="hi_IN" w:bidi="hi_IN"/>
-        </w:rPr>
-      </w:r>
-      <w:r>
-        <w:rPr>
-          <w:b/>
-          <w:lang w:val="hi_IN" w:bidi="hi_IN"/>
-        </w:rPr>
         <w:t>"कि"</w:t>
       </w:r>
       <w:r>
@@ -2929,21 +2549,6 @@
           <w:b/>
           <w:lang w:val="hi_IN" w:bidi="hi_IN"/>
         </w:rPr>
-        <w:t>καταστήσῃς &amp; πρεσβυτέρους</w:t>
-      </w:r>
-    </w:p>
-    <w:p>
-      <w:pPr/>
-      <w:r>
-        <w:rPr>
-          <w:lang w:val="hi_IN" w:bidi="hi_IN"/>
-        </w:rPr>
-      </w:r>
-      <w:r>
-        <w:rPr>
-          <w:b/>
-          <w:lang w:val="hi_IN" w:bidi="hi_IN"/>
-        </w:rPr>
         <w:t>"प्राचीनों को नियुक्त करे"</w:t>
       </w:r>
     </w:p>
@@ -3023,21 +2628,6 @@
           <w:b/>
           <w:lang w:val="hi_IN" w:bidi="hi_IN"/>
         </w:rPr>
-        <w:t>εἴ τίς ἐστιν ἀνέγκλητος</w:t>
-      </w:r>
-    </w:p>
-    <w:p>
-      <w:pPr/>
-      <w:r>
-        <w:rPr>
-          <w:lang w:val="hi_IN" w:bidi="hi_IN"/>
-        </w:rPr>
-      </w:r>
-      <w:r>
-        <w:rPr>
-          <w:b/>
-          <w:lang w:val="hi_IN" w:bidi="hi_IN"/>
-        </w:rPr>
         <w:t>"जो निर्दोष और"</w:t>
       </w:r>
       <w:r>
@@ -3127,21 +2717,6 @@
           <w:b/>
           <w:lang w:val="hi_IN" w:bidi="hi_IN"/>
         </w:rPr>
-        <w:t>ἀνέγκλητος</w:t>
-      </w:r>
-    </w:p>
-    <w:p>
-      <w:pPr/>
-      <w:r>
-        <w:rPr>
-          <w:lang w:val="hi_IN" w:bidi="hi_IN"/>
-        </w:rPr>
-      </w:r>
-      <w:r>
-        <w:rPr>
-          <w:b/>
-          <w:lang w:val="hi_IN" w:bidi="hi_IN"/>
-        </w:rPr>
         <w:t>"निर्दोष और"</w:t>
       </w:r>
     </w:p>
@@ -3238,21 +2813,6 @@
           <w:b/>
           <w:lang w:val="hi_IN" w:bidi="hi_IN"/>
         </w:rPr>
-        <w:t>μιᾶς γυναικὸς ἀνήρ</w:t>
-      </w:r>
-    </w:p>
-    <w:p>
-      <w:pPr/>
-      <w:r>
-        <w:rPr>
-          <w:lang w:val="hi_IN" w:bidi="hi_IN"/>
-        </w:rPr>
-      </w:r>
-      <w:r>
-        <w:rPr>
-          <w:b/>
-          <w:lang w:val="hi_IN" w:bidi="hi_IN"/>
-        </w:rPr>
         <w:t>"एक ही पत्नी का पति"</w:t>
       </w:r>
     </w:p>
@@ -3336,21 +2896,6 @@
           <w:b/>
           <w:lang w:val="hi_IN" w:bidi="hi_IN"/>
         </w:rPr>
-        <w:t>τέκνα &amp; πιστά</w:t>
-      </w:r>
-    </w:p>
-    <w:p>
-      <w:pPr/>
-      <w:r>
-        <w:rPr>
-          <w:lang w:val="hi_IN" w:bidi="hi_IN"/>
-        </w:rPr>
-      </w:r>
-      <w:r>
-        <w:rPr>
-          <w:b/>
-          <w:lang w:val="hi_IN" w:bidi="hi_IN"/>
-        </w:rPr>
         <w:t>"बच्चे विश्वासी हो"</w:t>
       </w:r>
     </w:p>
@@ -3414,21 +2959,6 @@
           <w:b/>
           <w:lang w:val="hi_IN" w:bidi="hi_IN"/>
         </w:rPr>
-        <w:t>τὸν ἐπίσκοπον</w:t>
-      </w:r>
-    </w:p>
-    <w:p>
-      <w:pPr/>
-      <w:r>
-        <w:rPr>
-          <w:lang w:val="hi_IN" w:bidi="hi_IN"/>
-        </w:rPr>
-      </w:r>
-      <w:r>
-        <w:rPr>
-          <w:b/>
-          <w:lang w:val="hi_IN" w:bidi="hi_IN"/>
-        </w:rPr>
         <w:t>"अध्यक्ष को"</w:t>
       </w:r>
     </w:p>
@@ -3492,21 +3022,6 @@
           <w:b/>
           <w:lang w:val="hi_IN" w:bidi="hi_IN"/>
         </w:rPr>
-        <w:t>Θεοῦ οἰκονόμον</w:t>
-      </w:r>
-    </w:p>
-    <w:p>
-      <w:pPr/>
-      <w:r>
-        <w:rPr>
-          <w:lang w:val="hi_IN" w:bidi="hi_IN"/>
-        </w:rPr>
-      </w:r>
-      <w:r>
-        <w:rPr>
-          <w:b/>
-          <w:lang w:val="hi_IN" w:bidi="hi_IN"/>
-        </w:rPr>
         <w:t>"परमेश्वर का भण्डारी"</w:t>
       </w:r>
     </w:p>
@@ -3590,21 +3105,6 @@
           <w:b/>
           <w:lang w:val="hi_IN" w:bidi="hi_IN"/>
         </w:rPr>
-        <w:t>μὴ πάροινον</w:t>
-      </w:r>
-    </w:p>
-    <w:p>
-      <w:pPr/>
-      <w:r>
-        <w:rPr>
-          <w:lang w:val="hi_IN" w:bidi="hi_IN"/>
-        </w:rPr>
-      </w:r>
-      <w:r>
-        <w:rPr>
-          <w:b/>
-          <w:lang w:val="hi_IN" w:bidi="hi_IN"/>
-        </w:rPr>
         <w:t>"न पियक्कड़"</w:t>
       </w:r>
     </w:p>
@@ -3683,21 +3183,6 @@
           <w:b/>
           <w:lang w:val="hi_IN" w:bidi="hi_IN"/>
         </w:rPr>
-        <w:t>μὴ πλήκτην</w:t>
-      </w:r>
-    </w:p>
-    <w:p>
-      <w:pPr/>
-      <w:r>
-        <w:rPr>
-          <w:lang w:val="hi_IN" w:bidi="hi_IN"/>
-        </w:rPr>
-      </w:r>
-      <w:r>
-        <w:rPr>
-          <w:b/>
-          <w:lang w:val="hi_IN" w:bidi="hi_IN"/>
-        </w:rPr>
         <w:t>"न मार पीट करनेवाला, और"</w:t>
       </w:r>
     </w:p>
@@ -3777,21 +3262,6 @@
           <w:b/>
           <w:lang w:val="hi_IN" w:bidi="hi_IN"/>
         </w:rPr>
-        <w:t>ἀλλὰ</w:t>
-      </w:r>
-    </w:p>
-    <w:p>
-      <w:pPr/>
-      <w:r>
-        <w:rPr>
-          <w:lang w:val="hi_IN" w:bidi="hi_IN"/>
-        </w:rPr>
-      </w:r>
-      <w:r>
-        <w:rPr>
-          <w:b/>
-          <w:lang w:val="hi_IN" w:bidi="hi_IN"/>
-        </w:rPr>
         <w:t>"पर"</w:t>
       </w:r>
     </w:p>
@@ -3875,21 +3345,6 @@
           <w:b/>
           <w:lang w:val="hi_IN" w:bidi="hi_IN"/>
         </w:rPr>
-        <w:t>φιλάγαθον</w:t>
-      </w:r>
-    </w:p>
-    <w:p>
-      <w:pPr/>
-      <w:r>
-        <w:rPr>
-          <w:lang w:val="hi_IN" w:bidi="hi_IN"/>
-        </w:rPr>
-      </w:r>
-      <w:r>
-        <w:rPr>
-          <w:b/>
-          <w:lang w:val="hi_IN" w:bidi="hi_IN"/>
-        </w:rPr>
         <w:t>"भलाई का चाहनेवाला"</w:t>
       </w:r>
     </w:p>
@@ -3955,21 +3410,6 @@
           <w:b/>
           <w:lang w:val="hi_IN" w:bidi="hi_IN"/>
         </w:rPr>
-        <w:t>σώφρονα &amp; ἐγκρατῆ</w:t>
-      </w:r>
-    </w:p>
-    <w:p>
-      <w:pPr/>
-      <w:r>
-        <w:rPr>
-          <w:lang w:val="hi_IN" w:bidi="hi_IN"/>
-        </w:rPr>
-      </w:r>
-      <w:r>
-        <w:rPr>
-          <w:b/>
-          <w:lang w:val="hi_IN" w:bidi="hi_IN"/>
-        </w:rPr>
         <w:t>"संयमी,"</w:t>
       </w:r>
       <w:r>
@@ -4066,21 +3506,6 @@
           <w:b/>
           <w:lang w:val="hi_IN" w:bidi="hi_IN"/>
         </w:rPr>
-        <w:t>δίκαιον, ὅσιον</w:t>
-      </w:r>
-    </w:p>
-    <w:p>
-      <w:pPr/>
-      <w:r>
-        <w:rPr>
-          <w:lang w:val="hi_IN" w:bidi="hi_IN"/>
-        </w:rPr>
-      </w:r>
-      <w:r>
-        <w:rPr>
-          <w:b/>
-          <w:lang w:val="hi_IN" w:bidi="hi_IN"/>
-        </w:rPr>
         <w:t>"न्यायी, पवित्र"</w:t>
       </w:r>
     </w:p>
@@ -4164,21 +3589,6 @@
           <w:b/>
           <w:lang w:val="hi_IN" w:bidi="hi_IN"/>
         </w:rPr>
-        <w:t>ἀντεχόμενον</w:t>
-      </w:r>
-    </w:p>
-    <w:p>
-      <w:pPr/>
-      <w:r>
-        <w:rPr>
-          <w:lang w:val="hi_IN" w:bidi="hi_IN"/>
-        </w:rPr>
-      </w:r>
-      <w:r>
-        <w:rPr>
-          <w:b/>
-          <w:lang w:val="hi_IN" w:bidi="hi_IN"/>
-        </w:rPr>
         <w:t>"स्थिर रहे"</w:t>
       </w:r>
     </w:p>
@@ -4262,21 +3672,6 @@
           <w:b/>
           <w:lang w:val="hi_IN" w:bidi="hi_IN"/>
         </w:rPr>
-        <w:t>κατὰ τὴν διδαχὴν</w:t>
-      </w:r>
-    </w:p>
-    <w:p>
-      <w:pPr/>
-      <w:r>
-        <w:rPr>
-          <w:lang w:val="hi_IN" w:bidi="hi_IN"/>
-        </w:rPr>
-      </w:r>
-      <w:r>
-        <w:rPr>
-          <w:b/>
-          <w:lang w:val="hi_IN" w:bidi="hi_IN"/>
-        </w:rPr>
         <w:t>"वचन पर"</w:t>
       </w:r>
       <w:r>
@@ -4355,21 +3750,6 @@
           <w:b/>
           <w:lang w:val="hi_IN" w:bidi="hi_IN"/>
         </w:rPr>
-        <w:t>ἵνα</w:t>
-      </w:r>
-    </w:p>
-    <w:p>
-      <w:pPr/>
-      <w:r>
-        <w:rPr>
-          <w:lang w:val="hi_IN" w:bidi="hi_IN"/>
-        </w:rPr>
-      </w:r>
-      <w:r>
-        <w:rPr>
-          <w:b/>
-          <w:lang w:val="hi_IN" w:bidi="hi_IN"/>
-        </w:rPr>
         <w:t>"कि"</w:t>
       </w:r>
     </w:p>
@@ -4461,21 +3841,6 @@
           <w:lang w:val="hi_IN" w:bidi="hi_IN"/>
         </w:rPr>
       </w:r>
-      <w:r>
-        <w:rPr>
-          <w:b/>
-          <w:lang w:val="hi_IN" w:bidi="hi_IN"/>
-        </w:rPr>
-        <w:t>τῇ διδασκαλίᾳ τῇ ὑγιαινούσῃ</w:t>
-      </w:r>
-    </w:p>
-    <w:p>
-      <w:pPr/>
-      <w:r>
-        <w:rPr>
-          <w:lang w:val="hi_IN" w:bidi="hi_IN"/>
-        </w:rPr>
-      </w:r>
     </w:p>
     <w:p>
       <w:pPr/>
@@ -4537,21 +3902,6 @@
           <w:b/>
           <w:lang w:val="hi_IN" w:bidi="hi_IN"/>
         </w:rPr>
-        <w:t>ματαιολόγοι</w:t>
-      </w:r>
-    </w:p>
-    <w:p>
-      <w:pPr/>
-      <w:r>
-        <w:rPr>
-          <w:lang w:val="hi_IN" w:bidi="hi_IN"/>
-        </w:rPr>
-      </w:r>
-      <w:r>
-        <w:rPr>
-          <w:b/>
-          <w:lang w:val="hi_IN" w:bidi="hi_IN"/>
-        </w:rPr>
         <w:t>"खरी शिक्षा"</w:t>
       </w:r>
     </w:p>
@@ -4628,21 +3978,6 @@
           <w:b/>
           <w:lang w:val="hi_IN" w:bidi="hi_IN"/>
         </w:rPr>
-        <w:t>φρεναπάται</w:t>
-      </w:r>
-    </w:p>
-    <w:p>
-      <w:pPr/>
-      <w:r>
-        <w:rPr>
-          <w:lang w:val="hi_IN" w:bidi="hi_IN"/>
-        </w:rPr>
-      </w:r>
-      <w:r>
-        <w:rPr>
-          <w:b/>
-          <w:lang w:val="hi_IN" w:bidi="hi_IN"/>
-        </w:rPr>
         <w:t>"धोखा देनेवाले"</w:t>
       </w:r>
     </w:p>
@@ -4706,21 +4041,6 @@
           <w:b/>
           <w:lang w:val="hi_IN" w:bidi="hi_IN"/>
         </w:rPr>
-        <w:t>ματαιολόγοι, καὶ φρεναπάται</w:t>
-      </w:r>
-    </w:p>
-    <w:p>
-      <w:pPr/>
-      <w:r>
-        <w:rPr>
-          <w:lang w:val="hi_IN" w:bidi="hi_IN"/>
-        </w:rPr>
-      </w:r>
-      <w:r>
-        <w:rPr>
-          <w:b/>
-          <w:lang w:val="hi_IN" w:bidi="hi_IN"/>
-        </w:rPr>
         <w:t>"निरंकुश बकवादी और धोखा देनेवाले"</w:t>
       </w:r>
     </w:p>
@@ -4817,21 +4137,6 @@
           <w:b/>
           <w:lang w:val="hi_IN" w:bidi="hi_IN"/>
         </w:rPr>
-        <w:t>οἱ ἐκ τῆς περιτομῆς</w:t>
-      </w:r>
-    </w:p>
-    <w:p>
-      <w:pPr/>
-      <w:r>
-        <w:rPr>
-          <w:lang w:val="hi_IN" w:bidi="hi_IN"/>
-        </w:rPr>
-      </w:r>
-      <w:r>
-        <w:rPr>
-          <w:b/>
-          <w:lang w:val="hi_IN" w:bidi="hi_IN"/>
-        </w:rPr>
         <w:t>"खतनावालों में से"</w:t>
       </w:r>
     </w:p>
@@ -4915,21 +4220,6 @@
           <w:b/>
           <w:lang w:val="hi_IN" w:bidi="hi_IN"/>
         </w:rPr>
-        <w:t>οὓς δεῖ ἐπιστομίζειν</w:t>
-      </w:r>
-    </w:p>
-    <w:p>
-      <w:pPr/>
-      <w:r>
-        <w:rPr>
-          <w:lang w:val="hi_IN" w:bidi="hi_IN"/>
-        </w:rPr>
-      </w:r>
-      <w:r>
-        <w:rPr>
-          <w:b/>
-          <w:lang w:val="hi_IN" w:bidi="hi_IN"/>
-        </w:rPr>
         <w:t>"इनका मुँह बन्द करना चाहिए"</w:t>
       </w:r>
     </w:p>
@@ -5009,21 +4299,6 @@
           <w:b/>
           <w:lang w:val="hi_IN" w:bidi="hi_IN"/>
         </w:rPr>
-        <w:t>ὅλους οἴκους ἀνατρέπουσιν</w:t>
-      </w:r>
-    </w:p>
-    <w:p>
-      <w:pPr/>
-      <w:r>
-        <w:rPr>
-          <w:lang w:val="hi_IN" w:bidi="hi_IN"/>
-        </w:rPr>
-      </w:r>
-      <w:r>
-        <w:rPr>
-          <w:b/>
-          <w:lang w:val="hi_IN" w:bidi="hi_IN"/>
-        </w:rPr>
         <w:t>"घर के घर बिगाड़ देते हैं"</w:t>
       </w:r>
     </w:p>
@@ -5094,21 +4369,6 @@
           <w:b/>
           <w:lang w:val="hi_IN" w:bidi="hi_IN"/>
         </w:rPr>
-        <w:t>αἰσχροῦ κέρδους χάριν</w:t>
-      </w:r>
-    </w:p>
-    <w:p>
-      <w:pPr/>
-      <w:r>
-        <w:rPr>
-          <w:lang w:val="hi_IN" w:bidi="hi_IN"/>
-        </w:rPr>
-      </w:r>
-      <w:r>
-        <w:rPr>
-          <w:b/>
-          <w:lang w:val="hi_IN" w:bidi="hi_IN"/>
-        </w:rPr>
         <w:t>"नीच कमाई के लिये"</w:t>
       </w:r>
     </w:p>
@@ -5172,21 +4432,6 @@
           <w:b/>
           <w:lang w:val="hi_IN" w:bidi="hi_IN"/>
         </w:rPr>
-        <w:t>τις ἐξ αὐτῶν, ἴδιος αὐτῶν προφήτης</w:t>
-      </w:r>
-    </w:p>
-    <w:p>
-      <w:pPr/>
-      <w:r>
-        <w:rPr>
-          <w:lang w:val="hi_IN" w:bidi="hi_IN"/>
-        </w:rPr>
-      </w:r>
-      <w:r>
-        <w:rPr>
-          <w:b/>
-          <w:lang w:val="hi_IN" w:bidi="hi_IN"/>
-        </w:rPr>
         <w:t>"उन्हीं में से एक जन ने जो उन्हीं का भविष्यद्वक्ता हैं,"</w:t>
       </w:r>
       <w:r>
@@ -5265,21 +4510,6 @@
           <w:b/>
           <w:lang w:val="hi_IN" w:bidi="hi_IN"/>
         </w:rPr>
-        <w:t>Κρῆτες ἀεὶ ψεῦσται</w:t>
-      </w:r>
-    </w:p>
-    <w:p>
-      <w:pPr/>
-      <w:r>
-        <w:rPr>
-          <w:lang w:val="hi_IN" w:bidi="hi_IN"/>
-        </w:rPr>
-      </w:r>
-      <w:r>
-        <w:rPr>
-          <w:b/>
-          <w:lang w:val="hi_IN" w:bidi="hi_IN"/>
-        </w:rPr>
         <w:t>"क्रेती लोग सदा झूठे"</w:t>
       </w:r>
     </w:p>
@@ -5363,21 +4593,6 @@
           <w:b/>
           <w:lang w:val="hi_IN" w:bidi="hi_IN"/>
         </w:rPr>
-        <w:t>κακὰ θηρία</w:t>
-      </w:r>
-    </w:p>
-    <w:p>
-      <w:pPr/>
-      <w:r>
-        <w:rPr>
-          <w:lang w:val="hi_IN" w:bidi="hi_IN"/>
-        </w:rPr>
-      </w:r>
-      <w:r>
-        <w:rPr>
-          <w:b/>
-          <w:lang w:val="hi_IN" w:bidi="hi_IN"/>
-        </w:rPr>
         <w:t>"दुष्ट पशु"</w:t>
       </w:r>
     </w:p>
@@ -5461,21 +4676,6 @@
           <w:b/>
           <w:lang w:val="hi_IN" w:bidi="hi_IN"/>
         </w:rPr>
-        <w:t>γαστέρες ἀργαί</w:t>
-      </w:r>
-    </w:p>
-    <w:p>
-      <w:pPr/>
-      <w:r>
-        <w:rPr>
-          <w:lang w:val="hi_IN" w:bidi="hi_IN"/>
-        </w:rPr>
-      </w:r>
-      <w:r>
-        <w:rPr>
-          <w:b/>
-          <w:lang w:val="hi_IN" w:bidi="hi_IN"/>
-        </w:rPr>
         <w:t>"और आलसी पेटू होते हैं"</w:t>
       </w:r>
     </w:p>
@@ -5559,21 +4759,6 @@
           <w:b/>
           <w:lang w:val="hi_IN" w:bidi="hi_IN"/>
         </w:rPr>
-        <w:t>δι’ ἣν αἰτίαν ἔλεγχε αὐτοὺς ἀποτόμως</w:t>
-      </w:r>
-    </w:p>
-    <w:p>
-      <w:pPr/>
-      <w:r>
-        <w:rPr>
-          <w:lang w:val="hi_IN" w:bidi="hi_IN"/>
-        </w:rPr>
-      </w:r>
-      <w:r>
-        <w:rPr>
-          <w:b/>
-          <w:lang w:val="hi_IN" w:bidi="hi_IN"/>
-        </w:rPr>
         <w:t>"इसलिए उन्हें कड़ाई से चेतावनी दिया कर,"</w:t>
       </w:r>
       <w:r>
@@ -5652,21 +4837,6 @@
           <w:b/>
           <w:lang w:val="hi_IN" w:bidi="hi_IN"/>
         </w:rPr>
-        <w:t>δι’ ἣν αἰτίαν</w:t>
-      </w:r>
-    </w:p>
-    <w:p>
-      <w:pPr/>
-      <w:r>
-        <w:rPr>
-          <w:lang w:val="hi_IN" w:bidi="hi_IN"/>
-        </w:rPr>
-      </w:r>
-      <w:r>
-        <w:rPr>
-          <w:b/>
-          <w:lang w:val="hi_IN" w:bidi="hi_IN"/>
-        </w:rPr>
         <w:t>"इसलिए उन्हें"</w:t>
       </w:r>
       <w:r>
@@ -5776,21 +4946,6 @@
           <w:b/>
           <w:lang w:val="hi_IN" w:bidi="hi_IN"/>
         </w:rPr>
-        <w:t>αὐτοὺς</w:t>
-      </w:r>
-    </w:p>
-    <w:p>
-      <w:pPr/>
-      <w:r>
-        <w:rPr>
-          <w:lang w:val="hi_IN" w:bidi="hi_IN"/>
-        </w:rPr>
-      </w:r>
-      <w:r>
-        <w:rPr>
-          <w:b/>
-          <w:lang w:val="hi_IN" w:bidi="hi_IN"/>
-        </w:rPr>
         <w:t>"उन्हें"</w:t>
       </w:r>
     </w:p>
@@ -5984,21 +5139,6 @@
           <w:b/>
           <w:lang w:val="hi_IN" w:bidi="hi_IN"/>
         </w:rPr>
-        <w:t>ἵνα ὑγιαίνωσιν ἐν τῇ πίστει</w:t>
-      </w:r>
-    </w:p>
-    <w:p>
-      <w:pPr/>
-      <w:r>
-        <w:rPr>
-          <w:lang w:val="hi_IN" w:bidi="hi_IN"/>
-        </w:rPr>
-      </w:r>
-      <w:r>
-        <w:rPr>
-          <w:b/>
-          <w:lang w:val="hi_IN" w:bidi="hi_IN"/>
-        </w:rPr>
         <w:t>"कि"</w:t>
       </w:r>
       <w:r>
@@ -6070,21 +5210,6 @@
           <w:lang w:val="hi_IN" w:bidi="hi_IN"/>
         </w:rPr>
       </w:r>
-      <w:r>
-        <w:rPr>
-          <w:b/>
-          <w:lang w:val="hi_IN" w:bidi="hi_IN"/>
-        </w:rPr>
-        <w:t>ἵνα</w:t>
-      </w:r>
-    </w:p>
-    <w:p>
-      <w:pPr/>
-      <w:r>
-        <w:rPr>
-          <w:lang w:val="hi_IN" w:bidi="hi_IN"/>
-        </w:rPr>
-      </w:r>
     </w:p>
     <w:p>
       <w:pPr/>
@@ -6179,21 +5304,6 @@
           <w:b/>
           <w:lang w:val="hi_IN" w:bidi="hi_IN"/>
         </w:rPr>
-        <w:t>ἐν τῇ πίστει</w:t>
-      </w:r>
-    </w:p>
-    <w:p>
-      <w:pPr/>
-      <w:r>
-        <w:rPr>
-          <w:lang w:val="hi_IN" w:bidi="hi_IN"/>
-        </w:rPr>
-      </w:r>
-      <w:r>
-        <w:rPr>
-          <w:b/>
-          <w:lang w:val="hi_IN" w:bidi="hi_IN"/>
-        </w:rPr>
         <w:t>"कि"</w:t>
       </w:r>
     </w:p>
@@ -6290,21 +5400,6 @@
           <w:b/>
           <w:lang w:val="hi_IN" w:bidi="hi_IN"/>
         </w:rPr>
-        <w:t>Ἰουδαϊκοῖς μύθοις</w:t>
-      </w:r>
-    </w:p>
-    <w:p>
-      <w:pPr/>
-      <w:r>
-        <w:rPr>
-          <w:lang w:val="hi_IN" w:bidi="hi_IN"/>
-        </w:rPr>
-      </w:r>
-      <w:r>
-        <w:rPr>
-          <w:b/>
-          <w:lang w:val="hi_IN" w:bidi="hi_IN"/>
-        </w:rPr>
         <w:t>"यहूदियों की कथा कहानियों"</w:t>
       </w:r>
     </w:p>
@@ -6368,21 +5463,6 @@
           <w:b/>
           <w:lang w:val="hi_IN" w:bidi="hi_IN"/>
         </w:rPr>
-        <w:t>ἀποστρεφομένων τὴν ἀλήθειαν</w:t>
-      </w:r>
-    </w:p>
-    <w:p>
-      <w:pPr/>
-      <w:r>
-        <w:rPr>
-          <w:lang w:val="hi_IN" w:bidi="hi_IN"/>
-        </w:rPr>
-      </w:r>
-      <w:r>
-        <w:rPr>
-          <w:b/>
-          <w:lang w:val="hi_IN" w:bidi="hi_IN"/>
-        </w:rPr>
         <w:t>"जो सत्य से भटक जाते हैं"</w:t>
       </w:r>
     </w:p>
@@ -6466,21 +5546,6 @@
           <w:b/>
           <w:lang w:val="hi_IN" w:bidi="hi_IN"/>
         </w:rPr>
-        <w:t>πάντα καθαρὰ τοῖς καθαροῖς</w:t>
-      </w:r>
-    </w:p>
-    <w:p>
-      <w:pPr/>
-      <w:r>
-        <w:rPr>
-          <w:lang w:val="hi_IN" w:bidi="hi_IN"/>
-        </w:rPr>
-      </w:r>
-      <w:r>
-        <w:rPr>
-          <w:b/>
-          <w:lang w:val="hi_IN" w:bidi="hi_IN"/>
-        </w:rPr>
         <w:t>"शुद्ध सब वस्तुएँ शुद्ध हैं"</w:t>
       </w:r>
     </w:p>
@@ -6559,21 +5624,6 @@
           <w:b/>
           <w:lang w:val="hi_IN" w:bidi="hi_IN"/>
         </w:rPr>
-        <w:t>τοῖς καθαροῖς</w:t>
-      </w:r>
-    </w:p>
-    <w:p>
-      <w:pPr/>
-      <w:r>
-        <w:rPr>
-          <w:lang w:val="hi_IN" w:bidi="hi_IN"/>
-        </w:rPr>
-      </w:r>
-      <w:r>
-        <w:rPr>
-          <w:b/>
-          <w:lang w:val="hi_IN" w:bidi="hi_IN"/>
-        </w:rPr>
         <w:t>"शुद्ध हैं"</w:t>
       </w:r>
     </w:p>
@@ -6639,21 +5689,6 @@
           <w:b/>
           <w:lang w:val="hi_IN" w:bidi="hi_IN"/>
         </w:rPr>
-        <w:t>δὲ</w:t>
-      </w:r>
-    </w:p>
-    <w:p>
-      <w:pPr/>
-      <w:r>
-        <w:rPr>
-          <w:lang w:val="hi_IN" w:bidi="hi_IN"/>
-        </w:rPr>
-      </w:r>
-      <w:r>
-        <w:rPr>
-          <w:b/>
-          <w:lang w:val="hi_IN" w:bidi="hi_IN"/>
-        </w:rPr>
         <w:t>"पर"</w:t>
       </w:r>
     </w:p>
@@ -6750,21 +5785,6 @@
           <w:b/>
           <w:lang w:val="hi_IN" w:bidi="hi_IN"/>
         </w:rPr>
-        <w:t>τοῖς δὲ μεμιαμμένοις καὶ ἀπίστοις, οὐδὲν καθαρόν</w:t>
-      </w:r>
-    </w:p>
-    <w:p>
-      <w:pPr/>
-      <w:r>
-        <w:rPr>
-          <w:lang w:val="hi_IN" w:bidi="hi_IN"/>
-        </w:rPr>
-      </w:r>
-      <w:r>
-        <w:rPr>
-          <w:b/>
-          <w:lang w:val="hi_IN" w:bidi="hi_IN"/>
-        </w:rPr>
         <w:t>"शुद्ध हैं,"</w:t>
       </w:r>
       <w:r>
@@ -6861,21 +5881,6 @@
           <w:b/>
           <w:lang w:val="hi_IN" w:bidi="hi_IN"/>
         </w:rPr>
-        <w:t>δὲ</w:t>
-      </w:r>
-    </w:p>
-    <w:p>
-      <w:pPr/>
-      <w:r>
-        <w:rPr>
-          <w:lang w:val="hi_IN" w:bidi="hi_IN"/>
-        </w:rPr>
-      </w:r>
-      <w:r>
-        <w:rPr>
-          <w:b/>
-          <w:lang w:val="hi_IN" w:bidi="hi_IN"/>
-        </w:rPr>
         <w:t>"पर"</w:t>
       </w:r>
     </w:p>
@@ -6972,21 +5977,6 @@
           <w:b/>
           <w:lang w:val="hi_IN" w:bidi="hi_IN"/>
         </w:rPr>
-        <w:t>τοῖς &amp; ἔργοις ἀρνοῦνται</w:t>
-      </w:r>
-    </w:p>
-    <w:p>
-      <w:pPr/>
-      <w:r>
-        <w:rPr>
-          <w:lang w:val="hi_IN" w:bidi="hi_IN"/>
-        </w:rPr>
-      </w:r>
-      <w:r>
-        <w:rPr>
-          <w:b/>
-          <w:lang w:val="hi_IN" w:bidi="hi_IN"/>
-        </w:rPr>
         <w:t>"पर अपने कामों से उसका इन्कार करते हैं"</w:t>
       </w:r>
     </w:p>
@@ -7173,21 +6163,6 @@
           <w:b/>
           <w:lang w:val="hi_IN" w:bidi="hi_IN"/>
         </w:rPr>
-        <w:t>σὺ δὲ</w:t>
-      </w:r>
-    </w:p>
-    <w:p>
-      <w:pPr/>
-      <w:r>
-        <w:rPr>
-          <w:lang w:val="hi_IN" w:bidi="hi_IN"/>
-        </w:rPr>
-      </w:r>
-      <w:r>
-        <w:rPr>
-          <w:b/>
-          <w:lang w:val="hi_IN" w:bidi="hi_IN"/>
-        </w:rPr>
         <w:t>"पर तू, ऐसी बातें कहा कर जो"</w:t>
       </w:r>
       <w:r>
@@ -7284,21 +6259,6 @@
           <w:b/>
           <w:lang w:val="hi_IN" w:bidi="hi_IN"/>
         </w:rPr>
-        <w:t>τῇ ὑγιαινούσῃ διδασκαλίᾳ</w:t>
-      </w:r>
-    </w:p>
-    <w:p>
-      <w:pPr/>
-      <w:r>
-        <w:rPr>
-          <w:lang w:val="hi_IN" w:bidi="hi_IN"/>
-        </w:rPr>
-      </w:r>
-      <w:r>
-        <w:rPr>
-          <w:b/>
-          <w:lang w:val="hi_IN" w:bidi="hi_IN"/>
-        </w:rPr>
         <w:t>"खरे सिद्धान्त"</w:t>
       </w:r>
     </w:p>
@@ -7315,7 +6275,7 @@
         </w:rPr>
         <w:t>"</w:t>
       </w:r>
-      <w:hyperlink r:id="rId15">
+      <w:hyperlink r:id="rId13">
         <w:r>
           <w:rPr>
             <w:lang w:val="hi_IN" w:bidi="hi_IN"/>
@@ -7375,21 +6335,6 @@
           <w:lang w:val="hi_IN" w:bidi="hi_IN"/>
         </w:rPr>
       </w:r>
-      <w:r>
-        <w:rPr>
-          <w:b/>
-          <w:lang w:val="hi_IN" w:bidi="hi_IN"/>
-        </w:rPr>
-        <w:t>πρεσβύτας &amp; εἶναι</w:t>
-      </w:r>
-    </w:p>
-    <w:p>
-      <w:pPr/>
-      <w:r>
-        <w:rPr>
-          <w:lang w:val="hi_IN" w:bidi="hi_IN"/>
-        </w:rPr>
-      </w:r>
     </w:p>
     <w:p>
       <w:pPr/>
@@ -7499,21 +6444,6 @@
           <w:lang w:val="hi_IN" w:bidi="hi_IN"/>
         </w:rPr>
       </w:r>
-      <w:r>
-        <w:rPr>
-          <w:b/>
-          <w:lang w:val="hi_IN" w:bidi="hi_IN"/>
-        </w:rPr>
-        <w:t>νηφαλίους &amp; σεμνούς, σώφρονας</w:t>
-      </w:r>
-    </w:p>
-    <w:p>
-      <w:pPr/>
-      <w:r>
-        <w:rPr>
-          <w:lang w:val="hi_IN" w:bidi="hi_IN"/>
-        </w:rPr>
-      </w:r>
     </w:p>
     <w:p>
       <w:pPr/>
@@ -7590,21 +6520,6 @@
           <w:lang w:val="hi_IN" w:bidi="hi_IN"/>
         </w:rPr>
       </w:r>
-      <w:r>
-        <w:rPr>
-          <w:b/>
-          <w:lang w:val="hi_IN" w:bidi="hi_IN"/>
-        </w:rPr>
-        <w:t>νηφαλίους</w:t>
-      </w:r>
-    </w:p>
-    <w:p>
-      <w:pPr/>
-      <w:r>
-        <w:rPr>
-          <w:lang w:val="hi_IN" w:bidi="hi_IN"/>
-        </w:rPr>
-      </w:r>
     </w:p>
     <w:p>
       <w:pPr/>
@@ -7677,21 +6592,6 @@
           <w:lang w:val="hi_IN" w:bidi="hi_IN"/>
         </w:rPr>
       </w:r>
-      <w:r>
-        <w:rPr>
-          <w:b/>
-          <w:lang w:val="hi_IN" w:bidi="hi_IN"/>
-        </w:rPr>
-        <w:t>σώφρονας</w:t>
-      </w:r>
-    </w:p>
-    <w:p>
-      <w:pPr/>
-      <w:r>
-        <w:rPr>
-          <w:lang w:val="hi_IN" w:bidi="hi_IN"/>
-        </w:rPr>
-      </w:r>
     </w:p>
     <w:p>
       <w:pPr/>
@@ -7750,21 +6650,6 @@
           <w:lang w:val="hi_IN" w:bidi="hi_IN"/>
         </w:rPr>
       </w:r>
-      <w:r>
-        <w:rPr>
-          <w:b/>
-          <w:lang w:val="hi_IN" w:bidi="hi_IN"/>
-        </w:rPr>
-        <w:t>ὑγιαίνοντας τῇ πίστει τῇ ἀγάπῃ, τῇ ὑπομονῇ</w:t>
-      </w:r>
-    </w:p>
-    <w:p>
-      <w:pPr/>
-      <w:r>
-        <w:rPr>
-          <w:lang w:val="hi_IN" w:bidi="hi_IN"/>
-        </w:rPr>
-      </w:r>
     </w:p>
     <w:p>
       <w:pPr/>
@@ -7779,7 +6664,7 @@
         </w:rPr>
         <w:t xml:space="preserve">** विश्वास में दृढ़** के बारे में </w:t>
       </w:r>
-      <w:hyperlink r:id="rId16">
+      <w:hyperlink r:id="rId14">
         <w:r>
           <w:rPr>
             <w:lang w:val="hi_IN" w:bidi="hi_IN"/>
@@ -7859,21 +6744,6 @@
           <w:lang w:val="hi_IN" w:bidi="hi_IN"/>
         </w:rPr>
       </w:r>
-      <w:r>
-        <w:rPr>
-          <w:b/>
-          <w:lang w:val="hi_IN" w:bidi="hi_IN"/>
-        </w:rPr>
-        <w:t>ὑγιαίνοντας τῇ πίστει</w:t>
-      </w:r>
-    </w:p>
-    <w:p>
-      <w:pPr/>
-      <w:r>
-        <w:rPr>
-          <w:lang w:val="hi_IN" w:bidi="hi_IN"/>
-        </w:rPr>
-      </w:r>
     </w:p>
     <w:p>
       <w:pPr/>
@@ -7955,21 +6825,6 @@
           <w:b/>
           <w:lang w:val="hi_IN" w:bidi="hi_IN"/>
         </w:rPr>
-        <w:t>τῇ ἀγάπῃ</w:t>
-      </w:r>
-    </w:p>
-    <w:p>
-      <w:pPr/>
-      <w:r>
-        <w:rPr>
-          <w:lang w:val="hi_IN" w:bidi="hi_IN"/>
-        </w:rPr>
-      </w:r>
-      <w:r>
-        <w:rPr>
-          <w:b/>
-          <w:lang w:val="hi_IN" w:bidi="hi_IN"/>
-        </w:rPr>
         <w:t>"प्रेम"</w:t>
       </w:r>
     </w:p>
@@ -8066,21 +6921,6 @@
           <w:b/>
           <w:lang w:val="hi_IN" w:bidi="hi_IN"/>
         </w:rPr>
-        <w:t>τῇ ὑπομονῇ</w:t>
-      </w:r>
-    </w:p>
-    <w:p>
-      <w:pPr/>
-      <w:r>
-        <w:rPr>
-          <w:lang w:val="hi_IN" w:bidi="hi_IN"/>
-        </w:rPr>
-      </w:r>
-      <w:r>
-        <w:rPr>
-          <w:b/>
-          <w:lang w:val="hi_IN" w:bidi="hi_IN"/>
-        </w:rPr>
         <w:t>"और धीरज"</w:t>
       </w:r>
     </w:p>
@@ -8177,21 +7017,6 @@
           <w:b/>
           <w:lang w:val="hi_IN" w:bidi="hi_IN"/>
         </w:rPr>
-        <w:t>πρεσβύτιδας ὡσαύτως</w:t>
-      </w:r>
-    </w:p>
-    <w:p>
-      <w:pPr/>
-      <w:r>
-        <w:rPr>
-          <w:lang w:val="hi_IN" w:bidi="hi_IN"/>
-        </w:rPr>
-      </w:r>
-      <w:r>
-        <w:rPr>
-          <w:b/>
-          <w:lang w:val="hi_IN" w:bidi="hi_IN"/>
-        </w:rPr>
         <w:t>"अर्थात् वृद्ध पुरुष"</w:t>
       </w:r>
       <w:r>
@@ -8340,21 +7165,6 @@
           <w:b/>
           <w:lang w:val="hi_IN" w:bidi="hi_IN"/>
         </w:rPr>
-        <w:t>οἴνῳ πολλῷ δεδουλωμένας</w:t>
-      </w:r>
-    </w:p>
-    <w:p>
-      <w:pPr/>
-      <w:r>
-        <w:rPr>
-          <w:lang w:val="hi_IN" w:bidi="hi_IN"/>
-        </w:rPr>
-      </w:r>
-      <w:r>
-        <w:rPr>
-          <w:b/>
-          <w:lang w:val="hi_IN" w:bidi="hi_IN"/>
-        </w:rPr>
         <w:t>"पियक्कड़"</w:t>
       </w:r>
     </w:p>
@@ -8438,21 +7248,6 @@
           <w:b/>
           <w:lang w:val="hi_IN" w:bidi="hi_IN"/>
         </w:rPr>
-        <w:t>οἴνῳ πολλῷ δεδουλωμένας</w:t>
-      </w:r>
-    </w:p>
-    <w:p>
-      <w:pPr/>
-      <w:r>
-        <w:rPr>
-          <w:lang w:val="hi_IN" w:bidi="hi_IN"/>
-        </w:rPr>
-      </w:r>
-      <w:r>
-        <w:rPr>
-          <w:b/>
-          <w:lang w:val="hi_IN" w:bidi="hi_IN"/>
-        </w:rPr>
         <w:t>"पियक्कड़"</w:t>
       </w:r>
     </w:p>
@@ -8536,21 +7331,6 @@
           <w:b/>
           <w:lang w:val="hi_IN" w:bidi="hi_IN"/>
         </w:rPr>
-        <w:t>καλοδιδασκάλους</w:t>
-      </w:r>
-    </w:p>
-    <w:p>
-      <w:pPr/>
-      <w:r>
-        <w:rPr>
-          <w:lang w:val="hi_IN" w:bidi="hi_IN"/>
-        </w:rPr>
-      </w:r>
-      <w:r>
-        <w:rPr>
-          <w:b/>
-          <w:lang w:val="hi_IN" w:bidi="hi_IN"/>
-        </w:rPr>
         <w:t>"पर अच्छी बातें सिखानेवाली हों"</w:t>
       </w:r>
     </w:p>
@@ -8627,21 +7407,6 @@
           <w:b/>
           <w:lang w:val="hi_IN" w:bidi="hi_IN"/>
         </w:rPr>
-        <w:t>ἵνα</w:t>
-      </w:r>
-    </w:p>
-    <w:p>
-      <w:pPr/>
-      <w:r>
-        <w:rPr>
-          <w:lang w:val="hi_IN" w:bidi="hi_IN"/>
-        </w:rPr>
-      </w:r>
-      <w:r>
-        <w:rPr>
-          <w:b/>
-          <w:lang w:val="hi_IN" w:bidi="hi_IN"/>
-        </w:rPr>
         <w:t>"ताकि"</w:t>
       </w:r>
     </w:p>
@@ -8759,21 +7524,6 @@
           <w:b/>
           <w:lang w:val="hi_IN" w:bidi="hi_IN"/>
         </w:rPr>
-        <w:t>φιλάνδρους</w:t>
-      </w:r>
-    </w:p>
-    <w:p>
-      <w:pPr/>
-      <w:r>
-        <w:rPr>
-          <w:lang w:val="hi_IN" w:bidi="hi_IN"/>
-        </w:rPr>
-      </w:r>
-      <w:r>
-        <w:rPr>
-          <w:b/>
-          <w:lang w:val="hi_IN" w:bidi="hi_IN"/>
-        </w:rPr>
         <w:t>"कि अपने पतियों"</w:t>
       </w:r>
     </w:p>
@@ -8839,21 +7589,6 @@
           <w:b/>
           <w:lang w:val="hi_IN" w:bidi="hi_IN"/>
         </w:rPr>
-        <w:t>φιλοτέκνους</w:t>
-      </w:r>
-    </w:p>
-    <w:p>
-      <w:pPr/>
-      <w:r>
-        <w:rPr>
-          <w:lang w:val="hi_IN" w:bidi="hi_IN"/>
-        </w:rPr>
-      </w:r>
-      <w:r>
-        <w:rPr>
-          <w:b/>
-          <w:lang w:val="hi_IN" w:bidi="hi_IN"/>
-        </w:rPr>
         <w:t>"और बच्चों से प्रेम"</w:t>
       </w:r>
     </w:p>
@@ -8919,21 +7654,6 @@
           <w:b/>
           <w:lang w:val="hi_IN" w:bidi="hi_IN"/>
         </w:rPr>
-        <w:t>ὑποτασσομένας τοῖς ἰδίοις ἀνδράσιν</w:t>
-      </w:r>
-    </w:p>
-    <w:p>
-      <w:pPr/>
-      <w:r>
-        <w:rPr>
-          <w:lang w:val="hi_IN" w:bidi="hi_IN"/>
-        </w:rPr>
-      </w:r>
-      <w:r>
-        <w:rPr>
-          <w:b/>
-          <w:lang w:val="hi_IN" w:bidi="hi_IN"/>
-        </w:rPr>
         <w:t>"अपने-अपने पति के अधीन रहनेवाली हों"</w:t>
       </w:r>
     </w:p>
@@ -8999,21 +7719,6 @@
           <w:b/>
           <w:lang w:val="hi_IN" w:bidi="hi_IN"/>
         </w:rPr>
-        <w:t>ἵνα</w:t>
-      </w:r>
-    </w:p>
-    <w:p>
-      <w:pPr/>
-      <w:r>
-        <w:rPr>
-          <w:lang w:val="hi_IN" w:bidi="hi_IN"/>
-        </w:rPr>
-      </w:r>
-      <w:r>
-        <w:rPr>
-          <w:b/>
-          <w:lang w:val="hi_IN" w:bidi="hi_IN"/>
-        </w:rPr>
         <w:t>"ताकि"</w:t>
       </w:r>
     </w:p>
@@ -9131,21 +7836,6 @@
           <w:b/>
           <w:lang w:val="hi_IN" w:bidi="hi_IN"/>
         </w:rPr>
-        <w:t>ἵνα μὴ ὁ λόγος τοῦ Θεοῦ βλασφημῆται</w:t>
-      </w:r>
-    </w:p>
-    <w:p>
-      <w:pPr/>
-      <w:r>
-        <w:rPr>
-          <w:lang w:val="hi_IN" w:bidi="hi_IN"/>
-        </w:rPr>
-      </w:r>
-      <w:r>
-        <w:rPr>
-          <w:b/>
-          <w:lang w:val="hi_IN" w:bidi="hi_IN"/>
-        </w:rPr>
         <w:t>"ताकि परमेश्वर के वचन की निन्दा न होने पाए"</w:t>
       </w:r>
     </w:p>
@@ -9237,21 +7927,6 @@
           <w:b/>
           <w:lang w:val="hi_IN" w:bidi="hi_IN"/>
         </w:rPr>
-        <w:t>ὁ λόγος τοῦ Θεοῦ</w:t>
-      </w:r>
-    </w:p>
-    <w:p>
-      <w:pPr/>
-      <w:r>
-        <w:rPr>
-          <w:lang w:val="hi_IN" w:bidi="hi_IN"/>
-        </w:rPr>
-      </w:r>
-      <w:r>
-        <w:rPr>
-          <w:b/>
-          <w:lang w:val="hi_IN" w:bidi="hi_IN"/>
-        </w:rPr>
         <w:t>"ताकि परमेश्वर के वचन की निन्दा न होने पाए"</w:t>
       </w:r>
     </w:p>
@@ -9348,21 +8023,6 @@
           <w:b/>
           <w:lang w:val="hi_IN" w:bidi="hi_IN"/>
         </w:rPr>
-        <w:t>ὡσαύτως</w:t>
-      </w:r>
-    </w:p>
-    <w:p>
-      <w:pPr/>
-      <w:r>
-        <w:rPr>
-          <w:lang w:val="hi_IN" w:bidi="hi_IN"/>
-        </w:rPr>
-      </w:r>
-      <w:r>
-        <w:rPr>
-          <w:b/>
-          <w:lang w:val="hi_IN" w:bidi="hi_IN"/>
-        </w:rPr>
         <w:t>"ऐसे ही"</w:t>
       </w:r>
     </w:p>
@@ -9426,21 +8086,6 @@
           <w:b/>
           <w:lang w:val="hi_IN" w:bidi="hi_IN"/>
         </w:rPr>
-        <w:t>περὶ πάντα</w:t>
-      </w:r>
-    </w:p>
-    <w:p>
-      <w:pPr/>
-      <w:r>
-        <w:rPr>
-          <w:lang w:val="hi_IN" w:bidi="hi_IN"/>
-        </w:rPr>
-      </w:r>
-      <w:r>
-        <w:rPr>
-          <w:b/>
-          <w:lang w:val="hi_IN" w:bidi="hi_IN"/>
-        </w:rPr>
         <w:t>"सब बातों में"</w:t>
       </w:r>
     </w:p>
@@ -9512,21 +8157,6 @@
           <w:b/>
           <w:lang w:val="hi_IN" w:bidi="hi_IN"/>
         </w:rPr>
-        <w:t>σεαυτὸν παρεχόμενος</w:t>
-      </w:r>
-    </w:p>
-    <w:p>
-      <w:pPr/>
-      <w:r>
-        <w:rPr>
-          <w:lang w:val="hi_IN" w:bidi="hi_IN"/>
-        </w:rPr>
-      </w:r>
-      <w:r>
-        <w:rPr>
-          <w:b/>
-          <w:lang w:val="hi_IN" w:bidi="hi_IN"/>
-        </w:rPr>
         <w:t>"अपने आप को"</w:t>
       </w:r>
       <w:r>
@@ -9618,21 +8248,6 @@
           <w:b/>
           <w:lang w:val="hi_IN" w:bidi="hi_IN"/>
         </w:rPr>
-        <w:t>τύπον καλῶν ἔργων</w:t>
-      </w:r>
-    </w:p>
-    <w:p>
-      <w:pPr/>
-      <w:r>
-        <w:rPr>
-          <w:lang w:val="hi_IN" w:bidi="hi_IN"/>
-        </w:rPr>
-      </w:r>
-      <w:r>
-        <w:rPr>
-          <w:b/>
-          <w:lang w:val="hi_IN" w:bidi="hi_IN"/>
-        </w:rPr>
         <w:t>"भले कामों का नमूना"</w:t>
       </w:r>
     </w:p>
@@ -9698,21 +8313,6 @@
           <w:b/>
           <w:lang w:val="hi_IN" w:bidi="hi_IN"/>
         </w:rPr>
-        <w:t>ἐν τῇ διδασκαλίᾳ ἀφθορίαν, σεμνότητα</w:t>
-      </w:r>
-    </w:p>
-    <w:p>
-      <w:pPr/>
-      <w:r>
-        <w:rPr>
-          <w:lang w:val="hi_IN" w:bidi="hi_IN"/>
-        </w:rPr>
-      </w:r>
-      <w:r>
-        <w:rPr>
-          <w:b/>
-          <w:lang w:val="hi_IN" w:bidi="hi_IN"/>
-        </w:rPr>
         <w:t>"उपदेश में सफाई, गम्भीरता"</w:t>
       </w:r>
     </w:p>
@@ -9796,21 +8396,6 @@
           <w:b/>
           <w:lang w:val="hi_IN" w:bidi="hi_IN"/>
         </w:rPr>
-        <w:t>ἐν τῇ διδασκαλίᾳ ἀφθορίαν, σεμνότητα</w:t>
-      </w:r>
-    </w:p>
-    <w:p>
-      <w:pPr/>
-      <w:r>
-        <w:rPr>
-          <w:lang w:val="hi_IN" w:bidi="hi_IN"/>
-        </w:rPr>
-      </w:r>
-      <w:r>
-        <w:rPr>
-          <w:b/>
-          <w:lang w:val="hi_IN" w:bidi="hi_IN"/>
-        </w:rPr>
         <w:t>"उपदेश में सफाई, गम्भीरता"</w:t>
       </w:r>
     </w:p>
@@ -9920,21 +8505,6 @@
           <w:b/>
           <w:lang w:val="hi_IN" w:bidi="hi_IN"/>
         </w:rPr>
-        <w:t>ἀφθορίαν</w:t>
-      </w:r>
-    </w:p>
-    <w:p>
-      <w:pPr/>
-      <w:r>
-        <w:rPr>
-          <w:lang w:val="hi_IN" w:bidi="hi_IN"/>
-        </w:rPr>
-      </w:r>
-      <w:r>
-        <w:rPr>
-          <w:b/>
-          <w:lang w:val="hi_IN" w:bidi="hi_IN"/>
-        </w:rPr>
         <w:t>"सफाई (भ्रस्टाचार रहित)"</w:t>
       </w:r>
     </w:p>
@@ -10065,21 +8635,6 @@
           <w:lang w:val="hi_IN" w:bidi="hi_IN"/>
         </w:rPr>
       </w:r>
-      <w:r>
-        <w:rPr>
-          <w:b/>
-          <w:lang w:val="hi_IN" w:bidi="hi_IN"/>
-        </w:rPr>
-        <w:t>ὑγιῆ</w:t>
-      </w:r>
-    </w:p>
-    <w:p>
-      <w:pPr/>
-      <w:r>
-        <w:rPr>
-          <w:lang w:val="hi_IN" w:bidi="hi_IN"/>
-        </w:rPr>
-      </w:r>
     </w:p>
     <w:p>
       <w:pPr/>
@@ -10213,21 +8768,6 @@
           <w:b/>
           <w:lang w:val="hi_IN" w:bidi="hi_IN"/>
         </w:rPr>
-        <w:t>ἵνα</w:t>
-      </w:r>
-    </w:p>
-    <w:p>
-      <w:pPr/>
-      <w:r>
-        <w:rPr>
-          <w:lang w:val="hi_IN" w:bidi="hi_IN"/>
-        </w:rPr>
-      </w:r>
-      <w:r>
-        <w:rPr>
-          <w:b/>
-          <w:lang w:val="hi_IN" w:bidi="hi_IN"/>
-        </w:rPr>
         <w:t>"जिससे"</w:t>
       </w:r>
     </w:p>
@@ -10343,21 +8883,6 @@
           <w:lang w:val="hi_IN" w:bidi="hi_IN"/>
         </w:rPr>
       </w:r>
-      <w:r>
-        <w:rPr>
-          <w:b/>
-          <w:lang w:val="hi_IN" w:bidi="hi_IN"/>
-        </w:rPr>
-        <w:t>ἵνα ὁ ἐξ ἐναντίας ἐντραπῇ</w:t>
-      </w:r>
-    </w:p>
-    <w:p>
-      <w:pPr/>
-      <w:r>
-        <w:rPr>
-          <w:lang w:val="hi_IN" w:bidi="hi_IN"/>
-        </w:rPr>
-      </w:r>
     </w:p>
     <w:p>
       <w:pPr/>
@@ -10434,21 +8959,6 @@
           <w:lang w:val="hi_IN" w:bidi="hi_IN"/>
         </w:rPr>
       </w:r>
-      <w:r>
-        <w:rPr>
-          <w:b/>
-          <w:lang w:val="hi_IN" w:bidi="hi_IN"/>
-        </w:rPr>
-        <w:t>ἡμῶν</w:t>
-      </w:r>
-    </w:p>
-    <w:p>
-      <w:pPr/>
-      <w:r>
-        <w:rPr>
-          <w:lang w:val="hi_IN" w:bidi="hi_IN"/>
-        </w:rPr>
-      </w:r>
     </w:p>
     <w:p>
       <w:pPr/>
@@ -10524,21 +9034,6 @@
           <w:b/>
           <w:lang w:val="hi_IN" w:bidi="hi_IN"/>
         </w:rPr>
-        <w:t>δούλους ἰδίοις δεσπόταις ὑποτάσσεσθαι</w:t>
-      </w:r>
-    </w:p>
-    <w:p>
-      <w:pPr/>
-      <w:r>
-        <w:rPr>
-          <w:lang w:val="hi_IN" w:bidi="hi_IN"/>
-        </w:rPr>
-      </w:r>
-      <w:r>
-        <w:rPr>
-          <w:b/>
-          <w:lang w:val="hi_IN" w:bidi="hi_IN"/>
-        </w:rPr>
         <w:t>"और ऐसी खराई पाई जाए"</w:t>
       </w:r>
     </w:p>
@@ -10674,21 +9169,6 @@
           <w:b/>
           <w:lang w:val="hi_IN" w:bidi="hi_IN"/>
         </w:rPr>
-        <w:t>ἐν πᾶσιν</w:t>
-      </w:r>
-    </w:p>
-    <w:p>
-      <w:pPr/>
-      <w:r>
-        <w:rPr>
-          <w:lang w:val="hi_IN" w:bidi="hi_IN"/>
-        </w:rPr>
-      </w:r>
-      <w:r>
-        <w:rPr>
-          <w:b/>
-          <w:lang w:val="hi_IN" w:bidi="hi_IN"/>
-        </w:rPr>
         <w:t>"सब बातों में"</w:t>
       </w:r>
     </w:p>
@@ -10767,21 +9247,6 @@
           <w:b/>
           <w:lang w:val="hi_IN" w:bidi="hi_IN"/>
         </w:rPr>
-        <w:t>εὐαρέστους εἶναι</w:t>
-      </w:r>
-    </w:p>
-    <w:p>
-      <w:pPr/>
-      <w:r>
-        <w:rPr>
-          <w:lang w:val="hi_IN" w:bidi="hi_IN"/>
-        </w:rPr>
-      </w:r>
-      <w:r>
-        <w:rPr>
-          <w:b/>
-          <w:lang w:val="hi_IN" w:bidi="hi_IN"/>
-        </w:rPr>
         <w:t>"उन्हें प्रसन्न रखें"</w:t>
       </w:r>
     </w:p>
@@ -10861,21 +9326,6 @@
           <w:b/>
           <w:lang w:val="hi_IN" w:bidi="hi_IN"/>
         </w:rPr>
-        <w:t>μὴ νοσφιζομένους</w:t>
-      </w:r>
-    </w:p>
-    <w:p>
-      <w:pPr/>
-      <w:r>
-        <w:rPr>
-          <w:lang w:val="hi_IN" w:bidi="hi_IN"/>
-        </w:rPr>
-      </w:r>
-      <w:r>
-        <w:rPr>
-          <w:b/>
-          <w:lang w:val="hi_IN" w:bidi="hi_IN"/>
-        </w:rPr>
         <w:t>"चोरी चालाकी न करें"</w:t>
       </w:r>
     </w:p>
@@ -10940,21 +9390,6 @@
           <w:b/>
           <w:lang w:val="hi_IN" w:bidi="hi_IN"/>
         </w:rPr>
-        <w:t>ἀλλὰ</w:t>
-      </w:r>
-    </w:p>
-    <w:p>
-      <w:pPr/>
-      <w:r>
-        <w:rPr>
-          <w:lang w:val="hi_IN" w:bidi="hi_IN"/>
-        </w:rPr>
-      </w:r>
-      <w:r>
-        <w:rPr>
-          <w:b/>
-          <w:lang w:val="hi_IN" w:bidi="hi_IN"/>
-        </w:rPr>
         <w:t>"पर"</w:t>
       </w:r>
     </w:p>
@@ -11059,21 +9494,6 @@
           <w:b/>
           <w:lang w:val="hi_IN" w:bidi="hi_IN"/>
         </w:rPr>
-        <w:t>πᾶσαν πίστιν ἐνδεικνυμένους ἀγαθήν</w:t>
-      </w:r>
-    </w:p>
-    <w:p>
-      <w:pPr/>
-      <w:r>
-        <w:rPr>
-          <w:lang w:val="hi_IN" w:bidi="hi_IN"/>
-        </w:rPr>
-      </w:r>
-      <w:r>
-        <w:rPr>
-          <w:b/>
-          <w:lang w:val="hi_IN" w:bidi="hi_IN"/>
-        </w:rPr>
         <w:t>"सब प्रकार से पूरे विश्वासी निकलें"</w:t>
       </w:r>
     </w:p>
@@ -11139,21 +9559,6 @@
           <w:b/>
           <w:lang w:val="hi_IN" w:bidi="hi_IN"/>
         </w:rPr>
-        <w:t>ἵνα</w:t>
-      </w:r>
-    </w:p>
-    <w:p>
-      <w:pPr/>
-      <w:r>
-        <w:rPr>
-          <w:lang w:val="hi_IN" w:bidi="hi_IN"/>
-        </w:rPr>
-      </w:r>
-      <w:r>
-        <w:rPr>
-          <w:b/>
-          <w:lang w:val="hi_IN" w:bidi="hi_IN"/>
-        </w:rPr>
         <w:t>"कि"</w:t>
       </w:r>
     </w:p>
@@ -11284,21 +9689,6 @@
           <w:b/>
           <w:lang w:val="hi_IN" w:bidi="hi_IN"/>
         </w:rPr>
-        <w:t>ἐν πᾶσιν</w:t>
-      </w:r>
-    </w:p>
-    <w:p>
-      <w:pPr/>
-      <w:r>
-        <w:rPr>
-          <w:lang w:val="hi_IN" w:bidi="hi_IN"/>
-        </w:rPr>
-      </w:r>
-      <w:r>
-        <w:rPr>
-          <w:b/>
-          <w:lang w:val="hi_IN" w:bidi="hi_IN"/>
-        </w:rPr>
         <w:t>"वे सब बातों में"</w:t>
       </w:r>
     </w:p>
@@ -11363,21 +9753,6 @@
           <w:b/>
           <w:lang w:val="hi_IN" w:bidi="hi_IN"/>
         </w:rPr>
-        <w:t>τὴν διδασκαλίαν τὴν τοῦ Σωτῆρος ἡμῶν, Θεοῦ, κοσμῶσιν</w:t>
-      </w:r>
-    </w:p>
-    <w:p>
-      <w:pPr/>
-      <w:r>
-        <w:rPr>
-          <w:lang w:val="hi_IN" w:bidi="hi_IN"/>
-        </w:rPr>
-      </w:r>
-      <w:r>
-        <w:rPr>
-          <w:b/>
-          <w:lang w:val="hi_IN" w:bidi="hi_IN"/>
-        </w:rPr>
         <w:t>"हमारे उद्धारकर्ता परमेश्वर के उपदेश की शोभा बढ़ा दें"</w:t>
       </w:r>
     </w:p>
@@ -11456,21 +9831,6 @@
           <w:b/>
           <w:lang w:val="hi_IN" w:bidi="hi_IN"/>
         </w:rPr>
-        <w:t>ἡμῶν</w:t>
-      </w:r>
-    </w:p>
-    <w:p>
-      <w:pPr/>
-      <w:r>
-        <w:rPr>
-          <w:lang w:val="hi_IN" w:bidi="hi_IN"/>
-        </w:rPr>
-      </w:r>
-      <w:r>
-        <w:rPr>
-          <w:b/>
-          <w:lang w:val="hi_IN" w:bidi="hi_IN"/>
-        </w:rPr>
         <w:t>"हमारे"</w:t>
       </w:r>
     </w:p>
@@ -11567,21 +9927,6 @@
           <w:b/>
           <w:lang w:val="hi_IN" w:bidi="hi_IN"/>
         </w:rPr>
-        <w:t>γὰρ</w:t>
-      </w:r>
-    </w:p>
-    <w:p>
-      <w:pPr/>
-      <w:r>
-        <w:rPr>
-          <w:lang w:val="hi_IN" w:bidi="hi_IN"/>
-        </w:rPr>
-      </w:r>
-      <w:r>
-        <w:rPr>
-          <w:b/>
-          <w:lang w:val="hi_IN" w:bidi="hi_IN"/>
-        </w:rPr>
         <w:t>"क्योंकि"</w:t>
       </w:r>
     </w:p>
@@ -11686,21 +10031,6 @@
           <w:b/>
           <w:lang w:val="hi_IN" w:bidi="hi_IN"/>
         </w:rPr>
-        <w:t>ἐπεφάνη &amp; ἡ χάρις τοῦ Θεοῦ</w:t>
-      </w:r>
-    </w:p>
-    <w:p>
-      <w:pPr/>
-      <w:r>
-        <w:rPr>
-          <w:lang w:val="hi_IN" w:bidi="hi_IN"/>
-        </w:rPr>
-      </w:r>
-      <w:r>
-        <w:rPr>
-          <w:b/>
-          <w:lang w:val="hi_IN" w:bidi="hi_IN"/>
-        </w:rPr>
         <w:t>"परमेश्वर का अनुग्रह प्रगट है"</w:t>
       </w:r>
     </w:p>
@@ -11784,21 +10114,6 @@
           <w:b/>
           <w:lang w:val="hi_IN" w:bidi="hi_IN"/>
         </w:rPr>
-        <w:t>ἐπεφάνη γὰρ ἡ χάρις τοῦ Θεοῦ σωτήριος πᾶσιν ἀνθρώποις</w:t>
-      </w:r>
-    </w:p>
-    <w:p>
-      <w:pPr/>
-      <w:r>
-        <w:rPr>
-          <w:lang w:val="hi_IN" w:bidi="hi_IN"/>
-        </w:rPr>
-      </w:r>
-      <w:r>
-        <w:rPr>
-          <w:b/>
-          <w:lang w:val="hi_IN" w:bidi="hi_IN"/>
-        </w:rPr>
         <w:t>"क्योंकि परमेश्वर का अनुग्रह प्रगट है, जो सब मनुष्यों में उद्धार लाने में सक्षम है"</w:t>
       </w:r>
     </w:p>
@@ -11903,21 +10218,6 @@
           <w:b/>
           <w:lang w:val="hi_IN" w:bidi="hi_IN"/>
         </w:rPr>
-        <w:t>σωτήριος πᾶσιν ἀνθρώποις</w:t>
-      </w:r>
-    </w:p>
-    <w:p>
-      <w:pPr/>
-      <w:r>
-        <w:rPr>
-          <w:lang w:val="hi_IN" w:bidi="hi_IN"/>
-        </w:rPr>
-      </w:r>
-      <w:r>
-        <w:rPr>
-          <w:b/>
-          <w:lang w:val="hi_IN" w:bidi="hi_IN"/>
-        </w:rPr>
         <w:t>"सब मनुष्यों में उद्धार लाने में सक्षम है"</w:t>
       </w:r>
     </w:p>
@@ -12035,21 +10335,6 @@
           <w:b/>
           <w:lang w:val="hi_IN" w:bidi="hi_IN"/>
         </w:rPr>
-        <w:t>πᾶσιν ἀνθρώποις</w:t>
-      </w:r>
-    </w:p>
-    <w:p>
-      <w:pPr/>
-      <w:r>
-        <w:rPr>
-          <w:lang w:val="hi_IN" w:bidi="hi_IN"/>
-        </w:rPr>
-      </w:r>
-      <w:r>
-        <w:rPr>
-          <w:b/>
-          <w:lang w:val="hi_IN" w:bidi="hi_IN"/>
-        </w:rPr>
         <w:t>"सब मनुष्यों (पुरुषों) में"</w:t>
       </w:r>
     </w:p>
@@ -12162,21 +10447,6 @@
           <w:b/>
           <w:lang w:val="hi_IN" w:bidi="hi_IN"/>
         </w:rPr>
-        <w:t>παιδεύουσα ἡμᾶς</w:t>
-      </w:r>
-    </w:p>
-    <w:p>
-      <w:pPr/>
-      <w:r>
-        <w:rPr>
-          <w:lang w:val="hi_IN" w:bidi="hi_IN"/>
-        </w:rPr>
-      </w:r>
-      <w:r>
-        <w:rPr>
-          <w:b/>
-          <w:lang w:val="hi_IN" w:bidi="hi_IN"/>
-        </w:rPr>
         <w:t>"और हमें चिताता है"</w:t>
       </w:r>
     </w:p>
@@ -12260,21 +10530,6 @@
           <w:b/>
           <w:lang w:val="hi_IN" w:bidi="hi_IN"/>
         </w:rPr>
-        <w:t>ἡμᾶς</w:t>
-      </w:r>
-    </w:p>
-    <w:p>
-      <w:pPr/>
-      <w:r>
-        <w:rPr>
-          <w:lang w:val="hi_IN" w:bidi="hi_IN"/>
-        </w:rPr>
-      </w:r>
-      <w:r>
-        <w:rPr>
-          <w:b/>
-          <w:lang w:val="hi_IN" w:bidi="hi_IN"/>
-        </w:rPr>
         <w:t>"हमें"</w:t>
       </w:r>
     </w:p>
@@ -12358,21 +10613,6 @@
           <w:b/>
           <w:lang w:val="hi_IN" w:bidi="hi_IN"/>
         </w:rPr>
-        <w:t>τὴν ἀσέβειαν</w:t>
-      </w:r>
-    </w:p>
-    <w:p>
-      <w:pPr/>
-      <w:r>
-        <w:rPr>
-          <w:lang w:val="hi_IN" w:bidi="hi_IN"/>
-        </w:rPr>
-      </w:r>
-      <w:r>
-        <w:rPr>
-          <w:b/>
-          <w:lang w:val="hi_IN" w:bidi="hi_IN"/>
-        </w:rPr>
         <w:t>"हम अभक्ति"</w:t>
       </w:r>
     </w:p>
@@ -12438,21 +10678,6 @@
           <w:b/>
           <w:lang w:val="hi_IN" w:bidi="hi_IN"/>
         </w:rPr>
-        <w:t>τὰς κοσμικὰς ἐπιθυμίας</w:t>
-      </w:r>
-    </w:p>
-    <w:p>
-      <w:pPr/>
-      <w:r>
-        <w:rPr>
-          <w:lang w:val="hi_IN" w:bidi="hi_IN"/>
-        </w:rPr>
-      </w:r>
-      <w:r>
-        <w:rPr>
-          <w:b/>
-          <w:lang w:val="hi_IN" w:bidi="hi_IN"/>
-        </w:rPr>
         <w:t>"सांसारिक अभिलाषाओं"</w:t>
       </w:r>
     </w:p>
@@ -12532,21 +10757,6 @@
           <w:b/>
           <w:lang w:val="hi_IN" w:bidi="hi_IN"/>
         </w:rPr>
-        <w:t>ἀσέβειαν &amp; εὐσεβῶς</w:t>
-      </w:r>
-    </w:p>
-    <w:p>
-      <w:pPr/>
-      <w:r>
-        <w:rPr>
-          <w:lang w:val="hi_IN" w:bidi="hi_IN"/>
-        </w:rPr>
-      </w:r>
-      <w:r>
-        <w:rPr>
-          <w:b/>
-          <w:lang w:val="hi_IN" w:bidi="hi_IN"/>
-        </w:rPr>
         <w:t>"हम अभक्ति"</w:t>
       </w:r>
       <w:r>
@@ -12636,21 +10846,6 @@
           <w:b/>
           <w:lang w:val="hi_IN" w:bidi="hi_IN"/>
         </w:rPr>
-        <w:t>ἐν τῷ νῦν αἰῶνι</w:t>
-      </w:r>
-    </w:p>
-    <w:p>
-      <w:pPr/>
-      <w:r>
-        <w:rPr>
-          <w:lang w:val="hi_IN" w:bidi="hi_IN"/>
-        </w:rPr>
-      </w:r>
-      <w:r>
-        <w:rPr>
-          <w:b/>
-          <w:lang w:val="hi_IN" w:bidi="hi_IN"/>
-        </w:rPr>
         <w:t>"इस युग में"</w:t>
       </w:r>
     </w:p>
@@ -12730,21 +10925,6 @@
           <w:b/>
           <w:lang w:val="hi_IN" w:bidi="hi_IN"/>
         </w:rPr>
-        <w:t>προσδεχόμενοι</w:t>
-      </w:r>
-    </w:p>
-    <w:p>
-      <w:pPr/>
-      <w:r>
-        <w:rPr>
-          <w:lang w:val="hi_IN" w:bidi="hi_IN"/>
-        </w:rPr>
-      </w:r>
-      <w:r>
-        <w:rPr>
-          <w:b/>
-          <w:lang w:val="hi_IN" w:bidi="hi_IN"/>
-        </w:rPr>
         <w:t>"प्रतीक्षा करते रहें"</w:t>
       </w:r>
     </w:p>
@@ -12810,21 +10990,6 @@
           <w:b/>
           <w:lang w:val="hi_IN" w:bidi="hi_IN"/>
         </w:rPr>
-        <w:t>τὴν μακαρίαν ἐλπίδα, καὶ ἐπιφάνειαν τῆς δόξης</w:t>
-      </w:r>
-    </w:p>
-    <w:p>
-      <w:pPr/>
-      <w:r>
-        <w:rPr>
-          <w:lang w:val="hi_IN" w:bidi="hi_IN"/>
-        </w:rPr>
-      </w:r>
-      <w:r>
-        <w:rPr>
-          <w:b/>
-          <w:lang w:val="hi_IN" w:bidi="hi_IN"/>
-        </w:rPr>
         <w:t>"और उस धन्य आशा की"</w:t>
       </w:r>
     </w:p>
@@ -12908,21 +11073,6 @@
           <w:b/>
           <w:lang w:val="hi_IN" w:bidi="hi_IN"/>
         </w:rPr>
-        <w:t>τὴν μακαρίαν ἐλπίδα, καὶ ἐπιφάνειαν τῆς δόξης</w:t>
-      </w:r>
-    </w:p>
-    <w:p>
-      <w:pPr/>
-      <w:r>
-        <w:rPr>
-          <w:lang w:val="hi_IN" w:bidi="hi_IN"/>
-        </w:rPr>
-      </w:r>
-      <w:r>
-        <w:rPr>
-          <w:b/>
-          <w:lang w:val="hi_IN" w:bidi="hi_IN"/>
-        </w:rPr>
         <w:t>"उस धन्य आशा ... और ... महिमा के प्रगट होने"</w:t>
       </w:r>
     </w:p>
@@ -13056,21 +11206,6 @@
           <w:b/>
           <w:lang w:val="hi_IN" w:bidi="hi_IN"/>
         </w:rPr>
-        <w:t>τὴν μακαρίαν ἐλπίδα, καὶ ἐπιφάνειαν τῆς δόξης τοῦ μεγάλου Θεοῦ καὶ Σωτῆρος ἡμῶν, Ἰησοῦ Χριστοῦ</w:t>
-      </w:r>
-    </w:p>
-    <w:p>
-      <w:pPr/>
-      <w:r>
-        <w:rPr>
-          <w:lang w:val="hi_IN" w:bidi="hi_IN"/>
-        </w:rPr>
-      </w:r>
-      <w:r>
-        <w:rPr>
-          <w:b/>
-          <w:lang w:val="hi_IN" w:bidi="hi_IN"/>
-        </w:rPr>
         <w:t>"अर्थात् अपने महान परमेश्वर और उद्धारकर्ता यीशु मसीह की महिमा के प्रगट होने की"</w:t>
       </w:r>
     </w:p>
@@ -13154,21 +11289,6 @@
           <w:b/>
           <w:lang w:val="hi_IN" w:bidi="hi_IN"/>
         </w:rPr>
-        <w:t>τοῦ μεγάλου Θεοῦ καὶ Σωτῆρος ἡμῶν, Ἰησοῦ Χριστοῦ</w:t>
-      </w:r>
-    </w:p>
-    <w:p>
-      <w:pPr/>
-      <w:r>
-        <w:rPr>
-          <w:lang w:val="hi_IN" w:bidi="hi_IN"/>
-        </w:rPr>
-      </w:r>
-      <w:r>
-        <w:rPr>
-          <w:b/>
-          <w:lang w:val="hi_IN" w:bidi="hi_IN"/>
-        </w:rPr>
         <w:t>"अपने महान परमेश्वर और उद्धारकर्ता यीशु मसीह"</w:t>
       </w:r>
     </w:p>
@@ -13278,21 +11398,6 @@
           <w:b/>
           <w:lang w:val="hi_IN" w:bidi="hi_IN"/>
         </w:rPr>
-        <w:t>ὃς ἔδωκεν ἑαυτὸν ὑπὲρ ἡμῶν</w:t>
-      </w:r>
-    </w:p>
-    <w:p>
-      <w:pPr/>
-      <w:r>
-        <w:rPr>
-          <w:lang w:val="hi_IN" w:bidi="hi_IN"/>
-        </w:rPr>
-      </w:r>
-      <w:r>
-        <w:rPr>
-          <w:b/>
-          <w:lang w:val="hi_IN" w:bidi="hi_IN"/>
-        </w:rPr>
         <w:t>"अपने आप को हमारे लिये दे दिया"</w:t>
       </w:r>
     </w:p>
@@ -13376,21 +11481,6 @@
           <w:b/>
           <w:lang w:val="hi_IN" w:bidi="hi_IN"/>
         </w:rPr>
-        <w:t>ἡμῶν</w:t>
-      </w:r>
-    </w:p>
-    <w:p>
-      <w:pPr/>
-      <w:r>
-        <w:rPr>
-          <w:lang w:val="hi_IN" w:bidi="hi_IN"/>
-        </w:rPr>
-      </w:r>
-      <w:r>
-        <w:rPr>
-          <w:b/>
-          <w:lang w:val="hi_IN" w:bidi="hi_IN"/>
-        </w:rPr>
         <w:t>"हमारे लिये"</w:t>
       </w:r>
     </w:p>
@@ -13468,21 +11558,6 @@
           <w:b/>
           <w:lang w:val="hi_IN" w:bidi="hi_IN"/>
         </w:rPr>
-        <w:t>λυτρώσηται ἡμᾶς ἀπὸ πάσης ἀνομίας</w:t>
-      </w:r>
-    </w:p>
-    <w:p>
-      <w:pPr/>
-      <w:r>
-        <w:rPr>
-          <w:lang w:val="hi_IN" w:bidi="hi_IN"/>
-        </w:rPr>
-      </w:r>
-      <w:r>
-        <w:rPr>
-          <w:b/>
-          <w:lang w:val="hi_IN" w:bidi="hi_IN"/>
-        </w:rPr>
         <w:t>"हमें हर प्रकार के अधर्म से छुड़ा ले"</w:t>
       </w:r>
     </w:p>
@@ -13566,21 +11641,6 @@
           <w:b/>
           <w:lang w:val="hi_IN" w:bidi="hi_IN"/>
         </w:rPr>
-        <w:t>ἡμᾶς</w:t>
-      </w:r>
-    </w:p>
-    <w:p>
-      <w:pPr/>
-      <w:r>
-        <w:rPr>
-          <w:lang w:val="hi_IN" w:bidi="hi_IN"/>
-        </w:rPr>
-      </w:r>
-      <w:r>
-        <w:rPr>
-          <w:b/>
-          <w:lang w:val="hi_IN" w:bidi="hi_IN"/>
-        </w:rPr>
         <w:t>"हमें"</w:t>
       </w:r>
     </w:p>
@@ -13658,21 +11718,6 @@
           <w:b/>
           <w:lang w:val="hi_IN" w:bidi="hi_IN"/>
         </w:rPr>
-        <w:t>λαὸν περιούσιον</w:t>
-      </w:r>
-    </w:p>
-    <w:p>
-      <w:pPr/>
-      <w:r>
-        <w:rPr>
-          <w:lang w:val="hi_IN" w:bidi="hi_IN"/>
-        </w:rPr>
-      </w:r>
-      <w:r>
-        <w:rPr>
-          <w:b/>
-          <w:lang w:val="hi_IN" w:bidi="hi_IN"/>
-        </w:rPr>
         <w:t>"एक ऐसी जाति"</w:t>
       </w:r>
     </w:p>
@@ -13738,21 +11783,6 @@
           <w:b/>
           <w:lang w:val="hi_IN" w:bidi="hi_IN"/>
         </w:rPr>
-        <w:t>ζηλωτὴν καλῶν ἔργων</w:t>
-      </w:r>
-    </w:p>
-    <w:p>
-      <w:pPr/>
-      <w:r>
-        <w:rPr>
-          <w:lang w:val="hi_IN" w:bidi="hi_IN"/>
-        </w:rPr>
-      </w:r>
-      <w:r>
-        <w:rPr>
-          <w:b/>
-          <w:lang w:val="hi_IN" w:bidi="hi_IN"/>
-        </w:rPr>
         <w:t>"सरगर्म हो"</w:t>
       </w:r>
     </w:p>
@@ -13818,21 +11848,6 @@
           <w:b/>
           <w:lang w:val="hi_IN" w:bidi="hi_IN"/>
         </w:rPr>
-        <w:t>ταῦτα</w:t>
-      </w:r>
-    </w:p>
-    <w:p>
-      <w:pPr/>
-      <w:r>
-        <w:rPr>
-          <w:lang w:val="hi_IN" w:bidi="hi_IN"/>
-        </w:rPr>
-      </w:r>
-      <w:r>
-        <w:rPr>
-          <w:b/>
-          <w:lang w:val="hi_IN" w:bidi="hi_IN"/>
-        </w:rPr>
         <w:t>"ये बातें"</w:t>
       </w:r>
     </w:p>
@@ -13937,21 +11952,6 @@
           <w:b/>
           <w:lang w:val="hi_IN" w:bidi="hi_IN"/>
         </w:rPr>
-        <w:t>παρακάλει</w:t>
-      </w:r>
-    </w:p>
-    <w:p>
-      <w:pPr/>
-      <w:r>
-        <w:rPr>
-          <w:lang w:val="hi_IN" w:bidi="hi_IN"/>
-        </w:rPr>
-      </w:r>
-      <w:r>
-        <w:rPr>
-          <w:b/>
-          <w:lang w:val="hi_IN" w:bidi="hi_IN"/>
-        </w:rPr>
         <w:t>"समझा"</w:t>
       </w:r>
     </w:p>
@@ -14017,21 +12017,6 @@
           <w:b/>
           <w:lang w:val="hi_IN" w:bidi="hi_IN"/>
         </w:rPr>
-        <w:t>ἔλεγχε, μετὰ πάσης ἐπιταγῆς</w:t>
-      </w:r>
-    </w:p>
-    <w:p>
-      <w:pPr/>
-      <w:r>
-        <w:rPr>
-          <w:lang w:val="hi_IN" w:bidi="hi_IN"/>
-        </w:rPr>
-      </w:r>
-      <w:r>
-        <w:rPr>
-          <w:b/>
-          <w:lang w:val="hi_IN" w:bidi="hi_IN"/>
-        </w:rPr>
         <w:t>"पूरे अधिकार के साथ"</w:t>
       </w:r>
       <w:r>
@@ -14128,21 +12113,6 @@
           <w:b/>
           <w:lang w:val="hi_IN" w:bidi="hi_IN"/>
         </w:rPr>
-        <w:t>μετὰ πάσης ἐπιταγῆς</w:t>
-      </w:r>
-    </w:p>
-    <w:p>
-      <w:pPr/>
-      <w:r>
-        <w:rPr>
-          <w:lang w:val="hi_IN" w:bidi="hi_IN"/>
-        </w:rPr>
-      </w:r>
-      <w:r>
-        <w:rPr>
-          <w:b/>
-          <w:lang w:val="hi_IN" w:bidi="hi_IN"/>
-        </w:rPr>
         <w:t>"पूरे अधिकार के साथ"</w:t>
       </w:r>
     </w:p>
@@ -14239,21 +12209,6 @@
           <w:b/>
           <w:lang w:val="hi_IN" w:bidi="hi_IN"/>
         </w:rPr>
-        <w:t>μηδείς σου περιφρονείτω</w:t>
-      </w:r>
-    </w:p>
-    <w:p>
-      <w:pPr/>
-      <w:r>
-        <w:rPr>
-          <w:lang w:val="hi_IN" w:bidi="hi_IN"/>
-        </w:rPr>
-      </w:r>
-      <w:r>
-        <w:rPr>
-          <w:b/>
-          <w:lang w:val="hi_IN" w:bidi="hi_IN"/>
-        </w:rPr>
         <w:t>"कोई तुझे तुच्छ न जानने पाए"</w:t>
       </w:r>
     </w:p>
@@ -14318,21 +12273,6 @@
           <w:b/>
           <w:lang w:val="hi_IN" w:bidi="hi_IN"/>
         </w:rPr>
-        <w:t>μηδείς σου περιφρονείτω</w:t>
-      </w:r>
-    </w:p>
-    <w:p>
-      <w:pPr/>
-      <w:r>
-        <w:rPr>
-          <w:lang w:val="hi_IN" w:bidi="hi_IN"/>
-        </w:rPr>
-      </w:r>
-      <w:r>
-        <w:rPr>
-          <w:b/>
-          <w:lang w:val="hi_IN" w:bidi="hi_IN"/>
-        </w:rPr>
         <w:t>"कोई तुझे तुच्छ न जानने पाए"</w:t>
       </w:r>
     </w:p>
@@ -14416,21 +12356,6 @@
           <w:b/>
           <w:lang w:val="hi_IN" w:bidi="hi_IN"/>
         </w:rPr>
-        <w:t>μηδείς σου περιφρονείτω</w:t>
-      </w:r>
-    </w:p>
-    <w:p>
-      <w:pPr/>
-      <w:r>
-        <w:rPr>
-          <w:lang w:val="hi_IN" w:bidi="hi_IN"/>
-        </w:rPr>
-      </w:r>
-      <w:r>
-        <w:rPr>
-          <w:b/>
-          <w:lang w:val="hi_IN" w:bidi="hi_IN"/>
-        </w:rPr>
         <w:t>"तुझे तुच्छ"</w:t>
       </w:r>
       <w:r>
@@ -14678,21 +12603,6 @@
           <w:b/>
           <w:lang w:val="hi_IN" w:bidi="hi_IN"/>
         </w:rPr>
-        <w:t>ὑπομίμνῃσκε αὐτοὺς &amp; ὑποτάσσεσθαι</w:t>
-      </w:r>
-    </w:p>
-    <w:p>
-      <w:pPr/>
-      <w:r>
-        <w:rPr>
-          <w:lang w:val="hi_IN" w:bidi="hi_IN"/>
-        </w:rPr>
-      </w:r>
-      <w:r>
-        <w:rPr>
-          <w:b/>
-          <w:lang w:val="hi_IN" w:bidi="hi_IN"/>
-        </w:rPr>
         <w:t>"लोगों को सुधि दिला, कि"</w:t>
       </w:r>
       <w:r>
@@ -14785,21 +12695,6 @@
           <w:b/>
           <w:lang w:val="hi_IN" w:bidi="hi_IN"/>
         </w:rPr>
-        <w:t>ἀρχαῖς, ἐξουσίαις, ὑποτάσσεσθαι, πειθαρχεῖν</w:t>
-      </w:r>
-    </w:p>
-    <w:p>
-      <w:pPr/>
-      <w:r>
-        <w:rPr>
-          <w:lang w:val="hi_IN" w:bidi="hi_IN"/>
-        </w:rPr>
-      </w:r>
-      <w:r>
-        <w:rPr>
-          <w:b/>
-          <w:lang w:val="hi_IN" w:bidi="hi_IN"/>
-        </w:rPr>
         <w:t>"हाकिमों अधिकारियों के अधीन रहें, उनकी आज्ञा मानें"</w:t>
       </w:r>
     </w:p>
@@ -14865,21 +12760,6 @@
           <w:b/>
           <w:lang w:val="hi_IN" w:bidi="hi_IN"/>
         </w:rPr>
-        <w:t>ἀρχαῖς, ἐξουσίαις</w:t>
-      </w:r>
-    </w:p>
-    <w:p>
-      <w:pPr/>
-      <w:r>
-        <w:rPr>
-          <w:lang w:val="hi_IN" w:bidi="hi_IN"/>
-        </w:rPr>
-      </w:r>
-      <w:r>
-        <w:rPr>
-          <w:b/>
-          <w:lang w:val="hi_IN" w:bidi="hi_IN"/>
-        </w:rPr>
         <w:t>"हाकिमों अधिकारियों"</w:t>
       </w:r>
     </w:p>
@@ -14963,21 +12843,6 @@
           <w:b/>
           <w:lang w:val="hi_IN" w:bidi="hi_IN"/>
         </w:rPr>
-        <w:t>πρὸς πᾶν ἔργον ἀγαθὸν ἑτοίμους εἶναι</w:t>
-      </w:r>
-    </w:p>
-    <w:p>
-      <w:pPr/>
-      <w:r>
-        <w:rPr>
-          <w:lang w:val="hi_IN" w:bidi="hi_IN"/>
-        </w:rPr>
-      </w:r>
-      <w:r>
-        <w:rPr>
-          <w:b/>
-          <w:lang w:val="hi_IN" w:bidi="hi_IN"/>
-        </w:rPr>
         <w:t>"और हर एक अच्छे काम के लिये तैयार रहे"</w:t>
       </w:r>
     </w:p>
@@ -15043,21 +12908,6 @@
           <w:b/>
           <w:lang w:val="hi_IN" w:bidi="hi_IN"/>
         </w:rPr>
-        <w:t>βλασφημεῖν</w:t>
-      </w:r>
-    </w:p>
-    <w:p>
-      <w:pPr/>
-      <w:r>
-        <w:rPr>
-          <w:lang w:val="hi_IN" w:bidi="hi_IN"/>
-        </w:rPr>
-      </w:r>
-      <w:r>
-        <w:rPr>
-          <w:b/>
-          <w:lang w:val="hi_IN" w:bidi="hi_IN"/>
-        </w:rPr>
         <w:t>"बदनाम"</w:t>
       </w:r>
       <w:r>
@@ -15136,21 +12986,6 @@
           <w:b/>
           <w:lang w:val="hi_IN" w:bidi="hi_IN"/>
         </w:rPr>
-        <w:t>ἀμάχους εἶναι</w:t>
-      </w:r>
-    </w:p>
-    <w:p>
-      <w:pPr/>
-      <w:r>
-        <w:rPr>
-          <w:lang w:val="hi_IN" w:bidi="hi_IN"/>
-        </w:rPr>
-      </w:r>
-      <w:r>
-        <w:rPr>
-          <w:b/>
-          <w:lang w:val="hi_IN" w:bidi="hi_IN"/>
-        </w:rPr>
         <w:t>"झगड़ालू न (असन्तोषपूर्ण) हों"</w:t>
       </w:r>
     </w:p>
@@ -15260,21 +13095,6 @@
           <w:b/>
           <w:lang w:val="hi_IN" w:bidi="hi_IN"/>
         </w:rPr>
-        <w:t>πᾶσαν ἐνδεικνυμένους πραΰτητα</w:t>
-      </w:r>
-    </w:p>
-    <w:p>
-      <w:pPr/>
-      <w:r>
-        <w:rPr>
-          <w:lang w:val="hi_IN" w:bidi="hi_IN"/>
-        </w:rPr>
-      </w:r>
-      <w:r>
-        <w:rPr>
-          <w:b/>
-          <w:lang w:val="hi_IN" w:bidi="hi_IN"/>
-        </w:rPr>
         <w:t>"बड़ी नम्रता के साथ रहें"</w:t>
       </w:r>
     </w:p>
@@ -15379,21 +13199,6 @@
           <w:b/>
           <w:lang w:val="hi_IN" w:bidi="hi_IN"/>
         </w:rPr>
-        <w:t>πρὸς πάντας ἀνθρώπους</w:t>
-      </w:r>
-    </w:p>
-    <w:p>
-      <w:pPr/>
-      <w:r>
-        <w:rPr>
-          <w:lang w:val="hi_IN" w:bidi="hi_IN"/>
-        </w:rPr>
-      </w:r>
-      <w:r>
-        <w:rPr>
-          <w:b/>
-          <w:lang w:val="hi_IN" w:bidi="hi_IN"/>
-        </w:rPr>
         <w:t>"सब मनुष्यों (पुरुषों) के साथ"</w:t>
       </w:r>
     </w:p>
@@ -15498,21 +13303,6 @@
           <w:b/>
           <w:lang w:val="hi_IN" w:bidi="hi_IN"/>
         </w:rPr>
-        <w:t>ἦμεν γάρ ποτε καὶ ἡμεῖς</w:t>
-      </w:r>
-    </w:p>
-    <w:p>
-      <w:pPr/>
-      <w:r>
-        <w:rPr>
-          <w:lang w:val="hi_IN" w:bidi="hi_IN"/>
-        </w:rPr>
-      </w:r>
-      <w:r>
-        <w:rPr>
-          <w:b/>
-          <w:lang w:val="hi_IN" w:bidi="hi_IN"/>
-        </w:rPr>
         <w:t>"क्योंकि हम भी पहले,"</w:t>
       </w:r>
       <w:r>
@@ -15591,21 +13381,6 @@
           <w:b/>
           <w:lang w:val="hi_IN" w:bidi="hi_IN"/>
         </w:rPr>
-        <w:t>ποτε</w:t>
-      </w:r>
-    </w:p>
-    <w:p>
-      <w:pPr/>
-      <w:r>
-        <w:rPr>
-          <w:lang w:val="hi_IN" w:bidi="hi_IN"/>
-        </w:rPr>
-      </w:r>
-      <w:r>
-        <w:rPr>
-          <w:b/>
-          <w:lang w:val="hi_IN" w:bidi="hi_IN"/>
-        </w:rPr>
         <w:t>"पहले"</w:t>
       </w:r>
     </w:p>
@@ -15694,21 +13469,6 @@
           <w:lang w:val="hi_IN" w:bidi="hi_IN"/>
         </w:rPr>
       </w:r>
-      <w:r>
-        <w:rPr>
-          <w:b/>
-          <w:lang w:val="hi_IN" w:bidi="hi_IN"/>
-        </w:rPr>
-        <w:t>ἡμεῖς</w:t>
-      </w:r>
-    </w:p>
-    <w:p>
-      <w:pPr/>
-      <w:r>
-        <w:rPr>
-          <w:lang w:val="hi_IN" w:bidi="hi_IN"/>
-        </w:rPr>
-      </w:r>
     </w:p>
     <w:p>
       <w:pPr/>
@@ -15793,21 +13553,6 @@
           <w:lang w:val="hi_IN" w:bidi="hi_IN"/>
         </w:rPr>
       </w:r>
-      <w:r>
-        <w:rPr>
-          <w:b/>
-          <w:lang w:val="hi_IN" w:bidi="hi_IN"/>
-        </w:rPr>
-        <w:t>ἦμεν &amp; ἀνόητοι</w:t>
-      </w:r>
-    </w:p>
-    <w:p>
-      <w:pPr/>
-      <w:r>
-        <w:rPr>
-          <w:lang w:val="hi_IN" w:bidi="hi_IN"/>
-        </w:rPr>
-      </w:r>
     </w:p>
     <w:p>
       <w:pPr/>
@@ -15885,21 +13630,6 @@
           <w:b/>
           <w:lang w:val="hi_IN" w:bidi="hi_IN"/>
         </w:rPr>
-        <w:t>πλανώμενοι, δουλεύοντες ἐπιθυμίαις καὶ ἡδοναῖς ποικίλαις</w:t>
-      </w:r>
-    </w:p>
-    <w:p>
-      <w:pPr/>
-      <w:r>
-        <w:rPr>
-          <w:lang w:val="hi_IN" w:bidi="hi_IN"/>
-        </w:rPr>
-      </w:r>
-      <w:r>
-        <w:rPr>
-          <w:b/>
-          <w:lang w:val="hi_IN" w:bidi="hi_IN"/>
-        </w:rPr>
         <w:t>"हम"</w:t>
       </w:r>
     </w:p>
@@ -15983,21 +13713,6 @@
           <w:b/>
           <w:lang w:val="hi_IN" w:bidi="hi_IN"/>
         </w:rPr>
-        <w:t>πλανώμενοι, δουλεύοντες ἐπιθυμίαις καὶ ἡδοναῖς ποικίλαις</w:t>
-      </w:r>
-    </w:p>
-    <w:p>
-      <w:pPr/>
-      <w:r>
-        <w:rPr>
-          <w:lang w:val="hi_IN" w:bidi="hi_IN"/>
-        </w:rPr>
-      </w:r>
-      <w:r>
-        <w:rPr>
-          <w:b/>
-          <w:lang w:val="hi_IN" w:bidi="hi_IN"/>
-        </w:rPr>
         <w:t>"और भ्रम में पड़े"</w:t>
       </w:r>
       <w:r>
@@ -16094,21 +13809,6 @@
           <w:b/>
           <w:lang w:val="hi_IN" w:bidi="hi_IN"/>
         </w:rPr>
-        <w:t>ἐπιθυμίαις καὶ ἡδοναῖς ποικίλαις</w:t>
-      </w:r>
-    </w:p>
-    <w:p>
-      <w:pPr/>
-      <w:r>
-        <w:rPr>
-          <w:lang w:val="hi_IN" w:bidi="hi_IN"/>
-        </w:rPr>
-      </w:r>
-      <w:r>
-        <w:rPr>
-          <w:b/>
-          <w:lang w:val="hi_IN" w:bidi="hi_IN"/>
-        </w:rPr>
         <w:t>"अभिलाषाओं"</w:t>
       </w:r>
     </w:p>
@@ -16187,21 +13887,6 @@
           <w:b/>
           <w:lang w:val="hi_IN" w:bidi="hi_IN"/>
         </w:rPr>
-        <w:t>ἐν κακίᾳ καὶ φθόνῳ διάγοντες</w:t>
-      </w:r>
-    </w:p>
-    <w:p>
-      <w:pPr/>
-      <w:r>
-        <w:rPr>
-          <w:lang w:val="hi_IN" w:bidi="hi_IN"/>
-        </w:rPr>
-      </w:r>
-      <w:r>
-        <w:rPr>
-          <w:b/>
-          <w:lang w:val="hi_IN" w:bidi="hi_IN"/>
-        </w:rPr>
         <w:t>"बैर-भाव, और डाह करने में जीवन निर्वाह करते थे,"</w:t>
       </w:r>
       <w:r>
@@ -16350,21 +14035,6 @@
           <w:b/>
           <w:lang w:val="hi_IN" w:bidi="hi_IN"/>
         </w:rPr>
-        <w:t>στυγητοί</w:t>
-      </w:r>
-    </w:p>
-    <w:p>
-      <w:pPr/>
-      <w:r>
-        <w:rPr>
-          <w:lang w:val="hi_IN" w:bidi="hi_IN"/>
-        </w:rPr>
-      </w:r>
-      <w:r>
-        <w:rPr>
-          <w:b/>
-          <w:lang w:val="hi_IN" w:bidi="hi_IN"/>
-        </w:rPr>
         <w:t>"और घृणित थे"</w:t>
       </w:r>
     </w:p>
@@ -16429,21 +14099,6 @@
           <w:b/>
           <w:lang w:val="hi_IN" w:bidi="hi_IN"/>
         </w:rPr>
-        <w:t>δὲ</w:t>
-      </w:r>
-    </w:p>
-    <w:p>
-      <w:pPr/>
-      <w:r>
-        <w:rPr>
-          <w:lang w:val="hi_IN" w:bidi="hi_IN"/>
-        </w:rPr>
-      </w:r>
-      <w:r>
-        <w:rPr>
-          <w:b/>
-          <w:lang w:val="hi_IN" w:bidi="hi_IN"/>
-        </w:rPr>
         <w:t>"पर"</w:t>
       </w:r>
     </w:p>
@@ -16527,21 +14182,6 @@
           <w:b/>
           <w:lang w:val="hi_IN" w:bidi="hi_IN"/>
         </w:rPr>
-        <w:t>ὅτε &amp; ἡ χρηστότης καὶ ἡ φιλανθρωπία ἐπεφάνη τοῦ Σωτῆρος ἡμῶν, Θεοῦ</w:t>
-      </w:r>
-    </w:p>
-    <w:p>
-      <w:pPr/>
-      <w:r>
-        <w:rPr>
-          <w:lang w:val="hi_IN" w:bidi="hi_IN"/>
-        </w:rPr>
-      </w:r>
-      <w:r>
-        <w:rPr>
-          <w:b/>
-          <w:lang w:val="hi_IN" w:bidi="hi_IN"/>
-        </w:rPr>
         <w:t>"जब हमारे उद्धारकर्ता परमेश्वर की भलाई, और मनुष्यों पर उसका प्रेम प्रकट हुआ"</w:t>
       </w:r>
     </w:p>
@@ -16625,21 +14265,6 @@
           <w:b/>
           <w:lang w:val="hi_IN" w:bidi="hi_IN"/>
         </w:rPr>
-        <w:t>ὅτε &amp; ἡ χρηστότης καὶ ἡ φιλανθρωπία ἐπεφάνη τοῦ Σωτῆρος ἡμῶν, Θεοῦ</w:t>
-      </w:r>
-    </w:p>
-    <w:p>
-      <w:pPr/>
-      <w:r>
-        <w:rPr>
-          <w:lang w:val="hi_IN" w:bidi="hi_IN"/>
-        </w:rPr>
-      </w:r>
-      <w:r>
-        <w:rPr>
-          <w:b/>
-          <w:lang w:val="hi_IN" w:bidi="hi_IN"/>
-        </w:rPr>
         <w:t>"जब हमारे उद्धारकर्ता परमेश्वर की भलाई, और मनुष्यों पर उसका प्रेम प्रकट हुआ"</w:t>
       </w:r>
     </w:p>
@@ -16749,21 +14374,6 @@
           <w:b/>
           <w:lang w:val="hi_IN" w:bidi="hi_IN"/>
         </w:rPr>
-        <w:t>ἡμῶν</w:t>
-      </w:r>
-    </w:p>
-    <w:p>
-      <w:pPr/>
-      <w:r>
-        <w:rPr>
-          <w:lang w:val="hi_IN" w:bidi="hi_IN"/>
-        </w:rPr>
-      </w:r>
-      <w:r>
-        <w:rPr>
-          <w:b/>
-          <w:lang w:val="hi_IN" w:bidi="hi_IN"/>
-        </w:rPr>
         <w:t>"हमारे"</w:t>
       </w:r>
     </w:p>
@@ -16841,21 +14451,6 @@
           <w:b/>
           <w:lang w:val="hi_IN" w:bidi="hi_IN"/>
         </w:rPr>
-        <w:t>ἔργων τῶν ἐν δικαιοσύνῃ</w:t>
-      </w:r>
-    </w:p>
-    <w:p>
-      <w:pPr/>
-      <w:r>
-        <w:rPr>
-          <w:lang w:val="hi_IN" w:bidi="hi_IN"/>
-        </w:rPr>
-      </w:r>
-      <w:r>
-        <w:rPr>
-          <w:b/>
-          <w:lang w:val="hi_IN" w:bidi="hi_IN"/>
-        </w:rPr>
         <w:t>"धार्मिक (धार्मिकता के) कामों"</w:t>
       </w:r>
     </w:p>
@@ -16952,21 +14547,6 @@
           <w:b/>
           <w:lang w:val="hi_IN" w:bidi="hi_IN"/>
         </w:rPr>
-        <w:t>κατὰ τὸ αὐτοῦ ἔλεος</w:t>
-      </w:r>
-    </w:p>
-    <w:p>
-      <w:pPr/>
-      <w:r>
-        <w:rPr>
-          <w:lang w:val="hi_IN" w:bidi="hi_IN"/>
-        </w:rPr>
-      </w:r>
-      <w:r>
-        <w:rPr>
-          <w:b/>
-          <w:lang w:val="hi_IN" w:bidi="hi_IN"/>
-        </w:rPr>
         <w:t>"अपनी दया के अनुसार"</w:t>
       </w:r>
     </w:p>
@@ -17032,21 +14612,6 @@
           <w:b/>
           <w:lang w:val="hi_IN" w:bidi="hi_IN"/>
         </w:rPr>
-        <w:t>λουτροῦ παλινγενεσίας</w:t>
-      </w:r>
-    </w:p>
-    <w:p>
-      <w:pPr/>
-      <w:r>
-        <w:rPr>
-          <w:lang w:val="hi_IN" w:bidi="hi_IN"/>
-        </w:rPr>
-      </w:r>
-      <w:r>
-        <w:rPr>
-          <w:b/>
-          <w:lang w:val="hi_IN" w:bidi="hi_IN"/>
-        </w:rPr>
         <w:t>"जन्म के स्नान"</w:t>
       </w:r>
     </w:p>
@@ -17130,21 +14695,6 @@
           <w:b/>
           <w:lang w:val="hi_IN" w:bidi="hi_IN"/>
         </w:rPr>
-        <w:t>οὗ ἐξέχεεν ἐφ’ ἡμᾶς πλουσίως,</w:t>
-      </w:r>
-    </w:p>
-    <w:p>
-      <w:pPr/>
-      <w:r>
-        <w:rPr>
-          <w:lang w:val="hi_IN" w:bidi="hi_IN"/>
-        </w:rPr>
-      </w:r>
-      <w:r>
-        <w:rPr>
-          <w:b/>
-          <w:lang w:val="hi_IN" w:bidi="hi_IN"/>
-        </w:rPr>
         <w:t>"जिसे उसने"</w:t>
       </w:r>
       <w:r>
@@ -17241,21 +14791,6 @@
           <w:b/>
           <w:lang w:val="hi_IN" w:bidi="hi_IN"/>
         </w:rPr>
-        <w:t>ἡμᾶς</w:t>
-      </w:r>
-    </w:p>
-    <w:p>
-      <w:pPr/>
-      <w:r>
-        <w:rPr>
-          <w:lang w:val="hi_IN" w:bidi="hi_IN"/>
-        </w:rPr>
-      </w:r>
-      <w:r>
-        <w:rPr>
-          <w:b/>
-          <w:lang w:val="hi_IN" w:bidi="hi_IN"/>
-        </w:rPr>
         <w:t>"हम"</w:t>
       </w:r>
     </w:p>
@@ -17333,21 +14868,6 @@
           <w:b/>
           <w:lang w:val="hi_IN" w:bidi="hi_IN"/>
         </w:rPr>
-        <w:t>διὰ Ἰησοῦ Χριστοῦ, τοῦ Σωτῆρος ἡμῶν</w:t>
-      </w:r>
-    </w:p>
-    <w:p>
-      <w:pPr/>
-      <w:r>
-        <w:rPr>
-          <w:lang w:val="hi_IN" w:bidi="hi_IN"/>
-        </w:rPr>
-      </w:r>
-      <w:r>
-        <w:rPr>
-          <w:b/>
-          <w:lang w:val="hi_IN" w:bidi="hi_IN"/>
-        </w:rPr>
         <w:t>"हमारे उद्धारकर्ता यीशु मसीह के द्वारा"</w:t>
       </w:r>
     </w:p>
@@ -17413,21 +14933,6 @@
           <w:b/>
           <w:lang w:val="hi_IN" w:bidi="hi_IN"/>
         </w:rPr>
-        <w:t>ἡμῶν</w:t>
-      </w:r>
-    </w:p>
-    <w:p>
-      <w:pPr/>
-      <w:r>
-        <w:rPr>
-          <w:lang w:val="hi_IN" w:bidi="hi_IN"/>
-        </w:rPr>
-      </w:r>
-      <w:r>
-        <w:rPr>
-          <w:b/>
-          <w:lang w:val="hi_IN" w:bidi="hi_IN"/>
-        </w:rPr>
         <w:t>"हमारे"</w:t>
       </w:r>
     </w:p>
@@ -17505,21 +15010,6 @@
           <w:b/>
           <w:lang w:val="hi_IN" w:bidi="hi_IN"/>
         </w:rPr>
-        <w:t>ἵνα</w:t>
-      </w:r>
-    </w:p>
-    <w:p>
-      <w:pPr/>
-      <w:r>
-        <w:rPr>
-          <w:lang w:val="hi_IN" w:bidi="hi_IN"/>
-        </w:rPr>
-      </w:r>
-      <w:r>
-        <w:rPr>
-          <w:b/>
-          <w:lang w:val="hi_IN" w:bidi="hi_IN"/>
-        </w:rPr>
         <w:t>"जिससे"</w:t>
       </w:r>
     </w:p>
@@ -17637,21 +15127,6 @@
           <w:b/>
           <w:lang w:val="hi_IN" w:bidi="hi_IN"/>
         </w:rPr>
-        <w:t>δικαιωθέντες</w:t>
-      </w:r>
-    </w:p>
-    <w:p>
-      <w:pPr/>
-      <w:r>
-        <w:rPr>
-          <w:lang w:val="hi_IN" w:bidi="hi_IN"/>
-        </w:rPr>
-      </w:r>
-      <w:r>
-        <w:rPr>
-          <w:b/>
-          <w:lang w:val="hi_IN" w:bidi="hi_IN"/>
-        </w:rPr>
         <w:t>"धर्मी ठहरकर"</w:t>
       </w:r>
     </w:p>
@@ -17735,21 +15210,6 @@
           <w:b/>
           <w:lang w:val="hi_IN" w:bidi="hi_IN"/>
         </w:rPr>
-        <w:t>τῇ ἐκείνου χάριτι</w:t>
-      </w:r>
-    </w:p>
-    <w:p>
-      <w:pPr/>
-      <w:r>
-        <w:rPr>
-          <w:lang w:val="hi_IN" w:bidi="hi_IN"/>
-        </w:rPr>
-      </w:r>
-      <w:r>
-        <w:rPr>
-          <w:b/>
-          <w:lang w:val="hi_IN" w:bidi="hi_IN"/>
-        </w:rPr>
         <w:t>"उसके अनुग्रह से"</w:t>
       </w:r>
     </w:p>
@@ -17846,21 +15306,6 @@
           <w:b/>
           <w:lang w:val="hi_IN" w:bidi="hi_IN"/>
         </w:rPr>
-        <w:t>ἐκείνου</w:t>
-      </w:r>
-    </w:p>
-    <w:p>
-      <w:pPr/>
-      <w:r>
-        <w:rPr>
-          <w:lang w:val="hi_IN" w:bidi="hi_IN"/>
-        </w:rPr>
-      </w:r>
-      <w:r>
-        <w:rPr>
-          <w:b/>
-          <w:lang w:val="hi_IN" w:bidi="hi_IN"/>
-        </w:rPr>
         <w:t>"उसके"</w:t>
       </w:r>
     </w:p>
@@ -17957,21 +15402,6 @@
           <w:b/>
           <w:lang w:val="hi_IN" w:bidi="hi_IN"/>
         </w:rPr>
-        <w:t>κληρονόμοι γενηθῶμεν, κατ’ ἐλπίδα ζωῆς αἰωνίου</w:t>
-      </w:r>
-    </w:p>
-    <w:p>
-      <w:pPr/>
-      <w:r>
-        <w:rPr>
-          <w:lang w:val="hi_IN" w:bidi="hi_IN"/>
-        </w:rPr>
-      </w:r>
-      <w:r>
-        <w:rPr>
-          <w:b/>
-          <w:lang w:val="hi_IN" w:bidi="hi_IN"/>
-        </w:rPr>
         <w:t>"अनन्त जीवन की आशा के अनुसार वारिस बनें"</w:t>
       </w:r>
     </w:p>
@@ -18055,21 +15485,6 @@
           <w:b/>
           <w:lang w:val="hi_IN" w:bidi="hi_IN"/>
         </w:rPr>
-        <w:t>ὁ λόγος</w:t>
-      </w:r>
-    </w:p>
-    <w:p>
-      <w:pPr/>
-      <w:r>
-        <w:rPr>
-          <w:lang w:val="hi_IN" w:bidi="hi_IN"/>
-        </w:rPr>
-      </w:r>
-      <w:r>
-        <w:rPr>
-          <w:b/>
-          <w:lang w:val="hi_IN" w:bidi="hi_IN"/>
-        </w:rPr>
         <w:t>"यह बात"</w:t>
       </w:r>
     </w:p>
@@ -18133,21 +15548,6 @@
           <w:b/>
           <w:lang w:val="hi_IN" w:bidi="hi_IN"/>
         </w:rPr>
-        <w:t>τούτων</w:t>
-      </w:r>
-    </w:p>
-    <w:p>
-      <w:pPr/>
-      <w:r>
-        <w:rPr>
-          <w:lang w:val="hi_IN" w:bidi="hi_IN"/>
-        </w:rPr>
-      </w:r>
-      <w:r>
-        <w:rPr>
-          <w:b/>
-          <w:lang w:val="hi_IN" w:bidi="hi_IN"/>
-        </w:rPr>
         <w:t>"इन"</w:t>
       </w:r>
     </w:p>
@@ -18211,21 +15611,6 @@
           <w:b/>
           <w:lang w:val="hi_IN" w:bidi="hi_IN"/>
         </w:rPr>
-        <w:t>φροντίζωσιν καλῶν ἔργων, προΐστασθαι</w:t>
-      </w:r>
-    </w:p>
-    <w:p>
-      <w:pPr/>
-      <w:r>
-        <w:rPr>
-          <w:lang w:val="hi_IN" w:bidi="hi_IN"/>
-        </w:rPr>
-      </w:r>
-      <w:r>
-        <w:rPr>
-          <w:b/>
-          <w:lang w:val="hi_IN" w:bidi="hi_IN"/>
-        </w:rPr>
         <w:t>"वे भले-भले कामों में लगे रहने का ध्यान रखें"</w:t>
       </w:r>
     </w:p>
@@ -18291,21 +15676,6 @@
           <w:b/>
           <w:lang w:val="hi_IN" w:bidi="hi_IN"/>
         </w:rPr>
-        <w:t>τοῖς ἀνθρώποις</w:t>
-      </w:r>
-    </w:p>
-    <w:p>
-      <w:pPr/>
-      <w:r>
-        <w:rPr>
-          <w:lang w:val="hi_IN" w:bidi="hi_IN"/>
-        </w:rPr>
-      </w:r>
-      <w:r>
-        <w:rPr>
-          <w:b/>
-          <w:lang w:val="hi_IN" w:bidi="hi_IN"/>
-        </w:rPr>
         <w:t>"मनुष्यों (पुरुषों) के"</w:t>
       </w:r>
     </w:p>
@@ -18402,21 +15772,6 @@
           <w:b/>
           <w:lang w:val="hi_IN" w:bidi="hi_IN"/>
         </w:rPr>
-        <w:t>δὲ &amp; περιΐστασο</w:t>
-      </w:r>
-    </w:p>
-    <w:p>
-      <w:pPr/>
-      <w:r>
-        <w:rPr>
-          <w:lang w:val="hi_IN" w:bidi="hi_IN"/>
-        </w:rPr>
-      </w:r>
-      <w:r>
-        <w:rPr>
-          <w:b/>
-          <w:lang w:val="hi_IN" w:bidi="hi_IN"/>
-        </w:rPr>
         <w:t>"पर मूर्खता के"</w:t>
       </w:r>
       <w:r>
@@ -18508,21 +15863,6 @@
           <w:b/>
           <w:lang w:val="hi_IN" w:bidi="hi_IN"/>
         </w:rPr>
-        <w:t>μωρὰς &amp; ζητήσεις</w:t>
-      </w:r>
-    </w:p>
-    <w:p>
-      <w:pPr/>
-      <w:r>
-        <w:rPr>
-          <w:lang w:val="hi_IN" w:bidi="hi_IN"/>
-        </w:rPr>
-      </w:r>
-      <w:r>
-        <w:rPr>
-          <w:b/>
-          <w:lang w:val="hi_IN" w:bidi="hi_IN"/>
-        </w:rPr>
         <w:t>"पर मूर्खता के विवादों"</w:t>
       </w:r>
     </w:p>
@@ -18588,21 +15928,6 @@
           <w:b/>
           <w:lang w:val="hi_IN" w:bidi="hi_IN"/>
         </w:rPr>
-        <w:t>γενεαλογίας</w:t>
-      </w:r>
-    </w:p>
-    <w:p>
-      <w:pPr/>
-      <w:r>
-        <w:rPr>
-          <w:lang w:val="hi_IN" w:bidi="hi_IN"/>
-        </w:rPr>
-      </w:r>
-      <w:r>
-        <w:rPr>
-          <w:b/>
-          <w:lang w:val="hi_IN" w:bidi="hi_IN"/>
-        </w:rPr>
         <w:t>"वंशावलियों"</w:t>
       </w:r>
     </w:p>
@@ -18666,21 +15991,6 @@
           <w:b/>
           <w:lang w:val="hi_IN" w:bidi="hi_IN"/>
         </w:rPr>
-        <w:t>ἔρεις</w:t>
-      </w:r>
-    </w:p>
-    <w:p>
-      <w:pPr/>
-      <w:r>
-        <w:rPr>
-          <w:lang w:val="hi_IN" w:bidi="hi_IN"/>
-        </w:rPr>
-      </w:r>
-      <w:r>
-        <w:rPr>
-          <w:b/>
-          <w:lang w:val="hi_IN" w:bidi="hi_IN"/>
-        </w:rPr>
         <w:t>"बैर विरोध"</w:t>
       </w:r>
     </w:p>
@@ -18744,21 +16054,6 @@
           <w:b/>
           <w:lang w:val="hi_IN" w:bidi="hi_IN"/>
         </w:rPr>
-        <w:t>νομικὰς</w:t>
-      </w:r>
-    </w:p>
-    <w:p>
-      <w:pPr/>
-      <w:r>
-        <w:rPr>
-          <w:lang w:val="hi_IN" w:bidi="hi_IN"/>
-        </w:rPr>
-      </w:r>
-      <w:r>
-        <w:rPr>
-          <w:b/>
-          <w:lang w:val="hi_IN" w:bidi="hi_IN"/>
-        </w:rPr>
         <w:t>"जो व्यवस्था के विषय में हों"</w:t>
       </w:r>
     </w:p>
@@ -18824,21 +16119,6 @@
           <w:b/>
           <w:lang w:val="hi_IN" w:bidi="hi_IN"/>
         </w:rPr>
-        <w:t>αἱρετικὸν ἄνθρωπον &amp; παραιτοῦ</w:t>
-      </w:r>
-    </w:p>
-    <w:p>
-      <w:pPr/>
-      <w:r>
-        <w:rPr>
-          <w:lang w:val="hi_IN" w:bidi="hi_IN"/>
-        </w:rPr>
-      </w:r>
-      <w:r>
-        <w:rPr>
-          <w:b/>
-          <w:lang w:val="hi_IN" w:bidi="hi_IN"/>
-        </w:rPr>
         <w:t>"किसी पाखण्डी को"</w:t>
       </w:r>
       <w:r>
@@ -18917,21 +16197,6 @@
           <w:b/>
           <w:lang w:val="hi_IN" w:bidi="hi_IN"/>
         </w:rPr>
-        <w:t>μετὰ μίαν καὶ δευτέραν νουθεσίαν</w:t>
-      </w:r>
-    </w:p>
-    <w:p>
-      <w:pPr/>
-      <w:r>
-        <w:rPr>
-          <w:lang w:val="hi_IN" w:bidi="hi_IN"/>
-        </w:rPr>
-      </w:r>
-      <w:r>
-        <w:rPr>
-          <w:b/>
-          <w:lang w:val="hi_IN" w:bidi="hi_IN"/>
-        </w:rPr>
         <w:t>"एक दो बार समझा बुझाकर"</w:t>
       </w:r>
     </w:p>
@@ -19002,21 +16267,6 @@
           <w:b/>
           <w:lang w:val="hi_IN" w:bidi="hi_IN"/>
         </w:rPr>
-        <w:t>ὁ τοιοῦτος</w:t>
-      </w:r>
-    </w:p>
-    <w:p>
-      <w:pPr/>
-      <w:r>
-        <w:rPr>
-          <w:lang w:val="hi_IN" w:bidi="hi_IN"/>
-        </w:rPr>
-      </w:r>
-      <w:r>
-        <w:rPr>
-          <w:b/>
-          <w:lang w:val="hi_IN" w:bidi="hi_IN"/>
-        </w:rPr>
         <w:t>"ऐसा मनुष्य"</w:t>
       </w:r>
     </w:p>
@@ -19082,21 +16332,6 @@
           <w:b/>
           <w:lang w:val="hi_IN" w:bidi="hi_IN"/>
         </w:rPr>
-        <w:t>ἐξέστραπται</w:t>
-      </w:r>
-    </w:p>
-    <w:p>
-      <w:pPr/>
-      <w:r>
-        <w:rPr>
-          <w:lang w:val="hi_IN" w:bidi="hi_IN"/>
-        </w:rPr>
-      </w:r>
-      <w:r>
-        <w:rPr>
-          <w:b/>
-          <w:lang w:val="hi_IN" w:bidi="hi_IN"/>
-        </w:rPr>
         <w:t>"भटक गया है"</w:t>
       </w:r>
     </w:p>
@@ -19180,21 +16415,6 @@
           <w:b/>
           <w:lang w:val="hi_IN" w:bidi="hi_IN"/>
         </w:rPr>
-        <w:t>ὢν αὐτοκατάκριτος</w:t>
-      </w:r>
-    </w:p>
-    <w:p>
-      <w:pPr/>
-      <w:r>
-        <w:rPr>
-          <w:lang w:val="hi_IN" w:bidi="hi_IN"/>
-        </w:rPr>
-      </w:r>
-      <w:r>
-        <w:rPr>
-          <w:b/>
-          <w:lang w:val="hi_IN" w:bidi="hi_IN"/>
-        </w:rPr>
         <w:t>"अपने आप को दोषी ठहराकर"</w:t>
       </w:r>
       <w:r>
@@ -19273,21 +16493,6 @@
           <w:b/>
           <w:lang w:val="hi_IN" w:bidi="hi_IN"/>
         </w:rPr>
-        <w:t>ὅταν πέμψω Ἀρτεμᾶν πρὸς σὲ ἢ Τυχικόν</w:t>
-      </w:r>
-    </w:p>
-    <w:p>
-      <w:pPr/>
-      <w:r>
-        <w:rPr>
-          <w:lang w:val="hi_IN" w:bidi="hi_IN"/>
-        </w:rPr>
-      </w:r>
-      <w:r>
-        <w:rPr>
-          <w:b/>
-          <w:lang w:val="hi_IN" w:bidi="hi_IN"/>
-        </w:rPr>
         <w:t>"जब मैं"</w:t>
       </w:r>
       <w:r>
@@ -19366,21 +16571,6 @@
           <w:b/>
           <w:lang w:val="hi_IN" w:bidi="hi_IN"/>
         </w:rPr>
-        <w:t>Ἀρτεμᾶν &amp; Τυχικόν</w:t>
-      </w:r>
-    </w:p>
-    <w:p>
-      <w:pPr/>
-      <w:r>
-        <w:rPr>
-          <w:lang w:val="hi_IN" w:bidi="hi_IN"/>
-        </w:rPr>
-      </w:r>
-      <w:r>
-        <w:rPr>
-          <w:b/>
-          <w:lang w:val="hi_IN" w:bidi="hi_IN"/>
-        </w:rPr>
         <w:t>"अरतिमास"</w:t>
       </w:r>
       <w:r>
@@ -19477,21 +16667,6 @@
           <w:b/>
           <w:lang w:val="hi_IN" w:bidi="hi_IN"/>
         </w:rPr>
-        <w:t>σπούδασον ἐλθεῖν</w:t>
-      </w:r>
-    </w:p>
-    <w:p>
-      <w:pPr/>
-      <w:r>
-        <w:rPr>
-          <w:lang w:val="hi_IN" w:bidi="hi_IN"/>
-        </w:rPr>
-      </w:r>
-      <w:r>
-        <w:rPr>
-          <w:b/>
-          <w:lang w:val="hi_IN" w:bidi="hi_IN"/>
-        </w:rPr>
         <w:t>"आने"</w:t>
       </w:r>
       <w:r>
@@ -19570,21 +16745,6 @@
           <w:b/>
           <w:lang w:val="hi_IN" w:bidi="hi_IN"/>
         </w:rPr>
-        <w:t>σπούδασον</w:t>
-      </w:r>
-    </w:p>
-    <w:p>
-      <w:pPr/>
-      <w:r>
-        <w:rPr>
-          <w:lang w:val="hi_IN" w:bidi="hi_IN"/>
-        </w:rPr>
-      </w:r>
-      <w:r>
-        <w:rPr>
-          <w:b/>
-          <w:lang w:val="hi_IN" w:bidi="hi_IN"/>
-        </w:rPr>
         <w:t>"यत्न करना"</w:t>
       </w:r>
     </w:p>
@@ -19648,21 +16808,6 @@
           <w:b/>
           <w:lang w:val="hi_IN" w:bidi="hi_IN"/>
         </w:rPr>
-        <w:t>σπουδαίως πρόπεμψον</w:t>
-      </w:r>
-    </w:p>
-    <w:p>
-      <w:pPr/>
-      <w:r>
-        <w:rPr>
-          <w:lang w:val="hi_IN" w:bidi="hi_IN"/>
-        </w:rPr>
-      </w:r>
-      <w:r>
-        <w:rPr>
-          <w:b/>
-          <w:lang w:val="hi_IN" w:bidi="hi_IN"/>
-        </w:rPr>
         <w:t>"यत्न करके आगे पहुँचा दे"</w:t>
       </w:r>
     </w:p>
@@ -19767,21 +16912,6 @@
           <w:b/>
           <w:lang w:val="hi_IN" w:bidi="hi_IN"/>
         </w:rPr>
-        <w:t>Ζηνᾶν &amp; Ἀπολλῶν</w:t>
-      </w:r>
-    </w:p>
-    <w:p>
-      <w:pPr/>
-      <w:r>
-        <w:rPr>
-          <w:lang w:val="hi_IN" w:bidi="hi_IN"/>
-        </w:rPr>
-      </w:r>
-      <w:r>
-        <w:rPr>
-          <w:b/>
-          <w:lang w:val="hi_IN" w:bidi="hi_IN"/>
-        </w:rPr>
         <w:t>"जेनास"</w:t>
       </w:r>
       <w:r>
@@ -19878,21 +17008,6 @@
           <w:b/>
           <w:lang w:val="hi_IN" w:bidi="hi_IN"/>
         </w:rPr>
-        <w:t>καὶ Ἀπολλῶν</w:t>
-      </w:r>
-    </w:p>
-    <w:p>
-      <w:pPr/>
-      <w:r>
-        <w:rPr>
-          <w:lang w:val="hi_IN" w:bidi="hi_IN"/>
-        </w:rPr>
-      </w:r>
-      <w:r>
-        <w:rPr>
-          <w:b/>
-          <w:lang w:val="hi_IN" w:bidi="hi_IN"/>
-        </w:rPr>
         <w:t>"और अपुल्लोस को"</w:t>
       </w:r>
     </w:p>
@@ -19957,21 +17072,6 @@
           <w:b/>
           <w:lang w:val="hi_IN" w:bidi="hi_IN"/>
         </w:rPr>
-        <w:t>ἵνα μηδὲν αὐτοῖς λείπῃ</w:t>
-      </w:r>
-    </w:p>
-    <w:p>
-      <w:pPr/>
-      <w:r>
-        <w:rPr>
-          <w:lang w:val="hi_IN" w:bidi="hi_IN"/>
-        </w:rPr>
-      </w:r>
-      <w:r>
-        <w:rPr>
-          <w:b/>
-          <w:lang w:val="hi_IN" w:bidi="hi_IN"/>
-        </w:rPr>
         <w:t>"कि उन्हें किसी वस्तु की घटी न होने पाए"</w:t>
       </w:r>
     </w:p>
@@ -20088,21 +17188,6 @@
           <w:b/>
           <w:lang w:val="hi_IN" w:bidi="hi_IN"/>
         </w:rPr>
-        <w:t>ἵνα μηδὲν αὐτοῖς λείπῃ</w:t>
-      </w:r>
-    </w:p>
-    <w:p>
-      <w:pPr/>
-      <w:r>
-        <w:rPr>
-          <w:lang w:val="hi_IN" w:bidi="hi_IN"/>
-        </w:rPr>
-      </w:r>
-      <w:r>
-        <w:rPr>
-          <w:b/>
-          <w:lang w:val="hi_IN" w:bidi="hi_IN"/>
-        </w:rPr>
         <w:t>"और देख, कि उन्हें घटी न होने पाए"</w:t>
       </w:r>
     </w:p>
@@ -20186,21 +17271,6 @@
           <w:b/>
           <w:lang w:val="hi_IN" w:bidi="hi_IN"/>
         </w:rPr>
-        <w:t>οἱ ἡμέτεροι</w:t>
-      </w:r>
-    </w:p>
-    <w:p>
-      <w:pPr/>
-      <w:r>
-        <w:rPr>
-          <w:lang w:val="hi_IN" w:bidi="hi_IN"/>
-        </w:rPr>
-      </w:r>
-      <w:r>
-        <w:rPr>
-          <w:b/>
-          <w:lang w:val="hi_IN" w:bidi="hi_IN"/>
-        </w:rPr>
         <w:t>"हमारे"</w:t>
       </w:r>
     </w:p>
@@ -20264,21 +17334,6 @@
           <w:b/>
           <w:lang w:val="hi_IN" w:bidi="hi_IN"/>
         </w:rPr>
-        <w:t>οἱ ἡμέτεροι</w:t>
-      </w:r>
-    </w:p>
-    <w:p>
-      <w:pPr/>
-      <w:r>
-        <w:rPr>
-          <w:lang w:val="hi_IN" w:bidi="hi_IN"/>
-        </w:rPr>
-      </w:r>
-      <w:r>
-        <w:rPr>
-          <w:b/>
-          <w:lang w:val="hi_IN" w:bidi="hi_IN"/>
-        </w:rPr>
         <w:t>"हमारे"</w:t>
       </w:r>
     </w:p>
@@ -20369,21 +17424,6 @@
           <w:b/>
           <w:lang w:val="hi_IN" w:bidi="hi_IN"/>
         </w:rPr>
-        <w:t>εἰς τὰς ἀναγκαίας χρείας</w:t>
-      </w:r>
-    </w:p>
-    <w:p>
-      <w:pPr/>
-      <w:r>
-        <w:rPr>
-          <w:lang w:val="hi_IN" w:bidi="hi_IN"/>
-        </w:rPr>
-      </w:r>
-      <w:r>
-        <w:rPr>
-          <w:b/>
-          <w:lang w:val="hi_IN" w:bidi="hi_IN"/>
-        </w:rPr>
         <w:t>"आवश्यकताओं को पूरा करने"</w:t>
       </w:r>
       <w:r>
@@ -20462,21 +17502,6 @@
           <w:b/>
           <w:lang w:val="hi_IN" w:bidi="hi_IN"/>
         </w:rPr>
-        <w:t>ἵνα μὴ ὦσιν ἄκαρποι</w:t>
-      </w:r>
-    </w:p>
-    <w:p>
-      <w:pPr/>
-      <w:r>
-        <w:rPr>
-          <w:lang w:val="hi_IN" w:bidi="hi_IN"/>
-        </w:rPr>
-      </w:r>
-      <w:r>
-        <w:rPr>
-          <w:b/>
-          <w:lang w:val="hi_IN" w:bidi="hi_IN"/>
-        </w:rPr>
         <w:t>"ताकि निष्फल न रहें"</w:t>
       </w:r>
     </w:p>
@@ -20560,21 +17585,6 @@
           <w:b/>
           <w:lang w:val="hi_IN" w:bidi="hi_IN"/>
         </w:rPr>
-        <w:t>ἵνα μὴ ὦσιν ἄκαρποι</w:t>
-      </w:r>
-    </w:p>
-    <w:p>
-      <w:pPr/>
-      <w:r>
-        <w:rPr>
-          <w:lang w:val="hi_IN" w:bidi="hi_IN"/>
-        </w:rPr>
-      </w:r>
-      <w:r>
-        <w:rPr>
-          <w:b/>
-          <w:lang w:val="hi_IN" w:bidi="hi_IN"/>
-        </w:rPr>
         <w:t>"ताकि निष्फल न रहें"</w:t>
       </w:r>
     </w:p>
@@ -20658,21 +17668,6 @@
           <w:b/>
           <w:lang w:val="hi_IN" w:bidi="hi_IN"/>
         </w:rPr>
-        <w:t>ἀσπάζονταί σε</w:t>
-      </w:r>
-    </w:p>
-    <w:p>
-      <w:pPr/>
-      <w:r>
-        <w:rPr>
-          <w:lang w:val="hi_IN" w:bidi="hi_IN"/>
-        </w:rPr>
-      </w:r>
-      <w:r>
-        <w:rPr>
-          <w:b/>
-          <w:lang w:val="hi_IN" w:bidi="hi_IN"/>
-        </w:rPr>
         <w:t>"तुझे नमस्कार"</w:t>
       </w:r>
     </w:p>
@@ -20736,21 +17731,6 @@
           <w:b/>
           <w:lang w:val="hi_IN" w:bidi="hi_IN"/>
         </w:rPr>
-        <w:t>οἱ μετ’ ἐμοῦ πάντες</w:t>
-      </w:r>
-    </w:p>
-    <w:p>
-      <w:pPr/>
-      <w:r>
-        <w:rPr>
-          <w:lang w:val="hi_IN" w:bidi="hi_IN"/>
-        </w:rPr>
-      </w:r>
-      <w:r>
-        <w:rPr>
-          <w:b/>
-          <w:lang w:val="hi_IN" w:bidi="hi_IN"/>
-        </w:rPr>
         <w:t>"मेरे सब"</w:t>
       </w:r>
     </w:p>
@@ -20830,21 +17810,6 @@
           <w:b/>
           <w:lang w:val="hi_IN" w:bidi="hi_IN"/>
         </w:rPr>
-        <w:t>τοὺς φιλοῦντας ἡμᾶς ἐν πίστει</w:t>
-      </w:r>
-    </w:p>
-    <w:p>
-      <w:pPr/>
-      <w:r>
-        <w:rPr>
-          <w:lang w:val="hi_IN" w:bidi="hi_IN"/>
-        </w:rPr>
-      </w:r>
-      <w:r>
-        <w:rPr>
-          <w:b/>
-          <w:lang w:val="hi_IN" w:bidi="hi_IN"/>
-        </w:rPr>
         <w:t>"विश्वास के कारण हम से प्रेम रखते हैं"</w:t>
       </w:r>
     </w:p>
@@ -20930,21 +17895,6 @@
           <w:b/>
           <w:lang w:val="hi_IN" w:bidi="hi_IN"/>
         </w:rPr>
-        <w:t>ἡμᾶς</w:t>
-      </w:r>
-    </w:p>
-    <w:p>
-      <w:pPr/>
-      <w:r>
-        <w:rPr>
-          <w:lang w:val="hi_IN" w:bidi="hi_IN"/>
-        </w:rPr>
-      </w:r>
-      <w:r>
-        <w:rPr>
-          <w:b/>
-          <w:lang w:val="hi_IN" w:bidi="hi_IN"/>
-        </w:rPr>
         <w:t>"हम से प्रेम रखते हैं"</w:t>
       </w:r>
     </w:p>
@@ -21035,21 +17985,6 @@
           <w:b/>
           <w:lang w:val="hi_IN" w:bidi="hi_IN"/>
         </w:rPr>
-        <w:t>ἡ χάρις μετὰ πάντων ὑμῶν</w:t>
-      </w:r>
-    </w:p>
-    <w:p>
-      <w:pPr/>
-      <w:r>
-        <w:rPr>
-          <w:lang w:val="hi_IN" w:bidi="hi_IN"/>
-        </w:rPr>
-      </w:r>
-      <w:r>
-        <w:rPr>
-          <w:b/>
-          <w:lang w:val="hi_IN" w:bidi="hi_IN"/>
-        </w:rPr>
         <w:t>"तुम सब पर अनुग्रह होता रहे"</w:t>
       </w:r>
     </w:p>
@@ -21099,21 +18034,6 @@
         <w:rPr>
           <w:lang w:val="hi_IN" w:bidi="hi_IN"/>
         </w:rPr>
-      </w:r>
-    </w:p>
-    <w:p>
-      <w:pPr/>
-      <w:r>
-        <w:rPr>
-          <w:lang w:val="hi_IN" w:bidi="hi_IN"/>
-        </w:rPr>
-      </w:r>
-      <w:r>
-        <w:rPr>
-          <w:b/>
-          <w:lang w:val="hi_IN" w:bidi="hi_IN"/>
-        </w:rPr>
-        <w:t>ὑμῶν</w:t>
       </w:r>
     </w:p>
     <w:p>

--- a/hin/docx/56.content.docx
+++ b/hin/docx/56.content.docx
@@ -28,15 +28,49 @@
       </w:r>
     </w:p>
     <w:p>
-      <w:pPr/>
-      <w:r>
-        <w:rPr>
-          <w:lang w:val="hi_IN" w:bidi="hi_IN"/>
-        </w:rPr>
-      </w:r>
-      <w:r>
-        <w:rPr>
-          <w:b/>
+      <w:pPr>
+        <w:pStyle w:val="Heading2"/>
+      </w:pPr>
+      <w:r>
+        <w:rPr>
+          <w:lang w:val="hi_IN" w:bidi="hi_IN"/>
+        </w:rPr>
+        <w:t>License Information</w:t>
+      </w:r>
+      <w:r>
+        <w:rPr>
+          <w:lang w:val="hi_IN" w:bidi="hi_IN"/>
+        </w:rPr>
+      </w:r>
+    </w:p>
+    <w:p>
+      <w:pPr/>
+      <w:r>
+        <w:rPr>
+          <w:lang w:val="hi_IN" w:bidi="hi_IN"/>
+        </w:rPr>
+      </w:r>
+      <w:r>
+        <w:rPr>
+          <w:b/>
+          <w:lang w:val="hi_IN" w:bidi="hi_IN"/>
+        </w:rPr>
+        <w:t>अनुवाद नोट्स (अनफोल्डिंग वर्ड)</w:t>
+      </w:r>
+      <w:r>
+        <w:rPr>
+          <w:lang w:val="hi_IN" w:bidi="hi_IN"/>
+        </w:rPr>
+        <w:t xml:space="preserve"> (Hindi) is based on</w:t>
+      </w:r>
+      <w:r>
+        <w:rPr>
+          <w:lang w:val="hi_IN" w:bidi="hi_IN"/>
+        </w:rPr>
+        <w:t xml:space="preserve">: </w:t>
+      </w:r>
+      <w:r>
+        <w:rPr>
           <w:lang w:val="hi_IN" w:bidi="hi_IN"/>
         </w:rPr>
         <w:t>unfoldingWord® Translation Notes</w:t>
@@ -45,31 +79,62 @@
         <w:rPr>
           <w:lang w:val="hi_IN" w:bidi="hi_IN"/>
         </w:rPr>
-        <w:t xml:space="preserve"> © 2022 unfoldingWord. Released under CC BY-SA 4.0 license. </w:t>
-      </w:r>
-      <w:r>
-        <w:rPr>
-          <w:lang w:val="hi_IN" w:bidi="hi_IN"/>
-        </w:rPr>
-        <w:t>unfoldingWord® Translation Notes</w:t>
-      </w:r>
-      <w:r>
-        <w:rPr>
-          <w:lang w:val="hi_IN" w:bidi="hi_IN"/>
-        </w:rPr>
-        <w:t xml:space="preserve"> has been adapted in the following languages: Tok Pisin, Arabic (عربي), French (Français), Hindi (हिंदी), Indonesian (Bahasa Indonesia), Portuguese (Português), Russian (Русский), Spanish (Español), Swahili (Kiswahili), and Simplified Chinese (简体中文) from </w:t>
-      </w:r>
-      <w:r>
-        <w:rPr>
-          <w:lang w:val="hi_IN" w:bidi="hi_IN"/>
-        </w:rPr>
-        <w:t>unfoldingWord® Translation Notes</w:t>
-      </w:r>
-      <w:r>
-        <w:rPr>
-          <w:lang w:val="hi_IN" w:bidi="hi_IN"/>
-        </w:rPr>
-        <w:t xml:space="preserve"> © 2022 unfoldingWord. Released under CC BY-SA 4.0 license by Mission Mutual</w:t>
+        <w:t xml:space="preserve">, </w:t>
+      </w:r>
+      <w:hyperlink r:id="rId13">
+        <w:r>
+          <w:rPr>
+            <w:lang w:val="hi_IN" w:bidi="hi_IN"/>
+          </w:rPr>
+          <w:rPr>
+            <w:color w:val="0000EE"/>
+            <w:u w:val="single"/>
+          </w:rPr>
+          <w:t>unfoldingWord</w:t>
+        </w:r>
+      </w:hyperlink>
+      <w:r>
+        <w:rPr>
+          <w:lang w:val="hi_IN" w:bidi="hi_IN"/>
+        </w:rPr>
+        <w:t xml:space="preserve">, 2022, which is licensed under a </w:t>
+      </w:r>
+      <w:hyperlink r:id="rId14">
+        <w:r>
+          <w:rPr>
+            <w:lang w:val="hi_IN" w:bidi="hi_IN"/>
+          </w:rPr>
+          <w:rPr>
+            <w:color w:val="0000EE"/>
+            <w:u w:val="single"/>
+          </w:rPr>
+          <w:t>CC BY-SA 4.0 license</w:t>
+        </w:r>
+      </w:hyperlink>
+      <w:r>
+        <w:rPr>
+          <w:lang w:val="hi_IN" w:bidi="hi_IN"/>
+        </w:rPr>
+        <w:t>.</w:t>
+      </w:r>
+      <w:r>
+        <w:rPr>
+          <w:lang w:val="hi_IN" w:bidi="hi_IN"/>
+        </w:rPr>
+      </w:r>
+    </w:p>
+    <w:p>
+      <w:pPr/>
+      <w:r>
+        <w:rPr>
+          <w:lang w:val="hi_IN" w:bidi="hi_IN"/>
+        </w:rPr>
+      </w:r>
+      <w:r>
+        <w:rPr>
+          <w:lang w:val="hi_IN" w:bidi="hi_IN"/>
+        </w:rPr>
+        <w:t>This PDF version is provided under the same license.</w:t>
       </w:r>
       <w:r>
         <w:rPr>
@@ -758,6 +823,21 @@
           <w:b/>
           <w:lang w:val="hi_IN" w:bidi="hi_IN"/>
         </w:rPr>
+        <w:t>κατὰ πίστιν ἐκλεκτῶν Θεοῦ καὶ ἐπίγνωσιν ἀληθείας</w:t>
+      </w:r>
+    </w:p>
+    <w:p>
+      <w:pPr/>
+      <w:r>
+        <w:rPr>
+          <w:lang w:val="hi_IN" w:bidi="hi_IN"/>
+        </w:rPr>
+      </w:r>
+      <w:r>
+        <w:rPr>
+          <w:b/>
+          <w:lang w:val="hi_IN" w:bidi="hi_IN"/>
+        </w:rPr>
         <w:t>"के"</w:t>
       </w:r>
       <w:r>
@@ -849,6 +929,21 @@
           <w:b/>
           <w:lang w:val="hi_IN" w:bidi="hi_IN"/>
         </w:rPr>
+        <w:t>ἐκλεκτῶν Θεοῦ</w:t>
+      </w:r>
+    </w:p>
+    <w:p>
+      <w:pPr/>
+      <w:r>
+        <w:rPr>
+          <w:lang w:val="hi_IN" w:bidi="hi_IN"/>
+        </w:rPr>
+      </w:r>
+      <w:r>
+        <w:rPr>
+          <w:b/>
+          <w:lang w:val="hi_IN" w:bidi="hi_IN"/>
+        </w:rPr>
         <w:t>"परमेश्वर के चुने हुए लोगों के"</w:t>
       </w:r>
     </w:p>
@@ -932,6 +1027,21 @@
           <w:b/>
           <w:lang w:val="hi_IN" w:bidi="hi_IN"/>
         </w:rPr>
+        <w:t>καὶ ἐπίγνωσιν ἀληθείας</w:t>
+      </w:r>
+    </w:p>
+    <w:p>
+      <w:pPr/>
+      <w:r>
+        <w:rPr>
+          <w:lang w:val="hi_IN" w:bidi="hi_IN"/>
+        </w:rPr>
+      </w:r>
+      <w:r>
+        <w:rPr>
+          <w:b/>
+          <w:lang w:val="hi_IN" w:bidi="hi_IN"/>
+        </w:rPr>
         <w:t>"और सच्चाई का ज्ञान"</w:t>
       </w:r>
     </w:p>
@@ -1015,6 +1125,21 @@
           <w:b/>
           <w:lang w:val="hi_IN" w:bidi="hi_IN"/>
         </w:rPr>
+        <w:t>τῆς κατ’ εὐσέβειαν</w:t>
+      </w:r>
+    </w:p>
+    <w:p>
+      <w:pPr/>
+      <w:r>
+        <w:rPr>
+          <w:lang w:val="hi_IN" w:bidi="hi_IN"/>
+        </w:rPr>
+      </w:r>
+      <w:r>
+        <w:rPr>
+          <w:b/>
+          <w:lang w:val="hi_IN" w:bidi="hi_IN"/>
+        </w:rPr>
         <w:t>"भक्ति के"</w:t>
       </w:r>
     </w:p>
@@ -1080,6 +1205,21 @@
           <w:b/>
           <w:lang w:val="hi_IN" w:bidi="hi_IN"/>
         </w:rPr>
+        <w:t>ἐπ’ ἐλπίδι ζωῆς αἰωνίου</w:t>
+      </w:r>
+    </w:p>
+    <w:p>
+      <w:pPr/>
+      <w:r>
+        <w:rPr>
+          <w:lang w:val="hi_IN" w:bidi="hi_IN"/>
+        </w:rPr>
+      </w:r>
+      <w:r>
+        <w:rPr>
+          <w:b/>
+          <w:lang w:val="hi_IN" w:bidi="hi_IN"/>
+        </w:rPr>
         <w:t>"उस अनन्त जीवन आशा पर"</w:t>
       </w:r>
     </w:p>
@@ -1158,6 +1298,21 @@
           <w:b/>
           <w:lang w:val="hi_IN" w:bidi="hi_IN"/>
         </w:rPr>
+        <w:t>ἐπ’ ἐλπίδι ζωῆς αἰωνίου</w:t>
+      </w:r>
+    </w:p>
+    <w:p>
+      <w:pPr/>
+      <w:r>
+        <w:rPr>
+          <w:lang w:val="hi_IN" w:bidi="hi_IN"/>
+        </w:rPr>
+      </w:r>
+      <w:r>
+        <w:rPr>
+          <w:b/>
+          <w:lang w:val="hi_IN" w:bidi="hi_IN"/>
+        </w:rPr>
         <w:t>"उस अनन्त जीवन की आशा पर"</w:t>
       </w:r>
     </w:p>
@@ -1262,6 +1417,21 @@
           <w:b/>
           <w:lang w:val="hi_IN" w:bidi="hi_IN"/>
         </w:rPr>
+        <w:t>ὁ ἀψευδὴς Θεὸς</w:t>
+      </w:r>
+    </w:p>
+    <w:p>
+      <w:pPr/>
+      <w:r>
+        <w:rPr>
+          <w:lang w:val="hi_IN" w:bidi="hi_IN"/>
+        </w:rPr>
+      </w:r>
+      <w:r>
+        <w:rPr>
+          <w:b/>
+          <w:lang w:val="hi_IN" w:bidi="hi_IN"/>
+        </w:rPr>
         <w:t>"परमेश्वर ने जो झूठ बोल नहीं सकता"</w:t>
       </w:r>
     </w:p>
@@ -1409,6 +1579,21 @@
           <w:b/>
           <w:lang w:val="hi_IN" w:bidi="hi_IN"/>
         </w:rPr>
+        <w:t>καιροῖς ἰδίοις</w:t>
+      </w:r>
+    </w:p>
+    <w:p>
+      <w:pPr/>
+      <w:r>
+        <w:rPr>
+          <w:lang w:val="hi_IN" w:bidi="hi_IN"/>
+        </w:rPr>
+      </w:r>
+      <w:r>
+        <w:rPr>
+          <w:b/>
+          <w:lang w:val="hi_IN" w:bidi="hi_IN"/>
+        </w:rPr>
         <w:t>"ठीक समय पर अपने"</w:t>
       </w:r>
     </w:p>
@@ -1473,6 +1658,21 @@
           <w:b/>
           <w:lang w:val="hi_IN" w:bidi="hi_IN"/>
         </w:rPr>
+        <w:t>ἐφανέρωσεν &amp; τὸν λόγον αὐτοῦ</w:t>
+      </w:r>
+    </w:p>
+    <w:p>
+      <w:pPr/>
+      <w:r>
+        <w:rPr>
+          <w:lang w:val="hi_IN" w:bidi="hi_IN"/>
+        </w:rPr>
+      </w:r>
+      <w:r>
+        <w:rPr>
+          <w:b/>
+          <w:lang w:val="hi_IN" w:bidi="hi_IN"/>
+        </w:rPr>
         <w:t>"वचन को"</w:t>
       </w:r>
       <w:r>
@@ -1569,6 +1769,21 @@
           <w:b/>
           <w:lang w:val="hi_IN" w:bidi="hi_IN"/>
         </w:rPr>
+        <w:t>ἐν κηρύγματι</w:t>
+      </w:r>
+    </w:p>
+    <w:p>
+      <w:pPr/>
+      <w:r>
+        <w:rPr>
+          <w:lang w:val="hi_IN" w:bidi="hi_IN"/>
+        </w:rPr>
+      </w:r>
+      <w:r>
+        <w:rPr>
+          <w:b/>
+          <w:lang w:val="hi_IN" w:bidi="hi_IN"/>
+        </w:rPr>
         <w:t>"प्रचार के द्वारा"</w:t>
       </w:r>
     </w:p>
@@ -1633,6 +1848,21 @@
           <w:b/>
           <w:lang w:val="hi_IN" w:bidi="hi_IN"/>
         </w:rPr>
+        <w:t>ὃ ἐπιστεύθην ἐγὼ</w:t>
+      </w:r>
+    </w:p>
+    <w:p>
+      <w:pPr/>
+      <w:r>
+        <w:rPr>
+          <w:lang w:val="hi_IN" w:bidi="hi_IN"/>
+        </w:rPr>
+      </w:r>
+      <w:r>
+        <w:rPr>
+          <w:b/>
+          <w:lang w:val="hi_IN" w:bidi="hi_IN"/>
+        </w:rPr>
         <w:t>"उस"</w:t>
       </w:r>
       <w:r>
@@ -1742,6 +1972,21 @@
           <w:b/>
           <w:lang w:val="hi_IN" w:bidi="hi_IN"/>
         </w:rPr>
+        <w:t>ἡμῶν</w:t>
+      </w:r>
+    </w:p>
+    <w:p>
+      <w:pPr/>
+      <w:r>
+        <w:rPr>
+          <w:lang w:val="hi_IN" w:bidi="hi_IN"/>
+        </w:rPr>
+      </w:r>
+      <w:r>
+        <w:rPr>
+          <w:b/>
+          <w:lang w:val="hi_IN" w:bidi="hi_IN"/>
+        </w:rPr>
         <w:t>"मुझे"</w:t>
       </w:r>
     </w:p>
@@ -1819,6 +2064,21 @@
           <w:b/>
           <w:lang w:val="hi_IN" w:bidi="hi_IN"/>
         </w:rPr>
+        <w:t>γνησίῳ τέκνῳ</w:t>
+      </w:r>
+    </w:p>
+    <w:p>
+      <w:pPr/>
+      <w:r>
+        <w:rPr>
+          <w:lang w:val="hi_IN" w:bidi="hi_IN"/>
+        </w:rPr>
+      </w:r>
+      <w:r>
+        <w:rPr>
+          <w:b/>
+          <w:lang w:val="hi_IN" w:bidi="hi_IN"/>
+        </w:rPr>
         <w:t>"मेरा सच्चा पुत्र है"</w:t>
       </w:r>
     </w:p>
@@ -1915,6 +2175,21 @@
           <w:b/>
           <w:lang w:val="hi_IN" w:bidi="hi_IN"/>
         </w:rPr>
+        <w:t>κατὰ κοινὴν πίστιν</w:t>
+      </w:r>
+    </w:p>
+    <w:p>
+      <w:pPr/>
+      <w:r>
+        <w:rPr>
+          <w:lang w:val="hi_IN" w:bidi="hi_IN"/>
+        </w:rPr>
+      </w:r>
+      <w:r>
+        <w:rPr>
+          <w:b/>
+          <w:lang w:val="hi_IN" w:bidi="hi_IN"/>
+        </w:rPr>
         <w:t>"जो विश्वास की सहभागिता"</w:t>
       </w:r>
     </w:p>
@@ -1978,6 +2253,21 @@
           <w:b/>
           <w:lang w:val="hi_IN" w:bidi="hi_IN"/>
         </w:rPr>
+        <w:t>χάρις καὶ εἰρήνη</w:t>
+      </w:r>
+    </w:p>
+    <w:p>
+      <w:pPr/>
+      <w:r>
+        <w:rPr>
+          <w:lang w:val="hi_IN" w:bidi="hi_IN"/>
+        </w:rPr>
+      </w:r>
+      <w:r>
+        <w:rPr>
+          <w:b/>
+          <w:lang w:val="hi_IN" w:bidi="hi_IN"/>
+        </w:rPr>
         <w:t>"अनुग्रह और शान्ति"</w:t>
       </w:r>
     </w:p>
@@ -2061,6 +2351,21 @@
           <w:b/>
           <w:lang w:val="hi_IN" w:bidi="hi_IN"/>
         </w:rPr>
+        <w:t>χάρις καὶ εἰρήνη ἀπὸ Θεοῦ Πατρὸς καὶ Χριστοῦ Ἰησοῦ τοῦ Σωτῆρος ἡμῶν</w:t>
+      </w:r>
+    </w:p>
+    <w:p>
+      <w:pPr/>
+      <w:r>
+        <w:rPr>
+          <w:lang w:val="hi_IN" w:bidi="hi_IN"/>
+        </w:rPr>
+      </w:r>
+      <w:r>
+        <w:rPr>
+          <w:b/>
+          <w:lang w:val="hi_IN" w:bidi="hi_IN"/>
+        </w:rPr>
         <w:t>"परमेश्वर पिता और हमारे उद्धारकर्ता मसीह यीशु की ओर से तुझे अनुग्रह और शान्ति होती रहे"</w:t>
       </w:r>
     </w:p>
@@ -2170,6 +2475,21 @@
           <w:b/>
           <w:lang w:val="hi_IN" w:bidi="hi_IN"/>
         </w:rPr>
+        <w:t>Χριστοῦ Ἰησοῦ τοῦ Σωτῆρος ἡμῶν</w:t>
+      </w:r>
+    </w:p>
+    <w:p>
+      <w:pPr/>
+      <w:r>
+        <w:rPr>
+          <w:lang w:val="hi_IN" w:bidi="hi_IN"/>
+        </w:rPr>
+      </w:r>
+      <w:r>
+        <w:rPr>
+          <w:b/>
+          <w:lang w:val="hi_IN" w:bidi="hi_IN"/>
+        </w:rPr>
         <w:t>"हमारे उद्धारकर्ता मसीह यीशु"</w:t>
       </w:r>
     </w:p>
@@ -2234,6 +2554,21 @@
           <w:b/>
           <w:lang w:val="hi_IN" w:bidi="hi_IN"/>
         </w:rPr>
+        <w:t>ἡμῶν</w:t>
+      </w:r>
+    </w:p>
+    <w:p>
+      <w:pPr/>
+      <w:r>
+        <w:rPr>
+          <w:lang w:val="hi_IN" w:bidi="hi_IN"/>
+        </w:rPr>
+      </w:r>
+      <w:r>
+        <w:rPr>
+          <w:b/>
+          <w:lang w:val="hi_IN" w:bidi="hi_IN"/>
+        </w:rPr>
         <w:t>"हमारे"</w:t>
       </w:r>
     </w:p>
@@ -2311,6 +2646,21 @@
           <w:b/>
           <w:lang w:val="hi_IN" w:bidi="hi_IN"/>
         </w:rPr>
+        <w:t>τούτου χάριν</w:t>
+      </w:r>
+    </w:p>
+    <w:p>
+      <w:pPr/>
+      <w:r>
+        <w:rPr>
+          <w:lang w:val="hi_IN" w:bidi="hi_IN"/>
+        </w:rPr>
+      </w:r>
+      <w:r>
+        <w:rPr>
+          <w:b/>
+          <w:lang w:val="hi_IN" w:bidi="hi_IN"/>
+        </w:rPr>
         <w:t>"इसलिए"</w:t>
       </w:r>
     </w:p>
@@ -2394,6 +2744,21 @@
           <w:b/>
           <w:lang w:val="hi_IN" w:bidi="hi_IN"/>
         </w:rPr>
+        <w:t>ἀπέλιπόν σε ἐν Κρήτῃ</w:t>
+      </w:r>
+    </w:p>
+    <w:p>
+      <w:pPr/>
+      <w:r>
+        <w:rPr>
+          <w:lang w:val="hi_IN" w:bidi="hi_IN"/>
+        </w:rPr>
+      </w:r>
+      <w:r>
+        <w:rPr>
+          <w:b/>
+          <w:lang w:val="hi_IN" w:bidi="hi_IN"/>
+        </w:rPr>
         <w:t>"मैं"</w:t>
       </w:r>
       <w:r>
@@ -2472,6 +2837,21 @@
           <w:b/>
           <w:lang w:val="hi_IN" w:bidi="hi_IN"/>
         </w:rPr>
+        <w:t>ἵνα τὰ λείποντα ἐπιδιορθώσῃ</w:t>
+      </w:r>
+    </w:p>
+    <w:p>
+      <w:pPr/>
+      <w:r>
+        <w:rPr>
+          <w:lang w:val="hi_IN" w:bidi="hi_IN"/>
+        </w:rPr>
+      </w:r>
+      <w:r>
+        <w:rPr>
+          <w:b/>
+          <w:lang w:val="hi_IN" w:bidi="hi_IN"/>
+        </w:rPr>
         <w:t>"कि"</w:t>
       </w:r>
       <w:r>
@@ -2549,6 +2929,21 @@
           <w:b/>
           <w:lang w:val="hi_IN" w:bidi="hi_IN"/>
         </w:rPr>
+        <w:t>καταστήσῃς &amp; πρεσβυτέρους</w:t>
+      </w:r>
+    </w:p>
+    <w:p>
+      <w:pPr/>
+      <w:r>
+        <w:rPr>
+          <w:lang w:val="hi_IN" w:bidi="hi_IN"/>
+        </w:rPr>
+      </w:r>
+      <w:r>
+        <w:rPr>
+          <w:b/>
+          <w:lang w:val="hi_IN" w:bidi="hi_IN"/>
+        </w:rPr>
         <w:t>"प्राचीनों को नियुक्त करे"</w:t>
       </w:r>
     </w:p>
@@ -2628,6 +3023,21 @@
           <w:b/>
           <w:lang w:val="hi_IN" w:bidi="hi_IN"/>
         </w:rPr>
+        <w:t>εἴ τίς ἐστιν ἀνέγκλητος</w:t>
+      </w:r>
+    </w:p>
+    <w:p>
+      <w:pPr/>
+      <w:r>
+        <w:rPr>
+          <w:lang w:val="hi_IN" w:bidi="hi_IN"/>
+        </w:rPr>
+      </w:r>
+      <w:r>
+        <w:rPr>
+          <w:b/>
+          <w:lang w:val="hi_IN" w:bidi="hi_IN"/>
+        </w:rPr>
         <w:t>"जो निर्दोष और"</w:t>
       </w:r>
       <w:r>
@@ -2717,6 +3127,21 @@
           <w:b/>
           <w:lang w:val="hi_IN" w:bidi="hi_IN"/>
         </w:rPr>
+        <w:t>ἀνέγκλητος</w:t>
+      </w:r>
+    </w:p>
+    <w:p>
+      <w:pPr/>
+      <w:r>
+        <w:rPr>
+          <w:lang w:val="hi_IN" w:bidi="hi_IN"/>
+        </w:rPr>
+      </w:r>
+      <w:r>
+        <w:rPr>
+          <w:b/>
+          <w:lang w:val="hi_IN" w:bidi="hi_IN"/>
+        </w:rPr>
         <w:t>"निर्दोष और"</w:t>
       </w:r>
     </w:p>
@@ -2813,6 +3238,21 @@
           <w:b/>
           <w:lang w:val="hi_IN" w:bidi="hi_IN"/>
         </w:rPr>
+        <w:t>μιᾶς γυναικὸς ἀνήρ</w:t>
+      </w:r>
+    </w:p>
+    <w:p>
+      <w:pPr/>
+      <w:r>
+        <w:rPr>
+          <w:lang w:val="hi_IN" w:bidi="hi_IN"/>
+        </w:rPr>
+      </w:r>
+      <w:r>
+        <w:rPr>
+          <w:b/>
+          <w:lang w:val="hi_IN" w:bidi="hi_IN"/>
+        </w:rPr>
         <w:t>"एक ही पत्नी का पति"</w:t>
       </w:r>
     </w:p>
@@ -2896,6 +3336,21 @@
           <w:b/>
           <w:lang w:val="hi_IN" w:bidi="hi_IN"/>
         </w:rPr>
+        <w:t>τέκνα &amp; πιστά</w:t>
+      </w:r>
+    </w:p>
+    <w:p>
+      <w:pPr/>
+      <w:r>
+        <w:rPr>
+          <w:lang w:val="hi_IN" w:bidi="hi_IN"/>
+        </w:rPr>
+      </w:r>
+      <w:r>
+        <w:rPr>
+          <w:b/>
+          <w:lang w:val="hi_IN" w:bidi="hi_IN"/>
+        </w:rPr>
         <w:t>"बच्चे विश्वासी हो"</w:t>
       </w:r>
     </w:p>
@@ -2959,6 +3414,21 @@
           <w:b/>
           <w:lang w:val="hi_IN" w:bidi="hi_IN"/>
         </w:rPr>
+        <w:t>τὸν ἐπίσκοπον</w:t>
+      </w:r>
+    </w:p>
+    <w:p>
+      <w:pPr/>
+      <w:r>
+        <w:rPr>
+          <w:lang w:val="hi_IN" w:bidi="hi_IN"/>
+        </w:rPr>
+      </w:r>
+      <w:r>
+        <w:rPr>
+          <w:b/>
+          <w:lang w:val="hi_IN" w:bidi="hi_IN"/>
+        </w:rPr>
         <w:t>"अध्यक्ष को"</w:t>
       </w:r>
     </w:p>
@@ -3022,6 +3492,21 @@
           <w:b/>
           <w:lang w:val="hi_IN" w:bidi="hi_IN"/>
         </w:rPr>
+        <w:t>Θεοῦ οἰκονόμον</w:t>
+      </w:r>
+    </w:p>
+    <w:p>
+      <w:pPr/>
+      <w:r>
+        <w:rPr>
+          <w:lang w:val="hi_IN" w:bidi="hi_IN"/>
+        </w:rPr>
+      </w:r>
+      <w:r>
+        <w:rPr>
+          <w:b/>
+          <w:lang w:val="hi_IN" w:bidi="hi_IN"/>
+        </w:rPr>
         <w:t>"परमेश्वर का भण्डारी"</w:t>
       </w:r>
     </w:p>
@@ -3105,6 +3590,21 @@
           <w:b/>
           <w:lang w:val="hi_IN" w:bidi="hi_IN"/>
         </w:rPr>
+        <w:t>μὴ πάροινον</w:t>
+      </w:r>
+    </w:p>
+    <w:p>
+      <w:pPr/>
+      <w:r>
+        <w:rPr>
+          <w:lang w:val="hi_IN" w:bidi="hi_IN"/>
+        </w:rPr>
+      </w:r>
+      <w:r>
+        <w:rPr>
+          <w:b/>
+          <w:lang w:val="hi_IN" w:bidi="hi_IN"/>
+        </w:rPr>
         <w:t>"न पियक्कड़"</w:t>
       </w:r>
     </w:p>
@@ -3183,6 +3683,21 @@
           <w:b/>
           <w:lang w:val="hi_IN" w:bidi="hi_IN"/>
         </w:rPr>
+        <w:t>μὴ πλήκτην</w:t>
+      </w:r>
+    </w:p>
+    <w:p>
+      <w:pPr/>
+      <w:r>
+        <w:rPr>
+          <w:lang w:val="hi_IN" w:bidi="hi_IN"/>
+        </w:rPr>
+      </w:r>
+      <w:r>
+        <w:rPr>
+          <w:b/>
+          <w:lang w:val="hi_IN" w:bidi="hi_IN"/>
+        </w:rPr>
         <w:t>"न मार पीट करनेवाला, और"</w:t>
       </w:r>
     </w:p>
@@ -3262,6 +3777,21 @@
           <w:b/>
           <w:lang w:val="hi_IN" w:bidi="hi_IN"/>
         </w:rPr>
+        <w:t>ἀλλὰ</w:t>
+      </w:r>
+    </w:p>
+    <w:p>
+      <w:pPr/>
+      <w:r>
+        <w:rPr>
+          <w:lang w:val="hi_IN" w:bidi="hi_IN"/>
+        </w:rPr>
+      </w:r>
+      <w:r>
+        <w:rPr>
+          <w:b/>
+          <w:lang w:val="hi_IN" w:bidi="hi_IN"/>
+        </w:rPr>
         <w:t>"पर"</w:t>
       </w:r>
     </w:p>
@@ -3345,6 +3875,21 @@
           <w:b/>
           <w:lang w:val="hi_IN" w:bidi="hi_IN"/>
         </w:rPr>
+        <w:t>φιλάγαθον</w:t>
+      </w:r>
+    </w:p>
+    <w:p>
+      <w:pPr/>
+      <w:r>
+        <w:rPr>
+          <w:lang w:val="hi_IN" w:bidi="hi_IN"/>
+        </w:rPr>
+      </w:r>
+      <w:r>
+        <w:rPr>
+          <w:b/>
+          <w:lang w:val="hi_IN" w:bidi="hi_IN"/>
+        </w:rPr>
         <w:t>"भलाई का चाहनेवाला"</w:t>
       </w:r>
     </w:p>
@@ -3410,6 +3955,21 @@
           <w:b/>
           <w:lang w:val="hi_IN" w:bidi="hi_IN"/>
         </w:rPr>
+        <w:t>σώφρονα &amp; ἐγκρατῆ</w:t>
+      </w:r>
+    </w:p>
+    <w:p>
+      <w:pPr/>
+      <w:r>
+        <w:rPr>
+          <w:lang w:val="hi_IN" w:bidi="hi_IN"/>
+        </w:rPr>
+      </w:r>
+      <w:r>
+        <w:rPr>
+          <w:b/>
+          <w:lang w:val="hi_IN" w:bidi="hi_IN"/>
+        </w:rPr>
         <w:t>"संयमी,"</w:t>
       </w:r>
       <w:r>
@@ -3506,6 +4066,21 @@
           <w:b/>
           <w:lang w:val="hi_IN" w:bidi="hi_IN"/>
         </w:rPr>
+        <w:t>δίκαιον, ὅσιον</w:t>
+      </w:r>
+    </w:p>
+    <w:p>
+      <w:pPr/>
+      <w:r>
+        <w:rPr>
+          <w:lang w:val="hi_IN" w:bidi="hi_IN"/>
+        </w:rPr>
+      </w:r>
+      <w:r>
+        <w:rPr>
+          <w:b/>
+          <w:lang w:val="hi_IN" w:bidi="hi_IN"/>
+        </w:rPr>
         <w:t>"न्यायी, पवित्र"</w:t>
       </w:r>
     </w:p>
@@ -3589,6 +4164,21 @@
           <w:b/>
           <w:lang w:val="hi_IN" w:bidi="hi_IN"/>
         </w:rPr>
+        <w:t>ἀντεχόμενον</w:t>
+      </w:r>
+    </w:p>
+    <w:p>
+      <w:pPr/>
+      <w:r>
+        <w:rPr>
+          <w:lang w:val="hi_IN" w:bidi="hi_IN"/>
+        </w:rPr>
+      </w:r>
+      <w:r>
+        <w:rPr>
+          <w:b/>
+          <w:lang w:val="hi_IN" w:bidi="hi_IN"/>
+        </w:rPr>
         <w:t>"स्थिर रहे"</w:t>
       </w:r>
     </w:p>
@@ -3672,6 +4262,21 @@
           <w:b/>
           <w:lang w:val="hi_IN" w:bidi="hi_IN"/>
         </w:rPr>
+        <w:t>κατὰ τὴν διδαχὴν</w:t>
+      </w:r>
+    </w:p>
+    <w:p>
+      <w:pPr/>
+      <w:r>
+        <w:rPr>
+          <w:lang w:val="hi_IN" w:bidi="hi_IN"/>
+        </w:rPr>
+      </w:r>
+      <w:r>
+        <w:rPr>
+          <w:b/>
+          <w:lang w:val="hi_IN" w:bidi="hi_IN"/>
+        </w:rPr>
         <w:t>"वचन पर"</w:t>
       </w:r>
       <w:r>
@@ -3750,6 +4355,21 @@
           <w:b/>
           <w:lang w:val="hi_IN" w:bidi="hi_IN"/>
         </w:rPr>
+        <w:t>ἵνα</w:t>
+      </w:r>
+    </w:p>
+    <w:p>
+      <w:pPr/>
+      <w:r>
+        <w:rPr>
+          <w:lang w:val="hi_IN" w:bidi="hi_IN"/>
+        </w:rPr>
+      </w:r>
+      <w:r>
+        <w:rPr>
+          <w:b/>
+          <w:lang w:val="hi_IN" w:bidi="hi_IN"/>
+        </w:rPr>
         <w:t>"कि"</w:t>
       </w:r>
     </w:p>
@@ -3841,6 +4461,21 @@
           <w:lang w:val="hi_IN" w:bidi="hi_IN"/>
         </w:rPr>
       </w:r>
+      <w:r>
+        <w:rPr>
+          <w:b/>
+          <w:lang w:val="hi_IN" w:bidi="hi_IN"/>
+        </w:rPr>
+        <w:t>τῇ διδασκαλίᾳ τῇ ὑγιαινούσῃ</w:t>
+      </w:r>
+    </w:p>
+    <w:p>
+      <w:pPr/>
+      <w:r>
+        <w:rPr>
+          <w:lang w:val="hi_IN" w:bidi="hi_IN"/>
+        </w:rPr>
+      </w:r>
     </w:p>
     <w:p>
       <w:pPr/>
@@ -3902,6 +4537,21 @@
           <w:b/>
           <w:lang w:val="hi_IN" w:bidi="hi_IN"/>
         </w:rPr>
+        <w:t>ματαιολόγοι</w:t>
+      </w:r>
+    </w:p>
+    <w:p>
+      <w:pPr/>
+      <w:r>
+        <w:rPr>
+          <w:lang w:val="hi_IN" w:bidi="hi_IN"/>
+        </w:rPr>
+      </w:r>
+      <w:r>
+        <w:rPr>
+          <w:b/>
+          <w:lang w:val="hi_IN" w:bidi="hi_IN"/>
+        </w:rPr>
         <w:t>"खरी शिक्षा"</w:t>
       </w:r>
     </w:p>
@@ -3978,6 +4628,21 @@
           <w:b/>
           <w:lang w:val="hi_IN" w:bidi="hi_IN"/>
         </w:rPr>
+        <w:t>φρεναπάται</w:t>
+      </w:r>
+    </w:p>
+    <w:p>
+      <w:pPr/>
+      <w:r>
+        <w:rPr>
+          <w:lang w:val="hi_IN" w:bidi="hi_IN"/>
+        </w:rPr>
+      </w:r>
+      <w:r>
+        <w:rPr>
+          <w:b/>
+          <w:lang w:val="hi_IN" w:bidi="hi_IN"/>
+        </w:rPr>
         <w:t>"धोखा देनेवाले"</w:t>
       </w:r>
     </w:p>
@@ -4041,6 +4706,21 @@
           <w:b/>
           <w:lang w:val="hi_IN" w:bidi="hi_IN"/>
         </w:rPr>
+        <w:t>ματαιολόγοι, καὶ φρεναπάται</w:t>
+      </w:r>
+    </w:p>
+    <w:p>
+      <w:pPr/>
+      <w:r>
+        <w:rPr>
+          <w:lang w:val="hi_IN" w:bidi="hi_IN"/>
+        </w:rPr>
+      </w:r>
+      <w:r>
+        <w:rPr>
+          <w:b/>
+          <w:lang w:val="hi_IN" w:bidi="hi_IN"/>
+        </w:rPr>
         <w:t>"निरंकुश बकवादी और धोखा देनेवाले"</w:t>
       </w:r>
     </w:p>
@@ -4137,6 +4817,21 @@
           <w:b/>
           <w:lang w:val="hi_IN" w:bidi="hi_IN"/>
         </w:rPr>
+        <w:t>οἱ ἐκ τῆς περιτομῆς</w:t>
+      </w:r>
+    </w:p>
+    <w:p>
+      <w:pPr/>
+      <w:r>
+        <w:rPr>
+          <w:lang w:val="hi_IN" w:bidi="hi_IN"/>
+        </w:rPr>
+      </w:r>
+      <w:r>
+        <w:rPr>
+          <w:b/>
+          <w:lang w:val="hi_IN" w:bidi="hi_IN"/>
+        </w:rPr>
         <w:t>"खतनावालों में से"</w:t>
       </w:r>
     </w:p>
@@ -4220,6 +4915,21 @@
           <w:b/>
           <w:lang w:val="hi_IN" w:bidi="hi_IN"/>
         </w:rPr>
+        <w:t>οὓς δεῖ ἐπιστομίζειν</w:t>
+      </w:r>
+    </w:p>
+    <w:p>
+      <w:pPr/>
+      <w:r>
+        <w:rPr>
+          <w:lang w:val="hi_IN" w:bidi="hi_IN"/>
+        </w:rPr>
+      </w:r>
+      <w:r>
+        <w:rPr>
+          <w:b/>
+          <w:lang w:val="hi_IN" w:bidi="hi_IN"/>
+        </w:rPr>
         <w:t>"इनका मुँह बन्द करना चाहिए"</w:t>
       </w:r>
     </w:p>
@@ -4299,6 +5009,21 @@
           <w:b/>
           <w:lang w:val="hi_IN" w:bidi="hi_IN"/>
         </w:rPr>
+        <w:t>ὅλους οἴκους ἀνατρέπουσιν</w:t>
+      </w:r>
+    </w:p>
+    <w:p>
+      <w:pPr/>
+      <w:r>
+        <w:rPr>
+          <w:lang w:val="hi_IN" w:bidi="hi_IN"/>
+        </w:rPr>
+      </w:r>
+      <w:r>
+        <w:rPr>
+          <w:b/>
+          <w:lang w:val="hi_IN" w:bidi="hi_IN"/>
+        </w:rPr>
         <w:t>"घर के घर बिगाड़ देते हैं"</w:t>
       </w:r>
     </w:p>
@@ -4369,6 +5094,21 @@
           <w:b/>
           <w:lang w:val="hi_IN" w:bidi="hi_IN"/>
         </w:rPr>
+        <w:t>αἰσχροῦ κέρδους χάριν</w:t>
+      </w:r>
+    </w:p>
+    <w:p>
+      <w:pPr/>
+      <w:r>
+        <w:rPr>
+          <w:lang w:val="hi_IN" w:bidi="hi_IN"/>
+        </w:rPr>
+      </w:r>
+      <w:r>
+        <w:rPr>
+          <w:b/>
+          <w:lang w:val="hi_IN" w:bidi="hi_IN"/>
+        </w:rPr>
         <w:t>"नीच कमाई के लिये"</w:t>
       </w:r>
     </w:p>
@@ -4432,6 +5172,21 @@
           <w:b/>
           <w:lang w:val="hi_IN" w:bidi="hi_IN"/>
         </w:rPr>
+        <w:t>τις ἐξ αὐτῶν, ἴδιος αὐτῶν προφήτης</w:t>
+      </w:r>
+    </w:p>
+    <w:p>
+      <w:pPr/>
+      <w:r>
+        <w:rPr>
+          <w:lang w:val="hi_IN" w:bidi="hi_IN"/>
+        </w:rPr>
+      </w:r>
+      <w:r>
+        <w:rPr>
+          <w:b/>
+          <w:lang w:val="hi_IN" w:bidi="hi_IN"/>
+        </w:rPr>
         <w:t>"उन्हीं में से एक जन ने जो उन्हीं का भविष्यद्वक्ता हैं,"</w:t>
       </w:r>
       <w:r>
@@ -4510,6 +5265,21 @@
           <w:b/>
           <w:lang w:val="hi_IN" w:bidi="hi_IN"/>
         </w:rPr>
+        <w:t>Κρῆτες ἀεὶ ψεῦσται</w:t>
+      </w:r>
+    </w:p>
+    <w:p>
+      <w:pPr/>
+      <w:r>
+        <w:rPr>
+          <w:lang w:val="hi_IN" w:bidi="hi_IN"/>
+        </w:rPr>
+      </w:r>
+      <w:r>
+        <w:rPr>
+          <w:b/>
+          <w:lang w:val="hi_IN" w:bidi="hi_IN"/>
+        </w:rPr>
         <w:t>"क्रेती लोग सदा झूठे"</w:t>
       </w:r>
     </w:p>
@@ -4593,6 +5363,21 @@
           <w:b/>
           <w:lang w:val="hi_IN" w:bidi="hi_IN"/>
         </w:rPr>
+        <w:t>κακὰ θηρία</w:t>
+      </w:r>
+    </w:p>
+    <w:p>
+      <w:pPr/>
+      <w:r>
+        <w:rPr>
+          <w:lang w:val="hi_IN" w:bidi="hi_IN"/>
+        </w:rPr>
+      </w:r>
+      <w:r>
+        <w:rPr>
+          <w:b/>
+          <w:lang w:val="hi_IN" w:bidi="hi_IN"/>
+        </w:rPr>
         <w:t>"दुष्ट पशु"</w:t>
       </w:r>
     </w:p>
@@ -4676,6 +5461,21 @@
           <w:b/>
           <w:lang w:val="hi_IN" w:bidi="hi_IN"/>
         </w:rPr>
+        <w:t>γαστέρες ἀργαί</w:t>
+      </w:r>
+    </w:p>
+    <w:p>
+      <w:pPr/>
+      <w:r>
+        <w:rPr>
+          <w:lang w:val="hi_IN" w:bidi="hi_IN"/>
+        </w:rPr>
+      </w:r>
+      <w:r>
+        <w:rPr>
+          <w:b/>
+          <w:lang w:val="hi_IN" w:bidi="hi_IN"/>
+        </w:rPr>
         <w:t>"और आलसी पेटू होते हैं"</w:t>
       </w:r>
     </w:p>
@@ -4759,6 +5559,21 @@
           <w:b/>
           <w:lang w:val="hi_IN" w:bidi="hi_IN"/>
         </w:rPr>
+        <w:t>δι’ ἣν αἰτίαν ἔλεγχε αὐτοὺς ἀποτόμως</w:t>
+      </w:r>
+    </w:p>
+    <w:p>
+      <w:pPr/>
+      <w:r>
+        <w:rPr>
+          <w:lang w:val="hi_IN" w:bidi="hi_IN"/>
+        </w:rPr>
+      </w:r>
+      <w:r>
+        <w:rPr>
+          <w:b/>
+          <w:lang w:val="hi_IN" w:bidi="hi_IN"/>
+        </w:rPr>
         <w:t>"इसलिए उन्हें कड़ाई से चेतावनी दिया कर,"</w:t>
       </w:r>
       <w:r>
@@ -4837,6 +5652,21 @@
           <w:b/>
           <w:lang w:val="hi_IN" w:bidi="hi_IN"/>
         </w:rPr>
+        <w:t>δι’ ἣν αἰτίαν</w:t>
+      </w:r>
+    </w:p>
+    <w:p>
+      <w:pPr/>
+      <w:r>
+        <w:rPr>
+          <w:lang w:val="hi_IN" w:bidi="hi_IN"/>
+        </w:rPr>
+      </w:r>
+      <w:r>
+        <w:rPr>
+          <w:b/>
+          <w:lang w:val="hi_IN" w:bidi="hi_IN"/>
+        </w:rPr>
         <w:t>"इसलिए उन्हें"</w:t>
       </w:r>
       <w:r>
@@ -4946,6 +5776,21 @@
           <w:b/>
           <w:lang w:val="hi_IN" w:bidi="hi_IN"/>
         </w:rPr>
+        <w:t>αὐτοὺς</w:t>
+      </w:r>
+    </w:p>
+    <w:p>
+      <w:pPr/>
+      <w:r>
+        <w:rPr>
+          <w:lang w:val="hi_IN" w:bidi="hi_IN"/>
+        </w:rPr>
+      </w:r>
+      <w:r>
+        <w:rPr>
+          <w:b/>
+          <w:lang w:val="hi_IN" w:bidi="hi_IN"/>
+        </w:rPr>
         <w:t>"उन्हें"</w:t>
       </w:r>
     </w:p>
@@ -5139,6 +5984,21 @@
           <w:b/>
           <w:lang w:val="hi_IN" w:bidi="hi_IN"/>
         </w:rPr>
+        <w:t>ἵνα ὑγιαίνωσιν ἐν τῇ πίστει</w:t>
+      </w:r>
+    </w:p>
+    <w:p>
+      <w:pPr/>
+      <w:r>
+        <w:rPr>
+          <w:lang w:val="hi_IN" w:bidi="hi_IN"/>
+        </w:rPr>
+      </w:r>
+      <w:r>
+        <w:rPr>
+          <w:b/>
+          <w:lang w:val="hi_IN" w:bidi="hi_IN"/>
+        </w:rPr>
         <w:t>"कि"</w:t>
       </w:r>
       <w:r>
@@ -5210,6 +6070,21 @@
           <w:lang w:val="hi_IN" w:bidi="hi_IN"/>
         </w:rPr>
       </w:r>
+      <w:r>
+        <w:rPr>
+          <w:b/>
+          <w:lang w:val="hi_IN" w:bidi="hi_IN"/>
+        </w:rPr>
+        <w:t>ἵνα</w:t>
+      </w:r>
+    </w:p>
+    <w:p>
+      <w:pPr/>
+      <w:r>
+        <w:rPr>
+          <w:lang w:val="hi_IN" w:bidi="hi_IN"/>
+        </w:rPr>
+      </w:r>
     </w:p>
     <w:p>
       <w:pPr/>
@@ -5304,6 +6179,21 @@
           <w:b/>
           <w:lang w:val="hi_IN" w:bidi="hi_IN"/>
         </w:rPr>
+        <w:t>ἐν τῇ πίστει</w:t>
+      </w:r>
+    </w:p>
+    <w:p>
+      <w:pPr/>
+      <w:r>
+        <w:rPr>
+          <w:lang w:val="hi_IN" w:bidi="hi_IN"/>
+        </w:rPr>
+      </w:r>
+      <w:r>
+        <w:rPr>
+          <w:b/>
+          <w:lang w:val="hi_IN" w:bidi="hi_IN"/>
+        </w:rPr>
         <w:t>"कि"</w:t>
       </w:r>
     </w:p>
@@ -5400,6 +6290,21 @@
           <w:b/>
           <w:lang w:val="hi_IN" w:bidi="hi_IN"/>
         </w:rPr>
+        <w:t>Ἰουδαϊκοῖς μύθοις</w:t>
+      </w:r>
+    </w:p>
+    <w:p>
+      <w:pPr/>
+      <w:r>
+        <w:rPr>
+          <w:lang w:val="hi_IN" w:bidi="hi_IN"/>
+        </w:rPr>
+      </w:r>
+      <w:r>
+        <w:rPr>
+          <w:b/>
+          <w:lang w:val="hi_IN" w:bidi="hi_IN"/>
+        </w:rPr>
         <w:t>"यहूदियों की कथा कहानियों"</w:t>
       </w:r>
     </w:p>
@@ -5463,6 +6368,21 @@
           <w:b/>
           <w:lang w:val="hi_IN" w:bidi="hi_IN"/>
         </w:rPr>
+        <w:t>ἀποστρεφομένων τὴν ἀλήθειαν</w:t>
+      </w:r>
+    </w:p>
+    <w:p>
+      <w:pPr/>
+      <w:r>
+        <w:rPr>
+          <w:lang w:val="hi_IN" w:bidi="hi_IN"/>
+        </w:rPr>
+      </w:r>
+      <w:r>
+        <w:rPr>
+          <w:b/>
+          <w:lang w:val="hi_IN" w:bidi="hi_IN"/>
+        </w:rPr>
         <w:t>"जो सत्य से भटक जाते हैं"</w:t>
       </w:r>
     </w:p>
@@ -5546,6 +6466,21 @@
           <w:b/>
           <w:lang w:val="hi_IN" w:bidi="hi_IN"/>
         </w:rPr>
+        <w:t>πάντα καθαρὰ τοῖς καθαροῖς</w:t>
+      </w:r>
+    </w:p>
+    <w:p>
+      <w:pPr/>
+      <w:r>
+        <w:rPr>
+          <w:lang w:val="hi_IN" w:bidi="hi_IN"/>
+        </w:rPr>
+      </w:r>
+      <w:r>
+        <w:rPr>
+          <w:b/>
+          <w:lang w:val="hi_IN" w:bidi="hi_IN"/>
+        </w:rPr>
         <w:t>"शुद्ध सब वस्तुएँ शुद्ध हैं"</w:t>
       </w:r>
     </w:p>
@@ -5624,6 +6559,21 @@
           <w:b/>
           <w:lang w:val="hi_IN" w:bidi="hi_IN"/>
         </w:rPr>
+        <w:t>τοῖς καθαροῖς</w:t>
+      </w:r>
+    </w:p>
+    <w:p>
+      <w:pPr/>
+      <w:r>
+        <w:rPr>
+          <w:lang w:val="hi_IN" w:bidi="hi_IN"/>
+        </w:rPr>
+      </w:r>
+      <w:r>
+        <w:rPr>
+          <w:b/>
+          <w:lang w:val="hi_IN" w:bidi="hi_IN"/>
+        </w:rPr>
         <w:t>"शुद्ध हैं"</w:t>
       </w:r>
     </w:p>
@@ -5689,6 +6639,21 @@
           <w:b/>
           <w:lang w:val="hi_IN" w:bidi="hi_IN"/>
         </w:rPr>
+        <w:t>δὲ</w:t>
+      </w:r>
+    </w:p>
+    <w:p>
+      <w:pPr/>
+      <w:r>
+        <w:rPr>
+          <w:lang w:val="hi_IN" w:bidi="hi_IN"/>
+        </w:rPr>
+      </w:r>
+      <w:r>
+        <w:rPr>
+          <w:b/>
+          <w:lang w:val="hi_IN" w:bidi="hi_IN"/>
+        </w:rPr>
         <w:t>"पर"</w:t>
       </w:r>
     </w:p>
@@ -5785,6 +6750,21 @@
           <w:b/>
           <w:lang w:val="hi_IN" w:bidi="hi_IN"/>
         </w:rPr>
+        <w:t>τοῖς δὲ μεμιαμμένοις καὶ ἀπίστοις, οὐδὲν καθαρόν</w:t>
+      </w:r>
+    </w:p>
+    <w:p>
+      <w:pPr/>
+      <w:r>
+        <w:rPr>
+          <w:lang w:val="hi_IN" w:bidi="hi_IN"/>
+        </w:rPr>
+      </w:r>
+      <w:r>
+        <w:rPr>
+          <w:b/>
+          <w:lang w:val="hi_IN" w:bidi="hi_IN"/>
+        </w:rPr>
         <w:t>"शुद्ध हैं,"</w:t>
       </w:r>
       <w:r>
@@ -5881,6 +6861,21 @@
           <w:b/>
           <w:lang w:val="hi_IN" w:bidi="hi_IN"/>
         </w:rPr>
+        <w:t>δὲ</w:t>
+      </w:r>
+    </w:p>
+    <w:p>
+      <w:pPr/>
+      <w:r>
+        <w:rPr>
+          <w:lang w:val="hi_IN" w:bidi="hi_IN"/>
+        </w:rPr>
+      </w:r>
+      <w:r>
+        <w:rPr>
+          <w:b/>
+          <w:lang w:val="hi_IN" w:bidi="hi_IN"/>
+        </w:rPr>
         <w:t>"पर"</w:t>
       </w:r>
     </w:p>
@@ -5977,6 +6972,21 @@
           <w:b/>
           <w:lang w:val="hi_IN" w:bidi="hi_IN"/>
         </w:rPr>
+        <w:t>τοῖς &amp; ἔργοις ἀρνοῦνται</w:t>
+      </w:r>
+    </w:p>
+    <w:p>
+      <w:pPr/>
+      <w:r>
+        <w:rPr>
+          <w:lang w:val="hi_IN" w:bidi="hi_IN"/>
+        </w:rPr>
+      </w:r>
+      <w:r>
+        <w:rPr>
+          <w:b/>
+          <w:lang w:val="hi_IN" w:bidi="hi_IN"/>
+        </w:rPr>
         <w:t>"पर अपने कामों से उसका इन्कार करते हैं"</w:t>
       </w:r>
     </w:p>
@@ -6163,6 +7173,21 @@
           <w:b/>
           <w:lang w:val="hi_IN" w:bidi="hi_IN"/>
         </w:rPr>
+        <w:t>σὺ δὲ</w:t>
+      </w:r>
+    </w:p>
+    <w:p>
+      <w:pPr/>
+      <w:r>
+        <w:rPr>
+          <w:lang w:val="hi_IN" w:bidi="hi_IN"/>
+        </w:rPr>
+      </w:r>
+      <w:r>
+        <w:rPr>
+          <w:b/>
+          <w:lang w:val="hi_IN" w:bidi="hi_IN"/>
+        </w:rPr>
         <w:t>"पर तू, ऐसी बातें कहा कर जो"</w:t>
       </w:r>
       <w:r>
@@ -6259,6 +7284,21 @@
           <w:b/>
           <w:lang w:val="hi_IN" w:bidi="hi_IN"/>
         </w:rPr>
+        <w:t>τῇ ὑγιαινούσῃ διδασκαλίᾳ</w:t>
+      </w:r>
+    </w:p>
+    <w:p>
+      <w:pPr/>
+      <w:r>
+        <w:rPr>
+          <w:lang w:val="hi_IN" w:bidi="hi_IN"/>
+        </w:rPr>
+      </w:r>
+      <w:r>
+        <w:rPr>
+          <w:b/>
+          <w:lang w:val="hi_IN" w:bidi="hi_IN"/>
+        </w:rPr>
         <w:t>"खरे सिद्धान्त"</w:t>
       </w:r>
     </w:p>
@@ -6275,7 +7315,7 @@
         </w:rPr>
         <w:t>"</w:t>
       </w:r>
-      <w:hyperlink r:id="rId13">
+      <w:hyperlink r:id="rId15">
         <w:r>
           <w:rPr>
             <w:lang w:val="hi_IN" w:bidi="hi_IN"/>
@@ -6335,6 +7375,21 @@
           <w:lang w:val="hi_IN" w:bidi="hi_IN"/>
         </w:rPr>
       </w:r>
+      <w:r>
+        <w:rPr>
+          <w:b/>
+          <w:lang w:val="hi_IN" w:bidi="hi_IN"/>
+        </w:rPr>
+        <w:t>πρεσβύτας &amp; εἶναι</w:t>
+      </w:r>
+    </w:p>
+    <w:p>
+      <w:pPr/>
+      <w:r>
+        <w:rPr>
+          <w:lang w:val="hi_IN" w:bidi="hi_IN"/>
+        </w:rPr>
+      </w:r>
     </w:p>
     <w:p>
       <w:pPr/>
@@ -6444,6 +7499,21 @@
           <w:lang w:val="hi_IN" w:bidi="hi_IN"/>
         </w:rPr>
       </w:r>
+      <w:r>
+        <w:rPr>
+          <w:b/>
+          <w:lang w:val="hi_IN" w:bidi="hi_IN"/>
+        </w:rPr>
+        <w:t>νηφαλίους &amp; σεμνούς, σώφρονας</w:t>
+      </w:r>
+    </w:p>
+    <w:p>
+      <w:pPr/>
+      <w:r>
+        <w:rPr>
+          <w:lang w:val="hi_IN" w:bidi="hi_IN"/>
+        </w:rPr>
+      </w:r>
     </w:p>
     <w:p>
       <w:pPr/>
@@ -6520,6 +7590,21 @@
           <w:lang w:val="hi_IN" w:bidi="hi_IN"/>
         </w:rPr>
       </w:r>
+      <w:r>
+        <w:rPr>
+          <w:b/>
+          <w:lang w:val="hi_IN" w:bidi="hi_IN"/>
+        </w:rPr>
+        <w:t>νηφαλίους</w:t>
+      </w:r>
+    </w:p>
+    <w:p>
+      <w:pPr/>
+      <w:r>
+        <w:rPr>
+          <w:lang w:val="hi_IN" w:bidi="hi_IN"/>
+        </w:rPr>
+      </w:r>
     </w:p>
     <w:p>
       <w:pPr/>
@@ -6592,6 +7677,21 @@
           <w:lang w:val="hi_IN" w:bidi="hi_IN"/>
         </w:rPr>
       </w:r>
+      <w:r>
+        <w:rPr>
+          <w:b/>
+          <w:lang w:val="hi_IN" w:bidi="hi_IN"/>
+        </w:rPr>
+        <w:t>σώφρονας</w:t>
+      </w:r>
+    </w:p>
+    <w:p>
+      <w:pPr/>
+      <w:r>
+        <w:rPr>
+          <w:lang w:val="hi_IN" w:bidi="hi_IN"/>
+        </w:rPr>
+      </w:r>
     </w:p>
     <w:p>
       <w:pPr/>
@@ -6650,6 +7750,21 @@
           <w:lang w:val="hi_IN" w:bidi="hi_IN"/>
         </w:rPr>
       </w:r>
+      <w:r>
+        <w:rPr>
+          <w:b/>
+          <w:lang w:val="hi_IN" w:bidi="hi_IN"/>
+        </w:rPr>
+        <w:t>ὑγιαίνοντας τῇ πίστει τῇ ἀγάπῃ, τῇ ὑπομονῇ</w:t>
+      </w:r>
+    </w:p>
+    <w:p>
+      <w:pPr/>
+      <w:r>
+        <w:rPr>
+          <w:lang w:val="hi_IN" w:bidi="hi_IN"/>
+        </w:rPr>
+      </w:r>
     </w:p>
     <w:p>
       <w:pPr/>
@@ -6664,7 +7779,7 @@
         </w:rPr>
         <w:t xml:space="preserve">** विश्वास में दृढ़** के बारे में </w:t>
       </w:r>
-      <w:hyperlink r:id="rId14">
+      <w:hyperlink r:id="rId16">
         <w:r>
           <w:rPr>
             <w:lang w:val="hi_IN" w:bidi="hi_IN"/>
@@ -6744,6 +7859,21 @@
           <w:lang w:val="hi_IN" w:bidi="hi_IN"/>
         </w:rPr>
       </w:r>
+      <w:r>
+        <w:rPr>
+          <w:b/>
+          <w:lang w:val="hi_IN" w:bidi="hi_IN"/>
+        </w:rPr>
+        <w:t>ὑγιαίνοντας τῇ πίστει</w:t>
+      </w:r>
+    </w:p>
+    <w:p>
+      <w:pPr/>
+      <w:r>
+        <w:rPr>
+          <w:lang w:val="hi_IN" w:bidi="hi_IN"/>
+        </w:rPr>
+      </w:r>
     </w:p>
     <w:p>
       <w:pPr/>
@@ -6825,6 +7955,21 @@
           <w:b/>
           <w:lang w:val="hi_IN" w:bidi="hi_IN"/>
         </w:rPr>
+        <w:t>τῇ ἀγάπῃ</w:t>
+      </w:r>
+    </w:p>
+    <w:p>
+      <w:pPr/>
+      <w:r>
+        <w:rPr>
+          <w:lang w:val="hi_IN" w:bidi="hi_IN"/>
+        </w:rPr>
+      </w:r>
+      <w:r>
+        <w:rPr>
+          <w:b/>
+          <w:lang w:val="hi_IN" w:bidi="hi_IN"/>
+        </w:rPr>
         <w:t>"प्रेम"</w:t>
       </w:r>
     </w:p>
@@ -6921,6 +8066,21 @@
           <w:b/>
           <w:lang w:val="hi_IN" w:bidi="hi_IN"/>
         </w:rPr>
+        <w:t>τῇ ὑπομονῇ</w:t>
+      </w:r>
+    </w:p>
+    <w:p>
+      <w:pPr/>
+      <w:r>
+        <w:rPr>
+          <w:lang w:val="hi_IN" w:bidi="hi_IN"/>
+        </w:rPr>
+      </w:r>
+      <w:r>
+        <w:rPr>
+          <w:b/>
+          <w:lang w:val="hi_IN" w:bidi="hi_IN"/>
+        </w:rPr>
         <w:t>"और धीरज"</w:t>
       </w:r>
     </w:p>
@@ -7017,6 +8177,21 @@
           <w:b/>
           <w:lang w:val="hi_IN" w:bidi="hi_IN"/>
         </w:rPr>
+        <w:t>πρεσβύτιδας ὡσαύτως</w:t>
+      </w:r>
+    </w:p>
+    <w:p>
+      <w:pPr/>
+      <w:r>
+        <w:rPr>
+          <w:lang w:val="hi_IN" w:bidi="hi_IN"/>
+        </w:rPr>
+      </w:r>
+      <w:r>
+        <w:rPr>
+          <w:b/>
+          <w:lang w:val="hi_IN" w:bidi="hi_IN"/>
+        </w:rPr>
         <w:t>"अर्थात् वृद्ध पुरुष"</w:t>
       </w:r>
       <w:r>
@@ -7165,6 +8340,21 @@
           <w:b/>
           <w:lang w:val="hi_IN" w:bidi="hi_IN"/>
         </w:rPr>
+        <w:t>οἴνῳ πολλῷ δεδουλωμένας</w:t>
+      </w:r>
+    </w:p>
+    <w:p>
+      <w:pPr/>
+      <w:r>
+        <w:rPr>
+          <w:lang w:val="hi_IN" w:bidi="hi_IN"/>
+        </w:rPr>
+      </w:r>
+      <w:r>
+        <w:rPr>
+          <w:b/>
+          <w:lang w:val="hi_IN" w:bidi="hi_IN"/>
+        </w:rPr>
         <w:t>"पियक्कड़"</w:t>
       </w:r>
     </w:p>
@@ -7248,6 +8438,21 @@
           <w:b/>
           <w:lang w:val="hi_IN" w:bidi="hi_IN"/>
         </w:rPr>
+        <w:t>οἴνῳ πολλῷ δεδουλωμένας</w:t>
+      </w:r>
+    </w:p>
+    <w:p>
+      <w:pPr/>
+      <w:r>
+        <w:rPr>
+          <w:lang w:val="hi_IN" w:bidi="hi_IN"/>
+        </w:rPr>
+      </w:r>
+      <w:r>
+        <w:rPr>
+          <w:b/>
+          <w:lang w:val="hi_IN" w:bidi="hi_IN"/>
+        </w:rPr>
         <w:t>"पियक्कड़"</w:t>
       </w:r>
     </w:p>
@@ -7331,6 +8536,21 @@
           <w:b/>
           <w:lang w:val="hi_IN" w:bidi="hi_IN"/>
         </w:rPr>
+        <w:t>καλοδιδασκάλους</w:t>
+      </w:r>
+    </w:p>
+    <w:p>
+      <w:pPr/>
+      <w:r>
+        <w:rPr>
+          <w:lang w:val="hi_IN" w:bidi="hi_IN"/>
+        </w:rPr>
+      </w:r>
+      <w:r>
+        <w:rPr>
+          <w:b/>
+          <w:lang w:val="hi_IN" w:bidi="hi_IN"/>
+        </w:rPr>
         <w:t>"पर अच्छी बातें सिखानेवाली हों"</w:t>
       </w:r>
     </w:p>
@@ -7407,6 +8627,21 @@
           <w:b/>
           <w:lang w:val="hi_IN" w:bidi="hi_IN"/>
         </w:rPr>
+        <w:t>ἵνα</w:t>
+      </w:r>
+    </w:p>
+    <w:p>
+      <w:pPr/>
+      <w:r>
+        <w:rPr>
+          <w:lang w:val="hi_IN" w:bidi="hi_IN"/>
+        </w:rPr>
+      </w:r>
+      <w:r>
+        <w:rPr>
+          <w:b/>
+          <w:lang w:val="hi_IN" w:bidi="hi_IN"/>
+        </w:rPr>
         <w:t>"ताकि"</w:t>
       </w:r>
     </w:p>
@@ -7524,6 +8759,21 @@
           <w:b/>
           <w:lang w:val="hi_IN" w:bidi="hi_IN"/>
         </w:rPr>
+        <w:t>φιλάνδρους</w:t>
+      </w:r>
+    </w:p>
+    <w:p>
+      <w:pPr/>
+      <w:r>
+        <w:rPr>
+          <w:lang w:val="hi_IN" w:bidi="hi_IN"/>
+        </w:rPr>
+      </w:r>
+      <w:r>
+        <w:rPr>
+          <w:b/>
+          <w:lang w:val="hi_IN" w:bidi="hi_IN"/>
+        </w:rPr>
         <w:t>"कि अपने पतियों"</w:t>
       </w:r>
     </w:p>
@@ -7589,6 +8839,21 @@
           <w:b/>
           <w:lang w:val="hi_IN" w:bidi="hi_IN"/>
         </w:rPr>
+        <w:t>φιλοτέκνους</w:t>
+      </w:r>
+    </w:p>
+    <w:p>
+      <w:pPr/>
+      <w:r>
+        <w:rPr>
+          <w:lang w:val="hi_IN" w:bidi="hi_IN"/>
+        </w:rPr>
+      </w:r>
+      <w:r>
+        <w:rPr>
+          <w:b/>
+          <w:lang w:val="hi_IN" w:bidi="hi_IN"/>
+        </w:rPr>
         <w:t>"और बच्चों से प्रेम"</w:t>
       </w:r>
     </w:p>
@@ -7654,6 +8919,21 @@
           <w:b/>
           <w:lang w:val="hi_IN" w:bidi="hi_IN"/>
         </w:rPr>
+        <w:t>ὑποτασσομένας τοῖς ἰδίοις ἀνδράσιν</w:t>
+      </w:r>
+    </w:p>
+    <w:p>
+      <w:pPr/>
+      <w:r>
+        <w:rPr>
+          <w:lang w:val="hi_IN" w:bidi="hi_IN"/>
+        </w:rPr>
+      </w:r>
+      <w:r>
+        <w:rPr>
+          <w:b/>
+          <w:lang w:val="hi_IN" w:bidi="hi_IN"/>
+        </w:rPr>
         <w:t>"अपने-अपने पति के अधीन रहनेवाली हों"</w:t>
       </w:r>
     </w:p>
@@ -7719,6 +8999,21 @@
           <w:b/>
           <w:lang w:val="hi_IN" w:bidi="hi_IN"/>
         </w:rPr>
+        <w:t>ἵνα</w:t>
+      </w:r>
+    </w:p>
+    <w:p>
+      <w:pPr/>
+      <w:r>
+        <w:rPr>
+          <w:lang w:val="hi_IN" w:bidi="hi_IN"/>
+        </w:rPr>
+      </w:r>
+      <w:r>
+        <w:rPr>
+          <w:b/>
+          <w:lang w:val="hi_IN" w:bidi="hi_IN"/>
+        </w:rPr>
         <w:t>"ताकि"</w:t>
       </w:r>
     </w:p>
@@ -7836,6 +9131,21 @@
           <w:b/>
           <w:lang w:val="hi_IN" w:bidi="hi_IN"/>
         </w:rPr>
+        <w:t>ἵνα μὴ ὁ λόγος τοῦ Θεοῦ βλασφημῆται</w:t>
+      </w:r>
+    </w:p>
+    <w:p>
+      <w:pPr/>
+      <w:r>
+        <w:rPr>
+          <w:lang w:val="hi_IN" w:bidi="hi_IN"/>
+        </w:rPr>
+      </w:r>
+      <w:r>
+        <w:rPr>
+          <w:b/>
+          <w:lang w:val="hi_IN" w:bidi="hi_IN"/>
+        </w:rPr>
         <w:t>"ताकि परमेश्वर के वचन की निन्दा न होने पाए"</w:t>
       </w:r>
     </w:p>
@@ -7927,6 +9237,21 @@
           <w:b/>
           <w:lang w:val="hi_IN" w:bidi="hi_IN"/>
         </w:rPr>
+        <w:t>ὁ λόγος τοῦ Θεοῦ</w:t>
+      </w:r>
+    </w:p>
+    <w:p>
+      <w:pPr/>
+      <w:r>
+        <w:rPr>
+          <w:lang w:val="hi_IN" w:bidi="hi_IN"/>
+        </w:rPr>
+      </w:r>
+      <w:r>
+        <w:rPr>
+          <w:b/>
+          <w:lang w:val="hi_IN" w:bidi="hi_IN"/>
+        </w:rPr>
         <w:t>"ताकि परमेश्वर के वचन की निन्दा न होने पाए"</w:t>
       </w:r>
     </w:p>
@@ -8023,6 +9348,21 @@
           <w:b/>
           <w:lang w:val="hi_IN" w:bidi="hi_IN"/>
         </w:rPr>
+        <w:t>ὡσαύτως</w:t>
+      </w:r>
+    </w:p>
+    <w:p>
+      <w:pPr/>
+      <w:r>
+        <w:rPr>
+          <w:lang w:val="hi_IN" w:bidi="hi_IN"/>
+        </w:rPr>
+      </w:r>
+      <w:r>
+        <w:rPr>
+          <w:b/>
+          <w:lang w:val="hi_IN" w:bidi="hi_IN"/>
+        </w:rPr>
         <w:t>"ऐसे ही"</w:t>
       </w:r>
     </w:p>
@@ -8086,6 +9426,21 @@
           <w:b/>
           <w:lang w:val="hi_IN" w:bidi="hi_IN"/>
         </w:rPr>
+        <w:t>περὶ πάντα</w:t>
+      </w:r>
+    </w:p>
+    <w:p>
+      <w:pPr/>
+      <w:r>
+        <w:rPr>
+          <w:lang w:val="hi_IN" w:bidi="hi_IN"/>
+        </w:rPr>
+      </w:r>
+      <w:r>
+        <w:rPr>
+          <w:b/>
+          <w:lang w:val="hi_IN" w:bidi="hi_IN"/>
+        </w:rPr>
         <w:t>"सब बातों में"</w:t>
       </w:r>
     </w:p>
@@ -8157,6 +9512,21 @@
           <w:b/>
           <w:lang w:val="hi_IN" w:bidi="hi_IN"/>
         </w:rPr>
+        <w:t>σεαυτὸν παρεχόμενος</w:t>
+      </w:r>
+    </w:p>
+    <w:p>
+      <w:pPr/>
+      <w:r>
+        <w:rPr>
+          <w:lang w:val="hi_IN" w:bidi="hi_IN"/>
+        </w:rPr>
+      </w:r>
+      <w:r>
+        <w:rPr>
+          <w:b/>
+          <w:lang w:val="hi_IN" w:bidi="hi_IN"/>
+        </w:rPr>
         <w:t>"अपने आप को"</w:t>
       </w:r>
       <w:r>
@@ -8248,6 +9618,21 @@
           <w:b/>
           <w:lang w:val="hi_IN" w:bidi="hi_IN"/>
         </w:rPr>
+        <w:t>τύπον καλῶν ἔργων</w:t>
+      </w:r>
+    </w:p>
+    <w:p>
+      <w:pPr/>
+      <w:r>
+        <w:rPr>
+          <w:lang w:val="hi_IN" w:bidi="hi_IN"/>
+        </w:rPr>
+      </w:r>
+      <w:r>
+        <w:rPr>
+          <w:b/>
+          <w:lang w:val="hi_IN" w:bidi="hi_IN"/>
+        </w:rPr>
         <w:t>"भले कामों का नमूना"</w:t>
       </w:r>
     </w:p>
@@ -8313,6 +9698,21 @@
           <w:b/>
           <w:lang w:val="hi_IN" w:bidi="hi_IN"/>
         </w:rPr>
+        <w:t>ἐν τῇ διδασκαλίᾳ ἀφθορίαν, σεμνότητα</w:t>
+      </w:r>
+    </w:p>
+    <w:p>
+      <w:pPr/>
+      <w:r>
+        <w:rPr>
+          <w:lang w:val="hi_IN" w:bidi="hi_IN"/>
+        </w:rPr>
+      </w:r>
+      <w:r>
+        <w:rPr>
+          <w:b/>
+          <w:lang w:val="hi_IN" w:bidi="hi_IN"/>
+        </w:rPr>
         <w:t>"उपदेश में सफाई, गम्भीरता"</w:t>
       </w:r>
     </w:p>
@@ -8396,6 +9796,21 @@
           <w:b/>
           <w:lang w:val="hi_IN" w:bidi="hi_IN"/>
         </w:rPr>
+        <w:t>ἐν τῇ διδασκαλίᾳ ἀφθορίαν, σεμνότητα</w:t>
+      </w:r>
+    </w:p>
+    <w:p>
+      <w:pPr/>
+      <w:r>
+        <w:rPr>
+          <w:lang w:val="hi_IN" w:bidi="hi_IN"/>
+        </w:rPr>
+      </w:r>
+      <w:r>
+        <w:rPr>
+          <w:b/>
+          <w:lang w:val="hi_IN" w:bidi="hi_IN"/>
+        </w:rPr>
         <w:t>"उपदेश में सफाई, गम्भीरता"</w:t>
       </w:r>
     </w:p>
@@ -8505,6 +9920,21 @@
           <w:b/>
           <w:lang w:val="hi_IN" w:bidi="hi_IN"/>
         </w:rPr>
+        <w:t>ἀφθορίαν</w:t>
+      </w:r>
+    </w:p>
+    <w:p>
+      <w:pPr/>
+      <w:r>
+        <w:rPr>
+          <w:lang w:val="hi_IN" w:bidi="hi_IN"/>
+        </w:rPr>
+      </w:r>
+      <w:r>
+        <w:rPr>
+          <w:b/>
+          <w:lang w:val="hi_IN" w:bidi="hi_IN"/>
+        </w:rPr>
         <w:t>"सफाई (भ्रस्टाचार रहित)"</w:t>
       </w:r>
     </w:p>
@@ -8635,6 +10065,21 @@
           <w:lang w:val="hi_IN" w:bidi="hi_IN"/>
         </w:rPr>
       </w:r>
+      <w:r>
+        <w:rPr>
+          <w:b/>
+          <w:lang w:val="hi_IN" w:bidi="hi_IN"/>
+        </w:rPr>
+        <w:t>ὑγιῆ</w:t>
+      </w:r>
+    </w:p>
+    <w:p>
+      <w:pPr/>
+      <w:r>
+        <w:rPr>
+          <w:lang w:val="hi_IN" w:bidi="hi_IN"/>
+        </w:rPr>
+      </w:r>
     </w:p>
     <w:p>
       <w:pPr/>
@@ -8768,6 +10213,21 @@
           <w:b/>
           <w:lang w:val="hi_IN" w:bidi="hi_IN"/>
         </w:rPr>
+        <w:t>ἵνα</w:t>
+      </w:r>
+    </w:p>
+    <w:p>
+      <w:pPr/>
+      <w:r>
+        <w:rPr>
+          <w:lang w:val="hi_IN" w:bidi="hi_IN"/>
+        </w:rPr>
+      </w:r>
+      <w:r>
+        <w:rPr>
+          <w:b/>
+          <w:lang w:val="hi_IN" w:bidi="hi_IN"/>
+        </w:rPr>
         <w:t>"जिससे"</w:t>
       </w:r>
     </w:p>
@@ -8883,6 +10343,21 @@
           <w:lang w:val="hi_IN" w:bidi="hi_IN"/>
         </w:rPr>
       </w:r>
+      <w:r>
+        <w:rPr>
+          <w:b/>
+          <w:lang w:val="hi_IN" w:bidi="hi_IN"/>
+        </w:rPr>
+        <w:t>ἵνα ὁ ἐξ ἐναντίας ἐντραπῇ</w:t>
+      </w:r>
+    </w:p>
+    <w:p>
+      <w:pPr/>
+      <w:r>
+        <w:rPr>
+          <w:lang w:val="hi_IN" w:bidi="hi_IN"/>
+        </w:rPr>
+      </w:r>
     </w:p>
     <w:p>
       <w:pPr/>
@@ -8959,6 +10434,21 @@
           <w:lang w:val="hi_IN" w:bidi="hi_IN"/>
         </w:rPr>
       </w:r>
+      <w:r>
+        <w:rPr>
+          <w:b/>
+          <w:lang w:val="hi_IN" w:bidi="hi_IN"/>
+        </w:rPr>
+        <w:t>ἡμῶν</w:t>
+      </w:r>
+    </w:p>
+    <w:p>
+      <w:pPr/>
+      <w:r>
+        <w:rPr>
+          <w:lang w:val="hi_IN" w:bidi="hi_IN"/>
+        </w:rPr>
+      </w:r>
     </w:p>
     <w:p>
       <w:pPr/>
@@ -9034,6 +10524,21 @@
           <w:b/>
           <w:lang w:val="hi_IN" w:bidi="hi_IN"/>
         </w:rPr>
+        <w:t>δούλους ἰδίοις δεσπόταις ὑποτάσσεσθαι</w:t>
+      </w:r>
+    </w:p>
+    <w:p>
+      <w:pPr/>
+      <w:r>
+        <w:rPr>
+          <w:lang w:val="hi_IN" w:bidi="hi_IN"/>
+        </w:rPr>
+      </w:r>
+      <w:r>
+        <w:rPr>
+          <w:b/>
+          <w:lang w:val="hi_IN" w:bidi="hi_IN"/>
+        </w:rPr>
         <w:t>"और ऐसी खराई पाई जाए"</w:t>
       </w:r>
     </w:p>
@@ -9169,6 +10674,21 @@
           <w:b/>
           <w:lang w:val="hi_IN" w:bidi="hi_IN"/>
         </w:rPr>
+        <w:t>ἐν πᾶσιν</w:t>
+      </w:r>
+    </w:p>
+    <w:p>
+      <w:pPr/>
+      <w:r>
+        <w:rPr>
+          <w:lang w:val="hi_IN" w:bidi="hi_IN"/>
+        </w:rPr>
+      </w:r>
+      <w:r>
+        <w:rPr>
+          <w:b/>
+          <w:lang w:val="hi_IN" w:bidi="hi_IN"/>
+        </w:rPr>
         <w:t>"सब बातों में"</w:t>
       </w:r>
     </w:p>
@@ -9247,6 +10767,21 @@
           <w:b/>
           <w:lang w:val="hi_IN" w:bidi="hi_IN"/>
         </w:rPr>
+        <w:t>εὐαρέστους εἶναι</w:t>
+      </w:r>
+    </w:p>
+    <w:p>
+      <w:pPr/>
+      <w:r>
+        <w:rPr>
+          <w:lang w:val="hi_IN" w:bidi="hi_IN"/>
+        </w:rPr>
+      </w:r>
+      <w:r>
+        <w:rPr>
+          <w:b/>
+          <w:lang w:val="hi_IN" w:bidi="hi_IN"/>
+        </w:rPr>
         <w:t>"उन्हें प्रसन्न रखें"</w:t>
       </w:r>
     </w:p>
@@ -9326,6 +10861,21 @@
           <w:b/>
           <w:lang w:val="hi_IN" w:bidi="hi_IN"/>
         </w:rPr>
+        <w:t>μὴ νοσφιζομένους</w:t>
+      </w:r>
+    </w:p>
+    <w:p>
+      <w:pPr/>
+      <w:r>
+        <w:rPr>
+          <w:lang w:val="hi_IN" w:bidi="hi_IN"/>
+        </w:rPr>
+      </w:r>
+      <w:r>
+        <w:rPr>
+          <w:b/>
+          <w:lang w:val="hi_IN" w:bidi="hi_IN"/>
+        </w:rPr>
         <w:t>"चोरी चालाकी न करें"</w:t>
       </w:r>
     </w:p>
@@ -9390,6 +10940,21 @@
           <w:b/>
           <w:lang w:val="hi_IN" w:bidi="hi_IN"/>
         </w:rPr>
+        <w:t>ἀλλὰ</w:t>
+      </w:r>
+    </w:p>
+    <w:p>
+      <w:pPr/>
+      <w:r>
+        <w:rPr>
+          <w:lang w:val="hi_IN" w:bidi="hi_IN"/>
+        </w:rPr>
+      </w:r>
+      <w:r>
+        <w:rPr>
+          <w:b/>
+          <w:lang w:val="hi_IN" w:bidi="hi_IN"/>
+        </w:rPr>
         <w:t>"पर"</w:t>
       </w:r>
     </w:p>
@@ -9494,6 +11059,21 @@
           <w:b/>
           <w:lang w:val="hi_IN" w:bidi="hi_IN"/>
         </w:rPr>
+        <w:t>πᾶσαν πίστιν ἐνδεικνυμένους ἀγαθήν</w:t>
+      </w:r>
+    </w:p>
+    <w:p>
+      <w:pPr/>
+      <w:r>
+        <w:rPr>
+          <w:lang w:val="hi_IN" w:bidi="hi_IN"/>
+        </w:rPr>
+      </w:r>
+      <w:r>
+        <w:rPr>
+          <w:b/>
+          <w:lang w:val="hi_IN" w:bidi="hi_IN"/>
+        </w:rPr>
         <w:t>"सब प्रकार से पूरे विश्वासी निकलें"</w:t>
       </w:r>
     </w:p>
@@ -9559,6 +11139,21 @@
           <w:b/>
           <w:lang w:val="hi_IN" w:bidi="hi_IN"/>
         </w:rPr>
+        <w:t>ἵνα</w:t>
+      </w:r>
+    </w:p>
+    <w:p>
+      <w:pPr/>
+      <w:r>
+        <w:rPr>
+          <w:lang w:val="hi_IN" w:bidi="hi_IN"/>
+        </w:rPr>
+      </w:r>
+      <w:r>
+        <w:rPr>
+          <w:b/>
+          <w:lang w:val="hi_IN" w:bidi="hi_IN"/>
+        </w:rPr>
         <w:t>"कि"</w:t>
       </w:r>
     </w:p>
@@ -9689,6 +11284,21 @@
           <w:b/>
           <w:lang w:val="hi_IN" w:bidi="hi_IN"/>
         </w:rPr>
+        <w:t>ἐν πᾶσιν</w:t>
+      </w:r>
+    </w:p>
+    <w:p>
+      <w:pPr/>
+      <w:r>
+        <w:rPr>
+          <w:lang w:val="hi_IN" w:bidi="hi_IN"/>
+        </w:rPr>
+      </w:r>
+      <w:r>
+        <w:rPr>
+          <w:b/>
+          <w:lang w:val="hi_IN" w:bidi="hi_IN"/>
+        </w:rPr>
         <w:t>"वे सब बातों में"</w:t>
       </w:r>
     </w:p>
@@ -9753,6 +11363,21 @@
           <w:b/>
           <w:lang w:val="hi_IN" w:bidi="hi_IN"/>
         </w:rPr>
+        <w:t>τὴν διδασκαλίαν τὴν τοῦ Σωτῆρος ἡμῶν, Θεοῦ, κοσμῶσιν</w:t>
+      </w:r>
+    </w:p>
+    <w:p>
+      <w:pPr/>
+      <w:r>
+        <w:rPr>
+          <w:lang w:val="hi_IN" w:bidi="hi_IN"/>
+        </w:rPr>
+      </w:r>
+      <w:r>
+        <w:rPr>
+          <w:b/>
+          <w:lang w:val="hi_IN" w:bidi="hi_IN"/>
+        </w:rPr>
         <w:t>"हमारे उद्धारकर्ता परमेश्वर के उपदेश की शोभा बढ़ा दें"</w:t>
       </w:r>
     </w:p>
@@ -9831,6 +11456,21 @@
           <w:b/>
           <w:lang w:val="hi_IN" w:bidi="hi_IN"/>
         </w:rPr>
+        <w:t>ἡμῶν</w:t>
+      </w:r>
+    </w:p>
+    <w:p>
+      <w:pPr/>
+      <w:r>
+        <w:rPr>
+          <w:lang w:val="hi_IN" w:bidi="hi_IN"/>
+        </w:rPr>
+      </w:r>
+      <w:r>
+        <w:rPr>
+          <w:b/>
+          <w:lang w:val="hi_IN" w:bidi="hi_IN"/>
+        </w:rPr>
         <w:t>"हमारे"</w:t>
       </w:r>
     </w:p>
@@ -9927,6 +11567,21 @@
           <w:b/>
           <w:lang w:val="hi_IN" w:bidi="hi_IN"/>
         </w:rPr>
+        <w:t>γὰρ</w:t>
+      </w:r>
+    </w:p>
+    <w:p>
+      <w:pPr/>
+      <w:r>
+        <w:rPr>
+          <w:lang w:val="hi_IN" w:bidi="hi_IN"/>
+        </w:rPr>
+      </w:r>
+      <w:r>
+        <w:rPr>
+          <w:b/>
+          <w:lang w:val="hi_IN" w:bidi="hi_IN"/>
+        </w:rPr>
         <w:t>"क्योंकि"</w:t>
       </w:r>
     </w:p>
@@ -10031,6 +11686,21 @@
           <w:b/>
           <w:lang w:val="hi_IN" w:bidi="hi_IN"/>
         </w:rPr>
+        <w:t>ἐπεφάνη &amp; ἡ χάρις τοῦ Θεοῦ</w:t>
+      </w:r>
+    </w:p>
+    <w:p>
+      <w:pPr/>
+      <w:r>
+        <w:rPr>
+          <w:lang w:val="hi_IN" w:bidi="hi_IN"/>
+        </w:rPr>
+      </w:r>
+      <w:r>
+        <w:rPr>
+          <w:b/>
+          <w:lang w:val="hi_IN" w:bidi="hi_IN"/>
+        </w:rPr>
         <w:t>"परमेश्वर का अनुग्रह प्रगट है"</w:t>
       </w:r>
     </w:p>
@@ -10114,6 +11784,21 @@
           <w:b/>
           <w:lang w:val="hi_IN" w:bidi="hi_IN"/>
         </w:rPr>
+        <w:t>ἐπεφάνη γὰρ ἡ χάρις τοῦ Θεοῦ σωτήριος πᾶσιν ἀνθρώποις</w:t>
+      </w:r>
+    </w:p>
+    <w:p>
+      <w:pPr/>
+      <w:r>
+        <w:rPr>
+          <w:lang w:val="hi_IN" w:bidi="hi_IN"/>
+        </w:rPr>
+      </w:r>
+      <w:r>
+        <w:rPr>
+          <w:b/>
+          <w:lang w:val="hi_IN" w:bidi="hi_IN"/>
+        </w:rPr>
         <w:t>"क्योंकि परमेश्वर का अनुग्रह प्रगट है, जो सब मनुष्यों में उद्धार लाने में सक्षम है"</w:t>
       </w:r>
     </w:p>
@@ -10218,6 +11903,21 @@
           <w:b/>
           <w:lang w:val="hi_IN" w:bidi="hi_IN"/>
         </w:rPr>
+        <w:t>σωτήριος πᾶσιν ἀνθρώποις</w:t>
+      </w:r>
+    </w:p>
+    <w:p>
+      <w:pPr/>
+      <w:r>
+        <w:rPr>
+          <w:lang w:val="hi_IN" w:bidi="hi_IN"/>
+        </w:rPr>
+      </w:r>
+      <w:r>
+        <w:rPr>
+          <w:b/>
+          <w:lang w:val="hi_IN" w:bidi="hi_IN"/>
+        </w:rPr>
         <w:t>"सब मनुष्यों में उद्धार लाने में सक्षम है"</w:t>
       </w:r>
     </w:p>
@@ -10335,6 +12035,21 @@
           <w:b/>
           <w:lang w:val="hi_IN" w:bidi="hi_IN"/>
         </w:rPr>
+        <w:t>πᾶσιν ἀνθρώποις</w:t>
+      </w:r>
+    </w:p>
+    <w:p>
+      <w:pPr/>
+      <w:r>
+        <w:rPr>
+          <w:lang w:val="hi_IN" w:bidi="hi_IN"/>
+        </w:rPr>
+      </w:r>
+      <w:r>
+        <w:rPr>
+          <w:b/>
+          <w:lang w:val="hi_IN" w:bidi="hi_IN"/>
+        </w:rPr>
         <w:t>"सब मनुष्यों (पुरुषों) में"</w:t>
       </w:r>
     </w:p>
@@ -10447,6 +12162,21 @@
           <w:b/>
           <w:lang w:val="hi_IN" w:bidi="hi_IN"/>
         </w:rPr>
+        <w:t>παιδεύουσα ἡμᾶς</w:t>
+      </w:r>
+    </w:p>
+    <w:p>
+      <w:pPr/>
+      <w:r>
+        <w:rPr>
+          <w:lang w:val="hi_IN" w:bidi="hi_IN"/>
+        </w:rPr>
+      </w:r>
+      <w:r>
+        <w:rPr>
+          <w:b/>
+          <w:lang w:val="hi_IN" w:bidi="hi_IN"/>
+        </w:rPr>
         <w:t>"और हमें चिताता है"</w:t>
       </w:r>
     </w:p>
@@ -10530,6 +12260,21 @@
           <w:b/>
           <w:lang w:val="hi_IN" w:bidi="hi_IN"/>
         </w:rPr>
+        <w:t>ἡμᾶς</w:t>
+      </w:r>
+    </w:p>
+    <w:p>
+      <w:pPr/>
+      <w:r>
+        <w:rPr>
+          <w:lang w:val="hi_IN" w:bidi="hi_IN"/>
+        </w:rPr>
+      </w:r>
+      <w:r>
+        <w:rPr>
+          <w:b/>
+          <w:lang w:val="hi_IN" w:bidi="hi_IN"/>
+        </w:rPr>
         <w:t>"हमें"</w:t>
       </w:r>
     </w:p>
@@ -10613,6 +12358,21 @@
           <w:b/>
           <w:lang w:val="hi_IN" w:bidi="hi_IN"/>
         </w:rPr>
+        <w:t>τὴν ἀσέβειαν</w:t>
+      </w:r>
+    </w:p>
+    <w:p>
+      <w:pPr/>
+      <w:r>
+        <w:rPr>
+          <w:lang w:val="hi_IN" w:bidi="hi_IN"/>
+        </w:rPr>
+      </w:r>
+      <w:r>
+        <w:rPr>
+          <w:b/>
+          <w:lang w:val="hi_IN" w:bidi="hi_IN"/>
+        </w:rPr>
         <w:t>"हम अभक्ति"</w:t>
       </w:r>
     </w:p>
@@ -10678,6 +12438,21 @@
           <w:b/>
           <w:lang w:val="hi_IN" w:bidi="hi_IN"/>
         </w:rPr>
+        <w:t>τὰς κοσμικὰς ἐπιθυμίας</w:t>
+      </w:r>
+    </w:p>
+    <w:p>
+      <w:pPr/>
+      <w:r>
+        <w:rPr>
+          <w:lang w:val="hi_IN" w:bidi="hi_IN"/>
+        </w:rPr>
+      </w:r>
+      <w:r>
+        <w:rPr>
+          <w:b/>
+          <w:lang w:val="hi_IN" w:bidi="hi_IN"/>
+        </w:rPr>
         <w:t>"सांसारिक अभिलाषाओं"</w:t>
       </w:r>
     </w:p>
@@ -10757,6 +12532,21 @@
           <w:b/>
           <w:lang w:val="hi_IN" w:bidi="hi_IN"/>
         </w:rPr>
+        <w:t>ἀσέβειαν &amp; εὐσεβῶς</w:t>
+      </w:r>
+    </w:p>
+    <w:p>
+      <w:pPr/>
+      <w:r>
+        <w:rPr>
+          <w:lang w:val="hi_IN" w:bidi="hi_IN"/>
+        </w:rPr>
+      </w:r>
+      <w:r>
+        <w:rPr>
+          <w:b/>
+          <w:lang w:val="hi_IN" w:bidi="hi_IN"/>
+        </w:rPr>
         <w:t>"हम अभक्ति"</w:t>
       </w:r>
       <w:r>
@@ -10846,6 +12636,21 @@
           <w:b/>
           <w:lang w:val="hi_IN" w:bidi="hi_IN"/>
         </w:rPr>
+        <w:t>ἐν τῷ νῦν αἰῶνι</w:t>
+      </w:r>
+    </w:p>
+    <w:p>
+      <w:pPr/>
+      <w:r>
+        <w:rPr>
+          <w:lang w:val="hi_IN" w:bidi="hi_IN"/>
+        </w:rPr>
+      </w:r>
+      <w:r>
+        <w:rPr>
+          <w:b/>
+          <w:lang w:val="hi_IN" w:bidi="hi_IN"/>
+        </w:rPr>
         <w:t>"इस युग में"</w:t>
       </w:r>
     </w:p>
@@ -10925,6 +12730,21 @@
           <w:b/>
           <w:lang w:val="hi_IN" w:bidi="hi_IN"/>
         </w:rPr>
+        <w:t>προσδεχόμενοι</w:t>
+      </w:r>
+    </w:p>
+    <w:p>
+      <w:pPr/>
+      <w:r>
+        <w:rPr>
+          <w:lang w:val="hi_IN" w:bidi="hi_IN"/>
+        </w:rPr>
+      </w:r>
+      <w:r>
+        <w:rPr>
+          <w:b/>
+          <w:lang w:val="hi_IN" w:bidi="hi_IN"/>
+        </w:rPr>
         <w:t>"प्रतीक्षा करते रहें"</w:t>
       </w:r>
     </w:p>
@@ -10990,6 +12810,21 @@
           <w:b/>
           <w:lang w:val="hi_IN" w:bidi="hi_IN"/>
         </w:rPr>
+        <w:t>τὴν μακαρίαν ἐλπίδα, καὶ ἐπιφάνειαν τῆς δόξης</w:t>
+      </w:r>
+    </w:p>
+    <w:p>
+      <w:pPr/>
+      <w:r>
+        <w:rPr>
+          <w:lang w:val="hi_IN" w:bidi="hi_IN"/>
+        </w:rPr>
+      </w:r>
+      <w:r>
+        <w:rPr>
+          <w:b/>
+          <w:lang w:val="hi_IN" w:bidi="hi_IN"/>
+        </w:rPr>
         <w:t>"और उस धन्य आशा की"</w:t>
       </w:r>
     </w:p>
@@ -11073,6 +12908,21 @@
           <w:b/>
           <w:lang w:val="hi_IN" w:bidi="hi_IN"/>
         </w:rPr>
+        <w:t>τὴν μακαρίαν ἐλπίδα, καὶ ἐπιφάνειαν τῆς δόξης</w:t>
+      </w:r>
+    </w:p>
+    <w:p>
+      <w:pPr/>
+      <w:r>
+        <w:rPr>
+          <w:lang w:val="hi_IN" w:bidi="hi_IN"/>
+        </w:rPr>
+      </w:r>
+      <w:r>
+        <w:rPr>
+          <w:b/>
+          <w:lang w:val="hi_IN" w:bidi="hi_IN"/>
+        </w:rPr>
         <w:t>"उस धन्य आशा ... और ... महिमा के प्रगट होने"</w:t>
       </w:r>
     </w:p>
@@ -11206,6 +13056,21 @@
           <w:b/>
           <w:lang w:val="hi_IN" w:bidi="hi_IN"/>
         </w:rPr>
+        <w:t>τὴν μακαρίαν ἐλπίδα, καὶ ἐπιφάνειαν τῆς δόξης τοῦ μεγάλου Θεοῦ καὶ Σωτῆρος ἡμῶν, Ἰησοῦ Χριστοῦ</w:t>
+      </w:r>
+    </w:p>
+    <w:p>
+      <w:pPr/>
+      <w:r>
+        <w:rPr>
+          <w:lang w:val="hi_IN" w:bidi="hi_IN"/>
+        </w:rPr>
+      </w:r>
+      <w:r>
+        <w:rPr>
+          <w:b/>
+          <w:lang w:val="hi_IN" w:bidi="hi_IN"/>
+        </w:rPr>
         <w:t>"अर्थात् अपने महान परमेश्वर और उद्धारकर्ता यीशु मसीह की महिमा के प्रगट होने की"</w:t>
       </w:r>
     </w:p>
@@ -11289,6 +13154,21 @@
           <w:b/>
           <w:lang w:val="hi_IN" w:bidi="hi_IN"/>
         </w:rPr>
+        <w:t>τοῦ μεγάλου Θεοῦ καὶ Σωτῆρος ἡμῶν, Ἰησοῦ Χριστοῦ</w:t>
+      </w:r>
+    </w:p>
+    <w:p>
+      <w:pPr/>
+      <w:r>
+        <w:rPr>
+          <w:lang w:val="hi_IN" w:bidi="hi_IN"/>
+        </w:rPr>
+      </w:r>
+      <w:r>
+        <w:rPr>
+          <w:b/>
+          <w:lang w:val="hi_IN" w:bidi="hi_IN"/>
+        </w:rPr>
         <w:t>"अपने महान परमेश्वर और उद्धारकर्ता यीशु मसीह"</w:t>
       </w:r>
     </w:p>
@@ -11398,6 +13278,21 @@
           <w:b/>
           <w:lang w:val="hi_IN" w:bidi="hi_IN"/>
         </w:rPr>
+        <w:t>ὃς ἔδωκεν ἑαυτὸν ὑπὲρ ἡμῶν</w:t>
+      </w:r>
+    </w:p>
+    <w:p>
+      <w:pPr/>
+      <w:r>
+        <w:rPr>
+          <w:lang w:val="hi_IN" w:bidi="hi_IN"/>
+        </w:rPr>
+      </w:r>
+      <w:r>
+        <w:rPr>
+          <w:b/>
+          <w:lang w:val="hi_IN" w:bidi="hi_IN"/>
+        </w:rPr>
         <w:t>"अपने आप को हमारे लिये दे दिया"</w:t>
       </w:r>
     </w:p>
@@ -11481,6 +13376,21 @@
           <w:b/>
           <w:lang w:val="hi_IN" w:bidi="hi_IN"/>
         </w:rPr>
+        <w:t>ἡμῶν</w:t>
+      </w:r>
+    </w:p>
+    <w:p>
+      <w:pPr/>
+      <w:r>
+        <w:rPr>
+          <w:lang w:val="hi_IN" w:bidi="hi_IN"/>
+        </w:rPr>
+      </w:r>
+      <w:r>
+        <w:rPr>
+          <w:b/>
+          <w:lang w:val="hi_IN" w:bidi="hi_IN"/>
+        </w:rPr>
         <w:t>"हमारे लिये"</w:t>
       </w:r>
     </w:p>
@@ -11558,6 +13468,21 @@
           <w:b/>
           <w:lang w:val="hi_IN" w:bidi="hi_IN"/>
         </w:rPr>
+        <w:t>λυτρώσηται ἡμᾶς ἀπὸ πάσης ἀνομίας</w:t>
+      </w:r>
+    </w:p>
+    <w:p>
+      <w:pPr/>
+      <w:r>
+        <w:rPr>
+          <w:lang w:val="hi_IN" w:bidi="hi_IN"/>
+        </w:rPr>
+      </w:r>
+      <w:r>
+        <w:rPr>
+          <w:b/>
+          <w:lang w:val="hi_IN" w:bidi="hi_IN"/>
+        </w:rPr>
         <w:t>"हमें हर प्रकार के अधर्म से छुड़ा ले"</w:t>
       </w:r>
     </w:p>
@@ -11641,6 +13566,21 @@
           <w:b/>
           <w:lang w:val="hi_IN" w:bidi="hi_IN"/>
         </w:rPr>
+        <w:t>ἡμᾶς</w:t>
+      </w:r>
+    </w:p>
+    <w:p>
+      <w:pPr/>
+      <w:r>
+        <w:rPr>
+          <w:lang w:val="hi_IN" w:bidi="hi_IN"/>
+        </w:rPr>
+      </w:r>
+      <w:r>
+        <w:rPr>
+          <w:b/>
+          <w:lang w:val="hi_IN" w:bidi="hi_IN"/>
+        </w:rPr>
         <w:t>"हमें"</w:t>
       </w:r>
     </w:p>
@@ -11718,6 +13658,21 @@
           <w:b/>
           <w:lang w:val="hi_IN" w:bidi="hi_IN"/>
         </w:rPr>
+        <w:t>λαὸν περιούσιον</w:t>
+      </w:r>
+    </w:p>
+    <w:p>
+      <w:pPr/>
+      <w:r>
+        <w:rPr>
+          <w:lang w:val="hi_IN" w:bidi="hi_IN"/>
+        </w:rPr>
+      </w:r>
+      <w:r>
+        <w:rPr>
+          <w:b/>
+          <w:lang w:val="hi_IN" w:bidi="hi_IN"/>
+        </w:rPr>
         <w:t>"एक ऐसी जाति"</w:t>
       </w:r>
     </w:p>
@@ -11783,6 +13738,21 @@
           <w:b/>
           <w:lang w:val="hi_IN" w:bidi="hi_IN"/>
         </w:rPr>
+        <w:t>ζηλωτὴν καλῶν ἔργων</w:t>
+      </w:r>
+    </w:p>
+    <w:p>
+      <w:pPr/>
+      <w:r>
+        <w:rPr>
+          <w:lang w:val="hi_IN" w:bidi="hi_IN"/>
+        </w:rPr>
+      </w:r>
+      <w:r>
+        <w:rPr>
+          <w:b/>
+          <w:lang w:val="hi_IN" w:bidi="hi_IN"/>
+        </w:rPr>
         <w:t>"सरगर्म हो"</w:t>
       </w:r>
     </w:p>
@@ -11848,6 +13818,21 @@
           <w:b/>
           <w:lang w:val="hi_IN" w:bidi="hi_IN"/>
         </w:rPr>
+        <w:t>ταῦτα</w:t>
+      </w:r>
+    </w:p>
+    <w:p>
+      <w:pPr/>
+      <w:r>
+        <w:rPr>
+          <w:lang w:val="hi_IN" w:bidi="hi_IN"/>
+        </w:rPr>
+      </w:r>
+      <w:r>
+        <w:rPr>
+          <w:b/>
+          <w:lang w:val="hi_IN" w:bidi="hi_IN"/>
+        </w:rPr>
         <w:t>"ये बातें"</w:t>
       </w:r>
     </w:p>
@@ -11952,6 +13937,21 @@
           <w:b/>
           <w:lang w:val="hi_IN" w:bidi="hi_IN"/>
         </w:rPr>
+        <w:t>παρακάλει</w:t>
+      </w:r>
+    </w:p>
+    <w:p>
+      <w:pPr/>
+      <w:r>
+        <w:rPr>
+          <w:lang w:val="hi_IN" w:bidi="hi_IN"/>
+        </w:rPr>
+      </w:r>
+      <w:r>
+        <w:rPr>
+          <w:b/>
+          <w:lang w:val="hi_IN" w:bidi="hi_IN"/>
+        </w:rPr>
         <w:t>"समझा"</w:t>
       </w:r>
     </w:p>
@@ -12017,6 +14017,21 @@
           <w:b/>
           <w:lang w:val="hi_IN" w:bidi="hi_IN"/>
         </w:rPr>
+        <w:t>ἔλεγχε, μετὰ πάσης ἐπιταγῆς</w:t>
+      </w:r>
+    </w:p>
+    <w:p>
+      <w:pPr/>
+      <w:r>
+        <w:rPr>
+          <w:lang w:val="hi_IN" w:bidi="hi_IN"/>
+        </w:rPr>
+      </w:r>
+      <w:r>
+        <w:rPr>
+          <w:b/>
+          <w:lang w:val="hi_IN" w:bidi="hi_IN"/>
+        </w:rPr>
         <w:t>"पूरे अधिकार के साथ"</w:t>
       </w:r>
       <w:r>
@@ -12113,6 +14128,21 @@
           <w:b/>
           <w:lang w:val="hi_IN" w:bidi="hi_IN"/>
         </w:rPr>
+        <w:t>μετὰ πάσης ἐπιταγῆς</w:t>
+      </w:r>
+    </w:p>
+    <w:p>
+      <w:pPr/>
+      <w:r>
+        <w:rPr>
+          <w:lang w:val="hi_IN" w:bidi="hi_IN"/>
+        </w:rPr>
+      </w:r>
+      <w:r>
+        <w:rPr>
+          <w:b/>
+          <w:lang w:val="hi_IN" w:bidi="hi_IN"/>
+        </w:rPr>
         <w:t>"पूरे अधिकार के साथ"</w:t>
       </w:r>
     </w:p>
@@ -12209,6 +14239,21 @@
           <w:b/>
           <w:lang w:val="hi_IN" w:bidi="hi_IN"/>
         </w:rPr>
+        <w:t>μηδείς σου περιφρονείτω</w:t>
+      </w:r>
+    </w:p>
+    <w:p>
+      <w:pPr/>
+      <w:r>
+        <w:rPr>
+          <w:lang w:val="hi_IN" w:bidi="hi_IN"/>
+        </w:rPr>
+      </w:r>
+      <w:r>
+        <w:rPr>
+          <w:b/>
+          <w:lang w:val="hi_IN" w:bidi="hi_IN"/>
+        </w:rPr>
         <w:t>"कोई तुझे तुच्छ न जानने पाए"</w:t>
       </w:r>
     </w:p>
@@ -12273,6 +14318,21 @@
           <w:b/>
           <w:lang w:val="hi_IN" w:bidi="hi_IN"/>
         </w:rPr>
+        <w:t>μηδείς σου περιφρονείτω</w:t>
+      </w:r>
+    </w:p>
+    <w:p>
+      <w:pPr/>
+      <w:r>
+        <w:rPr>
+          <w:lang w:val="hi_IN" w:bidi="hi_IN"/>
+        </w:rPr>
+      </w:r>
+      <w:r>
+        <w:rPr>
+          <w:b/>
+          <w:lang w:val="hi_IN" w:bidi="hi_IN"/>
+        </w:rPr>
         <w:t>"कोई तुझे तुच्छ न जानने पाए"</w:t>
       </w:r>
     </w:p>
@@ -12356,6 +14416,21 @@
           <w:b/>
           <w:lang w:val="hi_IN" w:bidi="hi_IN"/>
         </w:rPr>
+        <w:t>μηδείς σου περιφρονείτω</w:t>
+      </w:r>
+    </w:p>
+    <w:p>
+      <w:pPr/>
+      <w:r>
+        <w:rPr>
+          <w:lang w:val="hi_IN" w:bidi="hi_IN"/>
+        </w:rPr>
+      </w:r>
+      <w:r>
+        <w:rPr>
+          <w:b/>
+          <w:lang w:val="hi_IN" w:bidi="hi_IN"/>
+        </w:rPr>
         <w:t>"तुझे तुच्छ"</w:t>
       </w:r>
       <w:r>
@@ -12603,6 +14678,21 @@
           <w:b/>
           <w:lang w:val="hi_IN" w:bidi="hi_IN"/>
         </w:rPr>
+        <w:t>ὑπομίμνῃσκε αὐτοὺς &amp; ὑποτάσσεσθαι</w:t>
+      </w:r>
+    </w:p>
+    <w:p>
+      <w:pPr/>
+      <w:r>
+        <w:rPr>
+          <w:lang w:val="hi_IN" w:bidi="hi_IN"/>
+        </w:rPr>
+      </w:r>
+      <w:r>
+        <w:rPr>
+          <w:b/>
+          <w:lang w:val="hi_IN" w:bidi="hi_IN"/>
+        </w:rPr>
         <w:t>"लोगों को सुधि दिला, कि"</w:t>
       </w:r>
       <w:r>
@@ -12695,6 +14785,21 @@
           <w:b/>
           <w:lang w:val="hi_IN" w:bidi="hi_IN"/>
         </w:rPr>
+        <w:t>ἀρχαῖς, ἐξουσίαις, ὑποτάσσεσθαι, πειθαρχεῖν</w:t>
+      </w:r>
+    </w:p>
+    <w:p>
+      <w:pPr/>
+      <w:r>
+        <w:rPr>
+          <w:lang w:val="hi_IN" w:bidi="hi_IN"/>
+        </w:rPr>
+      </w:r>
+      <w:r>
+        <w:rPr>
+          <w:b/>
+          <w:lang w:val="hi_IN" w:bidi="hi_IN"/>
+        </w:rPr>
         <w:t>"हाकिमों अधिकारियों के अधीन रहें, उनकी आज्ञा मानें"</w:t>
       </w:r>
     </w:p>
@@ -12760,6 +14865,21 @@
           <w:b/>
           <w:lang w:val="hi_IN" w:bidi="hi_IN"/>
         </w:rPr>
+        <w:t>ἀρχαῖς, ἐξουσίαις</w:t>
+      </w:r>
+    </w:p>
+    <w:p>
+      <w:pPr/>
+      <w:r>
+        <w:rPr>
+          <w:lang w:val="hi_IN" w:bidi="hi_IN"/>
+        </w:rPr>
+      </w:r>
+      <w:r>
+        <w:rPr>
+          <w:b/>
+          <w:lang w:val="hi_IN" w:bidi="hi_IN"/>
+        </w:rPr>
         <w:t>"हाकिमों अधिकारियों"</w:t>
       </w:r>
     </w:p>
@@ -12843,6 +14963,21 @@
           <w:b/>
           <w:lang w:val="hi_IN" w:bidi="hi_IN"/>
         </w:rPr>
+        <w:t>πρὸς πᾶν ἔργον ἀγαθὸν ἑτοίμους εἶναι</w:t>
+      </w:r>
+    </w:p>
+    <w:p>
+      <w:pPr/>
+      <w:r>
+        <w:rPr>
+          <w:lang w:val="hi_IN" w:bidi="hi_IN"/>
+        </w:rPr>
+      </w:r>
+      <w:r>
+        <w:rPr>
+          <w:b/>
+          <w:lang w:val="hi_IN" w:bidi="hi_IN"/>
+        </w:rPr>
         <w:t>"और हर एक अच्छे काम के लिये तैयार रहे"</w:t>
       </w:r>
     </w:p>
@@ -12908,6 +15043,21 @@
           <w:b/>
           <w:lang w:val="hi_IN" w:bidi="hi_IN"/>
         </w:rPr>
+        <w:t>βλασφημεῖν</w:t>
+      </w:r>
+    </w:p>
+    <w:p>
+      <w:pPr/>
+      <w:r>
+        <w:rPr>
+          <w:lang w:val="hi_IN" w:bidi="hi_IN"/>
+        </w:rPr>
+      </w:r>
+      <w:r>
+        <w:rPr>
+          <w:b/>
+          <w:lang w:val="hi_IN" w:bidi="hi_IN"/>
+        </w:rPr>
         <w:t>"बदनाम"</w:t>
       </w:r>
       <w:r>
@@ -12986,6 +15136,21 @@
           <w:b/>
           <w:lang w:val="hi_IN" w:bidi="hi_IN"/>
         </w:rPr>
+        <w:t>ἀμάχους εἶναι</w:t>
+      </w:r>
+    </w:p>
+    <w:p>
+      <w:pPr/>
+      <w:r>
+        <w:rPr>
+          <w:lang w:val="hi_IN" w:bidi="hi_IN"/>
+        </w:rPr>
+      </w:r>
+      <w:r>
+        <w:rPr>
+          <w:b/>
+          <w:lang w:val="hi_IN" w:bidi="hi_IN"/>
+        </w:rPr>
         <w:t>"झगड़ालू न (असन्तोषपूर्ण) हों"</w:t>
       </w:r>
     </w:p>
@@ -13095,6 +15260,21 @@
           <w:b/>
           <w:lang w:val="hi_IN" w:bidi="hi_IN"/>
         </w:rPr>
+        <w:t>πᾶσαν ἐνδεικνυμένους πραΰτητα</w:t>
+      </w:r>
+    </w:p>
+    <w:p>
+      <w:pPr/>
+      <w:r>
+        <w:rPr>
+          <w:lang w:val="hi_IN" w:bidi="hi_IN"/>
+        </w:rPr>
+      </w:r>
+      <w:r>
+        <w:rPr>
+          <w:b/>
+          <w:lang w:val="hi_IN" w:bidi="hi_IN"/>
+        </w:rPr>
         <w:t>"बड़ी नम्रता के साथ रहें"</w:t>
       </w:r>
     </w:p>
@@ -13199,6 +15379,21 @@
           <w:b/>
           <w:lang w:val="hi_IN" w:bidi="hi_IN"/>
         </w:rPr>
+        <w:t>πρὸς πάντας ἀνθρώπους</w:t>
+      </w:r>
+    </w:p>
+    <w:p>
+      <w:pPr/>
+      <w:r>
+        <w:rPr>
+          <w:lang w:val="hi_IN" w:bidi="hi_IN"/>
+        </w:rPr>
+      </w:r>
+      <w:r>
+        <w:rPr>
+          <w:b/>
+          <w:lang w:val="hi_IN" w:bidi="hi_IN"/>
+        </w:rPr>
         <w:t>"सब मनुष्यों (पुरुषों) के साथ"</w:t>
       </w:r>
     </w:p>
@@ -13303,6 +15498,21 @@
           <w:b/>
           <w:lang w:val="hi_IN" w:bidi="hi_IN"/>
         </w:rPr>
+        <w:t>ἦμεν γάρ ποτε καὶ ἡμεῖς</w:t>
+      </w:r>
+    </w:p>
+    <w:p>
+      <w:pPr/>
+      <w:r>
+        <w:rPr>
+          <w:lang w:val="hi_IN" w:bidi="hi_IN"/>
+        </w:rPr>
+      </w:r>
+      <w:r>
+        <w:rPr>
+          <w:b/>
+          <w:lang w:val="hi_IN" w:bidi="hi_IN"/>
+        </w:rPr>
         <w:t>"क्योंकि हम भी पहले,"</w:t>
       </w:r>
       <w:r>
@@ -13381,6 +15591,21 @@
           <w:b/>
           <w:lang w:val="hi_IN" w:bidi="hi_IN"/>
         </w:rPr>
+        <w:t>ποτε</w:t>
+      </w:r>
+    </w:p>
+    <w:p>
+      <w:pPr/>
+      <w:r>
+        <w:rPr>
+          <w:lang w:val="hi_IN" w:bidi="hi_IN"/>
+        </w:rPr>
+      </w:r>
+      <w:r>
+        <w:rPr>
+          <w:b/>
+          <w:lang w:val="hi_IN" w:bidi="hi_IN"/>
+        </w:rPr>
         <w:t>"पहले"</w:t>
       </w:r>
     </w:p>
@@ -13469,6 +15694,21 @@
           <w:lang w:val="hi_IN" w:bidi="hi_IN"/>
         </w:rPr>
       </w:r>
+      <w:r>
+        <w:rPr>
+          <w:b/>
+          <w:lang w:val="hi_IN" w:bidi="hi_IN"/>
+        </w:rPr>
+        <w:t>ἡμεῖς</w:t>
+      </w:r>
+    </w:p>
+    <w:p>
+      <w:pPr/>
+      <w:r>
+        <w:rPr>
+          <w:lang w:val="hi_IN" w:bidi="hi_IN"/>
+        </w:rPr>
+      </w:r>
     </w:p>
     <w:p>
       <w:pPr/>
@@ -13553,6 +15793,21 @@
           <w:lang w:val="hi_IN" w:bidi="hi_IN"/>
         </w:rPr>
       </w:r>
+      <w:r>
+        <w:rPr>
+          <w:b/>
+          <w:lang w:val="hi_IN" w:bidi="hi_IN"/>
+        </w:rPr>
+        <w:t>ἦμεν &amp; ἀνόητοι</w:t>
+      </w:r>
+    </w:p>
+    <w:p>
+      <w:pPr/>
+      <w:r>
+        <w:rPr>
+          <w:lang w:val="hi_IN" w:bidi="hi_IN"/>
+        </w:rPr>
+      </w:r>
     </w:p>
     <w:p>
       <w:pPr/>
@@ -13630,6 +15885,21 @@
           <w:b/>
           <w:lang w:val="hi_IN" w:bidi="hi_IN"/>
         </w:rPr>
+        <w:t>πλανώμενοι, δουλεύοντες ἐπιθυμίαις καὶ ἡδοναῖς ποικίλαις</w:t>
+      </w:r>
+    </w:p>
+    <w:p>
+      <w:pPr/>
+      <w:r>
+        <w:rPr>
+          <w:lang w:val="hi_IN" w:bidi="hi_IN"/>
+        </w:rPr>
+      </w:r>
+      <w:r>
+        <w:rPr>
+          <w:b/>
+          <w:lang w:val="hi_IN" w:bidi="hi_IN"/>
+        </w:rPr>
         <w:t>"हम"</w:t>
       </w:r>
     </w:p>
@@ -13713,6 +15983,21 @@
           <w:b/>
           <w:lang w:val="hi_IN" w:bidi="hi_IN"/>
         </w:rPr>
+        <w:t>πλανώμενοι, δουλεύοντες ἐπιθυμίαις καὶ ἡδοναῖς ποικίλαις</w:t>
+      </w:r>
+    </w:p>
+    <w:p>
+      <w:pPr/>
+      <w:r>
+        <w:rPr>
+          <w:lang w:val="hi_IN" w:bidi="hi_IN"/>
+        </w:rPr>
+      </w:r>
+      <w:r>
+        <w:rPr>
+          <w:b/>
+          <w:lang w:val="hi_IN" w:bidi="hi_IN"/>
+        </w:rPr>
         <w:t>"और भ्रम में पड़े"</w:t>
       </w:r>
       <w:r>
@@ -13809,6 +16094,21 @@
           <w:b/>
           <w:lang w:val="hi_IN" w:bidi="hi_IN"/>
         </w:rPr>
+        <w:t>ἐπιθυμίαις καὶ ἡδοναῖς ποικίλαις</w:t>
+      </w:r>
+    </w:p>
+    <w:p>
+      <w:pPr/>
+      <w:r>
+        <w:rPr>
+          <w:lang w:val="hi_IN" w:bidi="hi_IN"/>
+        </w:rPr>
+      </w:r>
+      <w:r>
+        <w:rPr>
+          <w:b/>
+          <w:lang w:val="hi_IN" w:bidi="hi_IN"/>
+        </w:rPr>
         <w:t>"अभिलाषाओं"</w:t>
       </w:r>
     </w:p>
@@ -13887,6 +16187,21 @@
           <w:b/>
           <w:lang w:val="hi_IN" w:bidi="hi_IN"/>
         </w:rPr>
+        <w:t>ἐν κακίᾳ καὶ φθόνῳ διάγοντες</w:t>
+      </w:r>
+    </w:p>
+    <w:p>
+      <w:pPr/>
+      <w:r>
+        <w:rPr>
+          <w:lang w:val="hi_IN" w:bidi="hi_IN"/>
+        </w:rPr>
+      </w:r>
+      <w:r>
+        <w:rPr>
+          <w:b/>
+          <w:lang w:val="hi_IN" w:bidi="hi_IN"/>
+        </w:rPr>
         <w:t>"बैर-भाव, और डाह करने में जीवन निर्वाह करते थे,"</w:t>
       </w:r>
       <w:r>
@@ -14035,6 +16350,21 @@
           <w:b/>
           <w:lang w:val="hi_IN" w:bidi="hi_IN"/>
         </w:rPr>
+        <w:t>στυγητοί</w:t>
+      </w:r>
+    </w:p>
+    <w:p>
+      <w:pPr/>
+      <w:r>
+        <w:rPr>
+          <w:lang w:val="hi_IN" w:bidi="hi_IN"/>
+        </w:rPr>
+      </w:r>
+      <w:r>
+        <w:rPr>
+          <w:b/>
+          <w:lang w:val="hi_IN" w:bidi="hi_IN"/>
+        </w:rPr>
         <w:t>"और घृणित थे"</w:t>
       </w:r>
     </w:p>
@@ -14099,6 +16429,21 @@
           <w:b/>
           <w:lang w:val="hi_IN" w:bidi="hi_IN"/>
         </w:rPr>
+        <w:t>δὲ</w:t>
+      </w:r>
+    </w:p>
+    <w:p>
+      <w:pPr/>
+      <w:r>
+        <w:rPr>
+          <w:lang w:val="hi_IN" w:bidi="hi_IN"/>
+        </w:rPr>
+      </w:r>
+      <w:r>
+        <w:rPr>
+          <w:b/>
+          <w:lang w:val="hi_IN" w:bidi="hi_IN"/>
+        </w:rPr>
         <w:t>"पर"</w:t>
       </w:r>
     </w:p>
@@ -14182,6 +16527,21 @@
           <w:b/>
           <w:lang w:val="hi_IN" w:bidi="hi_IN"/>
         </w:rPr>
+        <w:t>ὅτε &amp; ἡ χρηστότης καὶ ἡ φιλανθρωπία ἐπεφάνη τοῦ Σωτῆρος ἡμῶν, Θεοῦ</w:t>
+      </w:r>
+    </w:p>
+    <w:p>
+      <w:pPr/>
+      <w:r>
+        <w:rPr>
+          <w:lang w:val="hi_IN" w:bidi="hi_IN"/>
+        </w:rPr>
+      </w:r>
+      <w:r>
+        <w:rPr>
+          <w:b/>
+          <w:lang w:val="hi_IN" w:bidi="hi_IN"/>
+        </w:rPr>
         <w:t>"जब हमारे उद्धारकर्ता परमेश्वर की भलाई, और मनुष्यों पर उसका प्रेम प्रकट हुआ"</w:t>
       </w:r>
     </w:p>
@@ -14265,6 +16625,21 @@
           <w:b/>
           <w:lang w:val="hi_IN" w:bidi="hi_IN"/>
         </w:rPr>
+        <w:t>ὅτε &amp; ἡ χρηστότης καὶ ἡ φιλανθρωπία ἐπεφάνη τοῦ Σωτῆρος ἡμῶν, Θεοῦ</w:t>
+      </w:r>
+    </w:p>
+    <w:p>
+      <w:pPr/>
+      <w:r>
+        <w:rPr>
+          <w:lang w:val="hi_IN" w:bidi="hi_IN"/>
+        </w:rPr>
+      </w:r>
+      <w:r>
+        <w:rPr>
+          <w:b/>
+          <w:lang w:val="hi_IN" w:bidi="hi_IN"/>
+        </w:rPr>
         <w:t>"जब हमारे उद्धारकर्ता परमेश्वर की भलाई, और मनुष्यों पर उसका प्रेम प्रकट हुआ"</w:t>
       </w:r>
     </w:p>
@@ -14374,6 +16749,21 @@
           <w:b/>
           <w:lang w:val="hi_IN" w:bidi="hi_IN"/>
         </w:rPr>
+        <w:t>ἡμῶν</w:t>
+      </w:r>
+    </w:p>
+    <w:p>
+      <w:pPr/>
+      <w:r>
+        <w:rPr>
+          <w:lang w:val="hi_IN" w:bidi="hi_IN"/>
+        </w:rPr>
+      </w:r>
+      <w:r>
+        <w:rPr>
+          <w:b/>
+          <w:lang w:val="hi_IN" w:bidi="hi_IN"/>
+        </w:rPr>
         <w:t>"हमारे"</w:t>
       </w:r>
     </w:p>
@@ -14451,6 +16841,21 @@
           <w:b/>
           <w:lang w:val="hi_IN" w:bidi="hi_IN"/>
         </w:rPr>
+        <w:t>ἔργων τῶν ἐν δικαιοσύνῃ</w:t>
+      </w:r>
+    </w:p>
+    <w:p>
+      <w:pPr/>
+      <w:r>
+        <w:rPr>
+          <w:lang w:val="hi_IN" w:bidi="hi_IN"/>
+        </w:rPr>
+      </w:r>
+      <w:r>
+        <w:rPr>
+          <w:b/>
+          <w:lang w:val="hi_IN" w:bidi="hi_IN"/>
+        </w:rPr>
         <w:t>"धार्मिक (धार्मिकता के) कामों"</w:t>
       </w:r>
     </w:p>
@@ -14547,6 +16952,21 @@
           <w:b/>
           <w:lang w:val="hi_IN" w:bidi="hi_IN"/>
         </w:rPr>
+        <w:t>κατὰ τὸ αὐτοῦ ἔλεος</w:t>
+      </w:r>
+    </w:p>
+    <w:p>
+      <w:pPr/>
+      <w:r>
+        <w:rPr>
+          <w:lang w:val="hi_IN" w:bidi="hi_IN"/>
+        </w:rPr>
+      </w:r>
+      <w:r>
+        <w:rPr>
+          <w:b/>
+          <w:lang w:val="hi_IN" w:bidi="hi_IN"/>
+        </w:rPr>
         <w:t>"अपनी दया के अनुसार"</w:t>
       </w:r>
     </w:p>
@@ -14612,6 +17032,21 @@
           <w:b/>
           <w:lang w:val="hi_IN" w:bidi="hi_IN"/>
         </w:rPr>
+        <w:t>λουτροῦ παλινγενεσίας</w:t>
+      </w:r>
+    </w:p>
+    <w:p>
+      <w:pPr/>
+      <w:r>
+        <w:rPr>
+          <w:lang w:val="hi_IN" w:bidi="hi_IN"/>
+        </w:rPr>
+      </w:r>
+      <w:r>
+        <w:rPr>
+          <w:b/>
+          <w:lang w:val="hi_IN" w:bidi="hi_IN"/>
+        </w:rPr>
         <w:t>"जन्म के स्नान"</w:t>
       </w:r>
     </w:p>
@@ -14695,6 +17130,21 @@
           <w:b/>
           <w:lang w:val="hi_IN" w:bidi="hi_IN"/>
         </w:rPr>
+        <w:t>οὗ ἐξέχεεν ἐφ’ ἡμᾶς πλουσίως,</w:t>
+      </w:r>
+    </w:p>
+    <w:p>
+      <w:pPr/>
+      <w:r>
+        <w:rPr>
+          <w:lang w:val="hi_IN" w:bidi="hi_IN"/>
+        </w:rPr>
+      </w:r>
+      <w:r>
+        <w:rPr>
+          <w:b/>
+          <w:lang w:val="hi_IN" w:bidi="hi_IN"/>
+        </w:rPr>
         <w:t>"जिसे उसने"</w:t>
       </w:r>
       <w:r>
@@ -14791,6 +17241,21 @@
           <w:b/>
           <w:lang w:val="hi_IN" w:bidi="hi_IN"/>
         </w:rPr>
+        <w:t>ἡμᾶς</w:t>
+      </w:r>
+    </w:p>
+    <w:p>
+      <w:pPr/>
+      <w:r>
+        <w:rPr>
+          <w:lang w:val="hi_IN" w:bidi="hi_IN"/>
+        </w:rPr>
+      </w:r>
+      <w:r>
+        <w:rPr>
+          <w:b/>
+          <w:lang w:val="hi_IN" w:bidi="hi_IN"/>
+        </w:rPr>
         <w:t>"हम"</w:t>
       </w:r>
     </w:p>
@@ -14868,6 +17333,21 @@
           <w:b/>
           <w:lang w:val="hi_IN" w:bidi="hi_IN"/>
         </w:rPr>
+        <w:t>διὰ Ἰησοῦ Χριστοῦ, τοῦ Σωτῆρος ἡμῶν</w:t>
+      </w:r>
+    </w:p>
+    <w:p>
+      <w:pPr/>
+      <w:r>
+        <w:rPr>
+          <w:lang w:val="hi_IN" w:bidi="hi_IN"/>
+        </w:rPr>
+      </w:r>
+      <w:r>
+        <w:rPr>
+          <w:b/>
+          <w:lang w:val="hi_IN" w:bidi="hi_IN"/>
+        </w:rPr>
         <w:t>"हमारे उद्धारकर्ता यीशु मसीह के द्वारा"</w:t>
       </w:r>
     </w:p>
@@ -14933,6 +17413,21 @@
           <w:b/>
           <w:lang w:val="hi_IN" w:bidi="hi_IN"/>
         </w:rPr>
+        <w:t>ἡμῶν</w:t>
+      </w:r>
+    </w:p>
+    <w:p>
+      <w:pPr/>
+      <w:r>
+        <w:rPr>
+          <w:lang w:val="hi_IN" w:bidi="hi_IN"/>
+        </w:rPr>
+      </w:r>
+      <w:r>
+        <w:rPr>
+          <w:b/>
+          <w:lang w:val="hi_IN" w:bidi="hi_IN"/>
+        </w:rPr>
         <w:t>"हमारे"</w:t>
       </w:r>
     </w:p>
@@ -15010,6 +17505,21 @@
           <w:b/>
           <w:lang w:val="hi_IN" w:bidi="hi_IN"/>
         </w:rPr>
+        <w:t>ἵνα</w:t>
+      </w:r>
+    </w:p>
+    <w:p>
+      <w:pPr/>
+      <w:r>
+        <w:rPr>
+          <w:lang w:val="hi_IN" w:bidi="hi_IN"/>
+        </w:rPr>
+      </w:r>
+      <w:r>
+        <w:rPr>
+          <w:b/>
+          <w:lang w:val="hi_IN" w:bidi="hi_IN"/>
+        </w:rPr>
         <w:t>"जिससे"</w:t>
       </w:r>
     </w:p>
@@ -15127,6 +17637,21 @@
           <w:b/>
           <w:lang w:val="hi_IN" w:bidi="hi_IN"/>
         </w:rPr>
+        <w:t>δικαιωθέντες</w:t>
+      </w:r>
+    </w:p>
+    <w:p>
+      <w:pPr/>
+      <w:r>
+        <w:rPr>
+          <w:lang w:val="hi_IN" w:bidi="hi_IN"/>
+        </w:rPr>
+      </w:r>
+      <w:r>
+        <w:rPr>
+          <w:b/>
+          <w:lang w:val="hi_IN" w:bidi="hi_IN"/>
+        </w:rPr>
         <w:t>"धर्मी ठहरकर"</w:t>
       </w:r>
     </w:p>
@@ -15210,6 +17735,21 @@
           <w:b/>
           <w:lang w:val="hi_IN" w:bidi="hi_IN"/>
         </w:rPr>
+        <w:t>τῇ ἐκείνου χάριτι</w:t>
+      </w:r>
+    </w:p>
+    <w:p>
+      <w:pPr/>
+      <w:r>
+        <w:rPr>
+          <w:lang w:val="hi_IN" w:bidi="hi_IN"/>
+        </w:rPr>
+      </w:r>
+      <w:r>
+        <w:rPr>
+          <w:b/>
+          <w:lang w:val="hi_IN" w:bidi="hi_IN"/>
+        </w:rPr>
         <w:t>"उसके अनुग्रह से"</w:t>
       </w:r>
     </w:p>
@@ -15306,6 +17846,21 @@
           <w:b/>
           <w:lang w:val="hi_IN" w:bidi="hi_IN"/>
         </w:rPr>
+        <w:t>ἐκείνου</w:t>
+      </w:r>
+    </w:p>
+    <w:p>
+      <w:pPr/>
+      <w:r>
+        <w:rPr>
+          <w:lang w:val="hi_IN" w:bidi="hi_IN"/>
+        </w:rPr>
+      </w:r>
+      <w:r>
+        <w:rPr>
+          <w:b/>
+          <w:lang w:val="hi_IN" w:bidi="hi_IN"/>
+        </w:rPr>
         <w:t>"उसके"</w:t>
       </w:r>
     </w:p>
@@ -15402,6 +17957,21 @@
           <w:b/>
           <w:lang w:val="hi_IN" w:bidi="hi_IN"/>
         </w:rPr>
+        <w:t>κληρονόμοι γενηθῶμεν, κατ’ ἐλπίδα ζωῆς αἰωνίου</w:t>
+      </w:r>
+    </w:p>
+    <w:p>
+      <w:pPr/>
+      <w:r>
+        <w:rPr>
+          <w:lang w:val="hi_IN" w:bidi="hi_IN"/>
+        </w:rPr>
+      </w:r>
+      <w:r>
+        <w:rPr>
+          <w:b/>
+          <w:lang w:val="hi_IN" w:bidi="hi_IN"/>
+        </w:rPr>
         <w:t>"अनन्त जीवन की आशा के अनुसार वारिस बनें"</w:t>
       </w:r>
     </w:p>
@@ -15485,6 +18055,21 @@
           <w:b/>
           <w:lang w:val="hi_IN" w:bidi="hi_IN"/>
         </w:rPr>
+        <w:t>ὁ λόγος</w:t>
+      </w:r>
+    </w:p>
+    <w:p>
+      <w:pPr/>
+      <w:r>
+        <w:rPr>
+          <w:lang w:val="hi_IN" w:bidi="hi_IN"/>
+        </w:rPr>
+      </w:r>
+      <w:r>
+        <w:rPr>
+          <w:b/>
+          <w:lang w:val="hi_IN" w:bidi="hi_IN"/>
+        </w:rPr>
         <w:t>"यह बात"</w:t>
       </w:r>
     </w:p>
@@ -15548,6 +18133,21 @@
           <w:b/>
           <w:lang w:val="hi_IN" w:bidi="hi_IN"/>
         </w:rPr>
+        <w:t>τούτων</w:t>
+      </w:r>
+    </w:p>
+    <w:p>
+      <w:pPr/>
+      <w:r>
+        <w:rPr>
+          <w:lang w:val="hi_IN" w:bidi="hi_IN"/>
+        </w:rPr>
+      </w:r>
+      <w:r>
+        <w:rPr>
+          <w:b/>
+          <w:lang w:val="hi_IN" w:bidi="hi_IN"/>
+        </w:rPr>
         <w:t>"इन"</w:t>
       </w:r>
     </w:p>
@@ -15611,6 +18211,21 @@
           <w:b/>
           <w:lang w:val="hi_IN" w:bidi="hi_IN"/>
         </w:rPr>
+        <w:t>φροντίζωσιν καλῶν ἔργων, προΐστασθαι</w:t>
+      </w:r>
+    </w:p>
+    <w:p>
+      <w:pPr/>
+      <w:r>
+        <w:rPr>
+          <w:lang w:val="hi_IN" w:bidi="hi_IN"/>
+        </w:rPr>
+      </w:r>
+      <w:r>
+        <w:rPr>
+          <w:b/>
+          <w:lang w:val="hi_IN" w:bidi="hi_IN"/>
+        </w:rPr>
         <w:t>"वे भले-भले कामों में लगे रहने का ध्यान रखें"</w:t>
       </w:r>
     </w:p>
@@ -15676,6 +18291,21 @@
           <w:b/>
           <w:lang w:val="hi_IN" w:bidi="hi_IN"/>
         </w:rPr>
+        <w:t>τοῖς ἀνθρώποις</w:t>
+      </w:r>
+    </w:p>
+    <w:p>
+      <w:pPr/>
+      <w:r>
+        <w:rPr>
+          <w:lang w:val="hi_IN" w:bidi="hi_IN"/>
+        </w:rPr>
+      </w:r>
+      <w:r>
+        <w:rPr>
+          <w:b/>
+          <w:lang w:val="hi_IN" w:bidi="hi_IN"/>
+        </w:rPr>
         <w:t>"मनुष्यों (पुरुषों) के"</w:t>
       </w:r>
     </w:p>
@@ -15772,6 +18402,21 @@
           <w:b/>
           <w:lang w:val="hi_IN" w:bidi="hi_IN"/>
         </w:rPr>
+        <w:t>δὲ &amp; περιΐστασο</w:t>
+      </w:r>
+    </w:p>
+    <w:p>
+      <w:pPr/>
+      <w:r>
+        <w:rPr>
+          <w:lang w:val="hi_IN" w:bidi="hi_IN"/>
+        </w:rPr>
+      </w:r>
+      <w:r>
+        <w:rPr>
+          <w:b/>
+          <w:lang w:val="hi_IN" w:bidi="hi_IN"/>
+        </w:rPr>
         <w:t>"पर मूर्खता के"</w:t>
       </w:r>
       <w:r>
@@ -15863,6 +18508,21 @@
           <w:b/>
           <w:lang w:val="hi_IN" w:bidi="hi_IN"/>
         </w:rPr>
+        <w:t>μωρὰς &amp; ζητήσεις</w:t>
+      </w:r>
+    </w:p>
+    <w:p>
+      <w:pPr/>
+      <w:r>
+        <w:rPr>
+          <w:lang w:val="hi_IN" w:bidi="hi_IN"/>
+        </w:rPr>
+      </w:r>
+      <w:r>
+        <w:rPr>
+          <w:b/>
+          <w:lang w:val="hi_IN" w:bidi="hi_IN"/>
+        </w:rPr>
         <w:t>"पर मूर्खता के विवादों"</w:t>
       </w:r>
     </w:p>
@@ -15928,6 +18588,21 @@
           <w:b/>
           <w:lang w:val="hi_IN" w:bidi="hi_IN"/>
         </w:rPr>
+        <w:t>γενεαλογίας</w:t>
+      </w:r>
+    </w:p>
+    <w:p>
+      <w:pPr/>
+      <w:r>
+        <w:rPr>
+          <w:lang w:val="hi_IN" w:bidi="hi_IN"/>
+        </w:rPr>
+      </w:r>
+      <w:r>
+        <w:rPr>
+          <w:b/>
+          <w:lang w:val="hi_IN" w:bidi="hi_IN"/>
+        </w:rPr>
         <w:t>"वंशावलियों"</w:t>
       </w:r>
     </w:p>
@@ -15991,6 +18666,21 @@
           <w:b/>
           <w:lang w:val="hi_IN" w:bidi="hi_IN"/>
         </w:rPr>
+        <w:t>ἔρεις</w:t>
+      </w:r>
+    </w:p>
+    <w:p>
+      <w:pPr/>
+      <w:r>
+        <w:rPr>
+          <w:lang w:val="hi_IN" w:bidi="hi_IN"/>
+        </w:rPr>
+      </w:r>
+      <w:r>
+        <w:rPr>
+          <w:b/>
+          <w:lang w:val="hi_IN" w:bidi="hi_IN"/>
+        </w:rPr>
         <w:t>"बैर विरोध"</w:t>
       </w:r>
     </w:p>
@@ -16054,6 +18744,21 @@
           <w:b/>
           <w:lang w:val="hi_IN" w:bidi="hi_IN"/>
         </w:rPr>
+        <w:t>νομικὰς</w:t>
+      </w:r>
+    </w:p>
+    <w:p>
+      <w:pPr/>
+      <w:r>
+        <w:rPr>
+          <w:lang w:val="hi_IN" w:bidi="hi_IN"/>
+        </w:rPr>
+      </w:r>
+      <w:r>
+        <w:rPr>
+          <w:b/>
+          <w:lang w:val="hi_IN" w:bidi="hi_IN"/>
+        </w:rPr>
         <w:t>"जो व्यवस्था के विषय में हों"</w:t>
       </w:r>
     </w:p>
@@ -16119,6 +18824,21 @@
           <w:b/>
           <w:lang w:val="hi_IN" w:bidi="hi_IN"/>
         </w:rPr>
+        <w:t>αἱρετικὸν ἄνθρωπον &amp; παραιτοῦ</w:t>
+      </w:r>
+    </w:p>
+    <w:p>
+      <w:pPr/>
+      <w:r>
+        <w:rPr>
+          <w:lang w:val="hi_IN" w:bidi="hi_IN"/>
+        </w:rPr>
+      </w:r>
+      <w:r>
+        <w:rPr>
+          <w:b/>
+          <w:lang w:val="hi_IN" w:bidi="hi_IN"/>
+        </w:rPr>
         <w:t>"किसी पाखण्डी को"</w:t>
       </w:r>
       <w:r>
@@ -16197,6 +18917,21 @@
           <w:b/>
           <w:lang w:val="hi_IN" w:bidi="hi_IN"/>
         </w:rPr>
+        <w:t>μετὰ μίαν καὶ δευτέραν νουθεσίαν</w:t>
+      </w:r>
+    </w:p>
+    <w:p>
+      <w:pPr/>
+      <w:r>
+        <w:rPr>
+          <w:lang w:val="hi_IN" w:bidi="hi_IN"/>
+        </w:rPr>
+      </w:r>
+      <w:r>
+        <w:rPr>
+          <w:b/>
+          <w:lang w:val="hi_IN" w:bidi="hi_IN"/>
+        </w:rPr>
         <w:t>"एक दो बार समझा बुझाकर"</w:t>
       </w:r>
     </w:p>
@@ -16267,6 +19002,21 @@
           <w:b/>
           <w:lang w:val="hi_IN" w:bidi="hi_IN"/>
         </w:rPr>
+        <w:t>ὁ τοιοῦτος</w:t>
+      </w:r>
+    </w:p>
+    <w:p>
+      <w:pPr/>
+      <w:r>
+        <w:rPr>
+          <w:lang w:val="hi_IN" w:bidi="hi_IN"/>
+        </w:rPr>
+      </w:r>
+      <w:r>
+        <w:rPr>
+          <w:b/>
+          <w:lang w:val="hi_IN" w:bidi="hi_IN"/>
+        </w:rPr>
         <w:t>"ऐसा मनुष्य"</w:t>
       </w:r>
     </w:p>
@@ -16332,6 +19082,21 @@
           <w:b/>
           <w:lang w:val="hi_IN" w:bidi="hi_IN"/>
         </w:rPr>
+        <w:t>ἐξέστραπται</w:t>
+      </w:r>
+    </w:p>
+    <w:p>
+      <w:pPr/>
+      <w:r>
+        <w:rPr>
+          <w:lang w:val="hi_IN" w:bidi="hi_IN"/>
+        </w:rPr>
+      </w:r>
+      <w:r>
+        <w:rPr>
+          <w:b/>
+          <w:lang w:val="hi_IN" w:bidi="hi_IN"/>
+        </w:rPr>
         <w:t>"भटक गया है"</w:t>
       </w:r>
     </w:p>
@@ -16415,6 +19180,21 @@
           <w:b/>
           <w:lang w:val="hi_IN" w:bidi="hi_IN"/>
         </w:rPr>
+        <w:t>ὢν αὐτοκατάκριτος</w:t>
+      </w:r>
+    </w:p>
+    <w:p>
+      <w:pPr/>
+      <w:r>
+        <w:rPr>
+          <w:lang w:val="hi_IN" w:bidi="hi_IN"/>
+        </w:rPr>
+      </w:r>
+      <w:r>
+        <w:rPr>
+          <w:b/>
+          <w:lang w:val="hi_IN" w:bidi="hi_IN"/>
+        </w:rPr>
         <w:t>"अपने आप को दोषी ठहराकर"</w:t>
       </w:r>
       <w:r>
@@ -16493,6 +19273,21 @@
           <w:b/>
           <w:lang w:val="hi_IN" w:bidi="hi_IN"/>
         </w:rPr>
+        <w:t>ὅταν πέμψω Ἀρτεμᾶν πρὸς σὲ ἢ Τυχικόν</w:t>
+      </w:r>
+    </w:p>
+    <w:p>
+      <w:pPr/>
+      <w:r>
+        <w:rPr>
+          <w:lang w:val="hi_IN" w:bidi="hi_IN"/>
+        </w:rPr>
+      </w:r>
+      <w:r>
+        <w:rPr>
+          <w:b/>
+          <w:lang w:val="hi_IN" w:bidi="hi_IN"/>
+        </w:rPr>
         <w:t>"जब मैं"</w:t>
       </w:r>
       <w:r>
@@ -16571,6 +19366,21 @@
           <w:b/>
           <w:lang w:val="hi_IN" w:bidi="hi_IN"/>
         </w:rPr>
+        <w:t>Ἀρτεμᾶν &amp; Τυχικόν</w:t>
+      </w:r>
+    </w:p>
+    <w:p>
+      <w:pPr/>
+      <w:r>
+        <w:rPr>
+          <w:lang w:val="hi_IN" w:bidi="hi_IN"/>
+        </w:rPr>
+      </w:r>
+      <w:r>
+        <w:rPr>
+          <w:b/>
+          <w:lang w:val="hi_IN" w:bidi="hi_IN"/>
+        </w:rPr>
         <w:t>"अरतिमास"</w:t>
       </w:r>
       <w:r>
@@ -16667,6 +19477,21 @@
           <w:b/>
           <w:lang w:val="hi_IN" w:bidi="hi_IN"/>
         </w:rPr>
+        <w:t>σπούδασον ἐλθεῖν</w:t>
+      </w:r>
+    </w:p>
+    <w:p>
+      <w:pPr/>
+      <w:r>
+        <w:rPr>
+          <w:lang w:val="hi_IN" w:bidi="hi_IN"/>
+        </w:rPr>
+      </w:r>
+      <w:r>
+        <w:rPr>
+          <w:b/>
+          <w:lang w:val="hi_IN" w:bidi="hi_IN"/>
+        </w:rPr>
         <w:t>"आने"</w:t>
       </w:r>
       <w:r>
@@ -16745,6 +19570,21 @@
           <w:b/>
           <w:lang w:val="hi_IN" w:bidi="hi_IN"/>
         </w:rPr>
+        <w:t>σπούδασον</w:t>
+      </w:r>
+    </w:p>
+    <w:p>
+      <w:pPr/>
+      <w:r>
+        <w:rPr>
+          <w:lang w:val="hi_IN" w:bidi="hi_IN"/>
+        </w:rPr>
+      </w:r>
+      <w:r>
+        <w:rPr>
+          <w:b/>
+          <w:lang w:val="hi_IN" w:bidi="hi_IN"/>
+        </w:rPr>
         <w:t>"यत्न करना"</w:t>
       </w:r>
     </w:p>
@@ -16808,6 +19648,21 @@
           <w:b/>
           <w:lang w:val="hi_IN" w:bidi="hi_IN"/>
         </w:rPr>
+        <w:t>σπουδαίως πρόπεμψον</w:t>
+      </w:r>
+    </w:p>
+    <w:p>
+      <w:pPr/>
+      <w:r>
+        <w:rPr>
+          <w:lang w:val="hi_IN" w:bidi="hi_IN"/>
+        </w:rPr>
+      </w:r>
+      <w:r>
+        <w:rPr>
+          <w:b/>
+          <w:lang w:val="hi_IN" w:bidi="hi_IN"/>
+        </w:rPr>
         <w:t>"यत्न करके आगे पहुँचा दे"</w:t>
       </w:r>
     </w:p>
@@ -16912,6 +19767,21 @@
           <w:b/>
           <w:lang w:val="hi_IN" w:bidi="hi_IN"/>
         </w:rPr>
+        <w:t>Ζηνᾶν &amp; Ἀπολλῶν</w:t>
+      </w:r>
+    </w:p>
+    <w:p>
+      <w:pPr/>
+      <w:r>
+        <w:rPr>
+          <w:lang w:val="hi_IN" w:bidi="hi_IN"/>
+        </w:rPr>
+      </w:r>
+      <w:r>
+        <w:rPr>
+          <w:b/>
+          <w:lang w:val="hi_IN" w:bidi="hi_IN"/>
+        </w:rPr>
         <w:t>"जेनास"</w:t>
       </w:r>
       <w:r>
@@ -17008,6 +19878,21 @@
           <w:b/>
           <w:lang w:val="hi_IN" w:bidi="hi_IN"/>
         </w:rPr>
+        <w:t>καὶ Ἀπολλῶν</w:t>
+      </w:r>
+    </w:p>
+    <w:p>
+      <w:pPr/>
+      <w:r>
+        <w:rPr>
+          <w:lang w:val="hi_IN" w:bidi="hi_IN"/>
+        </w:rPr>
+      </w:r>
+      <w:r>
+        <w:rPr>
+          <w:b/>
+          <w:lang w:val="hi_IN" w:bidi="hi_IN"/>
+        </w:rPr>
         <w:t>"और अपुल्लोस को"</w:t>
       </w:r>
     </w:p>
@@ -17072,6 +19957,21 @@
           <w:b/>
           <w:lang w:val="hi_IN" w:bidi="hi_IN"/>
         </w:rPr>
+        <w:t>ἵνα μηδὲν αὐτοῖς λείπῃ</w:t>
+      </w:r>
+    </w:p>
+    <w:p>
+      <w:pPr/>
+      <w:r>
+        <w:rPr>
+          <w:lang w:val="hi_IN" w:bidi="hi_IN"/>
+        </w:rPr>
+      </w:r>
+      <w:r>
+        <w:rPr>
+          <w:b/>
+          <w:lang w:val="hi_IN" w:bidi="hi_IN"/>
+        </w:rPr>
         <w:t>"कि उन्हें किसी वस्तु की घटी न होने पाए"</w:t>
       </w:r>
     </w:p>
@@ -17188,6 +20088,21 @@
           <w:b/>
           <w:lang w:val="hi_IN" w:bidi="hi_IN"/>
         </w:rPr>
+        <w:t>ἵνα μηδὲν αὐτοῖς λείπῃ</w:t>
+      </w:r>
+    </w:p>
+    <w:p>
+      <w:pPr/>
+      <w:r>
+        <w:rPr>
+          <w:lang w:val="hi_IN" w:bidi="hi_IN"/>
+        </w:rPr>
+      </w:r>
+      <w:r>
+        <w:rPr>
+          <w:b/>
+          <w:lang w:val="hi_IN" w:bidi="hi_IN"/>
+        </w:rPr>
         <w:t>"और देख, कि उन्हें घटी न होने पाए"</w:t>
       </w:r>
     </w:p>
@@ -17271,6 +20186,21 @@
           <w:b/>
           <w:lang w:val="hi_IN" w:bidi="hi_IN"/>
         </w:rPr>
+        <w:t>οἱ ἡμέτεροι</w:t>
+      </w:r>
+    </w:p>
+    <w:p>
+      <w:pPr/>
+      <w:r>
+        <w:rPr>
+          <w:lang w:val="hi_IN" w:bidi="hi_IN"/>
+        </w:rPr>
+      </w:r>
+      <w:r>
+        <w:rPr>
+          <w:b/>
+          <w:lang w:val="hi_IN" w:bidi="hi_IN"/>
+        </w:rPr>
         <w:t>"हमारे"</w:t>
       </w:r>
     </w:p>
@@ -17334,6 +20264,21 @@
           <w:b/>
           <w:lang w:val="hi_IN" w:bidi="hi_IN"/>
         </w:rPr>
+        <w:t>οἱ ἡμέτεροι</w:t>
+      </w:r>
+    </w:p>
+    <w:p>
+      <w:pPr/>
+      <w:r>
+        <w:rPr>
+          <w:lang w:val="hi_IN" w:bidi="hi_IN"/>
+        </w:rPr>
+      </w:r>
+      <w:r>
+        <w:rPr>
+          <w:b/>
+          <w:lang w:val="hi_IN" w:bidi="hi_IN"/>
+        </w:rPr>
         <w:t>"हमारे"</w:t>
       </w:r>
     </w:p>
@@ -17424,6 +20369,21 @@
           <w:b/>
           <w:lang w:val="hi_IN" w:bidi="hi_IN"/>
         </w:rPr>
+        <w:t>εἰς τὰς ἀναγκαίας χρείας</w:t>
+      </w:r>
+    </w:p>
+    <w:p>
+      <w:pPr/>
+      <w:r>
+        <w:rPr>
+          <w:lang w:val="hi_IN" w:bidi="hi_IN"/>
+        </w:rPr>
+      </w:r>
+      <w:r>
+        <w:rPr>
+          <w:b/>
+          <w:lang w:val="hi_IN" w:bidi="hi_IN"/>
+        </w:rPr>
         <w:t>"आवश्यकताओं को पूरा करने"</w:t>
       </w:r>
       <w:r>
@@ -17502,6 +20462,21 @@
           <w:b/>
           <w:lang w:val="hi_IN" w:bidi="hi_IN"/>
         </w:rPr>
+        <w:t>ἵνα μὴ ὦσιν ἄκαρποι</w:t>
+      </w:r>
+    </w:p>
+    <w:p>
+      <w:pPr/>
+      <w:r>
+        <w:rPr>
+          <w:lang w:val="hi_IN" w:bidi="hi_IN"/>
+        </w:rPr>
+      </w:r>
+      <w:r>
+        <w:rPr>
+          <w:b/>
+          <w:lang w:val="hi_IN" w:bidi="hi_IN"/>
+        </w:rPr>
         <w:t>"ताकि निष्फल न रहें"</w:t>
       </w:r>
     </w:p>
@@ -17585,6 +20560,21 @@
           <w:b/>
           <w:lang w:val="hi_IN" w:bidi="hi_IN"/>
         </w:rPr>
+        <w:t>ἵνα μὴ ὦσιν ἄκαρποι</w:t>
+      </w:r>
+    </w:p>
+    <w:p>
+      <w:pPr/>
+      <w:r>
+        <w:rPr>
+          <w:lang w:val="hi_IN" w:bidi="hi_IN"/>
+        </w:rPr>
+      </w:r>
+      <w:r>
+        <w:rPr>
+          <w:b/>
+          <w:lang w:val="hi_IN" w:bidi="hi_IN"/>
+        </w:rPr>
         <w:t>"ताकि निष्फल न रहें"</w:t>
       </w:r>
     </w:p>
@@ -17668,6 +20658,21 @@
           <w:b/>
           <w:lang w:val="hi_IN" w:bidi="hi_IN"/>
         </w:rPr>
+        <w:t>ἀσπάζονταί σε</w:t>
+      </w:r>
+    </w:p>
+    <w:p>
+      <w:pPr/>
+      <w:r>
+        <w:rPr>
+          <w:lang w:val="hi_IN" w:bidi="hi_IN"/>
+        </w:rPr>
+      </w:r>
+      <w:r>
+        <w:rPr>
+          <w:b/>
+          <w:lang w:val="hi_IN" w:bidi="hi_IN"/>
+        </w:rPr>
         <w:t>"तुझे नमस्कार"</w:t>
       </w:r>
     </w:p>
@@ -17731,6 +20736,21 @@
           <w:b/>
           <w:lang w:val="hi_IN" w:bidi="hi_IN"/>
         </w:rPr>
+        <w:t>οἱ μετ’ ἐμοῦ πάντες</w:t>
+      </w:r>
+    </w:p>
+    <w:p>
+      <w:pPr/>
+      <w:r>
+        <w:rPr>
+          <w:lang w:val="hi_IN" w:bidi="hi_IN"/>
+        </w:rPr>
+      </w:r>
+      <w:r>
+        <w:rPr>
+          <w:b/>
+          <w:lang w:val="hi_IN" w:bidi="hi_IN"/>
+        </w:rPr>
         <w:t>"मेरे सब"</w:t>
       </w:r>
     </w:p>
@@ -17810,6 +20830,21 @@
           <w:b/>
           <w:lang w:val="hi_IN" w:bidi="hi_IN"/>
         </w:rPr>
+        <w:t>τοὺς φιλοῦντας ἡμᾶς ἐν πίστει</w:t>
+      </w:r>
+    </w:p>
+    <w:p>
+      <w:pPr/>
+      <w:r>
+        <w:rPr>
+          <w:lang w:val="hi_IN" w:bidi="hi_IN"/>
+        </w:rPr>
+      </w:r>
+      <w:r>
+        <w:rPr>
+          <w:b/>
+          <w:lang w:val="hi_IN" w:bidi="hi_IN"/>
+        </w:rPr>
         <w:t>"विश्वास के कारण हम से प्रेम रखते हैं"</w:t>
       </w:r>
     </w:p>
@@ -17895,6 +20930,21 @@
           <w:b/>
           <w:lang w:val="hi_IN" w:bidi="hi_IN"/>
         </w:rPr>
+        <w:t>ἡμᾶς</w:t>
+      </w:r>
+    </w:p>
+    <w:p>
+      <w:pPr/>
+      <w:r>
+        <w:rPr>
+          <w:lang w:val="hi_IN" w:bidi="hi_IN"/>
+        </w:rPr>
+      </w:r>
+      <w:r>
+        <w:rPr>
+          <w:b/>
+          <w:lang w:val="hi_IN" w:bidi="hi_IN"/>
+        </w:rPr>
         <w:t>"हम से प्रेम रखते हैं"</w:t>
       </w:r>
     </w:p>
@@ -17985,6 +21035,21 @@
           <w:b/>
           <w:lang w:val="hi_IN" w:bidi="hi_IN"/>
         </w:rPr>
+        <w:t>ἡ χάρις μετὰ πάντων ὑμῶν</w:t>
+      </w:r>
+    </w:p>
+    <w:p>
+      <w:pPr/>
+      <w:r>
+        <w:rPr>
+          <w:lang w:val="hi_IN" w:bidi="hi_IN"/>
+        </w:rPr>
+      </w:r>
+      <w:r>
+        <w:rPr>
+          <w:b/>
+          <w:lang w:val="hi_IN" w:bidi="hi_IN"/>
+        </w:rPr>
         <w:t>"तुम सब पर अनुग्रह होता रहे"</w:t>
       </w:r>
     </w:p>
@@ -18034,6 +21099,21 @@
         <w:rPr>
           <w:lang w:val="hi_IN" w:bidi="hi_IN"/>
         </w:rPr>
+      </w:r>
+    </w:p>
+    <w:p>
+      <w:pPr/>
+      <w:r>
+        <w:rPr>
+          <w:lang w:val="hi_IN" w:bidi="hi_IN"/>
+        </w:rPr>
+      </w:r>
+      <w:r>
+        <w:rPr>
+          <w:b/>
+          <w:lang w:val="hi_IN" w:bidi="hi_IN"/>
+        </w:rPr>
+        <w:t>ὑμῶν</w:t>
       </w:r>
     </w:p>
     <w:p>

--- a/hin/docx/56.content.docx
+++ b/hin/docx/56.content.docx
@@ -758,6 +758,21 @@
           <w:b/>
           <w:lang w:val="hi_IN" w:bidi="hi_IN"/>
         </w:rPr>
+        <w:t>κατὰ πίστιν ἐκλεκτῶν Θεοῦ καὶ ἐπίγνωσιν ἀληθείας</w:t>
+      </w:r>
+    </w:p>
+    <w:p>
+      <w:pPr/>
+      <w:r>
+        <w:rPr>
+          <w:lang w:val="hi_IN" w:bidi="hi_IN"/>
+        </w:rPr>
+      </w:r>
+      <w:r>
+        <w:rPr>
+          <w:b/>
+          <w:lang w:val="hi_IN" w:bidi="hi_IN"/>
+        </w:rPr>
         <w:t>"के"</w:t>
       </w:r>
       <w:r>
@@ -849,6 +864,21 @@
           <w:b/>
           <w:lang w:val="hi_IN" w:bidi="hi_IN"/>
         </w:rPr>
+        <w:t>ἐκλεκτῶν Θεοῦ</w:t>
+      </w:r>
+    </w:p>
+    <w:p>
+      <w:pPr/>
+      <w:r>
+        <w:rPr>
+          <w:lang w:val="hi_IN" w:bidi="hi_IN"/>
+        </w:rPr>
+      </w:r>
+      <w:r>
+        <w:rPr>
+          <w:b/>
+          <w:lang w:val="hi_IN" w:bidi="hi_IN"/>
+        </w:rPr>
         <w:t>"परमेश्वर के चुने हुए लोगों के"</w:t>
       </w:r>
     </w:p>
@@ -932,6 +962,21 @@
           <w:b/>
           <w:lang w:val="hi_IN" w:bidi="hi_IN"/>
         </w:rPr>
+        <w:t>καὶ ἐπίγνωσιν ἀληθείας</w:t>
+      </w:r>
+    </w:p>
+    <w:p>
+      <w:pPr/>
+      <w:r>
+        <w:rPr>
+          <w:lang w:val="hi_IN" w:bidi="hi_IN"/>
+        </w:rPr>
+      </w:r>
+      <w:r>
+        <w:rPr>
+          <w:b/>
+          <w:lang w:val="hi_IN" w:bidi="hi_IN"/>
+        </w:rPr>
         <w:t>"और सच्चाई का ज्ञान"</w:t>
       </w:r>
     </w:p>
@@ -1015,6 +1060,21 @@
           <w:b/>
           <w:lang w:val="hi_IN" w:bidi="hi_IN"/>
         </w:rPr>
+        <w:t>τῆς κατ’ εὐσέβειαν</w:t>
+      </w:r>
+    </w:p>
+    <w:p>
+      <w:pPr/>
+      <w:r>
+        <w:rPr>
+          <w:lang w:val="hi_IN" w:bidi="hi_IN"/>
+        </w:rPr>
+      </w:r>
+      <w:r>
+        <w:rPr>
+          <w:b/>
+          <w:lang w:val="hi_IN" w:bidi="hi_IN"/>
+        </w:rPr>
         <w:t>"भक्ति के"</w:t>
       </w:r>
     </w:p>
@@ -1080,6 +1140,21 @@
           <w:b/>
           <w:lang w:val="hi_IN" w:bidi="hi_IN"/>
         </w:rPr>
+        <w:t>ἐπ’ ἐλπίδι ζωῆς αἰωνίου</w:t>
+      </w:r>
+    </w:p>
+    <w:p>
+      <w:pPr/>
+      <w:r>
+        <w:rPr>
+          <w:lang w:val="hi_IN" w:bidi="hi_IN"/>
+        </w:rPr>
+      </w:r>
+      <w:r>
+        <w:rPr>
+          <w:b/>
+          <w:lang w:val="hi_IN" w:bidi="hi_IN"/>
+        </w:rPr>
         <w:t>"उस अनन्त जीवन आशा पर"</w:t>
       </w:r>
     </w:p>
@@ -1158,6 +1233,21 @@
           <w:b/>
           <w:lang w:val="hi_IN" w:bidi="hi_IN"/>
         </w:rPr>
+        <w:t>ἐπ’ ἐλπίδι ζωῆς αἰωνίου</w:t>
+      </w:r>
+    </w:p>
+    <w:p>
+      <w:pPr/>
+      <w:r>
+        <w:rPr>
+          <w:lang w:val="hi_IN" w:bidi="hi_IN"/>
+        </w:rPr>
+      </w:r>
+      <w:r>
+        <w:rPr>
+          <w:b/>
+          <w:lang w:val="hi_IN" w:bidi="hi_IN"/>
+        </w:rPr>
         <w:t>"उस अनन्त जीवन की आशा पर"</w:t>
       </w:r>
     </w:p>
@@ -1262,6 +1352,21 @@
           <w:b/>
           <w:lang w:val="hi_IN" w:bidi="hi_IN"/>
         </w:rPr>
+        <w:t>ὁ ἀψευδὴς Θεὸς</w:t>
+      </w:r>
+    </w:p>
+    <w:p>
+      <w:pPr/>
+      <w:r>
+        <w:rPr>
+          <w:lang w:val="hi_IN" w:bidi="hi_IN"/>
+        </w:rPr>
+      </w:r>
+      <w:r>
+        <w:rPr>
+          <w:b/>
+          <w:lang w:val="hi_IN" w:bidi="hi_IN"/>
+        </w:rPr>
         <w:t>"परमेश्वर ने जो झूठ बोल नहीं सकता"</w:t>
       </w:r>
     </w:p>
@@ -1409,6 +1514,21 @@
           <w:b/>
           <w:lang w:val="hi_IN" w:bidi="hi_IN"/>
         </w:rPr>
+        <w:t>καιροῖς ἰδίοις</w:t>
+      </w:r>
+    </w:p>
+    <w:p>
+      <w:pPr/>
+      <w:r>
+        <w:rPr>
+          <w:lang w:val="hi_IN" w:bidi="hi_IN"/>
+        </w:rPr>
+      </w:r>
+      <w:r>
+        <w:rPr>
+          <w:b/>
+          <w:lang w:val="hi_IN" w:bidi="hi_IN"/>
+        </w:rPr>
         <w:t>"ठीक समय पर अपने"</w:t>
       </w:r>
     </w:p>
@@ -1473,6 +1593,21 @@
           <w:b/>
           <w:lang w:val="hi_IN" w:bidi="hi_IN"/>
         </w:rPr>
+        <w:t>ἐφανέρωσεν &amp; τὸν λόγον αὐτοῦ</w:t>
+      </w:r>
+    </w:p>
+    <w:p>
+      <w:pPr/>
+      <w:r>
+        <w:rPr>
+          <w:lang w:val="hi_IN" w:bidi="hi_IN"/>
+        </w:rPr>
+      </w:r>
+      <w:r>
+        <w:rPr>
+          <w:b/>
+          <w:lang w:val="hi_IN" w:bidi="hi_IN"/>
+        </w:rPr>
         <w:t>"वचन को"</w:t>
       </w:r>
       <w:r>
@@ -1569,6 +1704,21 @@
           <w:b/>
           <w:lang w:val="hi_IN" w:bidi="hi_IN"/>
         </w:rPr>
+        <w:t>ἐν κηρύγματι</w:t>
+      </w:r>
+    </w:p>
+    <w:p>
+      <w:pPr/>
+      <w:r>
+        <w:rPr>
+          <w:lang w:val="hi_IN" w:bidi="hi_IN"/>
+        </w:rPr>
+      </w:r>
+      <w:r>
+        <w:rPr>
+          <w:b/>
+          <w:lang w:val="hi_IN" w:bidi="hi_IN"/>
+        </w:rPr>
         <w:t>"प्रचार के द्वारा"</w:t>
       </w:r>
     </w:p>
@@ -1633,6 +1783,21 @@
           <w:b/>
           <w:lang w:val="hi_IN" w:bidi="hi_IN"/>
         </w:rPr>
+        <w:t>ὃ ἐπιστεύθην ἐγὼ</w:t>
+      </w:r>
+    </w:p>
+    <w:p>
+      <w:pPr/>
+      <w:r>
+        <w:rPr>
+          <w:lang w:val="hi_IN" w:bidi="hi_IN"/>
+        </w:rPr>
+      </w:r>
+      <w:r>
+        <w:rPr>
+          <w:b/>
+          <w:lang w:val="hi_IN" w:bidi="hi_IN"/>
+        </w:rPr>
         <w:t>"उस"</w:t>
       </w:r>
       <w:r>
@@ -1742,6 +1907,21 @@
           <w:b/>
           <w:lang w:val="hi_IN" w:bidi="hi_IN"/>
         </w:rPr>
+        <w:t>ἡμῶν</w:t>
+      </w:r>
+    </w:p>
+    <w:p>
+      <w:pPr/>
+      <w:r>
+        <w:rPr>
+          <w:lang w:val="hi_IN" w:bidi="hi_IN"/>
+        </w:rPr>
+      </w:r>
+      <w:r>
+        <w:rPr>
+          <w:b/>
+          <w:lang w:val="hi_IN" w:bidi="hi_IN"/>
+        </w:rPr>
         <w:t>"मुझे"</w:t>
       </w:r>
     </w:p>
@@ -1819,6 +1999,21 @@
           <w:b/>
           <w:lang w:val="hi_IN" w:bidi="hi_IN"/>
         </w:rPr>
+        <w:t>γνησίῳ τέκνῳ</w:t>
+      </w:r>
+    </w:p>
+    <w:p>
+      <w:pPr/>
+      <w:r>
+        <w:rPr>
+          <w:lang w:val="hi_IN" w:bidi="hi_IN"/>
+        </w:rPr>
+      </w:r>
+      <w:r>
+        <w:rPr>
+          <w:b/>
+          <w:lang w:val="hi_IN" w:bidi="hi_IN"/>
+        </w:rPr>
         <w:t>"मेरा सच्चा पुत्र है"</w:t>
       </w:r>
     </w:p>
@@ -1915,6 +2110,21 @@
           <w:b/>
           <w:lang w:val="hi_IN" w:bidi="hi_IN"/>
         </w:rPr>
+        <w:t>κατὰ κοινὴν πίστιν</w:t>
+      </w:r>
+    </w:p>
+    <w:p>
+      <w:pPr/>
+      <w:r>
+        <w:rPr>
+          <w:lang w:val="hi_IN" w:bidi="hi_IN"/>
+        </w:rPr>
+      </w:r>
+      <w:r>
+        <w:rPr>
+          <w:b/>
+          <w:lang w:val="hi_IN" w:bidi="hi_IN"/>
+        </w:rPr>
         <w:t>"जो विश्वास की सहभागिता"</w:t>
       </w:r>
     </w:p>
@@ -1978,6 +2188,21 @@
           <w:b/>
           <w:lang w:val="hi_IN" w:bidi="hi_IN"/>
         </w:rPr>
+        <w:t>χάρις καὶ εἰρήνη</w:t>
+      </w:r>
+    </w:p>
+    <w:p>
+      <w:pPr/>
+      <w:r>
+        <w:rPr>
+          <w:lang w:val="hi_IN" w:bidi="hi_IN"/>
+        </w:rPr>
+      </w:r>
+      <w:r>
+        <w:rPr>
+          <w:b/>
+          <w:lang w:val="hi_IN" w:bidi="hi_IN"/>
+        </w:rPr>
         <w:t>"अनुग्रह और शान्ति"</w:t>
       </w:r>
     </w:p>
@@ -2061,6 +2286,21 @@
           <w:b/>
           <w:lang w:val="hi_IN" w:bidi="hi_IN"/>
         </w:rPr>
+        <w:t>χάρις καὶ εἰρήνη ἀπὸ Θεοῦ Πατρὸς καὶ Χριστοῦ Ἰησοῦ τοῦ Σωτῆρος ἡμῶν</w:t>
+      </w:r>
+    </w:p>
+    <w:p>
+      <w:pPr/>
+      <w:r>
+        <w:rPr>
+          <w:lang w:val="hi_IN" w:bidi="hi_IN"/>
+        </w:rPr>
+      </w:r>
+      <w:r>
+        <w:rPr>
+          <w:b/>
+          <w:lang w:val="hi_IN" w:bidi="hi_IN"/>
+        </w:rPr>
         <w:t>"परमेश्वर पिता और हमारे उद्धारकर्ता मसीह यीशु की ओर से तुझे अनुग्रह और शान्ति होती रहे"</w:t>
       </w:r>
     </w:p>
@@ -2170,6 +2410,21 @@
           <w:b/>
           <w:lang w:val="hi_IN" w:bidi="hi_IN"/>
         </w:rPr>
+        <w:t>Χριστοῦ Ἰησοῦ τοῦ Σωτῆρος ἡμῶν</w:t>
+      </w:r>
+    </w:p>
+    <w:p>
+      <w:pPr/>
+      <w:r>
+        <w:rPr>
+          <w:lang w:val="hi_IN" w:bidi="hi_IN"/>
+        </w:rPr>
+      </w:r>
+      <w:r>
+        <w:rPr>
+          <w:b/>
+          <w:lang w:val="hi_IN" w:bidi="hi_IN"/>
+        </w:rPr>
         <w:t>"हमारे उद्धारकर्ता मसीह यीशु"</w:t>
       </w:r>
     </w:p>
@@ -2234,6 +2489,21 @@
           <w:b/>
           <w:lang w:val="hi_IN" w:bidi="hi_IN"/>
         </w:rPr>
+        <w:t>ἡμῶν</w:t>
+      </w:r>
+    </w:p>
+    <w:p>
+      <w:pPr/>
+      <w:r>
+        <w:rPr>
+          <w:lang w:val="hi_IN" w:bidi="hi_IN"/>
+        </w:rPr>
+      </w:r>
+      <w:r>
+        <w:rPr>
+          <w:b/>
+          <w:lang w:val="hi_IN" w:bidi="hi_IN"/>
+        </w:rPr>
         <w:t>"हमारे"</w:t>
       </w:r>
     </w:p>
@@ -2311,6 +2581,21 @@
           <w:b/>
           <w:lang w:val="hi_IN" w:bidi="hi_IN"/>
         </w:rPr>
+        <w:t>τούτου χάριν</w:t>
+      </w:r>
+    </w:p>
+    <w:p>
+      <w:pPr/>
+      <w:r>
+        <w:rPr>
+          <w:lang w:val="hi_IN" w:bidi="hi_IN"/>
+        </w:rPr>
+      </w:r>
+      <w:r>
+        <w:rPr>
+          <w:b/>
+          <w:lang w:val="hi_IN" w:bidi="hi_IN"/>
+        </w:rPr>
         <w:t>"इसलिए"</w:t>
       </w:r>
     </w:p>
@@ -2394,6 +2679,21 @@
           <w:b/>
           <w:lang w:val="hi_IN" w:bidi="hi_IN"/>
         </w:rPr>
+        <w:t>ἀπέλιπόν σε ἐν Κρήτῃ</w:t>
+      </w:r>
+    </w:p>
+    <w:p>
+      <w:pPr/>
+      <w:r>
+        <w:rPr>
+          <w:lang w:val="hi_IN" w:bidi="hi_IN"/>
+        </w:rPr>
+      </w:r>
+      <w:r>
+        <w:rPr>
+          <w:b/>
+          <w:lang w:val="hi_IN" w:bidi="hi_IN"/>
+        </w:rPr>
         <w:t>"मैं"</w:t>
       </w:r>
       <w:r>
@@ -2472,6 +2772,21 @@
           <w:b/>
           <w:lang w:val="hi_IN" w:bidi="hi_IN"/>
         </w:rPr>
+        <w:t>ἵνα τὰ λείποντα ἐπιδιορθώσῃ</w:t>
+      </w:r>
+    </w:p>
+    <w:p>
+      <w:pPr/>
+      <w:r>
+        <w:rPr>
+          <w:lang w:val="hi_IN" w:bidi="hi_IN"/>
+        </w:rPr>
+      </w:r>
+      <w:r>
+        <w:rPr>
+          <w:b/>
+          <w:lang w:val="hi_IN" w:bidi="hi_IN"/>
+        </w:rPr>
         <w:t>"कि"</w:t>
       </w:r>
       <w:r>
@@ -2549,6 +2864,21 @@
           <w:b/>
           <w:lang w:val="hi_IN" w:bidi="hi_IN"/>
         </w:rPr>
+        <w:t>καταστήσῃς &amp; πρεσβυτέρους</w:t>
+      </w:r>
+    </w:p>
+    <w:p>
+      <w:pPr/>
+      <w:r>
+        <w:rPr>
+          <w:lang w:val="hi_IN" w:bidi="hi_IN"/>
+        </w:rPr>
+      </w:r>
+      <w:r>
+        <w:rPr>
+          <w:b/>
+          <w:lang w:val="hi_IN" w:bidi="hi_IN"/>
+        </w:rPr>
         <w:t>"प्राचीनों को नियुक्त करे"</w:t>
       </w:r>
     </w:p>
@@ -2628,6 +2958,21 @@
           <w:b/>
           <w:lang w:val="hi_IN" w:bidi="hi_IN"/>
         </w:rPr>
+        <w:t>εἴ τίς ἐστιν ἀνέγκλητος</w:t>
+      </w:r>
+    </w:p>
+    <w:p>
+      <w:pPr/>
+      <w:r>
+        <w:rPr>
+          <w:lang w:val="hi_IN" w:bidi="hi_IN"/>
+        </w:rPr>
+      </w:r>
+      <w:r>
+        <w:rPr>
+          <w:b/>
+          <w:lang w:val="hi_IN" w:bidi="hi_IN"/>
+        </w:rPr>
         <w:t>"जो निर्दोष और"</w:t>
       </w:r>
       <w:r>
@@ -2717,6 +3062,21 @@
           <w:b/>
           <w:lang w:val="hi_IN" w:bidi="hi_IN"/>
         </w:rPr>
+        <w:t>ἀνέγκλητος</w:t>
+      </w:r>
+    </w:p>
+    <w:p>
+      <w:pPr/>
+      <w:r>
+        <w:rPr>
+          <w:lang w:val="hi_IN" w:bidi="hi_IN"/>
+        </w:rPr>
+      </w:r>
+      <w:r>
+        <w:rPr>
+          <w:b/>
+          <w:lang w:val="hi_IN" w:bidi="hi_IN"/>
+        </w:rPr>
         <w:t>"निर्दोष और"</w:t>
       </w:r>
     </w:p>
@@ -2813,6 +3173,21 @@
           <w:b/>
           <w:lang w:val="hi_IN" w:bidi="hi_IN"/>
         </w:rPr>
+        <w:t>μιᾶς γυναικὸς ἀνήρ</w:t>
+      </w:r>
+    </w:p>
+    <w:p>
+      <w:pPr/>
+      <w:r>
+        <w:rPr>
+          <w:lang w:val="hi_IN" w:bidi="hi_IN"/>
+        </w:rPr>
+      </w:r>
+      <w:r>
+        <w:rPr>
+          <w:b/>
+          <w:lang w:val="hi_IN" w:bidi="hi_IN"/>
+        </w:rPr>
         <w:t>"एक ही पत्नी का पति"</w:t>
       </w:r>
     </w:p>
@@ -2896,6 +3271,21 @@
           <w:b/>
           <w:lang w:val="hi_IN" w:bidi="hi_IN"/>
         </w:rPr>
+        <w:t>τέκνα &amp; πιστά</w:t>
+      </w:r>
+    </w:p>
+    <w:p>
+      <w:pPr/>
+      <w:r>
+        <w:rPr>
+          <w:lang w:val="hi_IN" w:bidi="hi_IN"/>
+        </w:rPr>
+      </w:r>
+      <w:r>
+        <w:rPr>
+          <w:b/>
+          <w:lang w:val="hi_IN" w:bidi="hi_IN"/>
+        </w:rPr>
         <w:t>"बच्चे विश्वासी हो"</w:t>
       </w:r>
     </w:p>
@@ -2959,6 +3349,21 @@
           <w:b/>
           <w:lang w:val="hi_IN" w:bidi="hi_IN"/>
         </w:rPr>
+        <w:t>τὸν ἐπίσκοπον</w:t>
+      </w:r>
+    </w:p>
+    <w:p>
+      <w:pPr/>
+      <w:r>
+        <w:rPr>
+          <w:lang w:val="hi_IN" w:bidi="hi_IN"/>
+        </w:rPr>
+      </w:r>
+      <w:r>
+        <w:rPr>
+          <w:b/>
+          <w:lang w:val="hi_IN" w:bidi="hi_IN"/>
+        </w:rPr>
         <w:t>"अध्यक्ष को"</w:t>
       </w:r>
     </w:p>
@@ -3022,6 +3427,21 @@
           <w:b/>
           <w:lang w:val="hi_IN" w:bidi="hi_IN"/>
         </w:rPr>
+        <w:t>Θεοῦ οἰκονόμον</w:t>
+      </w:r>
+    </w:p>
+    <w:p>
+      <w:pPr/>
+      <w:r>
+        <w:rPr>
+          <w:lang w:val="hi_IN" w:bidi="hi_IN"/>
+        </w:rPr>
+      </w:r>
+      <w:r>
+        <w:rPr>
+          <w:b/>
+          <w:lang w:val="hi_IN" w:bidi="hi_IN"/>
+        </w:rPr>
         <w:t>"परमेश्वर का भण्डारी"</w:t>
       </w:r>
     </w:p>
@@ -3105,6 +3525,21 @@
           <w:b/>
           <w:lang w:val="hi_IN" w:bidi="hi_IN"/>
         </w:rPr>
+        <w:t>μὴ πάροινον</w:t>
+      </w:r>
+    </w:p>
+    <w:p>
+      <w:pPr/>
+      <w:r>
+        <w:rPr>
+          <w:lang w:val="hi_IN" w:bidi="hi_IN"/>
+        </w:rPr>
+      </w:r>
+      <w:r>
+        <w:rPr>
+          <w:b/>
+          <w:lang w:val="hi_IN" w:bidi="hi_IN"/>
+        </w:rPr>
         <w:t>"न पियक्कड़"</w:t>
       </w:r>
     </w:p>
@@ -3183,6 +3618,21 @@
           <w:b/>
           <w:lang w:val="hi_IN" w:bidi="hi_IN"/>
         </w:rPr>
+        <w:t>μὴ πλήκτην</w:t>
+      </w:r>
+    </w:p>
+    <w:p>
+      <w:pPr/>
+      <w:r>
+        <w:rPr>
+          <w:lang w:val="hi_IN" w:bidi="hi_IN"/>
+        </w:rPr>
+      </w:r>
+      <w:r>
+        <w:rPr>
+          <w:b/>
+          <w:lang w:val="hi_IN" w:bidi="hi_IN"/>
+        </w:rPr>
         <w:t>"न मार पीट करनेवाला, और"</w:t>
       </w:r>
     </w:p>
@@ -3262,6 +3712,21 @@
           <w:b/>
           <w:lang w:val="hi_IN" w:bidi="hi_IN"/>
         </w:rPr>
+        <w:t>ἀλλὰ</w:t>
+      </w:r>
+    </w:p>
+    <w:p>
+      <w:pPr/>
+      <w:r>
+        <w:rPr>
+          <w:lang w:val="hi_IN" w:bidi="hi_IN"/>
+        </w:rPr>
+      </w:r>
+      <w:r>
+        <w:rPr>
+          <w:b/>
+          <w:lang w:val="hi_IN" w:bidi="hi_IN"/>
+        </w:rPr>
         <w:t>"पर"</w:t>
       </w:r>
     </w:p>
@@ -3345,6 +3810,21 @@
           <w:b/>
           <w:lang w:val="hi_IN" w:bidi="hi_IN"/>
         </w:rPr>
+        <w:t>φιλάγαθον</w:t>
+      </w:r>
+    </w:p>
+    <w:p>
+      <w:pPr/>
+      <w:r>
+        <w:rPr>
+          <w:lang w:val="hi_IN" w:bidi="hi_IN"/>
+        </w:rPr>
+      </w:r>
+      <w:r>
+        <w:rPr>
+          <w:b/>
+          <w:lang w:val="hi_IN" w:bidi="hi_IN"/>
+        </w:rPr>
         <w:t>"भलाई का चाहनेवाला"</w:t>
       </w:r>
     </w:p>
@@ -3410,6 +3890,21 @@
           <w:b/>
           <w:lang w:val="hi_IN" w:bidi="hi_IN"/>
         </w:rPr>
+        <w:t>σώφρονα &amp; ἐγκρατῆ</w:t>
+      </w:r>
+    </w:p>
+    <w:p>
+      <w:pPr/>
+      <w:r>
+        <w:rPr>
+          <w:lang w:val="hi_IN" w:bidi="hi_IN"/>
+        </w:rPr>
+      </w:r>
+      <w:r>
+        <w:rPr>
+          <w:b/>
+          <w:lang w:val="hi_IN" w:bidi="hi_IN"/>
+        </w:rPr>
         <w:t>"संयमी,"</w:t>
       </w:r>
       <w:r>
@@ -3506,6 +4001,21 @@
           <w:b/>
           <w:lang w:val="hi_IN" w:bidi="hi_IN"/>
         </w:rPr>
+        <w:t>δίκαιον, ὅσιον</w:t>
+      </w:r>
+    </w:p>
+    <w:p>
+      <w:pPr/>
+      <w:r>
+        <w:rPr>
+          <w:lang w:val="hi_IN" w:bidi="hi_IN"/>
+        </w:rPr>
+      </w:r>
+      <w:r>
+        <w:rPr>
+          <w:b/>
+          <w:lang w:val="hi_IN" w:bidi="hi_IN"/>
+        </w:rPr>
         <w:t>"न्यायी, पवित्र"</w:t>
       </w:r>
     </w:p>
@@ -3589,6 +4099,21 @@
           <w:b/>
           <w:lang w:val="hi_IN" w:bidi="hi_IN"/>
         </w:rPr>
+        <w:t>ἀντεχόμενον</w:t>
+      </w:r>
+    </w:p>
+    <w:p>
+      <w:pPr/>
+      <w:r>
+        <w:rPr>
+          <w:lang w:val="hi_IN" w:bidi="hi_IN"/>
+        </w:rPr>
+      </w:r>
+      <w:r>
+        <w:rPr>
+          <w:b/>
+          <w:lang w:val="hi_IN" w:bidi="hi_IN"/>
+        </w:rPr>
         <w:t>"स्थिर रहे"</w:t>
       </w:r>
     </w:p>
@@ -3672,6 +4197,21 @@
           <w:b/>
           <w:lang w:val="hi_IN" w:bidi="hi_IN"/>
         </w:rPr>
+        <w:t>κατὰ τὴν διδαχὴν</w:t>
+      </w:r>
+    </w:p>
+    <w:p>
+      <w:pPr/>
+      <w:r>
+        <w:rPr>
+          <w:lang w:val="hi_IN" w:bidi="hi_IN"/>
+        </w:rPr>
+      </w:r>
+      <w:r>
+        <w:rPr>
+          <w:b/>
+          <w:lang w:val="hi_IN" w:bidi="hi_IN"/>
+        </w:rPr>
         <w:t>"वचन पर"</w:t>
       </w:r>
       <w:r>
@@ -3750,6 +4290,21 @@
           <w:b/>
           <w:lang w:val="hi_IN" w:bidi="hi_IN"/>
         </w:rPr>
+        <w:t>ἵνα</w:t>
+      </w:r>
+    </w:p>
+    <w:p>
+      <w:pPr/>
+      <w:r>
+        <w:rPr>
+          <w:lang w:val="hi_IN" w:bidi="hi_IN"/>
+        </w:rPr>
+      </w:r>
+      <w:r>
+        <w:rPr>
+          <w:b/>
+          <w:lang w:val="hi_IN" w:bidi="hi_IN"/>
+        </w:rPr>
         <w:t>"कि"</w:t>
       </w:r>
     </w:p>
@@ -3841,6 +4396,21 @@
           <w:lang w:val="hi_IN" w:bidi="hi_IN"/>
         </w:rPr>
       </w:r>
+      <w:r>
+        <w:rPr>
+          <w:b/>
+          <w:lang w:val="hi_IN" w:bidi="hi_IN"/>
+        </w:rPr>
+        <w:t>τῇ διδασκαλίᾳ τῇ ὑγιαινούσῃ</w:t>
+      </w:r>
+    </w:p>
+    <w:p>
+      <w:pPr/>
+      <w:r>
+        <w:rPr>
+          <w:lang w:val="hi_IN" w:bidi="hi_IN"/>
+        </w:rPr>
+      </w:r>
     </w:p>
     <w:p>
       <w:pPr/>
@@ -3902,6 +4472,21 @@
           <w:b/>
           <w:lang w:val="hi_IN" w:bidi="hi_IN"/>
         </w:rPr>
+        <w:t>ματαιολόγοι</w:t>
+      </w:r>
+    </w:p>
+    <w:p>
+      <w:pPr/>
+      <w:r>
+        <w:rPr>
+          <w:lang w:val="hi_IN" w:bidi="hi_IN"/>
+        </w:rPr>
+      </w:r>
+      <w:r>
+        <w:rPr>
+          <w:b/>
+          <w:lang w:val="hi_IN" w:bidi="hi_IN"/>
+        </w:rPr>
         <w:t>"खरी शिक्षा"</w:t>
       </w:r>
     </w:p>
@@ -3978,6 +4563,21 @@
           <w:b/>
           <w:lang w:val="hi_IN" w:bidi="hi_IN"/>
         </w:rPr>
+        <w:t>φρεναπάται</w:t>
+      </w:r>
+    </w:p>
+    <w:p>
+      <w:pPr/>
+      <w:r>
+        <w:rPr>
+          <w:lang w:val="hi_IN" w:bidi="hi_IN"/>
+        </w:rPr>
+      </w:r>
+      <w:r>
+        <w:rPr>
+          <w:b/>
+          <w:lang w:val="hi_IN" w:bidi="hi_IN"/>
+        </w:rPr>
         <w:t>"धोखा देनेवाले"</w:t>
       </w:r>
     </w:p>
@@ -4041,6 +4641,21 @@
           <w:b/>
           <w:lang w:val="hi_IN" w:bidi="hi_IN"/>
         </w:rPr>
+        <w:t>ματαιολόγοι, καὶ φρεναπάται</w:t>
+      </w:r>
+    </w:p>
+    <w:p>
+      <w:pPr/>
+      <w:r>
+        <w:rPr>
+          <w:lang w:val="hi_IN" w:bidi="hi_IN"/>
+        </w:rPr>
+      </w:r>
+      <w:r>
+        <w:rPr>
+          <w:b/>
+          <w:lang w:val="hi_IN" w:bidi="hi_IN"/>
+        </w:rPr>
         <w:t>"निरंकुश बकवादी और धोखा देनेवाले"</w:t>
       </w:r>
     </w:p>
@@ -4137,6 +4752,21 @@
           <w:b/>
           <w:lang w:val="hi_IN" w:bidi="hi_IN"/>
         </w:rPr>
+        <w:t>οἱ ἐκ τῆς περιτομῆς</w:t>
+      </w:r>
+    </w:p>
+    <w:p>
+      <w:pPr/>
+      <w:r>
+        <w:rPr>
+          <w:lang w:val="hi_IN" w:bidi="hi_IN"/>
+        </w:rPr>
+      </w:r>
+      <w:r>
+        <w:rPr>
+          <w:b/>
+          <w:lang w:val="hi_IN" w:bidi="hi_IN"/>
+        </w:rPr>
         <w:t>"खतनावालों में से"</w:t>
       </w:r>
     </w:p>
@@ -4220,6 +4850,21 @@
           <w:b/>
           <w:lang w:val="hi_IN" w:bidi="hi_IN"/>
         </w:rPr>
+        <w:t>οὓς δεῖ ἐπιστομίζειν</w:t>
+      </w:r>
+    </w:p>
+    <w:p>
+      <w:pPr/>
+      <w:r>
+        <w:rPr>
+          <w:lang w:val="hi_IN" w:bidi="hi_IN"/>
+        </w:rPr>
+      </w:r>
+      <w:r>
+        <w:rPr>
+          <w:b/>
+          <w:lang w:val="hi_IN" w:bidi="hi_IN"/>
+        </w:rPr>
         <w:t>"इनका मुँह बन्द करना चाहिए"</w:t>
       </w:r>
     </w:p>
@@ -4299,6 +4944,21 @@
           <w:b/>
           <w:lang w:val="hi_IN" w:bidi="hi_IN"/>
         </w:rPr>
+        <w:t>ὅλους οἴκους ἀνατρέπουσιν</w:t>
+      </w:r>
+    </w:p>
+    <w:p>
+      <w:pPr/>
+      <w:r>
+        <w:rPr>
+          <w:lang w:val="hi_IN" w:bidi="hi_IN"/>
+        </w:rPr>
+      </w:r>
+      <w:r>
+        <w:rPr>
+          <w:b/>
+          <w:lang w:val="hi_IN" w:bidi="hi_IN"/>
+        </w:rPr>
         <w:t>"घर के घर बिगाड़ देते हैं"</w:t>
       </w:r>
     </w:p>
@@ -4369,6 +5029,21 @@
           <w:b/>
           <w:lang w:val="hi_IN" w:bidi="hi_IN"/>
         </w:rPr>
+        <w:t>αἰσχροῦ κέρδους χάριν</w:t>
+      </w:r>
+    </w:p>
+    <w:p>
+      <w:pPr/>
+      <w:r>
+        <w:rPr>
+          <w:lang w:val="hi_IN" w:bidi="hi_IN"/>
+        </w:rPr>
+      </w:r>
+      <w:r>
+        <w:rPr>
+          <w:b/>
+          <w:lang w:val="hi_IN" w:bidi="hi_IN"/>
+        </w:rPr>
         <w:t>"नीच कमाई के लिये"</w:t>
       </w:r>
     </w:p>
@@ -4432,6 +5107,21 @@
           <w:b/>
           <w:lang w:val="hi_IN" w:bidi="hi_IN"/>
         </w:rPr>
+        <w:t>τις ἐξ αὐτῶν, ἴδιος αὐτῶν προφήτης</w:t>
+      </w:r>
+    </w:p>
+    <w:p>
+      <w:pPr/>
+      <w:r>
+        <w:rPr>
+          <w:lang w:val="hi_IN" w:bidi="hi_IN"/>
+        </w:rPr>
+      </w:r>
+      <w:r>
+        <w:rPr>
+          <w:b/>
+          <w:lang w:val="hi_IN" w:bidi="hi_IN"/>
+        </w:rPr>
         <w:t>"उन्हीं में से एक जन ने जो उन्हीं का भविष्यद्वक्ता हैं,"</w:t>
       </w:r>
       <w:r>
@@ -4510,6 +5200,21 @@
           <w:b/>
           <w:lang w:val="hi_IN" w:bidi="hi_IN"/>
         </w:rPr>
+        <w:t>Κρῆτες ἀεὶ ψεῦσται</w:t>
+      </w:r>
+    </w:p>
+    <w:p>
+      <w:pPr/>
+      <w:r>
+        <w:rPr>
+          <w:lang w:val="hi_IN" w:bidi="hi_IN"/>
+        </w:rPr>
+      </w:r>
+      <w:r>
+        <w:rPr>
+          <w:b/>
+          <w:lang w:val="hi_IN" w:bidi="hi_IN"/>
+        </w:rPr>
         <w:t>"क्रेती लोग सदा झूठे"</w:t>
       </w:r>
     </w:p>
@@ -4593,6 +5298,21 @@
           <w:b/>
           <w:lang w:val="hi_IN" w:bidi="hi_IN"/>
         </w:rPr>
+        <w:t>κακὰ θηρία</w:t>
+      </w:r>
+    </w:p>
+    <w:p>
+      <w:pPr/>
+      <w:r>
+        <w:rPr>
+          <w:lang w:val="hi_IN" w:bidi="hi_IN"/>
+        </w:rPr>
+      </w:r>
+      <w:r>
+        <w:rPr>
+          <w:b/>
+          <w:lang w:val="hi_IN" w:bidi="hi_IN"/>
+        </w:rPr>
         <w:t>"दुष्ट पशु"</w:t>
       </w:r>
     </w:p>
@@ -4676,6 +5396,21 @@
           <w:b/>
           <w:lang w:val="hi_IN" w:bidi="hi_IN"/>
         </w:rPr>
+        <w:t>γαστέρες ἀργαί</w:t>
+      </w:r>
+    </w:p>
+    <w:p>
+      <w:pPr/>
+      <w:r>
+        <w:rPr>
+          <w:lang w:val="hi_IN" w:bidi="hi_IN"/>
+        </w:rPr>
+      </w:r>
+      <w:r>
+        <w:rPr>
+          <w:b/>
+          <w:lang w:val="hi_IN" w:bidi="hi_IN"/>
+        </w:rPr>
         <w:t>"और आलसी पेटू होते हैं"</w:t>
       </w:r>
     </w:p>
@@ -4759,6 +5494,21 @@
           <w:b/>
           <w:lang w:val="hi_IN" w:bidi="hi_IN"/>
         </w:rPr>
+        <w:t>δι’ ἣν αἰτίαν ἔλεγχε αὐτοὺς ἀποτόμως</w:t>
+      </w:r>
+    </w:p>
+    <w:p>
+      <w:pPr/>
+      <w:r>
+        <w:rPr>
+          <w:lang w:val="hi_IN" w:bidi="hi_IN"/>
+        </w:rPr>
+      </w:r>
+      <w:r>
+        <w:rPr>
+          <w:b/>
+          <w:lang w:val="hi_IN" w:bidi="hi_IN"/>
+        </w:rPr>
         <w:t>"इसलिए उन्हें कड़ाई से चेतावनी दिया कर,"</w:t>
       </w:r>
       <w:r>
@@ -4837,6 +5587,21 @@
           <w:b/>
           <w:lang w:val="hi_IN" w:bidi="hi_IN"/>
         </w:rPr>
+        <w:t>δι’ ἣν αἰτίαν</w:t>
+      </w:r>
+    </w:p>
+    <w:p>
+      <w:pPr/>
+      <w:r>
+        <w:rPr>
+          <w:lang w:val="hi_IN" w:bidi="hi_IN"/>
+        </w:rPr>
+      </w:r>
+      <w:r>
+        <w:rPr>
+          <w:b/>
+          <w:lang w:val="hi_IN" w:bidi="hi_IN"/>
+        </w:rPr>
         <w:t>"इसलिए उन्हें"</w:t>
       </w:r>
       <w:r>
@@ -4946,6 +5711,21 @@
           <w:b/>
           <w:lang w:val="hi_IN" w:bidi="hi_IN"/>
         </w:rPr>
+        <w:t>αὐτοὺς</w:t>
+      </w:r>
+    </w:p>
+    <w:p>
+      <w:pPr/>
+      <w:r>
+        <w:rPr>
+          <w:lang w:val="hi_IN" w:bidi="hi_IN"/>
+        </w:rPr>
+      </w:r>
+      <w:r>
+        <w:rPr>
+          <w:b/>
+          <w:lang w:val="hi_IN" w:bidi="hi_IN"/>
+        </w:rPr>
         <w:t>"उन्हें"</w:t>
       </w:r>
     </w:p>
@@ -5139,6 +5919,21 @@
           <w:b/>
           <w:lang w:val="hi_IN" w:bidi="hi_IN"/>
         </w:rPr>
+        <w:t>ἵνα ὑγιαίνωσιν ἐν τῇ πίστει</w:t>
+      </w:r>
+    </w:p>
+    <w:p>
+      <w:pPr/>
+      <w:r>
+        <w:rPr>
+          <w:lang w:val="hi_IN" w:bidi="hi_IN"/>
+        </w:rPr>
+      </w:r>
+      <w:r>
+        <w:rPr>
+          <w:b/>
+          <w:lang w:val="hi_IN" w:bidi="hi_IN"/>
+        </w:rPr>
         <w:t>"कि"</w:t>
       </w:r>
       <w:r>
@@ -5210,6 +6005,21 @@
           <w:lang w:val="hi_IN" w:bidi="hi_IN"/>
         </w:rPr>
       </w:r>
+      <w:r>
+        <w:rPr>
+          <w:b/>
+          <w:lang w:val="hi_IN" w:bidi="hi_IN"/>
+        </w:rPr>
+        <w:t>ἵνα</w:t>
+      </w:r>
+    </w:p>
+    <w:p>
+      <w:pPr/>
+      <w:r>
+        <w:rPr>
+          <w:lang w:val="hi_IN" w:bidi="hi_IN"/>
+        </w:rPr>
+      </w:r>
     </w:p>
     <w:p>
       <w:pPr/>
@@ -5304,6 +6114,21 @@
           <w:b/>
           <w:lang w:val="hi_IN" w:bidi="hi_IN"/>
         </w:rPr>
+        <w:t>ἐν τῇ πίστει</w:t>
+      </w:r>
+    </w:p>
+    <w:p>
+      <w:pPr/>
+      <w:r>
+        <w:rPr>
+          <w:lang w:val="hi_IN" w:bidi="hi_IN"/>
+        </w:rPr>
+      </w:r>
+      <w:r>
+        <w:rPr>
+          <w:b/>
+          <w:lang w:val="hi_IN" w:bidi="hi_IN"/>
+        </w:rPr>
         <w:t>"कि"</w:t>
       </w:r>
     </w:p>
@@ -5400,6 +6225,21 @@
           <w:b/>
           <w:lang w:val="hi_IN" w:bidi="hi_IN"/>
         </w:rPr>
+        <w:t>Ἰουδαϊκοῖς μύθοις</w:t>
+      </w:r>
+    </w:p>
+    <w:p>
+      <w:pPr/>
+      <w:r>
+        <w:rPr>
+          <w:lang w:val="hi_IN" w:bidi="hi_IN"/>
+        </w:rPr>
+      </w:r>
+      <w:r>
+        <w:rPr>
+          <w:b/>
+          <w:lang w:val="hi_IN" w:bidi="hi_IN"/>
+        </w:rPr>
         <w:t>"यहूदियों की कथा कहानियों"</w:t>
       </w:r>
     </w:p>
@@ -5463,6 +6303,21 @@
           <w:b/>
           <w:lang w:val="hi_IN" w:bidi="hi_IN"/>
         </w:rPr>
+        <w:t>ἀποστρεφομένων τὴν ἀλήθειαν</w:t>
+      </w:r>
+    </w:p>
+    <w:p>
+      <w:pPr/>
+      <w:r>
+        <w:rPr>
+          <w:lang w:val="hi_IN" w:bidi="hi_IN"/>
+        </w:rPr>
+      </w:r>
+      <w:r>
+        <w:rPr>
+          <w:b/>
+          <w:lang w:val="hi_IN" w:bidi="hi_IN"/>
+        </w:rPr>
         <w:t>"जो सत्य से भटक जाते हैं"</w:t>
       </w:r>
     </w:p>
@@ -5546,6 +6401,21 @@
           <w:b/>
           <w:lang w:val="hi_IN" w:bidi="hi_IN"/>
         </w:rPr>
+        <w:t>πάντα καθαρὰ τοῖς καθαροῖς</w:t>
+      </w:r>
+    </w:p>
+    <w:p>
+      <w:pPr/>
+      <w:r>
+        <w:rPr>
+          <w:lang w:val="hi_IN" w:bidi="hi_IN"/>
+        </w:rPr>
+      </w:r>
+      <w:r>
+        <w:rPr>
+          <w:b/>
+          <w:lang w:val="hi_IN" w:bidi="hi_IN"/>
+        </w:rPr>
         <w:t>"शुद्ध सब वस्तुएँ शुद्ध हैं"</w:t>
       </w:r>
     </w:p>
@@ -5624,6 +6494,21 @@
           <w:b/>
           <w:lang w:val="hi_IN" w:bidi="hi_IN"/>
         </w:rPr>
+        <w:t>τοῖς καθαροῖς</w:t>
+      </w:r>
+    </w:p>
+    <w:p>
+      <w:pPr/>
+      <w:r>
+        <w:rPr>
+          <w:lang w:val="hi_IN" w:bidi="hi_IN"/>
+        </w:rPr>
+      </w:r>
+      <w:r>
+        <w:rPr>
+          <w:b/>
+          <w:lang w:val="hi_IN" w:bidi="hi_IN"/>
+        </w:rPr>
         <w:t>"शुद्ध हैं"</w:t>
       </w:r>
     </w:p>
@@ -5689,6 +6574,21 @@
           <w:b/>
           <w:lang w:val="hi_IN" w:bidi="hi_IN"/>
         </w:rPr>
+        <w:t>δὲ</w:t>
+      </w:r>
+    </w:p>
+    <w:p>
+      <w:pPr/>
+      <w:r>
+        <w:rPr>
+          <w:lang w:val="hi_IN" w:bidi="hi_IN"/>
+        </w:rPr>
+      </w:r>
+      <w:r>
+        <w:rPr>
+          <w:b/>
+          <w:lang w:val="hi_IN" w:bidi="hi_IN"/>
+        </w:rPr>
         <w:t>"पर"</w:t>
       </w:r>
     </w:p>
@@ -5785,6 +6685,21 @@
           <w:b/>
           <w:lang w:val="hi_IN" w:bidi="hi_IN"/>
         </w:rPr>
+        <w:t>τοῖς δὲ μεμιαμμένοις καὶ ἀπίστοις, οὐδὲν καθαρόν</w:t>
+      </w:r>
+    </w:p>
+    <w:p>
+      <w:pPr/>
+      <w:r>
+        <w:rPr>
+          <w:lang w:val="hi_IN" w:bidi="hi_IN"/>
+        </w:rPr>
+      </w:r>
+      <w:r>
+        <w:rPr>
+          <w:b/>
+          <w:lang w:val="hi_IN" w:bidi="hi_IN"/>
+        </w:rPr>
         <w:t>"शुद्ध हैं,"</w:t>
       </w:r>
       <w:r>
@@ -5881,6 +6796,21 @@
           <w:b/>
           <w:lang w:val="hi_IN" w:bidi="hi_IN"/>
         </w:rPr>
+        <w:t>δὲ</w:t>
+      </w:r>
+    </w:p>
+    <w:p>
+      <w:pPr/>
+      <w:r>
+        <w:rPr>
+          <w:lang w:val="hi_IN" w:bidi="hi_IN"/>
+        </w:rPr>
+      </w:r>
+      <w:r>
+        <w:rPr>
+          <w:b/>
+          <w:lang w:val="hi_IN" w:bidi="hi_IN"/>
+        </w:rPr>
         <w:t>"पर"</w:t>
       </w:r>
     </w:p>
@@ -5977,6 +6907,21 @@
           <w:b/>
           <w:lang w:val="hi_IN" w:bidi="hi_IN"/>
         </w:rPr>
+        <w:t>τοῖς &amp; ἔργοις ἀρνοῦνται</w:t>
+      </w:r>
+    </w:p>
+    <w:p>
+      <w:pPr/>
+      <w:r>
+        <w:rPr>
+          <w:lang w:val="hi_IN" w:bidi="hi_IN"/>
+        </w:rPr>
+      </w:r>
+      <w:r>
+        <w:rPr>
+          <w:b/>
+          <w:lang w:val="hi_IN" w:bidi="hi_IN"/>
+        </w:rPr>
         <w:t>"पर अपने कामों से उसका इन्कार करते हैं"</w:t>
       </w:r>
     </w:p>
@@ -6163,6 +7108,21 @@
           <w:b/>
           <w:lang w:val="hi_IN" w:bidi="hi_IN"/>
         </w:rPr>
+        <w:t>σὺ δὲ</w:t>
+      </w:r>
+    </w:p>
+    <w:p>
+      <w:pPr/>
+      <w:r>
+        <w:rPr>
+          <w:lang w:val="hi_IN" w:bidi="hi_IN"/>
+        </w:rPr>
+      </w:r>
+      <w:r>
+        <w:rPr>
+          <w:b/>
+          <w:lang w:val="hi_IN" w:bidi="hi_IN"/>
+        </w:rPr>
         <w:t>"पर तू, ऐसी बातें कहा कर जो"</w:t>
       </w:r>
       <w:r>
@@ -6245,6 +7205,21 @@
         <w:rPr>
           <w:lang w:val="hi_IN" w:bidi="hi_IN"/>
         </w:rPr>
+      </w:r>
+    </w:p>
+    <w:p>
+      <w:pPr/>
+      <w:r>
+        <w:rPr>
+          <w:lang w:val="hi_IN" w:bidi="hi_IN"/>
+        </w:rPr>
+      </w:r>
+      <w:r>
+        <w:rPr>
+          <w:b/>
+          <w:lang w:val="hi_IN" w:bidi="hi_IN"/>
+        </w:rPr>
+        <w:t>τῇ ὑγιαινούσῃ διδασκαλίᾳ</w:t>
       </w:r>
     </w:p>
     <w:p>
@@ -6335,6 +7310,21 @@
           <w:lang w:val="hi_IN" w:bidi="hi_IN"/>
         </w:rPr>
       </w:r>
+      <w:r>
+        <w:rPr>
+          <w:b/>
+          <w:lang w:val="hi_IN" w:bidi="hi_IN"/>
+        </w:rPr>
+        <w:t>πρεσβύτας &amp; εἶναι</w:t>
+      </w:r>
+    </w:p>
+    <w:p>
+      <w:pPr/>
+      <w:r>
+        <w:rPr>
+          <w:lang w:val="hi_IN" w:bidi="hi_IN"/>
+        </w:rPr>
+      </w:r>
     </w:p>
     <w:p>
       <w:pPr/>
@@ -6444,6 +7434,21 @@
           <w:lang w:val="hi_IN" w:bidi="hi_IN"/>
         </w:rPr>
       </w:r>
+      <w:r>
+        <w:rPr>
+          <w:b/>
+          <w:lang w:val="hi_IN" w:bidi="hi_IN"/>
+        </w:rPr>
+        <w:t>νηφαλίους &amp; σεμνούς, σώφρονας</w:t>
+      </w:r>
+    </w:p>
+    <w:p>
+      <w:pPr/>
+      <w:r>
+        <w:rPr>
+          <w:lang w:val="hi_IN" w:bidi="hi_IN"/>
+        </w:rPr>
+      </w:r>
     </w:p>
     <w:p>
       <w:pPr/>
@@ -6520,6 +7525,21 @@
           <w:lang w:val="hi_IN" w:bidi="hi_IN"/>
         </w:rPr>
       </w:r>
+      <w:r>
+        <w:rPr>
+          <w:b/>
+          <w:lang w:val="hi_IN" w:bidi="hi_IN"/>
+        </w:rPr>
+        <w:t>νηφαλίους</w:t>
+      </w:r>
+    </w:p>
+    <w:p>
+      <w:pPr/>
+      <w:r>
+        <w:rPr>
+          <w:lang w:val="hi_IN" w:bidi="hi_IN"/>
+        </w:rPr>
+      </w:r>
     </w:p>
     <w:p>
       <w:pPr/>
@@ -6592,6 +7612,21 @@
           <w:lang w:val="hi_IN" w:bidi="hi_IN"/>
         </w:rPr>
       </w:r>
+      <w:r>
+        <w:rPr>
+          <w:b/>
+          <w:lang w:val="hi_IN" w:bidi="hi_IN"/>
+        </w:rPr>
+        <w:t>σώφρονας</w:t>
+      </w:r>
+    </w:p>
+    <w:p>
+      <w:pPr/>
+      <w:r>
+        <w:rPr>
+          <w:lang w:val="hi_IN" w:bidi="hi_IN"/>
+        </w:rPr>
+      </w:r>
     </w:p>
     <w:p>
       <w:pPr/>
@@ -6641,6 +7676,21 @@
         <w:rPr>
           <w:lang w:val="hi_IN" w:bidi="hi_IN"/>
         </w:rPr>
+      </w:r>
+    </w:p>
+    <w:p>
+      <w:pPr/>
+      <w:r>
+        <w:rPr>
+          <w:lang w:val="hi_IN" w:bidi="hi_IN"/>
+        </w:rPr>
+      </w:r>
+      <w:r>
+        <w:rPr>
+          <w:b/>
+          <w:lang w:val="hi_IN" w:bidi="hi_IN"/>
+        </w:rPr>
+        <w:t>ὑγιαίνοντας τῇ πίστει τῇ ἀγάπῃ, τῇ ὑπομονῇ</w:t>
       </w:r>
     </w:p>
     <w:p>
@@ -6744,6 +7794,21 @@
           <w:lang w:val="hi_IN" w:bidi="hi_IN"/>
         </w:rPr>
       </w:r>
+      <w:r>
+        <w:rPr>
+          <w:b/>
+          <w:lang w:val="hi_IN" w:bidi="hi_IN"/>
+        </w:rPr>
+        <w:t>ὑγιαίνοντας τῇ πίστει</w:t>
+      </w:r>
+    </w:p>
+    <w:p>
+      <w:pPr/>
+      <w:r>
+        <w:rPr>
+          <w:lang w:val="hi_IN" w:bidi="hi_IN"/>
+        </w:rPr>
+      </w:r>
     </w:p>
     <w:p>
       <w:pPr/>
@@ -6825,6 +7890,21 @@
           <w:b/>
           <w:lang w:val="hi_IN" w:bidi="hi_IN"/>
         </w:rPr>
+        <w:t>τῇ ἀγάπῃ</w:t>
+      </w:r>
+    </w:p>
+    <w:p>
+      <w:pPr/>
+      <w:r>
+        <w:rPr>
+          <w:lang w:val="hi_IN" w:bidi="hi_IN"/>
+        </w:rPr>
+      </w:r>
+      <w:r>
+        <w:rPr>
+          <w:b/>
+          <w:lang w:val="hi_IN" w:bidi="hi_IN"/>
+        </w:rPr>
         <w:t>"प्रेम"</w:t>
       </w:r>
     </w:p>
@@ -6921,6 +8001,21 @@
           <w:b/>
           <w:lang w:val="hi_IN" w:bidi="hi_IN"/>
         </w:rPr>
+        <w:t>τῇ ὑπομονῇ</w:t>
+      </w:r>
+    </w:p>
+    <w:p>
+      <w:pPr/>
+      <w:r>
+        <w:rPr>
+          <w:lang w:val="hi_IN" w:bidi="hi_IN"/>
+        </w:rPr>
+      </w:r>
+      <w:r>
+        <w:rPr>
+          <w:b/>
+          <w:lang w:val="hi_IN" w:bidi="hi_IN"/>
+        </w:rPr>
         <w:t>"और धीरज"</w:t>
       </w:r>
     </w:p>
@@ -7017,6 +8112,21 @@
           <w:b/>
           <w:lang w:val="hi_IN" w:bidi="hi_IN"/>
         </w:rPr>
+        <w:t>πρεσβύτιδας ὡσαύτως</w:t>
+      </w:r>
+    </w:p>
+    <w:p>
+      <w:pPr/>
+      <w:r>
+        <w:rPr>
+          <w:lang w:val="hi_IN" w:bidi="hi_IN"/>
+        </w:rPr>
+      </w:r>
+      <w:r>
+        <w:rPr>
+          <w:b/>
+          <w:lang w:val="hi_IN" w:bidi="hi_IN"/>
+        </w:rPr>
         <w:t>"अर्थात् वृद्ध पुरुष"</w:t>
       </w:r>
       <w:r>
@@ -7165,6 +8275,21 @@
           <w:b/>
           <w:lang w:val="hi_IN" w:bidi="hi_IN"/>
         </w:rPr>
+        <w:t>οἴνῳ πολλῷ δεδουλωμένας</w:t>
+      </w:r>
+    </w:p>
+    <w:p>
+      <w:pPr/>
+      <w:r>
+        <w:rPr>
+          <w:lang w:val="hi_IN" w:bidi="hi_IN"/>
+        </w:rPr>
+      </w:r>
+      <w:r>
+        <w:rPr>
+          <w:b/>
+          <w:lang w:val="hi_IN" w:bidi="hi_IN"/>
+        </w:rPr>
         <w:t>"पियक्कड़"</w:t>
       </w:r>
     </w:p>
@@ -7248,6 +8373,21 @@
           <w:b/>
           <w:lang w:val="hi_IN" w:bidi="hi_IN"/>
         </w:rPr>
+        <w:t>οἴνῳ πολλῷ δεδουλωμένας</w:t>
+      </w:r>
+    </w:p>
+    <w:p>
+      <w:pPr/>
+      <w:r>
+        <w:rPr>
+          <w:lang w:val="hi_IN" w:bidi="hi_IN"/>
+        </w:rPr>
+      </w:r>
+      <w:r>
+        <w:rPr>
+          <w:b/>
+          <w:lang w:val="hi_IN" w:bidi="hi_IN"/>
+        </w:rPr>
         <w:t>"पियक्कड़"</w:t>
       </w:r>
     </w:p>
@@ -7331,6 +8471,21 @@
           <w:b/>
           <w:lang w:val="hi_IN" w:bidi="hi_IN"/>
         </w:rPr>
+        <w:t>καλοδιδασκάλους</w:t>
+      </w:r>
+    </w:p>
+    <w:p>
+      <w:pPr/>
+      <w:r>
+        <w:rPr>
+          <w:lang w:val="hi_IN" w:bidi="hi_IN"/>
+        </w:rPr>
+      </w:r>
+      <w:r>
+        <w:rPr>
+          <w:b/>
+          <w:lang w:val="hi_IN" w:bidi="hi_IN"/>
+        </w:rPr>
         <w:t>"पर अच्छी बातें सिखानेवाली हों"</w:t>
       </w:r>
     </w:p>
@@ -7407,6 +8562,21 @@
           <w:b/>
           <w:lang w:val="hi_IN" w:bidi="hi_IN"/>
         </w:rPr>
+        <w:t>ἵνα</w:t>
+      </w:r>
+    </w:p>
+    <w:p>
+      <w:pPr/>
+      <w:r>
+        <w:rPr>
+          <w:lang w:val="hi_IN" w:bidi="hi_IN"/>
+        </w:rPr>
+      </w:r>
+      <w:r>
+        <w:rPr>
+          <w:b/>
+          <w:lang w:val="hi_IN" w:bidi="hi_IN"/>
+        </w:rPr>
         <w:t>"ताकि"</w:t>
       </w:r>
     </w:p>
@@ -7524,6 +8694,21 @@
           <w:b/>
           <w:lang w:val="hi_IN" w:bidi="hi_IN"/>
         </w:rPr>
+        <w:t>φιλάνδρους</w:t>
+      </w:r>
+    </w:p>
+    <w:p>
+      <w:pPr/>
+      <w:r>
+        <w:rPr>
+          <w:lang w:val="hi_IN" w:bidi="hi_IN"/>
+        </w:rPr>
+      </w:r>
+      <w:r>
+        <w:rPr>
+          <w:b/>
+          <w:lang w:val="hi_IN" w:bidi="hi_IN"/>
+        </w:rPr>
         <w:t>"कि अपने पतियों"</w:t>
       </w:r>
     </w:p>
@@ -7589,6 +8774,21 @@
           <w:b/>
           <w:lang w:val="hi_IN" w:bidi="hi_IN"/>
         </w:rPr>
+        <w:t>φιλοτέκνους</w:t>
+      </w:r>
+    </w:p>
+    <w:p>
+      <w:pPr/>
+      <w:r>
+        <w:rPr>
+          <w:lang w:val="hi_IN" w:bidi="hi_IN"/>
+        </w:rPr>
+      </w:r>
+      <w:r>
+        <w:rPr>
+          <w:b/>
+          <w:lang w:val="hi_IN" w:bidi="hi_IN"/>
+        </w:rPr>
         <w:t>"और बच्चों से प्रेम"</w:t>
       </w:r>
     </w:p>
@@ -7654,6 +8854,21 @@
           <w:b/>
           <w:lang w:val="hi_IN" w:bidi="hi_IN"/>
         </w:rPr>
+        <w:t>ὑποτασσομένας τοῖς ἰδίοις ἀνδράσιν</w:t>
+      </w:r>
+    </w:p>
+    <w:p>
+      <w:pPr/>
+      <w:r>
+        <w:rPr>
+          <w:lang w:val="hi_IN" w:bidi="hi_IN"/>
+        </w:rPr>
+      </w:r>
+      <w:r>
+        <w:rPr>
+          <w:b/>
+          <w:lang w:val="hi_IN" w:bidi="hi_IN"/>
+        </w:rPr>
         <w:t>"अपने-अपने पति के अधीन रहनेवाली हों"</w:t>
       </w:r>
     </w:p>
@@ -7719,6 +8934,21 @@
           <w:b/>
           <w:lang w:val="hi_IN" w:bidi="hi_IN"/>
         </w:rPr>
+        <w:t>ἵνα</w:t>
+      </w:r>
+    </w:p>
+    <w:p>
+      <w:pPr/>
+      <w:r>
+        <w:rPr>
+          <w:lang w:val="hi_IN" w:bidi="hi_IN"/>
+        </w:rPr>
+      </w:r>
+      <w:r>
+        <w:rPr>
+          <w:b/>
+          <w:lang w:val="hi_IN" w:bidi="hi_IN"/>
+        </w:rPr>
         <w:t>"ताकि"</w:t>
       </w:r>
     </w:p>
@@ -7836,6 +9066,21 @@
           <w:b/>
           <w:lang w:val="hi_IN" w:bidi="hi_IN"/>
         </w:rPr>
+        <w:t>ἵνα μὴ ὁ λόγος τοῦ Θεοῦ βλασφημῆται</w:t>
+      </w:r>
+    </w:p>
+    <w:p>
+      <w:pPr/>
+      <w:r>
+        <w:rPr>
+          <w:lang w:val="hi_IN" w:bidi="hi_IN"/>
+        </w:rPr>
+      </w:r>
+      <w:r>
+        <w:rPr>
+          <w:b/>
+          <w:lang w:val="hi_IN" w:bidi="hi_IN"/>
+        </w:rPr>
         <w:t>"ताकि परमेश्वर के वचन की निन्दा न होने पाए"</w:t>
       </w:r>
     </w:p>
@@ -7927,6 +9172,21 @@
           <w:b/>
           <w:lang w:val="hi_IN" w:bidi="hi_IN"/>
         </w:rPr>
+        <w:t>ὁ λόγος τοῦ Θεοῦ</w:t>
+      </w:r>
+    </w:p>
+    <w:p>
+      <w:pPr/>
+      <w:r>
+        <w:rPr>
+          <w:lang w:val="hi_IN" w:bidi="hi_IN"/>
+        </w:rPr>
+      </w:r>
+      <w:r>
+        <w:rPr>
+          <w:b/>
+          <w:lang w:val="hi_IN" w:bidi="hi_IN"/>
+        </w:rPr>
         <w:t>"ताकि परमेश्वर के वचन की निन्दा न होने पाए"</w:t>
       </w:r>
     </w:p>
@@ -8023,6 +9283,21 @@
           <w:b/>
           <w:lang w:val="hi_IN" w:bidi="hi_IN"/>
         </w:rPr>
+        <w:t>ὡσαύτως</w:t>
+      </w:r>
+    </w:p>
+    <w:p>
+      <w:pPr/>
+      <w:r>
+        <w:rPr>
+          <w:lang w:val="hi_IN" w:bidi="hi_IN"/>
+        </w:rPr>
+      </w:r>
+      <w:r>
+        <w:rPr>
+          <w:b/>
+          <w:lang w:val="hi_IN" w:bidi="hi_IN"/>
+        </w:rPr>
         <w:t>"ऐसे ही"</w:t>
       </w:r>
     </w:p>
@@ -8086,6 +9361,21 @@
           <w:b/>
           <w:lang w:val="hi_IN" w:bidi="hi_IN"/>
         </w:rPr>
+        <w:t>περὶ πάντα</w:t>
+      </w:r>
+    </w:p>
+    <w:p>
+      <w:pPr/>
+      <w:r>
+        <w:rPr>
+          <w:lang w:val="hi_IN" w:bidi="hi_IN"/>
+        </w:rPr>
+      </w:r>
+      <w:r>
+        <w:rPr>
+          <w:b/>
+          <w:lang w:val="hi_IN" w:bidi="hi_IN"/>
+        </w:rPr>
         <w:t>"सब बातों में"</w:t>
       </w:r>
     </w:p>
@@ -8157,6 +9447,21 @@
           <w:b/>
           <w:lang w:val="hi_IN" w:bidi="hi_IN"/>
         </w:rPr>
+        <w:t>σεαυτὸν παρεχόμενος</w:t>
+      </w:r>
+    </w:p>
+    <w:p>
+      <w:pPr/>
+      <w:r>
+        <w:rPr>
+          <w:lang w:val="hi_IN" w:bidi="hi_IN"/>
+        </w:rPr>
+      </w:r>
+      <w:r>
+        <w:rPr>
+          <w:b/>
+          <w:lang w:val="hi_IN" w:bidi="hi_IN"/>
+        </w:rPr>
         <w:t>"अपने आप को"</w:t>
       </w:r>
       <w:r>
@@ -8248,6 +9553,21 @@
           <w:b/>
           <w:lang w:val="hi_IN" w:bidi="hi_IN"/>
         </w:rPr>
+        <w:t>τύπον καλῶν ἔργων</w:t>
+      </w:r>
+    </w:p>
+    <w:p>
+      <w:pPr/>
+      <w:r>
+        <w:rPr>
+          <w:lang w:val="hi_IN" w:bidi="hi_IN"/>
+        </w:rPr>
+      </w:r>
+      <w:r>
+        <w:rPr>
+          <w:b/>
+          <w:lang w:val="hi_IN" w:bidi="hi_IN"/>
+        </w:rPr>
         <w:t>"भले कामों का नमूना"</w:t>
       </w:r>
     </w:p>
@@ -8313,6 +9633,21 @@
           <w:b/>
           <w:lang w:val="hi_IN" w:bidi="hi_IN"/>
         </w:rPr>
+        <w:t>ἐν τῇ διδασκαλίᾳ ἀφθορίαν, σεμνότητα</w:t>
+      </w:r>
+    </w:p>
+    <w:p>
+      <w:pPr/>
+      <w:r>
+        <w:rPr>
+          <w:lang w:val="hi_IN" w:bidi="hi_IN"/>
+        </w:rPr>
+      </w:r>
+      <w:r>
+        <w:rPr>
+          <w:b/>
+          <w:lang w:val="hi_IN" w:bidi="hi_IN"/>
+        </w:rPr>
         <w:t>"उपदेश में सफाई, गम्भीरता"</w:t>
       </w:r>
     </w:p>
@@ -8396,6 +9731,21 @@
           <w:b/>
           <w:lang w:val="hi_IN" w:bidi="hi_IN"/>
         </w:rPr>
+        <w:t>ἐν τῇ διδασκαλίᾳ ἀφθορίαν, σεμνότητα</w:t>
+      </w:r>
+    </w:p>
+    <w:p>
+      <w:pPr/>
+      <w:r>
+        <w:rPr>
+          <w:lang w:val="hi_IN" w:bidi="hi_IN"/>
+        </w:rPr>
+      </w:r>
+      <w:r>
+        <w:rPr>
+          <w:b/>
+          <w:lang w:val="hi_IN" w:bidi="hi_IN"/>
+        </w:rPr>
         <w:t>"उपदेश में सफाई, गम्भीरता"</w:t>
       </w:r>
     </w:p>
@@ -8505,6 +9855,21 @@
           <w:b/>
           <w:lang w:val="hi_IN" w:bidi="hi_IN"/>
         </w:rPr>
+        <w:t>ἀφθορίαν</w:t>
+      </w:r>
+    </w:p>
+    <w:p>
+      <w:pPr/>
+      <w:r>
+        <w:rPr>
+          <w:lang w:val="hi_IN" w:bidi="hi_IN"/>
+        </w:rPr>
+      </w:r>
+      <w:r>
+        <w:rPr>
+          <w:b/>
+          <w:lang w:val="hi_IN" w:bidi="hi_IN"/>
+        </w:rPr>
         <w:t>"सफाई (भ्रस्टाचार रहित)"</w:t>
       </w:r>
     </w:p>
@@ -8635,6 +10000,21 @@
           <w:lang w:val="hi_IN" w:bidi="hi_IN"/>
         </w:rPr>
       </w:r>
+      <w:r>
+        <w:rPr>
+          <w:b/>
+          <w:lang w:val="hi_IN" w:bidi="hi_IN"/>
+        </w:rPr>
+        <w:t>ὑγιῆ</w:t>
+      </w:r>
+    </w:p>
+    <w:p>
+      <w:pPr/>
+      <w:r>
+        <w:rPr>
+          <w:lang w:val="hi_IN" w:bidi="hi_IN"/>
+        </w:rPr>
+      </w:r>
     </w:p>
     <w:p>
       <w:pPr/>
@@ -8768,6 +10148,21 @@
           <w:b/>
           <w:lang w:val="hi_IN" w:bidi="hi_IN"/>
         </w:rPr>
+        <w:t>ἵνα</w:t>
+      </w:r>
+    </w:p>
+    <w:p>
+      <w:pPr/>
+      <w:r>
+        <w:rPr>
+          <w:lang w:val="hi_IN" w:bidi="hi_IN"/>
+        </w:rPr>
+      </w:r>
+      <w:r>
+        <w:rPr>
+          <w:b/>
+          <w:lang w:val="hi_IN" w:bidi="hi_IN"/>
+        </w:rPr>
         <w:t>"जिससे"</w:t>
       </w:r>
     </w:p>
@@ -8883,6 +10278,21 @@
           <w:lang w:val="hi_IN" w:bidi="hi_IN"/>
         </w:rPr>
       </w:r>
+      <w:r>
+        <w:rPr>
+          <w:b/>
+          <w:lang w:val="hi_IN" w:bidi="hi_IN"/>
+        </w:rPr>
+        <w:t>ἵνα ὁ ἐξ ἐναντίας ἐντραπῇ</w:t>
+      </w:r>
+    </w:p>
+    <w:p>
+      <w:pPr/>
+      <w:r>
+        <w:rPr>
+          <w:lang w:val="hi_IN" w:bidi="hi_IN"/>
+        </w:rPr>
+      </w:r>
     </w:p>
     <w:p>
       <w:pPr/>
@@ -8959,6 +10369,21 @@
           <w:lang w:val="hi_IN" w:bidi="hi_IN"/>
         </w:rPr>
       </w:r>
+      <w:r>
+        <w:rPr>
+          <w:b/>
+          <w:lang w:val="hi_IN" w:bidi="hi_IN"/>
+        </w:rPr>
+        <w:t>ἡμῶν</w:t>
+      </w:r>
+    </w:p>
+    <w:p>
+      <w:pPr/>
+      <w:r>
+        <w:rPr>
+          <w:lang w:val="hi_IN" w:bidi="hi_IN"/>
+        </w:rPr>
+      </w:r>
     </w:p>
     <w:p>
       <w:pPr/>
@@ -9034,6 +10459,21 @@
           <w:b/>
           <w:lang w:val="hi_IN" w:bidi="hi_IN"/>
         </w:rPr>
+        <w:t>δούλους ἰδίοις δεσπόταις ὑποτάσσεσθαι</w:t>
+      </w:r>
+    </w:p>
+    <w:p>
+      <w:pPr/>
+      <w:r>
+        <w:rPr>
+          <w:lang w:val="hi_IN" w:bidi="hi_IN"/>
+        </w:rPr>
+      </w:r>
+      <w:r>
+        <w:rPr>
+          <w:b/>
+          <w:lang w:val="hi_IN" w:bidi="hi_IN"/>
+        </w:rPr>
         <w:t>"और ऐसी खराई पाई जाए"</w:t>
       </w:r>
     </w:p>
@@ -9169,6 +10609,21 @@
           <w:b/>
           <w:lang w:val="hi_IN" w:bidi="hi_IN"/>
         </w:rPr>
+        <w:t>ἐν πᾶσιν</w:t>
+      </w:r>
+    </w:p>
+    <w:p>
+      <w:pPr/>
+      <w:r>
+        <w:rPr>
+          <w:lang w:val="hi_IN" w:bidi="hi_IN"/>
+        </w:rPr>
+      </w:r>
+      <w:r>
+        <w:rPr>
+          <w:b/>
+          <w:lang w:val="hi_IN" w:bidi="hi_IN"/>
+        </w:rPr>
         <w:t>"सब बातों में"</w:t>
       </w:r>
     </w:p>
@@ -9247,6 +10702,21 @@
           <w:b/>
           <w:lang w:val="hi_IN" w:bidi="hi_IN"/>
         </w:rPr>
+        <w:t>εὐαρέστους εἶναι</w:t>
+      </w:r>
+    </w:p>
+    <w:p>
+      <w:pPr/>
+      <w:r>
+        <w:rPr>
+          <w:lang w:val="hi_IN" w:bidi="hi_IN"/>
+        </w:rPr>
+      </w:r>
+      <w:r>
+        <w:rPr>
+          <w:b/>
+          <w:lang w:val="hi_IN" w:bidi="hi_IN"/>
+        </w:rPr>
         <w:t>"उन्हें प्रसन्न रखें"</w:t>
       </w:r>
     </w:p>
@@ -9326,6 +10796,21 @@
           <w:b/>
           <w:lang w:val="hi_IN" w:bidi="hi_IN"/>
         </w:rPr>
+        <w:t>μὴ νοσφιζομένους</w:t>
+      </w:r>
+    </w:p>
+    <w:p>
+      <w:pPr/>
+      <w:r>
+        <w:rPr>
+          <w:lang w:val="hi_IN" w:bidi="hi_IN"/>
+        </w:rPr>
+      </w:r>
+      <w:r>
+        <w:rPr>
+          <w:b/>
+          <w:lang w:val="hi_IN" w:bidi="hi_IN"/>
+        </w:rPr>
         <w:t>"चोरी चालाकी न करें"</w:t>
       </w:r>
     </w:p>
@@ -9390,6 +10875,21 @@
           <w:b/>
           <w:lang w:val="hi_IN" w:bidi="hi_IN"/>
         </w:rPr>
+        <w:t>ἀλλὰ</w:t>
+      </w:r>
+    </w:p>
+    <w:p>
+      <w:pPr/>
+      <w:r>
+        <w:rPr>
+          <w:lang w:val="hi_IN" w:bidi="hi_IN"/>
+        </w:rPr>
+      </w:r>
+      <w:r>
+        <w:rPr>
+          <w:b/>
+          <w:lang w:val="hi_IN" w:bidi="hi_IN"/>
+        </w:rPr>
         <w:t>"पर"</w:t>
       </w:r>
     </w:p>
@@ -9494,6 +10994,21 @@
           <w:b/>
           <w:lang w:val="hi_IN" w:bidi="hi_IN"/>
         </w:rPr>
+        <w:t>πᾶσαν πίστιν ἐνδεικνυμένους ἀγαθήν</w:t>
+      </w:r>
+    </w:p>
+    <w:p>
+      <w:pPr/>
+      <w:r>
+        <w:rPr>
+          <w:lang w:val="hi_IN" w:bidi="hi_IN"/>
+        </w:rPr>
+      </w:r>
+      <w:r>
+        <w:rPr>
+          <w:b/>
+          <w:lang w:val="hi_IN" w:bidi="hi_IN"/>
+        </w:rPr>
         <w:t>"सब प्रकार से पूरे विश्वासी निकलें"</w:t>
       </w:r>
     </w:p>
@@ -9559,6 +11074,21 @@
           <w:b/>
           <w:lang w:val="hi_IN" w:bidi="hi_IN"/>
         </w:rPr>
+        <w:t>ἵνα</w:t>
+      </w:r>
+    </w:p>
+    <w:p>
+      <w:pPr/>
+      <w:r>
+        <w:rPr>
+          <w:lang w:val="hi_IN" w:bidi="hi_IN"/>
+        </w:rPr>
+      </w:r>
+      <w:r>
+        <w:rPr>
+          <w:b/>
+          <w:lang w:val="hi_IN" w:bidi="hi_IN"/>
+        </w:rPr>
         <w:t>"कि"</w:t>
       </w:r>
     </w:p>
@@ -9689,6 +11219,21 @@
           <w:b/>
           <w:lang w:val="hi_IN" w:bidi="hi_IN"/>
         </w:rPr>
+        <w:t>ἐν πᾶσιν</w:t>
+      </w:r>
+    </w:p>
+    <w:p>
+      <w:pPr/>
+      <w:r>
+        <w:rPr>
+          <w:lang w:val="hi_IN" w:bidi="hi_IN"/>
+        </w:rPr>
+      </w:r>
+      <w:r>
+        <w:rPr>
+          <w:b/>
+          <w:lang w:val="hi_IN" w:bidi="hi_IN"/>
+        </w:rPr>
         <w:t>"वे सब बातों में"</w:t>
       </w:r>
     </w:p>
@@ -9753,6 +11298,21 @@
           <w:b/>
           <w:lang w:val="hi_IN" w:bidi="hi_IN"/>
         </w:rPr>
+        <w:t>τὴν διδασκαλίαν τὴν τοῦ Σωτῆρος ἡμῶν, Θεοῦ, κοσμῶσιν</w:t>
+      </w:r>
+    </w:p>
+    <w:p>
+      <w:pPr/>
+      <w:r>
+        <w:rPr>
+          <w:lang w:val="hi_IN" w:bidi="hi_IN"/>
+        </w:rPr>
+      </w:r>
+      <w:r>
+        <w:rPr>
+          <w:b/>
+          <w:lang w:val="hi_IN" w:bidi="hi_IN"/>
+        </w:rPr>
         <w:t>"हमारे उद्धारकर्ता परमेश्वर के उपदेश की शोभा बढ़ा दें"</w:t>
       </w:r>
     </w:p>
@@ -9831,6 +11391,21 @@
           <w:b/>
           <w:lang w:val="hi_IN" w:bidi="hi_IN"/>
         </w:rPr>
+        <w:t>ἡμῶν</w:t>
+      </w:r>
+    </w:p>
+    <w:p>
+      <w:pPr/>
+      <w:r>
+        <w:rPr>
+          <w:lang w:val="hi_IN" w:bidi="hi_IN"/>
+        </w:rPr>
+      </w:r>
+      <w:r>
+        <w:rPr>
+          <w:b/>
+          <w:lang w:val="hi_IN" w:bidi="hi_IN"/>
+        </w:rPr>
         <w:t>"हमारे"</w:t>
       </w:r>
     </w:p>
@@ -9927,6 +11502,21 @@
           <w:b/>
           <w:lang w:val="hi_IN" w:bidi="hi_IN"/>
         </w:rPr>
+        <w:t>γὰρ</w:t>
+      </w:r>
+    </w:p>
+    <w:p>
+      <w:pPr/>
+      <w:r>
+        <w:rPr>
+          <w:lang w:val="hi_IN" w:bidi="hi_IN"/>
+        </w:rPr>
+      </w:r>
+      <w:r>
+        <w:rPr>
+          <w:b/>
+          <w:lang w:val="hi_IN" w:bidi="hi_IN"/>
+        </w:rPr>
         <w:t>"क्योंकि"</w:t>
       </w:r>
     </w:p>
@@ -10031,6 +11621,21 @@
           <w:b/>
           <w:lang w:val="hi_IN" w:bidi="hi_IN"/>
         </w:rPr>
+        <w:t>ἐπεφάνη &amp; ἡ χάρις τοῦ Θεοῦ</w:t>
+      </w:r>
+    </w:p>
+    <w:p>
+      <w:pPr/>
+      <w:r>
+        <w:rPr>
+          <w:lang w:val="hi_IN" w:bidi="hi_IN"/>
+        </w:rPr>
+      </w:r>
+      <w:r>
+        <w:rPr>
+          <w:b/>
+          <w:lang w:val="hi_IN" w:bidi="hi_IN"/>
+        </w:rPr>
         <w:t>"परमेश्वर का अनुग्रह प्रगट है"</w:t>
       </w:r>
     </w:p>
@@ -10114,6 +11719,21 @@
           <w:b/>
           <w:lang w:val="hi_IN" w:bidi="hi_IN"/>
         </w:rPr>
+        <w:t>ἐπεφάνη γὰρ ἡ χάρις τοῦ Θεοῦ σωτήριος πᾶσιν ἀνθρώποις</w:t>
+      </w:r>
+    </w:p>
+    <w:p>
+      <w:pPr/>
+      <w:r>
+        <w:rPr>
+          <w:lang w:val="hi_IN" w:bidi="hi_IN"/>
+        </w:rPr>
+      </w:r>
+      <w:r>
+        <w:rPr>
+          <w:b/>
+          <w:lang w:val="hi_IN" w:bidi="hi_IN"/>
+        </w:rPr>
         <w:t>"क्योंकि परमेश्वर का अनुग्रह प्रगट है, जो सब मनुष्यों में उद्धार लाने में सक्षम है"</w:t>
       </w:r>
     </w:p>
@@ -10218,6 +11838,21 @@
           <w:b/>
           <w:lang w:val="hi_IN" w:bidi="hi_IN"/>
         </w:rPr>
+        <w:t>σωτήριος πᾶσιν ἀνθρώποις</w:t>
+      </w:r>
+    </w:p>
+    <w:p>
+      <w:pPr/>
+      <w:r>
+        <w:rPr>
+          <w:lang w:val="hi_IN" w:bidi="hi_IN"/>
+        </w:rPr>
+      </w:r>
+      <w:r>
+        <w:rPr>
+          <w:b/>
+          <w:lang w:val="hi_IN" w:bidi="hi_IN"/>
+        </w:rPr>
         <w:t>"सब मनुष्यों में उद्धार लाने में सक्षम है"</w:t>
       </w:r>
     </w:p>
@@ -10335,6 +11970,21 @@
           <w:b/>
           <w:lang w:val="hi_IN" w:bidi="hi_IN"/>
         </w:rPr>
+        <w:t>πᾶσιν ἀνθρώποις</w:t>
+      </w:r>
+    </w:p>
+    <w:p>
+      <w:pPr/>
+      <w:r>
+        <w:rPr>
+          <w:lang w:val="hi_IN" w:bidi="hi_IN"/>
+        </w:rPr>
+      </w:r>
+      <w:r>
+        <w:rPr>
+          <w:b/>
+          <w:lang w:val="hi_IN" w:bidi="hi_IN"/>
+        </w:rPr>
         <w:t>"सब मनुष्यों (पुरुषों) में"</w:t>
       </w:r>
     </w:p>
@@ -10447,6 +12097,21 @@
           <w:b/>
           <w:lang w:val="hi_IN" w:bidi="hi_IN"/>
         </w:rPr>
+        <w:t>παιδεύουσα ἡμᾶς</w:t>
+      </w:r>
+    </w:p>
+    <w:p>
+      <w:pPr/>
+      <w:r>
+        <w:rPr>
+          <w:lang w:val="hi_IN" w:bidi="hi_IN"/>
+        </w:rPr>
+      </w:r>
+      <w:r>
+        <w:rPr>
+          <w:b/>
+          <w:lang w:val="hi_IN" w:bidi="hi_IN"/>
+        </w:rPr>
         <w:t>"और हमें चिताता है"</w:t>
       </w:r>
     </w:p>
@@ -10530,6 +12195,21 @@
           <w:b/>
           <w:lang w:val="hi_IN" w:bidi="hi_IN"/>
         </w:rPr>
+        <w:t>ἡμᾶς</w:t>
+      </w:r>
+    </w:p>
+    <w:p>
+      <w:pPr/>
+      <w:r>
+        <w:rPr>
+          <w:lang w:val="hi_IN" w:bidi="hi_IN"/>
+        </w:rPr>
+      </w:r>
+      <w:r>
+        <w:rPr>
+          <w:b/>
+          <w:lang w:val="hi_IN" w:bidi="hi_IN"/>
+        </w:rPr>
         <w:t>"हमें"</w:t>
       </w:r>
     </w:p>
@@ -10613,6 +12293,21 @@
           <w:b/>
           <w:lang w:val="hi_IN" w:bidi="hi_IN"/>
         </w:rPr>
+        <w:t>τὴν ἀσέβειαν</w:t>
+      </w:r>
+    </w:p>
+    <w:p>
+      <w:pPr/>
+      <w:r>
+        <w:rPr>
+          <w:lang w:val="hi_IN" w:bidi="hi_IN"/>
+        </w:rPr>
+      </w:r>
+      <w:r>
+        <w:rPr>
+          <w:b/>
+          <w:lang w:val="hi_IN" w:bidi="hi_IN"/>
+        </w:rPr>
         <w:t>"हम अभक्ति"</w:t>
       </w:r>
     </w:p>
@@ -10678,6 +12373,21 @@
           <w:b/>
           <w:lang w:val="hi_IN" w:bidi="hi_IN"/>
         </w:rPr>
+        <w:t>τὰς κοσμικὰς ἐπιθυμίας</w:t>
+      </w:r>
+    </w:p>
+    <w:p>
+      <w:pPr/>
+      <w:r>
+        <w:rPr>
+          <w:lang w:val="hi_IN" w:bidi="hi_IN"/>
+        </w:rPr>
+      </w:r>
+      <w:r>
+        <w:rPr>
+          <w:b/>
+          <w:lang w:val="hi_IN" w:bidi="hi_IN"/>
+        </w:rPr>
         <w:t>"सांसारिक अभिलाषाओं"</w:t>
       </w:r>
     </w:p>
@@ -10757,6 +12467,21 @@
           <w:b/>
           <w:lang w:val="hi_IN" w:bidi="hi_IN"/>
         </w:rPr>
+        <w:t>ἀσέβειαν &amp; εὐσεβῶς</w:t>
+      </w:r>
+    </w:p>
+    <w:p>
+      <w:pPr/>
+      <w:r>
+        <w:rPr>
+          <w:lang w:val="hi_IN" w:bidi="hi_IN"/>
+        </w:rPr>
+      </w:r>
+      <w:r>
+        <w:rPr>
+          <w:b/>
+          <w:lang w:val="hi_IN" w:bidi="hi_IN"/>
+        </w:rPr>
         <w:t>"हम अभक्ति"</w:t>
       </w:r>
       <w:r>
@@ -10846,6 +12571,21 @@
           <w:b/>
           <w:lang w:val="hi_IN" w:bidi="hi_IN"/>
         </w:rPr>
+        <w:t>ἐν τῷ νῦν αἰῶνι</w:t>
+      </w:r>
+    </w:p>
+    <w:p>
+      <w:pPr/>
+      <w:r>
+        <w:rPr>
+          <w:lang w:val="hi_IN" w:bidi="hi_IN"/>
+        </w:rPr>
+      </w:r>
+      <w:r>
+        <w:rPr>
+          <w:b/>
+          <w:lang w:val="hi_IN" w:bidi="hi_IN"/>
+        </w:rPr>
         <w:t>"इस युग में"</w:t>
       </w:r>
     </w:p>
@@ -10925,6 +12665,21 @@
           <w:b/>
           <w:lang w:val="hi_IN" w:bidi="hi_IN"/>
         </w:rPr>
+        <w:t>προσδεχόμενοι</w:t>
+      </w:r>
+    </w:p>
+    <w:p>
+      <w:pPr/>
+      <w:r>
+        <w:rPr>
+          <w:lang w:val="hi_IN" w:bidi="hi_IN"/>
+        </w:rPr>
+      </w:r>
+      <w:r>
+        <w:rPr>
+          <w:b/>
+          <w:lang w:val="hi_IN" w:bidi="hi_IN"/>
+        </w:rPr>
         <w:t>"प्रतीक्षा करते रहें"</w:t>
       </w:r>
     </w:p>
@@ -10990,6 +12745,21 @@
           <w:b/>
           <w:lang w:val="hi_IN" w:bidi="hi_IN"/>
         </w:rPr>
+        <w:t>τὴν μακαρίαν ἐλπίδα, καὶ ἐπιφάνειαν τῆς δόξης</w:t>
+      </w:r>
+    </w:p>
+    <w:p>
+      <w:pPr/>
+      <w:r>
+        <w:rPr>
+          <w:lang w:val="hi_IN" w:bidi="hi_IN"/>
+        </w:rPr>
+      </w:r>
+      <w:r>
+        <w:rPr>
+          <w:b/>
+          <w:lang w:val="hi_IN" w:bidi="hi_IN"/>
+        </w:rPr>
         <w:t>"और उस धन्य आशा की"</w:t>
       </w:r>
     </w:p>
@@ -11073,6 +12843,21 @@
           <w:b/>
           <w:lang w:val="hi_IN" w:bidi="hi_IN"/>
         </w:rPr>
+        <w:t>τὴν μακαρίαν ἐλπίδα, καὶ ἐπιφάνειαν τῆς δόξης</w:t>
+      </w:r>
+    </w:p>
+    <w:p>
+      <w:pPr/>
+      <w:r>
+        <w:rPr>
+          <w:lang w:val="hi_IN" w:bidi="hi_IN"/>
+        </w:rPr>
+      </w:r>
+      <w:r>
+        <w:rPr>
+          <w:b/>
+          <w:lang w:val="hi_IN" w:bidi="hi_IN"/>
+        </w:rPr>
         <w:t>"उस धन्य आशा ... और ... महिमा के प्रगट होने"</w:t>
       </w:r>
     </w:p>
@@ -11206,6 +12991,21 @@
           <w:b/>
           <w:lang w:val="hi_IN" w:bidi="hi_IN"/>
         </w:rPr>
+        <w:t>τὴν μακαρίαν ἐλπίδα, καὶ ἐπιφάνειαν τῆς δόξης τοῦ μεγάλου Θεοῦ καὶ Σωτῆρος ἡμῶν, Ἰησοῦ Χριστοῦ</w:t>
+      </w:r>
+    </w:p>
+    <w:p>
+      <w:pPr/>
+      <w:r>
+        <w:rPr>
+          <w:lang w:val="hi_IN" w:bidi="hi_IN"/>
+        </w:rPr>
+      </w:r>
+      <w:r>
+        <w:rPr>
+          <w:b/>
+          <w:lang w:val="hi_IN" w:bidi="hi_IN"/>
+        </w:rPr>
         <w:t>"अर्थात् अपने महान परमेश्वर और उद्धारकर्ता यीशु मसीह की महिमा के प्रगट होने की"</w:t>
       </w:r>
     </w:p>
@@ -11289,6 +13089,21 @@
           <w:b/>
           <w:lang w:val="hi_IN" w:bidi="hi_IN"/>
         </w:rPr>
+        <w:t>τοῦ μεγάλου Θεοῦ καὶ Σωτῆρος ἡμῶν, Ἰησοῦ Χριστοῦ</w:t>
+      </w:r>
+    </w:p>
+    <w:p>
+      <w:pPr/>
+      <w:r>
+        <w:rPr>
+          <w:lang w:val="hi_IN" w:bidi="hi_IN"/>
+        </w:rPr>
+      </w:r>
+      <w:r>
+        <w:rPr>
+          <w:b/>
+          <w:lang w:val="hi_IN" w:bidi="hi_IN"/>
+        </w:rPr>
         <w:t>"अपने महान परमेश्वर और उद्धारकर्ता यीशु मसीह"</w:t>
       </w:r>
     </w:p>
@@ -11398,6 +13213,21 @@
           <w:b/>
           <w:lang w:val="hi_IN" w:bidi="hi_IN"/>
         </w:rPr>
+        <w:t>ὃς ἔδωκεν ἑαυτὸν ὑπὲρ ἡμῶν</w:t>
+      </w:r>
+    </w:p>
+    <w:p>
+      <w:pPr/>
+      <w:r>
+        <w:rPr>
+          <w:lang w:val="hi_IN" w:bidi="hi_IN"/>
+        </w:rPr>
+      </w:r>
+      <w:r>
+        <w:rPr>
+          <w:b/>
+          <w:lang w:val="hi_IN" w:bidi="hi_IN"/>
+        </w:rPr>
         <w:t>"अपने आप को हमारे लिये दे दिया"</w:t>
       </w:r>
     </w:p>
@@ -11481,6 +13311,21 @@
           <w:b/>
           <w:lang w:val="hi_IN" w:bidi="hi_IN"/>
         </w:rPr>
+        <w:t>ἡμῶν</w:t>
+      </w:r>
+    </w:p>
+    <w:p>
+      <w:pPr/>
+      <w:r>
+        <w:rPr>
+          <w:lang w:val="hi_IN" w:bidi="hi_IN"/>
+        </w:rPr>
+      </w:r>
+      <w:r>
+        <w:rPr>
+          <w:b/>
+          <w:lang w:val="hi_IN" w:bidi="hi_IN"/>
+        </w:rPr>
         <w:t>"हमारे लिये"</w:t>
       </w:r>
     </w:p>
@@ -11558,6 +13403,21 @@
           <w:b/>
           <w:lang w:val="hi_IN" w:bidi="hi_IN"/>
         </w:rPr>
+        <w:t>λυτρώσηται ἡμᾶς ἀπὸ πάσης ἀνομίας</w:t>
+      </w:r>
+    </w:p>
+    <w:p>
+      <w:pPr/>
+      <w:r>
+        <w:rPr>
+          <w:lang w:val="hi_IN" w:bidi="hi_IN"/>
+        </w:rPr>
+      </w:r>
+      <w:r>
+        <w:rPr>
+          <w:b/>
+          <w:lang w:val="hi_IN" w:bidi="hi_IN"/>
+        </w:rPr>
         <w:t>"हमें हर प्रकार के अधर्म से छुड़ा ले"</w:t>
       </w:r>
     </w:p>
@@ -11641,6 +13501,21 @@
           <w:b/>
           <w:lang w:val="hi_IN" w:bidi="hi_IN"/>
         </w:rPr>
+        <w:t>ἡμᾶς</w:t>
+      </w:r>
+    </w:p>
+    <w:p>
+      <w:pPr/>
+      <w:r>
+        <w:rPr>
+          <w:lang w:val="hi_IN" w:bidi="hi_IN"/>
+        </w:rPr>
+      </w:r>
+      <w:r>
+        <w:rPr>
+          <w:b/>
+          <w:lang w:val="hi_IN" w:bidi="hi_IN"/>
+        </w:rPr>
         <w:t>"हमें"</w:t>
       </w:r>
     </w:p>
@@ -11718,6 +13593,21 @@
           <w:b/>
           <w:lang w:val="hi_IN" w:bidi="hi_IN"/>
         </w:rPr>
+        <w:t>λαὸν περιούσιον</w:t>
+      </w:r>
+    </w:p>
+    <w:p>
+      <w:pPr/>
+      <w:r>
+        <w:rPr>
+          <w:lang w:val="hi_IN" w:bidi="hi_IN"/>
+        </w:rPr>
+      </w:r>
+      <w:r>
+        <w:rPr>
+          <w:b/>
+          <w:lang w:val="hi_IN" w:bidi="hi_IN"/>
+        </w:rPr>
         <w:t>"एक ऐसी जाति"</w:t>
       </w:r>
     </w:p>
@@ -11783,6 +13673,21 @@
           <w:b/>
           <w:lang w:val="hi_IN" w:bidi="hi_IN"/>
         </w:rPr>
+        <w:t>ζηλωτὴν καλῶν ἔργων</w:t>
+      </w:r>
+    </w:p>
+    <w:p>
+      <w:pPr/>
+      <w:r>
+        <w:rPr>
+          <w:lang w:val="hi_IN" w:bidi="hi_IN"/>
+        </w:rPr>
+      </w:r>
+      <w:r>
+        <w:rPr>
+          <w:b/>
+          <w:lang w:val="hi_IN" w:bidi="hi_IN"/>
+        </w:rPr>
         <w:t>"सरगर्म हो"</w:t>
       </w:r>
     </w:p>
@@ -11848,6 +13753,21 @@
           <w:b/>
           <w:lang w:val="hi_IN" w:bidi="hi_IN"/>
         </w:rPr>
+        <w:t>ταῦτα</w:t>
+      </w:r>
+    </w:p>
+    <w:p>
+      <w:pPr/>
+      <w:r>
+        <w:rPr>
+          <w:lang w:val="hi_IN" w:bidi="hi_IN"/>
+        </w:rPr>
+      </w:r>
+      <w:r>
+        <w:rPr>
+          <w:b/>
+          <w:lang w:val="hi_IN" w:bidi="hi_IN"/>
+        </w:rPr>
         <w:t>"ये बातें"</w:t>
       </w:r>
     </w:p>
@@ -11952,6 +13872,21 @@
           <w:b/>
           <w:lang w:val="hi_IN" w:bidi="hi_IN"/>
         </w:rPr>
+        <w:t>παρακάλει</w:t>
+      </w:r>
+    </w:p>
+    <w:p>
+      <w:pPr/>
+      <w:r>
+        <w:rPr>
+          <w:lang w:val="hi_IN" w:bidi="hi_IN"/>
+        </w:rPr>
+      </w:r>
+      <w:r>
+        <w:rPr>
+          <w:b/>
+          <w:lang w:val="hi_IN" w:bidi="hi_IN"/>
+        </w:rPr>
         <w:t>"समझा"</w:t>
       </w:r>
     </w:p>
@@ -12017,6 +13952,21 @@
           <w:b/>
           <w:lang w:val="hi_IN" w:bidi="hi_IN"/>
         </w:rPr>
+        <w:t>ἔλεγχε, μετὰ πάσης ἐπιταγῆς</w:t>
+      </w:r>
+    </w:p>
+    <w:p>
+      <w:pPr/>
+      <w:r>
+        <w:rPr>
+          <w:lang w:val="hi_IN" w:bidi="hi_IN"/>
+        </w:rPr>
+      </w:r>
+      <w:r>
+        <w:rPr>
+          <w:b/>
+          <w:lang w:val="hi_IN" w:bidi="hi_IN"/>
+        </w:rPr>
         <w:t>"पूरे अधिकार के साथ"</w:t>
       </w:r>
       <w:r>
@@ -12113,6 +14063,21 @@
           <w:b/>
           <w:lang w:val="hi_IN" w:bidi="hi_IN"/>
         </w:rPr>
+        <w:t>μετὰ πάσης ἐπιταγῆς</w:t>
+      </w:r>
+    </w:p>
+    <w:p>
+      <w:pPr/>
+      <w:r>
+        <w:rPr>
+          <w:lang w:val="hi_IN" w:bidi="hi_IN"/>
+        </w:rPr>
+      </w:r>
+      <w:r>
+        <w:rPr>
+          <w:b/>
+          <w:lang w:val="hi_IN" w:bidi="hi_IN"/>
+        </w:rPr>
         <w:t>"पूरे अधिकार के साथ"</w:t>
       </w:r>
     </w:p>
@@ -12209,6 +14174,21 @@
           <w:b/>
           <w:lang w:val="hi_IN" w:bidi="hi_IN"/>
         </w:rPr>
+        <w:t>μηδείς σου περιφρονείτω</w:t>
+      </w:r>
+    </w:p>
+    <w:p>
+      <w:pPr/>
+      <w:r>
+        <w:rPr>
+          <w:lang w:val="hi_IN" w:bidi="hi_IN"/>
+        </w:rPr>
+      </w:r>
+      <w:r>
+        <w:rPr>
+          <w:b/>
+          <w:lang w:val="hi_IN" w:bidi="hi_IN"/>
+        </w:rPr>
         <w:t>"कोई तुझे तुच्छ न जानने पाए"</w:t>
       </w:r>
     </w:p>
@@ -12273,6 +14253,21 @@
           <w:b/>
           <w:lang w:val="hi_IN" w:bidi="hi_IN"/>
         </w:rPr>
+        <w:t>μηδείς σου περιφρονείτω</w:t>
+      </w:r>
+    </w:p>
+    <w:p>
+      <w:pPr/>
+      <w:r>
+        <w:rPr>
+          <w:lang w:val="hi_IN" w:bidi="hi_IN"/>
+        </w:rPr>
+      </w:r>
+      <w:r>
+        <w:rPr>
+          <w:b/>
+          <w:lang w:val="hi_IN" w:bidi="hi_IN"/>
+        </w:rPr>
         <w:t>"कोई तुझे तुच्छ न जानने पाए"</w:t>
       </w:r>
     </w:p>
@@ -12356,6 +14351,21 @@
           <w:b/>
           <w:lang w:val="hi_IN" w:bidi="hi_IN"/>
         </w:rPr>
+        <w:t>μηδείς σου περιφρονείτω</w:t>
+      </w:r>
+    </w:p>
+    <w:p>
+      <w:pPr/>
+      <w:r>
+        <w:rPr>
+          <w:lang w:val="hi_IN" w:bidi="hi_IN"/>
+        </w:rPr>
+      </w:r>
+      <w:r>
+        <w:rPr>
+          <w:b/>
+          <w:lang w:val="hi_IN" w:bidi="hi_IN"/>
+        </w:rPr>
         <w:t>"तुझे तुच्छ"</w:t>
       </w:r>
       <w:r>
@@ -12603,6 +14613,21 @@
           <w:b/>
           <w:lang w:val="hi_IN" w:bidi="hi_IN"/>
         </w:rPr>
+        <w:t>ὑπομίμνῃσκε αὐτοὺς &amp; ὑποτάσσεσθαι</w:t>
+      </w:r>
+    </w:p>
+    <w:p>
+      <w:pPr/>
+      <w:r>
+        <w:rPr>
+          <w:lang w:val="hi_IN" w:bidi="hi_IN"/>
+        </w:rPr>
+      </w:r>
+      <w:r>
+        <w:rPr>
+          <w:b/>
+          <w:lang w:val="hi_IN" w:bidi="hi_IN"/>
+        </w:rPr>
         <w:t>"लोगों को सुधि दिला, कि"</w:t>
       </w:r>
       <w:r>
@@ -12695,6 +14720,21 @@
           <w:b/>
           <w:lang w:val="hi_IN" w:bidi="hi_IN"/>
         </w:rPr>
+        <w:t>ἀρχαῖς, ἐξουσίαις, ὑποτάσσεσθαι, πειθαρχεῖν</w:t>
+      </w:r>
+    </w:p>
+    <w:p>
+      <w:pPr/>
+      <w:r>
+        <w:rPr>
+          <w:lang w:val="hi_IN" w:bidi="hi_IN"/>
+        </w:rPr>
+      </w:r>
+      <w:r>
+        <w:rPr>
+          <w:b/>
+          <w:lang w:val="hi_IN" w:bidi="hi_IN"/>
+        </w:rPr>
         <w:t>"हाकिमों अधिकारियों के अधीन रहें, उनकी आज्ञा मानें"</w:t>
       </w:r>
     </w:p>
@@ -12760,6 +14800,21 @@
           <w:b/>
           <w:lang w:val="hi_IN" w:bidi="hi_IN"/>
         </w:rPr>
+        <w:t>ἀρχαῖς, ἐξουσίαις</w:t>
+      </w:r>
+    </w:p>
+    <w:p>
+      <w:pPr/>
+      <w:r>
+        <w:rPr>
+          <w:lang w:val="hi_IN" w:bidi="hi_IN"/>
+        </w:rPr>
+      </w:r>
+      <w:r>
+        <w:rPr>
+          <w:b/>
+          <w:lang w:val="hi_IN" w:bidi="hi_IN"/>
+        </w:rPr>
         <w:t>"हाकिमों अधिकारियों"</w:t>
       </w:r>
     </w:p>
@@ -12843,6 +14898,21 @@
           <w:b/>
           <w:lang w:val="hi_IN" w:bidi="hi_IN"/>
         </w:rPr>
+        <w:t>πρὸς πᾶν ἔργον ἀγαθὸν ἑτοίμους εἶναι</w:t>
+      </w:r>
+    </w:p>
+    <w:p>
+      <w:pPr/>
+      <w:r>
+        <w:rPr>
+          <w:lang w:val="hi_IN" w:bidi="hi_IN"/>
+        </w:rPr>
+      </w:r>
+      <w:r>
+        <w:rPr>
+          <w:b/>
+          <w:lang w:val="hi_IN" w:bidi="hi_IN"/>
+        </w:rPr>
         <w:t>"और हर एक अच्छे काम के लिये तैयार रहे"</w:t>
       </w:r>
     </w:p>
@@ -12908,6 +14978,21 @@
           <w:b/>
           <w:lang w:val="hi_IN" w:bidi="hi_IN"/>
         </w:rPr>
+        <w:t>βλασφημεῖν</w:t>
+      </w:r>
+    </w:p>
+    <w:p>
+      <w:pPr/>
+      <w:r>
+        <w:rPr>
+          <w:lang w:val="hi_IN" w:bidi="hi_IN"/>
+        </w:rPr>
+      </w:r>
+      <w:r>
+        <w:rPr>
+          <w:b/>
+          <w:lang w:val="hi_IN" w:bidi="hi_IN"/>
+        </w:rPr>
         <w:t>"बदनाम"</w:t>
       </w:r>
       <w:r>
@@ -12986,6 +15071,21 @@
           <w:b/>
           <w:lang w:val="hi_IN" w:bidi="hi_IN"/>
         </w:rPr>
+        <w:t>ἀμάχους εἶναι</w:t>
+      </w:r>
+    </w:p>
+    <w:p>
+      <w:pPr/>
+      <w:r>
+        <w:rPr>
+          <w:lang w:val="hi_IN" w:bidi="hi_IN"/>
+        </w:rPr>
+      </w:r>
+      <w:r>
+        <w:rPr>
+          <w:b/>
+          <w:lang w:val="hi_IN" w:bidi="hi_IN"/>
+        </w:rPr>
         <w:t>"झगड़ालू न (असन्तोषपूर्ण) हों"</w:t>
       </w:r>
     </w:p>
@@ -13095,6 +15195,21 @@
           <w:b/>
           <w:lang w:val="hi_IN" w:bidi="hi_IN"/>
         </w:rPr>
+        <w:t>πᾶσαν ἐνδεικνυμένους πραΰτητα</w:t>
+      </w:r>
+    </w:p>
+    <w:p>
+      <w:pPr/>
+      <w:r>
+        <w:rPr>
+          <w:lang w:val="hi_IN" w:bidi="hi_IN"/>
+        </w:rPr>
+      </w:r>
+      <w:r>
+        <w:rPr>
+          <w:b/>
+          <w:lang w:val="hi_IN" w:bidi="hi_IN"/>
+        </w:rPr>
         <w:t>"बड़ी नम्रता के साथ रहें"</w:t>
       </w:r>
     </w:p>
@@ -13199,6 +15314,21 @@
           <w:b/>
           <w:lang w:val="hi_IN" w:bidi="hi_IN"/>
         </w:rPr>
+        <w:t>πρὸς πάντας ἀνθρώπους</w:t>
+      </w:r>
+    </w:p>
+    <w:p>
+      <w:pPr/>
+      <w:r>
+        <w:rPr>
+          <w:lang w:val="hi_IN" w:bidi="hi_IN"/>
+        </w:rPr>
+      </w:r>
+      <w:r>
+        <w:rPr>
+          <w:b/>
+          <w:lang w:val="hi_IN" w:bidi="hi_IN"/>
+        </w:rPr>
         <w:t>"सब मनुष्यों (पुरुषों) के साथ"</w:t>
       </w:r>
     </w:p>
@@ -13303,6 +15433,21 @@
           <w:b/>
           <w:lang w:val="hi_IN" w:bidi="hi_IN"/>
         </w:rPr>
+        <w:t>ἦμεν γάρ ποτε καὶ ἡμεῖς</w:t>
+      </w:r>
+    </w:p>
+    <w:p>
+      <w:pPr/>
+      <w:r>
+        <w:rPr>
+          <w:lang w:val="hi_IN" w:bidi="hi_IN"/>
+        </w:rPr>
+      </w:r>
+      <w:r>
+        <w:rPr>
+          <w:b/>
+          <w:lang w:val="hi_IN" w:bidi="hi_IN"/>
+        </w:rPr>
         <w:t>"क्योंकि हम भी पहले,"</w:t>
       </w:r>
       <w:r>
@@ -13381,6 +15526,21 @@
           <w:b/>
           <w:lang w:val="hi_IN" w:bidi="hi_IN"/>
         </w:rPr>
+        <w:t>ποτε</w:t>
+      </w:r>
+    </w:p>
+    <w:p>
+      <w:pPr/>
+      <w:r>
+        <w:rPr>
+          <w:lang w:val="hi_IN" w:bidi="hi_IN"/>
+        </w:rPr>
+      </w:r>
+      <w:r>
+        <w:rPr>
+          <w:b/>
+          <w:lang w:val="hi_IN" w:bidi="hi_IN"/>
+        </w:rPr>
         <w:t>"पहले"</w:t>
       </w:r>
     </w:p>
@@ -13469,6 +15629,21 @@
           <w:lang w:val="hi_IN" w:bidi="hi_IN"/>
         </w:rPr>
       </w:r>
+      <w:r>
+        <w:rPr>
+          <w:b/>
+          <w:lang w:val="hi_IN" w:bidi="hi_IN"/>
+        </w:rPr>
+        <w:t>ἡμεῖς</w:t>
+      </w:r>
+    </w:p>
+    <w:p>
+      <w:pPr/>
+      <w:r>
+        <w:rPr>
+          <w:lang w:val="hi_IN" w:bidi="hi_IN"/>
+        </w:rPr>
+      </w:r>
     </w:p>
     <w:p>
       <w:pPr/>
@@ -13553,6 +15728,21 @@
           <w:lang w:val="hi_IN" w:bidi="hi_IN"/>
         </w:rPr>
       </w:r>
+      <w:r>
+        <w:rPr>
+          <w:b/>
+          <w:lang w:val="hi_IN" w:bidi="hi_IN"/>
+        </w:rPr>
+        <w:t>ἦμεν &amp; ἀνόητοι</w:t>
+      </w:r>
+    </w:p>
+    <w:p>
+      <w:pPr/>
+      <w:r>
+        <w:rPr>
+          <w:lang w:val="hi_IN" w:bidi="hi_IN"/>
+        </w:rPr>
+      </w:r>
     </w:p>
     <w:p>
       <w:pPr/>
@@ -13630,6 +15820,21 @@
           <w:b/>
           <w:lang w:val="hi_IN" w:bidi="hi_IN"/>
         </w:rPr>
+        <w:t>πλανώμενοι, δουλεύοντες ἐπιθυμίαις καὶ ἡδοναῖς ποικίλαις</w:t>
+      </w:r>
+    </w:p>
+    <w:p>
+      <w:pPr/>
+      <w:r>
+        <w:rPr>
+          <w:lang w:val="hi_IN" w:bidi="hi_IN"/>
+        </w:rPr>
+      </w:r>
+      <w:r>
+        <w:rPr>
+          <w:b/>
+          <w:lang w:val="hi_IN" w:bidi="hi_IN"/>
+        </w:rPr>
         <w:t>"हम"</w:t>
       </w:r>
     </w:p>
@@ -13713,6 +15918,21 @@
           <w:b/>
           <w:lang w:val="hi_IN" w:bidi="hi_IN"/>
         </w:rPr>
+        <w:t>πλανώμενοι, δουλεύοντες ἐπιθυμίαις καὶ ἡδοναῖς ποικίλαις</w:t>
+      </w:r>
+    </w:p>
+    <w:p>
+      <w:pPr/>
+      <w:r>
+        <w:rPr>
+          <w:lang w:val="hi_IN" w:bidi="hi_IN"/>
+        </w:rPr>
+      </w:r>
+      <w:r>
+        <w:rPr>
+          <w:b/>
+          <w:lang w:val="hi_IN" w:bidi="hi_IN"/>
+        </w:rPr>
         <w:t>"और भ्रम में पड़े"</w:t>
       </w:r>
       <w:r>
@@ -13809,6 +16029,21 @@
           <w:b/>
           <w:lang w:val="hi_IN" w:bidi="hi_IN"/>
         </w:rPr>
+        <w:t>ἐπιθυμίαις καὶ ἡδοναῖς ποικίλαις</w:t>
+      </w:r>
+    </w:p>
+    <w:p>
+      <w:pPr/>
+      <w:r>
+        <w:rPr>
+          <w:lang w:val="hi_IN" w:bidi="hi_IN"/>
+        </w:rPr>
+      </w:r>
+      <w:r>
+        <w:rPr>
+          <w:b/>
+          <w:lang w:val="hi_IN" w:bidi="hi_IN"/>
+        </w:rPr>
         <w:t>"अभिलाषाओं"</w:t>
       </w:r>
     </w:p>
@@ -13887,6 +16122,21 @@
           <w:b/>
           <w:lang w:val="hi_IN" w:bidi="hi_IN"/>
         </w:rPr>
+        <w:t>ἐν κακίᾳ καὶ φθόνῳ διάγοντες</w:t>
+      </w:r>
+    </w:p>
+    <w:p>
+      <w:pPr/>
+      <w:r>
+        <w:rPr>
+          <w:lang w:val="hi_IN" w:bidi="hi_IN"/>
+        </w:rPr>
+      </w:r>
+      <w:r>
+        <w:rPr>
+          <w:b/>
+          <w:lang w:val="hi_IN" w:bidi="hi_IN"/>
+        </w:rPr>
         <w:t>"बैर-भाव, और डाह करने में जीवन निर्वाह करते थे,"</w:t>
       </w:r>
       <w:r>
@@ -14035,6 +16285,21 @@
           <w:b/>
           <w:lang w:val="hi_IN" w:bidi="hi_IN"/>
         </w:rPr>
+        <w:t>στυγητοί</w:t>
+      </w:r>
+    </w:p>
+    <w:p>
+      <w:pPr/>
+      <w:r>
+        <w:rPr>
+          <w:lang w:val="hi_IN" w:bidi="hi_IN"/>
+        </w:rPr>
+      </w:r>
+      <w:r>
+        <w:rPr>
+          <w:b/>
+          <w:lang w:val="hi_IN" w:bidi="hi_IN"/>
+        </w:rPr>
         <w:t>"और घृणित थे"</w:t>
       </w:r>
     </w:p>
@@ -14099,6 +16364,21 @@
           <w:b/>
           <w:lang w:val="hi_IN" w:bidi="hi_IN"/>
         </w:rPr>
+        <w:t>δὲ</w:t>
+      </w:r>
+    </w:p>
+    <w:p>
+      <w:pPr/>
+      <w:r>
+        <w:rPr>
+          <w:lang w:val="hi_IN" w:bidi="hi_IN"/>
+        </w:rPr>
+      </w:r>
+      <w:r>
+        <w:rPr>
+          <w:b/>
+          <w:lang w:val="hi_IN" w:bidi="hi_IN"/>
+        </w:rPr>
         <w:t>"पर"</w:t>
       </w:r>
     </w:p>
@@ -14182,6 +16462,21 @@
           <w:b/>
           <w:lang w:val="hi_IN" w:bidi="hi_IN"/>
         </w:rPr>
+        <w:t>ὅτε &amp; ἡ χρηστότης καὶ ἡ φιλανθρωπία ἐπεφάνη τοῦ Σωτῆρος ἡμῶν, Θεοῦ</w:t>
+      </w:r>
+    </w:p>
+    <w:p>
+      <w:pPr/>
+      <w:r>
+        <w:rPr>
+          <w:lang w:val="hi_IN" w:bidi="hi_IN"/>
+        </w:rPr>
+      </w:r>
+      <w:r>
+        <w:rPr>
+          <w:b/>
+          <w:lang w:val="hi_IN" w:bidi="hi_IN"/>
+        </w:rPr>
         <w:t>"जब हमारे उद्धारकर्ता परमेश्वर की भलाई, और मनुष्यों पर उसका प्रेम प्रकट हुआ"</w:t>
       </w:r>
     </w:p>
@@ -14265,6 +16560,21 @@
           <w:b/>
           <w:lang w:val="hi_IN" w:bidi="hi_IN"/>
         </w:rPr>
+        <w:t>ὅτε &amp; ἡ χρηστότης καὶ ἡ φιλανθρωπία ἐπεφάνη τοῦ Σωτῆρος ἡμῶν, Θεοῦ</w:t>
+      </w:r>
+    </w:p>
+    <w:p>
+      <w:pPr/>
+      <w:r>
+        <w:rPr>
+          <w:lang w:val="hi_IN" w:bidi="hi_IN"/>
+        </w:rPr>
+      </w:r>
+      <w:r>
+        <w:rPr>
+          <w:b/>
+          <w:lang w:val="hi_IN" w:bidi="hi_IN"/>
+        </w:rPr>
         <w:t>"जब हमारे उद्धारकर्ता परमेश्वर की भलाई, और मनुष्यों पर उसका प्रेम प्रकट हुआ"</w:t>
       </w:r>
     </w:p>
@@ -14374,6 +16684,21 @@
           <w:b/>
           <w:lang w:val="hi_IN" w:bidi="hi_IN"/>
         </w:rPr>
+        <w:t>ἡμῶν</w:t>
+      </w:r>
+    </w:p>
+    <w:p>
+      <w:pPr/>
+      <w:r>
+        <w:rPr>
+          <w:lang w:val="hi_IN" w:bidi="hi_IN"/>
+        </w:rPr>
+      </w:r>
+      <w:r>
+        <w:rPr>
+          <w:b/>
+          <w:lang w:val="hi_IN" w:bidi="hi_IN"/>
+        </w:rPr>
         <w:t>"हमारे"</w:t>
       </w:r>
     </w:p>
@@ -14451,6 +16776,21 @@
           <w:b/>
           <w:lang w:val="hi_IN" w:bidi="hi_IN"/>
         </w:rPr>
+        <w:t>ἔργων τῶν ἐν δικαιοσύνῃ</w:t>
+      </w:r>
+    </w:p>
+    <w:p>
+      <w:pPr/>
+      <w:r>
+        <w:rPr>
+          <w:lang w:val="hi_IN" w:bidi="hi_IN"/>
+        </w:rPr>
+      </w:r>
+      <w:r>
+        <w:rPr>
+          <w:b/>
+          <w:lang w:val="hi_IN" w:bidi="hi_IN"/>
+        </w:rPr>
         <w:t>"धार्मिक (धार्मिकता के) कामों"</w:t>
       </w:r>
     </w:p>
@@ -14547,6 +16887,21 @@
           <w:b/>
           <w:lang w:val="hi_IN" w:bidi="hi_IN"/>
         </w:rPr>
+        <w:t>κατὰ τὸ αὐτοῦ ἔλεος</w:t>
+      </w:r>
+    </w:p>
+    <w:p>
+      <w:pPr/>
+      <w:r>
+        <w:rPr>
+          <w:lang w:val="hi_IN" w:bidi="hi_IN"/>
+        </w:rPr>
+      </w:r>
+      <w:r>
+        <w:rPr>
+          <w:b/>
+          <w:lang w:val="hi_IN" w:bidi="hi_IN"/>
+        </w:rPr>
         <w:t>"अपनी दया के अनुसार"</w:t>
       </w:r>
     </w:p>
@@ -14612,6 +16967,21 @@
           <w:b/>
           <w:lang w:val="hi_IN" w:bidi="hi_IN"/>
         </w:rPr>
+        <w:t>λουτροῦ παλινγενεσίας</w:t>
+      </w:r>
+    </w:p>
+    <w:p>
+      <w:pPr/>
+      <w:r>
+        <w:rPr>
+          <w:lang w:val="hi_IN" w:bidi="hi_IN"/>
+        </w:rPr>
+      </w:r>
+      <w:r>
+        <w:rPr>
+          <w:b/>
+          <w:lang w:val="hi_IN" w:bidi="hi_IN"/>
+        </w:rPr>
         <w:t>"जन्म के स्नान"</w:t>
       </w:r>
     </w:p>
@@ -14695,6 +17065,21 @@
           <w:b/>
           <w:lang w:val="hi_IN" w:bidi="hi_IN"/>
         </w:rPr>
+        <w:t>οὗ ἐξέχεεν ἐφ’ ἡμᾶς πλουσίως,</w:t>
+      </w:r>
+    </w:p>
+    <w:p>
+      <w:pPr/>
+      <w:r>
+        <w:rPr>
+          <w:lang w:val="hi_IN" w:bidi="hi_IN"/>
+        </w:rPr>
+      </w:r>
+      <w:r>
+        <w:rPr>
+          <w:b/>
+          <w:lang w:val="hi_IN" w:bidi="hi_IN"/>
+        </w:rPr>
         <w:t>"जिसे उसने"</w:t>
       </w:r>
       <w:r>
@@ -14791,6 +17176,21 @@
           <w:b/>
           <w:lang w:val="hi_IN" w:bidi="hi_IN"/>
         </w:rPr>
+        <w:t>ἡμᾶς</w:t>
+      </w:r>
+    </w:p>
+    <w:p>
+      <w:pPr/>
+      <w:r>
+        <w:rPr>
+          <w:lang w:val="hi_IN" w:bidi="hi_IN"/>
+        </w:rPr>
+      </w:r>
+      <w:r>
+        <w:rPr>
+          <w:b/>
+          <w:lang w:val="hi_IN" w:bidi="hi_IN"/>
+        </w:rPr>
         <w:t>"हम"</w:t>
       </w:r>
     </w:p>
@@ -14868,6 +17268,21 @@
           <w:b/>
           <w:lang w:val="hi_IN" w:bidi="hi_IN"/>
         </w:rPr>
+        <w:t>διὰ Ἰησοῦ Χριστοῦ, τοῦ Σωτῆρος ἡμῶν</w:t>
+      </w:r>
+    </w:p>
+    <w:p>
+      <w:pPr/>
+      <w:r>
+        <w:rPr>
+          <w:lang w:val="hi_IN" w:bidi="hi_IN"/>
+        </w:rPr>
+      </w:r>
+      <w:r>
+        <w:rPr>
+          <w:b/>
+          <w:lang w:val="hi_IN" w:bidi="hi_IN"/>
+        </w:rPr>
         <w:t>"हमारे उद्धारकर्ता यीशु मसीह के द्वारा"</w:t>
       </w:r>
     </w:p>
@@ -14933,6 +17348,21 @@
           <w:b/>
           <w:lang w:val="hi_IN" w:bidi="hi_IN"/>
         </w:rPr>
+        <w:t>ἡμῶν</w:t>
+      </w:r>
+    </w:p>
+    <w:p>
+      <w:pPr/>
+      <w:r>
+        <w:rPr>
+          <w:lang w:val="hi_IN" w:bidi="hi_IN"/>
+        </w:rPr>
+      </w:r>
+      <w:r>
+        <w:rPr>
+          <w:b/>
+          <w:lang w:val="hi_IN" w:bidi="hi_IN"/>
+        </w:rPr>
         <w:t>"हमारे"</w:t>
       </w:r>
     </w:p>
@@ -15010,6 +17440,21 @@
           <w:b/>
           <w:lang w:val="hi_IN" w:bidi="hi_IN"/>
         </w:rPr>
+        <w:t>ἵνα</w:t>
+      </w:r>
+    </w:p>
+    <w:p>
+      <w:pPr/>
+      <w:r>
+        <w:rPr>
+          <w:lang w:val="hi_IN" w:bidi="hi_IN"/>
+        </w:rPr>
+      </w:r>
+      <w:r>
+        <w:rPr>
+          <w:b/>
+          <w:lang w:val="hi_IN" w:bidi="hi_IN"/>
+        </w:rPr>
         <w:t>"जिससे"</w:t>
       </w:r>
     </w:p>
@@ -15127,6 +17572,21 @@
           <w:b/>
           <w:lang w:val="hi_IN" w:bidi="hi_IN"/>
         </w:rPr>
+        <w:t>δικαιωθέντες</w:t>
+      </w:r>
+    </w:p>
+    <w:p>
+      <w:pPr/>
+      <w:r>
+        <w:rPr>
+          <w:lang w:val="hi_IN" w:bidi="hi_IN"/>
+        </w:rPr>
+      </w:r>
+      <w:r>
+        <w:rPr>
+          <w:b/>
+          <w:lang w:val="hi_IN" w:bidi="hi_IN"/>
+        </w:rPr>
         <w:t>"धर्मी ठहरकर"</w:t>
       </w:r>
     </w:p>
@@ -15210,6 +17670,21 @@
           <w:b/>
           <w:lang w:val="hi_IN" w:bidi="hi_IN"/>
         </w:rPr>
+        <w:t>τῇ ἐκείνου χάριτι</w:t>
+      </w:r>
+    </w:p>
+    <w:p>
+      <w:pPr/>
+      <w:r>
+        <w:rPr>
+          <w:lang w:val="hi_IN" w:bidi="hi_IN"/>
+        </w:rPr>
+      </w:r>
+      <w:r>
+        <w:rPr>
+          <w:b/>
+          <w:lang w:val="hi_IN" w:bidi="hi_IN"/>
+        </w:rPr>
         <w:t>"उसके अनुग्रह से"</w:t>
       </w:r>
     </w:p>
@@ -15306,6 +17781,21 @@
           <w:b/>
           <w:lang w:val="hi_IN" w:bidi="hi_IN"/>
         </w:rPr>
+        <w:t>ἐκείνου</w:t>
+      </w:r>
+    </w:p>
+    <w:p>
+      <w:pPr/>
+      <w:r>
+        <w:rPr>
+          <w:lang w:val="hi_IN" w:bidi="hi_IN"/>
+        </w:rPr>
+      </w:r>
+      <w:r>
+        <w:rPr>
+          <w:b/>
+          <w:lang w:val="hi_IN" w:bidi="hi_IN"/>
+        </w:rPr>
         <w:t>"उसके"</w:t>
       </w:r>
     </w:p>
@@ -15402,6 +17892,21 @@
           <w:b/>
           <w:lang w:val="hi_IN" w:bidi="hi_IN"/>
         </w:rPr>
+        <w:t>κληρονόμοι γενηθῶμεν, κατ’ ἐλπίδα ζωῆς αἰωνίου</w:t>
+      </w:r>
+    </w:p>
+    <w:p>
+      <w:pPr/>
+      <w:r>
+        <w:rPr>
+          <w:lang w:val="hi_IN" w:bidi="hi_IN"/>
+        </w:rPr>
+      </w:r>
+      <w:r>
+        <w:rPr>
+          <w:b/>
+          <w:lang w:val="hi_IN" w:bidi="hi_IN"/>
+        </w:rPr>
         <w:t>"अनन्त जीवन की आशा के अनुसार वारिस बनें"</w:t>
       </w:r>
     </w:p>
@@ -15485,6 +17990,21 @@
           <w:b/>
           <w:lang w:val="hi_IN" w:bidi="hi_IN"/>
         </w:rPr>
+        <w:t>ὁ λόγος</w:t>
+      </w:r>
+    </w:p>
+    <w:p>
+      <w:pPr/>
+      <w:r>
+        <w:rPr>
+          <w:lang w:val="hi_IN" w:bidi="hi_IN"/>
+        </w:rPr>
+      </w:r>
+      <w:r>
+        <w:rPr>
+          <w:b/>
+          <w:lang w:val="hi_IN" w:bidi="hi_IN"/>
+        </w:rPr>
         <w:t>"यह बात"</w:t>
       </w:r>
     </w:p>
@@ -15548,6 +18068,21 @@
           <w:b/>
           <w:lang w:val="hi_IN" w:bidi="hi_IN"/>
         </w:rPr>
+        <w:t>τούτων</w:t>
+      </w:r>
+    </w:p>
+    <w:p>
+      <w:pPr/>
+      <w:r>
+        <w:rPr>
+          <w:lang w:val="hi_IN" w:bidi="hi_IN"/>
+        </w:rPr>
+      </w:r>
+      <w:r>
+        <w:rPr>
+          <w:b/>
+          <w:lang w:val="hi_IN" w:bidi="hi_IN"/>
+        </w:rPr>
         <w:t>"इन"</w:t>
       </w:r>
     </w:p>
@@ -15611,6 +18146,21 @@
           <w:b/>
           <w:lang w:val="hi_IN" w:bidi="hi_IN"/>
         </w:rPr>
+        <w:t>φροντίζωσιν καλῶν ἔργων, προΐστασθαι</w:t>
+      </w:r>
+    </w:p>
+    <w:p>
+      <w:pPr/>
+      <w:r>
+        <w:rPr>
+          <w:lang w:val="hi_IN" w:bidi="hi_IN"/>
+        </w:rPr>
+      </w:r>
+      <w:r>
+        <w:rPr>
+          <w:b/>
+          <w:lang w:val="hi_IN" w:bidi="hi_IN"/>
+        </w:rPr>
         <w:t>"वे भले-भले कामों में लगे रहने का ध्यान रखें"</w:t>
       </w:r>
     </w:p>
@@ -15676,6 +18226,21 @@
           <w:b/>
           <w:lang w:val="hi_IN" w:bidi="hi_IN"/>
         </w:rPr>
+        <w:t>τοῖς ἀνθρώποις</w:t>
+      </w:r>
+    </w:p>
+    <w:p>
+      <w:pPr/>
+      <w:r>
+        <w:rPr>
+          <w:lang w:val="hi_IN" w:bidi="hi_IN"/>
+        </w:rPr>
+      </w:r>
+      <w:r>
+        <w:rPr>
+          <w:b/>
+          <w:lang w:val="hi_IN" w:bidi="hi_IN"/>
+        </w:rPr>
         <w:t>"मनुष्यों (पुरुषों) के"</w:t>
       </w:r>
     </w:p>
@@ -15772,6 +18337,21 @@
           <w:b/>
           <w:lang w:val="hi_IN" w:bidi="hi_IN"/>
         </w:rPr>
+        <w:t>δὲ &amp; περιΐστασο</w:t>
+      </w:r>
+    </w:p>
+    <w:p>
+      <w:pPr/>
+      <w:r>
+        <w:rPr>
+          <w:lang w:val="hi_IN" w:bidi="hi_IN"/>
+        </w:rPr>
+      </w:r>
+      <w:r>
+        <w:rPr>
+          <w:b/>
+          <w:lang w:val="hi_IN" w:bidi="hi_IN"/>
+        </w:rPr>
         <w:t>"पर मूर्खता के"</w:t>
       </w:r>
       <w:r>
@@ -15863,6 +18443,21 @@
           <w:b/>
           <w:lang w:val="hi_IN" w:bidi="hi_IN"/>
         </w:rPr>
+        <w:t>μωρὰς &amp; ζητήσεις</w:t>
+      </w:r>
+    </w:p>
+    <w:p>
+      <w:pPr/>
+      <w:r>
+        <w:rPr>
+          <w:lang w:val="hi_IN" w:bidi="hi_IN"/>
+        </w:rPr>
+      </w:r>
+      <w:r>
+        <w:rPr>
+          <w:b/>
+          <w:lang w:val="hi_IN" w:bidi="hi_IN"/>
+        </w:rPr>
         <w:t>"पर मूर्खता के विवादों"</w:t>
       </w:r>
     </w:p>
@@ -15928,6 +18523,21 @@
           <w:b/>
           <w:lang w:val="hi_IN" w:bidi="hi_IN"/>
         </w:rPr>
+        <w:t>γενεαλογίας</w:t>
+      </w:r>
+    </w:p>
+    <w:p>
+      <w:pPr/>
+      <w:r>
+        <w:rPr>
+          <w:lang w:val="hi_IN" w:bidi="hi_IN"/>
+        </w:rPr>
+      </w:r>
+      <w:r>
+        <w:rPr>
+          <w:b/>
+          <w:lang w:val="hi_IN" w:bidi="hi_IN"/>
+        </w:rPr>
         <w:t>"वंशावलियों"</w:t>
       </w:r>
     </w:p>
@@ -15991,6 +18601,21 @@
           <w:b/>
           <w:lang w:val="hi_IN" w:bidi="hi_IN"/>
         </w:rPr>
+        <w:t>ἔρεις</w:t>
+      </w:r>
+    </w:p>
+    <w:p>
+      <w:pPr/>
+      <w:r>
+        <w:rPr>
+          <w:lang w:val="hi_IN" w:bidi="hi_IN"/>
+        </w:rPr>
+      </w:r>
+      <w:r>
+        <w:rPr>
+          <w:b/>
+          <w:lang w:val="hi_IN" w:bidi="hi_IN"/>
+        </w:rPr>
         <w:t>"बैर विरोध"</w:t>
       </w:r>
     </w:p>
@@ -16054,6 +18679,21 @@
           <w:b/>
           <w:lang w:val="hi_IN" w:bidi="hi_IN"/>
         </w:rPr>
+        <w:t>νομικὰς</w:t>
+      </w:r>
+    </w:p>
+    <w:p>
+      <w:pPr/>
+      <w:r>
+        <w:rPr>
+          <w:lang w:val="hi_IN" w:bidi="hi_IN"/>
+        </w:rPr>
+      </w:r>
+      <w:r>
+        <w:rPr>
+          <w:b/>
+          <w:lang w:val="hi_IN" w:bidi="hi_IN"/>
+        </w:rPr>
         <w:t>"जो व्यवस्था के विषय में हों"</w:t>
       </w:r>
     </w:p>
@@ -16119,6 +18759,21 @@
           <w:b/>
           <w:lang w:val="hi_IN" w:bidi="hi_IN"/>
         </w:rPr>
+        <w:t>αἱρετικὸν ἄνθρωπον &amp; παραιτοῦ</w:t>
+      </w:r>
+    </w:p>
+    <w:p>
+      <w:pPr/>
+      <w:r>
+        <w:rPr>
+          <w:lang w:val="hi_IN" w:bidi="hi_IN"/>
+        </w:rPr>
+      </w:r>
+      <w:r>
+        <w:rPr>
+          <w:b/>
+          <w:lang w:val="hi_IN" w:bidi="hi_IN"/>
+        </w:rPr>
         <w:t>"किसी पाखण्डी को"</w:t>
       </w:r>
       <w:r>
@@ -16197,6 +18852,21 @@
           <w:b/>
           <w:lang w:val="hi_IN" w:bidi="hi_IN"/>
         </w:rPr>
+        <w:t>μετὰ μίαν καὶ δευτέραν νουθεσίαν</w:t>
+      </w:r>
+    </w:p>
+    <w:p>
+      <w:pPr/>
+      <w:r>
+        <w:rPr>
+          <w:lang w:val="hi_IN" w:bidi="hi_IN"/>
+        </w:rPr>
+      </w:r>
+      <w:r>
+        <w:rPr>
+          <w:b/>
+          <w:lang w:val="hi_IN" w:bidi="hi_IN"/>
+        </w:rPr>
         <w:t>"एक दो बार समझा बुझाकर"</w:t>
       </w:r>
     </w:p>
@@ -16267,6 +18937,21 @@
           <w:b/>
           <w:lang w:val="hi_IN" w:bidi="hi_IN"/>
         </w:rPr>
+        <w:t>ὁ τοιοῦτος</w:t>
+      </w:r>
+    </w:p>
+    <w:p>
+      <w:pPr/>
+      <w:r>
+        <w:rPr>
+          <w:lang w:val="hi_IN" w:bidi="hi_IN"/>
+        </w:rPr>
+      </w:r>
+      <w:r>
+        <w:rPr>
+          <w:b/>
+          <w:lang w:val="hi_IN" w:bidi="hi_IN"/>
+        </w:rPr>
         <w:t>"ऐसा मनुष्य"</w:t>
       </w:r>
     </w:p>
@@ -16332,6 +19017,21 @@
           <w:b/>
           <w:lang w:val="hi_IN" w:bidi="hi_IN"/>
         </w:rPr>
+        <w:t>ἐξέστραπται</w:t>
+      </w:r>
+    </w:p>
+    <w:p>
+      <w:pPr/>
+      <w:r>
+        <w:rPr>
+          <w:lang w:val="hi_IN" w:bidi="hi_IN"/>
+        </w:rPr>
+      </w:r>
+      <w:r>
+        <w:rPr>
+          <w:b/>
+          <w:lang w:val="hi_IN" w:bidi="hi_IN"/>
+        </w:rPr>
         <w:t>"भटक गया है"</w:t>
       </w:r>
     </w:p>
@@ -16415,6 +19115,21 @@
           <w:b/>
           <w:lang w:val="hi_IN" w:bidi="hi_IN"/>
         </w:rPr>
+        <w:t>ὢν αὐτοκατάκριτος</w:t>
+      </w:r>
+    </w:p>
+    <w:p>
+      <w:pPr/>
+      <w:r>
+        <w:rPr>
+          <w:lang w:val="hi_IN" w:bidi="hi_IN"/>
+        </w:rPr>
+      </w:r>
+      <w:r>
+        <w:rPr>
+          <w:b/>
+          <w:lang w:val="hi_IN" w:bidi="hi_IN"/>
+        </w:rPr>
         <w:t>"अपने आप को दोषी ठहराकर"</w:t>
       </w:r>
       <w:r>
@@ -16493,6 +19208,21 @@
           <w:b/>
           <w:lang w:val="hi_IN" w:bidi="hi_IN"/>
         </w:rPr>
+        <w:t>ὅταν πέμψω Ἀρτεμᾶν πρὸς σὲ ἢ Τυχικόν</w:t>
+      </w:r>
+    </w:p>
+    <w:p>
+      <w:pPr/>
+      <w:r>
+        <w:rPr>
+          <w:lang w:val="hi_IN" w:bidi="hi_IN"/>
+        </w:rPr>
+      </w:r>
+      <w:r>
+        <w:rPr>
+          <w:b/>
+          <w:lang w:val="hi_IN" w:bidi="hi_IN"/>
+        </w:rPr>
         <w:t>"जब मैं"</w:t>
       </w:r>
       <w:r>
@@ -16571,6 +19301,21 @@
           <w:b/>
           <w:lang w:val="hi_IN" w:bidi="hi_IN"/>
         </w:rPr>
+        <w:t>Ἀρτεμᾶν &amp; Τυχικόν</w:t>
+      </w:r>
+    </w:p>
+    <w:p>
+      <w:pPr/>
+      <w:r>
+        <w:rPr>
+          <w:lang w:val="hi_IN" w:bidi="hi_IN"/>
+        </w:rPr>
+      </w:r>
+      <w:r>
+        <w:rPr>
+          <w:b/>
+          <w:lang w:val="hi_IN" w:bidi="hi_IN"/>
+        </w:rPr>
         <w:t>"अरतिमास"</w:t>
       </w:r>
       <w:r>
@@ -16667,6 +19412,21 @@
           <w:b/>
           <w:lang w:val="hi_IN" w:bidi="hi_IN"/>
         </w:rPr>
+        <w:t>σπούδασον ἐλθεῖν</w:t>
+      </w:r>
+    </w:p>
+    <w:p>
+      <w:pPr/>
+      <w:r>
+        <w:rPr>
+          <w:lang w:val="hi_IN" w:bidi="hi_IN"/>
+        </w:rPr>
+      </w:r>
+      <w:r>
+        <w:rPr>
+          <w:b/>
+          <w:lang w:val="hi_IN" w:bidi="hi_IN"/>
+        </w:rPr>
         <w:t>"आने"</w:t>
       </w:r>
       <w:r>
@@ -16745,6 +19505,21 @@
           <w:b/>
           <w:lang w:val="hi_IN" w:bidi="hi_IN"/>
         </w:rPr>
+        <w:t>σπούδασον</w:t>
+      </w:r>
+    </w:p>
+    <w:p>
+      <w:pPr/>
+      <w:r>
+        <w:rPr>
+          <w:lang w:val="hi_IN" w:bidi="hi_IN"/>
+        </w:rPr>
+      </w:r>
+      <w:r>
+        <w:rPr>
+          <w:b/>
+          <w:lang w:val="hi_IN" w:bidi="hi_IN"/>
+        </w:rPr>
         <w:t>"यत्न करना"</w:t>
       </w:r>
     </w:p>
@@ -16808,6 +19583,21 @@
           <w:b/>
           <w:lang w:val="hi_IN" w:bidi="hi_IN"/>
         </w:rPr>
+        <w:t>σπουδαίως πρόπεμψον</w:t>
+      </w:r>
+    </w:p>
+    <w:p>
+      <w:pPr/>
+      <w:r>
+        <w:rPr>
+          <w:lang w:val="hi_IN" w:bidi="hi_IN"/>
+        </w:rPr>
+      </w:r>
+      <w:r>
+        <w:rPr>
+          <w:b/>
+          <w:lang w:val="hi_IN" w:bidi="hi_IN"/>
+        </w:rPr>
         <w:t>"यत्न करके आगे पहुँचा दे"</w:t>
       </w:r>
     </w:p>
@@ -16912,6 +19702,21 @@
           <w:b/>
           <w:lang w:val="hi_IN" w:bidi="hi_IN"/>
         </w:rPr>
+        <w:t>Ζηνᾶν &amp; Ἀπολλῶν</w:t>
+      </w:r>
+    </w:p>
+    <w:p>
+      <w:pPr/>
+      <w:r>
+        <w:rPr>
+          <w:lang w:val="hi_IN" w:bidi="hi_IN"/>
+        </w:rPr>
+      </w:r>
+      <w:r>
+        <w:rPr>
+          <w:b/>
+          <w:lang w:val="hi_IN" w:bidi="hi_IN"/>
+        </w:rPr>
         <w:t>"जेनास"</w:t>
       </w:r>
       <w:r>
@@ -17008,6 +19813,21 @@
           <w:b/>
           <w:lang w:val="hi_IN" w:bidi="hi_IN"/>
         </w:rPr>
+        <w:t>καὶ Ἀπολλῶν</w:t>
+      </w:r>
+    </w:p>
+    <w:p>
+      <w:pPr/>
+      <w:r>
+        <w:rPr>
+          <w:lang w:val="hi_IN" w:bidi="hi_IN"/>
+        </w:rPr>
+      </w:r>
+      <w:r>
+        <w:rPr>
+          <w:b/>
+          <w:lang w:val="hi_IN" w:bidi="hi_IN"/>
+        </w:rPr>
         <w:t>"और अपुल्लोस को"</w:t>
       </w:r>
     </w:p>
@@ -17072,6 +19892,21 @@
           <w:b/>
           <w:lang w:val="hi_IN" w:bidi="hi_IN"/>
         </w:rPr>
+        <w:t>ἵνα μηδὲν αὐτοῖς λείπῃ</w:t>
+      </w:r>
+    </w:p>
+    <w:p>
+      <w:pPr/>
+      <w:r>
+        <w:rPr>
+          <w:lang w:val="hi_IN" w:bidi="hi_IN"/>
+        </w:rPr>
+      </w:r>
+      <w:r>
+        <w:rPr>
+          <w:b/>
+          <w:lang w:val="hi_IN" w:bidi="hi_IN"/>
+        </w:rPr>
         <w:t>"कि उन्हें किसी वस्तु की घटी न होने पाए"</w:t>
       </w:r>
     </w:p>
@@ -17188,6 +20023,21 @@
           <w:b/>
           <w:lang w:val="hi_IN" w:bidi="hi_IN"/>
         </w:rPr>
+        <w:t>ἵνα μηδὲν αὐτοῖς λείπῃ</w:t>
+      </w:r>
+    </w:p>
+    <w:p>
+      <w:pPr/>
+      <w:r>
+        <w:rPr>
+          <w:lang w:val="hi_IN" w:bidi="hi_IN"/>
+        </w:rPr>
+      </w:r>
+      <w:r>
+        <w:rPr>
+          <w:b/>
+          <w:lang w:val="hi_IN" w:bidi="hi_IN"/>
+        </w:rPr>
         <w:t>"और देख, कि उन्हें घटी न होने पाए"</w:t>
       </w:r>
     </w:p>
@@ -17271,6 +20121,21 @@
           <w:b/>
           <w:lang w:val="hi_IN" w:bidi="hi_IN"/>
         </w:rPr>
+        <w:t>οἱ ἡμέτεροι</w:t>
+      </w:r>
+    </w:p>
+    <w:p>
+      <w:pPr/>
+      <w:r>
+        <w:rPr>
+          <w:lang w:val="hi_IN" w:bidi="hi_IN"/>
+        </w:rPr>
+      </w:r>
+      <w:r>
+        <w:rPr>
+          <w:b/>
+          <w:lang w:val="hi_IN" w:bidi="hi_IN"/>
+        </w:rPr>
         <w:t>"हमारे"</w:t>
       </w:r>
     </w:p>
@@ -17334,6 +20199,21 @@
           <w:b/>
           <w:lang w:val="hi_IN" w:bidi="hi_IN"/>
         </w:rPr>
+        <w:t>οἱ ἡμέτεροι</w:t>
+      </w:r>
+    </w:p>
+    <w:p>
+      <w:pPr/>
+      <w:r>
+        <w:rPr>
+          <w:lang w:val="hi_IN" w:bidi="hi_IN"/>
+        </w:rPr>
+      </w:r>
+      <w:r>
+        <w:rPr>
+          <w:b/>
+          <w:lang w:val="hi_IN" w:bidi="hi_IN"/>
+        </w:rPr>
         <w:t>"हमारे"</w:t>
       </w:r>
     </w:p>
@@ -17424,6 +20304,21 @@
           <w:b/>
           <w:lang w:val="hi_IN" w:bidi="hi_IN"/>
         </w:rPr>
+        <w:t>εἰς τὰς ἀναγκαίας χρείας</w:t>
+      </w:r>
+    </w:p>
+    <w:p>
+      <w:pPr/>
+      <w:r>
+        <w:rPr>
+          <w:lang w:val="hi_IN" w:bidi="hi_IN"/>
+        </w:rPr>
+      </w:r>
+      <w:r>
+        <w:rPr>
+          <w:b/>
+          <w:lang w:val="hi_IN" w:bidi="hi_IN"/>
+        </w:rPr>
         <w:t>"आवश्यकताओं को पूरा करने"</w:t>
       </w:r>
       <w:r>
@@ -17502,6 +20397,21 @@
           <w:b/>
           <w:lang w:val="hi_IN" w:bidi="hi_IN"/>
         </w:rPr>
+        <w:t>ἵνα μὴ ὦσιν ἄκαρποι</w:t>
+      </w:r>
+    </w:p>
+    <w:p>
+      <w:pPr/>
+      <w:r>
+        <w:rPr>
+          <w:lang w:val="hi_IN" w:bidi="hi_IN"/>
+        </w:rPr>
+      </w:r>
+      <w:r>
+        <w:rPr>
+          <w:b/>
+          <w:lang w:val="hi_IN" w:bidi="hi_IN"/>
+        </w:rPr>
         <w:t>"ताकि निष्फल न रहें"</w:t>
       </w:r>
     </w:p>
@@ -17585,6 +20495,21 @@
           <w:b/>
           <w:lang w:val="hi_IN" w:bidi="hi_IN"/>
         </w:rPr>
+        <w:t>ἵνα μὴ ὦσιν ἄκαρποι</w:t>
+      </w:r>
+    </w:p>
+    <w:p>
+      <w:pPr/>
+      <w:r>
+        <w:rPr>
+          <w:lang w:val="hi_IN" w:bidi="hi_IN"/>
+        </w:rPr>
+      </w:r>
+      <w:r>
+        <w:rPr>
+          <w:b/>
+          <w:lang w:val="hi_IN" w:bidi="hi_IN"/>
+        </w:rPr>
         <w:t>"ताकि निष्फल न रहें"</w:t>
       </w:r>
     </w:p>
@@ -17668,6 +20593,21 @@
           <w:b/>
           <w:lang w:val="hi_IN" w:bidi="hi_IN"/>
         </w:rPr>
+        <w:t>ἀσπάζονταί σε</w:t>
+      </w:r>
+    </w:p>
+    <w:p>
+      <w:pPr/>
+      <w:r>
+        <w:rPr>
+          <w:lang w:val="hi_IN" w:bidi="hi_IN"/>
+        </w:rPr>
+      </w:r>
+      <w:r>
+        <w:rPr>
+          <w:b/>
+          <w:lang w:val="hi_IN" w:bidi="hi_IN"/>
+        </w:rPr>
         <w:t>"तुझे नमस्कार"</w:t>
       </w:r>
     </w:p>
@@ -17731,6 +20671,21 @@
           <w:b/>
           <w:lang w:val="hi_IN" w:bidi="hi_IN"/>
         </w:rPr>
+        <w:t>οἱ μετ’ ἐμοῦ πάντες</w:t>
+      </w:r>
+    </w:p>
+    <w:p>
+      <w:pPr/>
+      <w:r>
+        <w:rPr>
+          <w:lang w:val="hi_IN" w:bidi="hi_IN"/>
+        </w:rPr>
+      </w:r>
+      <w:r>
+        <w:rPr>
+          <w:b/>
+          <w:lang w:val="hi_IN" w:bidi="hi_IN"/>
+        </w:rPr>
         <w:t>"मेरे सब"</w:t>
       </w:r>
     </w:p>
@@ -17810,6 +20765,21 @@
           <w:b/>
           <w:lang w:val="hi_IN" w:bidi="hi_IN"/>
         </w:rPr>
+        <w:t>τοὺς φιλοῦντας ἡμᾶς ἐν πίστει</w:t>
+      </w:r>
+    </w:p>
+    <w:p>
+      <w:pPr/>
+      <w:r>
+        <w:rPr>
+          <w:lang w:val="hi_IN" w:bidi="hi_IN"/>
+        </w:rPr>
+      </w:r>
+      <w:r>
+        <w:rPr>
+          <w:b/>
+          <w:lang w:val="hi_IN" w:bidi="hi_IN"/>
+        </w:rPr>
         <w:t>"विश्वास के कारण हम से प्रेम रखते हैं"</w:t>
       </w:r>
     </w:p>
@@ -17895,6 +20865,21 @@
           <w:b/>
           <w:lang w:val="hi_IN" w:bidi="hi_IN"/>
         </w:rPr>
+        <w:t>ἡμᾶς</w:t>
+      </w:r>
+    </w:p>
+    <w:p>
+      <w:pPr/>
+      <w:r>
+        <w:rPr>
+          <w:lang w:val="hi_IN" w:bidi="hi_IN"/>
+        </w:rPr>
+      </w:r>
+      <w:r>
+        <w:rPr>
+          <w:b/>
+          <w:lang w:val="hi_IN" w:bidi="hi_IN"/>
+        </w:rPr>
         <w:t>"हम से प्रेम रखते हैं"</w:t>
       </w:r>
     </w:p>
@@ -17985,6 +20970,21 @@
           <w:b/>
           <w:lang w:val="hi_IN" w:bidi="hi_IN"/>
         </w:rPr>
+        <w:t>ἡ χάρις μετὰ πάντων ὑμῶν</w:t>
+      </w:r>
+    </w:p>
+    <w:p>
+      <w:pPr/>
+      <w:r>
+        <w:rPr>
+          <w:lang w:val="hi_IN" w:bidi="hi_IN"/>
+        </w:rPr>
+      </w:r>
+      <w:r>
+        <w:rPr>
+          <w:b/>
+          <w:lang w:val="hi_IN" w:bidi="hi_IN"/>
+        </w:rPr>
         <w:t>"तुम सब पर अनुग्रह होता रहे"</w:t>
       </w:r>
     </w:p>
@@ -18034,6 +21034,21 @@
         <w:rPr>
           <w:lang w:val="hi_IN" w:bidi="hi_IN"/>
         </w:rPr>
+      </w:r>
+    </w:p>
+    <w:p>
+      <w:pPr/>
+      <w:r>
+        <w:rPr>
+          <w:lang w:val="hi_IN" w:bidi="hi_IN"/>
+        </w:rPr>
+      </w:r>
+      <w:r>
+        <w:rPr>
+          <w:b/>
+          <w:lang w:val="hi_IN" w:bidi="hi_IN"/>
+        </w:rPr>
+        <w:t>ὑμῶν</w:t>
       </w:r>
     </w:p>
     <w:p>

--- a/hin/docx/56.content.docx
+++ b/hin/docx/56.content.docx
@@ -28,49 +28,15 @@
       </w:r>
     </w:p>
     <w:p>
-      <w:pPr>
-        <w:pStyle w:val="Heading2"/>
-      </w:pPr>
-      <w:r>
-        <w:rPr>
-          <w:lang w:val="hi_IN" w:bidi="hi_IN"/>
-        </w:rPr>
-        <w:t>License Information</w:t>
-      </w:r>
-      <w:r>
-        <w:rPr>
-          <w:lang w:val="hi_IN" w:bidi="hi_IN"/>
-        </w:rPr>
-      </w:r>
-    </w:p>
-    <w:p>
-      <w:pPr/>
-      <w:r>
-        <w:rPr>
-          <w:lang w:val="hi_IN" w:bidi="hi_IN"/>
-        </w:rPr>
-      </w:r>
-      <w:r>
-        <w:rPr>
-          <w:b/>
-          <w:lang w:val="hi_IN" w:bidi="hi_IN"/>
-        </w:rPr>
-        <w:t>अनुवाद नोट्स (अनफोल्डिंग वर्ड)</w:t>
-      </w:r>
-      <w:r>
-        <w:rPr>
-          <w:lang w:val="hi_IN" w:bidi="hi_IN"/>
-        </w:rPr>
-        <w:t xml:space="preserve"> (Hindi) is based on</w:t>
-      </w:r>
-      <w:r>
-        <w:rPr>
-          <w:lang w:val="hi_IN" w:bidi="hi_IN"/>
-        </w:rPr>
-        <w:t xml:space="preserve">: </w:t>
-      </w:r>
-      <w:r>
-        <w:rPr>
+      <w:pPr/>
+      <w:r>
+        <w:rPr>
+          <w:lang w:val="hi_IN" w:bidi="hi_IN"/>
+        </w:rPr>
+      </w:r>
+      <w:r>
+        <w:rPr>
+          <w:b/>
           <w:lang w:val="hi_IN" w:bidi="hi_IN"/>
         </w:rPr>
         <w:t>unfoldingWord® Translation Notes</w:t>
@@ -79,62 +45,31 @@
         <w:rPr>
           <w:lang w:val="hi_IN" w:bidi="hi_IN"/>
         </w:rPr>
-        <w:t xml:space="preserve">, </w:t>
-      </w:r>
-      <w:hyperlink r:id="rId13">
-        <w:r>
-          <w:rPr>
-            <w:lang w:val="hi_IN" w:bidi="hi_IN"/>
-          </w:rPr>
-          <w:rPr>
-            <w:color w:val="0000EE"/>
-            <w:u w:val="single"/>
-          </w:rPr>
-          <w:t>unfoldingWord</w:t>
-        </w:r>
-      </w:hyperlink>
-      <w:r>
-        <w:rPr>
-          <w:lang w:val="hi_IN" w:bidi="hi_IN"/>
-        </w:rPr>
-        <w:t xml:space="preserve">, 2022, which is licensed under a </w:t>
-      </w:r>
-      <w:hyperlink r:id="rId14">
-        <w:r>
-          <w:rPr>
-            <w:lang w:val="hi_IN" w:bidi="hi_IN"/>
-          </w:rPr>
-          <w:rPr>
-            <w:color w:val="0000EE"/>
-            <w:u w:val="single"/>
-          </w:rPr>
-          <w:t>CC BY-SA 4.0 license</w:t>
-        </w:r>
-      </w:hyperlink>
-      <w:r>
-        <w:rPr>
-          <w:lang w:val="hi_IN" w:bidi="hi_IN"/>
-        </w:rPr>
-        <w:t>.</w:t>
-      </w:r>
-      <w:r>
-        <w:rPr>
-          <w:lang w:val="hi_IN" w:bidi="hi_IN"/>
-        </w:rPr>
-      </w:r>
-    </w:p>
-    <w:p>
-      <w:pPr/>
-      <w:r>
-        <w:rPr>
-          <w:lang w:val="hi_IN" w:bidi="hi_IN"/>
-        </w:rPr>
-      </w:r>
-      <w:r>
-        <w:rPr>
-          <w:lang w:val="hi_IN" w:bidi="hi_IN"/>
-        </w:rPr>
-        <w:t>This PDF version is provided under the same license.</w:t>
+        <w:t xml:space="preserve"> © 2022 unfoldingWord. Released under CC BY-SA 4.0 license. </w:t>
+      </w:r>
+      <w:r>
+        <w:rPr>
+          <w:lang w:val="hi_IN" w:bidi="hi_IN"/>
+        </w:rPr>
+        <w:t>unfoldingWord® Translation Notes</w:t>
+      </w:r>
+      <w:r>
+        <w:rPr>
+          <w:lang w:val="hi_IN" w:bidi="hi_IN"/>
+        </w:rPr>
+        <w:t xml:space="preserve"> has been adapted in the following languages: Tok Pisin, Arabic (عربي), French (Français), Hindi (हिंदी), Indonesian (Bahasa Indonesia), Portuguese (Português), Russian (Русский), Spanish (Español), Swahili (Kiswahili), and Simplified Chinese (简体中文) from </w:t>
+      </w:r>
+      <w:r>
+        <w:rPr>
+          <w:lang w:val="hi_IN" w:bidi="hi_IN"/>
+        </w:rPr>
+        <w:t>unfoldingWord® Translation Notes</w:t>
+      </w:r>
+      <w:r>
+        <w:rPr>
+          <w:lang w:val="hi_IN" w:bidi="hi_IN"/>
+        </w:rPr>
+        <w:t xml:space="preserve"> © 2022 unfoldingWord. Released under CC BY-SA 4.0 license by Mission Mutual</w:t>
       </w:r>
       <w:r>
         <w:rPr>
@@ -7315,7 +7250,7 @@
         </w:rPr>
         <w:t>"</w:t>
       </w:r>
-      <w:hyperlink r:id="rId15">
+      <w:hyperlink r:id="rId13">
         <w:r>
           <w:rPr>
             <w:lang w:val="hi_IN" w:bidi="hi_IN"/>
@@ -7779,7 +7714,7 @@
         </w:rPr>
         <w:t xml:space="preserve">** विश्वास में दृढ़** के बारे में </w:t>
       </w:r>
-      <w:hyperlink r:id="rId16">
+      <w:hyperlink r:id="rId14">
         <w:r>
           <w:rPr>
             <w:lang w:val="hi_IN" w:bidi="hi_IN"/>

--- a/hin/docx/56.content.docx
+++ b/hin/docx/56.content.docx
@@ -141,13 +141,6 @@
         <w:rPr>
           <w:lang w:val="hi_IN" w:bidi="hi_IN"/>
         </w:rPr>
-      </w:r>
-      <w:r>
-        <w:rPr>
-          <w:i/>
-          <w:lang w:val="hi_IN" w:bidi="hi_IN"/>
-        </w:rPr>
-        <w:t>तीतुस - परिचय, तीतुस - अध्याय 1 परिचय, तीतुस 1:1 (#1), तीतुस 1:1 (#2), तीतुस 1:1 (#3), तीतुस 1:1 (#3), तीतुस 1:2 (#1), तीतुस 1:2 (#2), तीतुस 1:2 (#3), तीतुस 1:2 (#2), तीतुस 1:3 (#1), तीतुस 1:3 (#2), तीतुस 1:3 (#3), तीतुस 1:3 (#4), तीतुस 1:3 (#6), तीतुस 1:4 (#1), तीतुस 1:4 (#2), तीतुस 1:4 (#3), तीतुस 1:4 (#4), तीतुस 1:4 (#4), तीतुस 1:4 (#5), तीतुस 1:5 (#1), तीतुस 1:5 (#2), तीतुस 1:5 (#3), तीतुस 1:5 (#4), तीतुस 1:6 (#2), तीतुस 1:6 (#3), तीतुस 1:6 (#4), तीतुस 1:6 (#5), तीतुस 1:7 (#1), तीतुस 1:7 (#2), तीतुस 1:7 (#3), तीतुस 1:7 (#4), तीतुस 1:8 (#1), तीतुस 1:8 (#2), तीतुस 1:8 (#3), तीतुस 1:8 (#4), तीतुस 1:9 (#1), तीतुस 1:9 (#2), तीतुस 1:9 (#3), तीतुस 1:9 (#4), तीतुस 1:10 (#2), तीतुस 1:10 (#3), तीतुस 1:10 (#4), तीतुस 1:10 (#5), तीतुस 1:11 (#1), तीतुस 1:11 (#2), तीतुस 1:11 (#4), तीतुस 1:12 (#1), तीतुस 1:12 (#2), तीतुस 1:12 (#3), तीतुस 1:12 (#4), तीतुस 1:13 (#1), तीतुस 1:13 (#2), तीतुस 1:13 (#3), तीतुस 1:13 (#3), तीतुस 1:13 (#4), तीतुस 1:13 (#5), तीतुस 1:14 (#2), तीतुस 1:14 (#3), तीतुस 1:15 (#1), तीतुस 1:15 (#2), तीतुस 1:15 (#3), तीतुस 1:15 (#4), तीतुस 1:16 (#1), तीतुस 1:16 (#2), तीतुस - अध्याय 2 परिचय, तीतुस 2:1 (#2), तीतुस 2:1 (#3), तीतुस 2:2 (#1), तीतुस 2:2 (#2), तीतुस 2:2 (#3), तीतुस 2:2 (#4), तीतुस 2:2 (#6), तीतुस 2:2 (#5), तीतुस 2:2 (#7), तीतुस 2:2 (#8), तीतुस 2:3 (#1), तीतुस 2:3 (#3), तीतुस 2:3 (#4), तीतुस 2:3 (#5), तीतुस 2:4 (#1), तीतुस 2:4 (#1), तीतुस 2:4 (#2), तीतुस 2:5 (#1), तीतुस 2:5 (#2), तीतुस 2:5 (#3), तीतुस 2:5 (#2), तीतुस 2:6 (#1), तीतुस 2:7 (#1), तीतुस 2:7 (#1), तीतुस 2:7 (#2), तीतुस 2:7 (#4), तीतुस 2:7 (#5), तीतुस 2:7 (#6), तीतुस 2:8 (#1), तीतुस 2:8 (#2), तीतुस 2:8 (#2), तीतुस 2:8 (#3), तीतुस 2:9 (#1), तीतुस 2:9 (#4), तीतुस 2:9 (#5), तीतुस 2:10 (#1), तीतुस 2:10 (#2), तीतुस 2:10 (#2), तीतुस 2:10 (#4), तीतुस 2:10 (#3), तीतुस 2:10 (#4), तीतुस 2:10 (#6), तीतुस 2:11 (#1), तीतुस 2:11 (#2), तीतुस 2:11 (#3), तीतुस 2:11 (#4), तीतुस 2:11 (#5), तीतुस 2:12 (#1), तीतुस 2:12 (#2), तीतुस 2:12 (#3), तीतुस 2:12 (#4), तीतुस 2:12 (#5), तीतुस 2:12 (#6), तीतुस 2:13 (#1), तीतुस 2:13 (#2), तीतुस 2:13 (#3), तीतुस 2:13 (#3), तीतुस 2:13 (#5), तीतुस 2:14 (#1), तीतुस 2:14 (#2), तीतुस 2:14 (#3), तीतुस 2:14 (#4), तीतुस 2:14 (#5), तीतुस 2:14 (#6), तीतुस 2:15 (#1), तीतुस 2:15 (#1), तीतुस 2:15 (#2), तीतुस 2:15 (#4), तीतुस 2:15 (#3), तीतुस 2:15 (#4), तीतुस 2:15 (#5), तीतुस - अध्याय 3 परिचय, तीतुस 3:1 (#2), तीतुस 3:1 (#3), तीतुस 3:1 (#4), तीतुस 3:1 (#6), तीतुस 3:2 (#1), तीतुस 3:2 (#2), तीतुस 3:2 (#3), तीतुस 3:2 (#4), तीतुस 3:3 (#1), तीतुस 3:3 (#2), तीतुस 3:3 (#3), तीतुस 3:3 (#4), तीतुस 3:3 (#5), तीतुस 3:3 (#6), तीतुस 3:3 (#7), तीतुस 3:3 (#8), तीतुस 3:3 (#9), तीतुस 3:4 (#1), तीतुस 3:4 (#2), तीतुस 3:4 (#3), तीतुस 3:4 (#4), तीतुस 3:5 (#1), तीतुस 3:5 (#1), तीतुस 3:5 (#2), तीतुस 3:6 (#1), तीतुस 3:6 (#2), तीतुस 3:6 (#3), तीतुस 3:6 (#4), तीतुस 3:7 (#1), तीतुस 3:7 (#1), तीतुस 3:7 (#3), तीतुस 3:7 (#4), तीतुस 3:7 (#2), तीतुस 3:8 (#1), तीतुस 3:8 (#2), तीतुस 3:8 (#3), तीतुस 3:8 (#4), तीतुस 3:9 (#2), तीतुस 3:9 (#3), तीतुस 3:9 (#4), तीतुस 3:9 (#5), तीतुस 3:9 (#6), तीतुस 3:10 (#1), तीतुस 3:10 (#2), तीतुस 3:11 (#1), तीतुस 3:11 (#2), तीतुस 3:11 (#3), तीतुस 3:12 (#2), तीतुस 3:12 (#3), तीतुस 3:12 (#4), तीतुस 3:12 (#5), तीतुस 3:13 (#1), तीतुस 3:13 (#1), तीतुस 3:13 (#2), तीतुस 3:13 (#4), तीतुस 3:13 (#4), तीतुस 3:14 (#2), तीतुस 3:14 (#3), तीतुस 3:14 (#4), तीतुस 3:14 (#5), तीतुस 3:14 (#6), तीतुस 3:15 (#2), तीतुस 3:15 (#3), तीतुस 3:15 (#4), तीतुस 3:15 (#5), तीतुस 3:15 (#6), तीतुस 3:15 (#7)</w:t>
       </w:r>
       <w:r>
         <w:rPr>

--- a/hin/docx/56.content.docx
+++ b/hin/docx/56.content.docx
@@ -19,7 +19,7 @@
         <w:rPr>
           <w:lang w:val="hi_IN" w:bidi="hi_IN"/>
         </w:rPr>
-        <w:t>Resource: अनुवाद नोट्स (अनफोल्डिंग वर्ड)</w:t>
+        <w:t>Resource: unfoldingWord® Translation Notes</w:t>
       </w:r>
       <w:r>
         <w:rPr>
@@ -90,7 +90,7 @@
         <w:rPr>
           <w:lang w:val="hi_IN" w:bidi="hi_IN"/>
         </w:rPr>
-        <w:t>अनुवाद नोट्स (अनफोल्डिंग वर्ड)</w:t>
+        <w:t>unfoldingWord® Translation Notes</w:t>
       </w:r>
     </w:p>
     <w:p>

--- a/hin/docx/56.content.docx
+++ b/hin/docx/56.content.docx
@@ -581,6 +581,21 @@
           <w:b/>
           <w:lang w:val="hi_IN" w:bidi="hi_IN"/>
         </w:rPr>
+        <w:t>κατὰ πίστιν ἐκλεκτῶν Θεοῦ καὶ ἐπίγνωσιν ἀληθείας</w:t>
+      </w:r>
+    </w:p>
+    <w:p>
+      <w:pPr/>
+      <w:r>
+        <w:rPr>
+          <w:lang w:val="hi_IN" w:bidi="hi_IN"/>
+        </w:rPr>
+      </w:r>
+      <w:r>
+        <w:rPr>
+          <w:b/>
+          <w:lang w:val="hi_IN" w:bidi="hi_IN"/>
+        </w:rPr>
         <w:t>"के"</w:t>
       </w:r>
       <w:r>
@@ -672,6 +687,21 @@
           <w:b/>
           <w:lang w:val="hi_IN" w:bidi="hi_IN"/>
         </w:rPr>
+        <w:t>ἐκλεκτῶν Θεοῦ</w:t>
+      </w:r>
+    </w:p>
+    <w:p>
+      <w:pPr/>
+      <w:r>
+        <w:rPr>
+          <w:lang w:val="hi_IN" w:bidi="hi_IN"/>
+        </w:rPr>
+      </w:r>
+      <w:r>
+        <w:rPr>
+          <w:b/>
+          <w:lang w:val="hi_IN" w:bidi="hi_IN"/>
+        </w:rPr>
         <w:t>"परमेश्वर के चुने हुए लोगों के"</w:t>
       </w:r>
     </w:p>
@@ -755,6 +785,21 @@
           <w:b/>
           <w:lang w:val="hi_IN" w:bidi="hi_IN"/>
         </w:rPr>
+        <w:t>καὶ ἐπίγνωσιν ἀληθείας</w:t>
+      </w:r>
+    </w:p>
+    <w:p>
+      <w:pPr/>
+      <w:r>
+        <w:rPr>
+          <w:lang w:val="hi_IN" w:bidi="hi_IN"/>
+        </w:rPr>
+      </w:r>
+      <w:r>
+        <w:rPr>
+          <w:b/>
+          <w:lang w:val="hi_IN" w:bidi="hi_IN"/>
+        </w:rPr>
         <w:t>"और सच्चाई का ज्ञान"</w:t>
       </w:r>
     </w:p>
@@ -838,6 +883,21 @@
           <w:b/>
           <w:lang w:val="hi_IN" w:bidi="hi_IN"/>
         </w:rPr>
+        <w:t>τῆς κατ’ εὐσέβειαν</w:t>
+      </w:r>
+    </w:p>
+    <w:p>
+      <w:pPr/>
+      <w:r>
+        <w:rPr>
+          <w:lang w:val="hi_IN" w:bidi="hi_IN"/>
+        </w:rPr>
+      </w:r>
+      <w:r>
+        <w:rPr>
+          <w:b/>
+          <w:lang w:val="hi_IN" w:bidi="hi_IN"/>
+        </w:rPr>
         <w:t>"भक्ति के"</w:t>
       </w:r>
     </w:p>
@@ -903,6 +963,21 @@
           <w:b/>
           <w:lang w:val="hi_IN" w:bidi="hi_IN"/>
         </w:rPr>
+        <w:t>ἐπ’ ἐλπίδι ζωῆς αἰωνίου</w:t>
+      </w:r>
+    </w:p>
+    <w:p>
+      <w:pPr/>
+      <w:r>
+        <w:rPr>
+          <w:lang w:val="hi_IN" w:bidi="hi_IN"/>
+        </w:rPr>
+      </w:r>
+      <w:r>
+        <w:rPr>
+          <w:b/>
+          <w:lang w:val="hi_IN" w:bidi="hi_IN"/>
+        </w:rPr>
         <w:t>"उस अनन्त जीवन आशा पर"</w:t>
       </w:r>
     </w:p>
@@ -981,6 +1056,21 @@
           <w:b/>
           <w:lang w:val="hi_IN" w:bidi="hi_IN"/>
         </w:rPr>
+        <w:t>ἐπ’ ἐλπίδι ζωῆς αἰωνίου</w:t>
+      </w:r>
+    </w:p>
+    <w:p>
+      <w:pPr/>
+      <w:r>
+        <w:rPr>
+          <w:lang w:val="hi_IN" w:bidi="hi_IN"/>
+        </w:rPr>
+      </w:r>
+      <w:r>
+        <w:rPr>
+          <w:b/>
+          <w:lang w:val="hi_IN" w:bidi="hi_IN"/>
+        </w:rPr>
         <w:t>"उस अनन्त जीवन की आशा पर"</w:t>
       </w:r>
     </w:p>
@@ -1085,6 +1175,21 @@
           <w:b/>
           <w:lang w:val="hi_IN" w:bidi="hi_IN"/>
         </w:rPr>
+        <w:t>ὁ ἀψευδὴς Θεὸς</w:t>
+      </w:r>
+    </w:p>
+    <w:p>
+      <w:pPr/>
+      <w:r>
+        <w:rPr>
+          <w:lang w:val="hi_IN" w:bidi="hi_IN"/>
+        </w:rPr>
+      </w:r>
+      <w:r>
+        <w:rPr>
+          <w:b/>
+          <w:lang w:val="hi_IN" w:bidi="hi_IN"/>
+        </w:rPr>
         <w:t>"परमेश्वर ने जो झूठ बोल नहीं सकता"</w:t>
       </w:r>
     </w:p>
@@ -1232,6 +1337,21 @@
           <w:b/>
           <w:lang w:val="hi_IN" w:bidi="hi_IN"/>
         </w:rPr>
+        <w:t>καιροῖς ἰδίοις</w:t>
+      </w:r>
+    </w:p>
+    <w:p>
+      <w:pPr/>
+      <w:r>
+        <w:rPr>
+          <w:lang w:val="hi_IN" w:bidi="hi_IN"/>
+        </w:rPr>
+      </w:r>
+      <w:r>
+        <w:rPr>
+          <w:b/>
+          <w:lang w:val="hi_IN" w:bidi="hi_IN"/>
+        </w:rPr>
         <w:t>"ठीक समय पर अपने"</w:t>
       </w:r>
     </w:p>
@@ -1296,6 +1416,21 @@
           <w:b/>
           <w:lang w:val="hi_IN" w:bidi="hi_IN"/>
         </w:rPr>
+        <w:t>ἐφανέρωσεν &amp; τὸν λόγον αὐτοῦ</w:t>
+      </w:r>
+    </w:p>
+    <w:p>
+      <w:pPr/>
+      <w:r>
+        <w:rPr>
+          <w:lang w:val="hi_IN" w:bidi="hi_IN"/>
+        </w:rPr>
+      </w:r>
+      <w:r>
+        <w:rPr>
+          <w:b/>
+          <w:lang w:val="hi_IN" w:bidi="hi_IN"/>
+        </w:rPr>
         <w:t>"वचन को"</w:t>
       </w:r>
       <w:r>
@@ -1392,6 +1527,21 @@
           <w:b/>
           <w:lang w:val="hi_IN" w:bidi="hi_IN"/>
         </w:rPr>
+        <w:t>ἐν κηρύγματι</w:t>
+      </w:r>
+    </w:p>
+    <w:p>
+      <w:pPr/>
+      <w:r>
+        <w:rPr>
+          <w:lang w:val="hi_IN" w:bidi="hi_IN"/>
+        </w:rPr>
+      </w:r>
+      <w:r>
+        <w:rPr>
+          <w:b/>
+          <w:lang w:val="hi_IN" w:bidi="hi_IN"/>
+        </w:rPr>
         <w:t>"प्रचार के द्वारा"</w:t>
       </w:r>
     </w:p>
@@ -1456,6 +1606,21 @@
           <w:b/>
           <w:lang w:val="hi_IN" w:bidi="hi_IN"/>
         </w:rPr>
+        <w:t>ὃ ἐπιστεύθην ἐγὼ</w:t>
+      </w:r>
+    </w:p>
+    <w:p>
+      <w:pPr/>
+      <w:r>
+        <w:rPr>
+          <w:lang w:val="hi_IN" w:bidi="hi_IN"/>
+        </w:rPr>
+      </w:r>
+      <w:r>
+        <w:rPr>
+          <w:b/>
+          <w:lang w:val="hi_IN" w:bidi="hi_IN"/>
+        </w:rPr>
         <w:t>"उस"</w:t>
       </w:r>
       <w:r>
@@ -1565,6 +1730,21 @@
           <w:b/>
           <w:lang w:val="hi_IN" w:bidi="hi_IN"/>
         </w:rPr>
+        <w:t>ἡμῶν</w:t>
+      </w:r>
+    </w:p>
+    <w:p>
+      <w:pPr/>
+      <w:r>
+        <w:rPr>
+          <w:lang w:val="hi_IN" w:bidi="hi_IN"/>
+        </w:rPr>
+      </w:r>
+      <w:r>
+        <w:rPr>
+          <w:b/>
+          <w:lang w:val="hi_IN" w:bidi="hi_IN"/>
+        </w:rPr>
         <w:t>"मुझे"</w:t>
       </w:r>
     </w:p>
@@ -1642,6 +1822,21 @@
           <w:b/>
           <w:lang w:val="hi_IN" w:bidi="hi_IN"/>
         </w:rPr>
+        <w:t>γνησίῳ τέκνῳ</w:t>
+      </w:r>
+    </w:p>
+    <w:p>
+      <w:pPr/>
+      <w:r>
+        <w:rPr>
+          <w:lang w:val="hi_IN" w:bidi="hi_IN"/>
+        </w:rPr>
+      </w:r>
+      <w:r>
+        <w:rPr>
+          <w:b/>
+          <w:lang w:val="hi_IN" w:bidi="hi_IN"/>
+        </w:rPr>
         <w:t>"मेरा सच्चा पुत्र है"</w:t>
       </w:r>
     </w:p>
@@ -1738,6 +1933,21 @@
           <w:b/>
           <w:lang w:val="hi_IN" w:bidi="hi_IN"/>
         </w:rPr>
+        <w:t>κατὰ κοινὴν πίστιν</w:t>
+      </w:r>
+    </w:p>
+    <w:p>
+      <w:pPr/>
+      <w:r>
+        <w:rPr>
+          <w:lang w:val="hi_IN" w:bidi="hi_IN"/>
+        </w:rPr>
+      </w:r>
+      <w:r>
+        <w:rPr>
+          <w:b/>
+          <w:lang w:val="hi_IN" w:bidi="hi_IN"/>
+        </w:rPr>
         <w:t>"जो विश्वास की सहभागिता"</w:t>
       </w:r>
     </w:p>
@@ -1801,6 +2011,21 @@
           <w:b/>
           <w:lang w:val="hi_IN" w:bidi="hi_IN"/>
         </w:rPr>
+        <w:t>χάρις καὶ εἰρήνη</w:t>
+      </w:r>
+    </w:p>
+    <w:p>
+      <w:pPr/>
+      <w:r>
+        <w:rPr>
+          <w:lang w:val="hi_IN" w:bidi="hi_IN"/>
+        </w:rPr>
+      </w:r>
+      <w:r>
+        <w:rPr>
+          <w:b/>
+          <w:lang w:val="hi_IN" w:bidi="hi_IN"/>
+        </w:rPr>
         <w:t>"अनुग्रह और शान्ति"</w:t>
       </w:r>
     </w:p>
@@ -1884,6 +2109,21 @@
           <w:b/>
           <w:lang w:val="hi_IN" w:bidi="hi_IN"/>
         </w:rPr>
+        <w:t>χάρις καὶ εἰρήνη ἀπὸ Θεοῦ Πατρὸς καὶ Χριστοῦ Ἰησοῦ τοῦ Σωτῆρος ἡμῶν</w:t>
+      </w:r>
+    </w:p>
+    <w:p>
+      <w:pPr/>
+      <w:r>
+        <w:rPr>
+          <w:lang w:val="hi_IN" w:bidi="hi_IN"/>
+        </w:rPr>
+      </w:r>
+      <w:r>
+        <w:rPr>
+          <w:b/>
+          <w:lang w:val="hi_IN" w:bidi="hi_IN"/>
+        </w:rPr>
         <w:t>"परमेश्वर पिता और हमारे उद्धारकर्ता मसीह यीशु की ओर से तुझे अनुग्रह और शान्ति होती रहे"</w:t>
       </w:r>
     </w:p>
@@ -1993,6 +2233,21 @@
           <w:b/>
           <w:lang w:val="hi_IN" w:bidi="hi_IN"/>
         </w:rPr>
+        <w:t>Χριστοῦ Ἰησοῦ τοῦ Σωτῆρος ἡμῶν</w:t>
+      </w:r>
+    </w:p>
+    <w:p>
+      <w:pPr/>
+      <w:r>
+        <w:rPr>
+          <w:lang w:val="hi_IN" w:bidi="hi_IN"/>
+        </w:rPr>
+      </w:r>
+      <w:r>
+        <w:rPr>
+          <w:b/>
+          <w:lang w:val="hi_IN" w:bidi="hi_IN"/>
+        </w:rPr>
         <w:t>"हमारे उद्धारकर्ता मसीह यीशु"</w:t>
       </w:r>
     </w:p>
@@ -2057,6 +2312,21 @@
           <w:b/>
           <w:lang w:val="hi_IN" w:bidi="hi_IN"/>
         </w:rPr>
+        <w:t>ἡμῶν</w:t>
+      </w:r>
+    </w:p>
+    <w:p>
+      <w:pPr/>
+      <w:r>
+        <w:rPr>
+          <w:lang w:val="hi_IN" w:bidi="hi_IN"/>
+        </w:rPr>
+      </w:r>
+      <w:r>
+        <w:rPr>
+          <w:b/>
+          <w:lang w:val="hi_IN" w:bidi="hi_IN"/>
+        </w:rPr>
         <w:t>"हमारे"</w:t>
       </w:r>
     </w:p>
@@ -2134,6 +2404,21 @@
           <w:b/>
           <w:lang w:val="hi_IN" w:bidi="hi_IN"/>
         </w:rPr>
+        <w:t>τούτου χάριν</w:t>
+      </w:r>
+    </w:p>
+    <w:p>
+      <w:pPr/>
+      <w:r>
+        <w:rPr>
+          <w:lang w:val="hi_IN" w:bidi="hi_IN"/>
+        </w:rPr>
+      </w:r>
+      <w:r>
+        <w:rPr>
+          <w:b/>
+          <w:lang w:val="hi_IN" w:bidi="hi_IN"/>
+        </w:rPr>
         <w:t>"इसलिए"</w:t>
       </w:r>
     </w:p>
@@ -2217,6 +2502,21 @@
           <w:b/>
           <w:lang w:val="hi_IN" w:bidi="hi_IN"/>
         </w:rPr>
+        <w:t>ἀπέλιπόν σε ἐν Κρήτῃ</w:t>
+      </w:r>
+    </w:p>
+    <w:p>
+      <w:pPr/>
+      <w:r>
+        <w:rPr>
+          <w:lang w:val="hi_IN" w:bidi="hi_IN"/>
+        </w:rPr>
+      </w:r>
+      <w:r>
+        <w:rPr>
+          <w:b/>
+          <w:lang w:val="hi_IN" w:bidi="hi_IN"/>
+        </w:rPr>
         <w:t>"मैं"</w:t>
       </w:r>
       <w:r>
@@ -2295,6 +2595,21 @@
           <w:b/>
           <w:lang w:val="hi_IN" w:bidi="hi_IN"/>
         </w:rPr>
+        <w:t>ἵνα τὰ λείποντα ἐπιδιορθώσῃ</w:t>
+      </w:r>
+    </w:p>
+    <w:p>
+      <w:pPr/>
+      <w:r>
+        <w:rPr>
+          <w:lang w:val="hi_IN" w:bidi="hi_IN"/>
+        </w:rPr>
+      </w:r>
+      <w:r>
+        <w:rPr>
+          <w:b/>
+          <w:lang w:val="hi_IN" w:bidi="hi_IN"/>
+        </w:rPr>
         <w:t>"कि"</w:t>
       </w:r>
       <w:r>
@@ -2372,6 +2687,21 @@
           <w:b/>
           <w:lang w:val="hi_IN" w:bidi="hi_IN"/>
         </w:rPr>
+        <w:t>καταστήσῃς &amp; πρεσβυτέρους</w:t>
+      </w:r>
+    </w:p>
+    <w:p>
+      <w:pPr/>
+      <w:r>
+        <w:rPr>
+          <w:lang w:val="hi_IN" w:bidi="hi_IN"/>
+        </w:rPr>
+      </w:r>
+      <w:r>
+        <w:rPr>
+          <w:b/>
+          <w:lang w:val="hi_IN" w:bidi="hi_IN"/>
+        </w:rPr>
         <w:t>"प्राचीनों को नियुक्त करे"</w:t>
       </w:r>
     </w:p>
@@ -2451,6 +2781,21 @@
           <w:b/>
           <w:lang w:val="hi_IN" w:bidi="hi_IN"/>
         </w:rPr>
+        <w:t>εἴ τίς ἐστιν ἀνέγκλητος</w:t>
+      </w:r>
+    </w:p>
+    <w:p>
+      <w:pPr/>
+      <w:r>
+        <w:rPr>
+          <w:lang w:val="hi_IN" w:bidi="hi_IN"/>
+        </w:rPr>
+      </w:r>
+      <w:r>
+        <w:rPr>
+          <w:b/>
+          <w:lang w:val="hi_IN" w:bidi="hi_IN"/>
+        </w:rPr>
         <w:t>"जो निर्दोष और"</w:t>
       </w:r>
       <w:r>
@@ -2540,6 +2885,21 @@
           <w:b/>
           <w:lang w:val="hi_IN" w:bidi="hi_IN"/>
         </w:rPr>
+        <w:t>ἀνέγκλητος</w:t>
+      </w:r>
+    </w:p>
+    <w:p>
+      <w:pPr/>
+      <w:r>
+        <w:rPr>
+          <w:lang w:val="hi_IN" w:bidi="hi_IN"/>
+        </w:rPr>
+      </w:r>
+      <w:r>
+        <w:rPr>
+          <w:b/>
+          <w:lang w:val="hi_IN" w:bidi="hi_IN"/>
+        </w:rPr>
         <w:t>"निर्दोष और"</w:t>
       </w:r>
     </w:p>
@@ -2636,6 +2996,21 @@
           <w:b/>
           <w:lang w:val="hi_IN" w:bidi="hi_IN"/>
         </w:rPr>
+        <w:t>μιᾶς γυναικὸς ἀνήρ</w:t>
+      </w:r>
+    </w:p>
+    <w:p>
+      <w:pPr/>
+      <w:r>
+        <w:rPr>
+          <w:lang w:val="hi_IN" w:bidi="hi_IN"/>
+        </w:rPr>
+      </w:r>
+      <w:r>
+        <w:rPr>
+          <w:b/>
+          <w:lang w:val="hi_IN" w:bidi="hi_IN"/>
+        </w:rPr>
         <w:t>"एक ही पत्नी का पति"</w:t>
       </w:r>
     </w:p>
@@ -2719,6 +3094,21 @@
           <w:b/>
           <w:lang w:val="hi_IN" w:bidi="hi_IN"/>
         </w:rPr>
+        <w:t>τέκνα &amp; πιστά</w:t>
+      </w:r>
+    </w:p>
+    <w:p>
+      <w:pPr/>
+      <w:r>
+        <w:rPr>
+          <w:lang w:val="hi_IN" w:bidi="hi_IN"/>
+        </w:rPr>
+      </w:r>
+      <w:r>
+        <w:rPr>
+          <w:b/>
+          <w:lang w:val="hi_IN" w:bidi="hi_IN"/>
+        </w:rPr>
         <w:t>"बच्चे विश्वासी हो"</w:t>
       </w:r>
     </w:p>
@@ -2782,6 +3172,21 @@
           <w:b/>
           <w:lang w:val="hi_IN" w:bidi="hi_IN"/>
         </w:rPr>
+        <w:t>τὸν ἐπίσκοπον</w:t>
+      </w:r>
+    </w:p>
+    <w:p>
+      <w:pPr/>
+      <w:r>
+        <w:rPr>
+          <w:lang w:val="hi_IN" w:bidi="hi_IN"/>
+        </w:rPr>
+      </w:r>
+      <w:r>
+        <w:rPr>
+          <w:b/>
+          <w:lang w:val="hi_IN" w:bidi="hi_IN"/>
+        </w:rPr>
         <w:t>"अध्यक्ष को"</w:t>
       </w:r>
     </w:p>
@@ -2845,6 +3250,21 @@
           <w:b/>
           <w:lang w:val="hi_IN" w:bidi="hi_IN"/>
         </w:rPr>
+        <w:t>Θεοῦ οἰκονόμον</w:t>
+      </w:r>
+    </w:p>
+    <w:p>
+      <w:pPr/>
+      <w:r>
+        <w:rPr>
+          <w:lang w:val="hi_IN" w:bidi="hi_IN"/>
+        </w:rPr>
+      </w:r>
+      <w:r>
+        <w:rPr>
+          <w:b/>
+          <w:lang w:val="hi_IN" w:bidi="hi_IN"/>
+        </w:rPr>
         <w:t>"परमेश्वर का भण्डारी"</w:t>
       </w:r>
     </w:p>
@@ -2928,6 +3348,21 @@
           <w:b/>
           <w:lang w:val="hi_IN" w:bidi="hi_IN"/>
         </w:rPr>
+        <w:t>μὴ πάροινον</w:t>
+      </w:r>
+    </w:p>
+    <w:p>
+      <w:pPr/>
+      <w:r>
+        <w:rPr>
+          <w:lang w:val="hi_IN" w:bidi="hi_IN"/>
+        </w:rPr>
+      </w:r>
+      <w:r>
+        <w:rPr>
+          <w:b/>
+          <w:lang w:val="hi_IN" w:bidi="hi_IN"/>
+        </w:rPr>
         <w:t>"न पियक्कड़"</w:t>
       </w:r>
     </w:p>
@@ -3006,6 +3441,21 @@
           <w:b/>
           <w:lang w:val="hi_IN" w:bidi="hi_IN"/>
         </w:rPr>
+        <w:t>μὴ πλήκτην</w:t>
+      </w:r>
+    </w:p>
+    <w:p>
+      <w:pPr/>
+      <w:r>
+        <w:rPr>
+          <w:lang w:val="hi_IN" w:bidi="hi_IN"/>
+        </w:rPr>
+      </w:r>
+      <w:r>
+        <w:rPr>
+          <w:b/>
+          <w:lang w:val="hi_IN" w:bidi="hi_IN"/>
+        </w:rPr>
         <w:t>"न मार पीट करनेवाला, और"</w:t>
       </w:r>
     </w:p>
@@ -3085,6 +3535,21 @@
           <w:b/>
           <w:lang w:val="hi_IN" w:bidi="hi_IN"/>
         </w:rPr>
+        <w:t>ἀλλὰ</w:t>
+      </w:r>
+    </w:p>
+    <w:p>
+      <w:pPr/>
+      <w:r>
+        <w:rPr>
+          <w:lang w:val="hi_IN" w:bidi="hi_IN"/>
+        </w:rPr>
+      </w:r>
+      <w:r>
+        <w:rPr>
+          <w:b/>
+          <w:lang w:val="hi_IN" w:bidi="hi_IN"/>
+        </w:rPr>
         <w:t>"पर"</w:t>
       </w:r>
     </w:p>
@@ -3168,6 +3633,21 @@
           <w:b/>
           <w:lang w:val="hi_IN" w:bidi="hi_IN"/>
         </w:rPr>
+        <w:t>φιλάγαθον</w:t>
+      </w:r>
+    </w:p>
+    <w:p>
+      <w:pPr/>
+      <w:r>
+        <w:rPr>
+          <w:lang w:val="hi_IN" w:bidi="hi_IN"/>
+        </w:rPr>
+      </w:r>
+      <w:r>
+        <w:rPr>
+          <w:b/>
+          <w:lang w:val="hi_IN" w:bidi="hi_IN"/>
+        </w:rPr>
         <w:t>"भलाई का चाहनेवाला"</w:t>
       </w:r>
     </w:p>
@@ -3233,6 +3713,21 @@
           <w:b/>
           <w:lang w:val="hi_IN" w:bidi="hi_IN"/>
         </w:rPr>
+        <w:t>σώφρονα &amp; ἐγκρατῆ</w:t>
+      </w:r>
+    </w:p>
+    <w:p>
+      <w:pPr/>
+      <w:r>
+        <w:rPr>
+          <w:lang w:val="hi_IN" w:bidi="hi_IN"/>
+        </w:rPr>
+      </w:r>
+      <w:r>
+        <w:rPr>
+          <w:b/>
+          <w:lang w:val="hi_IN" w:bidi="hi_IN"/>
+        </w:rPr>
         <w:t>"संयमी,"</w:t>
       </w:r>
       <w:r>
@@ -3329,6 +3824,21 @@
           <w:b/>
           <w:lang w:val="hi_IN" w:bidi="hi_IN"/>
         </w:rPr>
+        <w:t>δίκαιον, ὅσιον</w:t>
+      </w:r>
+    </w:p>
+    <w:p>
+      <w:pPr/>
+      <w:r>
+        <w:rPr>
+          <w:lang w:val="hi_IN" w:bidi="hi_IN"/>
+        </w:rPr>
+      </w:r>
+      <w:r>
+        <w:rPr>
+          <w:b/>
+          <w:lang w:val="hi_IN" w:bidi="hi_IN"/>
+        </w:rPr>
         <w:t>"न्यायी, पवित्र"</w:t>
       </w:r>
     </w:p>
@@ -3412,6 +3922,21 @@
           <w:b/>
           <w:lang w:val="hi_IN" w:bidi="hi_IN"/>
         </w:rPr>
+        <w:t>ἀντεχόμενον</w:t>
+      </w:r>
+    </w:p>
+    <w:p>
+      <w:pPr/>
+      <w:r>
+        <w:rPr>
+          <w:lang w:val="hi_IN" w:bidi="hi_IN"/>
+        </w:rPr>
+      </w:r>
+      <w:r>
+        <w:rPr>
+          <w:b/>
+          <w:lang w:val="hi_IN" w:bidi="hi_IN"/>
+        </w:rPr>
         <w:t>"स्थिर रहे"</w:t>
       </w:r>
     </w:p>
@@ -3495,6 +4020,21 @@
           <w:b/>
           <w:lang w:val="hi_IN" w:bidi="hi_IN"/>
         </w:rPr>
+        <w:t>κατὰ τὴν διδαχὴν</w:t>
+      </w:r>
+    </w:p>
+    <w:p>
+      <w:pPr/>
+      <w:r>
+        <w:rPr>
+          <w:lang w:val="hi_IN" w:bidi="hi_IN"/>
+        </w:rPr>
+      </w:r>
+      <w:r>
+        <w:rPr>
+          <w:b/>
+          <w:lang w:val="hi_IN" w:bidi="hi_IN"/>
+        </w:rPr>
         <w:t>"वचन पर"</w:t>
       </w:r>
       <w:r>
@@ -3573,6 +4113,21 @@
           <w:b/>
           <w:lang w:val="hi_IN" w:bidi="hi_IN"/>
         </w:rPr>
+        <w:t>ἵνα</w:t>
+      </w:r>
+    </w:p>
+    <w:p>
+      <w:pPr/>
+      <w:r>
+        <w:rPr>
+          <w:lang w:val="hi_IN" w:bidi="hi_IN"/>
+        </w:rPr>
+      </w:r>
+      <w:r>
+        <w:rPr>
+          <w:b/>
+          <w:lang w:val="hi_IN" w:bidi="hi_IN"/>
+        </w:rPr>
         <w:t>"कि"</w:t>
       </w:r>
     </w:p>
@@ -3664,6 +4219,21 @@
           <w:lang w:val="hi_IN" w:bidi="hi_IN"/>
         </w:rPr>
       </w:r>
+      <w:r>
+        <w:rPr>
+          <w:b/>
+          <w:lang w:val="hi_IN" w:bidi="hi_IN"/>
+        </w:rPr>
+        <w:t>τῇ διδασκαλίᾳ τῇ ὑγιαινούσῃ</w:t>
+      </w:r>
+    </w:p>
+    <w:p>
+      <w:pPr/>
+      <w:r>
+        <w:rPr>
+          <w:lang w:val="hi_IN" w:bidi="hi_IN"/>
+        </w:rPr>
+      </w:r>
     </w:p>
     <w:p>
       <w:pPr/>
@@ -3725,6 +4295,21 @@
           <w:b/>
           <w:lang w:val="hi_IN" w:bidi="hi_IN"/>
         </w:rPr>
+        <w:t>ματαιολόγοι</w:t>
+      </w:r>
+    </w:p>
+    <w:p>
+      <w:pPr/>
+      <w:r>
+        <w:rPr>
+          <w:lang w:val="hi_IN" w:bidi="hi_IN"/>
+        </w:rPr>
+      </w:r>
+      <w:r>
+        <w:rPr>
+          <w:b/>
+          <w:lang w:val="hi_IN" w:bidi="hi_IN"/>
+        </w:rPr>
         <w:t>"खरी शिक्षा"</w:t>
       </w:r>
     </w:p>
@@ -3801,6 +4386,21 @@
           <w:b/>
           <w:lang w:val="hi_IN" w:bidi="hi_IN"/>
         </w:rPr>
+        <w:t>φρεναπάται</w:t>
+      </w:r>
+    </w:p>
+    <w:p>
+      <w:pPr/>
+      <w:r>
+        <w:rPr>
+          <w:lang w:val="hi_IN" w:bidi="hi_IN"/>
+        </w:rPr>
+      </w:r>
+      <w:r>
+        <w:rPr>
+          <w:b/>
+          <w:lang w:val="hi_IN" w:bidi="hi_IN"/>
+        </w:rPr>
         <w:t>"धोखा देनेवाले"</w:t>
       </w:r>
     </w:p>
@@ -3864,6 +4464,21 @@
           <w:b/>
           <w:lang w:val="hi_IN" w:bidi="hi_IN"/>
         </w:rPr>
+        <w:t>ματαιολόγοι, καὶ φρεναπάται</w:t>
+      </w:r>
+    </w:p>
+    <w:p>
+      <w:pPr/>
+      <w:r>
+        <w:rPr>
+          <w:lang w:val="hi_IN" w:bidi="hi_IN"/>
+        </w:rPr>
+      </w:r>
+      <w:r>
+        <w:rPr>
+          <w:b/>
+          <w:lang w:val="hi_IN" w:bidi="hi_IN"/>
+        </w:rPr>
         <w:t>"निरंकुश बकवादी और धोखा देनेवाले"</w:t>
       </w:r>
     </w:p>
@@ -3960,6 +4575,21 @@
           <w:b/>
           <w:lang w:val="hi_IN" w:bidi="hi_IN"/>
         </w:rPr>
+        <w:t>οἱ ἐκ τῆς περιτομῆς</w:t>
+      </w:r>
+    </w:p>
+    <w:p>
+      <w:pPr/>
+      <w:r>
+        <w:rPr>
+          <w:lang w:val="hi_IN" w:bidi="hi_IN"/>
+        </w:rPr>
+      </w:r>
+      <w:r>
+        <w:rPr>
+          <w:b/>
+          <w:lang w:val="hi_IN" w:bidi="hi_IN"/>
+        </w:rPr>
         <w:t>"खतनावालों में से"</w:t>
       </w:r>
     </w:p>
@@ -4043,6 +4673,21 @@
           <w:b/>
           <w:lang w:val="hi_IN" w:bidi="hi_IN"/>
         </w:rPr>
+        <w:t>οὓς δεῖ ἐπιστομίζειν</w:t>
+      </w:r>
+    </w:p>
+    <w:p>
+      <w:pPr/>
+      <w:r>
+        <w:rPr>
+          <w:lang w:val="hi_IN" w:bidi="hi_IN"/>
+        </w:rPr>
+      </w:r>
+      <w:r>
+        <w:rPr>
+          <w:b/>
+          <w:lang w:val="hi_IN" w:bidi="hi_IN"/>
+        </w:rPr>
         <w:t>"इनका मुँह बन्द करना चाहिए"</w:t>
       </w:r>
     </w:p>
@@ -4122,6 +4767,21 @@
           <w:b/>
           <w:lang w:val="hi_IN" w:bidi="hi_IN"/>
         </w:rPr>
+        <w:t>ὅλους οἴκους ἀνατρέπουσιν</w:t>
+      </w:r>
+    </w:p>
+    <w:p>
+      <w:pPr/>
+      <w:r>
+        <w:rPr>
+          <w:lang w:val="hi_IN" w:bidi="hi_IN"/>
+        </w:rPr>
+      </w:r>
+      <w:r>
+        <w:rPr>
+          <w:b/>
+          <w:lang w:val="hi_IN" w:bidi="hi_IN"/>
+        </w:rPr>
         <w:t>"घर के घर बिगाड़ देते हैं"</w:t>
       </w:r>
     </w:p>
@@ -4192,6 +4852,21 @@
           <w:b/>
           <w:lang w:val="hi_IN" w:bidi="hi_IN"/>
         </w:rPr>
+        <w:t>αἰσχροῦ κέρδους χάριν</w:t>
+      </w:r>
+    </w:p>
+    <w:p>
+      <w:pPr/>
+      <w:r>
+        <w:rPr>
+          <w:lang w:val="hi_IN" w:bidi="hi_IN"/>
+        </w:rPr>
+      </w:r>
+      <w:r>
+        <w:rPr>
+          <w:b/>
+          <w:lang w:val="hi_IN" w:bidi="hi_IN"/>
+        </w:rPr>
         <w:t>"नीच कमाई के लिये"</w:t>
       </w:r>
     </w:p>
@@ -4255,6 +4930,21 @@
           <w:b/>
           <w:lang w:val="hi_IN" w:bidi="hi_IN"/>
         </w:rPr>
+        <w:t>τις ἐξ αὐτῶν, ἴδιος αὐτῶν προφήτης</w:t>
+      </w:r>
+    </w:p>
+    <w:p>
+      <w:pPr/>
+      <w:r>
+        <w:rPr>
+          <w:lang w:val="hi_IN" w:bidi="hi_IN"/>
+        </w:rPr>
+      </w:r>
+      <w:r>
+        <w:rPr>
+          <w:b/>
+          <w:lang w:val="hi_IN" w:bidi="hi_IN"/>
+        </w:rPr>
         <w:t>"उन्हीं में से एक जन ने जो उन्हीं का भविष्यद्वक्ता हैं,"</w:t>
       </w:r>
       <w:r>
@@ -4333,6 +5023,21 @@
           <w:b/>
           <w:lang w:val="hi_IN" w:bidi="hi_IN"/>
         </w:rPr>
+        <w:t>Κρῆτες ἀεὶ ψεῦσται</w:t>
+      </w:r>
+    </w:p>
+    <w:p>
+      <w:pPr/>
+      <w:r>
+        <w:rPr>
+          <w:lang w:val="hi_IN" w:bidi="hi_IN"/>
+        </w:rPr>
+      </w:r>
+      <w:r>
+        <w:rPr>
+          <w:b/>
+          <w:lang w:val="hi_IN" w:bidi="hi_IN"/>
+        </w:rPr>
         <w:t>"क्रेती लोग सदा झूठे"</w:t>
       </w:r>
     </w:p>
@@ -4416,6 +5121,21 @@
           <w:b/>
           <w:lang w:val="hi_IN" w:bidi="hi_IN"/>
         </w:rPr>
+        <w:t>κακὰ θηρία</w:t>
+      </w:r>
+    </w:p>
+    <w:p>
+      <w:pPr/>
+      <w:r>
+        <w:rPr>
+          <w:lang w:val="hi_IN" w:bidi="hi_IN"/>
+        </w:rPr>
+      </w:r>
+      <w:r>
+        <w:rPr>
+          <w:b/>
+          <w:lang w:val="hi_IN" w:bidi="hi_IN"/>
+        </w:rPr>
         <w:t>"दुष्ट पशु"</w:t>
       </w:r>
     </w:p>
@@ -4499,6 +5219,21 @@
           <w:b/>
           <w:lang w:val="hi_IN" w:bidi="hi_IN"/>
         </w:rPr>
+        <w:t>γαστέρες ἀργαί</w:t>
+      </w:r>
+    </w:p>
+    <w:p>
+      <w:pPr/>
+      <w:r>
+        <w:rPr>
+          <w:lang w:val="hi_IN" w:bidi="hi_IN"/>
+        </w:rPr>
+      </w:r>
+      <w:r>
+        <w:rPr>
+          <w:b/>
+          <w:lang w:val="hi_IN" w:bidi="hi_IN"/>
+        </w:rPr>
         <w:t>"और आलसी पेटू होते हैं"</w:t>
       </w:r>
     </w:p>
@@ -4582,6 +5317,21 @@
           <w:b/>
           <w:lang w:val="hi_IN" w:bidi="hi_IN"/>
         </w:rPr>
+        <w:t>δι’ ἣν αἰτίαν ἔλεγχε αὐτοὺς ἀποτόμως</w:t>
+      </w:r>
+    </w:p>
+    <w:p>
+      <w:pPr/>
+      <w:r>
+        <w:rPr>
+          <w:lang w:val="hi_IN" w:bidi="hi_IN"/>
+        </w:rPr>
+      </w:r>
+      <w:r>
+        <w:rPr>
+          <w:b/>
+          <w:lang w:val="hi_IN" w:bidi="hi_IN"/>
+        </w:rPr>
         <w:t>"इसलिए उन्हें कड़ाई से चेतावनी दिया कर,"</w:t>
       </w:r>
       <w:r>
@@ -4660,6 +5410,21 @@
           <w:b/>
           <w:lang w:val="hi_IN" w:bidi="hi_IN"/>
         </w:rPr>
+        <w:t>δι’ ἣν αἰτίαν</w:t>
+      </w:r>
+    </w:p>
+    <w:p>
+      <w:pPr/>
+      <w:r>
+        <w:rPr>
+          <w:lang w:val="hi_IN" w:bidi="hi_IN"/>
+        </w:rPr>
+      </w:r>
+      <w:r>
+        <w:rPr>
+          <w:b/>
+          <w:lang w:val="hi_IN" w:bidi="hi_IN"/>
+        </w:rPr>
         <w:t>"इसलिए उन्हें"</w:t>
       </w:r>
       <w:r>
@@ -4769,6 +5534,21 @@
           <w:b/>
           <w:lang w:val="hi_IN" w:bidi="hi_IN"/>
         </w:rPr>
+        <w:t>αὐτοὺς</w:t>
+      </w:r>
+    </w:p>
+    <w:p>
+      <w:pPr/>
+      <w:r>
+        <w:rPr>
+          <w:lang w:val="hi_IN" w:bidi="hi_IN"/>
+        </w:rPr>
+      </w:r>
+      <w:r>
+        <w:rPr>
+          <w:b/>
+          <w:lang w:val="hi_IN" w:bidi="hi_IN"/>
+        </w:rPr>
         <w:t>"उन्हें"</w:t>
       </w:r>
     </w:p>
@@ -4962,6 +5742,21 @@
           <w:b/>
           <w:lang w:val="hi_IN" w:bidi="hi_IN"/>
         </w:rPr>
+        <w:t>ἵνα ὑγιαίνωσιν ἐν τῇ πίστει</w:t>
+      </w:r>
+    </w:p>
+    <w:p>
+      <w:pPr/>
+      <w:r>
+        <w:rPr>
+          <w:lang w:val="hi_IN" w:bidi="hi_IN"/>
+        </w:rPr>
+      </w:r>
+      <w:r>
+        <w:rPr>
+          <w:b/>
+          <w:lang w:val="hi_IN" w:bidi="hi_IN"/>
+        </w:rPr>
         <w:t>"कि"</w:t>
       </w:r>
       <w:r>
@@ -5033,6 +5828,21 @@
           <w:lang w:val="hi_IN" w:bidi="hi_IN"/>
         </w:rPr>
       </w:r>
+      <w:r>
+        <w:rPr>
+          <w:b/>
+          <w:lang w:val="hi_IN" w:bidi="hi_IN"/>
+        </w:rPr>
+        <w:t>ἵνα</w:t>
+      </w:r>
+    </w:p>
+    <w:p>
+      <w:pPr/>
+      <w:r>
+        <w:rPr>
+          <w:lang w:val="hi_IN" w:bidi="hi_IN"/>
+        </w:rPr>
+      </w:r>
     </w:p>
     <w:p>
       <w:pPr/>
@@ -5127,6 +5937,21 @@
           <w:b/>
           <w:lang w:val="hi_IN" w:bidi="hi_IN"/>
         </w:rPr>
+        <w:t>ἐν τῇ πίστει</w:t>
+      </w:r>
+    </w:p>
+    <w:p>
+      <w:pPr/>
+      <w:r>
+        <w:rPr>
+          <w:lang w:val="hi_IN" w:bidi="hi_IN"/>
+        </w:rPr>
+      </w:r>
+      <w:r>
+        <w:rPr>
+          <w:b/>
+          <w:lang w:val="hi_IN" w:bidi="hi_IN"/>
+        </w:rPr>
         <w:t>"कि"</w:t>
       </w:r>
     </w:p>
@@ -5223,6 +6048,21 @@
           <w:b/>
           <w:lang w:val="hi_IN" w:bidi="hi_IN"/>
         </w:rPr>
+        <w:t>Ἰουδαϊκοῖς μύθοις</w:t>
+      </w:r>
+    </w:p>
+    <w:p>
+      <w:pPr/>
+      <w:r>
+        <w:rPr>
+          <w:lang w:val="hi_IN" w:bidi="hi_IN"/>
+        </w:rPr>
+      </w:r>
+      <w:r>
+        <w:rPr>
+          <w:b/>
+          <w:lang w:val="hi_IN" w:bidi="hi_IN"/>
+        </w:rPr>
         <w:t>"यहूदियों की कथा कहानियों"</w:t>
       </w:r>
     </w:p>
@@ -5286,6 +6126,21 @@
           <w:b/>
           <w:lang w:val="hi_IN" w:bidi="hi_IN"/>
         </w:rPr>
+        <w:t>ἀποστρεφομένων τὴν ἀλήθειαν</w:t>
+      </w:r>
+    </w:p>
+    <w:p>
+      <w:pPr/>
+      <w:r>
+        <w:rPr>
+          <w:lang w:val="hi_IN" w:bidi="hi_IN"/>
+        </w:rPr>
+      </w:r>
+      <w:r>
+        <w:rPr>
+          <w:b/>
+          <w:lang w:val="hi_IN" w:bidi="hi_IN"/>
+        </w:rPr>
         <w:t>"जो सत्य से भटक जाते हैं"</w:t>
       </w:r>
     </w:p>
@@ -5369,6 +6224,21 @@
           <w:b/>
           <w:lang w:val="hi_IN" w:bidi="hi_IN"/>
         </w:rPr>
+        <w:t>πάντα καθαρὰ τοῖς καθαροῖς</w:t>
+      </w:r>
+    </w:p>
+    <w:p>
+      <w:pPr/>
+      <w:r>
+        <w:rPr>
+          <w:lang w:val="hi_IN" w:bidi="hi_IN"/>
+        </w:rPr>
+      </w:r>
+      <w:r>
+        <w:rPr>
+          <w:b/>
+          <w:lang w:val="hi_IN" w:bidi="hi_IN"/>
+        </w:rPr>
         <w:t>"शुद्ध सब वस्तुएँ शुद्ध हैं"</w:t>
       </w:r>
     </w:p>
@@ -5447,6 +6317,21 @@
           <w:b/>
           <w:lang w:val="hi_IN" w:bidi="hi_IN"/>
         </w:rPr>
+        <w:t>τοῖς καθαροῖς</w:t>
+      </w:r>
+    </w:p>
+    <w:p>
+      <w:pPr/>
+      <w:r>
+        <w:rPr>
+          <w:lang w:val="hi_IN" w:bidi="hi_IN"/>
+        </w:rPr>
+      </w:r>
+      <w:r>
+        <w:rPr>
+          <w:b/>
+          <w:lang w:val="hi_IN" w:bidi="hi_IN"/>
+        </w:rPr>
         <w:t>"शुद्ध हैं"</w:t>
       </w:r>
     </w:p>
@@ -5512,6 +6397,21 @@
           <w:b/>
           <w:lang w:val="hi_IN" w:bidi="hi_IN"/>
         </w:rPr>
+        <w:t>δὲ</w:t>
+      </w:r>
+    </w:p>
+    <w:p>
+      <w:pPr/>
+      <w:r>
+        <w:rPr>
+          <w:lang w:val="hi_IN" w:bidi="hi_IN"/>
+        </w:rPr>
+      </w:r>
+      <w:r>
+        <w:rPr>
+          <w:b/>
+          <w:lang w:val="hi_IN" w:bidi="hi_IN"/>
+        </w:rPr>
         <w:t>"पर"</w:t>
       </w:r>
     </w:p>
@@ -5608,6 +6508,21 @@
           <w:b/>
           <w:lang w:val="hi_IN" w:bidi="hi_IN"/>
         </w:rPr>
+        <w:t>τοῖς δὲ μεμιαμμένοις καὶ ἀπίστοις, οὐδὲν καθαρόν</w:t>
+      </w:r>
+    </w:p>
+    <w:p>
+      <w:pPr/>
+      <w:r>
+        <w:rPr>
+          <w:lang w:val="hi_IN" w:bidi="hi_IN"/>
+        </w:rPr>
+      </w:r>
+      <w:r>
+        <w:rPr>
+          <w:b/>
+          <w:lang w:val="hi_IN" w:bidi="hi_IN"/>
+        </w:rPr>
         <w:t>"शुद्ध हैं,"</w:t>
       </w:r>
       <w:r>
@@ -5704,6 +6619,21 @@
           <w:b/>
           <w:lang w:val="hi_IN" w:bidi="hi_IN"/>
         </w:rPr>
+        <w:t>δὲ</w:t>
+      </w:r>
+    </w:p>
+    <w:p>
+      <w:pPr/>
+      <w:r>
+        <w:rPr>
+          <w:lang w:val="hi_IN" w:bidi="hi_IN"/>
+        </w:rPr>
+      </w:r>
+      <w:r>
+        <w:rPr>
+          <w:b/>
+          <w:lang w:val="hi_IN" w:bidi="hi_IN"/>
+        </w:rPr>
         <w:t>"पर"</w:t>
       </w:r>
     </w:p>
@@ -5800,6 +6730,21 @@
           <w:b/>
           <w:lang w:val="hi_IN" w:bidi="hi_IN"/>
         </w:rPr>
+        <w:t>τοῖς &amp; ἔργοις ἀρνοῦνται</w:t>
+      </w:r>
+    </w:p>
+    <w:p>
+      <w:pPr/>
+      <w:r>
+        <w:rPr>
+          <w:lang w:val="hi_IN" w:bidi="hi_IN"/>
+        </w:rPr>
+      </w:r>
+      <w:r>
+        <w:rPr>
+          <w:b/>
+          <w:lang w:val="hi_IN" w:bidi="hi_IN"/>
+        </w:rPr>
         <w:t>"पर अपने कामों से उसका इन्कार करते हैं"</w:t>
       </w:r>
     </w:p>
@@ -5865,6 +6810,21 @@
           <w:b/>
           <w:lang w:val="hi_IN" w:bidi="hi_IN"/>
         </w:rPr>
+        <w:t>σὺ δὲ</w:t>
+      </w:r>
+    </w:p>
+    <w:p>
+      <w:pPr/>
+      <w:r>
+        <w:rPr>
+          <w:lang w:val="hi_IN" w:bidi="hi_IN"/>
+        </w:rPr>
+      </w:r>
+      <w:r>
+        <w:rPr>
+          <w:b/>
+          <w:lang w:val="hi_IN" w:bidi="hi_IN"/>
+        </w:rPr>
         <w:t>"पर तू, ऐसी बातें कहा कर जो"</w:t>
       </w:r>
       <w:r>
@@ -5947,6 +6907,21 @@
         <w:rPr>
           <w:lang w:val="hi_IN" w:bidi="hi_IN"/>
         </w:rPr>
+      </w:r>
+    </w:p>
+    <w:p>
+      <w:pPr/>
+      <w:r>
+        <w:rPr>
+          <w:lang w:val="hi_IN" w:bidi="hi_IN"/>
+        </w:rPr>
+      </w:r>
+      <w:r>
+        <w:rPr>
+          <w:b/>
+          <w:lang w:val="hi_IN" w:bidi="hi_IN"/>
+        </w:rPr>
+        <w:t>τῇ ὑγιαινούσῃ διδασκαλίᾳ</w:t>
       </w:r>
     </w:p>
     <w:p>
@@ -6037,6 +7012,21 @@
           <w:lang w:val="hi_IN" w:bidi="hi_IN"/>
         </w:rPr>
       </w:r>
+      <w:r>
+        <w:rPr>
+          <w:b/>
+          <w:lang w:val="hi_IN" w:bidi="hi_IN"/>
+        </w:rPr>
+        <w:t>πρεσβύτας &amp; εἶναι</w:t>
+      </w:r>
+    </w:p>
+    <w:p>
+      <w:pPr/>
+      <w:r>
+        <w:rPr>
+          <w:lang w:val="hi_IN" w:bidi="hi_IN"/>
+        </w:rPr>
+      </w:r>
     </w:p>
     <w:p>
       <w:pPr/>
@@ -6146,6 +7136,21 @@
           <w:lang w:val="hi_IN" w:bidi="hi_IN"/>
         </w:rPr>
       </w:r>
+      <w:r>
+        <w:rPr>
+          <w:b/>
+          <w:lang w:val="hi_IN" w:bidi="hi_IN"/>
+        </w:rPr>
+        <w:t>νηφαλίους &amp; σεμνούς, σώφρονας</w:t>
+      </w:r>
+    </w:p>
+    <w:p>
+      <w:pPr/>
+      <w:r>
+        <w:rPr>
+          <w:lang w:val="hi_IN" w:bidi="hi_IN"/>
+        </w:rPr>
+      </w:r>
     </w:p>
     <w:p>
       <w:pPr/>
@@ -6222,6 +7227,21 @@
           <w:lang w:val="hi_IN" w:bidi="hi_IN"/>
         </w:rPr>
       </w:r>
+      <w:r>
+        <w:rPr>
+          <w:b/>
+          <w:lang w:val="hi_IN" w:bidi="hi_IN"/>
+        </w:rPr>
+        <w:t>νηφαλίους</w:t>
+      </w:r>
+    </w:p>
+    <w:p>
+      <w:pPr/>
+      <w:r>
+        <w:rPr>
+          <w:lang w:val="hi_IN" w:bidi="hi_IN"/>
+        </w:rPr>
+      </w:r>
     </w:p>
     <w:p>
       <w:pPr/>
@@ -6294,6 +7314,21 @@
           <w:lang w:val="hi_IN" w:bidi="hi_IN"/>
         </w:rPr>
       </w:r>
+      <w:r>
+        <w:rPr>
+          <w:b/>
+          <w:lang w:val="hi_IN" w:bidi="hi_IN"/>
+        </w:rPr>
+        <w:t>σώφρονας</w:t>
+      </w:r>
+    </w:p>
+    <w:p>
+      <w:pPr/>
+      <w:r>
+        <w:rPr>
+          <w:lang w:val="hi_IN" w:bidi="hi_IN"/>
+        </w:rPr>
+      </w:r>
     </w:p>
     <w:p>
       <w:pPr/>
@@ -6343,6 +7378,21 @@
         <w:rPr>
           <w:lang w:val="hi_IN" w:bidi="hi_IN"/>
         </w:rPr>
+      </w:r>
+    </w:p>
+    <w:p>
+      <w:pPr/>
+      <w:r>
+        <w:rPr>
+          <w:lang w:val="hi_IN" w:bidi="hi_IN"/>
+        </w:rPr>
+      </w:r>
+      <w:r>
+        <w:rPr>
+          <w:b/>
+          <w:lang w:val="hi_IN" w:bidi="hi_IN"/>
+        </w:rPr>
+        <w:t>ὑγιαίνοντας τῇ πίστει τῇ ἀγάπῃ, τῇ ὑπομονῇ</w:t>
       </w:r>
     </w:p>
     <w:p>
@@ -6446,6 +7496,21 @@
           <w:lang w:val="hi_IN" w:bidi="hi_IN"/>
         </w:rPr>
       </w:r>
+      <w:r>
+        <w:rPr>
+          <w:b/>
+          <w:lang w:val="hi_IN" w:bidi="hi_IN"/>
+        </w:rPr>
+        <w:t>ὑγιαίνοντας τῇ πίστει</w:t>
+      </w:r>
+    </w:p>
+    <w:p>
+      <w:pPr/>
+      <w:r>
+        <w:rPr>
+          <w:lang w:val="hi_IN" w:bidi="hi_IN"/>
+        </w:rPr>
+      </w:r>
     </w:p>
     <w:p>
       <w:pPr/>
@@ -6527,6 +7592,21 @@
           <w:b/>
           <w:lang w:val="hi_IN" w:bidi="hi_IN"/>
         </w:rPr>
+        <w:t>τῇ ἀγάπῃ</w:t>
+      </w:r>
+    </w:p>
+    <w:p>
+      <w:pPr/>
+      <w:r>
+        <w:rPr>
+          <w:lang w:val="hi_IN" w:bidi="hi_IN"/>
+        </w:rPr>
+      </w:r>
+      <w:r>
+        <w:rPr>
+          <w:b/>
+          <w:lang w:val="hi_IN" w:bidi="hi_IN"/>
+        </w:rPr>
         <w:t>"प्रेम"</w:t>
       </w:r>
     </w:p>
@@ -6623,6 +7703,21 @@
           <w:b/>
           <w:lang w:val="hi_IN" w:bidi="hi_IN"/>
         </w:rPr>
+        <w:t>τῇ ὑπομονῇ</w:t>
+      </w:r>
+    </w:p>
+    <w:p>
+      <w:pPr/>
+      <w:r>
+        <w:rPr>
+          <w:lang w:val="hi_IN" w:bidi="hi_IN"/>
+        </w:rPr>
+      </w:r>
+      <w:r>
+        <w:rPr>
+          <w:b/>
+          <w:lang w:val="hi_IN" w:bidi="hi_IN"/>
+        </w:rPr>
         <w:t>"और धीरज"</w:t>
       </w:r>
     </w:p>
@@ -6719,6 +7814,21 @@
           <w:b/>
           <w:lang w:val="hi_IN" w:bidi="hi_IN"/>
         </w:rPr>
+        <w:t>πρεσβύτιδας ὡσαύτως</w:t>
+      </w:r>
+    </w:p>
+    <w:p>
+      <w:pPr/>
+      <w:r>
+        <w:rPr>
+          <w:lang w:val="hi_IN" w:bidi="hi_IN"/>
+        </w:rPr>
+      </w:r>
+      <w:r>
+        <w:rPr>
+          <w:b/>
+          <w:lang w:val="hi_IN" w:bidi="hi_IN"/>
+        </w:rPr>
         <w:t>"अर्थात् वृद्ध पुरुष"</w:t>
       </w:r>
       <w:r>
@@ -6867,6 +7977,21 @@
           <w:b/>
           <w:lang w:val="hi_IN" w:bidi="hi_IN"/>
         </w:rPr>
+        <w:t>οἴνῳ πολλῷ δεδουλωμένας</w:t>
+      </w:r>
+    </w:p>
+    <w:p>
+      <w:pPr/>
+      <w:r>
+        <w:rPr>
+          <w:lang w:val="hi_IN" w:bidi="hi_IN"/>
+        </w:rPr>
+      </w:r>
+      <w:r>
+        <w:rPr>
+          <w:b/>
+          <w:lang w:val="hi_IN" w:bidi="hi_IN"/>
+        </w:rPr>
         <w:t>"पियक्कड़"</w:t>
       </w:r>
     </w:p>
@@ -6950,6 +8075,21 @@
           <w:b/>
           <w:lang w:val="hi_IN" w:bidi="hi_IN"/>
         </w:rPr>
+        <w:t>οἴνῳ πολλῷ δεδουλωμένας</w:t>
+      </w:r>
+    </w:p>
+    <w:p>
+      <w:pPr/>
+      <w:r>
+        <w:rPr>
+          <w:lang w:val="hi_IN" w:bidi="hi_IN"/>
+        </w:rPr>
+      </w:r>
+      <w:r>
+        <w:rPr>
+          <w:b/>
+          <w:lang w:val="hi_IN" w:bidi="hi_IN"/>
+        </w:rPr>
         <w:t>"पियक्कड़"</w:t>
       </w:r>
     </w:p>
@@ -7033,6 +8173,21 @@
           <w:b/>
           <w:lang w:val="hi_IN" w:bidi="hi_IN"/>
         </w:rPr>
+        <w:t>καλοδιδασκάλους</w:t>
+      </w:r>
+    </w:p>
+    <w:p>
+      <w:pPr/>
+      <w:r>
+        <w:rPr>
+          <w:lang w:val="hi_IN" w:bidi="hi_IN"/>
+        </w:rPr>
+      </w:r>
+      <w:r>
+        <w:rPr>
+          <w:b/>
+          <w:lang w:val="hi_IN" w:bidi="hi_IN"/>
+        </w:rPr>
         <w:t>"पर अच्छी बातें सिखानेवाली हों"</w:t>
       </w:r>
     </w:p>
@@ -7109,6 +8264,21 @@
           <w:b/>
           <w:lang w:val="hi_IN" w:bidi="hi_IN"/>
         </w:rPr>
+        <w:t>ἵνα</w:t>
+      </w:r>
+    </w:p>
+    <w:p>
+      <w:pPr/>
+      <w:r>
+        <w:rPr>
+          <w:lang w:val="hi_IN" w:bidi="hi_IN"/>
+        </w:rPr>
+      </w:r>
+      <w:r>
+        <w:rPr>
+          <w:b/>
+          <w:lang w:val="hi_IN" w:bidi="hi_IN"/>
+        </w:rPr>
         <w:t>"ताकि"</w:t>
       </w:r>
     </w:p>
@@ -7226,6 +8396,21 @@
           <w:b/>
           <w:lang w:val="hi_IN" w:bidi="hi_IN"/>
         </w:rPr>
+        <w:t>φιλάνδρους</w:t>
+      </w:r>
+    </w:p>
+    <w:p>
+      <w:pPr/>
+      <w:r>
+        <w:rPr>
+          <w:lang w:val="hi_IN" w:bidi="hi_IN"/>
+        </w:rPr>
+      </w:r>
+      <w:r>
+        <w:rPr>
+          <w:b/>
+          <w:lang w:val="hi_IN" w:bidi="hi_IN"/>
+        </w:rPr>
         <w:t>"कि अपने पतियों"</w:t>
       </w:r>
     </w:p>
@@ -7291,6 +8476,21 @@
           <w:b/>
           <w:lang w:val="hi_IN" w:bidi="hi_IN"/>
         </w:rPr>
+        <w:t>φιλοτέκνους</w:t>
+      </w:r>
+    </w:p>
+    <w:p>
+      <w:pPr/>
+      <w:r>
+        <w:rPr>
+          <w:lang w:val="hi_IN" w:bidi="hi_IN"/>
+        </w:rPr>
+      </w:r>
+      <w:r>
+        <w:rPr>
+          <w:b/>
+          <w:lang w:val="hi_IN" w:bidi="hi_IN"/>
+        </w:rPr>
         <w:t>"और बच्चों से प्रेम"</w:t>
       </w:r>
     </w:p>
@@ -7356,6 +8556,21 @@
           <w:b/>
           <w:lang w:val="hi_IN" w:bidi="hi_IN"/>
         </w:rPr>
+        <w:t>ὑποτασσομένας τοῖς ἰδίοις ἀνδράσιν</w:t>
+      </w:r>
+    </w:p>
+    <w:p>
+      <w:pPr/>
+      <w:r>
+        <w:rPr>
+          <w:lang w:val="hi_IN" w:bidi="hi_IN"/>
+        </w:rPr>
+      </w:r>
+      <w:r>
+        <w:rPr>
+          <w:b/>
+          <w:lang w:val="hi_IN" w:bidi="hi_IN"/>
+        </w:rPr>
         <w:t>"अपने-अपने पति के अधीन रहनेवाली हों"</w:t>
       </w:r>
     </w:p>
@@ -7421,6 +8636,21 @@
           <w:b/>
           <w:lang w:val="hi_IN" w:bidi="hi_IN"/>
         </w:rPr>
+        <w:t>ἵνα</w:t>
+      </w:r>
+    </w:p>
+    <w:p>
+      <w:pPr/>
+      <w:r>
+        <w:rPr>
+          <w:lang w:val="hi_IN" w:bidi="hi_IN"/>
+        </w:rPr>
+      </w:r>
+      <w:r>
+        <w:rPr>
+          <w:b/>
+          <w:lang w:val="hi_IN" w:bidi="hi_IN"/>
+        </w:rPr>
         <w:t>"ताकि"</w:t>
       </w:r>
     </w:p>
@@ -7538,6 +8768,21 @@
           <w:b/>
           <w:lang w:val="hi_IN" w:bidi="hi_IN"/>
         </w:rPr>
+        <w:t>ἵνα μὴ ὁ λόγος τοῦ Θεοῦ βλασφημῆται</w:t>
+      </w:r>
+    </w:p>
+    <w:p>
+      <w:pPr/>
+      <w:r>
+        <w:rPr>
+          <w:lang w:val="hi_IN" w:bidi="hi_IN"/>
+        </w:rPr>
+      </w:r>
+      <w:r>
+        <w:rPr>
+          <w:b/>
+          <w:lang w:val="hi_IN" w:bidi="hi_IN"/>
+        </w:rPr>
         <w:t>"ताकि परमेश्वर के वचन की निन्दा न होने पाए"</w:t>
       </w:r>
     </w:p>
@@ -7629,6 +8874,21 @@
           <w:b/>
           <w:lang w:val="hi_IN" w:bidi="hi_IN"/>
         </w:rPr>
+        <w:t>ὁ λόγος τοῦ Θεοῦ</w:t>
+      </w:r>
+    </w:p>
+    <w:p>
+      <w:pPr/>
+      <w:r>
+        <w:rPr>
+          <w:lang w:val="hi_IN" w:bidi="hi_IN"/>
+        </w:rPr>
+      </w:r>
+      <w:r>
+        <w:rPr>
+          <w:b/>
+          <w:lang w:val="hi_IN" w:bidi="hi_IN"/>
+        </w:rPr>
         <w:t>"ताकि परमेश्वर के वचन की निन्दा न होने पाए"</w:t>
       </w:r>
     </w:p>
@@ -7725,6 +8985,21 @@
           <w:b/>
           <w:lang w:val="hi_IN" w:bidi="hi_IN"/>
         </w:rPr>
+        <w:t>ὡσαύτως</w:t>
+      </w:r>
+    </w:p>
+    <w:p>
+      <w:pPr/>
+      <w:r>
+        <w:rPr>
+          <w:lang w:val="hi_IN" w:bidi="hi_IN"/>
+        </w:rPr>
+      </w:r>
+      <w:r>
+        <w:rPr>
+          <w:b/>
+          <w:lang w:val="hi_IN" w:bidi="hi_IN"/>
+        </w:rPr>
         <w:t>"ऐसे ही"</w:t>
       </w:r>
     </w:p>
@@ -7788,6 +9063,21 @@
           <w:b/>
           <w:lang w:val="hi_IN" w:bidi="hi_IN"/>
         </w:rPr>
+        <w:t>περὶ πάντα</w:t>
+      </w:r>
+    </w:p>
+    <w:p>
+      <w:pPr/>
+      <w:r>
+        <w:rPr>
+          <w:lang w:val="hi_IN" w:bidi="hi_IN"/>
+        </w:rPr>
+      </w:r>
+      <w:r>
+        <w:rPr>
+          <w:b/>
+          <w:lang w:val="hi_IN" w:bidi="hi_IN"/>
+        </w:rPr>
         <w:t>"सब बातों में"</w:t>
       </w:r>
     </w:p>
@@ -7859,6 +9149,21 @@
           <w:b/>
           <w:lang w:val="hi_IN" w:bidi="hi_IN"/>
         </w:rPr>
+        <w:t>σεαυτὸν παρεχόμενος</w:t>
+      </w:r>
+    </w:p>
+    <w:p>
+      <w:pPr/>
+      <w:r>
+        <w:rPr>
+          <w:lang w:val="hi_IN" w:bidi="hi_IN"/>
+        </w:rPr>
+      </w:r>
+      <w:r>
+        <w:rPr>
+          <w:b/>
+          <w:lang w:val="hi_IN" w:bidi="hi_IN"/>
+        </w:rPr>
         <w:t>"अपने आप को"</w:t>
       </w:r>
       <w:r>
@@ -7950,6 +9255,21 @@
           <w:b/>
           <w:lang w:val="hi_IN" w:bidi="hi_IN"/>
         </w:rPr>
+        <w:t>τύπον καλῶν ἔργων</w:t>
+      </w:r>
+    </w:p>
+    <w:p>
+      <w:pPr/>
+      <w:r>
+        <w:rPr>
+          <w:lang w:val="hi_IN" w:bidi="hi_IN"/>
+        </w:rPr>
+      </w:r>
+      <w:r>
+        <w:rPr>
+          <w:b/>
+          <w:lang w:val="hi_IN" w:bidi="hi_IN"/>
+        </w:rPr>
         <w:t>"भले कामों का नमूना"</w:t>
       </w:r>
     </w:p>
@@ -8015,6 +9335,21 @@
           <w:b/>
           <w:lang w:val="hi_IN" w:bidi="hi_IN"/>
         </w:rPr>
+        <w:t>ἐν τῇ διδασκαλίᾳ ἀφθορίαν, σεμνότητα</w:t>
+      </w:r>
+    </w:p>
+    <w:p>
+      <w:pPr/>
+      <w:r>
+        <w:rPr>
+          <w:lang w:val="hi_IN" w:bidi="hi_IN"/>
+        </w:rPr>
+      </w:r>
+      <w:r>
+        <w:rPr>
+          <w:b/>
+          <w:lang w:val="hi_IN" w:bidi="hi_IN"/>
+        </w:rPr>
         <w:t>"उपदेश में सफाई, गम्भीरता"</w:t>
       </w:r>
     </w:p>
@@ -8098,6 +9433,21 @@
           <w:b/>
           <w:lang w:val="hi_IN" w:bidi="hi_IN"/>
         </w:rPr>
+        <w:t>ἐν τῇ διδασκαλίᾳ ἀφθορίαν, σεμνότητα</w:t>
+      </w:r>
+    </w:p>
+    <w:p>
+      <w:pPr/>
+      <w:r>
+        <w:rPr>
+          <w:lang w:val="hi_IN" w:bidi="hi_IN"/>
+        </w:rPr>
+      </w:r>
+      <w:r>
+        <w:rPr>
+          <w:b/>
+          <w:lang w:val="hi_IN" w:bidi="hi_IN"/>
+        </w:rPr>
         <w:t>"उपदेश में सफाई, गम्भीरता"</w:t>
       </w:r>
     </w:p>
@@ -8207,6 +9557,21 @@
           <w:b/>
           <w:lang w:val="hi_IN" w:bidi="hi_IN"/>
         </w:rPr>
+        <w:t>ἀφθορίαν</w:t>
+      </w:r>
+    </w:p>
+    <w:p>
+      <w:pPr/>
+      <w:r>
+        <w:rPr>
+          <w:lang w:val="hi_IN" w:bidi="hi_IN"/>
+        </w:rPr>
+      </w:r>
+      <w:r>
+        <w:rPr>
+          <w:b/>
+          <w:lang w:val="hi_IN" w:bidi="hi_IN"/>
+        </w:rPr>
         <w:t>"सफाई (भ्रस्टाचार रहित)"</w:t>
       </w:r>
     </w:p>
@@ -8337,6 +9702,21 @@
           <w:lang w:val="hi_IN" w:bidi="hi_IN"/>
         </w:rPr>
       </w:r>
+      <w:r>
+        <w:rPr>
+          <w:b/>
+          <w:lang w:val="hi_IN" w:bidi="hi_IN"/>
+        </w:rPr>
+        <w:t>ὑγιῆ</w:t>
+      </w:r>
+    </w:p>
+    <w:p>
+      <w:pPr/>
+      <w:r>
+        <w:rPr>
+          <w:lang w:val="hi_IN" w:bidi="hi_IN"/>
+        </w:rPr>
+      </w:r>
     </w:p>
     <w:p>
       <w:pPr/>
@@ -8470,6 +9850,21 @@
           <w:b/>
           <w:lang w:val="hi_IN" w:bidi="hi_IN"/>
         </w:rPr>
+        <w:t>ἵνα</w:t>
+      </w:r>
+    </w:p>
+    <w:p>
+      <w:pPr/>
+      <w:r>
+        <w:rPr>
+          <w:lang w:val="hi_IN" w:bidi="hi_IN"/>
+        </w:rPr>
+      </w:r>
+      <w:r>
+        <w:rPr>
+          <w:b/>
+          <w:lang w:val="hi_IN" w:bidi="hi_IN"/>
+        </w:rPr>
         <w:t>"जिससे"</w:t>
       </w:r>
     </w:p>
@@ -8585,6 +9980,21 @@
           <w:lang w:val="hi_IN" w:bidi="hi_IN"/>
         </w:rPr>
       </w:r>
+      <w:r>
+        <w:rPr>
+          <w:b/>
+          <w:lang w:val="hi_IN" w:bidi="hi_IN"/>
+        </w:rPr>
+        <w:t>ἵνα ὁ ἐξ ἐναντίας ἐντραπῇ</w:t>
+      </w:r>
+    </w:p>
+    <w:p>
+      <w:pPr/>
+      <w:r>
+        <w:rPr>
+          <w:lang w:val="hi_IN" w:bidi="hi_IN"/>
+        </w:rPr>
+      </w:r>
     </w:p>
     <w:p>
       <w:pPr/>
@@ -8661,6 +10071,21 @@
           <w:lang w:val="hi_IN" w:bidi="hi_IN"/>
         </w:rPr>
       </w:r>
+      <w:r>
+        <w:rPr>
+          <w:b/>
+          <w:lang w:val="hi_IN" w:bidi="hi_IN"/>
+        </w:rPr>
+        <w:t>ἡμῶν</w:t>
+      </w:r>
+    </w:p>
+    <w:p>
+      <w:pPr/>
+      <w:r>
+        <w:rPr>
+          <w:lang w:val="hi_IN" w:bidi="hi_IN"/>
+        </w:rPr>
+      </w:r>
     </w:p>
     <w:p>
       <w:pPr/>
@@ -8736,6 +10161,21 @@
           <w:b/>
           <w:lang w:val="hi_IN" w:bidi="hi_IN"/>
         </w:rPr>
+        <w:t>δούλους ἰδίοις δεσπόταις ὑποτάσσεσθαι</w:t>
+      </w:r>
+    </w:p>
+    <w:p>
+      <w:pPr/>
+      <w:r>
+        <w:rPr>
+          <w:lang w:val="hi_IN" w:bidi="hi_IN"/>
+        </w:rPr>
+      </w:r>
+      <w:r>
+        <w:rPr>
+          <w:b/>
+          <w:lang w:val="hi_IN" w:bidi="hi_IN"/>
+        </w:rPr>
         <w:t>"और ऐसी खराई पाई जाए"</w:t>
       </w:r>
     </w:p>
@@ -8871,6 +10311,21 @@
           <w:b/>
           <w:lang w:val="hi_IN" w:bidi="hi_IN"/>
         </w:rPr>
+        <w:t>ἐν πᾶσιν</w:t>
+      </w:r>
+    </w:p>
+    <w:p>
+      <w:pPr/>
+      <w:r>
+        <w:rPr>
+          <w:lang w:val="hi_IN" w:bidi="hi_IN"/>
+        </w:rPr>
+      </w:r>
+      <w:r>
+        <w:rPr>
+          <w:b/>
+          <w:lang w:val="hi_IN" w:bidi="hi_IN"/>
+        </w:rPr>
         <w:t>"सब बातों में"</w:t>
       </w:r>
     </w:p>
@@ -8949,6 +10404,21 @@
           <w:b/>
           <w:lang w:val="hi_IN" w:bidi="hi_IN"/>
         </w:rPr>
+        <w:t>εὐαρέστους εἶναι</w:t>
+      </w:r>
+    </w:p>
+    <w:p>
+      <w:pPr/>
+      <w:r>
+        <w:rPr>
+          <w:lang w:val="hi_IN" w:bidi="hi_IN"/>
+        </w:rPr>
+      </w:r>
+      <w:r>
+        <w:rPr>
+          <w:b/>
+          <w:lang w:val="hi_IN" w:bidi="hi_IN"/>
+        </w:rPr>
         <w:t>"उन्हें प्रसन्न रखें"</w:t>
       </w:r>
     </w:p>
@@ -9028,6 +10498,21 @@
           <w:b/>
           <w:lang w:val="hi_IN" w:bidi="hi_IN"/>
         </w:rPr>
+        <w:t>μὴ νοσφιζομένους</w:t>
+      </w:r>
+    </w:p>
+    <w:p>
+      <w:pPr/>
+      <w:r>
+        <w:rPr>
+          <w:lang w:val="hi_IN" w:bidi="hi_IN"/>
+        </w:rPr>
+      </w:r>
+      <w:r>
+        <w:rPr>
+          <w:b/>
+          <w:lang w:val="hi_IN" w:bidi="hi_IN"/>
+        </w:rPr>
         <w:t>"चोरी चालाकी न करें"</w:t>
       </w:r>
     </w:p>
@@ -9092,6 +10577,21 @@
           <w:b/>
           <w:lang w:val="hi_IN" w:bidi="hi_IN"/>
         </w:rPr>
+        <w:t>ἀλλὰ</w:t>
+      </w:r>
+    </w:p>
+    <w:p>
+      <w:pPr/>
+      <w:r>
+        <w:rPr>
+          <w:lang w:val="hi_IN" w:bidi="hi_IN"/>
+        </w:rPr>
+      </w:r>
+      <w:r>
+        <w:rPr>
+          <w:b/>
+          <w:lang w:val="hi_IN" w:bidi="hi_IN"/>
+        </w:rPr>
         <w:t>"पर"</w:t>
       </w:r>
     </w:p>
@@ -9196,6 +10696,21 @@
           <w:b/>
           <w:lang w:val="hi_IN" w:bidi="hi_IN"/>
         </w:rPr>
+        <w:t>πᾶσαν πίστιν ἐνδεικνυμένους ἀγαθήν</w:t>
+      </w:r>
+    </w:p>
+    <w:p>
+      <w:pPr/>
+      <w:r>
+        <w:rPr>
+          <w:lang w:val="hi_IN" w:bidi="hi_IN"/>
+        </w:rPr>
+      </w:r>
+      <w:r>
+        <w:rPr>
+          <w:b/>
+          <w:lang w:val="hi_IN" w:bidi="hi_IN"/>
+        </w:rPr>
         <w:t>"सब प्रकार से पूरे विश्वासी निकलें"</w:t>
       </w:r>
     </w:p>
@@ -9261,6 +10776,21 @@
           <w:b/>
           <w:lang w:val="hi_IN" w:bidi="hi_IN"/>
         </w:rPr>
+        <w:t>ἵνα</w:t>
+      </w:r>
+    </w:p>
+    <w:p>
+      <w:pPr/>
+      <w:r>
+        <w:rPr>
+          <w:lang w:val="hi_IN" w:bidi="hi_IN"/>
+        </w:rPr>
+      </w:r>
+      <w:r>
+        <w:rPr>
+          <w:b/>
+          <w:lang w:val="hi_IN" w:bidi="hi_IN"/>
+        </w:rPr>
         <w:t>"कि"</w:t>
       </w:r>
     </w:p>
@@ -9391,6 +10921,21 @@
           <w:b/>
           <w:lang w:val="hi_IN" w:bidi="hi_IN"/>
         </w:rPr>
+        <w:t>ἐν πᾶσιν</w:t>
+      </w:r>
+    </w:p>
+    <w:p>
+      <w:pPr/>
+      <w:r>
+        <w:rPr>
+          <w:lang w:val="hi_IN" w:bidi="hi_IN"/>
+        </w:rPr>
+      </w:r>
+      <w:r>
+        <w:rPr>
+          <w:b/>
+          <w:lang w:val="hi_IN" w:bidi="hi_IN"/>
+        </w:rPr>
         <w:t>"वे सब बातों में"</w:t>
       </w:r>
     </w:p>
@@ -9455,6 +11000,21 @@
           <w:b/>
           <w:lang w:val="hi_IN" w:bidi="hi_IN"/>
         </w:rPr>
+        <w:t>τὴν διδασκαλίαν τὴν τοῦ Σωτῆρος ἡμῶν, Θεοῦ, κοσμῶσιν</w:t>
+      </w:r>
+    </w:p>
+    <w:p>
+      <w:pPr/>
+      <w:r>
+        <w:rPr>
+          <w:lang w:val="hi_IN" w:bidi="hi_IN"/>
+        </w:rPr>
+      </w:r>
+      <w:r>
+        <w:rPr>
+          <w:b/>
+          <w:lang w:val="hi_IN" w:bidi="hi_IN"/>
+        </w:rPr>
         <w:t>"हमारे उद्धारकर्ता परमेश्वर के उपदेश की शोभा बढ़ा दें"</w:t>
       </w:r>
     </w:p>
@@ -9533,6 +11093,21 @@
           <w:b/>
           <w:lang w:val="hi_IN" w:bidi="hi_IN"/>
         </w:rPr>
+        <w:t>ἡμῶν</w:t>
+      </w:r>
+    </w:p>
+    <w:p>
+      <w:pPr/>
+      <w:r>
+        <w:rPr>
+          <w:lang w:val="hi_IN" w:bidi="hi_IN"/>
+        </w:rPr>
+      </w:r>
+      <w:r>
+        <w:rPr>
+          <w:b/>
+          <w:lang w:val="hi_IN" w:bidi="hi_IN"/>
+        </w:rPr>
         <w:t>"हमारे"</w:t>
       </w:r>
     </w:p>
@@ -9629,6 +11204,21 @@
           <w:b/>
           <w:lang w:val="hi_IN" w:bidi="hi_IN"/>
         </w:rPr>
+        <w:t>γὰρ</w:t>
+      </w:r>
+    </w:p>
+    <w:p>
+      <w:pPr/>
+      <w:r>
+        <w:rPr>
+          <w:lang w:val="hi_IN" w:bidi="hi_IN"/>
+        </w:rPr>
+      </w:r>
+      <w:r>
+        <w:rPr>
+          <w:b/>
+          <w:lang w:val="hi_IN" w:bidi="hi_IN"/>
+        </w:rPr>
         <w:t>"क्योंकि"</w:t>
       </w:r>
     </w:p>
@@ -9733,6 +11323,21 @@
           <w:b/>
           <w:lang w:val="hi_IN" w:bidi="hi_IN"/>
         </w:rPr>
+        <w:t>ἐπεφάνη &amp; ἡ χάρις τοῦ Θεοῦ</w:t>
+      </w:r>
+    </w:p>
+    <w:p>
+      <w:pPr/>
+      <w:r>
+        <w:rPr>
+          <w:lang w:val="hi_IN" w:bidi="hi_IN"/>
+        </w:rPr>
+      </w:r>
+      <w:r>
+        <w:rPr>
+          <w:b/>
+          <w:lang w:val="hi_IN" w:bidi="hi_IN"/>
+        </w:rPr>
         <w:t>"परमेश्वर का अनुग्रह प्रगट है"</w:t>
       </w:r>
     </w:p>
@@ -9816,6 +11421,21 @@
           <w:b/>
           <w:lang w:val="hi_IN" w:bidi="hi_IN"/>
         </w:rPr>
+        <w:t>ἐπεφάνη γὰρ ἡ χάρις τοῦ Θεοῦ σωτήριος πᾶσιν ἀνθρώποις</w:t>
+      </w:r>
+    </w:p>
+    <w:p>
+      <w:pPr/>
+      <w:r>
+        <w:rPr>
+          <w:lang w:val="hi_IN" w:bidi="hi_IN"/>
+        </w:rPr>
+      </w:r>
+      <w:r>
+        <w:rPr>
+          <w:b/>
+          <w:lang w:val="hi_IN" w:bidi="hi_IN"/>
+        </w:rPr>
         <w:t>"क्योंकि परमेश्वर का अनुग्रह प्रगट है, जो सब मनुष्यों में उद्धार लाने में सक्षम है"</w:t>
       </w:r>
     </w:p>
@@ -9920,6 +11540,21 @@
           <w:b/>
           <w:lang w:val="hi_IN" w:bidi="hi_IN"/>
         </w:rPr>
+        <w:t>σωτήριος πᾶσιν ἀνθρώποις</w:t>
+      </w:r>
+    </w:p>
+    <w:p>
+      <w:pPr/>
+      <w:r>
+        <w:rPr>
+          <w:lang w:val="hi_IN" w:bidi="hi_IN"/>
+        </w:rPr>
+      </w:r>
+      <w:r>
+        <w:rPr>
+          <w:b/>
+          <w:lang w:val="hi_IN" w:bidi="hi_IN"/>
+        </w:rPr>
         <w:t>"सब मनुष्यों में उद्धार लाने में सक्षम है"</w:t>
       </w:r>
     </w:p>
@@ -10037,6 +11672,21 @@
           <w:b/>
           <w:lang w:val="hi_IN" w:bidi="hi_IN"/>
         </w:rPr>
+        <w:t>πᾶσιν ἀνθρώποις</w:t>
+      </w:r>
+    </w:p>
+    <w:p>
+      <w:pPr/>
+      <w:r>
+        <w:rPr>
+          <w:lang w:val="hi_IN" w:bidi="hi_IN"/>
+        </w:rPr>
+      </w:r>
+      <w:r>
+        <w:rPr>
+          <w:b/>
+          <w:lang w:val="hi_IN" w:bidi="hi_IN"/>
+        </w:rPr>
         <w:t>"सब मनुष्यों (पुरुषों) में"</w:t>
       </w:r>
     </w:p>
@@ -10149,6 +11799,21 @@
           <w:b/>
           <w:lang w:val="hi_IN" w:bidi="hi_IN"/>
         </w:rPr>
+        <w:t>παιδεύουσα ἡμᾶς</w:t>
+      </w:r>
+    </w:p>
+    <w:p>
+      <w:pPr/>
+      <w:r>
+        <w:rPr>
+          <w:lang w:val="hi_IN" w:bidi="hi_IN"/>
+        </w:rPr>
+      </w:r>
+      <w:r>
+        <w:rPr>
+          <w:b/>
+          <w:lang w:val="hi_IN" w:bidi="hi_IN"/>
+        </w:rPr>
         <w:t>"और हमें चिताता है"</w:t>
       </w:r>
     </w:p>
@@ -10232,6 +11897,21 @@
           <w:b/>
           <w:lang w:val="hi_IN" w:bidi="hi_IN"/>
         </w:rPr>
+        <w:t>ἡμᾶς</w:t>
+      </w:r>
+    </w:p>
+    <w:p>
+      <w:pPr/>
+      <w:r>
+        <w:rPr>
+          <w:lang w:val="hi_IN" w:bidi="hi_IN"/>
+        </w:rPr>
+      </w:r>
+      <w:r>
+        <w:rPr>
+          <w:b/>
+          <w:lang w:val="hi_IN" w:bidi="hi_IN"/>
+        </w:rPr>
         <w:t>"हमें"</w:t>
       </w:r>
     </w:p>
@@ -10315,6 +11995,21 @@
           <w:b/>
           <w:lang w:val="hi_IN" w:bidi="hi_IN"/>
         </w:rPr>
+        <w:t>τὴν ἀσέβειαν</w:t>
+      </w:r>
+    </w:p>
+    <w:p>
+      <w:pPr/>
+      <w:r>
+        <w:rPr>
+          <w:lang w:val="hi_IN" w:bidi="hi_IN"/>
+        </w:rPr>
+      </w:r>
+      <w:r>
+        <w:rPr>
+          <w:b/>
+          <w:lang w:val="hi_IN" w:bidi="hi_IN"/>
+        </w:rPr>
         <w:t>"हम अभक्ति"</w:t>
       </w:r>
     </w:p>
@@ -10380,6 +12075,21 @@
           <w:b/>
           <w:lang w:val="hi_IN" w:bidi="hi_IN"/>
         </w:rPr>
+        <w:t>τὰς κοσμικὰς ἐπιθυμίας</w:t>
+      </w:r>
+    </w:p>
+    <w:p>
+      <w:pPr/>
+      <w:r>
+        <w:rPr>
+          <w:lang w:val="hi_IN" w:bidi="hi_IN"/>
+        </w:rPr>
+      </w:r>
+      <w:r>
+        <w:rPr>
+          <w:b/>
+          <w:lang w:val="hi_IN" w:bidi="hi_IN"/>
+        </w:rPr>
         <w:t>"सांसारिक अभिलाषाओं"</w:t>
       </w:r>
     </w:p>
@@ -10459,6 +12169,21 @@
           <w:b/>
           <w:lang w:val="hi_IN" w:bidi="hi_IN"/>
         </w:rPr>
+        <w:t>ἀσέβειαν &amp; εὐσεβῶς</w:t>
+      </w:r>
+    </w:p>
+    <w:p>
+      <w:pPr/>
+      <w:r>
+        <w:rPr>
+          <w:lang w:val="hi_IN" w:bidi="hi_IN"/>
+        </w:rPr>
+      </w:r>
+      <w:r>
+        <w:rPr>
+          <w:b/>
+          <w:lang w:val="hi_IN" w:bidi="hi_IN"/>
+        </w:rPr>
         <w:t>"हम अभक्ति"</w:t>
       </w:r>
       <w:r>
@@ -10548,6 +12273,21 @@
           <w:b/>
           <w:lang w:val="hi_IN" w:bidi="hi_IN"/>
         </w:rPr>
+        <w:t>ἐν τῷ νῦν αἰῶνι</w:t>
+      </w:r>
+    </w:p>
+    <w:p>
+      <w:pPr/>
+      <w:r>
+        <w:rPr>
+          <w:lang w:val="hi_IN" w:bidi="hi_IN"/>
+        </w:rPr>
+      </w:r>
+      <w:r>
+        <w:rPr>
+          <w:b/>
+          <w:lang w:val="hi_IN" w:bidi="hi_IN"/>
+        </w:rPr>
         <w:t>"इस युग में"</w:t>
       </w:r>
     </w:p>
@@ -10627,6 +12367,21 @@
           <w:b/>
           <w:lang w:val="hi_IN" w:bidi="hi_IN"/>
         </w:rPr>
+        <w:t>προσδεχόμενοι</w:t>
+      </w:r>
+    </w:p>
+    <w:p>
+      <w:pPr/>
+      <w:r>
+        <w:rPr>
+          <w:lang w:val="hi_IN" w:bidi="hi_IN"/>
+        </w:rPr>
+      </w:r>
+      <w:r>
+        <w:rPr>
+          <w:b/>
+          <w:lang w:val="hi_IN" w:bidi="hi_IN"/>
+        </w:rPr>
         <w:t>"प्रतीक्षा करते रहें"</w:t>
       </w:r>
     </w:p>
@@ -10692,6 +12447,21 @@
           <w:b/>
           <w:lang w:val="hi_IN" w:bidi="hi_IN"/>
         </w:rPr>
+        <w:t>τὴν μακαρίαν ἐλπίδα, καὶ ἐπιφάνειαν τῆς δόξης</w:t>
+      </w:r>
+    </w:p>
+    <w:p>
+      <w:pPr/>
+      <w:r>
+        <w:rPr>
+          <w:lang w:val="hi_IN" w:bidi="hi_IN"/>
+        </w:rPr>
+      </w:r>
+      <w:r>
+        <w:rPr>
+          <w:b/>
+          <w:lang w:val="hi_IN" w:bidi="hi_IN"/>
+        </w:rPr>
         <w:t>"और उस धन्य आशा की"</w:t>
       </w:r>
     </w:p>
@@ -10775,6 +12545,21 @@
           <w:b/>
           <w:lang w:val="hi_IN" w:bidi="hi_IN"/>
         </w:rPr>
+        <w:t>τὴν μακαρίαν ἐλπίδα, καὶ ἐπιφάνειαν τῆς δόξης</w:t>
+      </w:r>
+    </w:p>
+    <w:p>
+      <w:pPr/>
+      <w:r>
+        <w:rPr>
+          <w:lang w:val="hi_IN" w:bidi="hi_IN"/>
+        </w:rPr>
+      </w:r>
+      <w:r>
+        <w:rPr>
+          <w:b/>
+          <w:lang w:val="hi_IN" w:bidi="hi_IN"/>
+        </w:rPr>
         <w:t>"उस धन्य आशा ... और ... महिमा के प्रगट होने"</w:t>
       </w:r>
     </w:p>
@@ -10908,6 +12693,21 @@
           <w:b/>
           <w:lang w:val="hi_IN" w:bidi="hi_IN"/>
         </w:rPr>
+        <w:t>τὴν μακαρίαν ἐλπίδα, καὶ ἐπιφάνειαν τῆς δόξης τοῦ μεγάλου Θεοῦ καὶ Σωτῆρος ἡμῶν, Ἰησοῦ Χριστοῦ</w:t>
+      </w:r>
+    </w:p>
+    <w:p>
+      <w:pPr/>
+      <w:r>
+        <w:rPr>
+          <w:lang w:val="hi_IN" w:bidi="hi_IN"/>
+        </w:rPr>
+      </w:r>
+      <w:r>
+        <w:rPr>
+          <w:b/>
+          <w:lang w:val="hi_IN" w:bidi="hi_IN"/>
+        </w:rPr>
         <w:t>"अर्थात् अपने महान परमेश्वर और उद्धारकर्ता यीशु मसीह की महिमा के प्रगट होने की"</w:t>
       </w:r>
     </w:p>
@@ -10991,6 +12791,21 @@
           <w:b/>
           <w:lang w:val="hi_IN" w:bidi="hi_IN"/>
         </w:rPr>
+        <w:t>τοῦ μεγάλου Θεοῦ καὶ Σωτῆρος ἡμῶν, Ἰησοῦ Χριστοῦ</w:t>
+      </w:r>
+    </w:p>
+    <w:p>
+      <w:pPr/>
+      <w:r>
+        <w:rPr>
+          <w:lang w:val="hi_IN" w:bidi="hi_IN"/>
+        </w:rPr>
+      </w:r>
+      <w:r>
+        <w:rPr>
+          <w:b/>
+          <w:lang w:val="hi_IN" w:bidi="hi_IN"/>
+        </w:rPr>
         <w:t>"अपने महान परमेश्वर और उद्धारकर्ता यीशु मसीह"</w:t>
       </w:r>
     </w:p>
@@ -11100,6 +12915,21 @@
           <w:b/>
           <w:lang w:val="hi_IN" w:bidi="hi_IN"/>
         </w:rPr>
+        <w:t>ὃς ἔδωκεν ἑαυτὸν ὑπὲρ ἡμῶν</w:t>
+      </w:r>
+    </w:p>
+    <w:p>
+      <w:pPr/>
+      <w:r>
+        <w:rPr>
+          <w:lang w:val="hi_IN" w:bidi="hi_IN"/>
+        </w:rPr>
+      </w:r>
+      <w:r>
+        <w:rPr>
+          <w:b/>
+          <w:lang w:val="hi_IN" w:bidi="hi_IN"/>
+        </w:rPr>
         <w:t>"अपने आप को हमारे लिये दे दिया"</w:t>
       </w:r>
     </w:p>
@@ -11183,6 +13013,21 @@
           <w:b/>
           <w:lang w:val="hi_IN" w:bidi="hi_IN"/>
         </w:rPr>
+        <w:t>ἡμῶν</w:t>
+      </w:r>
+    </w:p>
+    <w:p>
+      <w:pPr/>
+      <w:r>
+        <w:rPr>
+          <w:lang w:val="hi_IN" w:bidi="hi_IN"/>
+        </w:rPr>
+      </w:r>
+      <w:r>
+        <w:rPr>
+          <w:b/>
+          <w:lang w:val="hi_IN" w:bidi="hi_IN"/>
+        </w:rPr>
         <w:t>"हमारे लिये"</w:t>
       </w:r>
     </w:p>
@@ -11260,6 +13105,21 @@
           <w:b/>
           <w:lang w:val="hi_IN" w:bidi="hi_IN"/>
         </w:rPr>
+        <w:t>λυτρώσηται ἡμᾶς ἀπὸ πάσης ἀνομίας</w:t>
+      </w:r>
+    </w:p>
+    <w:p>
+      <w:pPr/>
+      <w:r>
+        <w:rPr>
+          <w:lang w:val="hi_IN" w:bidi="hi_IN"/>
+        </w:rPr>
+      </w:r>
+      <w:r>
+        <w:rPr>
+          <w:b/>
+          <w:lang w:val="hi_IN" w:bidi="hi_IN"/>
+        </w:rPr>
         <w:t>"हमें हर प्रकार के अधर्म से छुड़ा ले"</w:t>
       </w:r>
     </w:p>
@@ -11343,6 +13203,21 @@
           <w:b/>
           <w:lang w:val="hi_IN" w:bidi="hi_IN"/>
         </w:rPr>
+        <w:t>ἡμᾶς</w:t>
+      </w:r>
+    </w:p>
+    <w:p>
+      <w:pPr/>
+      <w:r>
+        <w:rPr>
+          <w:lang w:val="hi_IN" w:bidi="hi_IN"/>
+        </w:rPr>
+      </w:r>
+      <w:r>
+        <w:rPr>
+          <w:b/>
+          <w:lang w:val="hi_IN" w:bidi="hi_IN"/>
+        </w:rPr>
         <w:t>"हमें"</w:t>
       </w:r>
     </w:p>
@@ -11420,6 +13295,21 @@
           <w:b/>
           <w:lang w:val="hi_IN" w:bidi="hi_IN"/>
         </w:rPr>
+        <w:t>λαὸν περιούσιον</w:t>
+      </w:r>
+    </w:p>
+    <w:p>
+      <w:pPr/>
+      <w:r>
+        <w:rPr>
+          <w:lang w:val="hi_IN" w:bidi="hi_IN"/>
+        </w:rPr>
+      </w:r>
+      <w:r>
+        <w:rPr>
+          <w:b/>
+          <w:lang w:val="hi_IN" w:bidi="hi_IN"/>
+        </w:rPr>
         <w:t>"एक ऐसी जाति"</w:t>
       </w:r>
     </w:p>
@@ -11485,6 +13375,21 @@
           <w:b/>
           <w:lang w:val="hi_IN" w:bidi="hi_IN"/>
         </w:rPr>
+        <w:t>ζηλωτὴν καλῶν ἔργων</w:t>
+      </w:r>
+    </w:p>
+    <w:p>
+      <w:pPr/>
+      <w:r>
+        <w:rPr>
+          <w:lang w:val="hi_IN" w:bidi="hi_IN"/>
+        </w:rPr>
+      </w:r>
+      <w:r>
+        <w:rPr>
+          <w:b/>
+          <w:lang w:val="hi_IN" w:bidi="hi_IN"/>
+        </w:rPr>
         <w:t>"सरगर्म हो"</w:t>
       </w:r>
     </w:p>
@@ -11550,6 +13455,21 @@
           <w:b/>
           <w:lang w:val="hi_IN" w:bidi="hi_IN"/>
         </w:rPr>
+        <w:t>ταῦτα</w:t>
+      </w:r>
+    </w:p>
+    <w:p>
+      <w:pPr/>
+      <w:r>
+        <w:rPr>
+          <w:lang w:val="hi_IN" w:bidi="hi_IN"/>
+        </w:rPr>
+      </w:r>
+      <w:r>
+        <w:rPr>
+          <w:b/>
+          <w:lang w:val="hi_IN" w:bidi="hi_IN"/>
+        </w:rPr>
         <w:t>"ये बातें"</w:t>
       </w:r>
     </w:p>
@@ -11654,6 +13574,21 @@
           <w:b/>
           <w:lang w:val="hi_IN" w:bidi="hi_IN"/>
         </w:rPr>
+        <w:t>παρακάλει</w:t>
+      </w:r>
+    </w:p>
+    <w:p>
+      <w:pPr/>
+      <w:r>
+        <w:rPr>
+          <w:lang w:val="hi_IN" w:bidi="hi_IN"/>
+        </w:rPr>
+      </w:r>
+      <w:r>
+        <w:rPr>
+          <w:b/>
+          <w:lang w:val="hi_IN" w:bidi="hi_IN"/>
+        </w:rPr>
         <w:t>"समझा"</w:t>
       </w:r>
     </w:p>
@@ -11719,6 +13654,21 @@
           <w:b/>
           <w:lang w:val="hi_IN" w:bidi="hi_IN"/>
         </w:rPr>
+        <w:t>ἔλεγχε, μετὰ πάσης ἐπιταγῆς</w:t>
+      </w:r>
+    </w:p>
+    <w:p>
+      <w:pPr/>
+      <w:r>
+        <w:rPr>
+          <w:lang w:val="hi_IN" w:bidi="hi_IN"/>
+        </w:rPr>
+      </w:r>
+      <w:r>
+        <w:rPr>
+          <w:b/>
+          <w:lang w:val="hi_IN" w:bidi="hi_IN"/>
+        </w:rPr>
         <w:t>"पूरे अधिकार के साथ"</w:t>
       </w:r>
       <w:r>
@@ -11815,6 +13765,21 @@
           <w:b/>
           <w:lang w:val="hi_IN" w:bidi="hi_IN"/>
         </w:rPr>
+        <w:t>μετὰ πάσης ἐπιταγῆς</w:t>
+      </w:r>
+    </w:p>
+    <w:p>
+      <w:pPr/>
+      <w:r>
+        <w:rPr>
+          <w:lang w:val="hi_IN" w:bidi="hi_IN"/>
+        </w:rPr>
+      </w:r>
+      <w:r>
+        <w:rPr>
+          <w:b/>
+          <w:lang w:val="hi_IN" w:bidi="hi_IN"/>
+        </w:rPr>
         <w:t>"पूरे अधिकार के साथ"</w:t>
       </w:r>
     </w:p>
@@ -11911,6 +13876,21 @@
           <w:b/>
           <w:lang w:val="hi_IN" w:bidi="hi_IN"/>
         </w:rPr>
+        <w:t>μηδείς σου περιφρονείτω</w:t>
+      </w:r>
+    </w:p>
+    <w:p>
+      <w:pPr/>
+      <w:r>
+        <w:rPr>
+          <w:lang w:val="hi_IN" w:bidi="hi_IN"/>
+        </w:rPr>
+      </w:r>
+      <w:r>
+        <w:rPr>
+          <w:b/>
+          <w:lang w:val="hi_IN" w:bidi="hi_IN"/>
+        </w:rPr>
         <w:t>"कोई तुझे तुच्छ न जानने पाए"</w:t>
       </w:r>
     </w:p>
@@ -11975,6 +13955,21 @@
           <w:b/>
           <w:lang w:val="hi_IN" w:bidi="hi_IN"/>
         </w:rPr>
+        <w:t>μηδείς σου περιφρονείτω</w:t>
+      </w:r>
+    </w:p>
+    <w:p>
+      <w:pPr/>
+      <w:r>
+        <w:rPr>
+          <w:lang w:val="hi_IN" w:bidi="hi_IN"/>
+        </w:rPr>
+      </w:r>
+      <w:r>
+        <w:rPr>
+          <w:b/>
+          <w:lang w:val="hi_IN" w:bidi="hi_IN"/>
+        </w:rPr>
         <w:t>"कोई तुझे तुच्छ न जानने पाए"</w:t>
       </w:r>
     </w:p>
@@ -12058,6 +14053,21 @@
           <w:b/>
           <w:lang w:val="hi_IN" w:bidi="hi_IN"/>
         </w:rPr>
+        <w:t>μηδείς σου περιφρονείτω</w:t>
+      </w:r>
+    </w:p>
+    <w:p>
+      <w:pPr/>
+      <w:r>
+        <w:rPr>
+          <w:lang w:val="hi_IN" w:bidi="hi_IN"/>
+        </w:rPr>
+      </w:r>
+      <w:r>
+        <w:rPr>
+          <w:b/>
+          <w:lang w:val="hi_IN" w:bidi="hi_IN"/>
+        </w:rPr>
         <w:t>"तुझे तुच्छ"</w:t>
       </w:r>
       <w:r>
@@ -12154,6 +14164,21 @@
           <w:b/>
           <w:lang w:val="hi_IN" w:bidi="hi_IN"/>
         </w:rPr>
+        <w:t>ὑπομίμνῃσκε αὐτοὺς &amp; ὑποτάσσεσθαι</w:t>
+      </w:r>
+    </w:p>
+    <w:p>
+      <w:pPr/>
+      <w:r>
+        <w:rPr>
+          <w:lang w:val="hi_IN" w:bidi="hi_IN"/>
+        </w:rPr>
+      </w:r>
+      <w:r>
+        <w:rPr>
+          <w:b/>
+          <w:lang w:val="hi_IN" w:bidi="hi_IN"/>
+        </w:rPr>
         <w:t>"लोगों को सुधि दिला, कि"</w:t>
       </w:r>
       <w:r>
@@ -12246,6 +14271,21 @@
           <w:b/>
           <w:lang w:val="hi_IN" w:bidi="hi_IN"/>
         </w:rPr>
+        <w:t>ἀρχαῖς, ἐξουσίαις, ὑποτάσσεσθαι, πειθαρχεῖν</w:t>
+      </w:r>
+    </w:p>
+    <w:p>
+      <w:pPr/>
+      <w:r>
+        <w:rPr>
+          <w:lang w:val="hi_IN" w:bidi="hi_IN"/>
+        </w:rPr>
+      </w:r>
+      <w:r>
+        <w:rPr>
+          <w:b/>
+          <w:lang w:val="hi_IN" w:bidi="hi_IN"/>
+        </w:rPr>
         <w:t>"हाकिमों अधिकारियों के अधीन रहें, उनकी आज्ञा मानें"</w:t>
       </w:r>
     </w:p>
@@ -12311,6 +14351,21 @@
           <w:b/>
           <w:lang w:val="hi_IN" w:bidi="hi_IN"/>
         </w:rPr>
+        <w:t>ἀρχαῖς, ἐξουσίαις</w:t>
+      </w:r>
+    </w:p>
+    <w:p>
+      <w:pPr/>
+      <w:r>
+        <w:rPr>
+          <w:lang w:val="hi_IN" w:bidi="hi_IN"/>
+        </w:rPr>
+      </w:r>
+      <w:r>
+        <w:rPr>
+          <w:b/>
+          <w:lang w:val="hi_IN" w:bidi="hi_IN"/>
+        </w:rPr>
         <w:t>"हाकिमों अधिकारियों"</w:t>
       </w:r>
     </w:p>
@@ -12394,6 +14449,21 @@
           <w:b/>
           <w:lang w:val="hi_IN" w:bidi="hi_IN"/>
         </w:rPr>
+        <w:t>πρὸς πᾶν ἔργον ἀγαθὸν ἑτοίμους εἶναι</w:t>
+      </w:r>
+    </w:p>
+    <w:p>
+      <w:pPr/>
+      <w:r>
+        <w:rPr>
+          <w:lang w:val="hi_IN" w:bidi="hi_IN"/>
+        </w:rPr>
+      </w:r>
+      <w:r>
+        <w:rPr>
+          <w:b/>
+          <w:lang w:val="hi_IN" w:bidi="hi_IN"/>
+        </w:rPr>
         <w:t>"और हर एक अच्छे काम के लिये तैयार रहे"</w:t>
       </w:r>
     </w:p>
@@ -12459,6 +14529,21 @@
           <w:b/>
           <w:lang w:val="hi_IN" w:bidi="hi_IN"/>
         </w:rPr>
+        <w:t>βλασφημεῖν</w:t>
+      </w:r>
+    </w:p>
+    <w:p>
+      <w:pPr/>
+      <w:r>
+        <w:rPr>
+          <w:lang w:val="hi_IN" w:bidi="hi_IN"/>
+        </w:rPr>
+      </w:r>
+      <w:r>
+        <w:rPr>
+          <w:b/>
+          <w:lang w:val="hi_IN" w:bidi="hi_IN"/>
+        </w:rPr>
         <w:t>"बदनाम"</w:t>
       </w:r>
       <w:r>
@@ -12537,6 +14622,21 @@
           <w:b/>
           <w:lang w:val="hi_IN" w:bidi="hi_IN"/>
         </w:rPr>
+        <w:t>ἀμάχους εἶναι</w:t>
+      </w:r>
+    </w:p>
+    <w:p>
+      <w:pPr/>
+      <w:r>
+        <w:rPr>
+          <w:lang w:val="hi_IN" w:bidi="hi_IN"/>
+        </w:rPr>
+      </w:r>
+      <w:r>
+        <w:rPr>
+          <w:b/>
+          <w:lang w:val="hi_IN" w:bidi="hi_IN"/>
+        </w:rPr>
         <w:t>"झगड़ालू न (असन्तोषपूर्ण) हों"</w:t>
       </w:r>
     </w:p>
@@ -12646,6 +14746,21 @@
           <w:b/>
           <w:lang w:val="hi_IN" w:bidi="hi_IN"/>
         </w:rPr>
+        <w:t>πᾶσαν ἐνδεικνυμένους πραΰτητα</w:t>
+      </w:r>
+    </w:p>
+    <w:p>
+      <w:pPr/>
+      <w:r>
+        <w:rPr>
+          <w:lang w:val="hi_IN" w:bidi="hi_IN"/>
+        </w:rPr>
+      </w:r>
+      <w:r>
+        <w:rPr>
+          <w:b/>
+          <w:lang w:val="hi_IN" w:bidi="hi_IN"/>
+        </w:rPr>
         <w:t>"बड़ी नम्रता के साथ रहें"</w:t>
       </w:r>
     </w:p>
@@ -12750,6 +14865,21 @@
           <w:b/>
           <w:lang w:val="hi_IN" w:bidi="hi_IN"/>
         </w:rPr>
+        <w:t>πρὸς πάντας ἀνθρώπους</w:t>
+      </w:r>
+    </w:p>
+    <w:p>
+      <w:pPr/>
+      <w:r>
+        <w:rPr>
+          <w:lang w:val="hi_IN" w:bidi="hi_IN"/>
+        </w:rPr>
+      </w:r>
+      <w:r>
+        <w:rPr>
+          <w:b/>
+          <w:lang w:val="hi_IN" w:bidi="hi_IN"/>
+        </w:rPr>
         <w:t>"सब मनुष्यों (पुरुषों) के साथ"</w:t>
       </w:r>
     </w:p>
@@ -12854,6 +14984,21 @@
           <w:b/>
           <w:lang w:val="hi_IN" w:bidi="hi_IN"/>
         </w:rPr>
+        <w:t>ἦμεν γάρ ποτε καὶ ἡμεῖς</w:t>
+      </w:r>
+    </w:p>
+    <w:p>
+      <w:pPr/>
+      <w:r>
+        <w:rPr>
+          <w:lang w:val="hi_IN" w:bidi="hi_IN"/>
+        </w:rPr>
+      </w:r>
+      <w:r>
+        <w:rPr>
+          <w:b/>
+          <w:lang w:val="hi_IN" w:bidi="hi_IN"/>
+        </w:rPr>
         <w:t>"क्योंकि हम भी पहले,"</w:t>
       </w:r>
       <w:r>
@@ -12932,6 +15077,21 @@
           <w:b/>
           <w:lang w:val="hi_IN" w:bidi="hi_IN"/>
         </w:rPr>
+        <w:t>ποτε</w:t>
+      </w:r>
+    </w:p>
+    <w:p>
+      <w:pPr/>
+      <w:r>
+        <w:rPr>
+          <w:lang w:val="hi_IN" w:bidi="hi_IN"/>
+        </w:rPr>
+      </w:r>
+      <w:r>
+        <w:rPr>
+          <w:b/>
+          <w:lang w:val="hi_IN" w:bidi="hi_IN"/>
+        </w:rPr>
         <w:t>"पहले"</w:t>
       </w:r>
     </w:p>
@@ -13020,6 +15180,21 @@
           <w:lang w:val="hi_IN" w:bidi="hi_IN"/>
         </w:rPr>
       </w:r>
+      <w:r>
+        <w:rPr>
+          <w:b/>
+          <w:lang w:val="hi_IN" w:bidi="hi_IN"/>
+        </w:rPr>
+        <w:t>ἡμεῖς</w:t>
+      </w:r>
+    </w:p>
+    <w:p>
+      <w:pPr/>
+      <w:r>
+        <w:rPr>
+          <w:lang w:val="hi_IN" w:bidi="hi_IN"/>
+        </w:rPr>
+      </w:r>
     </w:p>
     <w:p>
       <w:pPr/>
@@ -13104,6 +15279,21 @@
           <w:lang w:val="hi_IN" w:bidi="hi_IN"/>
         </w:rPr>
       </w:r>
+      <w:r>
+        <w:rPr>
+          <w:b/>
+          <w:lang w:val="hi_IN" w:bidi="hi_IN"/>
+        </w:rPr>
+        <w:t>ἦμεν &amp; ἀνόητοι</w:t>
+      </w:r>
+    </w:p>
+    <w:p>
+      <w:pPr/>
+      <w:r>
+        <w:rPr>
+          <w:lang w:val="hi_IN" w:bidi="hi_IN"/>
+        </w:rPr>
+      </w:r>
     </w:p>
     <w:p>
       <w:pPr/>
@@ -13181,6 +15371,21 @@
           <w:b/>
           <w:lang w:val="hi_IN" w:bidi="hi_IN"/>
         </w:rPr>
+        <w:t>πλανώμενοι, δουλεύοντες ἐπιθυμίαις καὶ ἡδοναῖς ποικίλαις</w:t>
+      </w:r>
+    </w:p>
+    <w:p>
+      <w:pPr/>
+      <w:r>
+        <w:rPr>
+          <w:lang w:val="hi_IN" w:bidi="hi_IN"/>
+        </w:rPr>
+      </w:r>
+      <w:r>
+        <w:rPr>
+          <w:b/>
+          <w:lang w:val="hi_IN" w:bidi="hi_IN"/>
+        </w:rPr>
         <w:t>"हम"</w:t>
       </w:r>
     </w:p>
@@ -13264,6 +15469,21 @@
           <w:b/>
           <w:lang w:val="hi_IN" w:bidi="hi_IN"/>
         </w:rPr>
+        <w:t>πλανώμενοι, δουλεύοντες ἐπιθυμίαις καὶ ἡδοναῖς ποικίλαις</w:t>
+      </w:r>
+    </w:p>
+    <w:p>
+      <w:pPr/>
+      <w:r>
+        <w:rPr>
+          <w:lang w:val="hi_IN" w:bidi="hi_IN"/>
+        </w:rPr>
+      </w:r>
+      <w:r>
+        <w:rPr>
+          <w:b/>
+          <w:lang w:val="hi_IN" w:bidi="hi_IN"/>
+        </w:rPr>
         <w:t>"और भ्रम में पड़े"</w:t>
       </w:r>
       <w:r>
@@ -13360,6 +15580,21 @@
           <w:b/>
           <w:lang w:val="hi_IN" w:bidi="hi_IN"/>
         </w:rPr>
+        <w:t>ἐπιθυμίαις καὶ ἡδοναῖς ποικίλαις</w:t>
+      </w:r>
+    </w:p>
+    <w:p>
+      <w:pPr/>
+      <w:r>
+        <w:rPr>
+          <w:lang w:val="hi_IN" w:bidi="hi_IN"/>
+        </w:rPr>
+      </w:r>
+      <w:r>
+        <w:rPr>
+          <w:b/>
+          <w:lang w:val="hi_IN" w:bidi="hi_IN"/>
+        </w:rPr>
         <w:t>"अभिलाषाओं"</w:t>
       </w:r>
     </w:p>
@@ -13438,6 +15673,21 @@
           <w:b/>
           <w:lang w:val="hi_IN" w:bidi="hi_IN"/>
         </w:rPr>
+        <w:t>ἐν κακίᾳ καὶ φθόνῳ διάγοντες</w:t>
+      </w:r>
+    </w:p>
+    <w:p>
+      <w:pPr/>
+      <w:r>
+        <w:rPr>
+          <w:lang w:val="hi_IN" w:bidi="hi_IN"/>
+        </w:rPr>
+      </w:r>
+      <w:r>
+        <w:rPr>
+          <w:b/>
+          <w:lang w:val="hi_IN" w:bidi="hi_IN"/>
+        </w:rPr>
         <w:t>"बैर-भाव, और डाह करने में जीवन निर्वाह करते थे,"</w:t>
       </w:r>
       <w:r>
@@ -13586,6 +15836,21 @@
           <w:b/>
           <w:lang w:val="hi_IN" w:bidi="hi_IN"/>
         </w:rPr>
+        <w:t>στυγητοί</w:t>
+      </w:r>
+    </w:p>
+    <w:p>
+      <w:pPr/>
+      <w:r>
+        <w:rPr>
+          <w:lang w:val="hi_IN" w:bidi="hi_IN"/>
+        </w:rPr>
+      </w:r>
+      <w:r>
+        <w:rPr>
+          <w:b/>
+          <w:lang w:val="hi_IN" w:bidi="hi_IN"/>
+        </w:rPr>
         <w:t>"और घृणित थे"</w:t>
       </w:r>
     </w:p>
@@ -13650,6 +15915,21 @@
           <w:b/>
           <w:lang w:val="hi_IN" w:bidi="hi_IN"/>
         </w:rPr>
+        <w:t>δὲ</w:t>
+      </w:r>
+    </w:p>
+    <w:p>
+      <w:pPr/>
+      <w:r>
+        <w:rPr>
+          <w:lang w:val="hi_IN" w:bidi="hi_IN"/>
+        </w:rPr>
+      </w:r>
+      <w:r>
+        <w:rPr>
+          <w:b/>
+          <w:lang w:val="hi_IN" w:bidi="hi_IN"/>
+        </w:rPr>
         <w:t>"पर"</w:t>
       </w:r>
     </w:p>
@@ -13733,6 +16013,21 @@
           <w:b/>
           <w:lang w:val="hi_IN" w:bidi="hi_IN"/>
         </w:rPr>
+        <w:t>ὅτε &amp; ἡ χρηστότης καὶ ἡ φιλανθρωπία ἐπεφάνη τοῦ Σωτῆρος ἡμῶν, Θεοῦ</w:t>
+      </w:r>
+    </w:p>
+    <w:p>
+      <w:pPr/>
+      <w:r>
+        <w:rPr>
+          <w:lang w:val="hi_IN" w:bidi="hi_IN"/>
+        </w:rPr>
+      </w:r>
+      <w:r>
+        <w:rPr>
+          <w:b/>
+          <w:lang w:val="hi_IN" w:bidi="hi_IN"/>
+        </w:rPr>
         <w:t>"जब हमारे उद्धारकर्ता परमेश्वर की भलाई, और मनुष्यों पर उसका प्रेम प्रकट हुआ"</w:t>
       </w:r>
     </w:p>
@@ -13816,6 +16111,21 @@
           <w:b/>
           <w:lang w:val="hi_IN" w:bidi="hi_IN"/>
         </w:rPr>
+        <w:t>ὅτε &amp; ἡ χρηστότης καὶ ἡ φιλανθρωπία ἐπεφάνη τοῦ Σωτῆρος ἡμῶν, Θεοῦ</w:t>
+      </w:r>
+    </w:p>
+    <w:p>
+      <w:pPr/>
+      <w:r>
+        <w:rPr>
+          <w:lang w:val="hi_IN" w:bidi="hi_IN"/>
+        </w:rPr>
+      </w:r>
+      <w:r>
+        <w:rPr>
+          <w:b/>
+          <w:lang w:val="hi_IN" w:bidi="hi_IN"/>
+        </w:rPr>
         <w:t>"जब हमारे उद्धारकर्ता परमेश्वर की भलाई, और मनुष्यों पर उसका प्रेम प्रकट हुआ"</w:t>
       </w:r>
     </w:p>
@@ -13925,6 +16235,21 @@
           <w:b/>
           <w:lang w:val="hi_IN" w:bidi="hi_IN"/>
         </w:rPr>
+        <w:t>ἡμῶν</w:t>
+      </w:r>
+    </w:p>
+    <w:p>
+      <w:pPr/>
+      <w:r>
+        <w:rPr>
+          <w:lang w:val="hi_IN" w:bidi="hi_IN"/>
+        </w:rPr>
+      </w:r>
+      <w:r>
+        <w:rPr>
+          <w:b/>
+          <w:lang w:val="hi_IN" w:bidi="hi_IN"/>
+        </w:rPr>
         <w:t>"हमारे"</w:t>
       </w:r>
     </w:p>
@@ -14002,6 +16327,21 @@
           <w:b/>
           <w:lang w:val="hi_IN" w:bidi="hi_IN"/>
         </w:rPr>
+        <w:t>ἔργων τῶν ἐν δικαιοσύνῃ</w:t>
+      </w:r>
+    </w:p>
+    <w:p>
+      <w:pPr/>
+      <w:r>
+        <w:rPr>
+          <w:lang w:val="hi_IN" w:bidi="hi_IN"/>
+        </w:rPr>
+      </w:r>
+      <w:r>
+        <w:rPr>
+          <w:b/>
+          <w:lang w:val="hi_IN" w:bidi="hi_IN"/>
+        </w:rPr>
         <w:t>"धार्मिक (धार्मिकता के) कामों"</w:t>
       </w:r>
     </w:p>
@@ -14098,6 +16438,21 @@
           <w:b/>
           <w:lang w:val="hi_IN" w:bidi="hi_IN"/>
         </w:rPr>
+        <w:t>κατὰ τὸ αὐτοῦ ἔλεος</w:t>
+      </w:r>
+    </w:p>
+    <w:p>
+      <w:pPr/>
+      <w:r>
+        <w:rPr>
+          <w:lang w:val="hi_IN" w:bidi="hi_IN"/>
+        </w:rPr>
+      </w:r>
+      <w:r>
+        <w:rPr>
+          <w:b/>
+          <w:lang w:val="hi_IN" w:bidi="hi_IN"/>
+        </w:rPr>
         <w:t>"अपनी दया के अनुसार"</w:t>
       </w:r>
     </w:p>
@@ -14163,6 +16518,21 @@
           <w:b/>
           <w:lang w:val="hi_IN" w:bidi="hi_IN"/>
         </w:rPr>
+        <w:t>λουτροῦ παλινγενεσίας</w:t>
+      </w:r>
+    </w:p>
+    <w:p>
+      <w:pPr/>
+      <w:r>
+        <w:rPr>
+          <w:lang w:val="hi_IN" w:bidi="hi_IN"/>
+        </w:rPr>
+      </w:r>
+      <w:r>
+        <w:rPr>
+          <w:b/>
+          <w:lang w:val="hi_IN" w:bidi="hi_IN"/>
+        </w:rPr>
         <w:t>"जन्म के स्नान"</w:t>
       </w:r>
     </w:p>
@@ -14246,6 +16616,21 @@
           <w:b/>
           <w:lang w:val="hi_IN" w:bidi="hi_IN"/>
         </w:rPr>
+        <w:t>οὗ ἐξέχεεν ἐφ’ ἡμᾶς πλουσίως,</w:t>
+      </w:r>
+    </w:p>
+    <w:p>
+      <w:pPr/>
+      <w:r>
+        <w:rPr>
+          <w:lang w:val="hi_IN" w:bidi="hi_IN"/>
+        </w:rPr>
+      </w:r>
+      <w:r>
+        <w:rPr>
+          <w:b/>
+          <w:lang w:val="hi_IN" w:bidi="hi_IN"/>
+        </w:rPr>
         <w:t>"जिसे उसने"</w:t>
       </w:r>
       <w:r>
@@ -14342,6 +16727,21 @@
           <w:b/>
           <w:lang w:val="hi_IN" w:bidi="hi_IN"/>
         </w:rPr>
+        <w:t>ἡμᾶς</w:t>
+      </w:r>
+    </w:p>
+    <w:p>
+      <w:pPr/>
+      <w:r>
+        <w:rPr>
+          <w:lang w:val="hi_IN" w:bidi="hi_IN"/>
+        </w:rPr>
+      </w:r>
+      <w:r>
+        <w:rPr>
+          <w:b/>
+          <w:lang w:val="hi_IN" w:bidi="hi_IN"/>
+        </w:rPr>
         <w:t>"हम"</w:t>
       </w:r>
     </w:p>
@@ -14419,6 +16819,21 @@
           <w:b/>
           <w:lang w:val="hi_IN" w:bidi="hi_IN"/>
         </w:rPr>
+        <w:t>διὰ Ἰησοῦ Χριστοῦ, τοῦ Σωτῆρος ἡμῶν</w:t>
+      </w:r>
+    </w:p>
+    <w:p>
+      <w:pPr/>
+      <w:r>
+        <w:rPr>
+          <w:lang w:val="hi_IN" w:bidi="hi_IN"/>
+        </w:rPr>
+      </w:r>
+      <w:r>
+        <w:rPr>
+          <w:b/>
+          <w:lang w:val="hi_IN" w:bidi="hi_IN"/>
+        </w:rPr>
         <w:t>"हमारे उद्धारकर्ता यीशु मसीह के द्वारा"</w:t>
       </w:r>
     </w:p>
@@ -14484,6 +16899,21 @@
           <w:b/>
           <w:lang w:val="hi_IN" w:bidi="hi_IN"/>
         </w:rPr>
+        <w:t>ἡμῶν</w:t>
+      </w:r>
+    </w:p>
+    <w:p>
+      <w:pPr/>
+      <w:r>
+        <w:rPr>
+          <w:lang w:val="hi_IN" w:bidi="hi_IN"/>
+        </w:rPr>
+      </w:r>
+      <w:r>
+        <w:rPr>
+          <w:b/>
+          <w:lang w:val="hi_IN" w:bidi="hi_IN"/>
+        </w:rPr>
         <w:t>"हमारे"</w:t>
       </w:r>
     </w:p>
@@ -14561,6 +16991,21 @@
           <w:b/>
           <w:lang w:val="hi_IN" w:bidi="hi_IN"/>
         </w:rPr>
+        <w:t>ἵνα</w:t>
+      </w:r>
+    </w:p>
+    <w:p>
+      <w:pPr/>
+      <w:r>
+        <w:rPr>
+          <w:lang w:val="hi_IN" w:bidi="hi_IN"/>
+        </w:rPr>
+      </w:r>
+      <w:r>
+        <w:rPr>
+          <w:b/>
+          <w:lang w:val="hi_IN" w:bidi="hi_IN"/>
+        </w:rPr>
         <w:t>"जिससे"</w:t>
       </w:r>
     </w:p>
@@ -14678,6 +17123,21 @@
           <w:b/>
           <w:lang w:val="hi_IN" w:bidi="hi_IN"/>
         </w:rPr>
+        <w:t>δικαιωθέντες</w:t>
+      </w:r>
+    </w:p>
+    <w:p>
+      <w:pPr/>
+      <w:r>
+        <w:rPr>
+          <w:lang w:val="hi_IN" w:bidi="hi_IN"/>
+        </w:rPr>
+      </w:r>
+      <w:r>
+        <w:rPr>
+          <w:b/>
+          <w:lang w:val="hi_IN" w:bidi="hi_IN"/>
+        </w:rPr>
         <w:t>"धर्मी ठहरकर"</w:t>
       </w:r>
     </w:p>
@@ -14761,6 +17221,21 @@
           <w:b/>
           <w:lang w:val="hi_IN" w:bidi="hi_IN"/>
         </w:rPr>
+        <w:t>τῇ ἐκείνου χάριτι</w:t>
+      </w:r>
+    </w:p>
+    <w:p>
+      <w:pPr/>
+      <w:r>
+        <w:rPr>
+          <w:lang w:val="hi_IN" w:bidi="hi_IN"/>
+        </w:rPr>
+      </w:r>
+      <w:r>
+        <w:rPr>
+          <w:b/>
+          <w:lang w:val="hi_IN" w:bidi="hi_IN"/>
+        </w:rPr>
         <w:t>"उसके अनुग्रह से"</w:t>
       </w:r>
     </w:p>
@@ -14857,6 +17332,21 @@
           <w:b/>
           <w:lang w:val="hi_IN" w:bidi="hi_IN"/>
         </w:rPr>
+        <w:t>ἐκείνου</w:t>
+      </w:r>
+    </w:p>
+    <w:p>
+      <w:pPr/>
+      <w:r>
+        <w:rPr>
+          <w:lang w:val="hi_IN" w:bidi="hi_IN"/>
+        </w:rPr>
+      </w:r>
+      <w:r>
+        <w:rPr>
+          <w:b/>
+          <w:lang w:val="hi_IN" w:bidi="hi_IN"/>
+        </w:rPr>
         <w:t>"उसके"</w:t>
       </w:r>
     </w:p>
@@ -14953,6 +17443,21 @@
           <w:b/>
           <w:lang w:val="hi_IN" w:bidi="hi_IN"/>
         </w:rPr>
+        <w:t>κληρονόμοι γενηθῶμεν, κατ’ ἐλπίδα ζωῆς αἰωνίου</w:t>
+      </w:r>
+    </w:p>
+    <w:p>
+      <w:pPr/>
+      <w:r>
+        <w:rPr>
+          <w:lang w:val="hi_IN" w:bidi="hi_IN"/>
+        </w:rPr>
+      </w:r>
+      <w:r>
+        <w:rPr>
+          <w:b/>
+          <w:lang w:val="hi_IN" w:bidi="hi_IN"/>
+        </w:rPr>
         <w:t>"अनन्त जीवन की आशा के अनुसार वारिस बनें"</w:t>
       </w:r>
     </w:p>
@@ -15036,6 +17541,21 @@
           <w:b/>
           <w:lang w:val="hi_IN" w:bidi="hi_IN"/>
         </w:rPr>
+        <w:t>ὁ λόγος</w:t>
+      </w:r>
+    </w:p>
+    <w:p>
+      <w:pPr/>
+      <w:r>
+        <w:rPr>
+          <w:lang w:val="hi_IN" w:bidi="hi_IN"/>
+        </w:rPr>
+      </w:r>
+      <w:r>
+        <w:rPr>
+          <w:b/>
+          <w:lang w:val="hi_IN" w:bidi="hi_IN"/>
+        </w:rPr>
         <w:t>"यह बात"</w:t>
       </w:r>
     </w:p>
@@ -15099,6 +17619,21 @@
           <w:b/>
           <w:lang w:val="hi_IN" w:bidi="hi_IN"/>
         </w:rPr>
+        <w:t>τούτων</w:t>
+      </w:r>
+    </w:p>
+    <w:p>
+      <w:pPr/>
+      <w:r>
+        <w:rPr>
+          <w:lang w:val="hi_IN" w:bidi="hi_IN"/>
+        </w:rPr>
+      </w:r>
+      <w:r>
+        <w:rPr>
+          <w:b/>
+          <w:lang w:val="hi_IN" w:bidi="hi_IN"/>
+        </w:rPr>
         <w:t>"इन"</w:t>
       </w:r>
     </w:p>
@@ -15162,6 +17697,21 @@
           <w:b/>
           <w:lang w:val="hi_IN" w:bidi="hi_IN"/>
         </w:rPr>
+        <w:t>φροντίζωσιν καλῶν ἔργων, προΐστασθαι</w:t>
+      </w:r>
+    </w:p>
+    <w:p>
+      <w:pPr/>
+      <w:r>
+        <w:rPr>
+          <w:lang w:val="hi_IN" w:bidi="hi_IN"/>
+        </w:rPr>
+      </w:r>
+      <w:r>
+        <w:rPr>
+          <w:b/>
+          <w:lang w:val="hi_IN" w:bidi="hi_IN"/>
+        </w:rPr>
         <w:t>"वे भले-भले कामों में लगे रहने का ध्यान रखें"</w:t>
       </w:r>
     </w:p>
@@ -15227,6 +17777,21 @@
           <w:b/>
           <w:lang w:val="hi_IN" w:bidi="hi_IN"/>
         </w:rPr>
+        <w:t>τοῖς ἀνθρώποις</w:t>
+      </w:r>
+    </w:p>
+    <w:p>
+      <w:pPr/>
+      <w:r>
+        <w:rPr>
+          <w:lang w:val="hi_IN" w:bidi="hi_IN"/>
+        </w:rPr>
+      </w:r>
+      <w:r>
+        <w:rPr>
+          <w:b/>
+          <w:lang w:val="hi_IN" w:bidi="hi_IN"/>
+        </w:rPr>
         <w:t>"मनुष्यों (पुरुषों) के"</w:t>
       </w:r>
     </w:p>
@@ -15323,6 +17888,21 @@
           <w:b/>
           <w:lang w:val="hi_IN" w:bidi="hi_IN"/>
         </w:rPr>
+        <w:t>δὲ &amp; περιΐστασο</w:t>
+      </w:r>
+    </w:p>
+    <w:p>
+      <w:pPr/>
+      <w:r>
+        <w:rPr>
+          <w:lang w:val="hi_IN" w:bidi="hi_IN"/>
+        </w:rPr>
+      </w:r>
+      <w:r>
+        <w:rPr>
+          <w:b/>
+          <w:lang w:val="hi_IN" w:bidi="hi_IN"/>
+        </w:rPr>
         <w:t>"पर मूर्खता के"</w:t>
       </w:r>
       <w:r>
@@ -15414,6 +17994,21 @@
           <w:b/>
           <w:lang w:val="hi_IN" w:bidi="hi_IN"/>
         </w:rPr>
+        <w:t>μωρὰς &amp; ζητήσεις</w:t>
+      </w:r>
+    </w:p>
+    <w:p>
+      <w:pPr/>
+      <w:r>
+        <w:rPr>
+          <w:lang w:val="hi_IN" w:bidi="hi_IN"/>
+        </w:rPr>
+      </w:r>
+      <w:r>
+        <w:rPr>
+          <w:b/>
+          <w:lang w:val="hi_IN" w:bidi="hi_IN"/>
+        </w:rPr>
         <w:t>"पर मूर्खता के विवादों"</w:t>
       </w:r>
     </w:p>
@@ -15479,6 +18074,21 @@
           <w:b/>
           <w:lang w:val="hi_IN" w:bidi="hi_IN"/>
         </w:rPr>
+        <w:t>γενεαλογίας</w:t>
+      </w:r>
+    </w:p>
+    <w:p>
+      <w:pPr/>
+      <w:r>
+        <w:rPr>
+          <w:lang w:val="hi_IN" w:bidi="hi_IN"/>
+        </w:rPr>
+      </w:r>
+      <w:r>
+        <w:rPr>
+          <w:b/>
+          <w:lang w:val="hi_IN" w:bidi="hi_IN"/>
+        </w:rPr>
         <w:t>"वंशावलियों"</w:t>
       </w:r>
     </w:p>
@@ -15542,6 +18152,21 @@
           <w:b/>
           <w:lang w:val="hi_IN" w:bidi="hi_IN"/>
         </w:rPr>
+        <w:t>ἔρεις</w:t>
+      </w:r>
+    </w:p>
+    <w:p>
+      <w:pPr/>
+      <w:r>
+        <w:rPr>
+          <w:lang w:val="hi_IN" w:bidi="hi_IN"/>
+        </w:rPr>
+      </w:r>
+      <w:r>
+        <w:rPr>
+          <w:b/>
+          <w:lang w:val="hi_IN" w:bidi="hi_IN"/>
+        </w:rPr>
         <w:t>"बैर विरोध"</w:t>
       </w:r>
     </w:p>
@@ -15605,6 +18230,21 @@
           <w:b/>
           <w:lang w:val="hi_IN" w:bidi="hi_IN"/>
         </w:rPr>
+        <w:t>νομικὰς</w:t>
+      </w:r>
+    </w:p>
+    <w:p>
+      <w:pPr/>
+      <w:r>
+        <w:rPr>
+          <w:lang w:val="hi_IN" w:bidi="hi_IN"/>
+        </w:rPr>
+      </w:r>
+      <w:r>
+        <w:rPr>
+          <w:b/>
+          <w:lang w:val="hi_IN" w:bidi="hi_IN"/>
+        </w:rPr>
         <w:t>"जो व्यवस्था के विषय में हों"</w:t>
       </w:r>
     </w:p>
@@ -15670,6 +18310,21 @@
           <w:b/>
           <w:lang w:val="hi_IN" w:bidi="hi_IN"/>
         </w:rPr>
+        <w:t>αἱρετικὸν ἄνθρωπον &amp; παραιτοῦ</w:t>
+      </w:r>
+    </w:p>
+    <w:p>
+      <w:pPr/>
+      <w:r>
+        <w:rPr>
+          <w:lang w:val="hi_IN" w:bidi="hi_IN"/>
+        </w:rPr>
+      </w:r>
+      <w:r>
+        <w:rPr>
+          <w:b/>
+          <w:lang w:val="hi_IN" w:bidi="hi_IN"/>
+        </w:rPr>
         <w:t>"किसी पाखण्डी को"</w:t>
       </w:r>
       <w:r>
@@ -15748,6 +18403,21 @@
           <w:b/>
           <w:lang w:val="hi_IN" w:bidi="hi_IN"/>
         </w:rPr>
+        <w:t>μετὰ μίαν καὶ δευτέραν νουθεσίαν</w:t>
+      </w:r>
+    </w:p>
+    <w:p>
+      <w:pPr/>
+      <w:r>
+        <w:rPr>
+          <w:lang w:val="hi_IN" w:bidi="hi_IN"/>
+        </w:rPr>
+      </w:r>
+      <w:r>
+        <w:rPr>
+          <w:b/>
+          <w:lang w:val="hi_IN" w:bidi="hi_IN"/>
+        </w:rPr>
         <w:t>"एक दो बार समझा बुझाकर"</w:t>
       </w:r>
     </w:p>
@@ -15818,6 +18488,21 @@
           <w:b/>
           <w:lang w:val="hi_IN" w:bidi="hi_IN"/>
         </w:rPr>
+        <w:t>ὁ τοιοῦτος</w:t>
+      </w:r>
+    </w:p>
+    <w:p>
+      <w:pPr/>
+      <w:r>
+        <w:rPr>
+          <w:lang w:val="hi_IN" w:bidi="hi_IN"/>
+        </w:rPr>
+      </w:r>
+      <w:r>
+        <w:rPr>
+          <w:b/>
+          <w:lang w:val="hi_IN" w:bidi="hi_IN"/>
+        </w:rPr>
         <w:t>"ऐसा मनुष्य"</w:t>
       </w:r>
     </w:p>
@@ -15883,6 +18568,21 @@
           <w:b/>
           <w:lang w:val="hi_IN" w:bidi="hi_IN"/>
         </w:rPr>
+        <w:t>ἐξέστραπται</w:t>
+      </w:r>
+    </w:p>
+    <w:p>
+      <w:pPr/>
+      <w:r>
+        <w:rPr>
+          <w:lang w:val="hi_IN" w:bidi="hi_IN"/>
+        </w:rPr>
+      </w:r>
+      <w:r>
+        <w:rPr>
+          <w:b/>
+          <w:lang w:val="hi_IN" w:bidi="hi_IN"/>
+        </w:rPr>
         <w:t>"भटक गया है"</w:t>
       </w:r>
     </w:p>
@@ -15966,6 +18666,21 @@
           <w:b/>
           <w:lang w:val="hi_IN" w:bidi="hi_IN"/>
         </w:rPr>
+        <w:t>ὢν αὐτοκατάκριτος</w:t>
+      </w:r>
+    </w:p>
+    <w:p>
+      <w:pPr/>
+      <w:r>
+        <w:rPr>
+          <w:lang w:val="hi_IN" w:bidi="hi_IN"/>
+        </w:rPr>
+      </w:r>
+      <w:r>
+        <w:rPr>
+          <w:b/>
+          <w:lang w:val="hi_IN" w:bidi="hi_IN"/>
+        </w:rPr>
         <w:t>"अपने आप को दोषी ठहराकर"</w:t>
       </w:r>
       <w:r>
@@ -16044,6 +18759,21 @@
           <w:b/>
           <w:lang w:val="hi_IN" w:bidi="hi_IN"/>
         </w:rPr>
+        <w:t>ὅταν πέμψω Ἀρτεμᾶν πρὸς σὲ ἢ Τυχικόν</w:t>
+      </w:r>
+    </w:p>
+    <w:p>
+      <w:pPr/>
+      <w:r>
+        <w:rPr>
+          <w:lang w:val="hi_IN" w:bidi="hi_IN"/>
+        </w:rPr>
+      </w:r>
+      <w:r>
+        <w:rPr>
+          <w:b/>
+          <w:lang w:val="hi_IN" w:bidi="hi_IN"/>
+        </w:rPr>
         <w:t>"जब मैं"</w:t>
       </w:r>
       <w:r>
@@ -16122,6 +18852,21 @@
           <w:b/>
           <w:lang w:val="hi_IN" w:bidi="hi_IN"/>
         </w:rPr>
+        <w:t>Ἀρτεμᾶν &amp; Τυχικόν</w:t>
+      </w:r>
+    </w:p>
+    <w:p>
+      <w:pPr/>
+      <w:r>
+        <w:rPr>
+          <w:lang w:val="hi_IN" w:bidi="hi_IN"/>
+        </w:rPr>
+      </w:r>
+      <w:r>
+        <w:rPr>
+          <w:b/>
+          <w:lang w:val="hi_IN" w:bidi="hi_IN"/>
+        </w:rPr>
         <w:t>"अरतिमास"</w:t>
       </w:r>
       <w:r>
@@ -16218,6 +18963,21 @@
           <w:b/>
           <w:lang w:val="hi_IN" w:bidi="hi_IN"/>
         </w:rPr>
+        <w:t>σπούδασον ἐλθεῖν</w:t>
+      </w:r>
+    </w:p>
+    <w:p>
+      <w:pPr/>
+      <w:r>
+        <w:rPr>
+          <w:lang w:val="hi_IN" w:bidi="hi_IN"/>
+        </w:rPr>
+      </w:r>
+      <w:r>
+        <w:rPr>
+          <w:b/>
+          <w:lang w:val="hi_IN" w:bidi="hi_IN"/>
+        </w:rPr>
         <w:t>"आने"</w:t>
       </w:r>
       <w:r>
@@ -16296,6 +19056,21 @@
           <w:b/>
           <w:lang w:val="hi_IN" w:bidi="hi_IN"/>
         </w:rPr>
+        <w:t>σπούδασον</w:t>
+      </w:r>
+    </w:p>
+    <w:p>
+      <w:pPr/>
+      <w:r>
+        <w:rPr>
+          <w:lang w:val="hi_IN" w:bidi="hi_IN"/>
+        </w:rPr>
+      </w:r>
+      <w:r>
+        <w:rPr>
+          <w:b/>
+          <w:lang w:val="hi_IN" w:bidi="hi_IN"/>
+        </w:rPr>
         <w:t>"यत्न करना"</w:t>
       </w:r>
     </w:p>
@@ -16359,6 +19134,21 @@
           <w:b/>
           <w:lang w:val="hi_IN" w:bidi="hi_IN"/>
         </w:rPr>
+        <w:t>σπουδαίως πρόπεμψον</w:t>
+      </w:r>
+    </w:p>
+    <w:p>
+      <w:pPr/>
+      <w:r>
+        <w:rPr>
+          <w:lang w:val="hi_IN" w:bidi="hi_IN"/>
+        </w:rPr>
+      </w:r>
+      <w:r>
+        <w:rPr>
+          <w:b/>
+          <w:lang w:val="hi_IN" w:bidi="hi_IN"/>
+        </w:rPr>
         <w:t>"यत्न करके आगे पहुँचा दे"</w:t>
       </w:r>
     </w:p>
@@ -16463,6 +19253,21 @@
           <w:b/>
           <w:lang w:val="hi_IN" w:bidi="hi_IN"/>
         </w:rPr>
+        <w:t>Ζηνᾶν &amp; Ἀπολλῶν</w:t>
+      </w:r>
+    </w:p>
+    <w:p>
+      <w:pPr/>
+      <w:r>
+        <w:rPr>
+          <w:lang w:val="hi_IN" w:bidi="hi_IN"/>
+        </w:rPr>
+      </w:r>
+      <w:r>
+        <w:rPr>
+          <w:b/>
+          <w:lang w:val="hi_IN" w:bidi="hi_IN"/>
+        </w:rPr>
         <w:t>"जेनास"</w:t>
       </w:r>
       <w:r>
@@ -16559,6 +19364,21 @@
           <w:b/>
           <w:lang w:val="hi_IN" w:bidi="hi_IN"/>
         </w:rPr>
+        <w:t>καὶ Ἀπολλῶν</w:t>
+      </w:r>
+    </w:p>
+    <w:p>
+      <w:pPr/>
+      <w:r>
+        <w:rPr>
+          <w:lang w:val="hi_IN" w:bidi="hi_IN"/>
+        </w:rPr>
+      </w:r>
+      <w:r>
+        <w:rPr>
+          <w:b/>
+          <w:lang w:val="hi_IN" w:bidi="hi_IN"/>
+        </w:rPr>
         <w:t>"और अपुल्लोस को"</w:t>
       </w:r>
     </w:p>
@@ -16623,6 +19443,21 @@
           <w:b/>
           <w:lang w:val="hi_IN" w:bidi="hi_IN"/>
         </w:rPr>
+        <w:t>ἵνα μηδὲν αὐτοῖς λείπῃ</w:t>
+      </w:r>
+    </w:p>
+    <w:p>
+      <w:pPr/>
+      <w:r>
+        <w:rPr>
+          <w:lang w:val="hi_IN" w:bidi="hi_IN"/>
+        </w:rPr>
+      </w:r>
+      <w:r>
+        <w:rPr>
+          <w:b/>
+          <w:lang w:val="hi_IN" w:bidi="hi_IN"/>
+        </w:rPr>
         <w:t>"कि उन्हें किसी वस्तु की घटी न होने पाए"</w:t>
       </w:r>
     </w:p>
@@ -16739,6 +19574,21 @@
           <w:b/>
           <w:lang w:val="hi_IN" w:bidi="hi_IN"/>
         </w:rPr>
+        <w:t>ἵνα μηδὲν αὐτοῖς λείπῃ</w:t>
+      </w:r>
+    </w:p>
+    <w:p>
+      <w:pPr/>
+      <w:r>
+        <w:rPr>
+          <w:lang w:val="hi_IN" w:bidi="hi_IN"/>
+        </w:rPr>
+      </w:r>
+      <w:r>
+        <w:rPr>
+          <w:b/>
+          <w:lang w:val="hi_IN" w:bidi="hi_IN"/>
+        </w:rPr>
         <w:t>"और देख, कि उन्हें घटी न होने पाए"</w:t>
       </w:r>
     </w:p>
@@ -16822,6 +19672,21 @@
           <w:b/>
           <w:lang w:val="hi_IN" w:bidi="hi_IN"/>
         </w:rPr>
+        <w:t>οἱ ἡμέτεροι</w:t>
+      </w:r>
+    </w:p>
+    <w:p>
+      <w:pPr/>
+      <w:r>
+        <w:rPr>
+          <w:lang w:val="hi_IN" w:bidi="hi_IN"/>
+        </w:rPr>
+      </w:r>
+      <w:r>
+        <w:rPr>
+          <w:b/>
+          <w:lang w:val="hi_IN" w:bidi="hi_IN"/>
+        </w:rPr>
         <w:t>"हमारे"</w:t>
       </w:r>
     </w:p>
@@ -16885,6 +19750,21 @@
           <w:b/>
           <w:lang w:val="hi_IN" w:bidi="hi_IN"/>
         </w:rPr>
+        <w:t>οἱ ἡμέτεροι</w:t>
+      </w:r>
+    </w:p>
+    <w:p>
+      <w:pPr/>
+      <w:r>
+        <w:rPr>
+          <w:lang w:val="hi_IN" w:bidi="hi_IN"/>
+        </w:rPr>
+      </w:r>
+      <w:r>
+        <w:rPr>
+          <w:b/>
+          <w:lang w:val="hi_IN" w:bidi="hi_IN"/>
+        </w:rPr>
         <w:t>"हमारे"</w:t>
       </w:r>
     </w:p>
@@ -16975,6 +19855,21 @@
           <w:b/>
           <w:lang w:val="hi_IN" w:bidi="hi_IN"/>
         </w:rPr>
+        <w:t>εἰς τὰς ἀναγκαίας χρείας</w:t>
+      </w:r>
+    </w:p>
+    <w:p>
+      <w:pPr/>
+      <w:r>
+        <w:rPr>
+          <w:lang w:val="hi_IN" w:bidi="hi_IN"/>
+        </w:rPr>
+      </w:r>
+      <w:r>
+        <w:rPr>
+          <w:b/>
+          <w:lang w:val="hi_IN" w:bidi="hi_IN"/>
+        </w:rPr>
         <w:t>"आवश्यकताओं को पूरा करने"</w:t>
       </w:r>
       <w:r>
@@ -17053,6 +19948,21 @@
           <w:b/>
           <w:lang w:val="hi_IN" w:bidi="hi_IN"/>
         </w:rPr>
+        <w:t>ἵνα μὴ ὦσιν ἄκαρποι</w:t>
+      </w:r>
+    </w:p>
+    <w:p>
+      <w:pPr/>
+      <w:r>
+        <w:rPr>
+          <w:lang w:val="hi_IN" w:bidi="hi_IN"/>
+        </w:rPr>
+      </w:r>
+      <w:r>
+        <w:rPr>
+          <w:b/>
+          <w:lang w:val="hi_IN" w:bidi="hi_IN"/>
+        </w:rPr>
         <w:t>"ताकि निष्फल न रहें"</w:t>
       </w:r>
     </w:p>
@@ -17136,6 +20046,21 @@
           <w:b/>
           <w:lang w:val="hi_IN" w:bidi="hi_IN"/>
         </w:rPr>
+        <w:t>ἵνα μὴ ὦσιν ἄκαρποι</w:t>
+      </w:r>
+    </w:p>
+    <w:p>
+      <w:pPr/>
+      <w:r>
+        <w:rPr>
+          <w:lang w:val="hi_IN" w:bidi="hi_IN"/>
+        </w:rPr>
+      </w:r>
+      <w:r>
+        <w:rPr>
+          <w:b/>
+          <w:lang w:val="hi_IN" w:bidi="hi_IN"/>
+        </w:rPr>
         <w:t>"ताकि निष्फल न रहें"</w:t>
       </w:r>
     </w:p>
@@ -17219,6 +20144,21 @@
           <w:b/>
           <w:lang w:val="hi_IN" w:bidi="hi_IN"/>
         </w:rPr>
+        <w:t>ἀσπάζονταί σε</w:t>
+      </w:r>
+    </w:p>
+    <w:p>
+      <w:pPr/>
+      <w:r>
+        <w:rPr>
+          <w:lang w:val="hi_IN" w:bidi="hi_IN"/>
+        </w:rPr>
+      </w:r>
+      <w:r>
+        <w:rPr>
+          <w:b/>
+          <w:lang w:val="hi_IN" w:bidi="hi_IN"/>
+        </w:rPr>
         <w:t>"तुझे नमस्कार"</w:t>
       </w:r>
     </w:p>
@@ -17282,6 +20222,21 @@
           <w:b/>
           <w:lang w:val="hi_IN" w:bidi="hi_IN"/>
         </w:rPr>
+        <w:t>οἱ μετ’ ἐμοῦ πάντες</w:t>
+      </w:r>
+    </w:p>
+    <w:p>
+      <w:pPr/>
+      <w:r>
+        <w:rPr>
+          <w:lang w:val="hi_IN" w:bidi="hi_IN"/>
+        </w:rPr>
+      </w:r>
+      <w:r>
+        <w:rPr>
+          <w:b/>
+          <w:lang w:val="hi_IN" w:bidi="hi_IN"/>
+        </w:rPr>
         <w:t>"मेरे सब"</w:t>
       </w:r>
     </w:p>
@@ -17361,6 +20316,21 @@
           <w:b/>
           <w:lang w:val="hi_IN" w:bidi="hi_IN"/>
         </w:rPr>
+        <w:t>τοὺς φιλοῦντας ἡμᾶς ἐν πίστει</w:t>
+      </w:r>
+    </w:p>
+    <w:p>
+      <w:pPr/>
+      <w:r>
+        <w:rPr>
+          <w:lang w:val="hi_IN" w:bidi="hi_IN"/>
+        </w:rPr>
+      </w:r>
+      <w:r>
+        <w:rPr>
+          <w:b/>
+          <w:lang w:val="hi_IN" w:bidi="hi_IN"/>
+        </w:rPr>
         <w:t>"विश्वास के कारण हम से प्रेम रखते हैं"</w:t>
       </w:r>
     </w:p>
@@ -17446,6 +20416,21 @@
           <w:b/>
           <w:lang w:val="hi_IN" w:bidi="hi_IN"/>
         </w:rPr>
+        <w:t>ἡμᾶς</w:t>
+      </w:r>
+    </w:p>
+    <w:p>
+      <w:pPr/>
+      <w:r>
+        <w:rPr>
+          <w:lang w:val="hi_IN" w:bidi="hi_IN"/>
+        </w:rPr>
+      </w:r>
+      <w:r>
+        <w:rPr>
+          <w:b/>
+          <w:lang w:val="hi_IN" w:bidi="hi_IN"/>
+        </w:rPr>
         <w:t>"हम से प्रेम रखते हैं"</w:t>
       </w:r>
     </w:p>
@@ -17536,6 +20521,21 @@
           <w:b/>
           <w:lang w:val="hi_IN" w:bidi="hi_IN"/>
         </w:rPr>
+        <w:t>ἡ χάρις μετὰ πάντων ὑμῶν</w:t>
+      </w:r>
+    </w:p>
+    <w:p>
+      <w:pPr/>
+      <w:r>
+        <w:rPr>
+          <w:lang w:val="hi_IN" w:bidi="hi_IN"/>
+        </w:rPr>
+      </w:r>
+      <w:r>
+        <w:rPr>
+          <w:b/>
+          <w:lang w:val="hi_IN" w:bidi="hi_IN"/>
+        </w:rPr>
         <w:t>"तुम सब पर अनुग्रह होता रहे"</w:t>
       </w:r>
     </w:p>
@@ -17585,6 +20585,21 @@
         <w:rPr>
           <w:lang w:val="hi_IN" w:bidi="hi_IN"/>
         </w:rPr>
+      </w:r>
+    </w:p>
+    <w:p>
+      <w:pPr/>
+      <w:r>
+        <w:rPr>
+          <w:lang w:val="hi_IN" w:bidi="hi_IN"/>
+        </w:rPr>
+      </w:r>
+      <w:r>
+        <w:rPr>
+          <w:b/>
+          <w:lang w:val="hi_IN" w:bidi="hi_IN"/>
+        </w:rPr>
+        <w:t>ὑμῶν</w:t>
       </w:r>
     </w:p>
     <w:p>

--- a/hin/docx/56.content.docx
+++ b/hin/docx/56.content.docx
@@ -581,7 +581,7 @@
           <w:b/>
           <w:lang w:val="hi_IN" w:bidi="hi_IN"/>
         </w:rPr>
-        <w:t>κατὰ πίστιν ἐκλεκτῶν Θεοῦ καὶ ἐπίγνωσιν ἀληθείας</w:t>
+        <w:t>κατὰ πίστιν ἐκλεκτῶν Θεοῦ, καὶ ἐπίγνωσιν ἀληθείας</w:t>
       </w:r>
     </w:p>
     <w:p>
@@ -7392,7 +7392,7 @@
           <w:b/>
           <w:lang w:val="hi_IN" w:bidi="hi_IN"/>
         </w:rPr>
-        <w:t>ὑγιαίνοντας τῇ πίστει τῇ ἀγάπῃ, τῇ ὑπομονῇ</w:t>
+        <w:t>ὑγιαίνοντας τῇ πίστει, τῇ ἀγάπῃ, τῇ ὑπομονῇ</w:t>
       </w:r>
     </w:p>
     <w:p>
@@ -11421,7 +11421,7 @@
           <w:b/>
           <w:lang w:val="hi_IN" w:bidi="hi_IN"/>
         </w:rPr>
-        <w:t>ἐπεφάνη γὰρ ἡ χάρις τοῦ Θεοῦ σωτήριος πᾶσιν ἀνθρώποις</w:t>
+        <w:t>ἐπεφάνη γὰρ ἡ χάρις τοῦ Θεοῦ, σωτήριος πᾶσιν ἀνθρώποις</w:t>
       </w:r>
     </w:p>
     <w:p>
@@ -12169,7 +12169,7 @@
           <w:b/>
           <w:lang w:val="hi_IN" w:bidi="hi_IN"/>
         </w:rPr>
-        <w:t>ἀσέβειαν &amp; εὐσεβῶς</w:t>
+        <w:t>τὴν ἀσέβειαν &amp; εὐσεβῶς</w:t>
       </w:r>
     </w:p>
     <w:p>
@@ -16616,7 +16616,7 @@
           <w:b/>
           <w:lang w:val="hi_IN" w:bidi="hi_IN"/>
         </w:rPr>
-        <w:t>οὗ ἐξέχεεν ἐφ’ ἡμᾶς πλουσίως,</w:t>
+        <w:t>οὗ ἐξέχεεν ἐφ’ ἡμᾶς πλουσίως</w:t>
       </w:r>
     </w:p>
     <w:p>

--- a/hin/docx/56.content.docx
+++ b/hin/docx/56.content.docx
@@ -561,6 +561,163 @@
         <w:rPr>
           <w:lang w:val="hi_IN" w:bidi="hi_IN"/>
         </w:rPr>
+        <w:t>तीतुस - अध्याय 1 परिचय</w:t>
+      </w:r>
+      <w:r>
+        <w:rPr>
+          <w:lang w:val="hi_IN" w:bidi="hi_IN"/>
+        </w:rPr>
+      </w:r>
+    </w:p>
+    <w:p>
+      <w:pPr>
+        <w:pStyle w:val="Heading3"/>
+      </w:pPr>
+      <w:r>
+        <w:rPr>
+          <w:lang w:val="hi_IN" w:bidi="hi_IN"/>
+        </w:rPr>
+        <w:t>संरचना और संरूपण</w:t>
+      </w:r>
+    </w:p>
+    <w:p>
+      <w:pPr/>
+      <w:r>
+        <w:rPr>
+          <w:lang w:val="hi_IN" w:bidi="hi_IN"/>
+        </w:rPr>
+      </w:r>
+      <w:r>
+        <w:rPr>
+          <w:lang w:val="hi_IN" w:bidi="hi_IN"/>
+        </w:rPr>
+        <w:t>पौलुस औपचारिक रूप से इस पत्र का परिचय पद 1–4 में देते हैं। लेखक अक्सर प्राचीन पश्चिमी एशिया में इस प्रकार से पत्र शुरू करते थे।</w:t>
+      </w:r>
+    </w:p>
+    <w:p>
+      <w:pPr/>
+      <w:r>
+        <w:rPr>
+          <w:lang w:val="hi_IN" w:bidi="hi_IN"/>
+        </w:rPr>
+      </w:r>
+      <w:r>
+        <w:rPr>
+          <w:lang w:val="hi_IN" w:bidi="hi_IN"/>
+        </w:rPr>
+        <w:t xml:space="preserve">पद 6–9 में, पौलुस कई गुणों की सूची देते हैं जो एक व्यक्ति में होने चाहिए यदि वे कलीसिया में एक प्राचीन बनना चाहते हैं। (देखें: </w:t>
+      </w:r>
+      <w:r>
+        <w:rPr>
+          <w:lang w:val="hi_IN" w:bidi="hi_IN"/>
+        </w:rPr>
+        <w:t>भाववाचक संज्ञाएँ</w:t>
+      </w:r>
+      <w:r>
+        <w:rPr>
+          <w:lang w:val="hi_IN" w:bidi="hi_IN"/>
+        </w:rPr>
+        <w:t>) पौलुस 1 तीमुथियुस 3 में एक समान सूची देते हैं।</w:t>
+      </w:r>
+    </w:p>
+    <w:p>
+      <w:pPr>
+        <w:pStyle w:val="Heading3"/>
+      </w:pPr>
+      <w:r>
+        <w:rPr>
+          <w:lang w:val="hi_IN" w:bidi="hi_IN"/>
+        </w:rPr>
+        <w:t>इस अध्याय की प्रमुख अवधारणाएँ</w:t>
+      </w:r>
+    </w:p>
+    <w:p>
+      <w:pPr>
+        <w:pStyle w:val="Heading4"/>
+      </w:pPr>
+      <w:r>
+        <w:rPr>
+          <w:lang w:val="hi_IN" w:bidi="hi_IN"/>
+        </w:rPr>
+        <w:t>प्राचीन</w:t>
+      </w:r>
+    </w:p>
+    <w:p>
+      <w:pPr/>
+      <w:r>
+        <w:rPr>
+          <w:lang w:val="hi_IN" w:bidi="hi_IN"/>
+        </w:rPr>
+      </w:r>
+      <w:r>
+        <w:rPr>
+          <w:lang w:val="hi_IN" w:bidi="hi_IN"/>
+        </w:rPr>
+        <w:t>कलीसिया ने अपने अगुवों के लिए विभिन्न शीर्षक उपयोग किए हैं। कुछ शीर्षकों में अध्यक्ष, प्राचीन, शिक्षक और रखवाला जैसे शब्द शामिल हैं।</w:t>
+      </w:r>
+    </w:p>
+    <w:p>
+      <w:pPr>
+        <w:pStyle w:val="Heading3"/>
+      </w:pPr>
+      <w:r>
+        <w:rPr>
+          <w:lang w:val="hi_IN" w:bidi="hi_IN"/>
+        </w:rPr>
+        <w:t>इस अध्याय में अन्य संभावित अनुवाद कठिनाइयाँ</w:t>
+      </w:r>
+    </w:p>
+    <w:p>
+      <w:pPr>
+        <w:pStyle w:val="Heading3"/>
+      </w:pPr>
+      <w:r>
+        <w:rPr>
+          <w:lang w:val="hi_IN" w:bidi="hi_IN"/>
+        </w:rPr>
+        <w:t>चाहिए, हो सकता है, अवश्य</w:t>
+      </w:r>
+    </w:p>
+    <w:p>
+      <w:pPr/>
+      <w:r>
+        <w:rPr>
+          <w:lang w:val="hi_IN" w:bidi="hi_IN"/>
+        </w:rPr>
+      </w:r>
+      <w:r>
+        <w:rPr>
+          <w:lang w:val="hi_IN" w:bidi="hi_IN"/>
+        </w:rPr>
+        <w:t>यू.यल.टी. विभिन्न शब्दों का उपयोग करता है जो आवश्यकताओं या दायित्वों को इंगित करते हैं। इन क्रियाओं के साथ जोर के विभिन्न स्तर जुड़े हुए हैं। सूक्ष्म अंतर का अनुवाद करना कठिन हो सकता है। यू.एस.टी इन क्रियाओं का अनुवाद अधिक सामान्य तरीके से करता है।</w:t>
+      </w:r>
+      <w:r>
+        <w:rPr>
+          <w:lang w:val="hi_IN" w:bidi="hi_IN"/>
+        </w:rPr>
+      </w:r>
+      <w:r>
+        <w:rPr>
+          <w:lang w:val="hi_IN" w:bidi="hi_IN"/>
+        </w:rPr>
+      </w:r>
+    </w:p>
+    <w:p>
+      <w:pPr/>
+      <w:r>
+        <w:rPr>
+          <w:lang w:val="hi_IN" w:bidi="hi_IN"/>
+        </w:rPr>
+      </w:r>
+    </w:p>
+    <w:p>
+      <w:pPr>
+        <w:pStyle w:val="Heading2"/>
+      </w:pPr>
+      <w:r>
+        <w:rPr>
+          <w:lang w:val="hi_IN" w:bidi="hi_IN"/>
+        </w:rPr>
         <w:t>तीतुस 1:1 (#1)</w:t>
       </w:r>
       <w:r>
@@ -6762,6 +6919,127 @@
           <w:lang w:val="hi_IN" w:bidi="hi_IN"/>
         </w:rPr>
         <w:t>जिस तरह से वे जीते हैं उससे सिद्ध होता है कि वे उसे नहीं जानते हैं</w:t>
+      </w:r>
+      <w:r>
+        <w:rPr>
+          <w:lang w:val="hi_IN" w:bidi="hi_IN"/>
+        </w:rPr>
+      </w:r>
+      <w:r>
+        <w:rPr>
+          <w:lang w:val="hi_IN" w:bidi="hi_IN"/>
+        </w:rPr>
+      </w:r>
+    </w:p>
+    <w:p>
+      <w:pPr/>
+      <w:r>
+        <w:rPr>
+          <w:lang w:val="hi_IN" w:bidi="hi_IN"/>
+        </w:rPr>
+      </w:r>
+    </w:p>
+    <w:p>
+      <w:pPr>
+        <w:pStyle w:val="Heading2"/>
+      </w:pPr>
+      <w:r>
+        <w:rPr>
+          <w:lang w:val="hi_IN" w:bidi="hi_IN"/>
+        </w:rPr>
+        <w:t>तीतुस - अध्याय 2 परिचय</w:t>
+      </w:r>
+      <w:r>
+        <w:rPr>
+          <w:lang w:val="hi_IN" w:bidi="hi_IN"/>
+        </w:rPr>
+      </w:r>
+    </w:p>
+    <w:p>
+      <w:pPr/>
+      <w:r>
+        <w:rPr>
+          <w:lang w:val="hi_IN" w:bidi="hi_IN"/>
+        </w:rPr>
+      </w:r>
+      <w:r>
+        <w:rPr>
+          <w:lang w:val="hi_IN" w:bidi="hi_IN"/>
+        </w:rPr>
+        <w:t xml:space="preserve">पौलुस तीतुस को परमेश्वर के वचन का प्रचार करने का कारण बताते रहते हैं, और समझाते हैं कि वृद्ध पुरुषों, </w:t>
+      </w:r>
+      <w:r>
+        <w:rPr>
+          <w:lang w:val="hi_IN" w:bidi="hi_IN"/>
+        </w:rPr>
+        <w:t>बूढ़ी स्त्रियों</w:t>
+      </w:r>
+      <w:r>
+        <w:rPr>
+          <w:lang w:val="hi_IN" w:bidi="hi_IN"/>
+        </w:rPr>
+        <w:t>, जवान पुरुषों, और गुलामों या दासों को विश्वासियों के रूप में कैसे जीवन व्यतीत करना चाहिए।</w:t>
+      </w:r>
+    </w:p>
+    <w:p>
+      <w:pPr>
+        <w:pStyle w:val="Heading3"/>
+      </w:pPr>
+      <w:r>
+        <w:rPr>
+          <w:lang w:val="hi_IN" w:bidi="hi_IN"/>
+        </w:rPr>
+        <w:t>इस अध्याय की विशेष अवधारणाएँ</w:t>
+      </w:r>
+    </w:p>
+    <w:p>
+      <w:pPr>
+        <w:pStyle w:val="Heading4"/>
+      </w:pPr>
+      <w:r>
+        <w:rPr>
+          <w:lang w:val="hi_IN" w:bidi="hi_IN"/>
+        </w:rPr>
+        <w:t>लिंग आधारित जिम्मेदारियाँ</w:t>
+      </w:r>
+    </w:p>
+    <w:p>
+      <w:pPr/>
+      <w:r>
+        <w:rPr>
+          <w:lang w:val="hi_IN" w:bidi="hi_IN"/>
+        </w:rPr>
+      </w:r>
+      <w:r>
+        <w:rPr>
+          <w:lang w:val="hi_IN" w:bidi="hi_IN"/>
+        </w:rPr>
+        <w:t>विद्वानों के बीच इस विषय को इसके ऐतिहासिक और सांस्कृतिक संदर्भ में समझने को लेकर मतभेद हैं। कुछ विद्वान मानते हैं कि पुरुष और स्त्रियाँ सभी मामलों में पूरी तरह से समान हैं। अन्य विद्वान मानते हैं कि परमेश्वर ने पुरुषों और स्त्रियों को विवाह और कलीसिया में विशिष्ट रूप से अलग भूमिकाओं में सेवा करने के लिए बनाया है। अनुवादकों को सावधान रहना चाहिए कि इस मुद्दे पर उनकी समझ इस गद्यांश के अनुवाद को प्रभावित न करे।</w:t>
+      </w:r>
+    </w:p>
+    <w:p>
+      <w:pPr>
+        <w:pStyle w:val="Heading4"/>
+      </w:pPr>
+      <w:r>
+        <w:rPr>
+          <w:lang w:val="hi_IN" w:bidi="hi_IN"/>
+        </w:rPr>
+        <w:t>दासत्व</w:t>
+      </w:r>
+    </w:p>
+    <w:p>
+      <w:pPr/>
+      <w:r>
+        <w:rPr>
+          <w:lang w:val="hi_IN" w:bidi="hi_IN"/>
+        </w:rPr>
+      </w:r>
+      <w:r>
+        <w:rPr>
+          <w:lang w:val="hi_IN" w:bidi="hi_IN"/>
+        </w:rPr>
+        <w:t>पौलुस इस अध्याय में यह नहीं लिखते कि दासत्व अच्छा है या बुरा; पौलुस दासों को यह सिखाते हैं कि वे अपने स्वामियों की विश्वासयोग्यता से सेवा करें। वह सभी विश्वासियों को यह सिखाते हैं कि वे हर परिस्थिति में धार्मिकता और सही तरीके से जीवन व्यतीत करें।</w:t>
       </w:r>
       <w:r>
         <w:rPr>
@@ -14144,6 +14422,157 @@
         <w:rPr>
           <w:lang w:val="hi_IN" w:bidi="hi_IN"/>
         </w:rPr>
+        <w:t>तीतुस - अध्याय 3 परिचय</w:t>
+      </w:r>
+      <w:r>
+        <w:rPr>
+          <w:lang w:val="hi_IN" w:bidi="hi_IN"/>
+        </w:rPr>
+      </w:r>
+    </w:p>
+    <w:p>
+      <w:pPr>
+        <w:pStyle w:val="Heading3"/>
+      </w:pPr>
+      <w:r>
+        <w:rPr>
+          <w:lang w:val="hi_IN" w:bidi="hi_IN"/>
+        </w:rPr>
+        <w:t>संरचना और संरूपण</w:t>
+      </w:r>
+    </w:p>
+    <w:p>
+      <w:pPr/>
+      <w:r>
+        <w:rPr>
+          <w:lang w:val="hi_IN" w:bidi="hi_IN"/>
+        </w:rPr>
+      </w:r>
+      <w:r>
+        <w:rPr>
+          <w:lang w:val="hi_IN" w:bidi="hi_IN"/>
+        </w:rPr>
+        <w:t>इस अध्याय में, पौलुस तीतुस को निर्देश देते हैं कि क्रेते में उनकी देखभाल में प्राचीनों और लोगों को कैसे शिक्षा देनी है।</w:t>
+      </w:r>
+    </w:p>
+    <w:p>
+      <w:pPr/>
+      <w:r>
+        <w:rPr>
+          <w:lang w:val="hi_IN" w:bidi="hi_IN"/>
+        </w:rPr>
+      </w:r>
+      <w:r>
+        <w:rPr>
+          <w:lang w:val="hi_IN" w:bidi="hi_IN"/>
+        </w:rPr>
+        <w:t>पद 1–7 में पौलुस यह समझाते हैं कि कैसे परमेश्वर की दया से पवित्र आत्मा हमारे जीवन को नया बनाते हैं और हमें एक नए तरीके से जीने के लिए प्रेरित करते हैं।</w:t>
+      </w:r>
+    </w:p>
+    <w:p>
+      <w:pPr/>
+      <w:r>
+        <w:rPr>
+          <w:lang w:val="hi_IN" w:bidi="hi_IN"/>
+        </w:rPr>
+      </w:r>
+      <w:r>
+        <w:rPr>
+          <w:lang w:val="hi_IN" w:bidi="hi_IN"/>
+        </w:rPr>
+        <w:t>पद 8–11 में पौलुस यह समझाते हैं कि तीतुस को किन बातों से बचना चाहिए और उन लोगों के साथ कैसे व्यवहार करना चाहिए जो विश्वासियों के बीच विवाद उत्पन्न करते हैं।</w:t>
+      </w:r>
+    </w:p>
+    <w:p>
+      <w:pPr/>
+      <w:r>
+        <w:rPr>
+          <w:lang w:val="hi_IN" w:bidi="hi_IN"/>
+        </w:rPr>
+      </w:r>
+      <w:r>
+        <w:rPr>
+          <w:lang w:val="hi_IN" w:bidi="hi_IN"/>
+        </w:rPr>
+        <w:t>पद 12–15 में, पौलुस तीतुस को यह बताते हुए पत्र को समाप्त करते हैं कि क्रेते में प्राचीनों की नियुक्ति के बाद उन्हें क्या करना चाहिए और पौलुस के साथ जो लोग थे उनकी ओर से अभिवादन भेजते हैं।</w:t>
+      </w:r>
+    </w:p>
+    <w:p>
+      <w:pPr/>
+      <w:r>
+        <w:rPr>
+          <w:lang w:val="hi_IN" w:bidi="hi_IN"/>
+        </w:rPr>
+      </w:r>
+      <w:r>
+        <w:rPr>
+          <w:lang w:val="hi_IN" w:bidi="hi_IN"/>
+        </w:rPr>
+        <w:t>पद 15 औपचारिक रूप से इस पत्र का समापन करता है। प्राचीन पश्चिमी एशिया में पत्र समाप्त करने का यह एक सामान्य तरीका था।</w:t>
+      </w:r>
+    </w:p>
+    <w:p>
+      <w:pPr>
+        <w:pStyle w:val="Heading3"/>
+      </w:pPr>
+      <w:r>
+        <w:rPr>
+          <w:lang w:val="hi_IN" w:bidi="hi_IN"/>
+        </w:rPr>
+        <w:t>इस अध्याय की विशेष अवधारणाएँ</w:t>
+      </w:r>
+    </w:p>
+    <w:p>
+      <w:pPr>
+        <w:pStyle w:val="Heading4"/>
+      </w:pPr>
+      <w:r>
+        <w:rPr>
+          <w:lang w:val="hi_IN" w:bidi="hi_IN"/>
+        </w:rPr>
+        <w:t>वंशावलियाँ</w:t>
+      </w:r>
+    </w:p>
+    <w:p>
+      <w:pPr/>
+      <w:r>
+        <w:rPr>
+          <w:lang w:val="hi_IN" w:bidi="hi_IN"/>
+        </w:rPr>
+      </w:r>
+      <w:r>
+        <w:rPr>
+          <w:lang w:val="hi_IN" w:bidi="hi_IN"/>
+        </w:rPr>
+        <w:t>वंशावलियाँ (पद 9) उन सूचियों को कहते हैं जो किसी व्यक्ति के पूर्वजों या वंशजों को दर्ज करती हैं और दिखाती हैं कि वह व्यक्ति किस गोत्र और परिवार से आया है। उदाहरण के लिए, याजक, लेवी के गोत्र और हारून के परिवार से आते थे। इनमें से कुछ सूचियों में पूर्वजों की कहानियाँ और यहाँ तक कि आत्मिक प्राणियों की कहानियाँ भी शामिल होती थीं। इन सूचियों और कहानियों का उपयोग यह तर्क करने के लिए किया जाता था कि चीजें कहाँ से आईं और विभिन्न लोग कितने महत्वपूर्ण थे।</w:t>
+      </w:r>
+      <w:r>
+        <w:rPr>
+          <w:lang w:val="hi_IN" w:bidi="hi_IN"/>
+        </w:rPr>
+      </w:r>
+      <w:r>
+        <w:rPr>
+          <w:lang w:val="hi_IN" w:bidi="hi_IN"/>
+        </w:rPr>
+      </w:r>
+    </w:p>
+    <w:p>
+      <w:pPr/>
+      <w:r>
+        <w:rPr>
+          <w:lang w:val="hi_IN" w:bidi="hi_IN"/>
+        </w:rPr>
+      </w:r>
+    </w:p>
+    <w:p>
+      <w:pPr>
+        <w:pStyle w:val="Heading2"/>
+      </w:pPr>
+      <w:r>
+        <w:rPr>
+          <w:lang w:val="hi_IN" w:bidi="hi_IN"/>
+        </w:rPr>
         <w:t>तीतुस 3:1 (#2)</w:t>
       </w:r>
       <w:r>
@@ -20642,435 +21071,6 @@
           <w:lang w:val="hi_IN" w:bidi="hi_IN"/>
         </w:rPr>
         <w:t xml:space="preserve"> बहुवचन है। यह आशीष तीतुस और क्रेते के सभी विश्वासियों के लिए है।</w:t>
-      </w:r>
-      <w:r>
-        <w:rPr>
-          <w:lang w:val="hi_IN" w:bidi="hi_IN"/>
-        </w:rPr>
-      </w:r>
-      <w:r>
-        <w:rPr>
-          <w:lang w:val="hi_IN" w:bidi="hi_IN"/>
-        </w:rPr>
-      </w:r>
-    </w:p>
-    <w:p>
-      <w:pPr/>
-      <w:r>
-        <w:rPr>
-          <w:lang w:val="hi_IN" w:bidi="hi_IN"/>
-        </w:rPr>
-      </w:r>
-    </w:p>
-    <w:p>
-      <w:pPr>
-        <w:pStyle w:val="Heading2"/>
-      </w:pPr>
-      <w:r>
-        <w:rPr>
-          <w:lang w:val="hi_IN" w:bidi="hi_IN"/>
-        </w:rPr>
-        <w:t>तीतुस - अध्याय 1 परिचय</w:t>
-      </w:r>
-      <w:r>
-        <w:rPr>
-          <w:lang w:val="hi_IN" w:bidi="hi_IN"/>
-        </w:rPr>
-      </w:r>
-    </w:p>
-    <w:p>
-      <w:pPr>
-        <w:pStyle w:val="Heading3"/>
-      </w:pPr>
-      <w:r>
-        <w:rPr>
-          <w:lang w:val="hi_IN" w:bidi="hi_IN"/>
-        </w:rPr>
-        <w:t>संरचना और संरूपण</w:t>
-      </w:r>
-    </w:p>
-    <w:p>
-      <w:pPr/>
-      <w:r>
-        <w:rPr>
-          <w:lang w:val="hi_IN" w:bidi="hi_IN"/>
-        </w:rPr>
-      </w:r>
-      <w:r>
-        <w:rPr>
-          <w:lang w:val="hi_IN" w:bidi="hi_IN"/>
-        </w:rPr>
-        <w:t>पौलुस औपचारिक रूप से इस पत्र का परिचय पद 1–4 में देते हैं। लेखक अक्सर प्राचीन पश्चिमी एशिया में इस प्रकार से पत्र शुरू करते थे।</w:t>
-      </w:r>
-    </w:p>
-    <w:p>
-      <w:pPr/>
-      <w:r>
-        <w:rPr>
-          <w:lang w:val="hi_IN" w:bidi="hi_IN"/>
-        </w:rPr>
-      </w:r>
-      <w:r>
-        <w:rPr>
-          <w:lang w:val="hi_IN" w:bidi="hi_IN"/>
-        </w:rPr>
-        <w:t xml:space="preserve">पद 6–9 में, पौलुस कई गुणों की सूची देते हैं जो एक व्यक्ति में होने चाहिए यदि वे कलीसिया में एक प्राचीन बनना चाहते हैं। (देखें: </w:t>
-      </w:r>
-      <w:r>
-        <w:rPr>
-          <w:lang w:val="hi_IN" w:bidi="hi_IN"/>
-        </w:rPr>
-        <w:t>भाववाचक संज्ञाएँ</w:t>
-      </w:r>
-      <w:r>
-        <w:rPr>
-          <w:lang w:val="hi_IN" w:bidi="hi_IN"/>
-        </w:rPr>
-        <w:t>) पौलुस 1 तीमुथियुस 3 में एक समान सूची देते हैं।</w:t>
-      </w:r>
-    </w:p>
-    <w:p>
-      <w:pPr>
-        <w:pStyle w:val="Heading3"/>
-      </w:pPr>
-      <w:r>
-        <w:rPr>
-          <w:lang w:val="hi_IN" w:bidi="hi_IN"/>
-        </w:rPr>
-        <w:t>इस अध्याय की प्रमुख अवधारणाएँ</w:t>
-      </w:r>
-    </w:p>
-    <w:p>
-      <w:pPr>
-        <w:pStyle w:val="Heading4"/>
-      </w:pPr>
-      <w:r>
-        <w:rPr>
-          <w:lang w:val="hi_IN" w:bidi="hi_IN"/>
-        </w:rPr>
-        <w:t>प्राचीन</w:t>
-      </w:r>
-    </w:p>
-    <w:p>
-      <w:pPr/>
-      <w:r>
-        <w:rPr>
-          <w:lang w:val="hi_IN" w:bidi="hi_IN"/>
-        </w:rPr>
-      </w:r>
-      <w:r>
-        <w:rPr>
-          <w:lang w:val="hi_IN" w:bidi="hi_IN"/>
-        </w:rPr>
-        <w:t>कलीसिया ने अपने अगुवों के लिए विभिन्न शीर्षक उपयोग किए हैं। कुछ शीर्षकों में अध्यक्ष, प्राचीन, शिक्षक और रखवाला जैसे शब्द शामिल हैं।</w:t>
-      </w:r>
-    </w:p>
-    <w:p>
-      <w:pPr>
-        <w:pStyle w:val="Heading3"/>
-      </w:pPr>
-      <w:r>
-        <w:rPr>
-          <w:lang w:val="hi_IN" w:bidi="hi_IN"/>
-        </w:rPr>
-        <w:t>इस अध्याय में अन्य संभावित अनुवाद कठिनाइयाँ</w:t>
-      </w:r>
-    </w:p>
-    <w:p>
-      <w:pPr>
-        <w:pStyle w:val="Heading3"/>
-      </w:pPr>
-      <w:r>
-        <w:rPr>
-          <w:lang w:val="hi_IN" w:bidi="hi_IN"/>
-        </w:rPr>
-        <w:t>चाहिए, हो सकता है, अवश्य</w:t>
-      </w:r>
-    </w:p>
-    <w:p>
-      <w:pPr/>
-      <w:r>
-        <w:rPr>
-          <w:lang w:val="hi_IN" w:bidi="hi_IN"/>
-        </w:rPr>
-      </w:r>
-      <w:r>
-        <w:rPr>
-          <w:lang w:val="hi_IN" w:bidi="hi_IN"/>
-        </w:rPr>
-        <w:t>यू.यल.टी. विभिन्न शब्दों का उपयोग करता है जो आवश्यकताओं या दायित्वों को इंगित करते हैं। इन क्रियाओं के साथ जोर के विभिन्न स्तर जुड़े हुए हैं। सूक्ष्म अंतर का अनुवाद करना कठिन हो सकता है। यू.एस.टी इन क्रियाओं का अनुवाद अधिक सामान्य तरीके से करता है।</w:t>
-      </w:r>
-      <w:r>
-        <w:rPr>
-          <w:lang w:val="hi_IN" w:bidi="hi_IN"/>
-        </w:rPr>
-      </w:r>
-      <w:r>
-        <w:rPr>
-          <w:lang w:val="hi_IN" w:bidi="hi_IN"/>
-        </w:rPr>
-      </w:r>
-    </w:p>
-    <w:p>
-      <w:pPr/>
-      <w:r>
-        <w:rPr>
-          <w:lang w:val="hi_IN" w:bidi="hi_IN"/>
-        </w:rPr>
-      </w:r>
-    </w:p>
-    <w:p>
-      <w:pPr>
-        <w:pStyle w:val="Heading2"/>
-      </w:pPr>
-      <w:r>
-        <w:rPr>
-          <w:lang w:val="hi_IN" w:bidi="hi_IN"/>
-        </w:rPr>
-        <w:t>तीतुस - अध्याय 2 परिचय</w:t>
-      </w:r>
-      <w:r>
-        <w:rPr>
-          <w:lang w:val="hi_IN" w:bidi="hi_IN"/>
-        </w:rPr>
-      </w:r>
-    </w:p>
-    <w:p>
-      <w:pPr/>
-      <w:r>
-        <w:rPr>
-          <w:lang w:val="hi_IN" w:bidi="hi_IN"/>
-        </w:rPr>
-      </w:r>
-      <w:r>
-        <w:rPr>
-          <w:lang w:val="hi_IN" w:bidi="hi_IN"/>
-        </w:rPr>
-        <w:t xml:space="preserve">पौलुस तीतुस को परमेश्वर के वचन का प्रचार करने का कारण बताते रहते हैं, और समझाते हैं कि वृद्ध पुरुषों, </w:t>
-      </w:r>
-      <w:r>
-        <w:rPr>
-          <w:lang w:val="hi_IN" w:bidi="hi_IN"/>
-        </w:rPr>
-        <w:t>बूढ़ी स्त्रियों</w:t>
-      </w:r>
-      <w:r>
-        <w:rPr>
-          <w:lang w:val="hi_IN" w:bidi="hi_IN"/>
-        </w:rPr>
-        <w:t>, जवान पुरुषों, और गुलामों या दासों को विश्वासियों के रूप में कैसे जीवन व्यतीत करना चाहिए।</w:t>
-      </w:r>
-    </w:p>
-    <w:p>
-      <w:pPr>
-        <w:pStyle w:val="Heading3"/>
-      </w:pPr>
-      <w:r>
-        <w:rPr>
-          <w:lang w:val="hi_IN" w:bidi="hi_IN"/>
-        </w:rPr>
-        <w:t>इस अध्याय की विशेष अवधारणाएँ</w:t>
-      </w:r>
-    </w:p>
-    <w:p>
-      <w:pPr>
-        <w:pStyle w:val="Heading4"/>
-      </w:pPr>
-      <w:r>
-        <w:rPr>
-          <w:lang w:val="hi_IN" w:bidi="hi_IN"/>
-        </w:rPr>
-        <w:t>लिंग आधारित जिम्मेदारियाँ</w:t>
-      </w:r>
-    </w:p>
-    <w:p>
-      <w:pPr/>
-      <w:r>
-        <w:rPr>
-          <w:lang w:val="hi_IN" w:bidi="hi_IN"/>
-        </w:rPr>
-      </w:r>
-      <w:r>
-        <w:rPr>
-          <w:lang w:val="hi_IN" w:bidi="hi_IN"/>
-        </w:rPr>
-        <w:t>विद्वानों के बीच इस विषय को इसके ऐतिहासिक और सांस्कृतिक संदर्भ में समझने को लेकर मतभेद हैं। कुछ विद्वान मानते हैं कि पुरुष और स्त्रियाँ सभी मामलों में पूरी तरह से समान हैं। अन्य विद्वान मानते हैं कि परमेश्वर ने पुरुषों और स्त्रियों को विवाह और कलीसिया में विशिष्ट रूप से अलग भूमिकाओं में सेवा करने के लिए बनाया है। अनुवादकों को सावधान रहना चाहिए कि इस मुद्दे पर उनकी समझ इस गद्यांश के अनुवाद को प्रभावित न करे।</w:t>
-      </w:r>
-    </w:p>
-    <w:p>
-      <w:pPr>
-        <w:pStyle w:val="Heading4"/>
-      </w:pPr>
-      <w:r>
-        <w:rPr>
-          <w:lang w:val="hi_IN" w:bidi="hi_IN"/>
-        </w:rPr>
-        <w:t>दासत्व</w:t>
-      </w:r>
-    </w:p>
-    <w:p>
-      <w:pPr/>
-      <w:r>
-        <w:rPr>
-          <w:lang w:val="hi_IN" w:bidi="hi_IN"/>
-        </w:rPr>
-      </w:r>
-      <w:r>
-        <w:rPr>
-          <w:lang w:val="hi_IN" w:bidi="hi_IN"/>
-        </w:rPr>
-        <w:t>पौलुस इस अध्याय में यह नहीं लिखते कि दासत्व अच्छा है या बुरा; पौलुस दासों को यह सिखाते हैं कि वे अपने स्वामियों की विश्वासयोग्यता से सेवा करें। वह सभी विश्वासियों को यह सिखाते हैं कि वे हर परिस्थिति में धार्मिकता और सही तरीके से जीवन व्यतीत करें।</w:t>
-      </w:r>
-      <w:r>
-        <w:rPr>
-          <w:lang w:val="hi_IN" w:bidi="hi_IN"/>
-        </w:rPr>
-      </w:r>
-      <w:r>
-        <w:rPr>
-          <w:lang w:val="hi_IN" w:bidi="hi_IN"/>
-        </w:rPr>
-      </w:r>
-    </w:p>
-    <w:p>
-      <w:pPr/>
-      <w:r>
-        <w:rPr>
-          <w:lang w:val="hi_IN" w:bidi="hi_IN"/>
-        </w:rPr>
-      </w:r>
-    </w:p>
-    <w:p>
-      <w:pPr>
-        <w:pStyle w:val="Heading2"/>
-      </w:pPr>
-      <w:r>
-        <w:rPr>
-          <w:lang w:val="hi_IN" w:bidi="hi_IN"/>
-        </w:rPr>
-        <w:t>तीतुस - अध्याय 3 परिचय</w:t>
-      </w:r>
-      <w:r>
-        <w:rPr>
-          <w:lang w:val="hi_IN" w:bidi="hi_IN"/>
-        </w:rPr>
-      </w:r>
-    </w:p>
-    <w:p>
-      <w:pPr>
-        <w:pStyle w:val="Heading3"/>
-      </w:pPr>
-      <w:r>
-        <w:rPr>
-          <w:lang w:val="hi_IN" w:bidi="hi_IN"/>
-        </w:rPr>
-        <w:t>संरचना और संरूपण</w:t>
-      </w:r>
-    </w:p>
-    <w:p>
-      <w:pPr/>
-      <w:r>
-        <w:rPr>
-          <w:lang w:val="hi_IN" w:bidi="hi_IN"/>
-        </w:rPr>
-      </w:r>
-      <w:r>
-        <w:rPr>
-          <w:lang w:val="hi_IN" w:bidi="hi_IN"/>
-        </w:rPr>
-        <w:t>इस अध्याय में, पौलुस तीतुस को निर्देश देते हैं कि क्रेते में उनकी देखभाल में प्राचीनों और लोगों को कैसे शिक्षा देनी है।</w:t>
-      </w:r>
-    </w:p>
-    <w:p>
-      <w:pPr/>
-      <w:r>
-        <w:rPr>
-          <w:lang w:val="hi_IN" w:bidi="hi_IN"/>
-        </w:rPr>
-      </w:r>
-      <w:r>
-        <w:rPr>
-          <w:lang w:val="hi_IN" w:bidi="hi_IN"/>
-        </w:rPr>
-        <w:t>पद 1–7 में पौलुस यह समझाते हैं कि कैसे परमेश्वर की दया से पवित्र आत्मा हमारे जीवन को नया बनाते हैं और हमें एक नए तरीके से जीने के लिए प्रेरित करते हैं।</w:t>
-      </w:r>
-    </w:p>
-    <w:p>
-      <w:pPr/>
-      <w:r>
-        <w:rPr>
-          <w:lang w:val="hi_IN" w:bidi="hi_IN"/>
-        </w:rPr>
-      </w:r>
-      <w:r>
-        <w:rPr>
-          <w:lang w:val="hi_IN" w:bidi="hi_IN"/>
-        </w:rPr>
-        <w:t>पद 8–11 में पौलुस यह समझाते हैं कि तीतुस को किन बातों से बचना चाहिए और उन लोगों के साथ कैसे व्यवहार करना चाहिए जो विश्वासियों के बीच विवाद उत्पन्न करते हैं।</w:t>
-      </w:r>
-    </w:p>
-    <w:p>
-      <w:pPr/>
-      <w:r>
-        <w:rPr>
-          <w:lang w:val="hi_IN" w:bidi="hi_IN"/>
-        </w:rPr>
-      </w:r>
-      <w:r>
-        <w:rPr>
-          <w:lang w:val="hi_IN" w:bidi="hi_IN"/>
-        </w:rPr>
-        <w:t>पद 12–15 में, पौलुस तीतुस को यह बताते हुए पत्र को समाप्त करते हैं कि क्रेते में प्राचीनों की नियुक्ति के बाद उन्हें क्या करना चाहिए और पौलुस के साथ जो लोग थे उनकी ओर से अभिवादन भेजते हैं।</w:t>
-      </w:r>
-    </w:p>
-    <w:p>
-      <w:pPr/>
-      <w:r>
-        <w:rPr>
-          <w:lang w:val="hi_IN" w:bidi="hi_IN"/>
-        </w:rPr>
-      </w:r>
-      <w:r>
-        <w:rPr>
-          <w:lang w:val="hi_IN" w:bidi="hi_IN"/>
-        </w:rPr>
-        <w:t>पद 15 औपचारिक रूप से इस पत्र का समापन करता है। प्राचीन पश्चिमी एशिया में पत्र समाप्त करने का यह एक सामान्य तरीका था।</w:t>
-      </w:r>
-    </w:p>
-    <w:p>
-      <w:pPr>
-        <w:pStyle w:val="Heading3"/>
-      </w:pPr>
-      <w:r>
-        <w:rPr>
-          <w:lang w:val="hi_IN" w:bidi="hi_IN"/>
-        </w:rPr>
-        <w:t>इस अध्याय की विशेष अवधारणाएँ</w:t>
-      </w:r>
-    </w:p>
-    <w:p>
-      <w:pPr>
-        <w:pStyle w:val="Heading4"/>
-      </w:pPr>
-      <w:r>
-        <w:rPr>
-          <w:lang w:val="hi_IN" w:bidi="hi_IN"/>
-        </w:rPr>
-        <w:t>वंशावलियाँ</w:t>
-      </w:r>
-    </w:p>
-    <w:p>
-      <w:pPr/>
-      <w:r>
-        <w:rPr>
-          <w:lang w:val="hi_IN" w:bidi="hi_IN"/>
-        </w:rPr>
-      </w:r>
-      <w:r>
-        <w:rPr>
-          <w:lang w:val="hi_IN" w:bidi="hi_IN"/>
-        </w:rPr>
-        <w:t>वंशावलियाँ (पद 9) उन सूचियों को कहते हैं जो किसी व्यक्ति के पूर्वजों या वंशजों को दर्ज करती हैं और दिखाती हैं कि वह व्यक्ति किस गोत्र और परिवार से आया है। उदाहरण के लिए, याजक, लेवी के गोत्र और हारून के परिवार से आते थे। इनमें से कुछ सूचियों में पूर्वजों की कहानियाँ और यहाँ तक कि आत्मिक प्राणियों की कहानियाँ भी शामिल होती थीं। इन सूचियों और कहानियों का उपयोग यह तर्क करने के लिए किया जाता था कि चीजें कहाँ से आईं और विभिन्न लोग कितने महत्वपूर्ण थे।</w:t>
       </w:r>
       <w:r>
         <w:rPr>

--- a/hin/docx/56.content.docx
+++ b/hin/docx/56.content.docx
@@ -738,6 +738,21 @@
           <w:b/>
           <w:lang w:val="hi_IN" w:bidi="hi_IN"/>
         </w:rPr>
+        <w:t>κατὰ πίστιν ἐκλεκτῶν Θεοῦ, καὶ ἐπίγνωσιν ἀληθείας</w:t>
+      </w:r>
+    </w:p>
+    <w:p>
+      <w:pPr/>
+      <w:r>
+        <w:rPr>
+          <w:lang w:val="hi_IN" w:bidi="hi_IN"/>
+        </w:rPr>
+      </w:r>
+      <w:r>
+        <w:rPr>
+          <w:b/>
+          <w:lang w:val="hi_IN" w:bidi="hi_IN"/>
+        </w:rPr>
         <w:t>"के"</w:t>
       </w:r>
       <w:r>
@@ -1025,6 +1040,21 @@
           <w:b/>
           <w:lang w:val="hi_IN" w:bidi="hi_IN"/>
         </w:rPr>
+        <w:t>τῆς κατ’ εὐσέβειαν</w:t>
+      </w:r>
+    </w:p>
+    <w:p>
+      <w:pPr/>
+      <w:r>
+        <w:rPr>
+          <w:lang w:val="hi_IN" w:bidi="hi_IN"/>
+        </w:rPr>
+      </w:r>
+      <w:r>
+        <w:rPr>
+          <w:b/>
+          <w:lang w:val="hi_IN" w:bidi="hi_IN"/>
+        </w:rPr>
         <w:t>"भक्ति के"</w:t>
       </w:r>
     </w:p>
@@ -1183,6 +1213,21 @@
           <w:b/>
           <w:lang w:val="hi_IN" w:bidi="hi_IN"/>
         </w:rPr>
+        <w:t>ἐπ’ ἐλπίδι ζωῆς αἰωνίου</w:t>
+      </w:r>
+    </w:p>
+    <w:p>
+      <w:pPr/>
+      <w:r>
+        <w:rPr>
+          <w:lang w:val="hi_IN" w:bidi="hi_IN"/>
+        </w:rPr>
+      </w:r>
+      <w:r>
+        <w:rPr>
+          <w:b/>
+          <w:lang w:val="hi_IN" w:bidi="hi_IN"/>
+        </w:rPr>
         <w:t>"उस अनन्त जीवन की आशा पर"</w:t>
       </w:r>
     </w:p>
@@ -1449,6 +1494,21 @@
           <w:b/>
           <w:lang w:val="hi_IN" w:bidi="hi_IN"/>
         </w:rPr>
+        <w:t>καιροῖς ἰδίοις</w:t>
+      </w:r>
+    </w:p>
+    <w:p>
+      <w:pPr/>
+      <w:r>
+        <w:rPr>
+          <w:lang w:val="hi_IN" w:bidi="hi_IN"/>
+        </w:rPr>
+      </w:r>
+      <w:r>
+        <w:rPr>
+          <w:b/>
+          <w:lang w:val="hi_IN" w:bidi="hi_IN"/>
+        </w:rPr>
         <w:t>"ठीक समय पर अपने"</w:t>
       </w:r>
     </w:p>
@@ -2206,6 +2266,21 @@
           <w:b/>
           <w:lang w:val="hi_IN" w:bidi="hi_IN"/>
         </w:rPr>
+        <w:t>χάρις καὶ εἰρήνη ἀπὸ Θεοῦ Πατρὸς καὶ Χριστοῦ Ἰησοῦ τοῦ Σωτῆρος ἡμῶν</w:t>
+      </w:r>
+    </w:p>
+    <w:p>
+      <w:pPr/>
+      <w:r>
+        <w:rPr>
+          <w:lang w:val="hi_IN" w:bidi="hi_IN"/>
+        </w:rPr>
+      </w:r>
+      <w:r>
+        <w:rPr>
+          <w:b/>
+          <w:lang w:val="hi_IN" w:bidi="hi_IN"/>
+        </w:rPr>
         <w:t>"परमेश्वर पिता और हमारे उद्धारकर्ता मसीह यीशु की ओर से तुझे अनुग्रह और शान्ति होती रहे"</w:t>
       </w:r>
     </w:p>
@@ -2315,6 +2390,21 @@
           <w:b/>
           <w:lang w:val="hi_IN" w:bidi="hi_IN"/>
         </w:rPr>
+        <w:t>Χριστοῦ Ἰησοῦ τοῦ Σωτῆρος ἡμῶν</w:t>
+      </w:r>
+    </w:p>
+    <w:p>
+      <w:pPr/>
+      <w:r>
+        <w:rPr>
+          <w:lang w:val="hi_IN" w:bidi="hi_IN"/>
+        </w:rPr>
+      </w:r>
+      <w:r>
+        <w:rPr>
+          <w:b/>
+          <w:lang w:val="hi_IN" w:bidi="hi_IN"/>
+        </w:rPr>
         <w:t>"हमारे उद्धारकर्ता मसीह यीशु"</w:t>
       </w:r>
     </w:p>
@@ -2569,6 +2659,21 @@
           <w:b/>
           <w:lang w:val="hi_IN" w:bidi="hi_IN"/>
         </w:rPr>
+        <w:t>ἀπέλιπόν σε ἐν Κρήτῃ</w:t>
+      </w:r>
+    </w:p>
+    <w:p>
+      <w:pPr/>
+      <w:r>
+        <w:rPr>
+          <w:lang w:val="hi_IN" w:bidi="hi_IN"/>
+        </w:rPr>
+      </w:r>
+      <w:r>
+        <w:rPr>
+          <w:b/>
+          <w:lang w:val="hi_IN" w:bidi="hi_IN"/>
+        </w:rPr>
         <w:t>"मैं"</w:t>
       </w:r>
       <w:r>
@@ -2647,6 +2752,21 @@
           <w:b/>
           <w:lang w:val="hi_IN" w:bidi="hi_IN"/>
         </w:rPr>
+        <w:t>ἵνα τὰ λείποντα ἐπιδιορθώσῃ</w:t>
+      </w:r>
+    </w:p>
+    <w:p>
+      <w:pPr/>
+      <w:r>
+        <w:rPr>
+          <w:lang w:val="hi_IN" w:bidi="hi_IN"/>
+        </w:rPr>
+      </w:r>
+      <w:r>
+        <w:rPr>
+          <w:b/>
+          <w:lang w:val="hi_IN" w:bidi="hi_IN"/>
+        </w:rPr>
         <w:t>"कि"</w:t>
       </w:r>
       <w:r>
@@ -2724,6 +2844,21 @@
           <w:b/>
           <w:lang w:val="hi_IN" w:bidi="hi_IN"/>
         </w:rPr>
+        <w:t>καταστήσῃς &amp; πρεσβυτέρους</w:t>
+      </w:r>
+    </w:p>
+    <w:p>
+      <w:pPr/>
+      <w:r>
+        <w:rPr>
+          <w:lang w:val="hi_IN" w:bidi="hi_IN"/>
+        </w:rPr>
+      </w:r>
+      <w:r>
+        <w:rPr>
+          <w:b/>
+          <w:lang w:val="hi_IN" w:bidi="hi_IN"/>
+        </w:rPr>
         <w:t>"प्राचीनों को नियुक्त करे"</w:t>
       </w:r>
     </w:p>
@@ -3370,6 +3505,21 @@
           <w:b/>
           <w:lang w:val="hi_IN" w:bidi="hi_IN"/>
         </w:rPr>
+        <w:t>μὴ πάροινον</w:t>
+      </w:r>
+    </w:p>
+    <w:p>
+      <w:pPr/>
+      <w:r>
+        <w:rPr>
+          <w:lang w:val="hi_IN" w:bidi="hi_IN"/>
+        </w:rPr>
+      </w:r>
+      <w:r>
+        <w:rPr>
+          <w:b/>
+          <w:lang w:val="hi_IN" w:bidi="hi_IN"/>
+        </w:rPr>
         <w:t>"न पियक्कड़"</w:t>
       </w:r>
     </w:p>
@@ -3448,6 +3598,21 @@
           <w:b/>
           <w:lang w:val="hi_IN" w:bidi="hi_IN"/>
         </w:rPr>
+        <w:t>μὴ πλήκτην</w:t>
+      </w:r>
+    </w:p>
+    <w:p>
+      <w:pPr/>
+      <w:r>
+        <w:rPr>
+          <w:lang w:val="hi_IN" w:bidi="hi_IN"/>
+        </w:rPr>
+      </w:r>
+      <w:r>
+        <w:rPr>
+          <w:b/>
+          <w:lang w:val="hi_IN" w:bidi="hi_IN"/>
+        </w:rPr>
         <w:t>"न मार पीट करनेवाला, और"</w:t>
       </w:r>
     </w:p>
@@ -3705,6 +3870,21 @@
           <w:b/>
           <w:lang w:val="hi_IN" w:bidi="hi_IN"/>
         </w:rPr>
+        <w:t>σώφρονα &amp; ἐγκρατῆ</w:t>
+      </w:r>
+    </w:p>
+    <w:p>
+      <w:pPr/>
+      <w:r>
+        <w:rPr>
+          <w:lang w:val="hi_IN" w:bidi="hi_IN"/>
+        </w:rPr>
+      </w:r>
+      <w:r>
+        <w:rPr>
+          <w:b/>
+          <w:lang w:val="hi_IN" w:bidi="hi_IN"/>
+        </w:rPr>
         <w:t>"संयमी,"</w:t>
       </w:r>
       <w:r>
@@ -3997,6 +4177,21 @@
           <w:b/>
           <w:lang w:val="hi_IN" w:bidi="hi_IN"/>
         </w:rPr>
+        <w:t>κατὰ τὴν διδαχὴν</w:t>
+      </w:r>
+    </w:p>
+    <w:p>
+      <w:pPr/>
+      <w:r>
+        <w:rPr>
+          <w:lang w:val="hi_IN" w:bidi="hi_IN"/>
+        </w:rPr>
+      </w:r>
+      <w:r>
+        <w:rPr>
+          <w:b/>
+          <w:lang w:val="hi_IN" w:bidi="hi_IN"/>
+        </w:rPr>
         <w:t>"वचन पर"</w:t>
       </w:r>
       <w:r>
@@ -4892,6 +5087,21 @@
           <w:b/>
           <w:lang w:val="hi_IN" w:bidi="hi_IN"/>
         </w:rPr>
+        <w:t>τις ἐξ αὐτῶν, ἴδιος αὐτῶν προφήτης</w:t>
+      </w:r>
+    </w:p>
+    <w:p>
+      <w:pPr/>
+      <w:r>
+        <w:rPr>
+          <w:lang w:val="hi_IN" w:bidi="hi_IN"/>
+        </w:rPr>
+      </w:r>
+      <w:r>
+        <w:rPr>
+          <w:b/>
+          <w:lang w:val="hi_IN" w:bidi="hi_IN"/>
+        </w:rPr>
         <w:t>"उन्हीं में से एक जन ने जो उन्हीं का भविष्यद्वक्ता हैं,"</w:t>
       </w:r>
       <w:r>
@@ -5264,6 +5474,21 @@
           <w:b/>
           <w:lang w:val="hi_IN" w:bidi="hi_IN"/>
         </w:rPr>
+        <w:t>δι’ ἣν αἰτίαν ἔλεγχε αὐτοὺς ἀποτόμως</w:t>
+      </w:r>
+    </w:p>
+    <w:p>
+      <w:pPr/>
+      <w:r>
+        <w:rPr>
+          <w:lang w:val="hi_IN" w:bidi="hi_IN"/>
+        </w:rPr>
+      </w:r>
+      <w:r>
+        <w:rPr>
+          <w:b/>
+          <w:lang w:val="hi_IN" w:bidi="hi_IN"/>
+        </w:rPr>
         <w:t>"इसलिए उन्हें कड़ाई से चेतावनी दिया कर,"</w:t>
       </w:r>
       <w:r>
@@ -5674,6 +5899,21 @@
           <w:b/>
           <w:lang w:val="hi_IN" w:bidi="hi_IN"/>
         </w:rPr>
+        <w:t>ἵνα ὑγιαίνωσιν ἐν τῇ πίστει</w:t>
+      </w:r>
+    </w:p>
+    <w:p>
+      <w:pPr/>
+      <w:r>
+        <w:rPr>
+          <w:lang w:val="hi_IN" w:bidi="hi_IN"/>
+        </w:rPr>
+      </w:r>
+      <w:r>
+        <w:rPr>
+          <w:b/>
+          <w:lang w:val="hi_IN" w:bidi="hi_IN"/>
+        </w:rPr>
         <w:t>"कि"</w:t>
       </w:r>
       <w:r>
@@ -5965,6 +6205,21 @@
           <w:b/>
           <w:lang w:val="hi_IN" w:bidi="hi_IN"/>
         </w:rPr>
+        <w:t>Ἰουδαϊκοῖς μύθοις</w:t>
+      </w:r>
+    </w:p>
+    <w:p>
+      <w:pPr/>
+      <w:r>
+        <w:rPr>
+          <w:lang w:val="hi_IN" w:bidi="hi_IN"/>
+        </w:rPr>
+      </w:r>
+      <w:r>
+        <w:rPr>
+          <w:b/>
+          <w:lang w:val="hi_IN" w:bidi="hi_IN"/>
+        </w:rPr>
         <w:t>"यहूदियों की कथा कहानियों"</w:t>
       </w:r>
     </w:p>
@@ -6028,6 +6283,21 @@
           <w:b/>
           <w:lang w:val="hi_IN" w:bidi="hi_IN"/>
         </w:rPr>
+        <w:t>ἀποστρεφομένων τὴν ἀλήθειαν</w:t>
+      </w:r>
+    </w:p>
+    <w:p>
+      <w:pPr/>
+      <w:r>
+        <w:rPr>
+          <w:lang w:val="hi_IN" w:bidi="hi_IN"/>
+        </w:rPr>
+      </w:r>
+      <w:r>
+        <w:rPr>
+          <w:b/>
+          <w:lang w:val="hi_IN" w:bidi="hi_IN"/>
+        </w:rPr>
         <w:t>"जो सत्य से भटक जाते हैं"</w:t>
       </w:r>
     </w:p>
@@ -6204,6 +6474,21 @@
           <w:b/>
           <w:lang w:val="hi_IN" w:bidi="hi_IN"/>
         </w:rPr>
+        <w:t>τοῖς καθαροῖς</w:t>
+      </w:r>
+    </w:p>
+    <w:p>
+      <w:pPr/>
+      <w:r>
+        <w:rPr>
+          <w:lang w:val="hi_IN" w:bidi="hi_IN"/>
+        </w:rPr>
+      </w:r>
+      <w:r>
+        <w:rPr>
+          <w:b/>
+          <w:lang w:val="hi_IN" w:bidi="hi_IN"/>
+        </w:rPr>
         <w:t>"शुद्ध हैं"</w:t>
       </w:r>
     </w:p>
@@ -6380,6 +6665,21 @@
           <w:b/>
           <w:lang w:val="hi_IN" w:bidi="hi_IN"/>
         </w:rPr>
+        <w:t>τοῖς δὲ μεμιαμμένοις καὶ ἀπίστοις, οὐδὲν καθαρόν</w:t>
+      </w:r>
+    </w:p>
+    <w:p>
+      <w:pPr/>
+      <w:r>
+        <w:rPr>
+          <w:lang w:val="hi_IN" w:bidi="hi_IN"/>
+        </w:rPr>
+      </w:r>
+      <w:r>
+        <w:rPr>
+          <w:b/>
+          <w:lang w:val="hi_IN" w:bidi="hi_IN"/>
+        </w:rPr>
         <w:t>"शुद्ध हैं,"</w:t>
       </w:r>
       <w:r>
@@ -6587,6 +6887,21 @@
           <w:b/>
           <w:lang w:val="hi_IN" w:bidi="hi_IN"/>
         </w:rPr>
+        <w:t>τοῖς &amp; ἔργοις ἀρνοῦνται</w:t>
+      </w:r>
+    </w:p>
+    <w:p>
+      <w:pPr/>
+      <w:r>
+        <w:rPr>
+          <w:lang w:val="hi_IN" w:bidi="hi_IN"/>
+        </w:rPr>
+      </w:r>
+      <w:r>
+        <w:rPr>
+          <w:b/>
+          <w:lang w:val="hi_IN" w:bidi="hi_IN"/>
+        </w:rPr>
         <w:t>"पर अपने कामों से उसका इन्कार करते हैं"</w:t>
       </w:r>
     </w:p>
@@ -6870,6 +7185,21 @@
         <w:rPr>
           <w:lang w:val="hi_IN" w:bidi="hi_IN"/>
         </w:rPr>
+      </w:r>
+    </w:p>
+    <w:p>
+      <w:pPr/>
+      <w:r>
+        <w:rPr>
+          <w:lang w:val="hi_IN" w:bidi="hi_IN"/>
+        </w:rPr>
+      </w:r>
+      <w:r>
+        <w:rPr>
+          <w:b/>
+          <w:lang w:val="hi_IN" w:bidi="hi_IN"/>
+        </w:rPr>
+        <w:t>τῇ ὑγιαινούσῃ διδασκαλίᾳ</w:t>
       </w:r>
     </w:p>
     <w:p>
@@ -7084,6 +7414,21 @@
           <w:lang w:val="hi_IN" w:bidi="hi_IN"/>
         </w:rPr>
       </w:r>
+      <w:r>
+        <w:rPr>
+          <w:b/>
+          <w:lang w:val="hi_IN" w:bidi="hi_IN"/>
+        </w:rPr>
+        <w:t>νηφαλίους &amp; σεμνούς, σώφρονας</w:t>
+      </w:r>
+    </w:p>
+    <w:p>
+      <w:pPr/>
+      <w:r>
+        <w:rPr>
+          <w:lang w:val="hi_IN" w:bidi="hi_IN"/>
+        </w:rPr>
+      </w:r>
     </w:p>
     <w:p>
       <w:pPr/>
@@ -7160,6 +7505,21 @@
           <w:lang w:val="hi_IN" w:bidi="hi_IN"/>
         </w:rPr>
       </w:r>
+      <w:r>
+        <w:rPr>
+          <w:b/>
+          <w:lang w:val="hi_IN" w:bidi="hi_IN"/>
+        </w:rPr>
+        <w:t>νηφαλίους</w:t>
+      </w:r>
+    </w:p>
+    <w:p>
+      <w:pPr/>
+      <w:r>
+        <w:rPr>
+          <w:lang w:val="hi_IN" w:bidi="hi_IN"/>
+        </w:rPr>
+      </w:r>
     </w:p>
     <w:p>
       <w:pPr/>
@@ -7223,6 +7583,21 @@
         <w:rPr>
           <w:lang w:val="hi_IN" w:bidi="hi_IN"/>
         </w:rPr>
+      </w:r>
+    </w:p>
+    <w:p>
+      <w:pPr/>
+      <w:r>
+        <w:rPr>
+          <w:lang w:val="hi_IN" w:bidi="hi_IN"/>
+        </w:rPr>
+      </w:r>
+      <w:r>
+        <w:rPr>
+          <w:b/>
+          <w:lang w:val="hi_IN" w:bidi="hi_IN"/>
+        </w:rPr>
+        <w:t>σώφρονας</w:t>
       </w:r>
     </w:p>
     <w:p>
@@ -7978,6 +8353,21 @@
           <w:b/>
           <w:lang w:val="hi_IN" w:bidi="hi_IN"/>
         </w:rPr>
+        <w:t>οἴνῳ πολλῷ δεδουλωμένας</w:t>
+      </w:r>
+    </w:p>
+    <w:p>
+      <w:pPr/>
+      <w:r>
+        <w:rPr>
+          <w:lang w:val="hi_IN" w:bidi="hi_IN"/>
+        </w:rPr>
+      </w:r>
+      <w:r>
+        <w:rPr>
+          <w:b/>
+          <w:lang w:val="hi_IN" w:bidi="hi_IN"/>
+        </w:rPr>
         <w:t>"पियक्कड़"</w:t>
       </w:r>
     </w:p>
@@ -8284,6 +8674,21 @@
           <w:b/>
           <w:lang w:val="hi_IN" w:bidi="hi_IN"/>
         </w:rPr>
+        <w:t>φιλάνδρους</w:t>
+      </w:r>
+    </w:p>
+    <w:p>
+      <w:pPr/>
+      <w:r>
+        <w:rPr>
+          <w:lang w:val="hi_IN" w:bidi="hi_IN"/>
+        </w:rPr>
+      </w:r>
+      <w:r>
+        <w:rPr>
+          <w:b/>
+          <w:lang w:val="hi_IN" w:bidi="hi_IN"/>
+        </w:rPr>
         <w:t>"कि अपने पतियों"</w:t>
       </w:r>
     </w:p>
@@ -8349,6 +8754,21 @@
           <w:b/>
           <w:lang w:val="hi_IN" w:bidi="hi_IN"/>
         </w:rPr>
+        <w:t>φιλοτέκνους</w:t>
+      </w:r>
+    </w:p>
+    <w:p>
+      <w:pPr/>
+      <w:r>
+        <w:rPr>
+          <w:lang w:val="hi_IN" w:bidi="hi_IN"/>
+        </w:rPr>
+      </w:r>
+      <w:r>
+        <w:rPr>
+          <w:b/>
+          <w:lang w:val="hi_IN" w:bidi="hi_IN"/>
+        </w:rPr>
         <w:t>"और बच्चों से प्रेम"</w:t>
       </w:r>
     </w:p>
@@ -8414,6 +8834,21 @@
           <w:b/>
           <w:lang w:val="hi_IN" w:bidi="hi_IN"/>
         </w:rPr>
+        <w:t>ὑποτασσομένας τοῖς ἰδίοις ἀνδράσιν</w:t>
+      </w:r>
+    </w:p>
+    <w:p>
+      <w:pPr/>
+      <w:r>
+        <w:rPr>
+          <w:lang w:val="hi_IN" w:bidi="hi_IN"/>
+        </w:rPr>
+      </w:r>
+      <w:r>
+        <w:rPr>
+          <w:b/>
+          <w:lang w:val="hi_IN" w:bidi="hi_IN"/>
+        </w:rPr>
         <w:t>"अपने-अपने पति के अधीन रहनेवाली हों"</w:t>
       </w:r>
     </w:p>
@@ -8611,6 +9046,21 @@
           <w:b/>
           <w:lang w:val="hi_IN" w:bidi="hi_IN"/>
         </w:rPr>
+        <w:t>ἵνα μὴ ὁ λόγος τοῦ Θεοῦ βλασφημῆται</w:t>
+      </w:r>
+    </w:p>
+    <w:p>
+      <w:pPr/>
+      <w:r>
+        <w:rPr>
+          <w:lang w:val="hi_IN" w:bidi="hi_IN"/>
+        </w:rPr>
+      </w:r>
+      <w:r>
+        <w:rPr>
+          <w:b/>
+          <w:lang w:val="hi_IN" w:bidi="hi_IN"/>
+        </w:rPr>
         <w:t>"ताकि परमेश्वर के वचन की निन्दा न होने पाए"</w:t>
       </w:r>
     </w:p>
@@ -8891,6 +9341,21 @@
           <w:b/>
           <w:lang w:val="hi_IN" w:bidi="hi_IN"/>
         </w:rPr>
+        <w:t>περὶ πάντα</w:t>
+      </w:r>
+    </w:p>
+    <w:p>
+      <w:pPr/>
+      <w:r>
+        <w:rPr>
+          <w:lang w:val="hi_IN" w:bidi="hi_IN"/>
+        </w:rPr>
+      </w:r>
+      <w:r>
+        <w:rPr>
+          <w:b/>
+          <w:lang w:val="hi_IN" w:bidi="hi_IN"/>
+        </w:rPr>
         <w:t>"सब बातों में"</w:t>
       </w:r>
     </w:p>
@@ -8962,6 +9427,21 @@
           <w:b/>
           <w:lang w:val="hi_IN" w:bidi="hi_IN"/>
         </w:rPr>
+        <w:t>σεαυτὸν παρεχόμενος</w:t>
+      </w:r>
+    </w:p>
+    <w:p>
+      <w:pPr/>
+      <w:r>
+        <w:rPr>
+          <w:lang w:val="hi_IN" w:bidi="hi_IN"/>
+        </w:rPr>
+      </w:r>
+      <w:r>
+        <w:rPr>
+          <w:b/>
+          <w:lang w:val="hi_IN" w:bidi="hi_IN"/>
+        </w:rPr>
         <w:t>"अपने आप को"</w:t>
       </w:r>
       <w:r>
@@ -9053,6 +9533,21 @@
           <w:b/>
           <w:lang w:val="hi_IN" w:bidi="hi_IN"/>
         </w:rPr>
+        <w:t>τύπον καλῶν ἔργων</w:t>
+      </w:r>
+    </w:p>
+    <w:p>
+      <w:pPr/>
+      <w:r>
+        <w:rPr>
+          <w:lang w:val="hi_IN" w:bidi="hi_IN"/>
+        </w:rPr>
+      </w:r>
+      <w:r>
+        <w:rPr>
+          <w:b/>
+          <w:lang w:val="hi_IN" w:bidi="hi_IN"/>
+        </w:rPr>
         <w:t>"भले कामों का नमूना"</w:t>
       </w:r>
     </w:p>
@@ -10094,6 +10589,21 @@
           <w:b/>
           <w:lang w:val="hi_IN" w:bidi="hi_IN"/>
         </w:rPr>
+        <w:t>ἐν πᾶσιν</w:t>
+      </w:r>
+    </w:p>
+    <w:p>
+      <w:pPr/>
+      <w:r>
+        <w:rPr>
+          <w:lang w:val="hi_IN" w:bidi="hi_IN"/>
+        </w:rPr>
+      </w:r>
+      <w:r>
+        <w:rPr>
+          <w:b/>
+          <w:lang w:val="hi_IN" w:bidi="hi_IN"/>
+        </w:rPr>
         <w:t>"सब बातों में"</w:t>
       </w:r>
     </w:p>
@@ -10464,6 +10974,21 @@
           <w:b/>
           <w:lang w:val="hi_IN" w:bidi="hi_IN"/>
         </w:rPr>
+        <w:t>πᾶσαν πίστιν ἐνδεικνυμένους ἀγαθήν</w:t>
+      </w:r>
+    </w:p>
+    <w:p>
+      <w:pPr/>
+      <w:r>
+        <w:rPr>
+          <w:lang w:val="hi_IN" w:bidi="hi_IN"/>
+        </w:rPr>
+      </w:r>
+      <w:r>
+        <w:rPr>
+          <w:b/>
+          <w:lang w:val="hi_IN" w:bidi="hi_IN"/>
+        </w:rPr>
         <w:t>"सब प्रकार से पूरे विश्वासी निकलें"</w:t>
       </w:r>
     </w:p>
@@ -10674,6 +11199,21 @@
           <w:b/>
           <w:lang w:val="hi_IN" w:bidi="hi_IN"/>
         </w:rPr>
+        <w:t>ἐν πᾶσιν</w:t>
+      </w:r>
+    </w:p>
+    <w:p>
+      <w:pPr/>
+      <w:r>
+        <w:rPr>
+          <w:lang w:val="hi_IN" w:bidi="hi_IN"/>
+        </w:rPr>
+      </w:r>
+      <w:r>
+        <w:rPr>
+          <w:b/>
+          <w:lang w:val="hi_IN" w:bidi="hi_IN"/>
+        </w:rPr>
         <w:t>"वे सब बातों में"</w:t>
       </w:r>
     </w:p>
@@ -10738,6 +11278,21 @@
           <w:b/>
           <w:lang w:val="hi_IN" w:bidi="hi_IN"/>
         </w:rPr>
+        <w:t>τὴν διδασκαλίαν τὴν τοῦ Σωτῆρος ἡμῶν, Θεοῦ, κοσμῶσιν</w:t>
+      </w:r>
+    </w:p>
+    <w:p>
+      <w:pPr/>
+      <w:r>
+        <w:rPr>
+          <w:lang w:val="hi_IN" w:bidi="hi_IN"/>
+        </w:rPr>
+      </w:r>
+      <w:r>
+        <w:rPr>
+          <w:b/>
+          <w:lang w:val="hi_IN" w:bidi="hi_IN"/>
+        </w:rPr>
         <w:t>"हमारे उद्धारकर्ता परमेश्वर के उपदेश की शोभा बढ़ा दें"</w:t>
       </w:r>
     </w:p>
@@ -11046,6 +11601,21 @@
           <w:b/>
           <w:lang w:val="hi_IN" w:bidi="hi_IN"/>
         </w:rPr>
+        <w:t>ἐπεφάνη &amp; ἡ χάρις τοῦ Θεοῦ</w:t>
+      </w:r>
+    </w:p>
+    <w:p>
+      <w:pPr/>
+      <w:r>
+        <w:rPr>
+          <w:lang w:val="hi_IN" w:bidi="hi_IN"/>
+        </w:rPr>
+      </w:r>
+      <w:r>
+        <w:rPr>
+          <w:b/>
+          <w:lang w:val="hi_IN" w:bidi="hi_IN"/>
+        </w:rPr>
         <w:t>"परमेश्वर का अनुग्रह प्रगट है"</w:t>
       </w:r>
     </w:p>
@@ -11129,6 +11699,21 @@
           <w:b/>
           <w:lang w:val="hi_IN" w:bidi="hi_IN"/>
         </w:rPr>
+        <w:t>ἐπεφάνη γὰρ ἡ χάρις τοῦ Θεοῦ, σωτήριος πᾶσιν ἀνθρώποις</w:t>
+      </w:r>
+    </w:p>
+    <w:p>
+      <w:pPr/>
+      <w:r>
+        <w:rPr>
+          <w:lang w:val="hi_IN" w:bidi="hi_IN"/>
+        </w:rPr>
+      </w:r>
+      <w:r>
+        <w:rPr>
+          <w:b/>
+          <w:lang w:val="hi_IN" w:bidi="hi_IN"/>
+        </w:rPr>
         <w:t>"क्योंकि परमेश्वर का अनुग्रह प्रगट है, जो सब मनुष्यों में उद्धार लाने में सक्षम है"</w:t>
       </w:r>
     </w:p>
@@ -11862,6 +12447,21 @@
           <w:b/>
           <w:lang w:val="hi_IN" w:bidi="hi_IN"/>
         </w:rPr>
+        <w:t>τὴν ἀσέβειαν &amp; εὐσεβῶς</w:t>
+      </w:r>
+    </w:p>
+    <w:p>
+      <w:pPr/>
+      <w:r>
+        <w:rPr>
+          <w:lang w:val="hi_IN" w:bidi="hi_IN"/>
+        </w:rPr>
+      </w:r>
+      <w:r>
+        <w:rPr>
+          <w:b/>
+          <w:lang w:val="hi_IN" w:bidi="hi_IN"/>
+        </w:rPr>
         <w:t>"हम अभक्ति"</w:t>
       </w:r>
       <w:r>
@@ -11951,6 +12551,21 @@
           <w:b/>
           <w:lang w:val="hi_IN" w:bidi="hi_IN"/>
         </w:rPr>
+        <w:t>ἐν τῷ νῦν αἰῶνι</w:t>
+      </w:r>
+    </w:p>
+    <w:p>
+      <w:pPr/>
+      <w:r>
+        <w:rPr>
+          <w:lang w:val="hi_IN" w:bidi="hi_IN"/>
+        </w:rPr>
+      </w:r>
+      <w:r>
+        <w:rPr>
+          <w:b/>
+          <w:lang w:val="hi_IN" w:bidi="hi_IN"/>
+        </w:rPr>
         <w:t>"इस युग में"</w:t>
       </w:r>
     </w:p>
@@ -12030,6 +12645,21 @@
           <w:b/>
           <w:lang w:val="hi_IN" w:bidi="hi_IN"/>
         </w:rPr>
+        <w:t>προσδεχόμενοι</w:t>
+      </w:r>
+    </w:p>
+    <w:p>
+      <w:pPr/>
+      <w:r>
+        <w:rPr>
+          <w:lang w:val="hi_IN" w:bidi="hi_IN"/>
+        </w:rPr>
+      </w:r>
+      <w:r>
+        <w:rPr>
+          <w:b/>
+          <w:lang w:val="hi_IN" w:bidi="hi_IN"/>
+        </w:rPr>
         <w:t>"प्रतीक्षा करते रहें"</w:t>
       </w:r>
     </w:p>
@@ -12193,6 +12823,21 @@
           <w:b/>
           <w:lang w:val="hi_IN" w:bidi="hi_IN"/>
         </w:rPr>
+        <w:t>τὴν μακαρίαν ἐλπίδα, καὶ ἐπιφάνειαν τῆς δόξης</w:t>
+      </w:r>
+    </w:p>
+    <w:p>
+      <w:pPr/>
+      <w:r>
+        <w:rPr>
+          <w:lang w:val="hi_IN" w:bidi="hi_IN"/>
+        </w:rPr>
+      </w:r>
+      <w:r>
+        <w:rPr>
+          <w:b/>
+          <w:lang w:val="hi_IN" w:bidi="hi_IN"/>
+        </w:rPr>
         <w:t>"उस धन्य आशा ... और ... महिमा के प्रगट होने"</w:t>
       </w:r>
     </w:p>
@@ -12326,6 +12971,21 @@
           <w:b/>
           <w:lang w:val="hi_IN" w:bidi="hi_IN"/>
         </w:rPr>
+        <w:t>τὴν μακαρίαν ἐλπίδα, καὶ ἐπιφάνειαν τῆς δόξης τοῦ μεγάλου Θεοῦ καὶ Σωτῆρος ἡμῶν, Ἰησοῦ Χριστοῦ</w:t>
+      </w:r>
+    </w:p>
+    <w:p>
+      <w:pPr/>
+      <w:r>
+        <w:rPr>
+          <w:lang w:val="hi_IN" w:bidi="hi_IN"/>
+        </w:rPr>
+      </w:r>
+      <w:r>
+        <w:rPr>
+          <w:b/>
+          <w:lang w:val="hi_IN" w:bidi="hi_IN"/>
+        </w:rPr>
         <w:t>"अर्थात् अपने महान परमेश्वर और उद्धारकर्ता यीशु मसीह की महिमा के प्रगट होने की"</w:t>
       </w:r>
     </w:p>
@@ -12409,6 +13069,21 @@
           <w:b/>
           <w:lang w:val="hi_IN" w:bidi="hi_IN"/>
         </w:rPr>
+        <w:t>τοῦ μεγάλου Θεοῦ καὶ Σωτῆρος ἡμῶν, Ἰησοῦ Χριστοῦ</w:t>
+      </w:r>
+    </w:p>
+    <w:p>
+      <w:pPr/>
+      <w:r>
+        <w:rPr>
+          <w:lang w:val="hi_IN" w:bidi="hi_IN"/>
+        </w:rPr>
+      </w:r>
+      <w:r>
+        <w:rPr>
+          <w:b/>
+          <w:lang w:val="hi_IN" w:bidi="hi_IN"/>
+        </w:rPr>
         <w:t>"अपने महान परमेश्वर और उद्धारकर्ता यीशु मसीह"</w:t>
       </w:r>
     </w:p>
@@ -12978,6 +13653,21 @@
           <w:b/>
           <w:lang w:val="hi_IN" w:bidi="hi_IN"/>
         </w:rPr>
+        <w:t>ζηλωτὴν καλῶν ἔργων</w:t>
+      </w:r>
+    </w:p>
+    <w:p>
+      <w:pPr/>
+      <w:r>
+        <w:rPr>
+          <w:lang w:val="hi_IN" w:bidi="hi_IN"/>
+        </w:rPr>
+      </w:r>
+      <w:r>
+        <w:rPr>
+          <w:b/>
+          <w:lang w:val="hi_IN" w:bidi="hi_IN"/>
+        </w:rPr>
         <w:t>"सरगर्म हो"</w:t>
       </w:r>
     </w:p>
@@ -13464,6 +14154,21 @@
           <w:b/>
           <w:lang w:val="hi_IN" w:bidi="hi_IN"/>
         </w:rPr>
+        <w:t>μηδείς σου περιφρονείτω</w:t>
+      </w:r>
+    </w:p>
+    <w:p>
+      <w:pPr/>
+      <w:r>
+        <w:rPr>
+          <w:lang w:val="hi_IN" w:bidi="hi_IN"/>
+        </w:rPr>
+      </w:r>
+      <w:r>
+        <w:rPr>
+          <w:b/>
+          <w:lang w:val="hi_IN" w:bidi="hi_IN"/>
+        </w:rPr>
         <w:t>"कोई तुझे तुच्छ न जानने पाए"</w:t>
       </w:r>
     </w:p>
@@ -13528,6 +14233,21 @@
           <w:b/>
           <w:lang w:val="hi_IN" w:bidi="hi_IN"/>
         </w:rPr>
+        <w:t>μηδείς σου περιφρονείτω</w:t>
+      </w:r>
+    </w:p>
+    <w:p>
+      <w:pPr/>
+      <w:r>
+        <w:rPr>
+          <w:lang w:val="hi_IN" w:bidi="hi_IN"/>
+        </w:rPr>
+      </w:r>
+      <w:r>
+        <w:rPr>
+          <w:b/>
+          <w:lang w:val="hi_IN" w:bidi="hi_IN"/>
+        </w:rPr>
         <w:t>"कोई तुझे तुच्छ न जानने पाए"</w:t>
       </w:r>
     </w:p>
@@ -13873,6 +14593,21 @@
           <w:b/>
           <w:lang w:val="hi_IN" w:bidi="hi_IN"/>
         </w:rPr>
+        <w:t>ὑπομίμνῃσκε αὐτοὺς &amp; ὑποτάσσεσθαι</w:t>
+      </w:r>
+    </w:p>
+    <w:p>
+      <w:pPr/>
+      <w:r>
+        <w:rPr>
+          <w:lang w:val="hi_IN" w:bidi="hi_IN"/>
+        </w:rPr>
+      </w:r>
+      <w:r>
+        <w:rPr>
+          <w:b/>
+          <w:lang w:val="hi_IN" w:bidi="hi_IN"/>
+        </w:rPr>
         <w:t>"लोगों को सुधि दिला, कि"</w:t>
       </w:r>
       <w:r>
@@ -14143,6 +14878,21 @@
           <w:b/>
           <w:lang w:val="hi_IN" w:bidi="hi_IN"/>
         </w:rPr>
+        <w:t>πρὸς πᾶν ἔργον ἀγαθὸν ἑτοίμους εἶναι</w:t>
+      </w:r>
+    </w:p>
+    <w:p>
+      <w:pPr/>
+      <w:r>
+        <w:rPr>
+          <w:lang w:val="hi_IN" w:bidi="hi_IN"/>
+        </w:rPr>
+      </w:r>
+      <w:r>
+        <w:rPr>
+          <w:b/>
+          <w:lang w:val="hi_IN" w:bidi="hi_IN"/>
+        </w:rPr>
         <w:t>"और हर एक अच्छे काम के लिये तैयार रहे"</w:t>
       </w:r>
     </w:p>
@@ -14208,6 +14958,21 @@
           <w:b/>
           <w:lang w:val="hi_IN" w:bidi="hi_IN"/>
         </w:rPr>
+        <w:t>βλασφημεῖν</w:t>
+      </w:r>
+    </w:p>
+    <w:p>
+      <w:pPr/>
+      <w:r>
+        <w:rPr>
+          <w:lang w:val="hi_IN" w:bidi="hi_IN"/>
+        </w:rPr>
+      </w:r>
+      <w:r>
+        <w:rPr>
+          <w:b/>
+          <w:lang w:val="hi_IN" w:bidi="hi_IN"/>
+        </w:rPr>
         <w:t>"बदनाम"</w:t>
       </w:r>
       <w:r>
@@ -14943,6 +15708,21 @@
           <w:lang w:val="hi_IN" w:bidi="hi_IN"/>
         </w:rPr>
       </w:r>
+      <w:r>
+        <w:rPr>
+          <w:b/>
+          <w:lang w:val="hi_IN" w:bidi="hi_IN"/>
+        </w:rPr>
+        <w:t>ἦμεν &amp; ἀνόητοι</w:t>
+      </w:r>
+    </w:p>
+    <w:p>
+      <w:pPr/>
+      <w:r>
+        <w:rPr>
+          <w:lang w:val="hi_IN" w:bidi="hi_IN"/>
+        </w:rPr>
+      </w:r>
     </w:p>
     <w:p>
       <w:pPr/>
@@ -15118,6 +15898,21 @@
           <w:b/>
           <w:lang w:val="hi_IN" w:bidi="hi_IN"/>
         </w:rPr>
+        <w:t>πλανώμενοι, δουλεύοντες ἐπιθυμίαις καὶ ἡδοναῖς ποικίλαις</w:t>
+      </w:r>
+    </w:p>
+    <w:p>
+      <w:pPr/>
+      <w:r>
+        <w:rPr>
+          <w:lang w:val="hi_IN" w:bidi="hi_IN"/>
+        </w:rPr>
+      </w:r>
+      <w:r>
+        <w:rPr>
+          <w:b/>
+          <w:lang w:val="hi_IN" w:bidi="hi_IN"/>
+        </w:rPr>
         <w:t>"और भ्रम में पड़े"</w:t>
       </w:r>
       <w:r>
@@ -15470,6 +16265,21 @@
           <w:b/>
           <w:lang w:val="hi_IN" w:bidi="hi_IN"/>
         </w:rPr>
+        <w:t>στυγητοί</w:t>
+      </w:r>
+    </w:p>
+    <w:p>
+      <w:pPr/>
+      <w:r>
+        <w:rPr>
+          <w:lang w:val="hi_IN" w:bidi="hi_IN"/>
+        </w:rPr>
+      </w:r>
+      <w:r>
+        <w:rPr>
+          <w:b/>
+          <w:lang w:val="hi_IN" w:bidi="hi_IN"/>
+        </w:rPr>
         <w:t>"और घृणित थे"</w:t>
       </w:r>
     </w:p>
@@ -15632,6 +16442,21 @@
           <w:b/>
           <w:lang w:val="hi_IN" w:bidi="hi_IN"/>
         </w:rPr>
+        <w:t>ὅτε &amp; ἡ χρηστότης καὶ ἡ φιλανθρωπία ἐπεφάνη τοῦ Σωτῆρος ἡμῶν, Θεοῦ</w:t>
+      </w:r>
+    </w:p>
+    <w:p>
+      <w:pPr/>
+      <w:r>
+        <w:rPr>
+          <w:lang w:val="hi_IN" w:bidi="hi_IN"/>
+        </w:rPr>
+      </w:r>
+      <w:r>
+        <w:rPr>
+          <w:b/>
+          <w:lang w:val="hi_IN" w:bidi="hi_IN"/>
+        </w:rPr>
         <w:t>"जब हमारे उद्धारकर्ता परमेश्वर की भलाई, और मनुष्यों पर उसका प्रेम प्रकट हुआ"</w:t>
       </w:r>
     </w:p>
@@ -15715,6 +16540,21 @@
           <w:b/>
           <w:lang w:val="hi_IN" w:bidi="hi_IN"/>
         </w:rPr>
+        <w:t>ὅτε &amp; ἡ χρηστότης καὶ ἡ φιλανθρωπία ἐπεφάνη τοῦ Σωτῆρος ἡμῶν, Θεοῦ</w:t>
+      </w:r>
+    </w:p>
+    <w:p>
+      <w:pPr/>
+      <w:r>
+        <w:rPr>
+          <w:lang w:val="hi_IN" w:bidi="hi_IN"/>
+        </w:rPr>
+      </w:r>
+      <w:r>
+        <w:rPr>
+          <w:b/>
+          <w:lang w:val="hi_IN" w:bidi="hi_IN"/>
+        </w:rPr>
         <w:t>"जब हमारे उद्धारकर्ता परमेश्वर की भलाई, और मनुष्यों पर उसका प्रेम प्रकट हुआ"</w:t>
       </w:r>
     </w:p>
@@ -16408,6 +17248,21 @@
           <w:b/>
           <w:lang w:val="hi_IN" w:bidi="hi_IN"/>
         </w:rPr>
+        <w:t>διὰ Ἰησοῦ Χριστοῦ, τοῦ Σωτῆρος ἡμῶν</w:t>
+      </w:r>
+    </w:p>
+    <w:p>
+      <w:pPr/>
+      <w:r>
+        <w:rPr>
+          <w:lang w:val="hi_IN" w:bidi="hi_IN"/>
+        </w:rPr>
+      </w:r>
+      <w:r>
+        <w:rPr>
+          <w:b/>
+          <w:lang w:val="hi_IN" w:bidi="hi_IN"/>
+        </w:rPr>
         <w:t>"हमारे उद्धारकर्ता यीशु मसीह के द्वारा"</w:t>
       </w:r>
     </w:p>
@@ -17017,6 +17872,21 @@
           <w:b/>
           <w:lang w:val="hi_IN" w:bidi="hi_IN"/>
         </w:rPr>
+        <w:t>κληρονόμοι γενηθῶμεν, κατ’ ἐλπίδα ζωῆς αἰωνίου</w:t>
+      </w:r>
+    </w:p>
+    <w:p>
+      <w:pPr/>
+      <w:r>
+        <w:rPr>
+          <w:lang w:val="hi_IN" w:bidi="hi_IN"/>
+        </w:rPr>
+      </w:r>
+      <w:r>
+        <w:rPr>
+          <w:b/>
+          <w:lang w:val="hi_IN" w:bidi="hi_IN"/>
+        </w:rPr>
         <w:t>"अनन्त जीवन की आशा के अनुसार वारिस बनें"</w:t>
       </w:r>
     </w:p>
@@ -17256,6 +18126,21 @@
           <w:b/>
           <w:lang w:val="hi_IN" w:bidi="hi_IN"/>
         </w:rPr>
+        <w:t>φροντίζωσιν καλῶν ἔργων, προΐστασθαι</w:t>
+      </w:r>
+    </w:p>
+    <w:p>
+      <w:pPr/>
+      <w:r>
+        <w:rPr>
+          <w:lang w:val="hi_IN" w:bidi="hi_IN"/>
+        </w:rPr>
+      </w:r>
+      <w:r>
+        <w:rPr>
+          <w:b/>
+          <w:lang w:val="hi_IN" w:bidi="hi_IN"/>
+        </w:rPr>
         <w:t>"वे भले-भले कामों में लगे रहने का ध्यान रखें"</w:t>
       </w:r>
     </w:p>
@@ -17538,6 +18423,21 @@
           <w:b/>
           <w:lang w:val="hi_IN" w:bidi="hi_IN"/>
         </w:rPr>
+        <w:t>μωρὰς &amp; ζητήσεις</w:t>
+      </w:r>
+    </w:p>
+    <w:p>
+      <w:pPr/>
+      <w:r>
+        <w:rPr>
+          <w:lang w:val="hi_IN" w:bidi="hi_IN"/>
+        </w:rPr>
+      </w:r>
+      <w:r>
+        <w:rPr>
+          <w:b/>
+          <w:lang w:val="hi_IN" w:bidi="hi_IN"/>
+        </w:rPr>
         <w:t>"पर मूर्खता के विवादों"</w:t>
       </w:r>
     </w:p>
@@ -18017,6 +18917,21 @@
           <w:b/>
           <w:lang w:val="hi_IN" w:bidi="hi_IN"/>
         </w:rPr>
+        <w:t>ὁ τοιοῦτος</w:t>
+      </w:r>
+    </w:p>
+    <w:p>
+      <w:pPr/>
+      <w:r>
+        <w:rPr>
+          <w:lang w:val="hi_IN" w:bidi="hi_IN"/>
+        </w:rPr>
+      </w:r>
+      <w:r>
+        <w:rPr>
+          <w:b/>
+          <w:lang w:val="hi_IN" w:bidi="hi_IN"/>
+        </w:rPr>
         <w:t>"ऐसा मनुष्य"</w:t>
       </w:r>
     </w:p>
@@ -18180,6 +19095,21 @@
           <w:b/>
           <w:lang w:val="hi_IN" w:bidi="hi_IN"/>
         </w:rPr>
+        <w:t>ὢν αὐτοκατάκριτος</w:t>
+      </w:r>
+    </w:p>
+    <w:p>
+      <w:pPr/>
+      <w:r>
+        <w:rPr>
+          <w:lang w:val="hi_IN" w:bidi="hi_IN"/>
+        </w:rPr>
+      </w:r>
+      <w:r>
+        <w:rPr>
+          <w:b/>
+          <w:lang w:val="hi_IN" w:bidi="hi_IN"/>
+        </w:rPr>
         <w:t>"अपने आप को दोषी ठहराकर"</w:t>
       </w:r>
       <w:r>
@@ -18351,6 +19281,21 @@
           <w:b/>
           <w:lang w:val="hi_IN" w:bidi="hi_IN"/>
         </w:rPr>
+        <w:t>Ἀρτεμᾶν &amp; Τυχικόν</w:t>
+      </w:r>
+    </w:p>
+    <w:p>
+      <w:pPr/>
+      <w:r>
+        <w:rPr>
+          <w:lang w:val="hi_IN" w:bidi="hi_IN"/>
+        </w:rPr>
+      </w:r>
+      <w:r>
+        <w:rPr>
+          <w:b/>
+          <w:lang w:val="hi_IN" w:bidi="hi_IN"/>
+        </w:rPr>
         <w:t>"अरतिमास"</w:t>
       </w:r>
       <w:r>
@@ -18447,6 +19392,21 @@
           <w:b/>
           <w:lang w:val="hi_IN" w:bidi="hi_IN"/>
         </w:rPr>
+        <w:t>σπούδασον ἐλθεῖν</w:t>
+      </w:r>
+    </w:p>
+    <w:p>
+      <w:pPr/>
+      <w:r>
+        <w:rPr>
+          <w:lang w:val="hi_IN" w:bidi="hi_IN"/>
+        </w:rPr>
+      </w:r>
+      <w:r>
+        <w:rPr>
+          <w:b/>
+          <w:lang w:val="hi_IN" w:bidi="hi_IN"/>
+        </w:rPr>
         <w:t>"आने"</w:t>
       </w:r>
       <w:r>
@@ -18722,6 +19682,21 @@
           <w:b/>
           <w:lang w:val="hi_IN" w:bidi="hi_IN"/>
         </w:rPr>
+        <w:t>Ζηνᾶν &amp; Ἀπολλῶν</w:t>
+      </w:r>
+    </w:p>
+    <w:p>
+      <w:pPr/>
+      <w:r>
+        <w:rPr>
+          <w:lang w:val="hi_IN" w:bidi="hi_IN"/>
+        </w:rPr>
+      </w:r>
+      <w:r>
+        <w:rPr>
+          <w:b/>
+          <w:lang w:val="hi_IN" w:bidi="hi_IN"/>
+        </w:rPr>
         <w:t>"जेनास"</w:t>
       </w:r>
       <w:r>
@@ -18818,6 +19793,21 @@
           <w:b/>
           <w:lang w:val="hi_IN" w:bidi="hi_IN"/>
         </w:rPr>
+        <w:t>καὶ Ἀπολλῶν</w:t>
+      </w:r>
+    </w:p>
+    <w:p>
+      <w:pPr/>
+      <w:r>
+        <w:rPr>
+          <w:lang w:val="hi_IN" w:bidi="hi_IN"/>
+        </w:rPr>
+      </w:r>
+      <w:r>
+        <w:rPr>
+          <w:b/>
+          <w:lang w:val="hi_IN" w:bidi="hi_IN"/>
+        </w:rPr>
         <w:t>"और अपुल्लोस को"</w:t>
       </w:r>
     </w:p>
@@ -18882,6 +19872,21 @@
           <w:b/>
           <w:lang w:val="hi_IN" w:bidi="hi_IN"/>
         </w:rPr>
+        <w:t>ἵνα μηδὲν αὐτοῖς λείπῃ</w:t>
+      </w:r>
+    </w:p>
+    <w:p>
+      <w:pPr/>
+      <w:r>
+        <w:rPr>
+          <w:lang w:val="hi_IN" w:bidi="hi_IN"/>
+        </w:rPr>
+      </w:r>
+      <w:r>
+        <w:rPr>
+          <w:b/>
+          <w:lang w:val="hi_IN" w:bidi="hi_IN"/>
+        </w:rPr>
         <w:t>"कि उन्हें किसी वस्तु की घटी न होने पाए"</w:t>
       </w:r>
     </w:p>
@@ -18998,6 +20003,21 @@
           <w:b/>
           <w:lang w:val="hi_IN" w:bidi="hi_IN"/>
         </w:rPr>
+        <w:t>ἵνα μηδὲν αὐτοῖς λείπῃ</w:t>
+      </w:r>
+    </w:p>
+    <w:p>
+      <w:pPr/>
+      <w:r>
+        <w:rPr>
+          <w:lang w:val="hi_IN" w:bidi="hi_IN"/>
+        </w:rPr>
+      </w:r>
+      <w:r>
+        <w:rPr>
+          <w:b/>
+          <w:lang w:val="hi_IN" w:bidi="hi_IN"/>
+        </w:rPr>
         <w:t>"और देख, कि उन्हें घटी न होने पाए"</w:t>
       </w:r>
     </w:p>
@@ -19357,6 +20377,21 @@
           <w:b/>
           <w:lang w:val="hi_IN" w:bidi="hi_IN"/>
         </w:rPr>
+        <w:t>ἵνα μὴ ὦσιν ἄκαρποι</w:t>
+      </w:r>
+    </w:p>
+    <w:p>
+      <w:pPr/>
+      <w:r>
+        <w:rPr>
+          <w:lang w:val="hi_IN" w:bidi="hi_IN"/>
+        </w:rPr>
+      </w:r>
+      <w:r>
+        <w:rPr>
+          <w:b/>
+          <w:lang w:val="hi_IN" w:bidi="hi_IN"/>
+        </w:rPr>
         <w:t>"ताकि निष्फल न रहें"</w:t>
       </w:r>
     </w:p>
@@ -19440,6 +20475,21 @@
           <w:b/>
           <w:lang w:val="hi_IN" w:bidi="hi_IN"/>
         </w:rPr>
+        <w:t>ἵνα μὴ ὦσιν ἄκαρποι</w:t>
+      </w:r>
+    </w:p>
+    <w:p>
+      <w:pPr/>
+      <w:r>
+        <w:rPr>
+          <w:lang w:val="hi_IN" w:bidi="hi_IN"/>
+        </w:rPr>
+      </w:r>
+      <w:r>
+        <w:rPr>
+          <w:b/>
+          <w:lang w:val="hi_IN" w:bidi="hi_IN"/>
+        </w:rPr>
         <w:t>"ताकि निष्फल न रहें"</w:t>
       </w:r>
     </w:p>
@@ -19523,6 +20573,21 @@
           <w:b/>
           <w:lang w:val="hi_IN" w:bidi="hi_IN"/>
         </w:rPr>
+        <w:t>ἀσπάζονταί σε</w:t>
+      </w:r>
+    </w:p>
+    <w:p>
+      <w:pPr/>
+      <w:r>
+        <w:rPr>
+          <w:lang w:val="hi_IN" w:bidi="hi_IN"/>
+        </w:rPr>
+      </w:r>
+      <w:r>
+        <w:rPr>
+          <w:b/>
+          <w:lang w:val="hi_IN" w:bidi="hi_IN"/>
+        </w:rPr>
         <w:t>"तुझे नमस्कार"</w:t>
       </w:r>
     </w:p>
@@ -19572,6 +20637,21 @@
         <w:rPr>
           <w:lang w:val="hi_IN" w:bidi="hi_IN"/>
         </w:rPr>
+      </w:r>
+    </w:p>
+    <w:p>
+      <w:pPr/>
+      <w:r>
+        <w:rPr>
+          <w:lang w:val="hi_IN" w:bidi="hi_IN"/>
+        </w:rPr>
+      </w:r>
+      <w:r>
+        <w:rPr>
+          <w:b/>
+          <w:lang w:val="hi_IN" w:bidi="hi_IN"/>
+        </w:rPr>
+        <w:t>οἱ μετ’ ἐμοῦ πάντες</w:t>
       </w:r>
     </w:p>
     <w:p>
